--- a/HPS理念下培养学生科学本质观的高中化学教学设计研究（学情整合+插图重制）.docx
+++ b/HPS理念下培养学生科学本质观的高中化学教学设计研究（学情整合+插图重制）.docx
@@ -3200,7 +3200,7 @@
       <w:pPr>
         <w:pStyle w:val="23"/>
         <w:widowControl w:val="0"/>
-        <w:ind w:firstLine="0" w:firstLineChars="0"/>
+        <w:ind w:left="0" w:leftChars="0" w:right="0" w:rightChars="0" w:firstLine="0" w:firstLineChars="0"/>
         <w:rPr>
           <w:rFonts w:hint="eastAsia" w:ascii="宋体" w:hAnsi="宋体" w:cs="宋体"/>
           <w:color w:val="000000"/>
@@ -4328,7 +4328,7 @@
       <w:pPr>
         <w:pStyle w:val="23"/>
         <w:widowControl w:val="0"/>
-        <w:ind w:firstLine="0" w:firstLineChars="0"/>
+        <w:ind w:left="0" w:leftChars="0" w:right="0" w:rightChars="0" w:firstLine="0" w:firstLineChars="0"/>
         <w:jc w:val="both"/>
         <w:rPr>
           <w:color w:val="000000"/>
@@ -6336,7 +6336,7 @@
       <w:pPr>
         <w:pStyle w:val="23"/>
         <w:widowControl w:val="0"/>
-        <w:ind w:firstLine="0" w:firstLineChars="0"/>
+        <w:ind w:left="0" w:leftChars="0" w:right="0" w:rightChars="0" w:firstLine="0" w:firstLineChars="0"/>
         <w:jc w:val="center"/>
         <w:rPr>
           <w:color w:val="000000"/>
@@ -6897,7 +6897,7 @@
       <w:pPr>
         <w:pStyle w:val="23"/>
         <w:widowControl w:val="0"/>
-        <w:ind w:firstLine="0" w:firstLineChars="0"/>
+        <w:ind w:left="0" w:leftChars="0" w:right="0" w:rightChars="0" w:firstLine="0" w:firstLineChars="0"/>
         <w:jc w:val="center"/>
         <w:rPr>
           <w:rFonts w:hint="eastAsia" w:ascii="宋体" w:hAnsi="宋体" w:cs="宋体"/>
@@ -6959,7 +6959,7 @@
       <w:pPr>
         <w:pStyle w:val="23"/>
         <w:widowControl w:val="0"/>
-        <w:ind w:firstLine="0" w:firstLineChars="0"/>
+        <w:ind w:left="0" w:leftChars="0" w:right="0" w:rightChars="0" w:firstLine="0" w:firstLineChars="0"/>
         <w:jc w:val="center"/>
         <w:rPr>
           <w:rFonts w:hint="eastAsia" w:ascii="宋体" w:hAnsi="宋体" w:cs="宋体"/>
@@ -7549,7 +7549,7 @@
       <w:pPr>
         <w:pStyle w:val="23"/>
         <w:widowControl w:val="0"/>
-        <w:ind w:firstLine="0" w:firstLineChars="0"/>
+        <w:ind w:left="0" w:leftChars="0" w:right="0" w:rightChars="0" w:firstLine="0" w:firstLineChars="0"/>
         <w:jc w:val="center"/>
         <w:rPr>
           <w:color w:val="000000"/>
@@ -14306,216 +14306,163 @@
     </w:p>
     <w:tbl>
       <w:tblPr>
-        <w:tblStyle w:val="18"/>
-        <w:tblW w:w="10847" w:type="dxa"/>
+        <w:tblW w:w="9638" w:type="dxa"/>
         <w:jc w:val="center"/>
         <w:tblBorders>
-          <w:top w:val="none" w:color="auto" w:sz="4" w:space="0"/>
+          <w:top w:val="single" w:color="000000" w:sz="12" w:space="0"/>
           <w:left w:val="none" w:color="auto" w:sz="4" w:space="0"/>
-          <w:bottom w:val="none" w:color="auto" w:sz="4" w:space="0"/>
+          <w:bottom w:val="single" w:color="000000" w:sz="12" w:space="0"/>
           <w:right w:val="none" w:color="auto" w:sz="4" w:space="0"/>
           <w:insideH w:val="none" w:color="auto" w:sz="4" w:space="0"/>
           <w:insideV w:val="none" w:color="auto" w:sz="4" w:space="0"/>
         </w:tblBorders>
-        <w:tblLayout w:type="autofit"/>
+        <w:tblLayout w:type="fixed"/>
         <w:tblCellMar>
           <w:top w:w="0" w:type="dxa"/>
-          <w:left w:w="10" w:type="dxa"/>
+          <w:left w:w="60" w:type="dxa"/>
           <w:bottom w:w="0" w:type="dxa"/>
-          <w:right w:w="10" w:type="dxa"/>
+          <w:right w:w="60" w:type="dxa"/>
         </w:tblCellMar>
       </w:tblPr>
       <w:tblGrid>
-        <w:gridCol w:w="1685"/>
-        <w:gridCol w:w="2237"/>
-        <w:gridCol w:w="2445"/>
-        <w:gridCol w:w="2240"/>
-        <w:gridCol w:w="2240"/>
+        <w:gridCol w:w="1450"/>
+        <w:gridCol w:w="2047"/>
+        <w:gridCol w:w="2047"/>
+        <w:gridCol w:w="2047"/>
+        <w:gridCol w:w="2047"/>
       </w:tblGrid>
       <w:tr>
-        <w:tblPrEx>
-          <w:tblBorders>
-            <w:top w:val="none" w:color="auto" w:sz="4" w:space="0"/>
-            <w:left w:val="none" w:color="auto" w:sz="4" w:space="0"/>
-            <w:bottom w:val="none" w:color="auto" w:sz="4" w:space="0"/>
-            <w:right w:val="none" w:color="auto" w:sz="4" w:space="0"/>
-            <w:insideH w:val="none" w:color="auto" w:sz="4" w:space="0"/>
-            <w:insideV w:val="none" w:color="auto" w:sz="4" w:space="0"/>
-          </w:tblBorders>
-          <w:tblCellMar>
-            <w:top w:w="0" w:type="dxa"/>
-            <w:left w:w="10" w:type="dxa"/>
-            <w:bottom w:w="0" w:type="dxa"/>
-            <w:right w:w="10" w:type="dxa"/>
-          </w:tblCellMar>
-        </w:tblPrEx>
         <w:trPr>
-          <w:trHeight w:val="0" w:hRule="atLeast"/>
           <w:tblHeader/>
-          <w:jc w:val="center"/>
+          <w:cantSplit w:val="0"/>
         </w:trPr>
         <w:tc>
           <w:tcPr>
-            <w:tcW w:w="0" w:type="auto"/>
+            <w:tcW w:w="1450" w:type="dxa"/>
             <w:tcBorders>
-              <w:top w:val="single" w:color="000000" w:sz="12" w:space="0"/>
               <w:left w:val="nil"/>
-              <w:bottom w:val="single" w:color="000000" w:sz="4" w:space="0"/>
+              <w:bottom w:val="single" w:color="000000" w:sz="6" w:space="0"/>
               <w:right w:val="nil"/>
-              <w:tl2br w:val="nil"/>
             </w:tcBorders>
-            <w:shd w:val="clear" w:color="auto" w:fill="FFFFFF"/>
-            <w:noWrap w:val="0"/>
+            <w:shd w:val="clear" w:color="auto" w:fill="auto"/>
             <w:tcMar>
-              <w:top w:w="-1" w:type="dxa"/>
-              <w:left w:w="-1" w:type="dxa"/>
-              <w:bottom w:w="-1" w:type="dxa"/>
-              <w:right w:w="-1" w:type="dxa"/>
+              <w:top w:w="40" w:type="dxa"/>
+              <w:left w:w="60" w:type="dxa"/>
+              <w:bottom w:w="40" w:type="dxa"/>
+              <w:right w:w="60" w:type="dxa"/>
             </w:tcMar>
             <w:vAlign w:val="center"/>
           </w:tcPr>
           <w:p>
             <w:pPr>
-              <w:keepNext w:val="0"/>
+              <w:keepNext/>
               <w:keepLines/>
-              <w:pageBreakBefore w:val="0"/>
               <w:widowControl w:val="0"/>
               <w:kinsoku/>
               <w:wordWrap/>
               <w:overflowPunct/>
-              <w:topLinePunct w:val="0"/>
               <w:autoSpaceDE/>
               <w:autoSpaceDN/>
-              <w:bidi w:val="0"/>
               <w:adjustRightInd/>
               <w:snapToGrid w:val="0"/>
-              <w:spacing w:line="400" w:lineRule="exact"/>
+              <w:spacing w:before="40" w:after="40" w:line="280" w:lineRule="exact"/>
               <w:ind w:left="0" w:leftChars="0" w:right="0" w:rightChars="0" w:firstLine="0" w:firstLineChars="0"/>
               <w:jc w:val="center"/>
-              <w:textAlignment w:val="auto"/>
               <w:rPr>
-                <w:rFonts w:ascii="宋体" w:hAnsi="宋体" w:eastAsia="宋体" w:cs="宋体"/>
+                <w:rFonts w:ascii="Times New Roman" w:hAnsi="Times New Roman" w:eastAsia="宋体" w:cs="Times New Roman"/>
                 <w:b/>
-                <w:bCs w:val="0"/>
-                <w:color w:val="000000"/>
-                <w:spacing w:val="0"/>
-                <w:sz w:val="24"/>
-                <w:szCs w:val="24"/>
+                <w:sz w:val="21"/>
+                <w:szCs w:val="21"/>
               </w:rPr>
             </w:pPr>
             <w:r>
               <w:rPr>
-                <w:rFonts w:ascii="宋体" w:hAnsi="宋体" w:eastAsia="宋体" w:cs="宋体"/>
+                <w:rFonts w:ascii="Times New Roman" w:hAnsi="Times New Roman" w:eastAsia="宋体" w:cs="Times New Roman"/>
                 <w:b/>
-                <w:bCs w:val="0"/>
-                <w:color w:val="000000"/>
-                <w:spacing w:val="0"/>
-                <w:sz w:val="24"/>
-                <w:szCs w:val="24"/>
+                <w:sz w:val="21"/>
+                <w:szCs w:val="21"/>
               </w:rPr>
-              <w:t>学生学情分析：SWOT分析</w:t>
+              <w:t>分析维度</w:t>
             </w:r>
           </w:p>
         </w:tc>
         <w:tc>
           <w:tcPr>
-            <w:tcW w:w="0" w:type="auto"/>
+            <w:tcW w:w="2047" w:type="dxa"/>
             <w:tcBorders>
-              <w:top w:val="single" w:color="000000" w:sz="12" w:space="0"/>
               <w:left w:val="nil"/>
-              <w:bottom w:val="single" w:color="000000" w:sz="4" w:space="0"/>
+              <w:bottom w:val="single" w:color="000000" w:sz="6" w:space="0"/>
               <w:right w:val="nil"/>
             </w:tcBorders>
-            <w:shd w:val="clear" w:color="auto" w:fill="FFFFFF"/>
-            <w:noWrap w:val="0"/>
+            <w:shd w:val="clear" w:color="auto" w:fill="auto"/>
             <w:tcMar>
-              <w:top w:w="-1" w:type="dxa"/>
-              <w:left w:w="-1" w:type="dxa"/>
-              <w:bottom w:w="-1" w:type="dxa"/>
-              <w:right w:w="-1" w:type="dxa"/>
+              <w:top w:w="40" w:type="dxa"/>
+              <w:left w:w="60" w:type="dxa"/>
+              <w:bottom w:w="40" w:type="dxa"/>
+              <w:right w:w="60" w:type="dxa"/>
             </w:tcMar>
             <w:vAlign w:val="center"/>
           </w:tcPr>
           <w:p>
             <w:pPr>
-              <w:keepNext w:val="0"/>
+              <w:keepNext/>
               <w:keepLines/>
-              <w:pageBreakBefore w:val="0"/>
               <w:widowControl w:val="0"/>
               <w:kinsoku/>
               <w:wordWrap/>
               <w:overflowPunct/>
-              <w:topLinePunct w:val="0"/>
               <w:autoSpaceDE/>
               <w:autoSpaceDN/>
-              <w:bidi w:val="0"/>
               <w:adjustRightInd/>
               <w:snapToGrid w:val="0"/>
-              <w:spacing w:line="400" w:lineRule="exact"/>
+              <w:spacing w:before="40" w:after="40" w:line="280" w:lineRule="exact"/>
               <w:ind w:left="0" w:leftChars="0" w:right="0" w:rightChars="0" w:firstLine="0" w:firstLineChars="0"/>
               <w:jc w:val="center"/>
-              <w:textAlignment w:val="auto"/>
               <w:rPr>
-                <w:rFonts w:ascii="宋体" w:hAnsi="宋体" w:eastAsia="宋体" w:cs="宋体"/>
+                <w:rFonts w:ascii="Times New Roman" w:hAnsi="Times New Roman" w:eastAsia="宋体" w:cs="Times New Roman"/>
                 <w:b/>
-                <w:bCs w:val="0"/>
-                <w:color w:val="000000"/>
-                <w:spacing w:val="0"/>
-                <w:sz w:val="24"/>
-                <w:szCs w:val="24"/>
+                <w:sz w:val="21"/>
+                <w:szCs w:val="21"/>
               </w:rPr>
             </w:pPr>
             <w:r>
               <w:rPr>
-                <w:rFonts w:ascii="宋体" w:hAnsi="宋体" w:eastAsia="宋体" w:cs="宋体"/>
+                <w:rFonts w:ascii="Times New Roman" w:hAnsi="Times New Roman" w:eastAsia="宋体" w:cs="Times New Roman"/>
                 <w:b/>
-                <w:bCs w:val="0"/>
-                <w:color w:val="000000"/>
-                <w:spacing w:val="0"/>
-                <w:sz w:val="24"/>
-                <w:szCs w:val="24"/>
+                <w:sz w:val="21"/>
+                <w:szCs w:val="21"/>
               </w:rPr>
               <w:t>S：strengths</w:t>
             </w:r>
           </w:p>
           <w:p>
             <w:pPr>
-              <w:keepNext w:val="0"/>
+              <w:keepNext/>
               <w:keepLines/>
-              <w:pageBreakBefore w:val="0"/>
               <w:widowControl w:val="0"/>
               <w:kinsoku/>
               <w:wordWrap/>
               <w:overflowPunct/>
-              <w:topLinePunct w:val="0"/>
               <w:autoSpaceDE/>
               <w:autoSpaceDN/>
-              <w:bidi w:val="0"/>
               <w:adjustRightInd/>
               <w:snapToGrid w:val="0"/>
-              <w:spacing w:line="400" w:lineRule="exact"/>
+              <w:spacing w:before="40" w:after="40" w:line="280" w:lineRule="exact"/>
               <w:ind w:left="0" w:leftChars="0" w:right="0" w:rightChars="0" w:firstLine="0" w:firstLineChars="0"/>
               <w:jc w:val="center"/>
-              <w:textAlignment w:val="auto"/>
               <w:rPr>
-                <w:rFonts w:ascii="宋体" w:hAnsi="宋体" w:eastAsia="宋体" w:cs="宋体"/>
+                <w:rFonts w:ascii="Times New Roman" w:hAnsi="Times New Roman" w:eastAsia="宋体" w:cs="Times New Roman"/>
                 <w:b/>
-                <w:bCs w:val="0"/>
-                <w:color w:val="000000"/>
-                <w:spacing w:val="0"/>
-                <w:sz w:val="24"/>
-                <w:szCs w:val="24"/>
+                <w:sz w:val="21"/>
+                <w:szCs w:val="21"/>
               </w:rPr>
             </w:pPr>
             <w:r>
               <w:rPr>
-                <w:rFonts w:ascii="宋体" w:hAnsi="宋体" w:eastAsia="宋体" w:cs="宋体"/>
+                <w:rFonts w:ascii="Times New Roman" w:hAnsi="Times New Roman" w:eastAsia="宋体" w:cs="Times New Roman"/>
                 <w:b/>
-                <w:bCs w:val="0"/>
-                <w:color w:val="000000"/>
-                <w:spacing w:val="0"/>
-                <w:sz w:val="24"/>
-                <w:szCs w:val="24"/>
+                <w:sz w:val="21"/>
+                <w:szCs w:val="21"/>
               </w:rPr>
               <w:t>优势条件</w:t>
             </w:r>
@@ -14523,103 +14470,81 @@
         </w:tc>
         <w:tc>
           <w:tcPr>
-            <w:tcW w:w="2445" w:type="dxa"/>
+            <w:tcW w:w="2047" w:type="dxa"/>
             <w:tcBorders>
-              <w:top w:val="single" w:color="000000" w:sz="12" w:space="0"/>
               <w:left w:val="nil"/>
-              <w:bottom w:val="single" w:color="000000" w:sz="4" w:space="0"/>
+              <w:bottom w:val="single" w:color="000000" w:sz="6" w:space="0"/>
               <w:right w:val="nil"/>
             </w:tcBorders>
-            <w:shd w:val="clear" w:color="auto" w:fill="FFFFFF"/>
-            <w:noWrap w:val="0"/>
+            <w:shd w:val="clear" w:color="auto" w:fill="auto"/>
             <w:tcMar>
-              <w:top w:w="-1" w:type="dxa"/>
-              <w:left w:w="-1" w:type="dxa"/>
-              <w:bottom w:w="-1" w:type="dxa"/>
-              <w:right w:w="-1" w:type="dxa"/>
+              <w:top w:w="40" w:type="dxa"/>
+              <w:left w:w="60" w:type="dxa"/>
+              <w:bottom w:w="40" w:type="dxa"/>
+              <w:right w:w="60" w:type="dxa"/>
             </w:tcMar>
             <w:vAlign w:val="center"/>
           </w:tcPr>
           <w:p>
             <w:pPr>
-              <w:keepNext w:val="0"/>
+              <w:keepNext/>
               <w:keepLines/>
-              <w:pageBreakBefore w:val="0"/>
               <w:widowControl w:val="0"/>
               <w:kinsoku/>
               <w:wordWrap/>
               <w:overflowPunct/>
-              <w:topLinePunct w:val="0"/>
               <w:autoSpaceDE/>
               <w:autoSpaceDN/>
-              <w:bidi w:val="0"/>
               <w:adjustRightInd/>
               <w:snapToGrid w:val="0"/>
-              <w:spacing w:line="400" w:lineRule="exact"/>
+              <w:spacing w:before="40" w:after="40" w:line="280" w:lineRule="exact"/>
               <w:ind w:left="0" w:leftChars="0" w:right="0" w:rightChars="0" w:firstLine="0" w:firstLineChars="0"/>
               <w:jc w:val="center"/>
-              <w:textAlignment w:val="auto"/>
               <w:rPr>
-                <w:rFonts w:ascii="宋体" w:hAnsi="宋体" w:eastAsia="宋体" w:cs="宋体"/>
+                <w:rFonts w:ascii="Times New Roman" w:hAnsi="Times New Roman" w:eastAsia="宋体" w:cs="Times New Roman"/>
                 <w:b/>
-                <w:bCs w:val="0"/>
-                <w:color w:val="000000"/>
-                <w:spacing w:val="0"/>
-                <w:sz w:val="24"/>
-                <w:szCs w:val="24"/>
+                <w:sz w:val="21"/>
+                <w:szCs w:val="21"/>
               </w:rPr>
             </w:pPr>
             <w:r>
               <w:rPr>
-                <w:rFonts w:ascii="宋体" w:hAnsi="宋体" w:eastAsia="宋体" w:cs="宋体"/>
+                <w:rFonts w:ascii="Times New Roman" w:hAnsi="Times New Roman" w:eastAsia="宋体" w:cs="Times New Roman"/>
                 <w:b/>
-                <w:bCs w:val="0"/>
-                <w:color w:val="000000"/>
-                <w:spacing w:val="0"/>
-                <w:sz w:val="24"/>
-                <w:szCs w:val="24"/>
+                <w:sz w:val="21"/>
+                <w:szCs w:val="21"/>
               </w:rPr>
               <w:t>W：weakness</w:t>
             </w:r>
           </w:p>
           <w:p>
             <w:pPr>
-              <w:keepNext w:val="0"/>
+              <w:keepNext/>
               <w:keepLines/>
-              <w:pageBreakBefore w:val="0"/>
               <w:widowControl w:val="0"/>
               <w:kinsoku/>
               <w:wordWrap/>
               <w:overflowPunct/>
-              <w:topLinePunct w:val="0"/>
               <w:autoSpaceDE/>
               <w:autoSpaceDN/>
-              <w:bidi w:val="0"/>
               <w:adjustRightInd/>
               <w:snapToGrid w:val="0"/>
-              <w:spacing w:line="400" w:lineRule="exact"/>
+              <w:spacing w:before="40" w:after="40" w:line="280" w:lineRule="exact"/>
               <w:ind w:left="0" w:leftChars="0" w:right="0" w:rightChars="0" w:firstLine="0" w:firstLineChars="0"/>
               <w:jc w:val="center"/>
-              <w:textAlignment w:val="auto"/>
               <w:rPr>
-                <w:rFonts w:ascii="宋体" w:hAnsi="宋体" w:eastAsia="宋体" w:cs="宋体"/>
+                <w:rFonts w:ascii="Times New Roman" w:hAnsi="Times New Roman" w:eastAsia="宋体" w:cs="Times New Roman"/>
                 <w:b/>
-                <w:bCs w:val="0"/>
-                <w:color w:val="000000"/>
-                <w:spacing w:val="0"/>
-                <w:sz w:val="24"/>
-                <w:szCs w:val="24"/>
+                <w:sz w:val="21"/>
+                <w:szCs w:val="21"/>
               </w:rPr>
             </w:pPr>
             <w:r>
               <w:rPr>
-                <w:rFonts w:ascii="宋体" w:hAnsi="宋体" w:eastAsia="宋体" w:cs="宋体"/>
+                <w:rFonts w:ascii="Times New Roman" w:hAnsi="Times New Roman" w:eastAsia="宋体" w:cs="Times New Roman"/>
                 <w:b/>
-                <w:bCs w:val="0"/>
-                <w:color w:val="000000"/>
-                <w:spacing w:val="0"/>
-                <w:sz w:val="24"/>
-                <w:szCs w:val="24"/>
+                <w:sz w:val="21"/>
+                <w:szCs w:val="21"/>
               </w:rPr>
               <w:t>弱项条件</w:t>
             </w:r>
@@ -14627,165 +14552,163 @@
         </w:tc>
         <w:tc>
           <w:tcPr>
-            <w:tcW w:w="2240" w:type="dxa"/>
+            <w:tcW w:w="2047" w:type="dxa"/>
             <w:tcBorders>
-              <w:top w:val="single" w:color="000000" w:sz="12" w:space="0"/>
               <w:left w:val="nil"/>
-              <w:bottom w:val="single" w:color="000000" w:sz="4" w:space="0"/>
+              <w:bottom w:val="single" w:color="000000" w:sz="6" w:space="0"/>
               <w:right w:val="nil"/>
             </w:tcBorders>
-            <w:shd w:val="clear" w:color="auto" w:fill="FFFFFF"/>
-            <w:noWrap w:val="0"/>
+            <w:shd w:val="clear" w:color="auto" w:fill="auto"/>
             <w:tcMar>
-              <w:top w:w="-1" w:type="dxa"/>
-              <w:left w:w="-1" w:type="dxa"/>
-              <w:bottom w:w="-1" w:type="dxa"/>
-              <w:right w:w="-1" w:type="dxa"/>
+              <w:top w:w="40" w:type="dxa"/>
+              <w:left w:w="60" w:type="dxa"/>
+              <w:bottom w:w="40" w:type="dxa"/>
+              <w:right w:w="60" w:type="dxa"/>
             </w:tcMar>
             <w:vAlign w:val="center"/>
           </w:tcPr>
           <w:p>
             <w:pPr>
-              <w:keepNext w:val="0"/>
+              <w:keepNext/>
               <w:keepLines/>
-              <w:pageBreakBefore w:val="0"/>
               <w:widowControl w:val="0"/>
               <w:kinsoku/>
               <w:wordWrap/>
               <w:overflowPunct/>
-              <w:topLinePunct w:val="0"/>
               <w:autoSpaceDE/>
               <w:autoSpaceDN/>
-              <w:bidi w:val="0"/>
               <w:adjustRightInd/>
               <w:snapToGrid w:val="0"/>
-              <w:spacing w:line="400" w:lineRule="exact"/>
+              <w:spacing w:before="40" w:after="40" w:line="280" w:lineRule="exact"/>
               <w:ind w:left="0" w:leftChars="0" w:right="0" w:rightChars="0" w:firstLine="0" w:firstLineChars="0"/>
               <w:jc w:val="center"/>
-              <w:textAlignment w:val="auto"/>
               <w:rPr>
-                <w:rFonts w:ascii="宋体" w:hAnsi="宋体" w:eastAsia="宋体" w:cs="宋体"/>
+                <w:rFonts w:ascii="Times New Roman" w:hAnsi="Times New Roman" w:eastAsia="宋体" w:cs="Times New Roman"/>
                 <w:b/>
-                <w:bCs w:val="0"/>
-                <w:color w:val="000000"/>
-                <w:spacing w:val="0"/>
-                <w:sz w:val="24"/>
-                <w:szCs w:val="24"/>
+                <w:sz w:val="21"/>
+                <w:szCs w:val="21"/>
               </w:rPr>
             </w:pPr>
             <w:r>
               <w:rPr>
-                <w:rFonts w:ascii="宋体" w:hAnsi="宋体" w:eastAsia="宋体" w:cs="宋体"/>
+                <w:rFonts w:ascii="Times New Roman" w:hAnsi="Times New Roman" w:eastAsia="宋体" w:cs="Times New Roman"/>
                 <w:b/>
-                <w:bCs w:val="0"/>
-                <w:color w:val="000000"/>
-                <w:spacing w:val="0"/>
-                <w:sz w:val="24"/>
-                <w:szCs w:val="24"/>
+                <w:sz w:val="21"/>
+                <w:szCs w:val="21"/>
               </w:rPr>
-              <w:t>O：opportunities为教学提供的机会</w:t>
+              <w:t>O：opportunities</w:t>
+            </w:r>
+          </w:p>
+          <w:p>
+            <w:pPr>
+              <w:keepNext/>
+              <w:keepLines/>
+              <w:widowControl w:val="0"/>
+              <w:kinsoku/>
+              <w:wordWrap/>
+              <w:overflowPunct/>
+              <w:autoSpaceDE/>
+              <w:autoSpaceDN/>
+              <w:adjustRightInd/>
+              <w:snapToGrid w:val="0"/>
+              <w:spacing w:before="40" w:after="40" w:line="280" w:lineRule="exact"/>
+              <w:ind w:left="0" w:leftChars="0" w:right="0" w:rightChars="0" w:firstLine="0" w:firstLineChars="0"/>
+              <w:jc w:val="center"/>
+              <w:rPr>
+                <w:rFonts w:ascii="Times New Roman" w:hAnsi="Times New Roman" w:eastAsia="宋体" w:cs="Times New Roman"/>
+                <w:b/>
+                <w:sz w:val="21"/>
+                <w:szCs w:val="21"/>
+              </w:rPr>
+            </w:pPr>
+            <w:r>
+              <w:rPr>
+                <w:rFonts w:ascii="Times New Roman" w:hAnsi="Times New Roman" w:eastAsia="宋体" w:cs="Times New Roman"/>
+                <w:b/>
+                <w:sz w:val="21"/>
+                <w:szCs w:val="21"/>
+              </w:rPr>
+              <w:t>教学机会</w:t>
             </w:r>
           </w:p>
         </w:tc>
         <w:tc>
           <w:tcPr>
-            <w:tcW w:w="2240" w:type="dxa"/>
+            <w:tcW w:w="2047" w:type="dxa"/>
             <w:tcBorders>
-              <w:top w:val="single" w:color="000000" w:sz="12" w:space="0"/>
               <w:left w:val="nil"/>
-              <w:bottom w:val="single" w:color="000000" w:sz="4" w:space="0"/>
+              <w:bottom w:val="single" w:color="000000" w:sz="6" w:space="0"/>
               <w:right w:val="nil"/>
             </w:tcBorders>
-            <w:shd w:val="clear" w:color="auto" w:fill="FFFFFF"/>
-            <w:noWrap w:val="0"/>
+            <w:shd w:val="clear" w:color="auto" w:fill="auto"/>
             <w:tcMar>
-              <w:top w:w="-1" w:type="dxa"/>
-              <w:left w:w="-1" w:type="dxa"/>
-              <w:bottom w:w="-1" w:type="dxa"/>
-              <w:right w:w="-1" w:type="dxa"/>
+              <w:top w:w="40" w:type="dxa"/>
+              <w:left w:w="60" w:type="dxa"/>
+              <w:bottom w:w="40" w:type="dxa"/>
+              <w:right w:w="60" w:type="dxa"/>
             </w:tcMar>
             <w:vAlign w:val="center"/>
           </w:tcPr>
           <w:p>
             <w:pPr>
-              <w:keepNext w:val="0"/>
+              <w:keepNext/>
               <w:keepLines/>
-              <w:pageBreakBefore w:val="0"/>
               <w:widowControl w:val="0"/>
               <w:kinsoku/>
               <w:wordWrap/>
               <w:overflowPunct/>
-              <w:topLinePunct w:val="0"/>
               <w:autoSpaceDE/>
               <w:autoSpaceDN/>
-              <w:bidi w:val="0"/>
               <w:adjustRightInd/>
               <w:snapToGrid w:val="0"/>
-              <w:spacing w:line="400" w:lineRule="exact"/>
+              <w:spacing w:before="40" w:after="40" w:line="280" w:lineRule="exact"/>
               <w:ind w:left="0" w:leftChars="0" w:right="0" w:rightChars="0" w:firstLine="0" w:firstLineChars="0"/>
               <w:jc w:val="center"/>
-              <w:textAlignment w:val="auto"/>
               <w:rPr>
-                <w:rFonts w:ascii="宋体" w:hAnsi="宋体" w:eastAsia="宋体" w:cs="宋体"/>
+                <w:rFonts w:ascii="Times New Roman" w:hAnsi="Times New Roman" w:eastAsia="宋体" w:cs="Times New Roman"/>
                 <w:b/>
-                <w:bCs w:val="0"/>
-                <w:color w:val="000000"/>
-                <w:spacing w:val="0"/>
-                <w:sz w:val="24"/>
-                <w:szCs w:val="24"/>
+                <w:sz w:val="21"/>
+                <w:szCs w:val="21"/>
               </w:rPr>
             </w:pPr>
             <w:r>
               <w:rPr>
-                <w:rFonts w:ascii="宋体" w:hAnsi="宋体" w:eastAsia="宋体" w:cs="宋体"/>
+                <w:rFonts w:ascii="Times New Roman" w:hAnsi="Times New Roman" w:eastAsia="宋体" w:cs="Times New Roman"/>
                 <w:b/>
-                <w:bCs w:val="0"/>
-                <w:color w:val="000000"/>
-                <w:spacing w:val="0"/>
-                <w:sz w:val="24"/>
-                <w:szCs w:val="24"/>
+                <w:sz w:val="21"/>
+                <w:szCs w:val="21"/>
               </w:rPr>
               <w:t>T：threats</w:t>
             </w:r>
           </w:p>
           <w:p>
             <w:pPr>
-              <w:keepNext w:val="0"/>
+              <w:keepNext/>
               <w:keepLines/>
-              <w:pageBreakBefore w:val="0"/>
               <w:widowControl w:val="0"/>
               <w:kinsoku/>
               <w:wordWrap/>
               <w:overflowPunct/>
-              <w:topLinePunct w:val="0"/>
               <w:autoSpaceDE/>
               <w:autoSpaceDN/>
-              <w:bidi w:val="0"/>
               <w:adjustRightInd/>
               <w:snapToGrid w:val="0"/>
-              <w:spacing w:line="400" w:lineRule="exact"/>
+              <w:spacing w:before="40" w:after="40" w:line="280" w:lineRule="exact"/>
               <w:ind w:left="0" w:leftChars="0" w:right="0" w:rightChars="0" w:firstLine="0" w:firstLineChars="0"/>
               <w:jc w:val="center"/>
-              <w:textAlignment w:val="auto"/>
               <w:rPr>
-                <w:rFonts w:ascii="宋体" w:hAnsi="宋体" w:eastAsia="宋体" w:cs="宋体"/>
+                <w:rFonts w:ascii="Times New Roman" w:hAnsi="Times New Roman" w:eastAsia="宋体" w:cs="Times New Roman"/>
                 <w:b/>
-                <w:bCs w:val="0"/>
-                <w:color w:val="000000"/>
-                <w:spacing w:val="0"/>
-                <w:sz w:val="24"/>
-                <w:szCs w:val="24"/>
+                <w:sz w:val="21"/>
+                <w:szCs w:val="21"/>
               </w:rPr>
             </w:pPr>
             <w:r>
               <w:rPr>
-                <w:rFonts w:ascii="宋体" w:hAnsi="宋体" w:eastAsia="宋体" w:cs="宋体"/>
+                <w:rFonts w:ascii="Times New Roman" w:hAnsi="Times New Roman" w:eastAsia="宋体" w:cs="Times New Roman"/>
                 <w:b/>
-                <w:bCs w:val="0"/>
-                <w:color w:val="000000"/>
-                <w:spacing w:val="0"/>
-                <w:sz w:val="24"/>
-                <w:szCs w:val="24"/>
+                <w:sz w:val="21"/>
+                <w:szCs w:val="21"/>
               </w:rPr>
               <w:t>挑战或困难</w:t>
             </w:r>
@@ -14793,83 +14716,50 @@
         </w:tc>
       </w:tr>
       <w:tr>
-        <w:tblPrEx>
-          <w:tblBorders>
-            <w:top w:val="none" w:color="auto" w:sz="4" w:space="0"/>
-            <w:left w:val="none" w:color="auto" w:sz="4" w:space="0"/>
-            <w:bottom w:val="none" w:color="auto" w:sz="4" w:space="0"/>
-            <w:right w:val="none" w:color="auto" w:sz="4" w:space="0"/>
-            <w:insideH w:val="none" w:color="auto" w:sz="4" w:space="0"/>
-            <w:insideV w:val="none" w:color="auto" w:sz="4" w:space="0"/>
-          </w:tblBorders>
-          <w:tblCellMar>
-            <w:top w:w="0" w:type="dxa"/>
-            <w:left w:w="10" w:type="dxa"/>
-            <w:bottom w:w="0" w:type="dxa"/>
-            <w:right w:w="10" w:type="dxa"/>
-          </w:tblCellMar>
-        </w:tblPrEx>
-        <w:trPr>
-          <w:trHeight w:val="0" w:hRule="atLeast"/>
-          <w:jc w:val="center"/>
-        </w:trPr>
         <w:tc>
           <w:tcPr>
-            <w:tcW w:w="0" w:type="auto"/>
+            <w:tcW w:w="1450" w:type="dxa"/>
             <w:tcBorders>
-              <w:top w:val="single" w:color="000000" w:sz="4" w:space="0"/>
               <w:left w:val="nil"/>
-              <w:bottom w:val="nil"/>
               <w:right w:val="nil"/>
             </w:tcBorders>
-            <w:shd w:val="clear" w:color="auto" w:fill="FFFFFF"/>
-            <w:noWrap w:val="0"/>
+            <w:shd w:val="clear" w:color="auto" w:fill="auto"/>
             <w:tcMar>
-              <w:top w:w="-1" w:type="dxa"/>
-              <w:left w:w="-1" w:type="dxa"/>
-              <w:bottom w:w="-1" w:type="dxa"/>
-              <w:right w:w="-1" w:type="dxa"/>
+              <w:top w:w="40" w:type="dxa"/>
+              <w:left w:w="60" w:type="dxa"/>
+              <w:bottom w:w="40" w:type="dxa"/>
+              <w:right w:w="60" w:type="dxa"/>
             </w:tcMar>
             <w:vAlign w:val="center"/>
           </w:tcPr>
           <w:p>
             <w:pPr>
-              <w:keepNext w:val="0"/>
+              <w:keepNext/>
               <w:keepLines/>
-              <w:pageBreakBefore w:val="0"/>
               <w:widowControl w:val="0"/>
               <w:kinsoku/>
               <w:wordWrap/>
               <w:overflowPunct/>
-              <w:topLinePunct w:val="0"/>
               <w:autoSpaceDE/>
               <w:autoSpaceDN/>
-              <w:bidi w:val="0"/>
               <w:adjustRightInd/>
               <w:snapToGrid w:val="0"/>
-              <w:spacing w:line="400" w:lineRule="exact"/>
+              <w:spacing w:before="40" w:after="40" w:line="280" w:lineRule="exact"/>
               <w:ind w:left="0" w:leftChars="0" w:right="0" w:rightChars="0" w:firstLine="0" w:firstLineChars="0"/>
-              <w:jc w:val="left"/>
-              <w:textAlignment w:val="auto"/>
+              <w:jc w:val="center"/>
               <w:rPr>
-                <w:rFonts w:ascii="宋体" w:hAnsi="宋体" w:eastAsia="宋体" w:cs="宋体"/>
+                <w:rFonts w:ascii="Times New Roman" w:hAnsi="Times New Roman" w:eastAsia="宋体" w:cs="Times New Roman"/>
                 <w:b/>
-                <w:bCs w:val="0"/>
-                <w:color w:val="000000"/>
-                <w:spacing w:val="0"/>
-                <w:sz w:val="24"/>
-                <w:szCs w:val="24"/>
+                <w:sz w:val="21"/>
+                <w:szCs w:val="21"/>
               </w:rPr>
             </w:pPr>
             <w:r>
               <w:rPr>
-                <w:rFonts w:ascii="宋体" w:hAnsi="宋体" w:eastAsia="宋体" w:cs="宋体"/>
+                <w:rFonts w:ascii="Times New Roman" w:hAnsi="Times New Roman" w:eastAsia="宋体" w:cs="Times New Roman"/>
                 <w:b/>
-                <w:bCs w:val="0"/>
-                <w:color w:val="000000"/>
-                <w:spacing w:val="0"/>
-                <w:sz w:val="24"/>
-                <w:szCs w:val="24"/>
+                <w:sz w:val="21"/>
+                <w:szCs w:val="21"/>
               </w:rPr>
               <w:t>年龄—心理发展阶段及其认知、技能、态度发展规律特点</w:t>
             </w:r>
@@ -14877,606 +14767,327 @@
         </w:tc>
         <w:tc>
           <w:tcPr>
-            <w:tcW w:w="0" w:type="auto"/>
+            <w:tcW w:w="2047" w:type="dxa"/>
             <w:tcBorders>
-              <w:top w:val="single" w:color="000000" w:sz="4" w:space="0"/>
               <w:left w:val="nil"/>
-              <w:bottom w:val="nil"/>
               <w:right w:val="nil"/>
             </w:tcBorders>
-            <w:shd w:val="clear" w:color="auto" w:fill="FFFFFF"/>
-            <w:noWrap w:val="0"/>
+            <w:shd w:val="clear" w:color="auto" w:fill="auto"/>
             <w:tcMar>
-              <w:top w:w="60" w:type="dxa"/>
-              <w:left w:w="80" w:type="dxa"/>
-              <w:bottom w:w="60" w:type="dxa"/>
-              <w:right w:w="80" w:type="dxa"/>
+              <w:top w:w="40" w:type="dxa"/>
+              <w:left w:w="60" w:type="dxa"/>
+              <w:bottom w:w="40" w:type="dxa"/>
+              <w:right w:w="60" w:type="dxa"/>
             </w:tcMar>
-            <w:vAlign w:val="center"/>
+            <w:vAlign w:val="top"/>
           </w:tcPr>
           <w:p>
             <w:pPr>
-              <w:keepNext w:val="0"/>
+              <w:keepNext/>
               <w:keepLines/>
-              <w:pageBreakBefore w:val="0"/>
               <w:widowControl w:val="0"/>
               <w:kinsoku/>
               <w:wordWrap/>
               <w:overflowPunct/>
-              <w:topLinePunct w:val="0"/>
               <w:autoSpaceDE/>
               <w:autoSpaceDN/>
-              <w:bidi w:val="0"/>
               <w:adjustRightInd/>
               <w:snapToGrid w:val="0"/>
-              <w:spacing w:line="400" w:lineRule="exact"/>
+              <w:spacing w:before="40" w:after="40" w:line="280" w:lineRule="exact"/>
               <w:ind w:left="0" w:leftChars="0" w:right="0" w:rightChars="0" w:firstLine="0" w:firstLineChars="0"/>
               <w:jc w:val="both"/>
-              <w:textAlignment w:val="auto"/>
               <w:rPr>
-                <w:rFonts w:hint="eastAsia" w:ascii="宋体" w:hAnsi="宋体" w:eastAsia="宋体" w:cs="宋体"/>
-                <w:b w:val="0"/>
-                <w:color w:val="000000"/>
-                <w:spacing w:val="0"/>
-                <w:sz w:val="24"/>
-                <w:szCs w:val="24"/>
+                <w:rFonts w:ascii="Times New Roman" w:hAnsi="Times New Roman" w:eastAsia="宋体" w:cs="Times New Roman"/>
+                <w:sz w:val="21"/>
+                <w:szCs w:val="21"/>
               </w:rPr>
             </w:pPr>
             <w:r>
               <w:rPr>
-                <w:rFonts w:hint="eastAsia" w:ascii="宋体" w:hAnsi="宋体" w:cs="宋体"/>
-                <w:b w:val="0"/>
-                <w:color w:val="000000"/>
-                <w:spacing w:val="0"/>
-                <w:sz w:val="24"/>
-                <w:szCs w:val="24"/>
-                <w:lang w:val="en-US" w:eastAsia="zh-CN"/>
+                <w:rFonts w:ascii="Times New Roman" w:hAnsi="Times New Roman" w:eastAsia="宋体" w:cs="Times New Roman"/>
+                <w:sz w:val="21"/>
+                <w:szCs w:val="21"/>
               </w:rPr>
-              <w:t>1.</w:t>
-            </w:r>
-            <w:r>
-              <w:rPr>
-                <w:rFonts w:hint="eastAsia" w:ascii="宋体" w:hAnsi="宋体" w:eastAsia="宋体" w:cs="宋体"/>
-                <w:b w:val="0"/>
-                <w:color w:val="000000"/>
-                <w:spacing w:val="0"/>
-                <w:sz w:val="24"/>
-                <w:szCs w:val="24"/>
-              </w:rPr>
-              <w:t>高一学生正处于形式运算的阶段，初步具备了假设—演绎推理与抽象概括的能力，这为其理解“假设提出—证据检验—模型修正”这一科学认识的逻辑链条提供了必要的思维基础；</w:t>
+              <w:t>1.高一学生正处于形式运算的阶段，初步具备了假设—演绎推理与抽象概括的能力，这为其理解“假设提出—证据检验—模型修正”这一科学认识的逻辑链条提供了必要的思维基础；</w:t>
             </w:r>
           </w:p>
           <w:p>
             <w:pPr>
-              <w:keepNext w:val="0"/>
+              <w:keepNext/>
               <w:keepLines/>
-              <w:pageBreakBefore w:val="0"/>
               <w:widowControl w:val="0"/>
               <w:kinsoku/>
               <w:wordWrap/>
               <w:overflowPunct/>
-              <w:topLinePunct w:val="0"/>
               <w:autoSpaceDE/>
               <w:autoSpaceDN/>
-              <w:bidi w:val="0"/>
               <w:adjustRightInd/>
               <w:snapToGrid w:val="0"/>
-              <w:spacing w:line="400" w:lineRule="exact"/>
+              <w:spacing w:before="40" w:after="40" w:line="280" w:lineRule="exact"/>
               <w:ind w:left="0" w:leftChars="0" w:right="0" w:rightChars="0" w:firstLine="0" w:firstLineChars="0"/>
               <w:jc w:val="both"/>
-              <w:textAlignment w:val="auto"/>
               <w:rPr>
-                <w:rFonts w:ascii="宋体" w:hAnsi="宋体" w:eastAsia="宋体" w:cs="宋体"/>
-                <w:b w:val="0"/>
-                <w:color w:val="000000"/>
-                <w:spacing w:val="0"/>
-                <w:sz w:val="24"/>
-                <w:szCs w:val="24"/>
+                <w:rFonts w:ascii="Times New Roman" w:hAnsi="Times New Roman" w:eastAsia="宋体" w:cs="Times New Roman"/>
+                <w:sz w:val="21"/>
+                <w:szCs w:val="21"/>
               </w:rPr>
             </w:pPr>
             <w:r>
               <w:rPr>
-                <w:rFonts w:hint="eastAsia" w:ascii="宋体" w:hAnsi="宋体" w:cs="宋体"/>
-                <w:b w:val="0"/>
-                <w:color w:val="000000"/>
-                <w:spacing w:val="0"/>
-                <w:sz w:val="24"/>
-                <w:szCs w:val="24"/>
-                <w:lang w:val="en-US" w:eastAsia="zh-CN"/>
+                <w:rFonts w:ascii="Times New Roman" w:hAnsi="Times New Roman" w:eastAsia="宋体" w:cs="Times New Roman"/>
+                <w:sz w:val="21"/>
+                <w:szCs w:val="21"/>
               </w:rPr>
-              <w:t>2.</w:t>
-            </w:r>
-            <w:r>
-              <w:rPr>
-                <w:rFonts w:hint="eastAsia" w:ascii="宋体" w:hAnsi="宋体" w:eastAsia="宋体" w:cs="宋体"/>
-                <w:b w:val="0"/>
-                <w:color w:val="000000"/>
-                <w:spacing w:val="0"/>
-                <w:sz w:val="24"/>
-                <w:szCs w:val="24"/>
-              </w:rPr>
-              <w:t>同时该阶段学生自我意识增强、乐于表达与思辨，对角色扮演、史料探秘、观点交锋等具有故事性与开放性的学习方式抱有天然兴趣，这与HPS理念中以“科学史”情境驱动认知、以“科学哲学”反思深化理解、以“科学社会学”情境引发价值思辨的三条路径高度适配，为科学知识、科学探究、科学事业三维度本质观的协同渗透提供了心理与思维层面的准备。</w:t>
+              <w:t>2.同时该阶段学生自我意识增强、乐于表达与思辨，对角色扮演、史料探秘、观点交锋等具有故事性与开放性的学习方式抱有天然兴趣，这与HPS理念中以“科学史”情境驱动认知、以“科学哲学”反思深化理解、以“科学社会学”情境引发价值思辨的三条路径高度适配，为科学知识、科学探究、科学事业三维度本质观的协同渗透提供了心理与思维层面的准备。</w:t>
             </w:r>
           </w:p>
         </w:tc>
         <w:tc>
           <w:tcPr>
-            <w:tcW w:w="2445" w:type="dxa"/>
+            <w:tcW w:w="2047" w:type="dxa"/>
             <w:tcBorders>
-              <w:top w:val="single" w:color="000000" w:sz="4" w:space="0"/>
               <w:left w:val="nil"/>
-              <w:bottom w:val="nil"/>
               <w:right w:val="nil"/>
             </w:tcBorders>
-            <w:shd w:val="clear" w:color="auto" w:fill="FFFFFF"/>
-            <w:noWrap w:val="0"/>
+            <w:shd w:val="clear" w:color="auto" w:fill="auto"/>
             <w:tcMar>
-              <w:top w:w="60" w:type="dxa"/>
-              <w:left w:w="80" w:type="dxa"/>
-              <w:bottom w:w="60" w:type="dxa"/>
-              <w:right w:w="80" w:type="dxa"/>
+              <w:top w:w="40" w:type="dxa"/>
+              <w:left w:w="60" w:type="dxa"/>
+              <w:bottom w:w="40" w:type="dxa"/>
+              <w:right w:w="60" w:type="dxa"/>
             </w:tcMar>
-            <w:vAlign w:val="center"/>
+            <w:vAlign w:val="top"/>
           </w:tcPr>
           <w:p>
             <w:pPr>
-              <w:keepNext w:val="0"/>
+              <w:keepNext/>
               <w:keepLines/>
-              <w:pageBreakBefore w:val="0"/>
               <w:widowControl w:val="0"/>
               <w:kinsoku/>
               <w:wordWrap/>
               <w:overflowPunct/>
-              <w:topLinePunct w:val="0"/>
               <w:autoSpaceDE/>
               <w:autoSpaceDN/>
-              <w:bidi w:val="0"/>
               <w:adjustRightInd/>
               <w:snapToGrid w:val="0"/>
-              <w:spacing w:line="400" w:lineRule="exact"/>
+              <w:spacing w:before="40" w:after="40" w:line="280" w:lineRule="exact"/>
               <w:ind w:left="0" w:leftChars="0" w:right="0" w:rightChars="0" w:firstLine="0" w:firstLineChars="0"/>
               <w:jc w:val="both"/>
-              <w:textAlignment w:val="auto"/>
               <w:rPr>
-                <w:rFonts w:hint="eastAsia" w:ascii="宋体" w:hAnsi="宋体" w:eastAsia="宋体" w:cs="宋体"/>
-                <w:b w:val="0"/>
-                <w:color w:val="000000"/>
-                <w:spacing w:val="0"/>
-                <w:sz w:val="24"/>
-                <w:szCs w:val="24"/>
+                <w:rFonts w:ascii="Times New Roman" w:hAnsi="Times New Roman" w:eastAsia="宋体" w:cs="Times New Roman"/>
+                <w:sz w:val="21"/>
+                <w:szCs w:val="21"/>
               </w:rPr>
             </w:pPr>
             <w:r>
               <w:rPr>
-                <w:rFonts w:hint="eastAsia" w:ascii="宋体" w:hAnsi="宋体" w:cs="宋体"/>
-                <w:b w:val="0"/>
-                <w:color w:val="000000"/>
-                <w:spacing w:val="0"/>
-                <w:sz w:val="24"/>
-                <w:szCs w:val="24"/>
-                <w:lang w:val="en-US" w:eastAsia="zh-CN"/>
+                <w:rFonts w:ascii="Times New Roman" w:hAnsi="Times New Roman" w:eastAsia="宋体" w:cs="Times New Roman"/>
+                <w:sz w:val="21"/>
+                <w:szCs w:val="21"/>
               </w:rPr>
-              <w:t>1.</w:t>
-            </w:r>
-            <w:r>
-              <w:rPr>
-                <w:rFonts w:hint="eastAsia" w:ascii="宋体" w:hAnsi="宋体" w:eastAsia="宋体" w:cs="宋体"/>
-                <w:b w:val="0"/>
-                <w:color w:val="000000"/>
-                <w:spacing w:val="0"/>
-                <w:sz w:val="24"/>
-                <w:szCs w:val="24"/>
-              </w:rPr>
-              <w:t>学生的抽象逻辑思维尚处于发展初期，对多重证据的综合权衡、模型的动态修正等高阶认知活动仍缺乏自觉运用的经验；</w:t>
+              <w:t>1.学生的抽象逻辑思维尚处于发展初期，对多重证据的综合权衡、模型的动态修正等高阶认知活动仍缺乏自觉运用的经验；</w:t>
             </w:r>
           </w:p>
           <w:p>
             <w:pPr>
-              <w:keepNext w:val="0"/>
+              <w:keepNext/>
               <w:keepLines/>
-              <w:pageBreakBefore w:val="0"/>
               <w:widowControl w:val="0"/>
               <w:kinsoku/>
               <w:wordWrap/>
               <w:overflowPunct/>
-              <w:topLinePunct w:val="0"/>
               <w:autoSpaceDE/>
               <w:autoSpaceDN/>
-              <w:bidi w:val="0"/>
               <w:adjustRightInd/>
               <w:snapToGrid w:val="0"/>
-              <w:spacing w:line="400" w:lineRule="exact"/>
+              <w:spacing w:before="40" w:after="40" w:line="280" w:lineRule="exact"/>
               <w:ind w:left="0" w:leftChars="0" w:right="0" w:rightChars="0" w:firstLine="0" w:firstLineChars="0"/>
               <w:jc w:val="both"/>
-              <w:textAlignment w:val="auto"/>
               <w:rPr>
-                <w:rFonts w:ascii="宋体" w:hAnsi="宋体" w:eastAsia="宋体" w:cs="宋体"/>
-                <w:b w:val="0"/>
-                <w:color w:val="000000"/>
-                <w:spacing w:val="0"/>
-                <w:sz w:val="24"/>
-                <w:szCs w:val="24"/>
+                <w:rFonts w:ascii="Times New Roman" w:hAnsi="Times New Roman" w:eastAsia="宋体" w:cs="Times New Roman"/>
+                <w:sz w:val="21"/>
+                <w:szCs w:val="21"/>
               </w:rPr>
             </w:pPr>
             <w:r>
               <w:rPr>
-                <w:rFonts w:hint="eastAsia" w:ascii="宋体" w:hAnsi="宋体" w:cs="宋体"/>
-                <w:b w:val="0"/>
-                <w:color w:val="000000"/>
-                <w:spacing w:val="0"/>
-                <w:sz w:val="24"/>
-                <w:szCs w:val="24"/>
-                <w:lang w:val="en-US" w:eastAsia="zh-CN"/>
+                <w:rFonts w:ascii="Times New Roman" w:hAnsi="Times New Roman" w:eastAsia="宋体" w:cs="Times New Roman"/>
+                <w:sz w:val="21"/>
+                <w:szCs w:val="21"/>
               </w:rPr>
-              <w:t>2.</w:t>
-            </w:r>
-            <w:r>
-              <w:rPr>
-                <w:rFonts w:hint="eastAsia" w:ascii="宋体" w:hAnsi="宋体" w:eastAsia="宋体" w:cs="宋体"/>
-                <w:b w:val="0"/>
-                <w:color w:val="000000"/>
-                <w:spacing w:val="0"/>
-                <w:sz w:val="24"/>
-                <w:szCs w:val="24"/>
-              </w:rPr>
-              <w:t>更为关键的是，学生长期接受结论式讲授，已形成了将化学知识等同于“标准答案”、将科学探究等同于“观察—归纳”固定程序的朴素认识，这与第三章所指出的高中生在科学知识本质观、科学探究本质观、科学事业本质观三个维度上普遍存在的“绝对真理观”“机械归纳观”“价值中立观”等典型误解相印证，构成了HPS教学介入前必须正视的认知起点。</w:t>
+              <w:t>2.更为关键的是，学生长期接受结论式讲授，已形成了将化学知识等同于“标准答案”、将科学探究等同于“观察—归纳”固定程序的朴素认识，这与第三章所指出的高中生在科学知识本质观、科学探究本质观、科学事业本质观三个维度上普遍存在的“绝对真理观”“机械归纳观”“价值中立观”等典型误解相印证，构成了HPS教学介入前必须正视的认知起点。</w:t>
             </w:r>
           </w:p>
         </w:tc>
         <w:tc>
           <w:tcPr>
-            <w:tcW w:w="2240" w:type="dxa"/>
+            <w:tcW w:w="2047" w:type="dxa"/>
             <w:tcBorders>
-              <w:top w:val="single" w:color="000000" w:sz="4" w:space="0"/>
               <w:left w:val="nil"/>
-              <w:bottom w:val="nil"/>
               <w:right w:val="nil"/>
             </w:tcBorders>
-            <w:shd w:val="clear" w:color="auto" w:fill="FFFFFF"/>
-            <w:noWrap w:val="0"/>
+            <w:shd w:val="clear" w:color="auto" w:fill="auto"/>
             <w:tcMar>
-              <w:top w:w="60" w:type="dxa"/>
-              <w:left w:w="80" w:type="dxa"/>
-              <w:bottom w:w="60" w:type="dxa"/>
-              <w:right w:w="80" w:type="dxa"/>
+              <w:top w:w="40" w:type="dxa"/>
+              <w:left w:w="60" w:type="dxa"/>
+              <w:bottom w:w="40" w:type="dxa"/>
+              <w:right w:w="60" w:type="dxa"/>
             </w:tcMar>
-            <w:vAlign w:val="center"/>
+            <w:vAlign w:val="top"/>
           </w:tcPr>
           <w:p>
             <w:pPr>
-              <w:keepNext w:val="0"/>
+              <w:keepNext/>
               <w:keepLines/>
-              <w:pageBreakBefore w:val="0"/>
               <w:widowControl w:val="0"/>
               <w:kinsoku/>
               <w:wordWrap/>
               <w:overflowPunct/>
-              <w:topLinePunct w:val="0"/>
               <w:autoSpaceDE/>
               <w:autoSpaceDN/>
-              <w:bidi w:val="0"/>
               <w:adjustRightInd/>
               <w:snapToGrid w:val="0"/>
-              <w:spacing w:line="400" w:lineRule="exact"/>
+              <w:spacing w:before="40" w:after="40" w:line="280" w:lineRule="exact"/>
               <w:ind w:left="0" w:leftChars="0" w:right="0" w:rightChars="0" w:firstLine="0" w:firstLineChars="0"/>
               <w:jc w:val="both"/>
-              <w:textAlignment w:val="auto"/>
               <w:rPr>
-                <w:rFonts w:hint="eastAsia" w:ascii="宋体" w:hAnsi="宋体" w:eastAsia="宋体" w:cs="宋体"/>
-                <w:b w:val="0"/>
-                <w:color w:val="000000"/>
-                <w:spacing w:val="0"/>
-                <w:sz w:val="24"/>
-                <w:szCs w:val="24"/>
+                <w:rFonts w:ascii="Times New Roman" w:hAnsi="Times New Roman" w:eastAsia="宋体" w:cs="Times New Roman"/>
+                <w:sz w:val="21"/>
+                <w:szCs w:val="21"/>
               </w:rPr>
             </w:pPr>
             <w:r>
               <w:rPr>
-                <w:rFonts w:hint="eastAsia" w:ascii="宋体" w:hAnsi="宋体" w:cs="宋体"/>
-                <w:b w:val="0"/>
-                <w:color w:val="000000"/>
-                <w:spacing w:val="0"/>
-                <w:sz w:val="24"/>
-                <w:szCs w:val="24"/>
-                <w:lang w:val="en-US" w:eastAsia="zh-CN"/>
+                <w:rFonts w:ascii="Times New Roman" w:hAnsi="Times New Roman" w:eastAsia="宋体" w:cs="Times New Roman"/>
+                <w:sz w:val="21"/>
+                <w:szCs w:val="21"/>
               </w:rPr>
-              <w:t>1.</w:t>
-            </w:r>
-            <w:r>
-              <w:rPr>
-                <w:rFonts w:hint="eastAsia" w:ascii="宋体" w:hAnsi="宋体" w:eastAsia="宋体" w:cs="宋体"/>
-                <w:b w:val="0"/>
-                <w:color w:val="000000"/>
-                <w:spacing w:val="0"/>
-                <w:sz w:val="24"/>
-                <w:szCs w:val="24"/>
-              </w:rPr>
-              <w:t>学生对“知识是如何形成的”这一元认知问题尚处于观念可塑期，这恰为HPS理念下以苯分子结构探索史重构其原有认知</w:t>
-            </w:r>
-            <w:r>
-              <w:rPr>
-                <w:rFonts w:hint="eastAsia" w:ascii="宋体" w:hAnsi="宋体" w:cs="宋体"/>
-                <w:b w:val="0"/>
-                <w:color w:val="000000"/>
-                <w:spacing w:val="0"/>
-                <w:sz w:val="24"/>
-                <w:szCs w:val="24"/>
-                <w:lang w:val="en-US" w:eastAsia="zh-CN"/>
-              </w:rPr>
-              <w:t>奠定基础</w:t>
-            </w:r>
-            <w:r>
-              <w:rPr>
-                <w:rFonts w:hint="eastAsia" w:ascii="宋体" w:hAnsi="宋体" w:eastAsia="宋体" w:cs="宋体"/>
-                <w:b w:val="0"/>
-                <w:color w:val="000000"/>
-                <w:spacing w:val="0"/>
-                <w:sz w:val="24"/>
-                <w:szCs w:val="24"/>
-              </w:rPr>
-              <w:t>；</w:t>
+              <w:t>1.学生对“知识是如何形成的”这一元认知问题尚处于观念可塑期，这恰为HPS理念下以苯分子结构探索史重构其原有认知奠定基础；</w:t>
             </w:r>
           </w:p>
           <w:p>
             <w:pPr>
-              <w:keepNext w:val="0"/>
+              <w:keepNext/>
               <w:keepLines/>
-              <w:pageBreakBefore w:val="0"/>
               <w:widowControl w:val="0"/>
               <w:kinsoku/>
               <w:wordWrap/>
               <w:overflowPunct/>
-              <w:topLinePunct w:val="0"/>
               <w:autoSpaceDE/>
               <w:autoSpaceDN/>
-              <w:bidi w:val="0"/>
               <w:adjustRightInd/>
               <w:snapToGrid w:val="0"/>
-              <w:spacing w:line="400" w:lineRule="exact"/>
+              <w:spacing w:before="40" w:after="40" w:line="280" w:lineRule="exact"/>
               <w:ind w:left="0" w:leftChars="0" w:right="0" w:rightChars="0" w:firstLine="0" w:firstLineChars="0"/>
               <w:jc w:val="both"/>
-              <w:textAlignment w:val="auto"/>
               <w:rPr>
-                <w:rFonts w:ascii="宋体" w:hAnsi="宋体" w:eastAsia="宋体" w:cs="宋体"/>
-                <w:b w:val="0"/>
-                <w:color w:val="000000"/>
-                <w:spacing w:val="0"/>
-                <w:sz w:val="24"/>
-                <w:szCs w:val="24"/>
+                <w:rFonts w:ascii="Times New Roman" w:hAnsi="Times New Roman" w:eastAsia="宋体" w:cs="Times New Roman"/>
+                <w:sz w:val="21"/>
+                <w:szCs w:val="21"/>
               </w:rPr>
             </w:pPr>
             <w:r>
               <w:rPr>
-                <w:rFonts w:hint="eastAsia" w:ascii="宋体" w:hAnsi="宋体" w:cs="宋体"/>
-                <w:b w:val="0"/>
-                <w:color w:val="000000"/>
-                <w:spacing w:val="0"/>
-                <w:sz w:val="24"/>
-                <w:szCs w:val="24"/>
-                <w:lang w:val="en-US" w:eastAsia="zh-CN"/>
+                <w:rFonts w:ascii="Times New Roman" w:hAnsi="Times New Roman" w:eastAsia="宋体" w:cs="Times New Roman"/>
+                <w:sz w:val="21"/>
+                <w:szCs w:val="21"/>
               </w:rPr>
-              <w:t>2.</w:t>
-            </w:r>
-            <w:r>
-              <w:rPr>
-                <w:rFonts w:hint="eastAsia" w:ascii="宋体" w:hAnsi="宋体" w:eastAsia="宋体" w:cs="宋体"/>
-                <w:b w:val="0"/>
-                <w:color w:val="000000"/>
-                <w:spacing w:val="0"/>
-                <w:sz w:val="24"/>
-                <w:szCs w:val="24"/>
-              </w:rPr>
-              <w:t>凯库勒式历史性地经历了提出、质疑、修正的完整过程，天然具备“</w:t>
-            </w:r>
-            <w:r>
-              <w:rPr>
-                <w:rFonts w:hint="default" w:ascii="爱奇艺黑体" w:hAnsi="爱奇艺黑体" w:eastAsia="宋体" w:cs="爱奇艺黑体"/>
-                <w:b w:val="0"/>
-                <w:color w:val="000000"/>
-                <w:spacing w:val="0"/>
-                <w:sz w:val="24"/>
-                <w:szCs w:val="24"/>
-              </w:rPr>
-              <w:t>制造认知冲突—引发反思—重建认识</w:t>
-            </w:r>
-            <w:r>
-              <w:rPr>
-                <w:rFonts w:hint="eastAsia" w:ascii="宋体" w:hAnsi="宋体" w:eastAsia="宋体" w:cs="宋体"/>
-                <w:b w:val="0"/>
-                <w:color w:val="000000"/>
-                <w:spacing w:val="0"/>
-                <w:sz w:val="24"/>
-                <w:szCs w:val="24"/>
-              </w:rPr>
-              <w:t>”的教学势能，将学生在</w:t>
-            </w:r>
-            <w:r>
-              <w:rPr>
-                <w:rFonts w:hint="eastAsia" w:ascii="宋体" w:hAnsi="宋体" w:cs="宋体"/>
-                <w:b w:val="0"/>
-                <w:color w:val="000000"/>
-                <w:spacing w:val="0"/>
-                <w:sz w:val="24"/>
-                <w:szCs w:val="24"/>
-                <w:lang w:val="en-US" w:eastAsia="zh-CN"/>
-              </w:rPr>
-              <w:t>科学本质观</w:t>
-            </w:r>
-            <w:r>
-              <w:rPr>
-                <w:rFonts w:hint="eastAsia" w:ascii="宋体" w:hAnsi="宋体" w:eastAsia="宋体" w:cs="宋体"/>
-                <w:b w:val="0"/>
-                <w:color w:val="000000"/>
-                <w:spacing w:val="0"/>
-                <w:sz w:val="24"/>
-                <w:szCs w:val="24"/>
-              </w:rPr>
-              <w:t>三个维度上的认识逐一转化为可讨论、可检验的课堂问题。</w:t>
+              <w:t>2.凯库勒式历史性地经历了提出、质疑、修正的完整过程，天然具备“制造认知冲突—引发反思—重建认识”的教学势能，将学生在科学本质观三个维度上的认识逐一转化为可讨论、可检验的课堂问题。</w:t>
             </w:r>
           </w:p>
         </w:tc>
         <w:tc>
           <w:tcPr>
-            <w:tcW w:w="2240" w:type="dxa"/>
+            <w:tcW w:w="2047" w:type="dxa"/>
             <w:tcBorders>
-              <w:top w:val="single" w:color="000000" w:sz="4" w:space="0"/>
               <w:left w:val="nil"/>
-              <w:bottom w:val="nil"/>
               <w:right w:val="nil"/>
             </w:tcBorders>
-            <w:shd w:val="clear" w:color="auto" w:fill="FFFFFF"/>
-            <w:noWrap w:val="0"/>
+            <w:shd w:val="clear" w:color="auto" w:fill="auto"/>
             <w:tcMar>
-              <w:top w:w="60" w:type="dxa"/>
-              <w:left w:w="80" w:type="dxa"/>
-              <w:bottom w:w="60" w:type="dxa"/>
-              <w:right w:w="80" w:type="dxa"/>
+              <w:top w:w="40" w:type="dxa"/>
+              <w:left w:w="60" w:type="dxa"/>
+              <w:bottom w:w="40" w:type="dxa"/>
+              <w:right w:w="60" w:type="dxa"/>
             </w:tcMar>
-            <w:vAlign w:val="center"/>
+            <w:vAlign w:val="top"/>
           </w:tcPr>
           <w:p>
             <w:pPr>
-              <w:keepNext w:val="0"/>
+              <w:keepNext/>
               <w:keepLines/>
-              <w:pageBreakBefore w:val="0"/>
               <w:widowControl w:val="0"/>
               <w:kinsoku/>
               <w:wordWrap/>
               <w:overflowPunct/>
-              <w:topLinePunct w:val="0"/>
               <w:autoSpaceDE/>
               <w:autoSpaceDN/>
-              <w:bidi w:val="0"/>
               <w:adjustRightInd/>
               <w:snapToGrid w:val="0"/>
-              <w:spacing w:line="400" w:lineRule="exact"/>
+              <w:spacing w:before="40" w:after="40" w:line="280" w:lineRule="exact"/>
               <w:ind w:left="0" w:leftChars="0" w:right="0" w:rightChars="0" w:firstLine="0" w:firstLineChars="0"/>
               <w:jc w:val="both"/>
-              <w:textAlignment w:val="auto"/>
               <w:rPr>
-                <w:rFonts w:hint="eastAsia" w:ascii="宋体" w:hAnsi="宋体" w:eastAsia="宋体" w:cs="宋体"/>
-                <w:b w:val="0"/>
-                <w:color w:val="000000"/>
-                <w:spacing w:val="0"/>
-                <w:sz w:val="24"/>
-                <w:szCs w:val="24"/>
+                <w:rFonts w:ascii="Times New Roman" w:hAnsi="Times New Roman" w:eastAsia="宋体" w:cs="Times New Roman"/>
+                <w:sz w:val="21"/>
+                <w:szCs w:val="21"/>
               </w:rPr>
             </w:pPr>
             <w:r>
               <w:rPr>
-                <w:rFonts w:hint="eastAsia" w:ascii="宋体" w:hAnsi="宋体" w:cs="宋体"/>
-                <w:b w:val="0"/>
-                <w:color w:val="000000"/>
-                <w:spacing w:val="0"/>
-                <w:sz w:val="24"/>
-                <w:szCs w:val="24"/>
-                <w:lang w:val="en-US" w:eastAsia="zh-CN"/>
+                <w:rFonts w:ascii="Times New Roman" w:hAnsi="Times New Roman" w:eastAsia="宋体" w:cs="Times New Roman"/>
+                <w:sz w:val="21"/>
+                <w:szCs w:val="21"/>
               </w:rPr>
-              <w:t>1.</w:t>
-            </w:r>
-            <w:r>
-              <w:rPr>
-                <w:rFonts w:hint="eastAsia" w:ascii="宋体" w:hAnsi="宋体" w:eastAsia="宋体" w:cs="宋体"/>
-                <w:b w:val="0"/>
-                <w:color w:val="000000"/>
-                <w:spacing w:val="0"/>
-                <w:sz w:val="24"/>
-                <w:szCs w:val="24"/>
-              </w:rPr>
-              <w:t>学生思维尚处于经验型向理论型过渡阶段，容易被历史故事本身的趣味性与戏剧性所吸引，止步于“听故事”的表层认知，未能进一步完成从具体史实向科学本质观念的抽象与迁移；</w:t>
+              <w:t>1.学生思维尚处于经验型向理论型过渡阶段，容易被历史故事本身的趣味性与戏剧性所吸引，止步于“听故事”的表层认知，未能进一步完成从具体史实向科学本质观念的抽象与迁移；</w:t>
             </w:r>
           </w:p>
           <w:p>
             <w:pPr>
-              <w:keepNext w:val="0"/>
+              <w:keepNext/>
               <w:keepLines/>
-              <w:pageBreakBefore w:val="0"/>
               <w:widowControl w:val="0"/>
               <w:kinsoku/>
               <w:wordWrap/>
               <w:overflowPunct/>
-              <w:topLinePunct w:val="0"/>
               <w:autoSpaceDE/>
               <w:autoSpaceDN/>
-              <w:bidi w:val="0"/>
               <w:adjustRightInd/>
               <w:snapToGrid w:val="0"/>
-              <w:spacing w:line="400" w:lineRule="exact"/>
+              <w:spacing w:before="40" w:after="40" w:line="280" w:lineRule="exact"/>
               <w:ind w:left="0" w:leftChars="0" w:right="0" w:rightChars="0" w:firstLine="0" w:firstLineChars="0"/>
               <w:jc w:val="both"/>
-              <w:textAlignment w:val="auto"/>
               <w:rPr>
-                <w:rFonts w:ascii="宋体" w:hAnsi="宋体" w:eastAsia="宋体" w:cs="宋体"/>
-                <w:b w:val="0"/>
-                <w:color w:val="000000"/>
-                <w:spacing w:val="0"/>
-                <w:sz w:val="24"/>
-                <w:szCs w:val="24"/>
+                <w:rFonts w:ascii="Times New Roman" w:hAnsi="Times New Roman" w:eastAsia="宋体" w:cs="Times New Roman"/>
+                <w:sz w:val="21"/>
+                <w:szCs w:val="21"/>
               </w:rPr>
             </w:pPr>
             <w:r>
               <w:rPr>
-                <w:rFonts w:hint="eastAsia" w:ascii="宋体" w:hAnsi="宋体" w:cs="宋体"/>
-                <w:b w:val="0"/>
-                <w:color w:val="000000"/>
-                <w:spacing w:val="0"/>
-                <w:sz w:val="24"/>
-                <w:szCs w:val="24"/>
-                <w:lang w:val="en-US" w:eastAsia="zh-CN"/>
+                <w:rFonts w:ascii="Times New Roman" w:hAnsi="Times New Roman" w:eastAsia="宋体" w:cs="Times New Roman"/>
+                <w:sz w:val="21"/>
+                <w:szCs w:val="21"/>
               </w:rPr>
-              <w:t>2.</w:t>
-            </w:r>
-            <w:r>
-              <w:rPr>
-                <w:rFonts w:hint="eastAsia" w:ascii="宋体" w:hAnsi="宋体" w:eastAsia="宋体" w:cs="宋体"/>
-                <w:b w:val="0"/>
-                <w:color w:val="000000"/>
-                <w:spacing w:val="0"/>
-                <w:sz w:val="24"/>
-                <w:szCs w:val="24"/>
-              </w:rPr>
-              <w:t>同时，学生在科学事业本质观维度上的原有认识最为薄弱、也最难以在短课时内实现根本转变，这要求教学设计必须在有限时间内兼顾“历史情境的吸引力”与“科学本质的反思深度”这一双重目标。</w:t>
+              <w:t>2.同时，学生在科学事业本质观维度上的原有认识最为薄弱、也最难以在短课时内实现根本转变，这要求教学设计必须在有限时间内兼顾“历史情境的吸引力”与“科学本质的反思深度”这一双重目标。</w:t>
             </w:r>
           </w:p>
         </w:tc>
       </w:tr>
       <w:tr>
-        <w:tblPrEx>
-          <w:tblBorders>
-            <w:top w:val="none" w:color="auto" w:sz="4" w:space="0"/>
-            <w:left w:val="none" w:color="auto" w:sz="4" w:space="0"/>
-            <w:bottom w:val="none" w:color="auto" w:sz="4" w:space="0"/>
-            <w:right w:val="none" w:color="auto" w:sz="4" w:space="0"/>
-            <w:insideH w:val="none" w:color="auto" w:sz="4" w:space="0"/>
-            <w:insideV w:val="none" w:color="auto" w:sz="4" w:space="0"/>
-          </w:tblBorders>
-          <w:tblCellMar>
-            <w:top w:w="0" w:type="dxa"/>
-            <w:left w:w="10" w:type="dxa"/>
-            <w:bottom w:w="0" w:type="dxa"/>
-            <w:right w:w="10" w:type="dxa"/>
-          </w:tblCellMar>
-        </w:tblPrEx>
-        <w:trPr>
-          <w:trHeight w:val="0" w:hRule="atLeast"/>
-          <w:jc w:val="center"/>
-        </w:trPr>
         <w:tc>
           <w:tcPr>
-            <w:tcW w:w="0" w:type="auto"/>
+            <w:tcW w:w="1450" w:type="dxa"/>
             <w:tcBorders>
-              <w:top w:val="nil"/>
               <w:left w:val="nil"/>
-              <w:bottom w:val="nil"/>
               <w:right w:val="nil"/>
             </w:tcBorders>
-            <w:shd w:val="clear" w:color="auto" w:fill="FFFFFF"/>
-            <w:noWrap w:val="0"/>
+            <w:shd w:val="clear" w:color="auto" w:fill="auto"/>
             <w:tcMar>
-              <w:top w:w="-1" w:type="dxa"/>
-              <w:left w:w="-1" w:type="dxa"/>
-              <w:bottom w:w="-1" w:type="dxa"/>
-              <w:right w:w="-1" w:type="dxa"/>
+              <w:top w:w="40" w:type="dxa"/>
+              <w:left w:w="60" w:type="dxa"/>
+              <w:bottom w:w="40" w:type="dxa"/>
+              <w:right w:w="60" w:type="dxa"/>
             </w:tcMar>
             <w:vAlign w:val="center"/>
           </w:tcPr>
@@ -15484,40 +15095,30 @@
             <w:pPr>
               <w:keepNext/>
               <w:keepLines/>
-              <w:pageBreakBefore w:val="0"/>
               <w:widowControl w:val="0"/>
               <w:kinsoku/>
               <w:wordWrap/>
               <w:overflowPunct/>
-              <w:topLinePunct w:val="0"/>
               <w:autoSpaceDE/>
               <w:autoSpaceDN/>
-              <w:bidi w:val="0"/>
               <w:adjustRightInd/>
               <w:snapToGrid w:val="0"/>
-              <w:spacing w:line="400" w:lineRule="exact"/>
+              <w:spacing w:before="40" w:after="40" w:line="280" w:lineRule="exact"/>
               <w:ind w:left="0" w:leftChars="0" w:right="0" w:rightChars="0" w:firstLine="0" w:firstLineChars="0"/>
-              <w:jc w:val="left"/>
-              <w:textAlignment w:val="auto"/>
+              <w:jc w:val="center"/>
               <w:rPr>
-                <w:rFonts w:ascii="宋体" w:hAnsi="宋体" w:eastAsia="宋体" w:cs="宋体"/>
+                <w:rFonts w:ascii="Times New Roman" w:hAnsi="Times New Roman" w:eastAsia="宋体" w:cs="Times New Roman"/>
                 <w:b/>
-                <w:bCs w:val="0"/>
-                <w:color w:val="000000"/>
-                <w:spacing w:val="0"/>
-                <w:sz w:val="24"/>
-                <w:szCs w:val="24"/>
+                <w:sz w:val="21"/>
+                <w:szCs w:val="21"/>
               </w:rPr>
             </w:pPr>
             <w:r>
               <w:rPr>
-                <w:rFonts w:ascii="宋体" w:hAnsi="宋体" w:eastAsia="宋体" w:cs="宋体"/>
+                <w:rFonts w:ascii="Times New Roman" w:hAnsi="Times New Roman" w:eastAsia="宋体" w:cs="Times New Roman"/>
                 <w:b/>
-                <w:bCs w:val="0"/>
-                <w:color w:val="000000"/>
-                <w:spacing w:val="0"/>
-                <w:sz w:val="24"/>
-                <w:szCs w:val="24"/>
+                <w:sz w:val="21"/>
+                <w:szCs w:val="21"/>
               </w:rPr>
               <w:t>已有知识基础</w:t>
             </w:r>
@@ -15525,20 +15126,207 @@
         </w:tc>
         <w:tc>
           <w:tcPr>
-            <w:tcW w:w="0" w:type="auto"/>
+            <w:tcW w:w="2047" w:type="dxa"/>
             <w:tcBorders>
-              <w:top w:val="nil"/>
               <w:left w:val="nil"/>
-              <w:bottom w:val="nil"/>
               <w:right w:val="nil"/>
             </w:tcBorders>
-            <w:shd w:val="clear" w:color="auto" w:fill="FFFFFF"/>
-            <w:noWrap w:val="0"/>
+            <w:shd w:val="clear" w:color="auto" w:fill="auto"/>
             <w:tcMar>
-              <w:top w:w="60" w:type="dxa"/>
-              <w:left w:w="80" w:type="dxa"/>
-              <w:bottom w:w="60" w:type="dxa"/>
-              <w:right w:w="80" w:type="dxa"/>
+              <w:top w:w="40" w:type="dxa"/>
+              <w:left w:w="60" w:type="dxa"/>
+              <w:bottom w:w="40" w:type="dxa"/>
+              <w:right w:w="60" w:type="dxa"/>
+            </w:tcMar>
+            <w:vAlign w:val="top"/>
+          </w:tcPr>
+          <w:p>
+            <w:pPr>
+              <w:keepNext/>
+              <w:keepLines/>
+              <w:widowControl w:val="0"/>
+              <w:kinsoku/>
+              <w:wordWrap/>
+              <w:overflowPunct/>
+              <w:autoSpaceDE/>
+              <w:autoSpaceDN/>
+              <w:adjustRightInd/>
+              <w:snapToGrid w:val="0"/>
+              <w:spacing w:before="40" w:after="40" w:line="280" w:lineRule="exact"/>
+              <w:ind w:left="0" w:leftChars="0" w:right="0" w:rightChars="0" w:firstLine="0" w:firstLineChars="0"/>
+              <w:jc w:val="both"/>
+              <w:rPr>
+                <w:rFonts w:ascii="Times New Roman" w:hAnsi="Times New Roman" w:eastAsia="宋体" w:cs="Times New Roman"/>
+                <w:sz w:val="21"/>
+                <w:szCs w:val="21"/>
+              </w:rPr>
+            </w:pPr>
+            <w:r>
+              <w:rPr>
+                <w:rFonts w:ascii="Times New Roman" w:hAnsi="Times New Roman" w:eastAsia="宋体" w:cs="Times New Roman"/>
+                <w:sz w:val="21"/>
+                <w:szCs w:val="21"/>
+              </w:rPr>
+              <w:t>学生已学习原子结构、共价键等必修一内容，具备基本的物质结构观念；并通过甲烷、乙烯的学习，初步掌握了结构简式、官能团等基础知识，为理解苯分子的特殊结构提供了知识铺垫。</w:t>
+            </w:r>
+          </w:p>
+        </w:tc>
+        <w:tc>
+          <w:tcPr>
+            <w:tcW w:w="2047" w:type="dxa"/>
+            <w:tcBorders>
+              <w:left w:val="nil"/>
+              <w:right w:val="nil"/>
+            </w:tcBorders>
+            <w:shd w:val="clear" w:color="auto" w:fill="auto"/>
+            <w:tcMar>
+              <w:top w:w="40" w:type="dxa"/>
+              <w:left w:w="60" w:type="dxa"/>
+              <w:bottom w:w="40" w:type="dxa"/>
+              <w:right w:w="60" w:type="dxa"/>
+            </w:tcMar>
+            <w:vAlign w:val="top"/>
+          </w:tcPr>
+          <w:p>
+            <w:pPr>
+              <w:keepNext/>
+              <w:keepLines/>
+              <w:widowControl w:val="0"/>
+              <w:kinsoku/>
+              <w:wordWrap/>
+              <w:overflowPunct/>
+              <w:autoSpaceDE/>
+              <w:autoSpaceDN/>
+              <w:adjustRightInd/>
+              <w:snapToGrid w:val="0"/>
+              <w:spacing w:before="40" w:after="40" w:line="280" w:lineRule="exact"/>
+              <w:ind w:left="0" w:leftChars="0" w:right="0" w:rightChars="0" w:firstLine="0" w:firstLineChars="0"/>
+              <w:jc w:val="both"/>
+              <w:rPr>
+                <w:rFonts w:ascii="Times New Roman" w:hAnsi="Times New Roman" w:eastAsia="宋体" w:cs="Times New Roman"/>
+                <w:sz w:val="21"/>
+                <w:szCs w:val="21"/>
+              </w:rPr>
+            </w:pPr>
+            <w:r>
+              <w:rPr>
+                <w:rFonts w:ascii="Times New Roman" w:hAnsi="Times New Roman" w:eastAsia="宋体" w:cs="Times New Roman"/>
+                <w:sz w:val="21"/>
+                <w:szCs w:val="21"/>
+              </w:rPr>
+              <w:t>学生对“结构决定性质”这一核心观念尚处于初步建立阶段，容易将饱和烃与不饱和烃的性质规律机械套用于苯，误认为苯分子中必然存在碳碳双键，从而与苯环结构的特殊性产生认知冲突。</w:t>
+            </w:r>
+          </w:p>
+        </w:tc>
+        <w:tc>
+          <w:tcPr>
+            <w:tcW w:w="2047" w:type="dxa"/>
+            <w:tcBorders>
+              <w:left w:val="nil"/>
+              <w:right w:val="nil"/>
+            </w:tcBorders>
+            <w:shd w:val="clear" w:color="auto" w:fill="auto"/>
+            <w:tcMar>
+              <w:top w:w="40" w:type="dxa"/>
+              <w:left w:w="60" w:type="dxa"/>
+              <w:bottom w:w="40" w:type="dxa"/>
+              <w:right w:w="60" w:type="dxa"/>
+            </w:tcMar>
+            <w:vAlign w:val="top"/>
+          </w:tcPr>
+          <w:p>
+            <w:pPr>
+              <w:keepNext/>
+              <w:keepLines/>
+              <w:widowControl w:val="0"/>
+              <w:kinsoku/>
+              <w:wordWrap/>
+              <w:overflowPunct/>
+              <w:autoSpaceDE/>
+              <w:autoSpaceDN/>
+              <w:adjustRightInd/>
+              <w:snapToGrid w:val="0"/>
+              <w:spacing w:before="40" w:after="40" w:line="280" w:lineRule="exact"/>
+              <w:ind w:left="0" w:leftChars="0" w:right="0" w:rightChars="0" w:firstLine="0" w:firstLineChars="0"/>
+              <w:jc w:val="both"/>
+              <w:rPr>
+                <w:rFonts w:ascii="Times New Roman" w:hAnsi="Times New Roman" w:eastAsia="宋体" w:cs="Times New Roman"/>
+                <w:sz w:val="21"/>
+                <w:szCs w:val="21"/>
+              </w:rPr>
+            </w:pPr>
+            <w:r>
+              <w:rPr>
+                <w:rFonts w:ascii="Times New Roman" w:hAnsi="Times New Roman" w:eastAsia="宋体" w:cs="Times New Roman"/>
+                <w:sz w:val="21"/>
+                <w:szCs w:val="21"/>
+              </w:rPr>
+              <w:t>利用学生已有的乙烯知识经验，制造认知冲突（苯为何不能使溴水褪色？），为凯库勒式的反常实验证据讨论提供知识对照基础。</w:t>
+            </w:r>
+          </w:p>
+        </w:tc>
+        <w:tc>
+          <w:tcPr>
+            <w:tcW w:w="2047" w:type="dxa"/>
+            <w:tcBorders>
+              <w:left w:val="nil"/>
+              <w:right w:val="nil"/>
+            </w:tcBorders>
+            <w:shd w:val="clear" w:color="auto" w:fill="auto"/>
+            <w:tcMar>
+              <w:top w:w="40" w:type="dxa"/>
+              <w:left w:w="60" w:type="dxa"/>
+              <w:bottom w:w="40" w:type="dxa"/>
+              <w:right w:w="60" w:type="dxa"/>
+            </w:tcMar>
+            <w:vAlign w:val="top"/>
+          </w:tcPr>
+          <w:p>
+            <w:pPr>
+              <w:keepNext/>
+              <w:keepLines/>
+              <w:widowControl w:val="0"/>
+              <w:kinsoku/>
+              <w:wordWrap/>
+              <w:overflowPunct/>
+              <w:autoSpaceDE/>
+              <w:autoSpaceDN/>
+              <w:adjustRightInd/>
+              <w:snapToGrid w:val="0"/>
+              <w:spacing w:before="40" w:after="40" w:line="280" w:lineRule="exact"/>
+              <w:ind w:left="0" w:leftChars="0" w:right="0" w:rightChars="0" w:firstLine="0" w:firstLineChars="0"/>
+              <w:jc w:val="both"/>
+              <w:rPr>
+                <w:rFonts w:ascii="Times New Roman" w:hAnsi="Times New Roman" w:eastAsia="宋体" w:cs="Times New Roman"/>
+                <w:sz w:val="21"/>
+                <w:szCs w:val="21"/>
+              </w:rPr>
+            </w:pPr>
+            <w:r>
+              <w:rPr>
+                <w:rFonts w:ascii="Times New Roman" w:hAnsi="Times New Roman" w:eastAsia="宋体" w:cs="Times New Roman"/>
+                <w:sz w:val="21"/>
+                <w:szCs w:val="21"/>
+              </w:rPr>
+              <w:t>学生若原有认知不能被有效激活并转化为“冲突意识”，容易简单接受教师讲授的结论，难以真正经历“质疑—求证—修正”的科学探究过程。</w:t>
+            </w:r>
+          </w:p>
+        </w:tc>
+      </w:tr>
+      <w:tr>
+        <w:tc>
+          <w:tcPr>
+            <w:tcW w:w="1450" w:type="dxa"/>
+            <w:tcBorders>
+              <w:left w:val="nil"/>
+              <w:right w:val="nil"/>
+            </w:tcBorders>
+            <w:shd w:val="clear" w:color="auto" w:fill="auto"/>
+            <w:tcMar>
+              <w:top w:w="40" w:type="dxa"/>
+              <w:left w:w="60" w:type="dxa"/>
+              <w:bottom w:w="40" w:type="dxa"/>
+              <w:right w:w="60" w:type="dxa"/>
             </w:tcMar>
             <w:vAlign w:val="center"/>
           </w:tcPr>
@@ -15546,302 +15334,30 @@
             <w:pPr>
               <w:keepNext/>
               <w:keepLines/>
-              <w:pageBreakBefore w:val="0"/>
               <w:widowControl w:val="0"/>
               <w:kinsoku/>
               <w:wordWrap/>
               <w:overflowPunct/>
-              <w:topLinePunct w:val="0"/>
               <w:autoSpaceDE/>
               <w:autoSpaceDN/>
-              <w:bidi w:val="0"/>
               <w:adjustRightInd/>
               <w:snapToGrid w:val="0"/>
-              <w:spacing w:line="400" w:lineRule="exact"/>
+              <w:spacing w:before="40" w:after="40" w:line="280" w:lineRule="exact"/>
               <w:ind w:left="0" w:leftChars="0" w:right="0" w:rightChars="0" w:firstLine="0" w:firstLineChars="0"/>
-              <w:jc w:val="left"/>
-              <w:textAlignment w:val="auto"/>
+              <w:jc w:val="center"/>
               <w:rPr>
-                <w:rFonts w:ascii="宋体" w:hAnsi="宋体" w:eastAsia="宋体" w:cs="宋体"/>
-                <w:b w:val="0"/>
-                <w:color w:val="000000"/>
-                <w:spacing w:val="0"/>
-                <w:sz w:val="24"/>
-                <w:szCs w:val="24"/>
+                <w:rFonts w:ascii="Times New Roman" w:hAnsi="Times New Roman" w:eastAsia="宋体" w:cs="Times New Roman"/>
+                <w:b/>
+                <w:sz w:val="21"/>
+                <w:szCs w:val="21"/>
               </w:rPr>
             </w:pPr>
             <w:r>
               <w:rPr>
-                <w:rFonts w:ascii="宋体" w:hAnsi="宋体" w:eastAsia="宋体" w:cs="宋体"/>
-                <w:b w:val="0"/>
-                <w:color w:val="000000"/>
-                <w:spacing w:val="0"/>
-                <w:sz w:val="24"/>
-                <w:szCs w:val="24"/>
-              </w:rPr>
-              <w:t>学生已学习原子结构、共价键等必修一内容，具备基本的物质结构观念；并通过甲烷、乙烯的学习，初步掌握了结构简式、官能团等基础知识，为理解苯分子的特殊结构提供了知识铺垫。</w:t>
-            </w:r>
-          </w:p>
-        </w:tc>
-        <w:tc>
-          <w:tcPr>
-            <w:tcW w:w="2445" w:type="dxa"/>
-            <w:tcBorders>
-              <w:top w:val="nil"/>
-              <w:left w:val="nil"/>
-              <w:bottom w:val="nil"/>
-              <w:right w:val="nil"/>
-            </w:tcBorders>
-            <w:shd w:val="clear" w:color="auto" w:fill="FFFFFF"/>
-            <w:noWrap w:val="0"/>
-            <w:tcMar>
-              <w:top w:w="60" w:type="dxa"/>
-              <w:left w:w="80" w:type="dxa"/>
-              <w:bottom w:w="60" w:type="dxa"/>
-              <w:right w:w="80" w:type="dxa"/>
-            </w:tcMar>
-            <w:vAlign w:val="center"/>
-          </w:tcPr>
-          <w:p>
-            <w:pPr>
-              <w:keepNext/>
-              <w:keepLines/>
-              <w:pageBreakBefore w:val="0"/>
-              <w:widowControl w:val="0"/>
-              <w:kinsoku/>
-              <w:wordWrap/>
-              <w:overflowPunct/>
-              <w:topLinePunct w:val="0"/>
-              <w:autoSpaceDE/>
-              <w:autoSpaceDN/>
-              <w:bidi w:val="0"/>
-              <w:adjustRightInd/>
-              <w:snapToGrid w:val="0"/>
-              <w:spacing w:line="400" w:lineRule="exact"/>
-              <w:ind w:left="0" w:leftChars="0" w:right="0" w:rightChars="0" w:firstLine="0" w:firstLineChars="0"/>
-              <w:jc w:val="left"/>
-              <w:textAlignment w:val="auto"/>
-              <w:rPr>
-                <w:rFonts w:ascii="宋体" w:hAnsi="宋体" w:eastAsia="宋体" w:cs="宋体"/>
-                <w:b w:val="0"/>
-                <w:color w:val="000000"/>
-                <w:spacing w:val="0"/>
-                <w:sz w:val="24"/>
-                <w:szCs w:val="24"/>
-              </w:rPr>
-            </w:pPr>
-            <w:r>
-              <w:rPr>
-                <w:rFonts w:ascii="宋体" w:hAnsi="宋体" w:eastAsia="宋体" w:cs="宋体"/>
-                <w:b w:val="0"/>
-                <w:color w:val="000000"/>
-                <w:spacing w:val="0"/>
-                <w:sz w:val="24"/>
-                <w:szCs w:val="24"/>
-              </w:rPr>
-              <w:t>学生对“结构决定性质”这一核心观念尚处于初步建立阶段，容易将饱和烃与不饱和烃的性质规律机械套用于苯，误认为苯分子中必然存在碳碳双键，从而与苯环结构的特殊性产生认知冲突。</w:t>
-            </w:r>
-          </w:p>
-        </w:tc>
-        <w:tc>
-          <w:tcPr>
-            <w:tcW w:w="2240" w:type="dxa"/>
-            <w:tcBorders>
-              <w:top w:val="nil"/>
-              <w:left w:val="nil"/>
-              <w:bottom w:val="nil"/>
-              <w:right w:val="nil"/>
-            </w:tcBorders>
-            <w:shd w:val="clear" w:color="auto" w:fill="FFFFFF"/>
-            <w:noWrap w:val="0"/>
-            <w:tcMar>
-              <w:top w:w="60" w:type="dxa"/>
-              <w:left w:w="80" w:type="dxa"/>
-              <w:bottom w:w="60" w:type="dxa"/>
-              <w:right w:w="80" w:type="dxa"/>
-            </w:tcMar>
-            <w:vAlign w:val="center"/>
-          </w:tcPr>
-          <w:p>
-            <w:pPr>
-              <w:keepNext/>
-              <w:keepLines/>
-              <w:pageBreakBefore w:val="0"/>
-              <w:widowControl w:val="0"/>
-              <w:kinsoku/>
-              <w:wordWrap/>
-              <w:overflowPunct/>
-              <w:topLinePunct w:val="0"/>
-              <w:autoSpaceDE/>
-              <w:autoSpaceDN/>
-              <w:bidi w:val="0"/>
-              <w:adjustRightInd/>
-              <w:snapToGrid w:val="0"/>
-              <w:spacing w:line="400" w:lineRule="exact"/>
-              <w:ind w:left="0" w:leftChars="0" w:right="0" w:rightChars="0" w:firstLine="0" w:firstLineChars="0"/>
-              <w:jc w:val="both"/>
-              <w:textAlignment w:val="auto"/>
-              <w:rPr>
-                <w:rFonts w:ascii="宋体" w:hAnsi="宋体" w:eastAsia="宋体" w:cs="宋体"/>
-                <w:b w:val="0"/>
-                <w:color w:val="000000"/>
-                <w:spacing w:val="0"/>
-                <w:sz w:val="24"/>
-                <w:szCs w:val="24"/>
-              </w:rPr>
-            </w:pPr>
-            <w:r>
-              <w:rPr>
-                <w:rFonts w:ascii="宋体" w:hAnsi="宋体" w:eastAsia="宋体" w:cs="宋体"/>
-                <w:b w:val="0"/>
-                <w:color w:val="000000"/>
-                <w:spacing w:val="0"/>
-                <w:sz w:val="24"/>
-                <w:szCs w:val="24"/>
-              </w:rPr>
-              <w:t>利用学生已有的乙烯知识经验，制造认知冲突（苯为何不能使溴水褪色？），为凯库勒式的反常实验证据讨论提供知识对照基础。</w:t>
-            </w:r>
-          </w:p>
-        </w:tc>
-        <w:tc>
-          <w:tcPr>
-            <w:tcW w:w="2240" w:type="dxa"/>
-            <w:tcBorders>
-              <w:top w:val="nil"/>
-              <w:left w:val="nil"/>
-              <w:bottom w:val="nil"/>
-              <w:right w:val="nil"/>
-            </w:tcBorders>
-            <w:shd w:val="clear" w:color="auto" w:fill="FFFFFF"/>
-            <w:noWrap w:val="0"/>
-            <w:tcMar>
-              <w:top w:w="60" w:type="dxa"/>
-              <w:left w:w="80" w:type="dxa"/>
-              <w:bottom w:w="60" w:type="dxa"/>
-              <w:right w:w="80" w:type="dxa"/>
-            </w:tcMar>
-            <w:vAlign w:val="center"/>
-          </w:tcPr>
-          <w:p>
-            <w:pPr>
-              <w:keepNext/>
-              <w:keepLines/>
-              <w:pageBreakBefore w:val="0"/>
-              <w:widowControl w:val="0"/>
-              <w:kinsoku/>
-              <w:wordWrap/>
-              <w:overflowPunct/>
-              <w:topLinePunct w:val="0"/>
-              <w:autoSpaceDE/>
-              <w:autoSpaceDN/>
-              <w:bidi w:val="0"/>
-              <w:adjustRightInd/>
-              <w:snapToGrid w:val="0"/>
-              <w:spacing w:line="400" w:lineRule="exact"/>
-              <w:ind w:left="0" w:leftChars="0" w:right="0" w:rightChars="0" w:firstLine="0" w:firstLineChars="0"/>
-              <w:jc w:val="both"/>
-              <w:textAlignment w:val="auto"/>
-              <w:rPr>
-                <w:rFonts w:ascii="宋体" w:hAnsi="宋体" w:eastAsia="宋体" w:cs="宋体"/>
-                <w:b w:val="0"/>
-                <w:color w:val="000000"/>
-                <w:spacing w:val="0"/>
-                <w:sz w:val="24"/>
-                <w:szCs w:val="24"/>
-              </w:rPr>
-            </w:pPr>
-            <w:r>
-              <w:rPr>
-                <w:rFonts w:ascii="宋体" w:hAnsi="宋体" w:eastAsia="宋体" w:cs="宋体"/>
-                <w:b w:val="0"/>
-                <w:color w:val="000000"/>
-                <w:spacing w:val="0"/>
-                <w:sz w:val="24"/>
-                <w:szCs w:val="24"/>
-              </w:rPr>
-              <w:t>学生若原有认知不能被有效激活并转化为“冲突意识”，容易简单接受教师讲授的结论，难以真正经历“质疑—求证—修正”的科学探究过程。</w:t>
-            </w:r>
-          </w:p>
-        </w:tc>
-      </w:tr>
-      <w:tr>
-        <w:tblPrEx>
-          <w:tblBorders>
-            <w:top w:val="none" w:color="auto" w:sz="4" w:space="0"/>
-            <w:left w:val="none" w:color="auto" w:sz="4" w:space="0"/>
-            <w:bottom w:val="none" w:color="auto" w:sz="4" w:space="0"/>
-            <w:right w:val="none" w:color="auto" w:sz="4" w:space="0"/>
-            <w:insideH w:val="none" w:color="auto" w:sz="4" w:space="0"/>
-            <w:insideV w:val="none" w:color="auto" w:sz="4" w:space="0"/>
-          </w:tblBorders>
-          <w:tblCellMar>
-            <w:top w:w="0" w:type="dxa"/>
-            <w:left w:w="10" w:type="dxa"/>
-            <w:bottom w:w="0" w:type="dxa"/>
-            <w:right w:w="10" w:type="dxa"/>
-          </w:tblCellMar>
-        </w:tblPrEx>
-        <w:trPr>
-          <w:trHeight w:val="0" w:hRule="atLeast"/>
-          <w:jc w:val="center"/>
-        </w:trPr>
-        <w:tc>
-          <w:tcPr>
-            <w:tcW w:w="0" w:type="auto"/>
-            <w:tcBorders>
-              <w:top w:val="nil"/>
-              <w:left w:val="nil"/>
-              <w:bottom w:val="nil"/>
-              <w:right w:val="nil"/>
-            </w:tcBorders>
-            <w:shd w:val="clear" w:color="auto" w:fill="FFFFFF"/>
-            <w:noWrap w:val="0"/>
-            <w:tcMar>
-              <w:top w:w="-1" w:type="dxa"/>
-              <w:left w:w="-1" w:type="dxa"/>
-              <w:bottom w:w="-1" w:type="dxa"/>
-              <w:right w:w="-1" w:type="dxa"/>
-            </w:tcMar>
-            <w:vAlign w:val="center"/>
-          </w:tcPr>
-          <w:p>
-            <w:pPr>
-              <w:keepNext/>
-              <w:keepLines/>
-              <w:pageBreakBefore w:val="0"/>
-              <w:widowControl w:val="0"/>
-              <w:kinsoku/>
-              <w:wordWrap/>
-              <w:overflowPunct/>
-              <w:topLinePunct w:val="0"/>
-              <w:autoSpaceDE/>
-              <w:autoSpaceDN/>
-              <w:bidi w:val="0"/>
-              <w:adjustRightInd/>
-              <w:snapToGrid w:val="0"/>
-              <w:spacing w:line="400" w:lineRule="exact"/>
-              <w:ind w:left="0" w:leftChars="0" w:right="0" w:rightChars="0" w:firstLine="0" w:firstLineChars="0"/>
-              <w:jc w:val="left"/>
-              <w:textAlignment w:val="auto"/>
-              <w:rPr>
-                <w:rFonts w:ascii="宋体" w:hAnsi="宋体" w:eastAsia="宋体" w:cs="宋体"/>
+                <w:rFonts w:ascii="Times New Roman" w:hAnsi="Times New Roman" w:eastAsia="宋体" w:cs="Times New Roman"/>
                 <w:b/>
-                <w:bCs w:val="0"/>
-                <w:color w:val="000000"/>
-                <w:spacing w:val="0"/>
-                <w:sz w:val="24"/>
-                <w:szCs w:val="24"/>
-              </w:rPr>
-            </w:pPr>
-            <w:r>
-              <w:rPr>
-                <w:rFonts w:ascii="宋体" w:hAnsi="宋体" w:eastAsia="宋体" w:cs="宋体"/>
-                <w:b/>
-                <w:bCs w:val="0"/>
-                <w:color w:val="000000"/>
-                <w:spacing w:val="0"/>
-                <w:sz w:val="24"/>
-                <w:szCs w:val="24"/>
+                <w:sz w:val="21"/>
+                <w:szCs w:val="21"/>
               </w:rPr>
               <w:t>现有认识能力水平</w:t>
             </w:r>
@@ -15849,59 +15365,46 @@
         </w:tc>
         <w:tc>
           <w:tcPr>
-            <w:tcW w:w="0" w:type="auto"/>
+            <w:tcW w:w="2047" w:type="dxa"/>
             <w:tcBorders>
-              <w:top w:val="nil"/>
               <w:left w:val="nil"/>
-              <w:bottom w:val="nil"/>
               <w:right w:val="nil"/>
             </w:tcBorders>
-            <w:shd w:val="clear" w:color="auto" w:fill="FFFFFF"/>
-            <w:noWrap w:val="0"/>
+            <w:shd w:val="clear" w:color="auto" w:fill="auto"/>
             <w:tcMar>
-              <w:top w:w="60" w:type="dxa"/>
-              <w:left w:w="80" w:type="dxa"/>
-              <w:bottom w:w="60" w:type="dxa"/>
-              <w:right w:w="80" w:type="dxa"/>
+              <w:top w:w="40" w:type="dxa"/>
+              <w:left w:w="60" w:type="dxa"/>
+              <w:bottom w:w="40" w:type="dxa"/>
+              <w:right w:w="60" w:type="dxa"/>
             </w:tcMar>
-            <w:vAlign w:val="center"/>
+            <w:vAlign w:val="top"/>
           </w:tcPr>
           <w:p>
             <w:pPr>
               <w:keepNext/>
               <w:keepLines/>
-              <w:pageBreakBefore w:val="0"/>
               <w:widowControl w:val="0"/>
               <w:kinsoku/>
               <w:wordWrap/>
               <w:overflowPunct/>
-              <w:topLinePunct w:val="0"/>
               <w:autoSpaceDE/>
               <w:autoSpaceDN/>
-              <w:bidi w:val="0"/>
               <w:adjustRightInd/>
               <w:snapToGrid w:val="0"/>
-              <w:spacing w:line="400" w:lineRule="exact"/>
+              <w:spacing w:before="40" w:after="40" w:line="280" w:lineRule="exact"/>
               <w:ind w:left="0" w:leftChars="0" w:right="0" w:rightChars="0" w:firstLine="0" w:firstLineChars="0"/>
-              <w:jc w:val="left"/>
-              <w:textAlignment w:val="auto"/>
+              <w:jc w:val="both"/>
               <w:rPr>
-                <w:rFonts w:ascii="宋体" w:hAnsi="宋体" w:eastAsia="宋体" w:cs="宋体"/>
-                <w:b w:val="0"/>
-                <w:color w:val="000000"/>
-                <w:spacing w:val="0"/>
-                <w:sz w:val="24"/>
-                <w:szCs w:val="24"/>
+                <w:rFonts w:ascii="Times New Roman" w:hAnsi="Times New Roman" w:eastAsia="宋体" w:cs="Times New Roman"/>
+                <w:sz w:val="21"/>
+                <w:szCs w:val="21"/>
               </w:rPr>
             </w:pPr>
             <w:r>
               <w:rPr>
-                <w:rFonts w:ascii="宋体" w:hAnsi="宋体" w:eastAsia="宋体" w:cs="宋体"/>
-                <w:b w:val="0"/>
-                <w:color w:val="000000"/>
-                <w:spacing w:val="0"/>
-                <w:sz w:val="24"/>
-                <w:szCs w:val="24"/>
+                <w:rFonts w:ascii="Times New Roman" w:hAnsi="Times New Roman" w:eastAsia="宋体" w:cs="Times New Roman"/>
+                <w:sz w:val="21"/>
+                <w:szCs w:val="21"/>
               </w:rPr>
               <w:t>学生具备一定的实验观察与简单数据分析能力，能够通过实验现象作出初步判断；具有小组合作、交流表达的经验，能够参与结构模型的讨论与展示。</w:t>
             </w:r>
@@ -15909,59 +15412,46 @@
         </w:tc>
         <w:tc>
           <w:tcPr>
-            <w:tcW w:w="2445" w:type="dxa"/>
+            <w:tcW w:w="2047" w:type="dxa"/>
             <w:tcBorders>
-              <w:top w:val="nil"/>
               <w:left w:val="nil"/>
-              <w:bottom w:val="nil"/>
               <w:right w:val="nil"/>
             </w:tcBorders>
-            <w:shd w:val="clear" w:color="auto" w:fill="FFFFFF"/>
-            <w:noWrap w:val="0"/>
+            <w:shd w:val="clear" w:color="auto" w:fill="auto"/>
             <w:tcMar>
-              <w:top w:w="60" w:type="dxa"/>
-              <w:left w:w="80" w:type="dxa"/>
-              <w:bottom w:w="60" w:type="dxa"/>
-              <w:right w:w="80" w:type="dxa"/>
+              <w:top w:w="40" w:type="dxa"/>
+              <w:left w:w="60" w:type="dxa"/>
+              <w:bottom w:w="40" w:type="dxa"/>
+              <w:right w:w="60" w:type="dxa"/>
             </w:tcMar>
-            <w:vAlign w:val="center"/>
+            <w:vAlign w:val="top"/>
           </w:tcPr>
           <w:p>
             <w:pPr>
               <w:keepNext/>
               <w:keepLines/>
-              <w:pageBreakBefore w:val="0"/>
               <w:widowControl w:val="0"/>
               <w:kinsoku/>
               <w:wordWrap/>
               <w:overflowPunct/>
-              <w:topLinePunct w:val="0"/>
               <w:autoSpaceDE/>
               <w:autoSpaceDN/>
-              <w:bidi w:val="0"/>
               <w:adjustRightInd/>
               <w:snapToGrid w:val="0"/>
-              <w:spacing w:line="400" w:lineRule="exact"/>
+              <w:spacing w:before="40" w:after="40" w:line="280" w:lineRule="exact"/>
               <w:ind w:left="0" w:leftChars="0" w:right="0" w:rightChars="0" w:firstLine="0" w:firstLineChars="0"/>
-              <w:jc w:val="left"/>
-              <w:textAlignment w:val="auto"/>
+              <w:jc w:val="both"/>
               <w:rPr>
-                <w:rFonts w:ascii="宋体" w:hAnsi="宋体" w:eastAsia="宋体" w:cs="宋体"/>
-                <w:b w:val="0"/>
-                <w:color w:val="000000"/>
-                <w:spacing w:val="0"/>
-                <w:sz w:val="24"/>
-                <w:szCs w:val="24"/>
+                <w:rFonts w:ascii="Times New Roman" w:hAnsi="Times New Roman" w:eastAsia="宋体" w:cs="Times New Roman"/>
+                <w:sz w:val="21"/>
+                <w:szCs w:val="21"/>
               </w:rPr>
             </w:pPr>
             <w:r>
               <w:rPr>
-                <w:rFonts w:ascii="宋体" w:hAnsi="宋体" w:eastAsia="宋体" w:cs="宋体"/>
-                <w:b w:val="0"/>
-                <w:color w:val="000000"/>
-                <w:spacing w:val="0"/>
-                <w:sz w:val="24"/>
-                <w:szCs w:val="24"/>
+                <w:rFonts w:ascii="Times New Roman" w:hAnsi="Times New Roman" w:eastAsia="宋体" w:cs="Times New Roman"/>
+                <w:sz w:val="21"/>
+                <w:szCs w:val="21"/>
               </w:rPr>
               <w:t>学生的证据推理能力和模型建构能力仍显稚嫩，面对需综合运用氢化热数据、键长数据、邻位取代产物种类等多重证据进行论证的问题时，容易感到困难，习惯于寻求“正确答案”而非自主论证；对科学事业本质的认识基础尤为薄弱。</w:t>
             </w:r>
@@ -15969,59 +15459,46 @@
         </w:tc>
         <w:tc>
           <w:tcPr>
-            <w:tcW w:w="2240" w:type="dxa"/>
+            <w:tcW w:w="2047" w:type="dxa"/>
             <w:tcBorders>
-              <w:top w:val="nil"/>
               <w:left w:val="nil"/>
-              <w:bottom w:val="nil"/>
               <w:right w:val="nil"/>
             </w:tcBorders>
-            <w:shd w:val="clear" w:color="auto" w:fill="FFFFFF"/>
-            <w:noWrap w:val="0"/>
+            <w:shd w:val="clear" w:color="auto" w:fill="auto"/>
             <w:tcMar>
-              <w:top w:w="60" w:type="dxa"/>
-              <w:left w:w="80" w:type="dxa"/>
-              <w:bottom w:w="60" w:type="dxa"/>
-              <w:right w:w="80" w:type="dxa"/>
+              <w:top w:w="40" w:type="dxa"/>
+              <w:left w:w="60" w:type="dxa"/>
+              <w:bottom w:w="40" w:type="dxa"/>
+              <w:right w:w="60" w:type="dxa"/>
             </w:tcMar>
-            <w:vAlign w:val="center"/>
+            <w:vAlign w:val="top"/>
           </w:tcPr>
           <w:p>
             <w:pPr>
               <w:keepNext/>
               <w:keepLines/>
-              <w:pageBreakBefore w:val="0"/>
               <w:widowControl w:val="0"/>
               <w:kinsoku/>
               <w:wordWrap/>
               <w:overflowPunct/>
-              <w:topLinePunct w:val="0"/>
               <w:autoSpaceDE/>
               <w:autoSpaceDN/>
-              <w:bidi w:val="0"/>
               <w:adjustRightInd/>
               <w:snapToGrid w:val="0"/>
-              <w:spacing w:line="400" w:lineRule="exact"/>
+              <w:spacing w:before="40" w:after="40" w:line="280" w:lineRule="exact"/>
               <w:ind w:left="0" w:leftChars="0" w:right="0" w:rightChars="0" w:firstLine="0" w:firstLineChars="0"/>
               <w:jc w:val="both"/>
-              <w:textAlignment w:val="auto"/>
               <w:rPr>
-                <w:rFonts w:ascii="宋体" w:hAnsi="宋体" w:eastAsia="宋体" w:cs="宋体"/>
-                <w:b w:val="0"/>
-                <w:color w:val="000000"/>
-                <w:spacing w:val="0"/>
-                <w:sz w:val="24"/>
-                <w:szCs w:val="24"/>
+                <w:rFonts w:ascii="Times New Roman" w:hAnsi="Times New Roman" w:eastAsia="宋体" w:cs="Times New Roman"/>
+                <w:sz w:val="21"/>
+                <w:szCs w:val="21"/>
               </w:rPr>
             </w:pPr>
             <w:r>
               <w:rPr>
-                <w:rFonts w:ascii="宋体" w:hAnsi="宋体" w:eastAsia="宋体" w:cs="宋体"/>
-                <w:b w:val="0"/>
-                <w:color w:val="000000"/>
-                <w:spacing w:val="0"/>
-                <w:sz w:val="24"/>
-                <w:szCs w:val="24"/>
+                <w:rFonts w:ascii="Times New Roman" w:hAnsi="Times New Roman" w:eastAsia="宋体" w:cs="Times New Roman"/>
+                <w:sz w:val="21"/>
+                <w:szCs w:val="21"/>
               </w:rPr>
               <w:t>通过教师提供结构化的证据支架（如反应现象记录表、键长数据对比表），引导学生逐步完成从“现象”到“证据”再到“结论”的推理链条，契合“科学证据获取与探究过程”任务的能力要求。</w:t>
             </w:r>
@@ -16029,59 +15506,46 @@
         </w:tc>
         <w:tc>
           <w:tcPr>
-            <w:tcW w:w="2240" w:type="dxa"/>
+            <w:tcW w:w="2047" w:type="dxa"/>
             <w:tcBorders>
-              <w:top w:val="nil"/>
               <w:left w:val="nil"/>
-              <w:bottom w:val="nil"/>
               <w:right w:val="nil"/>
             </w:tcBorders>
-            <w:shd w:val="clear" w:color="auto" w:fill="FFFFFF"/>
-            <w:noWrap w:val="0"/>
+            <w:shd w:val="clear" w:color="auto" w:fill="auto"/>
             <w:tcMar>
-              <w:top w:w="60" w:type="dxa"/>
-              <w:left w:w="80" w:type="dxa"/>
-              <w:bottom w:w="60" w:type="dxa"/>
-              <w:right w:w="80" w:type="dxa"/>
+              <w:top w:w="40" w:type="dxa"/>
+              <w:left w:w="60" w:type="dxa"/>
+              <w:bottom w:w="40" w:type="dxa"/>
+              <w:right w:w="60" w:type="dxa"/>
             </w:tcMar>
-            <w:vAlign w:val="center"/>
+            <w:vAlign w:val="top"/>
           </w:tcPr>
           <w:p>
             <w:pPr>
               <w:keepNext/>
               <w:keepLines/>
-              <w:pageBreakBefore w:val="0"/>
               <w:widowControl w:val="0"/>
               <w:kinsoku/>
               <w:wordWrap/>
               <w:overflowPunct/>
-              <w:topLinePunct w:val="0"/>
               <w:autoSpaceDE/>
               <w:autoSpaceDN/>
-              <w:bidi w:val="0"/>
               <w:adjustRightInd/>
               <w:snapToGrid w:val="0"/>
-              <w:spacing w:line="400" w:lineRule="exact"/>
+              <w:spacing w:before="40" w:after="40" w:line="280" w:lineRule="exact"/>
               <w:ind w:left="0" w:leftChars="0" w:right="0" w:rightChars="0" w:firstLine="0" w:firstLineChars="0"/>
-              <w:jc w:val="left"/>
-              <w:textAlignment w:val="auto"/>
+              <w:jc w:val="both"/>
               <w:rPr>
-                <w:rFonts w:ascii="宋体" w:hAnsi="宋体" w:eastAsia="宋体" w:cs="宋体"/>
-                <w:b w:val="0"/>
-                <w:color w:val="000000"/>
-                <w:spacing w:val="0"/>
-                <w:sz w:val="24"/>
-                <w:szCs w:val="24"/>
+                <w:rFonts w:ascii="Times New Roman" w:hAnsi="Times New Roman" w:eastAsia="宋体" w:cs="Times New Roman"/>
+                <w:sz w:val="21"/>
+                <w:szCs w:val="21"/>
               </w:rPr>
             </w:pPr>
             <w:r>
               <w:rPr>
-                <w:rFonts w:ascii="宋体" w:hAnsi="宋体" w:eastAsia="宋体" w:cs="宋体"/>
-                <w:b w:val="0"/>
-                <w:color w:val="000000"/>
-                <w:spacing w:val="0"/>
-                <w:sz w:val="24"/>
-                <w:szCs w:val="24"/>
+                <w:rFonts w:ascii="Times New Roman" w:hAnsi="Times New Roman" w:eastAsia="宋体" w:cs="Times New Roman"/>
+                <w:sz w:val="21"/>
+                <w:szCs w:val="21"/>
               </w:rPr>
               <w:t>面对苯的工业应用价值与其毒性、致癌性等社会性议题时，学生容易简单化处理，难以形成辩证、全面的价值判断，需要教师提供角色支架加以引导。</w:t>
             </w:r>

--- a/HPS理念下培养学生科学本质观的高中化学教学设计研究（学情整合+插图重制）.docx
+++ b/HPS理念下培养学生科学本质观的高中化学教学设计研究（学情整合+插图重制）.docx
@@ -14164,6 +14164,38 @@
         <w:bidi w:val="0"/>
         <w:adjustRightInd/>
         <w:snapToGrid/>
+        <w:spacing w:line="400" w:lineRule="exact"/>
+        <w:ind w:firstLine="0"/>
+        <w:jc w:val="both"/>
+        <w:textAlignment w:val="auto"/>
+        <w:rPr>
+          <w:rFonts w:hint="eastAsia"/>
+          <w:b/>
+        </w:rPr>
+      </w:pPr>
+      <w:r>
+        <w:rPr>
+          <w:rFonts w:hint="eastAsia"/>
+          <w:b/>
+        </w:rPr>
+        <w:t>（一）基于SWOT模型的学情分析</w:t>
+      </w:r>
+    </w:p>
+    <w:p>
+      <w:pPr>
+        <w:keepNext/>
+        <w:keepLines/>
+        <w:pageBreakBefore w:val="0"/>
+        <w:widowControl w:val="0"/>
+        <w:kinsoku/>
+        <w:wordWrap/>
+        <w:overflowPunct/>
+        <w:topLinePunct w:val="0"/>
+        <w:autoSpaceDE/>
+        <w:autoSpaceDN/>
+        <w:bidi w:val="0"/>
+        <w:adjustRightInd/>
+        <w:snapToGrid/>
         <w:spacing w:after="120" w:line="400" w:lineRule="exact"/>
         <w:ind w:firstLine="482"/>
         <w:jc w:val="both"/>
@@ -15606,7 +15638,7 @@
           <w:rFonts w:hint="eastAsia"/>
           <w:b/>
         </w:rPr>
-        <w:t>分析如何从教学上利用或应对这些优势、机会、挑战与困难</w:t>
+        <w:t>（二）学情优势、机会、挑战与困难的教学利用与应对</w:t>
       </w:r>
     </w:p>
     <w:p>

--- a/HPS理念下培养学生科学本质观的高中化学教学设计研究（学情整合+插图重制）.docx
+++ b/HPS理念下培养学生科学本质观的高中化学教学设计研究（学情整合+插图重制）.docx
@@ -17877,58 +17877,26 @@
           <w:szCs w:val="24"/>
           <w:lang w:val="en-US" w:eastAsia="zh-CN"/>
         </w:rPr>
-        <w:t>的全过程，其中每一步都有明确的实验事实作为依据，这正是它适合用来开展科学本质观教学的根本原因。</w:t>
-      </w:r>
-    </w:p>
-    <w:p>
-      <w:pPr>
-        <w:keepNext w:val="0"/>
-        <w:keepLines w:val="0"/>
-        <w:pageBreakBefore w:val="0"/>
-        <w:widowControl/>
-        <w:kinsoku/>
-        <w:wordWrap/>
-        <w:overflowPunct/>
-        <w:topLinePunct w:val="0"/>
-        <w:autoSpaceDE/>
-        <w:autoSpaceDN/>
-        <w:bidi w:val="0"/>
-        <w:adjustRightInd/>
-        <w:snapToGrid/>
-        <w:spacing w:after="120" w:line="400" w:lineRule="exact"/>
-        <w:ind w:left="0" w:leftChars="0" w:firstLine="460" w:firstLineChars="200"/>
-        <w:jc w:val="both"/>
-        <w:textAlignment w:val="auto"/>
-        <w:rPr>
-          <w:rFonts w:hint="eastAsia" w:ascii="宋体" w:hAnsi="宋体" w:cs="宋体"/>
-          <w:sz w:val="24"/>
-          <w:szCs w:val="24"/>
-          <w:lang w:val="en-US" w:eastAsia="zh-CN"/>
-        </w:rPr>
-      </w:pPr>
-      <w:bookmarkStart w:id="5" w:name="_GoBack"/>
-      <w:r>
+        <w:t>的全过程（如图4-1所示），其中每一步都有明确的实验事实作为依据，这正是它适合用来开展科学本质观教学的根本原因。</w:t>
+      </w:r>
+    </w:p>
+    <w:p>
+      <w:pPr>
+        <w:ind w:firstLine="0" w:firstLineChars="0"/>
+        <w:jc w:val="center"/>
+        <w:rPr>
+          <w:rFonts w:hint="eastAsia"/>
+        </w:rPr>
+      </w:pPr>
+      <w:r>
+        <w:rPr>
+          <w:rFonts w:hint="eastAsia"/>
+        </w:rPr>
         <w:drawing>
-          <wp:anchor distT="0" distB="0" distL="114300" distR="114300" simplePos="0" relativeHeight="251659264" behindDoc="1" locked="0" layoutInCell="1" allowOverlap="1">
-            <wp:simplePos x="0" y="0"/>
-            <wp:positionH relativeFrom="column">
-              <wp:posOffset>132715</wp:posOffset>
-            </wp:positionH>
-            <wp:positionV relativeFrom="paragraph">
-              <wp:posOffset>537210</wp:posOffset>
-            </wp:positionV>
+          <wp:inline distT="0" distB="0" distL="114300" distR="114300">
             <wp:extent cx="5874385" cy="1235467"/>
             <wp:effectExtent l="0" t="0" r="0" b="0"/>
-            <wp:wrapTight wrapText="bothSides">
-              <wp:wrapPolygon>
-                <wp:start x="0" y="0"/>
-                <wp:lineTo x="0" y="21524"/>
-                <wp:lineTo x="21574" y="21524"/>
-                <wp:lineTo x="21574" y="0"/>
-                <wp:lineTo x="0" y="0"/>
-              </wp:wrapPolygon>
-            </wp:wrapTight>
-            <wp:docPr id="14" name="Picture 1"/>
+            <wp:docPr id="14" name="Picture 1" descr="图4-1_苯分子结构认识演变的认知链路"/>
             <wp:cNvGraphicFramePr>
               <a:graphicFrameLocks xmlns:a="http://schemas.openxmlformats.org/drawingml/2006/main" noChangeAspect="1"/>
             </wp:cNvGraphicFramePr>
@@ -17959,10 +17927,30 @@
                 </pic:pic>
               </a:graphicData>
             </a:graphic>
-          </wp:anchor>
+          </wp:inline>
         </w:drawing>
       </w:r>
-      <w:bookmarkEnd w:id="5"/>
+    </w:p>
+    <w:p>
+      <w:pPr>
+        <w:ind w:firstLine="0" w:firstLineChars="0"/>
+        <w:jc w:val="center"/>
+        <w:rPr>
+          <w:rFonts w:hint="eastAsia" w:ascii="宋体" w:hAnsi="宋体" w:cs="宋体"/>
+          <w:color w:val="000000"/>
+          <w:kern w:val="2"/>
+          <w:szCs w:val="24"/>
+        </w:rPr>
+      </w:pPr>
+      <w:r>
+        <w:rPr>
+          <w:rFonts w:hint="eastAsia" w:ascii="宋体" w:hAnsi="宋体" w:cs="宋体"/>
+          <w:color w:val="000000"/>
+          <w:kern w:val="2"/>
+          <w:szCs w:val="24"/>
+        </w:rPr>
+        <w:t>图4-1 苯分子结构认识演变的认知链路</w:t>
+      </w:r>
     </w:p>
     <w:p>
       <w:pPr>

--- a/HPS理念下培养学生科学本质观的高中化学教学设计研究（学情整合+插图重制）.docx
+++ b/HPS理念下培养学生科学本质观的高中化学教学设计研究（学情整合+插图重制）.docx
@@ -17954,6 +17954,42 @@
     </w:p>
     <w:p>
       <w:pPr>
+        <w:keepNext w:val="0"/>
+        <w:keepLines/>
+        <w:pageBreakBefore w:val="0"/>
+        <w:widowControl w:val="0"/>
+        <w:kinsoku/>
+        <w:wordWrap/>
+        <w:overflowPunct/>
+        <w:topLinePunct w:val="0"/>
+        <w:autoSpaceDE/>
+        <w:autoSpaceDN/>
+        <w:bidi w:val="0"/>
+        <w:adjustRightInd/>
+        <w:spacing w:after="120"/>
+        <w:ind w:firstLine="0" w:firstLineChars="0"/>
+        <w:jc w:val="center"/>
+        <w:textAlignment w:val="auto"/>
+        <w:rPr>
+          <w:rFonts w:hint="eastAsia" w:ascii="Times New Roman" w:hAnsi="Times New Roman" w:eastAsia="宋体" w:cs="Times New Roman"/>
+          <w:spacing w:val="-5"/>
+          <w:sz w:val="24"/>
+          <w:lang w:val="en-US" w:eastAsia="zh-CN" w:bidi="ar-SA"/>
+        </w:rPr>
+      </w:pPr>
+      <w:r>
+        <w:rPr>
+          <w:rFonts w:ascii="Times New Roman" w:hAnsi="Times New Roman" w:eastAsia="Times New Roman" w:cs="Times New Roman"/>
+          <w:i/>
+          <w:iCs/>
+          <w:sz w:val="18"/>
+          <w:szCs w:val="18"/>
+        </w:rPr>
+        <w:t>Fig. 4-1  Cognitive Pathway of the Evolving Understanding of the Molecular Structure of Benzene</w:t>
+      </w:r>
+    </w:p>
+    <w:p>
+      <w:pPr>
         <w:pStyle w:val="5"/>
         <w:keepNext/>
         <w:keepLines/>

--- a/HPS理念下培养学生科学本质观的高中化学教学设计研究（学情整合+插图重制）.docx
+++ b/HPS理念下培养学生科学本质观的高中化学教学设计研究（学情整合+插图重制）.docx
@@ -19698,8 +19698,6 @@
         </w:rPr>
         <w:t>Fig. 4-1  Cognitive Pathway of the Evolving Understanding of the Molecular Structure of Benzene</w:t>
       </w:r>
-      <w:bookmarkStart w:id="5" w:name="_GoBack"/>
-      <w:bookmarkEnd w:id="5"/>
     </w:p>
     <w:p>
       <w:pPr>
@@ -20127,12 +20125,6 @@
         <w:ind w:left="0" w:leftChars="0" w:firstLine="460" w:firstLineChars="200"/>
         <w:jc w:val="both"/>
         <w:textAlignment w:val="auto"/>
-        <w:rPr>
-          <w:rFonts w:hint="eastAsia" w:ascii="宋体" w:hAnsi="宋体" w:cs="宋体"/>
-          <w:sz w:val="24"/>
-          <w:szCs w:val="24"/>
-          <w:lang w:val="en-US" w:eastAsia="zh-CN"/>
-        </w:rPr>
       </w:pPr>
       <w:r>
         <w:rPr>
@@ -20223,18 +20215,15 @@
         <w:ind w:firstLine="482"/>
         <w:jc w:val="both"/>
         <w:textAlignment w:val="auto"/>
-      </w:pPr>
-      <w:r>
-        <w:rPr>
-          <w:rFonts w:hint="eastAsia"/>
-        </w:rPr>
-        <w:t>在整体设计上，本节课以“苯分子结构探索史”与“苯的社会应用”为统一情境链条，将核心驱动问题“分子式为</w:t>
-      </w:r>
-      <w:r>
-        <w:rPr>
-          <w:rFonts w:hint="eastAsia"/>
-        </w:rPr>
-        <w:t>C</w:t>
+        <w:rPr>
+          <w:rFonts w:hint="eastAsia"/>
+        </w:rPr>
+      </w:pPr>
+      <w:r>
+        <w:rPr>
+          <w:rFonts w:hint="eastAsia"/>
+        </w:rPr>
+        <w:t>在整体设计上，本节课以“苯分子结构探索史”与“苯的社会应用”为统一情境链条，将核心驱动问题“分子式为C</w:t>
       </w:r>
       <w:r>
         <w:rPr>
@@ -20260,49 +20249,20 @@
         <w:rPr>
           <w:rFonts w:hint="eastAsia"/>
         </w:rPr>
-        <w:t>的苯究竟具有怎样的结构？人类又应当如何与这种物质相处？”分解为三个层层递进的学习任务：任务一以凯库勒式遭遇反常证据的理论危机为核心，指向科学知识本质观；任务二围绕苯环结构证据的获取与论证展开，指向科学探究本质观；任务三延伸至苯的工业应用与职业危害的价值权衡，指向科学事业本质观。每一任务均按照六要素模型编制学习任务单，分述如下。</w:t>
-      </w:r>
-    </w:p>
-    <w:p>
-      <w:pPr>
-        <w:keepNext w:val="0"/>
-        <w:keepLines w:val="0"/>
-        <w:pageBreakBefore w:val="0"/>
-        <w:widowControl/>
-        <w:numPr>
-          <w:ilvl w:val="0"/>
-          <w:numId w:val="33"/>
-        </w:numPr>
-        <w:kinsoku/>
-        <w:wordWrap/>
-        <w:overflowPunct/>
-        <w:topLinePunct w:val="0"/>
-        <w:autoSpaceDE/>
-        <w:autoSpaceDN/>
-        <w:bidi w:val="0"/>
-        <w:adjustRightInd/>
-        <w:snapToGrid/>
-        <w:spacing w:after="120" w:line="400" w:lineRule="exact"/>
-        <w:ind w:firstLine="482"/>
-        <w:jc w:val="both"/>
-        <w:textAlignment w:val="auto"/>
-        <w:rPr>
-          <w:rFonts w:ascii="宋体" w:hAnsi="宋体" w:eastAsia="宋体" w:cs="宋体"/>
-          <w:b/>
-          <w:bCs/>
-          <w:sz w:val="24"/>
-          <w:szCs w:val="24"/>
-        </w:rPr>
-      </w:pPr>
-      <w:r>
-        <w:rPr>
-          <w:rFonts w:ascii="宋体" w:hAnsi="宋体" w:eastAsia="宋体" w:cs="宋体"/>
-          <w:b/>
-          <w:bCs/>
-          <w:sz w:val="24"/>
-          <w:szCs w:val="24"/>
-        </w:rPr>
-        <w:t>基于“科学理论危机与模型修正”问题解决的学习任务</w:t>
+        <w:t>的苯究竟具有怎样的结构？人类又应当如何与这种物质相处？”分解为</w:t>
+      </w:r>
+      <w:r>
+        <w:rPr>
+          <w:rFonts w:hint="eastAsia"/>
+          <w:lang w:val="en-US" w:eastAsia="zh-CN"/>
+        </w:rPr>
+        <w:t>如下</w:t>
+      </w:r>
+      <w:r>
+        <w:rPr>
+          <w:rFonts w:hint="eastAsia"/>
+        </w:rPr>
+        <w:t>三个层层递进的学习任务：</w:t>
       </w:r>
     </w:p>
     <w:p>
@@ -20324,6 +20284,155 @@
         <w:ind w:firstLine="482"/>
         <w:jc w:val="both"/>
         <w:textAlignment w:val="auto"/>
+        <w:rPr>
+          <w:rFonts w:hint="eastAsia"/>
+        </w:rPr>
+      </w:pPr>
+      <w:r>
+        <w:rPr>
+          <w:rFonts w:hint="eastAsia"/>
+        </w:rPr>
+        <w:t>任务一</w:t>
+      </w:r>
+      <w:r>
+        <w:rPr>
+          <w:rFonts w:hint="eastAsia"/>
+          <w:lang w:eastAsia="zh-CN"/>
+        </w:rPr>
+        <w:t>：</w:t>
+      </w:r>
+      <w:r>
+        <w:rPr>
+          <w:rFonts w:hint="eastAsia"/>
+        </w:rPr>
+        <w:t>以凯库勒式遭遇反常证据的理论危机为核心，指向科学知识本质观；</w:t>
+      </w:r>
+    </w:p>
+    <w:p>
+      <w:pPr>
+        <w:keepNext w:val="0"/>
+        <w:keepLines w:val="0"/>
+        <w:pageBreakBefore w:val="0"/>
+        <w:widowControl/>
+        <w:kinsoku/>
+        <w:wordWrap/>
+        <w:overflowPunct/>
+        <w:topLinePunct w:val="0"/>
+        <w:autoSpaceDE/>
+        <w:autoSpaceDN/>
+        <w:bidi w:val="0"/>
+        <w:adjustRightInd/>
+        <w:snapToGrid/>
+        <w:spacing w:after="120" w:line="400" w:lineRule="exact"/>
+        <w:ind w:firstLine="482"/>
+        <w:jc w:val="both"/>
+        <w:textAlignment w:val="auto"/>
+        <w:rPr>
+          <w:rFonts w:hint="eastAsia"/>
+        </w:rPr>
+      </w:pPr>
+      <w:r>
+        <w:rPr>
+          <w:rFonts w:hint="eastAsia"/>
+        </w:rPr>
+        <w:t>任务二</w:t>
+      </w:r>
+      <w:r>
+        <w:rPr>
+          <w:rFonts w:hint="eastAsia"/>
+          <w:lang w:eastAsia="zh-CN"/>
+        </w:rPr>
+        <w:t>：</w:t>
+      </w:r>
+      <w:r>
+        <w:rPr>
+          <w:rFonts w:hint="eastAsia"/>
+        </w:rPr>
+        <w:t>围绕苯环结构证据的获取与论证展开，指向科学探究本质观；</w:t>
+      </w:r>
+    </w:p>
+    <w:p>
+      <w:pPr>
+        <w:keepNext w:val="0"/>
+        <w:keepLines w:val="0"/>
+        <w:pageBreakBefore w:val="0"/>
+        <w:widowControl/>
+        <w:kinsoku/>
+        <w:wordWrap/>
+        <w:overflowPunct/>
+        <w:topLinePunct w:val="0"/>
+        <w:autoSpaceDE/>
+        <w:autoSpaceDN/>
+        <w:bidi w:val="0"/>
+        <w:adjustRightInd/>
+        <w:snapToGrid/>
+        <w:spacing w:after="120" w:line="400" w:lineRule="exact"/>
+        <w:ind w:firstLine="482"/>
+        <w:jc w:val="both"/>
+        <w:textAlignment w:val="auto"/>
+      </w:pPr>
+      <w:r>
+        <w:rPr>
+          <w:rFonts w:hint="eastAsia"/>
+        </w:rPr>
+        <w:t>任务三延伸至苯的工业应用与职业危害的价值权衡，指向科学事业本质观。每一任务均按照六要素模型编制学习任务单，分述如下。</w:t>
+      </w:r>
+    </w:p>
+    <w:p>
+      <w:pPr>
+        <w:pStyle w:val="5"/>
+        <w:keepNext/>
+        <w:keepLines/>
+        <w:pageBreakBefore w:val="0"/>
+        <w:widowControl w:val="0"/>
+        <w:numPr>
+          <w:ilvl w:val="1"/>
+          <w:numId w:val="33"/>
+        </w:numPr>
+        <w:kinsoku/>
+        <w:wordWrap/>
+        <w:overflowPunct/>
+        <w:topLinePunct w:val="0"/>
+        <w:autoSpaceDE/>
+        <w:autoSpaceDN/>
+        <w:bidi w:val="0"/>
+        <w:adjustRightInd/>
+        <w:snapToGrid/>
+        <w:spacing w:line="400" w:lineRule="exact"/>
+        <w:ind w:firstLine="0"/>
+        <w:textAlignment w:val="auto"/>
+        <w:rPr>
+          <w:rFonts w:hint="eastAsia"/>
+          <w:lang w:val="en-US" w:eastAsia="zh-CN"/>
+        </w:rPr>
+      </w:pPr>
+      <w:r>
+        <w:rPr>
+          <w:rFonts w:hint="eastAsia"/>
+          <w:lang w:val="en-US" w:eastAsia="zh-CN"/>
+        </w:rPr>
+        <w:t>基于“科学理论危机与模型修正”问题解决的学习任务</w:t>
+      </w:r>
+    </w:p>
+    <w:p>
+      <w:pPr>
+        <w:keepNext w:val="0"/>
+        <w:keepLines/>
+        <w:pageBreakBefore w:val="0"/>
+        <w:widowControl w:val="0"/>
+        <w:kinsoku/>
+        <w:wordWrap/>
+        <w:overflowPunct/>
+        <w:topLinePunct w:val="0"/>
+        <w:autoSpaceDE/>
+        <w:autoSpaceDN/>
+        <w:bidi w:val="0"/>
+        <w:adjustRightInd/>
+        <w:snapToGrid/>
+        <w:spacing w:after="120" w:line="400" w:lineRule="exact"/>
+        <w:ind w:firstLine="482"/>
+        <w:jc w:val="both"/>
+        <w:textAlignment w:val="auto"/>
       </w:pPr>
       <w:r>
         <w:rPr>
@@ -20334,8 +20443,21 @@
     </w:p>
     <w:p>
       <w:pPr>
+        <w:keepNext w:val="0"/>
+        <w:keepLines/>
+        <w:pageBreakBefore w:val="0"/>
+        <w:widowControl w:val="0"/>
+        <w:kinsoku/>
+        <w:wordWrap/>
+        <w:overflowPunct/>
+        <w:topLinePunct w:val="0"/>
+        <w:autoSpaceDE/>
+        <w:autoSpaceDN/>
+        <w:bidi w:val="0"/>
+        <w:adjustRightInd/>
         <w:spacing w:before="200" w:after="40"/>
         <w:jc w:val="center"/>
+        <w:textAlignment w:val="auto"/>
         <w:rPr>
           <w:rFonts w:ascii="宋体" w:hAnsi="宋体" w:eastAsia="宋体" w:cs="宋体"/>
           <w:b/>
@@ -20357,8 +20479,21 @@
     </w:p>
     <w:p>
       <w:pPr>
+        <w:keepNext w:val="0"/>
+        <w:keepLines/>
+        <w:pageBreakBefore w:val="0"/>
+        <w:widowControl w:val="0"/>
+        <w:kinsoku/>
+        <w:wordWrap/>
+        <w:overflowPunct/>
+        <w:topLinePunct w:val="0"/>
+        <w:autoSpaceDE/>
+        <w:autoSpaceDN/>
+        <w:bidi w:val="0"/>
+        <w:adjustRightInd/>
         <w:spacing w:after="120"/>
         <w:jc w:val="center"/>
+        <w:textAlignment w:val="auto"/>
       </w:pPr>
       <w:r>
         <w:rPr>
@@ -20373,6 +20508,7 @@
     </w:p>
     <w:tbl>
       <w:tblPr>
+        <w:tblStyle w:val="18"/>
         <w:tblW w:w="9638" w:type="dxa"/>
         <w:jc w:val="center"/>
         <w:tblBorders>
@@ -20396,8 +20532,25 @@
         <w:gridCol w:w="8138"/>
       </w:tblGrid>
       <w:tr>
+        <w:tblPrEx>
+          <w:tblBorders>
+            <w:top w:val="single" w:color="000000" w:sz="12" w:space="0"/>
+            <w:left w:val="none" w:color="auto" w:sz="4" w:space="0"/>
+            <w:bottom w:val="single" w:color="000000" w:sz="12" w:space="0"/>
+            <w:right w:val="none" w:color="auto" w:sz="4" w:space="0"/>
+            <w:insideH w:val="none" w:color="auto" w:sz="4" w:space="0"/>
+            <w:insideV w:val="none" w:color="auto" w:sz="4" w:space="0"/>
+          </w:tblBorders>
+          <w:tblCellMar>
+            <w:top w:w="0" w:type="dxa"/>
+            <w:left w:w="60" w:type="dxa"/>
+            <w:bottom w:w="0" w:type="dxa"/>
+            <w:right w:w="60" w:type="dxa"/>
+          </w:tblCellMar>
+        </w:tblPrEx>
         <w:trPr>
           <w:tblHeader/>
+          <w:jc w:val="center"/>
         </w:trPr>
         <w:tc>
           <w:tcPr>
@@ -20418,32 +20571,36 @@
           </w:tcPr>
           <w:p>
             <w:pPr>
-              <w:keepNext/>
+              <w:keepNext w:val="0"/>
               <w:keepLines/>
+              <w:pageBreakBefore w:val="0"/>
               <w:widowControl w:val="0"/>
               <w:kinsoku/>
               <w:wordWrap/>
               <w:overflowPunct/>
+              <w:topLinePunct w:val="0"/>
               <w:autoSpaceDE/>
               <w:autoSpaceDN/>
+              <w:bidi w:val="0"/>
               <w:adjustRightInd/>
               <w:snapToGrid w:val="0"/>
-              <w:spacing w:before="40" w:after="40" w:line="280" w:lineRule="exact"/>
+              <w:spacing w:before="40" w:after="40" w:line="400" w:lineRule="exact"/>
               <w:ind w:left="0" w:leftChars="0" w:right="0" w:rightChars="0" w:firstLine="0" w:firstLineChars="0"/>
               <w:jc w:val="center"/>
-              <w:rPr>
-                <w:rFonts w:ascii="Times New Roman" w:hAnsi="Times New Roman" w:eastAsia="宋体" w:cs="Times New Roman"/>
+              <w:textAlignment w:val="auto"/>
+              <w:rPr>
+                <w:rFonts w:hint="eastAsia" w:ascii="宋体" w:hAnsi="宋体" w:eastAsia="宋体" w:cs="宋体"/>
                 <w:b/>
-                <w:sz w:val="21"/>
-                <w:szCs w:val="21"/>
+                <w:sz w:val="24"/>
+                <w:szCs w:val="24"/>
               </w:rPr>
             </w:pPr>
             <w:r>
               <w:rPr>
-                <w:rFonts w:ascii="Times New Roman" w:hAnsi="Times New Roman" w:eastAsia="宋体" w:cs="Times New Roman"/>
+                <w:rFonts w:hint="eastAsia" w:ascii="宋体" w:hAnsi="宋体" w:eastAsia="宋体" w:cs="宋体"/>
                 <w:b/>
-                <w:sz w:val="21"/>
-                <w:szCs w:val="21"/>
+                <w:sz w:val="24"/>
+                <w:szCs w:val="24"/>
               </w:rPr>
               <w:t>任务要素</w:t>
             </w:r>
@@ -20468,32 +20625,36 @@
           </w:tcPr>
           <w:p>
             <w:pPr>
-              <w:keepNext/>
+              <w:keepNext w:val="0"/>
               <w:keepLines/>
+              <w:pageBreakBefore w:val="0"/>
               <w:widowControl w:val="0"/>
               <w:kinsoku/>
               <w:wordWrap/>
               <w:overflowPunct/>
+              <w:topLinePunct w:val="0"/>
               <w:autoSpaceDE/>
               <w:autoSpaceDN/>
+              <w:bidi w:val="0"/>
               <w:adjustRightInd/>
               <w:snapToGrid w:val="0"/>
-              <w:spacing w:before="40" w:after="40" w:line="280" w:lineRule="exact"/>
+              <w:spacing w:before="40" w:after="40" w:line="400" w:lineRule="exact"/>
               <w:ind w:left="0" w:leftChars="0" w:right="0" w:rightChars="0" w:firstLine="0" w:firstLineChars="0"/>
               <w:jc w:val="center"/>
-              <w:rPr>
-                <w:rFonts w:ascii="Times New Roman" w:hAnsi="Times New Roman" w:eastAsia="宋体" w:cs="Times New Roman"/>
+              <w:textAlignment w:val="auto"/>
+              <w:rPr>
+                <w:rFonts w:hint="eastAsia" w:ascii="宋体" w:hAnsi="宋体" w:eastAsia="宋体" w:cs="宋体"/>
                 <w:b/>
-                <w:sz w:val="21"/>
-                <w:szCs w:val="21"/>
+                <w:sz w:val="24"/>
+                <w:szCs w:val="24"/>
               </w:rPr>
             </w:pPr>
             <w:r>
               <w:rPr>
-                <w:rFonts w:ascii="Times New Roman" w:hAnsi="Times New Roman" w:eastAsia="宋体" w:cs="Times New Roman"/>
+                <w:rFonts w:hint="eastAsia" w:ascii="宋体" w:hAnsi="宋体" w:eastAsia="宋体" w:cs="宋体"/>
                 <w:b/>
-                <w:sz w:val="21"/>
-                <w:szCs w:val="21"/>
+                <w:sz w:val="24"/>
+                <w:szCs w:val="24"/>
               </w:rPr>
               <w:t>具体设计</w:t>
             </w:r>
@@ -20501,6 +20662,25 @@
         </w:tc>
       </w:tr>
       <w:tr>
+        <w:tblPrEx>
+          <w:tblBorders>
+            <w:top w:val="single" w:color="000000" w:sz="12" w:space="0"/>
+            <w:left w:val="none" w:color="auto" w:sz="4" w:space="0"/>
+            <w:bottom w:val="single" w:color="000000" w:sz="12" w:space="0"/>
+            <w:right w:val="none" w:color="auto" w:sz="4" w:space="0"/>
+            <w:insideH w:val="none" w:color="auto" w:sz="4" w:space="0"/>
+            <w:insideV w:val="none" w:color="auto" w:sz="4" w:space="0"/>
+          </w:tblBorders>
+          <w:tblCellMar>
+            <w:top w:w="0" w:type="dxa"/>
+            <w:left w:w="60" w:type="dxa"/>
+            <w:bottom w:w="0" w:type="dxa"/>
+            <w:right w:w="60" w:type="dxa"/>
+          </w:tblCellMar>
+        </w:tblPrEx>
+        <w:trPr>
+          <w:jc w:val="center"/>
+        </w:trPr>
         <w:tc>
           <w:tcPr>
             <w:tcW w:w="1500" w:type="dxa"/>
@@ -20519,32 +20699,36 @@
           </w:tcPr>
           <w:p>
             <w:pPr>
-              <w:keepNext/>
+              <w:keepNext w:val="0"/>
               <w:keepLines/>
+              <w:pageBreakBefore w:val="0"/>
               <w:widowControl w:val="0"/>
               <w:kinsoku/>
               <w:wordWrap/>
               <w:overflowPunct/>
+              <w:topLinePunct w:val="0"/>
               <w:autoSpaceDE/>
               <w:autoSpaceDN/>
+              <w:bidi w:val="0"/>
               <w:adjustRightInd/>
               <w:snapToGrid w:val="0"/>
-              <w:spacing w:before="40" w:after="40" w:line="280" w:lineRule="exact"/>
+              <w:spacing w:before="40" w:after="40" w:line="400" w:lineRule="exact"/>
               <w:ind w:left="0" w:leftChars="0" w:right="0" w:rightChars="0" w:firstLine="0" w:firstLineChars="0"/>
               <w:jc w:val="center"/>
-              <w:rPr>
-                <w:rFonts w:ascii="Times New Roman" w:hAnsi="Times New Roman" w:eastAsia="宋体" w:cs="Times New Roman"/>
+              <w:textAlignment w:val="auto"/>
+              <w:rPr>
+                <w:rFonts w:hint="eastAsia" w:ascii="宋体" w:hAnsi="宋体" w:eastAsia="宋体" w:cs="宋体"/>
                 <w:b/>
-                <w:sz w:val="21"/>
-                <w:szCs w:val="21"/>
+                <w:sz w:val="24"/>
+                <w:szCs w:val="24"/>
               </w:rPr>
             </w:pPr>
             <w:r>
               <w:rPr>
-                <w:rFonts w:ascii="Times New Roman" w:hAnsi="Times New Roman" w:eastAsia="宋体" w:cs="Times New Roman"/>
+                <w:rFonts w:hint="eastAsia" w:ascii="宋体" w:hAnsi="宋体" w:eastAsia="宋体" w:cs="宋体"/>
                 <w:b/>
-                <w:sz w:val="21"/>
-                <w:szCs w:val="21"/>
+                <w:sz w:val="24"/>
+                <w:szCs w:val="24"/>
               </w:rPr>
               <w:t>驱动问题</w:t>
             </w:r>
@@ -20568,79 +20752,128 @@
           </w:tcPr>
           <w:p>
             <w:pPr>
-              <w:keepNext/>
+              <w:keepNext w:val="0"/>
               <w:keepLines/>
+              <w:pageBreakBefore w:val="0"/>
               <w:widowControl w:val="0"/>
               <w:kinsoku/>
               <w:wordWrap/>
               <w:overflowPunct/>
+              <w:topLinePunct w:val="0"/>
               <w:autoSpaceDE/>
               <w:autoSpaceDN/>
+              <w:bidi w:val="0"/>
               <w:adjustRightInd/>
               <w:snapToGrid w:val="0"/>
-              <w:spacing w:before="40" w:after="40" w:line="280" w:lineRule="exact"/>
+              <w:spacing w:before="40" w:after="40" w:line="400" w:lineRule="exact"/>
               <w:ind w:left="0" w:leftChars="0" w:right="0" w:rightChars="0" w:firstLine="0" w:firstLineChars="0"/>
               <w:jc w:val="both"/>
-              <w:rPr>
-                <w:rFonts w:ascii="Times New Roman" w:hAnsi="Times New Roman" w:eastAsia="宋体" w:cs="Times New Roman"/>
-                <w:sz w:val="21"/>
-                <w:szCs w:val="21"/>
+              <w:textAlignment w:val="auto"/>
+              <w:rPr>
+                <w:rFonts w:hint="eastAsia" w:ascii="宋体" w:hAnsi="宋体" w:eastAsia="宋体" w:cs="宋体"/>
+                <w:sz w:val="24"/>
+                <w:szCs w:val="24"/>
               </w:rPr>
             </w:pPr>
             <w:r>
               <w:rPr>
-                <w:rFonts w:ascii="Times New Roman" w:hAnsi="Times New Roman" w:eastAsia="宋体" w:cs="Times New Roman"/>
-                <w:sz w:val="21"/>
-                <w:szCs w:val="21"/>
-              </w:rPr>
-              <w:t>分子式为</w:t>
+                <w:rFonts w:hint="eastAsia" w:ascii="宋体" w:hAnsi="宋体" w:eastAsia="宋体" w:cs="宋体"/>
+                <w:sz w:val="24"/>
+                <w:szCs w:val="24"/>
+              </w:rPr>
+              <w:t>分子式为C</w:t>
             </w:r>
             <w:r>
               <w:rPr>
-                <w:rFonts w:ascii="Times New Roman" w:hAnsi="Times New Roman" w:eastAsia="宋体" w:cs="Times New Roman"/>
-                <w:sz w:val="21"/>
-                <w:szCs w:val="21"/>
-              </w:rPr>
-              <w:t>C</w:t>
-            </w:r>
-            <w:r>
-              <w:rPr>
-                <w:rFonts w:ascii="Times New Roman" w:hAnsi="Times New Roman" w:eastAsia="宋体" w:cs="Times New Roman"/>
-                <w:sz w:val="21"/>
-                <w:szCs w:val="21"/>
+                <w:rFonts w:hint="eastAsia" w:ascii="宋体" w:hAnsi="宋体" w:eastAsia="宋体" w:cs="宋体"/>
+                <w:sz w:val="24"/>
+                <w:szCs w:val="24"/>
                 <w:vertAlign w:val="subscript"/>
               </w:rPr>
               <w:t>6</w:t>
             </w:r>
             <w:r>
               <w:rPr>
-                <w:rFonts w:ascii="Times New Roman" w:hAnsi="Times New Roman" w:eastAsia="宋体" w:cs="Times New Roman"/>
-                <w:sz w:val="21"/>
-                <w:szCs w:val="21"/>
+                <w:rFonts w:hint="eastAsia" w:ascii="宋体" w:hAnsi="宋体" w:eastAsia="宋体" w:cs="宋体"/>
+                <w:sz w:val="24"/>
+                <w:szCs w:val="24"/>
               </w:rPr>
               <w:t>H</w:t>
             </w:r>
             <w:r>
               <w:rPr>
-                <w:rFonts w:ascii="Times New Roman" w:hAnsi="Times New Roman" w:eastAsia="宋体" w:cs="Times New Roman"/>
-                <w:sz w:val="21"/>
-                <w:szCs w:val="21"/>
+                <w:rFonts w:hint="eastAsia" w:ascii="宋体" w:hAnsi="宋体" w:eastAsia="宋体" w:cs="宋体"/>
+                <w:sz w:val="24"/>
+                <w:szCs w:val="24"/>
                 <w:vertAlign w:val="subscript"/>
               </w:rPr>
               <w:t>6</w:t>
             </w:r>
             <w:r>
               <w:rPr>
-                <w:rFonts w:ascii="Times New Roman" w:hAnsi="Times New Roman" w:eastAsia="宋体" w:cs="Times New Roman"/>
-                <w:sz w:val="21"/>
-                <w:szCs w:val="21"/>
-              </w:rPr>
-              <w:t>的苯“理应”高度不饱和、性质活泼，实际却相当稳定；曾被普遍接受的凯库勒式又接连遭遇反常证据——苯分子的结构模型究竟应当如何修正与重构？</w:t>
+                <w:rFonts w:hint="eastAsia" w:ascii="宋体" w:hAnsi="宋体" w:eastAsia="宋体" w:cs="宋体"/>
+                <w:sz w:val="24"/>
+                <w:szCs w:val="24"/>
+              </w:rPr>
+              <w:t>的苯“理应”高度不饱和、性质活泼，实际却相当稳定；</w:t>
+            </w:r>
+          </w:p>
+          <w:p>
+            <w:pPr>
+              <w:keepNext w:val="0"/>
+              <w:keepLines/>
+              <w:pageBreakBefore w:val="0"/>
+              <w:widowControl w:val="0"/>
+              <w:kinsoku/>
+              <w:wordWrap/>
+              <w:overflowPunct/>
+              <w:topLinePunct w:val="0"/>
+              <w:autoSpaceDE/>
+              <w:autoSpaceDN/>
+              <w:bidi w:val="0"/>
+              <w:adjustRightInd/>
+              <w:snapToGrid w:val="0"/>
+              <w:spacing w:before="40" w:after="40" w:line="400" w:lineRule="exact"/>
+              <w:ind w:left="0" w:leftChars="0" w:right="0" w:rightChars="0" w:firstLine="0" w:firstLineChars="0"/>
+              <w:jc w:val="both"/>
+              <w:textAlignment w:val="auto"/>
+              <w:rPr>
+                <w:rFonts w:hint="eastAsia" w:ascii="宋体" w:hAnsi="宋体" w:eastAsia="宋体" w:cs="宋体"/>
+                <w:sz w:val="24"/>
+                <w:szCs w:val="24"/>
+              </w:rPr>
+            </w:pPr>
+            <w:r>
+              <w:rPr>
+                <w:rFonts w:hint="eastAsia" w:ascii="宋体" w:hAnsi="宋体" w:eastAsia="宋体" w:cs="宋体"/>
+                <w:sz w:val="24"/>
+                <w:szCs w:val="24"/>
+              </w:rPr>
+              <w:t>曾被普遍接受的凯库勒式又接连遭遇反常证据——苯分子的结构模型究竟应当如何修正与重构？</w:t>
             </w:r>
           </w:p>
         </w:tc>
       </w:tr>
       <w:tr>
+        <w:tblPrEx>
+          <w:tblBorders>
+            <w:top w:val="single" w:color="000000" w:sz="12" w:space="0"/>
+            <w:left w:val="none" w:color="auto" w:sz="4" w:space="0"/>
+            <w:bottom w:val="single" w:color="000000" w:sz="12" w:space="0"/>
+            <w:right w:val="none" w:color="auto" w:sz="4" w:space="0"/>
+            <w:insideH w:val="none" w:color="auto" w:sz="4" w:space="0"/>
+            <w:insideV w:val="none" w:color="auto" w:sz="4" w:space="0"/>
+          </w:tblBorders>
+          <w:tblCellMar>
+            <w:top w:w="0" w:type="dxa"/>
+            <w:left w:w="60" w:type="dxa"/>
+            <w:bottom w:w="0" w:type="dxa"/>
+            <w:right w:w="60" w:type="dxa"/>
+          </w:tblCellMar>
+        </w:tblPrEx>
+        <w:trPr>
+          <w:jc w:val="center"/>
+        </w:trPr>
         <w:tc>
           <w:tcPr>
             <w:tcW w:w="1500" w:type="dxa"/>
@@ -20659,32 +20892,36 @@
           </w:tcPr>
           <w:p>
             <w:pPr>
-              <w:keepNext/>
+              <w:keepNext w:val="0"/>
               <w:keepLines/>
+              <w:pageBreakBefore w:val="0"/>
               <w:widowControl w:val="0"/>
               <w:kinsoku/>
               <w:wordWrap/>
               <w:overflowPunct/>
+              <w:topLinePunct w:val="0"/>
               <w:autoSpaceDE/>
               <w:autoSpaceDN/>
+              <w:bidi w:val="0"/>
               <w:adjustRightInd/>
               <w:snapToGrid w:val="0"/>
-              <w:spacing w:before="40" w:after="40" w:line="280" w:lineRule="exact"/>
+              <w:spacing w:before="40" w:after="40" w:line="400" w:lineRule="exact"/>
               <w:ind w:left="0" w:leftChars="0" w:right="0" w:rightChars="0" w:firstLine="0" w:firstLineChars="0"/>
               <w:jc w:val="center"/>
-              <w:rPr>
-                <w:rFonts w:ascii="Times New Roman" w:hAnsi="Times New Roman" w:eastAsia="宋体" w:cs="Times New Roman"/>
+              <w:textAlignment w:val="auto"/>
+              <w:rPr>
+                <w:rFonts w:hint="eastAsia" w:ascii="宋体" w:hAnsi="宋体" w:eastAsia="宋体" w:cs="宋体"/>
                 <w:b/>
-                <w:sz w:val="21"/>
-                <w:szCs w:val="21"/>
+                <w:sz w:val="24"/>
+                <w:szCs w:val="24"/>
               </w:rPr>
             </w:pPr>
             <w:r>
               <w:rPr>
-                <w:rFonts w:ascii="Times New Roman" w:hAnsi="Times New Roman" w:eastAsia="宋体" w:cs="Times New Roman"/>
+                <w:rFonts w:hint="eastAsia" w:ascii="宋体" w:hAnsi="宋体" w:eastAsia="宋体" w:cs="宋体"/>
                 <w:b/>
-                <w:sz w:val="21"/>
-                <w:szCs w:val="21"/>
+                <w:sz w:val="24"/>
+                <w:szCs w:val="24"/>
               </w:rPr>
               <w:t>任务情境</w:t>
             </w:r>
@@ -20708,37 +20945,94 @@
           </w:tcPr>
           <w:p>
             <w:pPr>
-              <w:keepNext/>
+              <w:keepNext w:val="0"/>
               <w:keepLines/>
+              <w:pageBreakBefore w:val="0"/>
               <w:widowControl w:val="0"/>
               <w:kinsoku/>
               <w:wordWrap/>
               <w:overflowPunct/>
+              <w:topLinePunct w:val="0"/>
               <w:autoSpaceDE/>
               <w:autoSpaceDN/>
+              <w:bidi w:val="0"/>
               <w:adjustRightInd/>
               <w:snapToGrid w:val="0"/>
-              <w:spacing w:before="40" w:after="40" w:line="280" w:lineRule="exact"/>
+              <w:spacing w:before="40" w:after="40" w:line="400" w:lineRule="exact"/>
               <w:ind w:left="0" w:leftChars="0" w:right="0" w:rightChars="0" w:firstLine="0" w:firstLineChars="0"/>
               <w:jc w:val="both"/>
-              <w:rPr>
-                <w:rFonts w:ascii="Times New Roman" w:hAnsi="Times New Roman" w:eastAsia="宋体" w:cs="Times New Roman"/>
-                <w:sz w:val="21"/>
-                <w:szCs w:val="21"/>
+              <w:textAlignment w:val="auto"/>
+              <w:rPr>
+                <w:rFonts w:hint="eastAsia" w:ascii="宋体" w:hAnsi="宋体" w:eastAsia="宋体" w:cs="宋体"/>
+                <w:sz w:val="24"/>
+                <w:szCs w:val="24"/>
               </w:rPr>
             </w:pPr>
             <w:r>
               <w:rPr>
-                <w:rFonts w:ascii="Times New Roman" w:hAnsi="Times New Roman" w:eastAsia="宋体" w:cs="Times New Roman"/>
-                <w:sz w:val="21"/>
-                <w:szCs w:val="21"/>
-              </w:rPr>
-              <w:t>19世纪化学界围绕苯分子结构的“理论危机”：法拉第分离得到苯并确定分子式后，分子式与性质的矛盾令化学界困惑；凯库勒基于碳四价学说与碳链结构理论创造性地提出单双键交替的六元环假说，随后邻位二取代物只有一种、氢化热远低于理论值等实验事实相继出现，使凯库勒式面临被修正的境地。</w:t>
+                <w:rFonts w:hint="eastAsia" w:ascii="宋体" w:hAnsi="宋体" w:eastAsia="宋体" w:cs="宋体"/>
+                <w:sz w:val="24"/>
+                <w:szCs w:val="24"/>
+              </w:rPr>
+              <w:t>19世纪化学界围绕苯分子结构的“理论危机”：法拉第分离得到苯并确定分子式后，分子式与性质的矛盾令化学界困惑；</w:t>
+            </w:r>
+          </w:p>
+          <w:p>
+            <w:pPr>
+              <w:keepNext w:val="0"/>
+              <w:keepLines/>
+              <w:pageBreakBefore w:val="0"/>
+              <w:widowControl w:val="0"/>
+              <w:kinsoku/>
+              <w:wordWrap/>
+              <w:overflowPunct/>
+              <w:topLinePunct w:val="0"/>
+              <w:autoSpaceDE/>
+              <w:autoSpaceDN/>
+              <w:bidi w:val="0"/>
+              <w:adjustRightInd/>
+              <w:snapToGrid w:val="0"/>
+              <w:spacing w:before="40" w:after="40" w:line="400" w:lineRule="exact"/>
+              <w:ind w:left="0" w:leftChars="0" w:right="0" w:rightChars="0" w:firstLine="0" w:firstLineChars="0"/>
+              <w:jc w:val="both"/>
+              <w:textAlignment w:val="auto"/>
+              <w:rPr>
+                <w:rFonts w:hint="eastAsia" w:ascii="宋体" w:hAnsi="宋体" w:eastAsia="宋体" w:cs="宋体"/>
+                <w:sz w:val="24"/>
+                <w:szCs w:val="24"/>
+              </w:rPr>
+            </w:pPr>
+            <w:r>
+              <w:rPr>
+                <w:rFonts w:hint="eastAsia" w:ascii="宋体" w:hAnsi="宋体" w:eastAsia="宋体" w:cs="宋体"/>
+                <w:sz w:val="24"/>
+                <w:szCs w:val="24"/>
+              </w:rPr>
+              <w:t>凯库勒基于碳四价学说与碳链结构理论创造性地提出单双键交替的六元环假说，随后邻位二取代物只有一种、氢化热远低于理论值等实验事实相继出现，使凯库勒式面临被修正的境地。</w:t>
             </w:r>
           </w:p>
         </w:tc>
       </w:tr>
       <w:tr>
+        <w:tblPrEx>
+          <w:tblBorders>
+            <w:top w:val="single" w:color="000000" w:sz="12" w:space="0"/>
+            <w:left w:val="none" w:color="auto" w:sz="4" w:space="0"/>
+            <w:bottom w:val="single" w:color="000000" w:sz="12" w:space="0"/>
+            <w:right w:val="none" w:color="auto" w:sz="4" w:space="0"/>
+            <w:insideH w:val="none" w:color="auto" w:sz="4" w:space="0"/>
+            <w:insideV w:val="none" w:color="auto" w:sz="4" w:space="0"/>
+          </w:tblBorders>
+          <w:tblCellMar>
+            <w:top w:w="0" w:type="dxa"/>
+            <w:left w:w="60" w:type="dxa"/>
+            <w:bottom w:w="0" w:type="dxa"/>
+            <w:right w:w="60" w:type="dxa"/>
+          </w:tblCellMar>
+        </w:tblPrEx>
+        <w:trPr>
+          <w:jc w:val="center"/>
+        </w:trPr>
         <w:tc>
           <w:tcPr>
             <w:tcW w:w="1500" w:type="dxa"/>
@@ -20757,32 +21051,36 @@
           </w:tcPr>
           <w:p>
             <w:pPr>
-              <w:keepNext/>
+              <w:keepNext w:val="0"/>
               <w:keepLines/>
+              <w:pageBreakBefore w:val="0"/>
               <w:widowControl w:val="0"/>
               <w:kinsoku/>
               <w:wordWrap/>
               <w:overflowPunct/>
+              <w:topLinePunct w:val="0"/>
               <w:autoSpaceDE/>
               <w:autoSpaceDN/>
+              <w:bidi w:val="0"/>
               <w:adjustRightInd/>
               <w:snapToGrid w:val="0"/>
-              <w:spacing w:before="40" w:after="40" w:line="280" w:lineRule="exact"/>
+              <w:spacing w:before="40" w:after="40" w:line="400" w:lineRule="exact"/>
               <w:ind w:left="0" w:leftChars="0" w:right="0" w:rightChars="0" w:firstLine="0" w:firstLineChars="0"/>
               <w:jc w:val="center"/>
-              <w:rPr>
-                <w:rFonts w:ascii="Times New Roman" w:hAnsi="Times New Roman" w:eastAsia="宋体" w:cs="Times New Roman"/>
+              <w:textAlignment w:val="auto"/>
+              <w:rPr>
+                <w:rFonts w:hint="eastAsia" w:ascii="宋体" w:hAnsi="宋体" w:eastAsia="宋体" w:cs="宋体"/>
                 <w:b/>
-                <w:sz w:val="21"/>
-                <w:szCs w:val="21"/>
+                <w:sz w:val="24"/>
+                <w:szCs w:val="24"/>
               </w:rPr>
             </w:pPr>
             <w:r>
               <w:rPr>
-                <w:rFonts w:ascii="Times New Roman" w:hAnsi="Times New Roman" w:eastAsia="宋体" w:cs="Times New Roman"/>
+                <w:rFonts w:hint="eastAsia" w:ascii="宋体" w:hAnsi="宋体" w:eastAsia="宋体" w:cs="宋体"/>
                 <w:b/>
-                <w:sz w:val="21"/>
-                <w:szCs w:val="21"/>
+                <w:sz w:val="24"/>
+                <w:szCs w:val="24"/>
               </w:rPr>
               <w:t>学生角色</w:t>
             </w:r>
@@ -20806,30 +21104,34 @@
           </w:tcPr>
           <w:p>
             <w:pPr>
-              <w:keepNext/>
+              <w:keepNext w:val="0"/>
               <w:keepLines/>
+              <w:pageBreakBefore w:val="0"/>
               <w:widowControl w:val="0"/>
               <w:kinsoku/>
               <w:wordWrap/>
               <w:overflowPunct/>
+              <w:topLinePunct w:val="0"/>
               <w:autoSpaceDE/>
               <w:autoSpaceDN/>
+              <w:bidi w:val="0"/>
               <w:adjustRightInd/>
               <w:snapToGrid w:val="0"/>
-              <w:spacing w:before="40" w:after="40" w:line="280" w:lineRule="exact"/>
+              <w:spacing w:before="40" w:after="40" w:line="400" w:lineRule="exact"/>
               <w:ind w:left="0" w:leftChars="0" w:right="0" w:rightChars="0" w:firstLine="0" w:firstLineChars="0"/>
               <w:jc w:val="both"/>
-              <w:rPr>
-                <w:rFonts w:ascii="Times New Roman" w:hAnsi="Times New Roman" w:eastAsia="宋体" w:cs="Times New Roman"/>
-                <w:sz w:val="21"/>
-                <w:szCs w:val="21"/>
+              <w:textAlignment w:val="auto"/>
+              <w:rPr>
+                <w:rFonts w:hint="eastAsia" w:ascii="宋体" w:hAnsi="宋体" w:eastAsia="宋体" w:cs="宋体"/>
+                <w:sz w:val="24"/>
+                <w:szCs w:val="24"/>
               </w:rPr>
             </w:pPr>
             <w:r>
               <w:rPr>
-                <w:rFonts w:ascii="Times New Roman" w:hAnsi="Times New Roman" w:eastAsia="宋体" w:cs="Times New Roman"/>
-                <w:sz w:val="21"/>
-                <w:szCs w:val="21"/>
+                <w:rFonts w:hint="eastAsia" w:ascii="宋体" w:hAnsi="宋体" w:eastAsia="宋体" w:cs="宋体"/>
+                <w:sz w:val="24"/>
+                <w:szCs w:val="24"/>
               </w:rPr>
               <w:t>化学史料档案馆的“历史文献分析员”与“模型评估者”。</w:t>
             </w:r>
@@ -20837,6 +21139,25 @@
         </w:tc>
       </w:tr>
       <w:tr>
+        <w:tblPrEx>
+          <w:tblBorders>
+            <w:top w:val="single" w:color="000000" w:sz="12" w:space="0"/>
+            <w:left w:val="none" w:color="auto" w:sz="4" w:space="0"/>
+            <w:bottom w:val="single" w:color="000000" w:sz="12" w:space="0"/>
+            <w:right w:val="none" w:color="auto" w:sz="4" w:space="0"/>
+            <w:insideH w:val="none" w:color="auto" w:sz="4" w:space="0"/>
+            <w:insideV w:val="none" w:color="auto" w:sz="4" w:space="0"/>
+          </w:tblBorders>
+          <w:tblCellMar>
+            <w:top w:w="0" w:type="dxa"/>
+            <w:left w:w="60" w:type="dxa"/>
+            <w:bottom w:w="0" w:type="dxa"/>
+            <w:right w:w="60" w:type="dxa"/>
+          </w:tblCellMar>
+        </w:tblPrEx>
+        <w:trPr>
+          <w:jc w:val="center"/>
+        </w:trPr>
         <w:tc>
           <w:tcPr>
             <w:tcW w:w="1500" w:type="dxa"/>
@@ -20855,32 +21176,36 @@
           </w:tcPr>
           <w:p>
             <w:pPr>
-              <w:keepNext/>
+              <w:keepNext w:val="0"/>
               <w:keepLines/>
+              <w:pageBreakBefore w:val="0"/>
               <w:widowControl w:val="0"/>
               <w:kinsoku/>
               <w:wordWrap/>
               <w:overflowPunct/>
+              <w:topLinePunct w:val="0"/>
               <w:autoSpaceDE/>
               <w:autoSpaceDN/>
+              <w:bidi w:val="0"/>
               <w:adjustRightInd/>
               <w:snapToGrid w:val="0"/>
-              <w:spacing w:before="40" w:after="40" w:line="280" w:lineRule="exact"/>
+              <w:spacing w:before="40" w:after="40" w:line="400" w:lineRule="exact"/>
               <w:ind w:left="0" w:leftChars="0" w:right="0" w:rightChars="0" w:firstLine="0" w:firstLineChars="0"/>
               <w:jc w:val="center"/>
-              <w:rPr>
-                <w:rFonts w:ascii="Times New Roman" w:hAnsi="Times New Roman" w:eastAsia="宋体" w:cs="Times New Roman"/>
+              <w:textAlignment w:val="auto"/>
+              <w:rPr>
+                <w:rFonts w:hint="eastAsia" w:ascii="宋体" w:hAnsi="宋体" w:eastAsia="宋体" w:cs="宋体"/>
                 <w:b/>
-                <w:sz w:val="21"/>
-                <w:szCs w:val="21"/>
+                <w:sz w:val="24"/>
+                <w:szCs w:val="24"/>
               </w:rPr>
             </w:pPr>
             <w:r>
               <w:rPr>
-                <w:rFonts w:ascii="Times New Roman" w:hAnsi="Times New Roman" w:eastAsia="宋体" w:cs="Times New Roman"/>
+                <w:rFonts w:hint="eastAsia" w:ascii="宋体" w:hAnsi="宋体" w:eastAsia="宋体" w:cs="宋体"/>
                 <w:b/>
-                <w:sz w:val="21"/>
-                <w:szCs w:val="21"/>
+                <w:sz w:val="24"/>
+                <w:szCs w:val="24"/>
               </w:rPr>
               <w:t>实践行为</w:t>
             </w:r>
@@ -20904,30 +21229,34 @@
           </w:tcPr>
           <w:p>
             <w:pPr>
-              <w:keepNext/>
+              <w:keepNext w:val="0"/>
               <w:keepLines/>
+              <w:pageBreakBefore w:val="0"/>
               <w:widowControl w:val="0"/>
               <w:kinsoku/>
               <w:wordWrap/>
               <w:overflowPunct/>
+              <w:topLinePunct w:val="0"/>
               <w:autoSpaceDE/>
               <w:autoSpaceDN/>
+              <w:bidi w:val="0"/>
               <w:adjustRightInd/>
               <w:snapToGrid w:val="0"/>
-              <w:spacing w:before="40" w:after="40" w:line="280" w:lineRule="exact"/>
+              <w:spacing w:before="40" w:after="40" w:line="400" w:lineRule="exact"/>
               <w:ind w:left="0" w:leftChars="0" w:right="0" w:rightChars="0" w:firstLine="0" w:firstLineChars="0"/>
               <w:jc w:val="both"/>
-              <w:rPr>
-                <w:rFonts w:ascii="Times New Roman" w:hAnsi="Times New Roman" w:eastAsia="宋体" w:cs="Times New Roman"/>
-                <w:sz w:val="21"/>
-                <w:szCs w:val="21"/>
+              <w:textAlignment w:val="auto"/>
+              <w:rPr>
+                <w:rFonts w:hint="eastAsia" w:ascii="宋体" w:hAnsi="宋体" w:eastAsia="宋体" w:cs="宋体"/>
+                <w:sz w:val="24"/>
+                <w:szCs w:val="24"/>
               </w:rPr>
             </w:pPr>
             <w:r>
               <w:rPr>
-                <w:rFonts w:ascii="Times New Roman" w:hAnsi="Times New Roman" w:eastAsia="宋体" w:cs="Times New Roman"/>
-                <w:sz w:val="21"/>
-                <w:szCs w:val="21"/>
+                <w:rFonts w:hint="eastAsia" w:ascii="宋体" w:hAnsi="宋体" w:eastAsia="宋体" w:cs="宋体"/>
+                <w:sz w:val="24"/>
+                <w:szCs w:val="24"/>
               </w:rPr>
               <w:t>以小组为单位研读教师提供的“证据卡片”（分子式测定记录、邻位二取代物种类实验、氢化热数据、苯与溴水及酸性高锰酸钾溶液作用的实验记录），梳理凯库勒式能够解释与无法解释的事实，剖析旧模型的理论缺陷，尝试对苯环结构模型作出修正，并绘制苯分子结构认识的演变脉络。</w:t>
             </w:r>
@@ -20935,6 +21264,25 @@
         </w:tc>
       </w:tr>
       <w:tr>
+        <w:tblPrEx>
+          <w:tblBorders>
+            <w:top w:val="single" w:color="000000" w:sz="12" w:space="0"/>
+            <w:left w:val="none" w:color="auto" w:sz="4" w:space="0"/>
+            <w:bottom w:val="single" w:color="000000" w:sz="12" w:space="0"/>
+            <w:right w:val="none" w:color="auto" w:sz="4" w:space="0"/>
+            <w:insideH w:val="none" w:color="auto" w:sz="4" w:space="0"/>
+            <w:insideV w:val="none" w:color="auto" w:sz="4" w:space="0"/>
+          </w:tblBorders>
+          <w:tblCellMar>
+            <w:top w:w="0" w:type="dxa"/>
+            <w:left w:w="60" w:type="dxa"/>
+            <w:bottom w:w="0" w:type="dxa"/>
+            <w:right w:w="60" w:type="dxa"/>
+          </w:tblCellMar>
+        </w:tblPrEx>
+        <w:trPr>
+          <w:jc w:val="center"/>
+        </w:trPr>
         <w:tc>
           <w:tcPr>
             <w:tcW w:w="1500" w:type="dxa"/>
@@ -20953,32 +21301,36 @@
           </w:tcPr>
           <w:p>
             <w:pPr>
-              <w:keepNext/>
+              <w:keepNext w:val="0"/>
               <w:keepLines/>
+              <w:pageBreakBefore w:val="0"/>
               <w:widowControl w:val="0"/>
               <w:kinsoku/>
               <w:wordWrap/>
               <w:overflowPunct/>
+              <w:topLinePunct w:val="0"/>
               <w:autoSpaceDE/>
               <w:autoSpaceDN/>
+              <w:bidi w:val="0"/>
               <w:adjustRightInd/>
               <w:snapToGrid w:val="0"/>
-              <w:spacing w:before="40" w:after="40" w:line="280" w:lineRule="exact"/>
+              <w:spacing w:before="40" w:after="40" w:line="400" w:lineRule="exact"/>
               <w:ind w:left="0" w:leftChars="0" w:right="0" w:rightChars="0" w:firstLine="0" w:firstLineChars="0"/>
               <w:jc w:val="center"/>
-              <w:rPr>
-                <w:rFonts w:ascii="Times New Roman" w:hAnsi="Times New Roman" w:eastAsia="宋体" w:cs="Times New Roman"/>
+              <w:textAlignment w:val="auto"/>
+              <w:rPr>
+                <w:rFonts w:hint="eastAsia" w:ascii="宋体" w:hAnsi="宋体" w:eastAsia="宋体" w:cs="宋体"/>
                 <w:b/>
-                <w:sz w:val="21"/>
-                <w:szCs w:val="21"/>
+                <w:sz w:val="24"/>
+                <w:szCs w:val="24"/>
               </w:rPr>
             </w:pPr>
             <w:r>
               <w:rPr>
-                <w:rFonts w:ascii="Times New Roman" w:hAnsi="Times New Roman" w:eastAsia="宋体" w:cs="Times New Roman"/>
+                <w:rFonts w:hint="eastAsia" w:ascii="宋体" w:hAnsi="宋体" w:eastAsia="宋体" w:cs="宋体"/>
                 <w:b/>
-                <w:sz w:val="21"/>
-                <w:szCs w:val="21"/>
+                <w:sz w:val="24"/>
+                <w:szCs w:val="24"/>
               </w:rPr>
               <w:t>涉及知识</w:t>
             </w:r>
@@ -21002,30 +21354,34 @@
           </w:tcPr>
           <w:p>
             <w:pPr>
-              <w:keepNext/>
+              <w:keepNext w:val="0"/>
               <w:keepLines/>
+              <w:pageBreakBefore w:val="0"/>
               <w:widowControl w:val="0"/>
               <w:kinsoku/>
               <w:wordWrap/>
               <w:overflowPunct/>
+              <w:topLinePunct w:val="0"/>
               <w:autoSpaceDE/>
               <w:autoSpaceDN/>
+              <w:bidi w:val="0"/>
               <w:adjustRightInd/>
               <w:snapToGrid w:val="0"/>
-              <w:spacing w:before="40" w:after="40" w:line="280" w:lineRule="exact"/>
+              <w:spacing w:before="40" w:after="40" w:line="400" w:lineRule="exact"/>
               <w:ind w:left="0" w:leftChars="0" w:right="0" w:rightChars="0" w:firstLine="0" w:firstLineChars="0"/>
               <w:jc w:val="both"/>
-              <w:rPr>
-                <w:rFonts w:ascii="Times New Roman" w:hAnsi="Times New Roman" w:eastAsia="宋体" w:cs="Times New Roman"/>
-                <w:sz w:val="21"/>
-                <w:szCs w:val="21"/>
+              <w:textAlignment w:val="auto"/>
+              <w:rPr>
+                <w:rFonts w:hint="eastAsia" w:ascii="宋体" w:hAnsi="宋体" w:eastAsia="宋体" w:cs="宋体"/>
+                <w:sz w:val="24"/>
+                <w:szCs w:val="24"/>
               </w:rPr>
             </w:pPr>
             <w:r>
               <w:rPr>
-                <w:rFonts w:ascii="Times New Roman" w:hAnsi="Times New Roman" w:eastAsia="宋体" w:cs="Times New Roman"/>
-                <w:sz w:val="21"/>
-                <w:szCs w:val="21"/>
+                <w:rFonts w:hint="eastAsia" w:ascii="宋体" w:hAnsi="宋体" w:eastAsia="宋体" w:cs="宋体"/>
+                <w:sz w:val="24"/>
+                <w:szCs w:val="24"/>
               </w:rPr>
               <w:t>苯的分子式与凯库勒式、碳四价学说与碳链结构理论、“结构决定性质”的基本观念、现代苯环结构（六个碳碳键完全等同的离域大π键）。</w:t>
             </w:r>
@@ -21033,6 +21389,25 @@
         </w:tc>
       </w:tr>
       <w:tr>
+        <w:tblPrEx>
+          <w:tblBorders>
+            <w:top w:val="single" w:color="000000" w:sz="12" w:space="0"/>
+            <w:left w:val="none" w:color="auto" w:sz="4" w:space="0"/>
+            <w:bottom w:val="single" w:color="000000" w:sz="12" w:space="0"/>
+            <w:right w:val="none" w:color="auto" w:sz="4" w:space="0"/>
+            <w:insideH w:val="none" w:color="auto" w:sz="4" w:space="0"/>
+            <w:insideV w:val="none" w:color="auto" w:sz="4" w:space="0"/>
+          </w:tblBorders>
+          <w:tblCellMar>
+            <w:top w:w="0" w:type="dxa"/>
+            <w:left w:w="60" w:type="dxa"/>
+            <w:bottom w:w="0" w:type="dxa"/>
+            <w:right w:w="60" w:type="dxa"/>
+          </w:tblCellMar>
+        </w:tblPrEx>
+        <w:trPr>
+          <w:jc w:val="center"/>
+        </w:trPr>
         <w:tc>
           <w:tcPr>
             <w:tcW w:w="1500" w:type="dxa"/>
@@ -21051,32 +21426,36 @@
           </w:tcPr>
           <w:p>
             <w:pPr>
-              <w:keepNext/>
+              <w:keepNext w:val="0"/>
               <w:keepLines/>
+              <w:pageBreakBefore w:val="0"/>
               <w:widowControl w:val="0"/>
               <w:kinsoku/>
               <w:wordWrap/>
               <w:overflowPunct/>
+              <w:topLinePunct w:val="0"/>
               <w:autoSpaceDE/>
               <w:autoSpaceDN/>
+              <w:bidi w:val="0"/>
               <w:adjustRightInd/>
               <w:snapToGrid w:val="0"/>
-              <w:spacing w:before="40" w:after="40" w:line="280" w:lineRule="exact"/>
+              <w:spacing w:before="40" w:after="40" w:line="400" w:lineRule="exact"/>
               <w:ind w:left="0" w:leftChars="0" w:right="0" w:rightChars="0" w:firstLine="0" w:firstLineChars="0"/>
               <w:jc w:val="center"/>
-              <w:rPr>
-                <w:rFonts w:ascii="Times New Roman" w:hAnsi="Times New Roman" w:eastAsia="宋体" w:cs="Times New Roman"/>
+              <w:textAlignment w:val="auto"/>
+              <w:rPr>
+                <w:rFonts w:hint="eastAsia" w:ascii="宋体" w:hAnsi="宋体" w:eastAsia="宋体" w:cs="宋体"/>
                 <w:b/>
-                <w:sz w:val="21"/>
-                <w:szCs w:val="21"/>
+                <w:sz w:val="24"/>
+                <w:szCs w:val="24"/>
               </w:rPr>
             </w:pPr>
             <w:r>
               <w:rPr>
-                <w:rFonts w:ascii="Times New Roman" w:hAnsi="Times New Roman" w:eastAsia="宋体" w:cs="Times New Roman"/>
+                <w:rFonts w:hint="eastAsia" w:ascii="宋体" w:hAnsi="宋体" w:eastAsia="宋体" w:cs="宋体"/>
                 <w:b/>
-                <w:sz w:val="21"/>
-                <w:szCs w:val="21"/>
+                <w:sz w:val="24"/>
+                <w:szCs w:val="24"/>
               </w:rPr>
               <w:t>任务成果</w:t>
             </w:r>
@@ -21100,30 +21479,34 @@
           </w:tcPr>
           <w:p>
             <w:pPr>
-              <w:keepNext/>
+              <w:keepNext w:val="0"/>
               <w:keepLines/>
+              <w:pageBreakBefore w:val="0"/>
               <w:widowControl w:val="0"/>
               <w:kinsoku/>
               <w:wordWrap/>
               <w:overflowPunct/>
+              <w:topLinePunct w:val="0"/>
               <w:autoSpaceDE/>
               <w:autoSpaceDN/>
+              <w:bidi w:val="0"/>
               <w:adjustRightInd/>
               <w:snapToGrid w:val="0"/>
-              <w:spacing w:before="40" w:after="40" w:line="280" w:lineRule="exact"/>
+              <w:spacing w:before="40" w:after="40" w:line="400" w:lineRule="exact"/>
               <w:ind w:left="0" w:leftChars="0" w:right="0" w:rightChars="0" w:firstLine="0" w:firstLineChars="0"/>
               <w:jc w:val="both"/>
-              <w:rPr>
-                <w:rFonts w:ascii="Times New Roman" w:hAnsi="Times New Roman" w:eastAsia="宋体" w:cs="Times New Roman"/>
-                <w:sz w:val="21"/>
-                <w:szCs w:val="21"/>
+              <w:textAlignment w:val="auto"/>
+              <w:rPr>
+                <w:rFonts w:hint="eastAsia" w:ascii="宋体" w:hAnsi="宋体" w:eastAsia="宋体" w:cs="宋体"/>
+                <w:sz w:val="24"/>
+                <w:szCs w:val="24"/>
               </w:rPr>
             </w:pPr>
             <w:r>
               <w:rPr>
-                <w:rFonts w:ascii="Times New Roman" w:hAnsi="Times New Roman" w:eastAsia="宋体" w:cs="Times New Roman"/>
-                <w:sz w:val="21"/>
-                <w:szCs w:val="21"/>
+                <w:rFonts w:hint="eastAsia" w:ascii="宋体" w:hAnsi="宋体" w:eastAsia="宋体" w:cs="宋体"/>
+                <w:sz w:val="24"/>
+                <w:szCs w:val="24"/>
               </w:rPr>
               <w:t>凯库勒式缺陷分析报告、苯分子结构认识演变脉络图。</w:t>
             </w:r>
@@ -21131,6 +21514,25 @@
         </w:tc>
       </w:tr>
       <w:tr>
+        <w:tblPrEx>
+          <w:tblBorders>
+            <w:top w:val="single" w:color="000000" w:sz="12" w:space="0"/>
+            <w:left w:val="none" w:color="auto" w:sz="4" w:space="0"/>
+            <w:bottom w:val="single" w:color="000000" w:sz="12" w:space="0"/>
+            <w:right w:val="none" w:color="auto" w:sz="4" w:space="0"/>
+            <w:insideH w:val="none" w:color="auto" w:sz="4" w:space="0"/>
+            <w:insideV w:val="none" w:color="auto" w:sz="4" w:space="0"/>
+          </w:tblBorders>
+          <w:tblCellMar>
+            <w:top w:w="0" w:type="dxa"/>
+            <w:left w:w="60" w:type="dxa"/>
+            <w:bottom w:w="0" w:type="dxa"/>
+            <w:right w:w="60" w:type="dxa"/>
+          </w:tblCellMar>
+        </w:tblPrEx>
+        <w:trPr>
+          <w:jc w:val="center"/>
+        </w:trPr>
         <w:tc>
           <w:tcPr>
             <w:tcW w:w="1500" w:type="dxa"/>
@@ -21149,32 +21551,36 @@
           </w:tcPr>
           <w:p>
             <w:pPr>
-              <w:keepNext/>
+              <w:keepNext w:val="0"/>
               <w:keepLines/>
+              <w:pageBreakBefore w:val="0"/>
               <w:widowControl w:val="0"/>
               <w:kinsoku/>
               <w:wordWrap/>
               <w:overflowPunct/>
+              <w:topLinePunct w:val="0"/>
               <w:autoSpaceDE/>
               <w:autoSpaceDN/>
+              <w:bidi w:val="0"/>
               <w:adjustRightInd/>
               <w:snapToGrid w:val="0"/>
-              <w:spacing w:before="40" w:after="40" w:line="280" w:lineRule="exact"/>
+              <w:spacing w:before="40" w:after="40" w:line="400" w:lineRule="exact"/>
               <w:ind w:left="0" w:leftChars="0" w:right="0" w:rightChars="0" w:firstLine="0" w:firstLineChars="0"/>
               <w:jc w:val="center"/>
-              <w:rPr>
-                <w:rFonts w:ascii="Times New Roman" w:hAnsi="Times New Roman" w:eastAsia="宋体" w:cs="Times New Roman"/>
+              <w:textAlignment w:val="auto"/>
+              <w:rPr>
+                <w:rFonts w:hint="eastAsia" w:ascii="宋体" w:hAnsi="宋体" w:eastAsia="宋体" w:cs="宋体"/>
                 <w:b/>
-                <w:sz w:val="21"/>
-                <w:szCs w:val="21"/>
+                <w:sz w:val="24"/>
+                <w:szCs w:val="24"/>
               </w:rPr>
             </w:pPr>
             <w:r>
               <w:rPr>
-                <w:rFonts w:ascii="Times New Roman" w:hAnsi="Times New Roman" w:eastAsia="宋体" w:cs="Times New Roman"/>
+                <w:rFonts w:hint="eastAsia" w:ascii="宋体" w:hAnsi="宋体" w:eastAsia="宋体" w:cs="宋体"/>
                 <w:b/>
-                <w:sz w:val="21"/>
-                <w:szCs w:val="21"/>
+                <w:sz w:val="24"/>
+                <w:szCs w:val="24"/>
               </w:rPr>
               <w:t>育人价值</w:t>
             </w:r>
@@ -21198,30 +21604,34 @@
           </w:tcPr>
           <w:p>
             <w:pPr>
-              <w:keepNext/>
+              <w:keepNext w:val="0"/>
               <w:keepLines/>
+              <w:pageBreakBefore w:val="0"/>
               <w:widowControl w:val="0"/>
               <w:kinsoku/>
               <w:wordWrap/>
               <w:overflowPunct/>
+              <w:topLinePunct w:val="0"/>
               <w:autoSpaceDE/>
               <w:autoSpaceDN/>
+              <w:bidi w:val="0"/>
               <w:adjustRightInd/>
               <w:snapToGrid w:val="0"/>
-              <w:spacing w:before="40" w:after="40" w:line="280" w:lineRule="exact"/>
+              <w:spacing w:before="40" w:after="40" w:line="400" w:lineRule="exact"/>
               <w:ind w:left="0" w:leftChars="0" w:right="0" w:rightChars="0" w:firstLine="0" w:firstLineChars="0"/>
               <w:jc w:val="both"/>
-              <w:rPr>
-                <w:rFonts w:ascii="Times New Roman" w:hAnsi="Times New Roman" w:eastAsia="宋体" w:cs="Times New Roman"/>
-                <w:sz w:val="21"/>
-                <w:szCs w:val="21"/>
+              <w:textAlignment w:val="auto"/>
+              <w:rPr>
+                <w:rFonts w:hint="eastAsia" w:ascii="宋体" w:hAnsi="宋体" w:eastAsia="宋体" w:cs="宋体"/>
+                <w:sz w:val="24"/>
+                <w:szCs w:val="24"/>
               </w:rPr>
             </w:pPr>
             <w:r>
               <w:rPr>
-                <w:rFonts w:ascii="Times New Roman" w:hAnsi="Times New Roman" w:eastAsia="宋体" w:cs="Times New Roman"/>
-                <w:sz w:val="21"/>
-                <w:szCs w:val="21"/>
+                <w:rFonts w:hint="eastAsia" w:ascii="宋体" w:hAnsi="宋体" w:eastAsia="宋体" w:cs="宋体"/>
+                <w:sz w:val="24"/>
+                <w:szCs w:val="24"/>
               </w:rPr>
               <w:t>指向科学知识本质观维度：从凯库勒假说的提出体会科学知识的创造性，从反常证据引发的质疑体会科学知识的暂定性，从模型在修正中逐步逼近客观规律体会科学知识的累积性。</w:t>
             </w:r>
@@ -21258,14 +21668,46 @@
     </w:p>
     <w:p>
       <w:pPr>
-        <w:keepNext w:val="0"/>
-        <w:keepLines w:val="0"/>
+        <w:pStyle w:val="5"/>
+        <w:keepNext/>
+        <w:keepLines/>
         <w:pageBreakBefore w:val="0"/>
-        <w:widowControl/>
+        <w:widowControl w:val="0"/>
         <w:numPr>
-          <w:ilvl w:val="0"/>
+          <w:ilvl w:val="1"/>
           <w:numId w:val="33"/>
         </w:numPr>
+        <w:kinsoku/>
+        <w:wordWrap/>
+        <w:overflowPunct/>
+        <w:topLinePunct w:val="0"/>
+        <w:autoSpaceDE/>
+        <w:autoSpaceDN/>
+        <w:bidi w:val="0"/>
+        <w:adjustRightInd/>
+        <w:snapToGrid/>
+        <w:spacing w:line="400" w:lineRule="exact"/>
+        <w:ind w:firstLine="0"/>
+        <w:textAlignment w:val="auto"/>
+        <w:rPr>
+          <w:rFonts w:hint="eastAsia"/>
+          <w:lang w:val="en-US" w:eastAsia="zh-CN"/>
+        </w:rPr>
+      </w:pPr>
+      <w:r>
+        <w:rPr>
+          <w:rFonts w:hint="eastAsia"/>
+          <w:lang w:val="en-US" w:eastAsia="zh-CN"/>
+        </w:rPr>
+        <w:t>基于“科学证据获取与探究过程”问题解决的学习任务</w:t>
+      </w:r>
+    </w:p>
+    <w:p>
+      <w:pPr>
+        <w:keepNext w:val="0"/>
+        <w:keepLines/>
+        <w:pageBreakBefore w:val="0"/>
+        <w:widowControl w:val="0"/>
         <w:kinsoku/>
         <w:wordWrap/>
         <w:overflowPunct/>
@@ -21279,31 +21721,20 @@
         <w:ind w:firstLine="482"/>
         <w:jc w:val="both"/>
         <w:textAlignment w:val="auto"/>
-        <w:rPr>
-          <w:rFonts w:ascii="宋体" w:hAnsi="宋体" w:eastAsia="宋体" w:cs="宋体"/>
-          <w:b/>
-          <w:bCs/>
-          <w:sz w:val="24"/>
-          <w:szCs w:val="24"/>
-        </w:rPr>
-      </w:pPr>
-      <w:r>
-        <w:rPr>
-          <w:rFonts w:ascii="宋体" w:hAnsi="宋体" w:eastAsia="宋体" w:cs="宋体"/>
-          <w:b/>
-          <w:bCs/>
-          <w:sz w:val="24"/>
-          <w:szCs w:val="24"/>
-        </w:rPr>
-        <w:t>基于“科学证据获取与探究过程”问题解决的学习任务</w:t>
+      </w:pPr>
+      <w:r>
+        <w:rPr>
+          <w:rFonts w:hint="eastAsia"/>
+        </w:rPr>
+        <w:t>本任务聚焦苯环结构真伪之争中的证据问题，要求学生像化学家一样通过实验与数据“用证据说话”。学习任务单如表4-4所示。</w:t>
       </w:r>
     </w:p>
     <w:p>
       <w:pPr>
         <w:keepNext w:val="0"/>
-        <w:keepLines w:val="0"/>
+        <w:keepLines/>
         <w:pageBreakBefore w:val="0"/>
-        <w:widowControl/>
+        <w:widowControl w:val="0"/>
         <w:kinsoku/>
         <w:wordWrap/>
         <w:overflowPunct/>
@@ -21312,23 +21743,9 @@
         <w:autoSpaceDN/>
         <w:bidi w:val="0"/>
         <w:adjustRightInd/>
-        <w:snapToGrid/>
-        <w:spacing w:after="120" w:line="400" w:lineRule="exact"/>
-        <w:ind w:firstLine="482"/>
-        <w:jc w:val="both"/>
-        <w:textAlignment w:val="auto"/>
-      </w:pPr>
-      <w:r>
-        <w:rPr>
-          <w:rFonts w:hint="eastAsia"/>
-        </w:rPr>
-        <w:t>本任务聚焦苯环结构真伪之争中的证据问题，要求学生像化学家一样通过实验与数据“用证据说话”。学习任务单如表4-4所示。</w:t>
-      </w:r>
-    </w:p>
-    <w:p>
-      <w:pPr>
         <w:spacing w:before="200" w:after="40"/>
         <w:jc w:val="center"/>
+        <w:textAlignment w:val="auto"/>
         <w:rPr>
           <w:rFonts w:ascii="宋体" w:hAnsi="宋体" w:eastAsia="宋体" w:cs="宋体"/>
           <w:b/>
@@ -21350,8 +21767,21 @@
     </w:p>
     <w:p>
       <w:pPr>
+        <w:keepNext w:val="0"/>
+        <w:keepLines/>
+        <w:pageBreakBefore w:val="0"/>
+        <w:widowControl w:val="0"/>
+        <w:kinsoku/>
+        <w:wordWrap/>
+        <w:overflowPunct/>
+        <w:topLinePunct w:val="0"/>
+        <w:autoSpaceDE/>
+        <w:autoSpaceDN/>
+        <w:bidi w:val="0"/>
+        <w:adjustRightInd/>
         <w:spacing w:after="120"/>
         <w:jc w:val="center"/>
+        <w:textAlignment w:val="auto"/>
       </w:pPr>
       <w:r>
         <w:rPr>
@@ -21366,6 +21796,7 @@
     </w:p>
     <w:tbl>
       <w:tblPr>
+        <w:tblStyle w:val="18"/>
         <w:tblW w:w="9638" w:type="dxa"/>
         <w:jc w:val="center"/>
         <w:tblBorders>
@@ -21389,8 +21820,25 @@
         <w:gridCol w:w="8138"/>
       </w:tblGrid>
       <w:tr>
+        <w:tblPrEx>
+          <w:tblBorders>
+            <w:top w:val="single" w:color="000000" w:sz="12" w:space="0"/>
+            <w:left w:val="none" w:color="auto" w:sz="4" w:space="0"/>
+            <w:bottom w:val="single" w:color="000000" w:sz="12" w:space="0"/>
+            <w:right w:val="none" w:color="auto" w:sz="4" w:space="0"/>
+            <w:insideH w:val="none" w:color="auto" w:sz="4" w:space="0"/>
+            <w:insideV w:val="none" w:color="auto" w:sz="4" w:space="0"/>
+          </w:tblBorders>
+          <w:tblCellMar>
+            <w:top w:w="0" w:type="dxa"/>
+            <w:left w:w="60" w:type="dxa"/>
+            <w:bottom w:w="0" w:type="dxa"/>
+            <w:right w:w="60" w:type="dxa"/>
+          </w:tblCellMar>
+        </w:tblPrEx>
         <w:trPr>
           <w:tblHeader/>
+          <w:jc w:val="center"/>
         </w:trPr>
         <w:tc>
           <w:tcPr>
@@ -21411,32 +21859,36 @@
           </w:tcPr>
           <w:p>
             <w:pPr>
-              <w:keepNext/>
+              <w:keepNext w:val="0"/>
               <w:keepLines/>
+              <w:pageBreakBefore w:val="0"/>
               <w:widowControl w:val="0"/>
               <w:kinsoku/>
               <w:wordWrap/>
               <w:overflowPunct/>
+              <w:topLinePunct w:val="0"/>
               <w:autoSpaceDE/>
               <w:autoSpaceDN/>
+              <w:bidi w:val="0"/>
               <w:adjustRightInd/>
               <w:snapToGrid w:val="0"/>
               <w:spacing w:before="40" w:after="40" w:line="280" w:lineRule="exact"/>
               <w:ind w:left="0" w:leftChars="0" w:right="0" w:rightChars="0" w:firstLine="0" w:firstLineChars="0"/>
               <w:jc w:val="center"/>
+              <w:textAlignment w:val="auto"/>
               <w:rPr>
                 <w:rFonts w:ascii="Times New Roman" w:hAnsi="Times New Roman" w:eastAsia="宋体" w:cs="Times New Roman"/>
                 <w:b/>
-                <w:sz w:val="21"/>
-                <w:szCs w:val="21"/>
+                <w:sz w:val="24"/>
+                <w:szCs w:val="24"/>
               </w:rPr>
             </w:pPr>
             <w:r>
               <w:rPr>
                 <w:rFonts w:ascii="Times New Roman" w:hAnsi="Times New Roman" w:eastAsia="宋体" w:cs="Times New Roman"/>
                 <w:b/>
-                <w:sz w:val="21"/>
-                <w:szCs w:val="21"/>
+                <w:sz w:val="24"/>
+                <w:szCs w:val="24"/>
               </w:rPr>
               <w:t>任务要素</w:t>
             </w:r>
@@ -21461,32 +21913,36 @@
           </w:tcPr>
           <w:p>
             <w:pPr>
-              <w:keepNext/>
+              <w:keepNext w:val="0"/>
               <w:keepLines/>
+              <w:pageBreakBefore w:val="0"/>
               <w:widowControl w:val="0"/>
               <w:kinsoku/>
               <w:wordWrap/>
               <w:overflowPunct/>
+              <w:topLinePunct w:val="0"/>
               <w:autoSpaceDE/>
               <w:autoSpaceDN/>
+              <w:bidi w:val="0"/>
               <w:adjustRightInd/>
               <w:snapToGrid w:val="0"/>
               <w:spacing w:before="40" w:after="40" w:line="280" w:lineRule="exact"/>
               <w:ind w:left="0" w:leftChars="0" w:right="0" w:rightChars="0" w:firstLine="0" w:firstLineChars="0"/>
               <w:jc w:val="center"/>
+              <w:textAlignment w:val="auto"/>
               <w:rPr>
                 <w:rFonts w:ascii="Times New Roman" w:hAnsi="Times New Roman" w:eastAsia="宋体" w:cs="Times New Roman"/>
                 <w:b/>
-                <w:sz w:val="21"/>
-                <w:szCs w:val="21"/>
+                <w:sz w:val="24"/>
+                <w:szCs w:val="24"/>
               </w:rPr>
             </w:pPr>
             <w:r>
               <w:rPr>
                 <w:rFonts w:ascii="Times New Roman" w:hAnsi="Times New Roman" w:eastAsia="宋体" w:cs="Times New Roman"/>
                 <w:b/>
-                <w:sz w:val="21"/>
-                <w:szCs w:val="21"/>
+                <w:sz w:val="24"/>
+                <w:szCs w:val="24"/>
               </w:rPr>
               <w:t>具体设计</w:t>
             </w:r>
@@ -21494,6 +21950,25 @@
         </w:tc>
       </w:tr>
       <w:tr>
+        <w:tblPrEx>
+          <w:tblBorders>
+            <w:top w:val="single" w:color="000000" w:sz="12" w:space="0"/>
+            <w:left w:val="none" w:color="auto" w:sz="4" w:space="0"/>
+            <w:bottom w:val="single" w:color="000000" w:sz="12" w:space="0"/>
+            <w:right w:val="none" w:color="auto" w:sz="4" w:space="0"/>
+            <w:insideH w:val="none" w:color="auto" w:sz="4" w:space="0"/>
+            <w:insideV w:val="none" w:color="auto" w:sz="4" w:space="0"/>
+          </w:tblBorders>
+          <w:tblCellMar>
+            <w:top w:w="0" w:type="dxa"/>
+            <w:left w:w="60" w:type="dxa"/>
+            <w:bottom w:w="0" w:type="dxa"/>
+            <w:right w:w="60" w:type="dxa"/>
+          </w:tblCellMar>
+        </w:tblPrEx>
+        <w:trPr>
+          <w:jc w:val="center"/>
+        </w:trPr>
         <w:tc>
           <w:tcPr>
             <w:tcW w:w="1500" w:type="dxa"/>
@@ -21512,32 +21987,36 @@
           </w:tcPr>
           <w:p>
             <w:pPr>
-              <w:keepNext/>
+              <w:keepNext w:val="0"/>
               <w:keepLines/>
+              <w:pageBreakBefore w:val="0"/>
               <w:widowControl w:val="0"/>
               <w:kinsoku/>
               <w:wordWrap/>
               <w:overflowPunct/>
+              <w:topLinePunct w:val="0"/>
               <w:autoSpaceDE/>
               <w:autoSpaceDN/>
+              <w:bidi w:val="0"/>
               <w:adjustRightInd/>
               <w:snapToGrid w:val="0"/>
               <w:spacing w:before="40" w:after="40" w:line="280" w:lineRule="exact"/>
               <w:ind w:left="0" w:leftChars="0" w:right="0" w:rightChars="0" w:firstLine="0" w:firstLineChars="0"/>
               <w:jc w:val="center"/>
+              <w:textAlignment w:val="auto"/>
               <w:rPr>
                 <w:rFonts w:ascii="Times New Roman" w:hAnsi="Times New Roman" w:eastAsia="宋体" w:cs="Times New Roman"/>
                 <w:b/>
-                <w:sz w:val="21"/>
-                <w:szCs w:val="21"/>
+                <w:sz w:val="24"/>
+                <w:szCs w:val="24"/>
               </w:rPr>
             </w:pPr>
             <w:r>
               <w:rPr>
                 <w:rFonts w:ascii="Times New Roman" w:hAnsi="Times New Roman" w:eastAsia="宋体" w:cs="Times New Roman"/>
                 <w:b/>
-                <w:sz w:val="21"/>
-                <w:szCs w:val="21"/>
+                <w:sz w:val="24"/>
+                <w:szCs w:val="24"/>
               </w:rPr>
               <w:t>驱动问题</w:t>
             </w:r>
@@ -21561,30 +22040,34 @@
           </w:tcPr>
           <w:p>
             <w:pPr>
-              <w:keepNext/>
+              <w:keepNext w:val="0"/>
               <w:keepLines/>
+              <w:pageBreakBefore w:val="0"/>
               <w:widowControl w:val="0"/>
               <w:kinsoku/>
               <w:wordWrap/>
               <w:overflowPunct/>
+              <w:topLinePunct w:val="0"/>
               <w:autoSpaceDE/>
               <w:autoSpaceDN/>
+              <w:bidi w:val="0"/>
               <w:adjustRightInd/>
               <w:snapToGrid w:val="0"/>
-              <w:spacing w:before="40" w:after="40" w:line="280" w:lineRule="exact"/>
+              <w:spacing w:before="40" w:after="40" w:line="400" w:lineRule="exact"/>
               <w:ind w:left="0" w:leftChars="0" w:right="0" w:rightChars="0" w:firstLine="0" w:firstLineChars="0"/>
               <w:jc w:val="both"/>
-              <w:rPr>
-                <w:rFonts w:ascii="Times New Roman" w:hAnsi="Times New Roman" w:eastAsia="宋体" w:cs="Times New Roman"/>
-                <w:sz w:val="21"/>
-                <w:szCs w:val="21"/>
+              <w:textAlignment w:val="auto"/>
+              <w:rPr>
+                <w:rFonts w:hint="eastAsia" w:ascii="宋体" w:hAnsi="宋体" w:eastAsia="宋体" w:cs="宋体"/>
+                <w:sz w:val="24"/>
+                <w:szCs w:val="24"/>
               </w:rPr>
             </w:pPr>
             <w:r>
               <w:rPr>
-                <w:rFonts w:ascii="Times New Roman" w:hAnsi="Times New Roman" w:eastAsia="宋体" w:cs="Times New Roman"/>
-                <w:sz w:val="21"/>
-                <w:szCs w:val="21"/>
+                <w:rFonts w:hint="eastAsia" w:ascii="宋体" w:hAnsi="宋体" w:eastAsia="宋体" w:cs="宋体"/>
+                <w:sz w:val="24"/>
+                <w:szCs w:val="24"/>
               </w:rPr>
               <w:t>苯环上到底有没有典型的碳碳双键？我们能够设计怎样的实验、获取怎样的证据来支持自己的判断？</w:t>
             </w:r>
@@ -21592,6 +22075,25 @@
         </w:tc>
       </w:tr>
       <w:tr>
+        <w:tblPrEx>
+          <w:tblBorders>
+            <w:top w:val="single" w:color="000000" w:sz="12" w:space="0"/>
+            <w:left w:val="none" w:color="auto" w:sz="4" w:space="0"/>
+            <w:bottom w:val="single" w:color="000000" w:sz="12" w:space="0"/>
+            <w:right w:val="none" w:color="auto" w:sz="4" w:space="0"/>
+            <w:insideH w:val="none" w:color="auto" w:sz="4" w:space="0"/>
+            <w:insideV w:val="none" w:color="auto" w:sz="4" w:space="0"/>
+          </w:tblBorders>
+          <w:tblCellMar>
+            <w:top w:w="0" w:type="dxa"/>
+            <w:left w:w="60" w:type="dxa"/>
+            <w:bottom w:w="0" w:type="dxa"/>
+            <w:right w:w="60" w:type="dxa"/>
+          </w:tblCellMar>
+        </w:tblPrEx>
+        <w:trPr>
+          <w:jc w:val="center"/>
+        </w:trPr>
         <w:tc>
           <w:tcPr>
             <w:tcW w:w="1500" w:type="dxa"/>
@@ -21610,32 +22112,36 @@
           </w:tcPr>
           <w:p>
             <w:pPr>
-              <w:keepNext/>
+              <w:keepNext w:val="0"/>
               <w:keepLines/>
+              <w:pageBreakBefore w:val="0"/>
               <w:widowControl w:val="0"/>
               <w:kinsoku/>
               <w:wordWrap/>
               <w:overflowPunct/>
+              <w:topLinePunct w:val="0"/>
               <w:autoSpaceDE/>
               <w:autoSpaceDN/>
+              <w:bidi w:val="0"/>
               <w:adjustRightInd/>
               <w:snapToGrid w:val="0"/>
               <w:spacing w:before="40" w:after="40" w:line="280" w:lineRule="exact"/>
               <w:ind w:left="0" w:leftChars="0" w:right="0" w:rightChars="0" w:firstLine="0" w:firstLineChars="0"/>
               <w:jc w:val="center"/>
+              <w:textAlignment w:val="auto"/>
               <w:rPr>
                 <w:rFonts w:ascii="Times New Roman" w:hAnsi="Times New Roman" w:eastAsia="宋体" w:cs="Times New Roman"/>
                 <w:b/>
-                <w:sz w:val="21"/>
-                <w:szCs w:val="21"/>
+                <w:sz w:val="24"/>
+                <w:szCs w:val="24"/>
               </w:rPr>
             </w:pPr>
             <w:r>
               <w:rPr>
                 <w:rFonts w:ascii="Times New Roman" w:hAnsi="Times New Roman" w:eastAsia="宋体" w:cs="Times New Roman"/>
                 <w:b/>
-                <w:sz w:val="21"/>
-                <w:szCs w:val="21"/>
+                <w:sz w:val="24"/>
+                <w:szCs w:val="24"/>
               </w:rPr>
               <w:t>任务情境</w:t>
             </w:r>
@@ -21659,30 +22165,34 @@
           </w:tcPr>
           <w:p>
             <w:pPr>
-              <w:keepNext/>
+              <w:keepNext w:val="0"/>
               <w:keepLines/>
+              <w:pageBreakBefore w:val="0"/>
               <w:widowControl w:val="0"/>
               <w:kinsoku/>
               <w:wordWrap/>
               <w:overflowPunct/>
+              <w:topLinePunct w:val="0"/>
               <w:autoSpaceDE/>
               <w:autoSpaceDN/>
+              <w:bidi w:val="0"/>
               <w:adjustRightInd/>
               <w:snapToGrid w:val="0"/>
-              <w:spacing w:before="40" w:after="40" w:line="280" w:lineRule="exact"/>
+              <w:spacing w:before="40" w:after="40" w:line="400" w:lineRule="exact"/>
               <w:ind w:left="0" w:leftChars="0" w:right="0" w:rightChars="0" w:firstLine="0" w:firstLineChars="0"/>
               <w:jc w:val="both"/>
-              <w:rPr>
-                <w:rFonts w:ascii="Times New Roman" w:hAnsi="Times New Roman" w:eastAsia="宋体" w:cs="Times New Roman"/>
-                <w:sz w:val="21"/>
-                <w:szCs w:val="21"/>
+              <w:textAlignment w:val="auto"/>
+              <w:rPr>
+                <w:rFonts w:hint="eastAsia" w:ascii="宋体" w:hAnsi="宋体" w:eastAsia="宋体" w:cs="宋体"/>
+                <w:sz w:val="24"/>
+                <w:szCs w:val="24"/>
               </w:rPr>
             </w:pPr>
             <w:r>
               <w:rPr>
-                <w:rFonts w:ascii="Times New Roman" w:hAnsi="Times New Roman" w:eastAsia="宋体" w:cs="Times New Roman"/>
-                <w:sz w:val="21"/>
-                <w:szCs w:val="21"/>
+                <w:rFonts w:hint="eastAsia" w:ascii="宋体" w:hAnsi="宋体" w:eastAsia="宋体" w:cs="宋体"/>
+                <w:sz w:val="24"/>
+                <w:szCs w:val="24"/>
               </w:rPr>
               <w:t>面对凯库勒式引发的争论，判断苯环结构不能依靠权威表态，只能依靠证据：课堂上可以重现苯与溴水、酸性高锰酸钾溶液作用的定性实验；史料中则保存着键长测定值、氢化热等定量数据——两类证据能否相互印证、共同指向同一结论？</w:t>
             </w:r>
@@ -21690,6 +22200,25 @@
         </w:tc>
       </w:tr>
       <w:tr>
+        <w:tblPrEx>
+          <w:tblBorders>
+            <w:top w:val="single" w:color="000000" w:sz="12" w:space="0"/>
+            <w:left w:val="none" w:color="auto" w:sz="4" w:space="0"/>
+            <w:bottom w:val="single" w:color="000000" w:sz="12" w:space="0"/>
+            <w:right w:val="none" w:color="auto" w:sz="4" w:space="0"/>
+            <w:insideH w:val="none" w:color="auto" w:sz="4" w:space="0"/>
+            <w:insideV w:val="none" w:color="auto" w:sz="4" w:space="0"/>
+          </w:tblBorders>
+          <w:tblCellMar>
+            <w:top w:w="0" w:type="dxa"/>
+            <w:left w:w="60" w:type="dxa"/>
+            <w:bottom w:w="0" w:type="dxa"/>
+            <w:right w:w="60" w:type="dxa"/>
+          </w:tblCellMar>
+        </w:tblPrEx>
+        <w:trPr>
+          <w:jc w:val="center"/>
+        </w:trPr>
         <w:tc>
           <w:tcPr>
             <w:tcW w:w="1500" w:type="dxa"/>
@@ -21708,32 +22237,36 @@
           </w:tcPr>
           <w:p>
             <w:pPr>
-              <w:keepNext/>
+              <w:keepNext w:val="0"/>
               <w:keepLines/>
+              <w:pageBreakBefore w:val="0"/>
               <w:widowControl w:val="0"/>
               <w:kinsoku/>
               <w:wordWrap/>
               <w:overflowPunct/>
+              <w:topLinePunct w:val="0"/>
               <w:autoSpaceDE/>
               <w:autoSpaceDN/>
+              <w:bidi w:val="0"/>
               <w:adjustRightInd/>
               <w:snapToGrid w:val="0"/>
               <w:spacing w:before="40" w:after="40" w:line="280" w:lineRule="exact"/>
               <w:ind w:left="0" w:leftChars="0" w:right="0" w:rightChars="0" w:firstLine="0" w:firstLineChars="0"/>
               <w:jc w:val="center"/>
+              <w:textAlignment w:val="auto"/>
               <w:rPr>
                 <w:rFonts w:ascii="Times New Roman" w:hAnsi="Times New Roman" w:eastAsia="宋体" w:cs="Times New Roman"/>
                 <w:b/>
-                <w:sz w:val="21"/>
-                <w:szCs w:val="21"/>
+                <w:sz w:val="24"/>
+                <w:szCs w:val="24"/>
               </w:rPr>
             </w:pPr>
             <w:r>
               <w:rPr>
                 <w:rFonts w:ascii="Times New Roman" w:hAnsi="Times New Roman" w:eastAsia="宋体" w:cs="Times New Roman"/>
                 <w:b/>
-                <w:sz w:val="21"/>
-                <w:szCs w:val="21"/>
+                <w:sz w:val="24"/>
+                <w:szCs w:val="24"/>
               </w:rPr>
               <w:t>学生角色</w:t>
             </w:r>
@@ -21757,30 +22290,34 @@
           </w:tcPr>
           <w:p>
             <w:pPr>
-              <w:keepNext/>
+              <w:keepNext w:val="0"/>
               <w:keepLines/>
+              <w:pageBreakBefore w:val="0"/>
               <w:widowControl w:val="0"/>
               <w:kinsoku/>
               <w:wordWrap/>
               <w:overflowPunct/>
+              <w:topLinePunct w:val="0"/>
               <w:autoSpaceDE/>
               <w:autoSpaceDN/>
+              <w:bidi w:val="0"/>
               <w:adjustRightInd/>
               <w:snapToGrid w:val="0"/>
-              <w:spacing w:before="40" w:after="40" w:line="280" w:lineRule="exact"/>
+              <w:spacing w:before="40" w:after="40" w:line="400" w:lineRule="exact"/>
               <w:ind w:left="0" w:leftChars="0" w:right="0" w:rightChars="0" w:firstLine="0" w:firstLineChars="0"/>
               <w:jc w:val="both"/>
-              <w:rPr>
-                <w:rFonts w:ascii="Times New Roman" w:hAnsi="Times New Roman" w:eastAsia="宋体" w:cs="Times New Roman"/>
-                <w:sz w:val="21"/>
-                <w:szCs w:val="21"/>
+              <w:textAlignment w:val="auto"/>
+              <w:rPr>
+                <w:rFonts w:hint="eastAsia" w:ascii="宋体" w:hAnsi="宋体" w:eastAsia="宋体" w:cs="宋体"/>
+                <w:sz w:val="24"/>
+                <w:szCs w:val="24"/>
               </w:rPr>
             </w:pPr>
             <w:r>
               <w:rPr>
-                <w:rFonts w:ascii="Times New Roman" w:hAnsi="Times New Roman" w:eastAsia="宋体" w:cs="Times New Roman"/>
-                <w:sz w:val="21"/>
-                <w:szCs w:val="21"/>
+                <w:rFonts w:hint="eastAsia" w:ascii="宋体" w:hAnsi="宋体" w:eastAsia="宋体" w:cs="宋体"/>
+                <w:sz w:val="24"/>
+                <w:szCs w:val="24"/>
               </w:rPr>
               <w:t>实验方案设计者与证据论证者。</w:t>
             </w:r>
@@ -21788,6 +22325,25 @@
         </w:tc>
       </w:tr>
       <w:tr>
+        <w:tblPrEx>
+          <w:tblBorders>
+            <w:top w:val="single" w:color="000000" w:sz="12" w:space="0"/>
+            <w:left w:val="none" w:color="auto" w:sz="4" w:space="0"/>
+            <w:bottom w:val="single" w:color="000000" w:sz="12" w:space="0"/>
+            <w:right w:val="none" w:color="auto" w:sz="4" w:space="0"/>
+            <w:insideH w:val="none" w:color="auto" w:sz="4" w:space="0"/>
+            <w:insideV w:val="none" w:color="auto" w:sz="4" w:space="0"/>
+          </w:tblBorders>
+          <w:tblCellMar>
+            <w:top w:w="0" w:type="dxa"/>
+            <w:left w:w="60" w:type="dxa"/>
+            <w:bottom w:w="0" w:type="dxa"/>
+            <w:right w:w="60" w:type="dxa"/>
+          </w:tblCellMar>
+        </w:tblPrEx>
+        <w:trPr>
+          <w:jc w:val="center"/>
+        </w:trPr>
         <w:tc>
           <w:tcPr>
             <w:tcW w:w="1500" w:type="dxa"/>
@@ -21806,32 +22362,36 @@
           </w:tcPr>
           <w:p>
             <w:pPr>
-              <w:keepNext/>
+              <w:keepNext w:val="0"/>
               <w:keepLines/>
+              <w:pageBreakBefore w:val="0"/>
               <w:widowControl w:val="0"/>
               <w:kinsoku/>
               <w:wordWrap/>
               <w:overflowPunct/>
+              <w:topLinePunct w:val="0"/>
               <w:autoSpaceDE/>
               <w:autoSpaceDN/>
+              <w:bidi w:val="0"/>
               <w:adjustRightInd/>
               <w:snapToGrid w:val="0"/>
               <w:spacing w:before="40" w:after="40" w:line="280" w:lineRule="exact"/>
               <w:ind w:left="0" w:leftChars="0" w:right="0" w:rightChars="0" w:firstLine="0" w:firstLineChars="0"/>
               <w:jc w:val="center"/>
+              <w:textAlignment w:val="auto"/>
               <w:rPr>
                 <w:rFonts w:ascii="Times New Roman" w:hAnsi="Times New Roman" w:eastAsia="宋体" w:cs="Times New Roman"/>
                 <w:b/>
-                <w:sz w:val="21"/>
-                <w:szCs w:val="21"/>
+                <w:sz w:val="24"/>
+                <w:szCs w:val="24"/>
               </w:rPr>
             </w:pPr>
             <w:r>
               <w:rPr>
                 <w:rFonts w:ascii="Times New Roman" w:hAnsi="Times New Roman" w:eastAsia="宋体" w:cs="Times New Roman"/>
                 <w:b/>
-                <w:sz w:val="21"/>
-                <w:szCs w:val="21"/>
+                <w:sz w:val="24"/>
+                <w:szCs w:val="24"/>
               </w:rPr>
               <w:t>实践行为</w:t>
             </w:r>
@@ -21855,30 +22415,34 @@
           </w:tcPr>
           <w:p>
             <w:pPr>
-              <w:keepNext/>
+              <w:keepNext w:val="0"/>
               <w:keepLines/>
+              <w:pageBreakBefore w:val="0"/>
               <w:widowControl w:val="0"/>
               <w:kinsoku/>
               <w:wordWrap/>
               <w:overflowPunct/>
+              <w:topLinePunct w:val="0"/>
               <w:autoSpaceDE/>
               <w:autoSpaceDN/>
+              <w:bidi w:val="0"/>
               <w:adjustRightInd/>
               <w:snapToGrid w:val="0"/>
-              <w:spacing w:before="40" w:after="40" w:line="280" w:lineRule="exact"/>
+              <w:spacing w:before="40" w:after="40" w:line="400" w:lineRule="exact"/>
               <w:ind w:left="0" w:leftChars="0" w:right="0" w:rightChars="0" w:firstLine="0" w:firstLineChars="0"/>
               <w:jc w:val="both"/>
-              <w:rPr>
-                <w:rFonts w:ascii="Times New Roman" w:hAnsi="Times New Roman" w:eastAsia="宋体" w:cs="Times New Roman"/>
-                <w:sz w:val="21"/>
-                <w:szCs w:val="21"/>
+              <w:textAlignment w:val="auto"/>
+              <w:rPr>
+                <w:rFonts w:hint="eastAsia" w:ascii="宋体" w:hAnsi="宋体" w:eastAsia="宋体" w:cs="宋体"/>
+                <w:sz w:val="24"/>
+                <w:szCs w:val="24"/>
               </w:rPr>
             </w:pPr>
             <w:r>
               <w:rPr>
-                <w:rFonts w:ascii="Times New Roman" w:hAnsi="Times New Roman" w:eastAsia="宋体" w:cs="Times New Roman"/>
-                <w:sz w:val="21"/>
-                <w:szCs w:val="21"/>
+                <w:rFonts w:hint="eastAsia" w:ascii="宋体" w:hAnsi="宋体" w:eastAsia="宋体" w:cs="宋体"/>
+                <w:sz w:val="24"/>
+                <w:szCs w:val="24"/>
               </w:rPr>
               <w:t>先依据乙烯的性质经验对苯环结构作出预测；随后设计并完成苯分别与溴水、酸性高锰酸钾溶液作用的对比实验，规范记录实验现象；研读苯环碳碳键键长完全相等、氢化热远低于“环己三烯”理论值等定量数据，整理“现象—证据—结论”的推理链条；最后在班级汇报中开展论证交流，回应其他小组的质疑。</w:t>
             </w:r>
@@ -21886,6 +22450,25 @@
         </w:tc>
       </w:tr>
       <w:tr>
+        <w:tblPrEx>
+          <w:tblBorders>
+            <w:top w:val="single" w:color="000000" w:sz="12" w:space="0"/>
+            <w:left w:val="none" w:color="auto" w:sz="4" w:space="0"/>
+            <w:bottom w:val="single" w:color="000000" w:sz="12" w:space="0"/>
+            <w:right w:val="none" w:color="auto" w:sz="4" w:space="0"/>
+            <w:insideH w:val="none" w:color="auto" w:sz="4" w:space="0"/>
+            <w:insideV w:val="none" w:color="auto" w:sz="4" w:space="0"/>
+          </w:tblBorders>
+          <w:tblCellMar>
+            <w:top w:w="0" w:type="dxa"/>
+            <w:left w:w="60" w:type="dxa"/>
+            <w:bottom w:w="0" w:type="dxa"/>
+            <w:right w:w="60" w:type="dxa"/>
+          </w:tblCellMar>
+        </w:tblPrEx>
+        <w:trPr>
+          <w:jc w:val="center"/>
+        </w:trPr>
         <w:tc>
           <w:tcPr>
             <w:tcW w:w="1500" w:type="dxa"/>
@@ -21904,32 +22487,36 @@
           </w:tcPr>
           <w:p>
             <w:pPr>
-              <w:keepNext/>
+              <w:keepNext w:val="0"/>
               <w:keepLines/>
+              <w:pageBreakBefore w:val="0"/>
               <w:widowControl w:val="0"/>
               <w:kinsoku/>
               <w:wordWrap/>
               <w:overflowPunct/>
+              <w:topLinePunct w:val="0"/>
               <w:autoSpaceDE/>
               <w:autoSpaceDN/>
+              <w:bidi w:val="0"/>
               <w:adjustRightInd/>
               <w:snapToGrid w:val="0"/>
               <w:spacing w:before="40" w:after="40" w:line="280" w:lineRule="exact"/>
               <w:ind w:left="0" w:leftChars="0" w:right="0" w:rightChars="0" w:firstLine="0" w:firstLineChars="0"/>
               <w:jc w:val="center"/>
+              <w:textAlignment w:val="auto"/>
               <w:rPr>
                 <w:rFonts w:ascii="Times New Roman" w:hAnsi="Times New Roman" w:eastAsia="宋体" w:cs="Times New Roman"/>
                 <w:b/>
-                <w:sz w:val="21"/>
-                <w:szCs w:val="21"/>
+                <w:sz w:val="24"/>
+                <w:szCs w:val="24"/>
               </w:rPr>
             </w:pPr>
             <w:r>
               <w:rPr>
                 <w:rFonts w:ascii="Times New Roman" w:hAnsi="Times New Roman" w:eastAsia="宋体" w:cs="Times New Roman"/>
                 <w:b/>
-                <w:sz w:val="21"/>
-                <w:szCs w:val="21"/>
+                <w:sz w:val="24"/>
+                <w:szCs w:val="24"/>
               </w:rPr>
               <w:t>涉及知识</w:t>
             </w:r>
@@ -21953,30 +22540,34 @@
           </w:tcPr>
           <w:p>
             <w:pPr>
-              <w:keepNext/>
+              <w:keepNext w:val="0"/>
               <w:keepLines/>
+              <w:pageBreakBefore w:val="0"/>
               <w:widowControl w:val="0"/>
               <w:kinsoku/>
               <w:wordWrap/>
               <w:overflowPunct/>
+              <w:topLinePunct w:val="0"/>
               <w:autoSpaceDE/>
               <w:autoSpaceDN/>
+              <w:bidi w:val="0"/>
               <w:adjustRightInd/>
               <w:snapToGrid w:val="0"/>
-              <w:spacing w:before="40" w:after="40" w:line="280" w:lineRule="exact"/>
+              <w:spacing w:before="40" w:after="40" w:line="400" w:lineRule="exact"/>
               <w:ind w:left="0" w:leftChars="0" w:right="0" w:rightChars="0" w:firstLine="0" w:firstLineChars="0"/>
               <w:jc w:val="both"/>
-              <w:rPr>
-                <w:rFonts w:ascii="Times New Roman" w:hAnsi="Times New Roman" w:eastAsia="宋体" w:cs="Times New Roman"/>
-                <w:sz w:val="21"/>
-                <w:szCs w:val="21"/>
+              <w:textAlignment w:val="auto"/>
+              <w:rPr>
+                <w:rFonts w:hint="eastAsia" w:ascii="宋体" w:hAnsi="宋体" w:eastAsia="宋体" w:cs="宋体"/>
+                <w:sz w:val="24"/>
+                <w:szCs w:val="24"/>
               </w:rPr>
             </w:pPr>
             <w:r>
               <w:rPr>
-                <w:rFonts w:ascii="Times New Roman" w:hAnsi="Times New Roman" w:eastAsia="宋体" w:cs="Times New Roman"/>
-                <w:sz w:val="21"/>
-                <w:szCs w:val="21"/>
+                <w:rFonts w:hint="eastAsia" w:ascii="宋体" w:hAnsi="宋体" w:eastAsia="宋体" w:cs="宋体"/>
+                <w:sz w:val="24"/>
+                <w:szCs w:val="24"/>
               </w:rPr>
               <w:t>乙烯等不饱和烃的典型性质、对比实验与变量控制方法、定性现象与定量数据的相互印证、“假设—演绎”式的科学论证结构。</w:t>
             </w:r>
@@ -21984,6 +22575,25 @@
         </w:tc>
       </w:tr>
       <w:tr>
+        <w:tblPrEx>
+          <w:tblBorders>
+            <w:top w:val="single" w:color="000000" w:sz="12" w:space="0"/>
+            <w:left w:val="none" w:color="auto" w:sz="4" w:space="0"/>
+            <w:bottom w:val="single" w:color="000000" w:sz="12" w:space="0"/>
+            <w:right w:val="none" w:color="auto" w:sz="4" w:space="0"/>
+            <w:insideH w:val="none" w:color="auto" w:sz="4" w:space="0"/>
+            <w:insideV w:val="none" w:color="auto" w:sz="4" w:space="0"/>
+          </w:tblBorders>
+          <w:tblCellMar>
+            <w:top w:w="0" w:type="dxa"/>
+            <w:left w:w="60" w:type="dxa"/>
+            <w:bottom w:w="0" w:type="dxa"/>
+            <w:right w:w="60" w:type="dxa"/>
+          </w:tblCellMar>
+        </w:tblPrEx>
+        <w:trPr>
+          <w:jc w:val="center"/>
+        </w:trPr>
         <w:tc>
           <w:tcPr>
             <w:tcW w:w="1500" w:type="dxa"/>
@@ -22002,32 +22612,36 @@
           </w:tcPr>
           <w:p>
             <w:pPr>
-              <w:keepNext/>
+              <w:keepNext w:val="0"/>
               <w:keepLines/>
+              <w:pageBreakBefore w:val="0"/>
               <w:widowControl w:val="0"/>
               <w:kinsoku/>
               <w:wordWrap/>
               <w:overflowPunct/>
+              <w:topLinePunct w:val="0"/>
               <w:autoSpaceDE/>
               <w:autoSpaceDN/>
+              <w:bidi w:val="0"/>
               <w:adjustRightInd/>
               <w:snapToGrid w:val="0"/>
               <w:spacing w:before="40" w:after="40" w:line="280" w:lineRule="exact"/>
               <w:ind w:left="0" w:leftChars="0" w:right="0" w:rightChars="0" w:firstLine="0" w:firstLineChars="0"/>
               <w:jc w:val="center"/>
+              <w:textAlignment w:val="auto"/>
               <w:rPr>
                 <w:rFonts w:ascii="Times New Roman" w:hAnsi="Times New Roman" w:eastAsia="宋体" w:cs="Times New Roman"/>
                 <w:b/>
-                <w:sz w:val="21"/>
-                <w:szCs w:val="21"/>
+                <w:sz w:val="24"/>
+                <w:szCs w:val="24"/>
               </w:rPr>
             </w:pPr>
             <w:r>
               <w:rPr>
                 <w:rFonts w:ascii="Times New Roman" w:hAnsi="Times New Roman" w:eastAsia="宋体" w:cs="Times New Roman"/>
                 <w:b/>
-                <w:sz w:val="21"/>
-                <w:szCs w:val="21"/>
+                <w:sz w:val="24"/>
+                <w:szCs w:val="24"/>
               </w:rPr>
               <w:t>任务成果</w:t>
             </w:r>
@@ -22051,30 +22665,34 @@
           </w:tcPr>
           <w:p>
             <w:pPr>
-              <w:keepNext/>
+              <w:keepNext w:val="0"/>
               <w:keepLines/>
+              <w:pageBreakBefore w:val="0"/>
               <w:widowControl w:val="0"/>
               <w:kinsoku/>
               <w:wordWrap/>
               <w:overflowPunct/>
+              <w:topLinePunct w:val="0"/>
               <w:autoSpaceDE/>
               <w:autoSpaceDN/>
+              <w:bidi w:val="0"/>
               <w:adjustRightInd/>
               <w:snapToGrid w:val="0"/>
-              <w:spacing w:before="40" w:after="40" w:line="280" w:lineRule="exact"/>
+              <w:spacing w:before="40" w:after="40" w:line="400" w:lineRule="exact"/>
               <w:ind w:left="0" w:leftChars="0" w:right="0" w:rightChars="0" w:firstLine="0" w:firstLineChars="0"/>
               <w:jc w:val="both"/>
-              <w:rPr>
-                <w:rFonts w:ascii="Times New Roman" w:hAnsi="Times New Roman" w:eastAsia="宋体" w:cs="Times New Roman"/>
-                <w:sz w:val="21"/>
-                <w:szCs w:val="21"/>
+              <w:textAlignment w:val="auto"/>
+              <w:rPr>
+                <w:rFonts w:hint="eastAsia" w:ascii="宋体" w:hAnsi="宋体" w:eastAsia="宋体" w:cs="宋体"/>
+                <w:sz w:val="24"/>
+                <w:szCs w:val="24"/>
               </w:rPr>
             </w:pPr>
             <w:r>
               <w:rPr>
-                <w:rFonts w:ascii="Times New Roman" w:hAnsi="Times New Roman" w:eastAsia="宋体" w:cs="Times New Roman"/>
-                <w:sz w:val="21"/>
-                <w:szCs w:val="21"/>
+                <w:rFonts w:hint="eastAsia" w:ascii="宋体" w:hAnsi="宋体" w:eastAsia="宋体" w:cs="宋体"/>
+                <w:sz w:val="24"/>
+                <w:szCs w:val="24"/>
               </w:rPr>
               <w:t>实验探究方案与现象记录表、“苯环结构证据链”论证报告。</w:t>
             </w:r>
@@ -22082,6 +22700,25 @@
         </w:tc>
       </w:tr>
       <w:tr>
+        <w:tblPrEx>
+          <w:tblBorders>
+            <w:top w:val="single" w:color="000000" w:sz="12" w:space="0"/>
+            <w:left w:val="none" w:color="auto" w:sz="4" w:space="0"/>
+            <w:bottom w:val="single" w:color="000000" w:sz="12" w:space="0"/>
+            <w:right w:val="none" w:color="auto" w:sz="4" w:space="0"/>
+            <w:insideH w:val="none" w:color="auto" w:sz="4" w:space="0"/>
+            <w:insideV w:val="none" w:color="auto" w:sz="4" w:space="0"/>
+          </w:tblBorders>
+          <w:tblCellMar>
+            <w:top w:w="0" w:type="dxa"/>
+            <w:left w:w="60" w:type="dxa"/>
+            <w:bottom w:w="0" w:type="dxa"/>
+            <w:right w:w="60" w:type="dxa"/>
+          </w:tblCellMar>
+        </w:tblPrEx>
+        <w:trPr>
+          <w:jc w:val="center"/>
+        </w:trPr>
         <w:tc>
           <w:tcPr>
             <w:tcW w:w="1500" w:type="dxa"/>
@@ -22100,32 +22737,36 @@
           </w:tcPr>
           <w:p>
             <w:pPr>
-              <w:keepNext/>
+              <w:keepNext w:val="0"/>
               <w:keepLines/>
+              <w:pageBreakBefore w:val="0"/>
               <w:widowControl w:val="0"/>
               <w:kinsoku/>
               <w:wordWrap/>
               <w:overflowPunct/>
+              <w:topLinePunct w:val="0"/>
               <w:autoSpaceDE/>
               <w:autoSpaceDN/>
+              <w:bidi w:val="0"/>
               <w:adjustRightInd/>
               <w:snapToGrid w:val="0"/>
               <w:spacing w:before="40" w:after="40" w:line="280" w:lineRule="exact"/>
               <w:ind w:left="0" w:leftChars="0" w:right="0" w:rightChars="0" w:firstLine="0" w:firstLineChars="0"/>
               <w:jc w:val="center"/>
+              <w:textAlignment w:val="auto"/>
               <w:rPr>
                 <w:rFonts w:ascii="Times New Roman" w:hAnsi="Times New Roman" w:eastAsia="宋体" w:cs="Times New Roman"/>
                 <w:b/>
-                <w:sz w:val="21"/>
-                <w:szCs w:val="21"/>
+                <w:sz w:val="24"/>
+                <w:szCs w:val="24"/>
               </w:rPr>
             </w:pPr>
             <w:r>
               <w:rPr>
                 <w:rFonts w:ascii="Times New Roman" w:hAnsi="Times New Roman" w:eastAsia="宋体" w:cs="Times New Roman"/>
                 <w:b/>
-                <w:sz w:val="21"/>
-                <w:szCs w:val="21"/>
+                <w:sz w:val="24"/>
+                <w:szCs w:val="24"/>
               </w:rPr>
               <w:t>育人价值</w:t>
             </w:r>
@@ -22149,30 +22790,34 @@
           </w:tcPr>
           <w:p>
             <w:pPr>
-              <w:keepNext/>
+              <w:keepNext w:val="0"/>
               <w:keepLines/>
+              <w:pageBreakBefore w:val="0"/>
               <w:widowControl w:val="0"/>
               <w:kinsoku/>
               <w:wordWrap/>
               <w:overflowPunct/>
+              <w:topLinePunct w:val="0"/>
               <w:autoSpaceDE/>
               <w:autoSpaceDN/>
+              <w:bidi w:val="0"/>
               <w:adjustRightInd/>
               <w:snapToGrid w:val="0"/>
-              <w:spacing w:before="40" w:after="40" w:line="280" w:lineRule="exact"/>
+              <w:spacing w:before="40" w:after="40" w:line="400" w:lineRule="exact"/>
               <w:ind w:left="0" w:leftChars="0" w:right="0" w:rightChars="0" w:firstLine="0" w:firstLineChars="0"/>
               <w:jc w:val="both"/>
-              <w:rPr>
-                <w:rFonts w:ascii="Times New Roman" w:hAnsi="Times New Roman" w:eastAsia="宋体" w:cs="Times New Roman"/>
-                <w:sz w:val="21"/>
-                <w:szCs w:val="21"/>
+              <w:textAlignment w:val="auto"/>
+              <w:rPr>
+                <w:rFonts w:hint="eastAsia" w:ascii="宋体" w:hAnsi="宋体" w:eastAsia="宋体" w:cs="宋体"/>
+                <w:sz w:val="24"/>
+                <w:szCs w:val="24"/>
               </w:rPr>
             </w:pPr>
             <w:r>
               <w:rPr>
-                <w:rFonts w:ascii="Times New Roman" w:hAnsi="Times New Roman" w:eastAsia="宋体" w:cs="Times New Roman"/>
-                <w:sz w:val="21"/>
-                <w:szCs w:val="21"/>
+                <w:rFonts w:hint="eastAsia" w:ascii="宋体" w:hAnsi="宋体" w:eastAsia="宋体" w:cs="宋体"/>
+                <w:sz w:val="24"/>
+                <w:szCs w:val="24"/>
               </w:rPr>
               <w:t>指向科学探究本质观维度：从“证据先于结论”的论证要求体会科学探究的实证性，从定性实验与定量数据的互证体会探究方法的多样性，从“假设—演绎”的推理过程体会科学探究的逻辑推理性。</w:t>
             </w:r>
@@ -22183,9 +22828,9 @@
     <w:p>
       <w:pPr>
         <w:keepNext w:val="0"/>
-        <w:keepLines w:val="0"/>
+        <w:keepLines/>
         <w:pageBreakBefore w:val="0"/>
-        <w:widowControl/>
+        <w:widowControl w:val="0"/>
         <w:kinsoku/>
         <w:wordWrap/>
         <w:overflowPunct/>
@@ -22209,14 +22854,46 @@
     </w:p>
     <w:p>
       <w:pPr>
-        <w:keepNext w:val="0"/>
-        <w:keepLines w:val="0"/>
+        <w:pStyle w:val="5"/>
+        <w:keepNext/>
+        <w:keepLines/>
         <w:pageBreakBefore w:val="0"/>
-        <w:widowControl/>
+        <w:widowControl w:val="0"/>
         <w:numPr>
-          <w:ilvl w:val="0"/>
+          <w:ilvl w:val="1"/>
           <w:numId w:val="33"/>
         </w:numPr>
+        <w:kinsoku/>
+        <w:wordWrap/>
+        <w:overflowPunct/>
+        <w:topLinePunct w:val="0"/>
+        <w:autoSpaceDE/>
+        <w:autoSpaceDN/>
+        <w:bidi w:val="0"/>
+        <w:adjustRightInd/>
+        <w:snapToGrid/>
+        <w:spacing w:line="400" w:lineRule="exact"/>
+        <w:ind w:firstLine="0"/>
+        <w:textAlignment w:val="auto"/>
+        <w:rPr>
+          <w:rFonts w:hint="eastAsia"/>
+          <w:lang w:val="en-US" w:eastAsia="zh-CN"/>
+        </w:rPr>
+      </w:pPr>
+      <w:r>
+        <w:rPr>
+          <w:rFonts w:hint="eastAsia"/>
+          <w:lang w:val="en-US" w:eastAsia="zh-CN"/>
+        </w:rPr>
+        <w:t>基于“科学技术社会价值权衡与决策”问题解决的学习任务</w:t>
+      </w:r>
+    </w:p>
+    <w:p>
+      <w:pPr>
+        <w:keepNext w:val="0"/>
+        <w:keepLines/>
+        <w:pageBreakBefore w:val="0"/>
+        <w:widowControl w:val="0"/>
         <w:kinsoku/>
         <w:wordWrap/>
         <w:overflowPunct/>
@@ -22230,31 +22907,20 @@
         <w:ind w:firstLine="482"/>
         <w:jc w:val="both"/>
         <w:textAlignment w:val="auto"/>
-        <w:rPr>
-          <w:rFonts w:ascii="宋体" w:hAnsi="宋体" w:eastAsia="宋体" w:cs="宋体"/>
-          <w:b/>
-          <w:bCs/>
-          <w:sz w:val="24"/>
-          <w:szCs w:val="24"/>
-        </w:rPr>
-      </w:pPr>
-      <w:r>
-        <w:rPr>
-          <w:rFonts w:ascii="宋体" w:hAnsi="宋体" w:eastAsia="宋体" w:cs="宋体"/>
-          <w:b/>
-          <w:bCs/>
-          <w:sz w:val="24"/>
-          <w:szCs w:val="24"/>
-        </w:rPr>
-        <w:t>基于“科学技术社会价值权衡与决策”问题解决的学习任务</w:t>
+      </w:pPr>
+      <w:r>
+        <w:rPr>
+          <w:rFonts w:hint="eastAsia"/>
+        </w:rPr>
+        <w:t>本任务将学习视野由苯的分子结构延伸至苯与社会的关系，围绕苯的工业价值与职业危害组织模拟听证会。学习任务单如表4-5所示。</w:t>
       </w:r>
     </w:p>
     <w:p>
       <w:pPr>
         <w:keepNext w:val="0"/>
-        <w:keepLines w:val="0"/>
+        <w:keepLines/>
         <w:pageBreakBefore w:val="0"/>
-        <w:widowControl/>
+        <w:widowControl w:val="0"/>
         <w:kinsoku/>
         <w:wordWrap/>
         <w:overflowPunct/>
@@ -22263,23 +22929,9 @@
         <w:autoSpaceDN/>
         <w:bidi w:val="0"/>
         <w:adjustRightInd/>
-        <w:snapToGrid/>
-        <w:spacing w:after="120" w:line="400" w:lineRule="exact"/>
-        <w:ind w:firstLine="482"/>
-        <w:jc w:val="both"/>
-        <w:textAlignment w:val="auto"/>
-      </w:pPr>
-      <w:r>
-        <w:rPr>
-          <w:rFonts w:hint="eastAsia"/>
-        </w:rPr>
-        <w:t>本任务将学习视野由苯的分子结构延伸至苯与社会的关系，围绕苯的工业价值与职业危害组织模拟听证会。学习任务单如表4-5所示。</w:t>
-      </w:r>
-    </w:p>
-    <w:p>
-      <w:pPr>
         <w:spacing w:before="200" w:after="40"/>
         <w:jc w:val="center"/>
+        <w:textAlignment w:val="auto"/>
         <w:rPr>
           <w:rFonts w:ascii="宋体" w:hAnsi="宋体" w:eastAsia="宋体" w:cs="宋体"/>
           <w:b/>
@@ -22301,8 +22953,21 @@
     </w:p>
     <w:p>
       <w:pPr>
+        <w:keepNext w:val="0"/>
+        <w:keepLines/>
+        <w:pageBreakBefore w:val="0"/>
+        <w:widowControl w:val="0"/>
+        <w:kinsoku/>
+        <w:wordWrap/>
+        <w:overflowPunct/>
+        <w:topLinePunct w:val="0"/>
+        <w:autoSpaceDE/>
+        <w:autoSpaceDN/>
+        <w:bidi w:val="0"/>
+        <w:adjustRightInd/>
         <w:spacing w:after="120"/>
         <w:jc w:val="center"/>
+        <w:textAlignment w:val="auto"/>
       </w:pPr>
       <w:r>
         <w:rPr>
@@ -22317,6 +22982,7 @@
     </w:p>
     <w:tbl>
       <w:tblPr>
+        <w:tblStyle w:val="18"/>
         <w:tblW w:w="9638" w:type="dxa"/>
         <w:jc w:val="center"/>
         <w:tblBorders>
@@ -22340,8 +23006,25 @@
         <w:gridCol w:w="8138"/>
       </w:tblGrid>
       <w:tr>
+        <w:tblPrEx>
+          <w:tblBorders>
+            <w:top w:val="single" w:color="000000" w:sz="12" w:space="0"/>
+            <w:left w:val="none" w:color="auto" w:sz="4" w:space="0"/>
+            <w:bottom w:val="single" w:color="000000" w:sz="12" w:space="0"/>
+            <w:right w:val="none" w:color="auto" w:sz="4" w:space="0"/>
+            <w:insideH w:val="none" w:color="auto" w:sz="4" w:space="0"/>
+            <w:insideV w:val="none" w:color="auto" w:sz="4" w:space="0"/>
+          </w:tblBorders>
+          <w:tblCellMar>
+            <w:top w:w="0" w:type="dxa"/>
+            <w:left w:w="60" w:type="dxa"/>
+            <w:bottom w:w="0" w:type="dxa"/>
+            <w:right w:w="60" w:type="dxa"/>
+          </w:tblCellMar>
+        </w:tblPrEx>
         <w:trPr>
           <w:tblHeader/>
+          <w:jc w:val="center"/>
         </w:trPr>
         <w:tc>
           <w:tcPr>
@@ -22362,32 +23045,36 @@
           </w:tcPr>
           <w:p>
             <w:pPr>
-              <w:keepNext/>
+              <w:keepNext w:val="0"/>
               <w:keepLines/>
+              <w:pageBreakBefore w:val="0"/>
               <w:widowControl w:val="0"/>
               <w:kinsoku/>
               <w:wordWrap/>
               <w:overflowPunct/>
+              <w:topLinePunct w:val="0"/>
               <w:autoSpaceDE/>
               <w:autoSpaceDN/>
+              <w:bidi w:val="0"/>
               <w:adjustRightInd/>
               <w:snapToGrid w:val="0"/>
               <w:spacing w:before="40" w:after="40" w:line="280" w:lineRule="exact"/>
               <w:ind w:left="0" w:leftChars="0" w:right="0" w:rightChars="0" w:firstLine="0" w:firstLineChars="0"/>
               <w:jc w:val="center"/>
+              <w:textAlignment w:val="auto"/>
               <w:rPr>
                 <w:rFonts w:ascii="Times New Roman" w:hAnsi="Times New Roman" w:eastAsia="宋体" w:cs="Times New Roman"/>
                 <w:b/>
-                <w:sz w:val="21"/>
-                <w:szCs w:val="21"/>
+                <w:sz w:val="24"/>
+                <w:szCs w:val="24"/>
               </w:rPr>
             </w:pPr>
             <w:r>
               <w:rPr>
                 <w:rFonts w:ascii="Times New Roman" w:hAnsi="Times New Roman" w:eastAsia="宋体" w:cs="Times New Roman"/>
                 <w:b/>
-                <w:sz w:val="21"/>
-                <w:szCs w:val="21"/>
+                <w:sz w:val="24"/>
+                <w:szCs w:val="24"/>
               </w:rPr>
               <w:t>任务要素</w:t>
             </w:r>
@@ -22412,19 +23099,23 @@
           </w:tcPr>
           <w:p>
             <w:pPr>
-              <w:keepNext/>
+              <w:keepNext w:val="0"/>
               <w:keepLines/>
+              <w:pageBreakBefore w:val="0"/>
               <w:widowControl w:val="0"/>
               <w:kinsoku/>
               <w:wordWrap/>
               <w:overflowPunct/>
+              <w:topLinePunct w:val="0"/>
               <w:autoSpaceDE/>
               <w:autoSpaceDN/>
+              <w:bidi w:val="0"/>
               <w:adjustRightInd/>
               <w:snapToGrid w:val="0"/>
               <w:spacing w:before="40" w:after="40" w:line="280" w:lineRule="exact"/>
               <w:ind w:left="0" w:leftChars="0" w:right="0" w:rightChars="0" w:firstLine="0" w:firstLineChars="0"/>
               <w:jc w:val="center"/>
+              <w:textAlignment w:val="auto"/>
               <w:rPr>
                 <w:rFonts w:ascii="Times New Roman" w:hAnsi="Times New Roman" w:eastAsia="宋体" w:cs="Times New Roman"/>
                 <w:b/>
@@ -22436,8 +23127,8 @@
               <w:rPr>
                 <w:rFonts w:ascii="Times New Roman" w:hAnsi="Times New Roman" w:eastAsia="宋体" w:cs="Times New Roman"/>
                 <w:b/>
-                <w:sz w:val="21"/>
-                <w:szCs w:val="21"/>
+                <w:sz w:val="24"/>
+                <w:szCs w:val="24"/>
               </w:rPr>
               <w:t>具体设计</w:t>
             </w:r>
@@ -22445,6 +23136,25 @@
         </w:tc>
       </w:tr>
       <w:tr>
+        <w:tblPrEx>
+          <w:tblBorders>
+            <w:top w:val="single" w:color="000000" w:sz="12" w:space="0"/>
+            <w:left w:val="none" w:color="auto" w:sz="4" w:space="0"/>
+            <w:bottom w:val="single" w:color="000000" w:sz="12" w:space="0"/>
+            <w:right w:val="none" w:color="auto" w:sz="4" w:space="0"/>
+            <w:insideH w:val="none" w:color="auto" w:sz="4" w:space="0"/>
+            <w:insideV w:val="none" w:color="auto" w:sz="4" w:space="0"/>
+          </w:tblBorders>
+          <w:tblCellMar>
+            <w:top w:w="0" w:type="dxa"/>
+            <w:left w:w="60" w:type="dxa"/>
+            <w:bottom w:w="0" w:type="dxa"/>
+            <w:right w:w="60" w:type="dxa"/>
+          </w:tblCellMar>
+        </w:tblPrEx>
+        <w:trPr>
+          <w:jc w:val="center"/>
+        </w:trPr>
         <w:tc>
           <w:tcPr>
             <w:tcW w:w="1500" w:type="dxa"/>
@@ -22463,32 +23173,36 @@
           </w:tcPr>
           <w:p>
             <w:pPr>
-              <w:keepNext/>
+              <w:keepNext w:val="0"/>
               <w:keepLines/>
+              <w:pageBreakBefore w:val="0"/>
               <w:widowControl w:val="0"/>
               <w:kinsoku/>
               <w:wordWrap/>
               <w:overflowPunct/>
+              <w:topLinePunct w:val="0"/>
               <w:autoSpaceDE/>
               <w:autoSpaceDN/>
+              <w:bidi w:val="0"/>
               <w:adjustRightInd/>
               <w:snapToGrid w:val="0"/>
               <w:spacing w:before="40" w:after="40" w:line="280" w:lineRule="exact"/>
               <w:ind w:left="0" w:leftChars="0" w:right="0" w:rightChars="0" w:firstLine="0" w:firstLineChars="0"/>
               <w:jc w:val="center"/>
+              <w:textAlignment w:val="auto"/>
               <w:rPr>
                 <w:rFonts w:ascii="Times New Roman" w:hAnsi="Times New Roman" w:eastAsia="宋体" w:cs="Times New Roman"/>
                 <w:b/>
-                <w:sz w:val="21"/>
-                <w:szCs w:val="21"/>
+                <w:sz w:val="24"/>
+                <w:szCs w:val="24"/>
               </w:rPr>
             </w:pPr>
             <w:r>
               <w:rPr>
                 <w:rFonts w:ascii="Times New Roman" w:hAnsi="Times New Roman" w:eastAsia="宋体" w:cs="Times New Roman"/>
                 <w:b/>
-                <w:sz w:val="21"/>
-                <w:szCs w:val="21"/>
+                <w:sz w:val="24"/>
+                <w:szCs w:val="24"/>
               </w:rPr>
               <w:t>驱动问题</w:t>
             </w:r>
@@ -22512,30 +23226,34 @@
           </w:tcPr>
           <w:p>
             <w:pPr>
-              <w:keepNext/>
+              <w:keepNext w:val="0"/>
               <w:keepLines/>
+              <w:pageBreakBefore w:val="0"/>
               <w:widowControl w:val="0"/>
               <w:kinsoku/>
               <w:wordWrap/>
               <w:overflowPunct/>
+              <w:topLinePunct w:val="0"/>
               <w:autoSpaceDE/>
               <w:autoSpaceDN/>
+              <w:bidi w:val="0"/>
               <w:adjustRightInd/>
               <w:snapToGrid w:val="0"/>
-              <w:spacing w:before="40" w:after="40" w:line="280" w:lineRule="exact"/>
+              <w:spacing w:before="40" w:after="40" w:line="400" w:lineRule="exact"/>
               <w:ind w:left="0" w:leftChars="0" w:right="0" w:rightChars="0" w:firstLine="0" w:firstLineChars="0"/>
               <w:jc w:val="both"/>
-              <w:rPr>
-                <w:rFonts w:ascii="Times New Roman" w:hAnsi="Times New Roman" w:eastAsia="宋体" w:cs="Times New Roman"/>
-                <w:sz w:val="21"/>
-                <w:szCs w:val="21"/>
+              <w:textAlignment w:val="auto"/>
+              <w:rPr>
+                <w:rFonts w:hint="eastAsia" w:ascii="宋体" w:hAnsi="宋体" w:eastAsia="宋体" w:cs="宋体"/>
+                <w:sz w:val="24"/>
+                <w:szCs w:val="24"/>
               </w:rPr>
             </w:pPr>
             <w:r>
               <w:rPr>
-                <w:rFonts w:ascii="Times New Roman" w:hAnsi="Times New Roman" w:eastAsia="宋体" w:cs="Times New Roman"/>
-                <w:sz w:val="21"/>
-                <w:szCs w:val="21"/>
+                <w:rFonts w:hint="eastAsia" w:ascii="宋体" w:hAnsi="宋体" w:eastAsia="宋体" w:cs="宋体"/>
+                <w:sz w:val="24"/>
+                <w:szCs w:val="24"/>
               </w:rPr>
               <w:t>苯兼具重要的工业价值与明确的毒性、致癌性——社会应当如何科学、理性地使用和管理这种“既离不开又必须防范”的物质？</w:t>
             </w:r>
@@ -22543,6 +23261,25 @@
         </w:tc>
       </w:tr>
       <w:tr>
+        <w:tblPrEx>
+          <w:tblBorders>
+            <w:top w:val="single" w:color="000000" w:sz="12" w:space="0"/>
+            <w:left w:val="none" w:color="auto" w:sz="4" w:space="0"/>
+            <w:bottom w:val="single" w:color="000000" w:sz="12" w:space="0"/>
+            <w:right w:val="none" w:color="auto" w:sz="4" w:space="0"/>
+            <w:insideH w:val="none" w:color="auto" w:sz="4" w:space="0"/>
+            <w:insideV w:val="none" w:color="auto" w:sz="4" w:space="0"/>
+          </w:tblBorders>
+          <w:tblCellMar>
+            <w:top w:w="0" w:type="dxa"/>
+            <w:left w:w="60" w:type="dxa"/>
+            <w:bottom w:w="0" w:type="dxa"/>
+            <w:right w:w="60" w:type="dxa"/>
+          </w:tblCellMar>
+        </w:tblPrEx>
+        <w:trPr>
+          <w:jc w:val="center"/>
+        </w:trPr>
         <w:tc>
           <w:tcPr>
             <w:tcW w:w="1500" w:type="dxa"/>
@@ -22561,32 +23298,36 @@
           </w:tcPr>
           <w:p>
             <w:pPr>
-              <w:keepNext/>
+              <w:keepNext w:val="0"/>
               <w:keepLines/>
+              <w:pageBreakBefore w:val="0"/>
               <w:widowControl w:val="0"/>
               <w:kinsoku/>
               <w:wordWrap/>
               <w:overflowPunct/>
+              <w:topLinePunct w:val="0"/>
               <w:autoSpaceDE/>
               <w:autoSpaceDN/>
+              <w:bidi w:val="0"/>
               <w:adjustRightInd/>
               <w:snapToGrid w:val="0"/>
               <w:spacing w:before="40" w:after="40" w:line="280" w:lineRule="exact"/>
               <w:ind w:left="0" w:leftChars="0" w:right="0" w:rightChars="0" w:firstLine="0" w:firstLineChars="0"/>
               <w:jc w:val="center"/>
+              <w:textAlignment w:val="auto"/>
               <w:rPr>
                 <w:rFonts w:ascii="Times New Roman" w:hAnsi="Times New Roman" w:eastAsia="宋体" w:cs="Times New Roman"/>
                 <w:b/>
-                <w:sz w:val="21"/>
-                <w:szCs w:val="21"/>
+                <w:sz w:val="24"/>
+                <w:szCs w:val="24"/>
               </w:rPr>
             </w:pPr>
             <w:r>
               <w:rPr>
                 <w:rFonts w:ascii="Times New Roman" w:hAnsi="Times New Roman" w:eastAsia="宋体" w:cs="Times New Roman"/>
                 <w:b/>
-                <w:sz w:val="21"/>
-                <w:szCs w:val="21"/>
+                <w:sz w:val="24"/>
+                <w:szCs w:val="24"/>
               </w:rPr>
               <w:t>任务情境</w:t>
             </w:r>
@@ -22610,30 +23351,34 @@
           </w:tcPr>
           <w:p>
             <w:pPr>
-              <w:keepNext/>
+              <w:keepNext w:val="0"/>
               <w:keepLines/>
+              <w:pageBreakBefore w:val="0"/>
               <w:widowControl w:val="0"/>
               <w:kinsoku/>
               <w:wordWrap/>
               <w:overflowPunct/>
+              <w:topLinePunct w:val="0"/>
               <w:autoSpaceDE/>
               <w:autoSpaceDN/>
+              <w:bidi w:val="0"/>
               <w:adjustRightInd/>
               <w:snapToGrid w:val="0"/>
-              <w:spacing w:before="40" w:after="40" w:line="280" w:lineRule="exact"/>
+              <w:spacing w:before="40" w:after="40" w:line="400" w:lineRule="exact"/>
               <w:ind w:left="0" w:leftChars="0" w:right="0" w:rightChars="0" w:firstLine="0" w:firstLineChars="0"/>
               <w:jc w:val="both"/>
-              <w:rPr>
-                <w:rFonts w:ascii="Times New Roman" w:hAnsi="Times New Roman" w:eastAsia="宋体" w:cs="Times New Roman"/>
-                <w:sz w:val="21"/>
-                <w:szCs w:val="21"/>
+              <w:textAlignment w:val="auto"/>
+              <w:rPr>
+                <w:rFonts w:hint="eastAsia" w:ascii="宋体" w:hAnsi="宋体" w:eastAsia="宋体" w:cs="宋体"/>
+                <w:sz w:val="24"/>
+                <w:szCs w:val="24"/>
               </w:rPr>
             </w:pPr>
             <w:r>
               <w:rPr>
-                <w:rFonts w:ascii="Times New Roman" w:hAnsi="Times New Roman" w:eastAsia="宋体" w:cs="Times New Roman"/>
-                <w:sz w:val="21"/>
-                <w:szCs w:val="21"/>
+                <w:rFonts w:hint="eastAsia" w:ascii="宋体" w:hAnsi="宋体" w:eastAsia="宋体" w:cs="宋体"/>
+                <w:sz w:val="24"/>
+                <w:szCs w:val="24"/>
               </w:rPr>
               <w:t>模拟“苯的使用与管理”听证会：苯是生产苯乙烯、环己烷、硝基苯等产品的基础化工原料，支撑着庞大的产业链；与此同时，苯的毒性与致癌性使接触苯的作业岗位面临明确的职业危害，需要严格的职业防护与安全生产要求。</w:t>
             </w:r>
@@ -22641,6 +23386,25 @@
         </w:tc>
       </w:tr>
       <w:tr>
+        <w:tblPrEx>
+          <w:tblBorders>
+            <w:top w:val="single" w:color="000000" w:sz="12" w:space="0"/>
+            <w:left w:val="none" w:color="auto" w:sz="4" w:space="0"/>
+            <w:bottom w:val="single" w:color="000000" w:sz="12" w:space="0"/>
+            <w:right w:val="none" w:color="auto" w:sz="4" w:space="0"/>
+            <w:insideH w:val="none" w:color="auto" w:sz="4" w:space="0"/>
+            <w:insideV w:val="none" w:color="auto" w:sz="4" w:space="0"/>
+          </w:tblBorders>
+          <w:tblCellMar>
+            <w:top w:w="0" w:type="dxa"/>
+            <w:left w:w="60" w:type="dxa"/>
+            <w:bottom w:w="0" w:type="dxa"/>
+            <w:right w:w="60" w:type="dxa"/>
+          </w:tblCellMar>
+        </w:tblPrEx>
+        <w:trPr>
+          <w:jc w:val="center"/>
+        </w:trPr>
         <w:tc>
           <w:tcPr>
             <w:tcW w:w="1500" w:type="dxa"/>
@@ -22659,32 +23423,36 @@
           </w:tcPr>
           <w:p>
             <w:pPr>
-              <w:keepNext/>
+              <w:keepNext w:val="0"/>
               <w:keepLines/>
+              <w:pageBreakBefore w:val="0"/>
               <w:widowControl w:val="0"/>
               <w:kinsoku/>
               <w:wordWrap/>
               <w:overflowPunct/>
+              <w:topLinePunct w:val="0"/>
               <w:autoSpaceDE/>
               <w:autoSpaceDN/>
+              <w:bidi w:val="0"/>
               <w:adjustRightInd/>
               <w:snapToGrid w:val="0"/>
               <w:spacing w:before="40" w:after="40" w:line="280" w:lineRule="exact"/>
               <w:ind w:left="0" w:leftChars="0" w:right="0" w:rightChars="0" w:firstLine="0" w:firstLineChars="0"/>
               <w:jc w:val="center"/>
+              <w:textAlignment w:val="auto"/>
               <w:rPr>
                 <w:rFonts w:ascii="Times New Roman" w:hAnsi="Times New Roman" w:eastAsia="宋体" w:cs="Times New Roman"/>
                 <w:b/>
-                <w:sz w:val="21"/>
-                <w:szCs w:val="21"/>
+                <w:sz w:val="24"/>
+                <w:szCs w:val="24"/>
               </w:rPr>
             </w:pPr>
             <w:r>
               <w:rPr>
                 <w:rFonts w:ascii="Times New Roman" w:hAnsi="Times New Roman" w:eastAsia="宋体" w:cs="Times New Roman"/>
                 <w:b/>
-                <w:sz w:val="21"/>
-                <w:szCs w:val="21"/>
+                <w:sz w:val="24"/>
+                <w:szCs w:val="24"/>
               </w:rPr>
               <w:t>学生角色</w:t>
             </w:r>
@@ -22708,30 +23476,34 @@
           </w:tcPr>
           <w:p>
             <w:pPr>
-              <w:keepNext/>
+              <w:keepNext w:val="0"/>
               <w:keepLines/>
+              <w:pageBreakBefore w:val="0"/>
               <w:widowControl w:val="0"/>
               <w:kinsoku/>
               <w:wordWrap/>
               <w:overflowPunct/>
+              <w:topLinePunct w:val="0"/>
               <w:autoSpaceDE/>
               <w:autoSpaceDN/>
+              <w:bidi w:val="0"/>
               <w:adjustRightInd/>
               <w:snapToGrid w:val="0"/>
-              <w:spacing w:before="40" w:after="40" w:line="280" w:lineRule="exact"/>
+              <w:spacing w:before="40" w:after="40" w:line="400" w:lineRule="exact"/>
               <w:ind w:left="0" w:leftChars="0" w:right="0" w:rightChars="0" w:firstLine="0" w:firstLineChars="0"/>
               <w:jc w:val="both"/>
-              <w:rPr>
-                <w:rFonts w:ascii="Times New Roman" w:hAnsi="Times New Roman" w:eastAsia="宋体" w:cs="Times New Roman"/>
-                <w:sz w:val="21"/>
-                <w:szCs w:val="21"/>
+              <w:textAlignment w:val="auto"/>
+              <w:rPr>
+                <w:rFonts w:hint="eastAsia" w:ascii="宋体" w:hAnsi="宋体" w:eastAsia="宋体" w:cs="宋体"/>
+                <w:sz w:val="24"/>
+                <w:szCs w:val="24"/>
               </w:rPr>
             </w:pPr>
             <w:r>
               <w:rPr>
-                <w:rFonts w:ascii="Times New Roman" w:hAnsi="Times New Roman" w:eastAsia="宋体" w:cs="Times New Roman"/>
-                <w:sz w:val="21"/>
-                <w:szCs w:val="21"/>
+                <w:rFonts w:hint="eastAsia" w:ascii="宋体" w:hAnsi="宋体" w:eastAsia="宋体" w:cs="宋体"/>
+                <w:sz w:val="24"/>
+                <w:szCs w:val="24"/>
               </w:rPr>
               <w:t>行业不同利益相关方代表：化工企业代表、职业卫生专家、环保部门工作人员、一线作业工人代表等。</w:t>
             </w:r>
@@ -22739,6 +23511,25 @@
         </w:tc>
       </w:tr>
       <w:tr>
+        <w:tblPrEx>
+          <w:tblBorders>
+            <w:top w:val="single" w:color="000000" w:sz="12" w:space="0"/>
+            <w:left w:val="none" w:color="auto" w:sz="4" w:space="0"/>
+            <w:bottom w:val="single" w:color="000000" w:sz="12" w:space="0"/>
+            <w:right w:val="none" w:color="auto" w:sz="4" w:space="0"/>
+            <w:insideH w:val="none" w:color="auto" w:sz="4" w:space="0"/>
+            <w:insideV w:val="none" w:color="auto" w:sz="4" w:space="0"/>
+          </w:tblBorders>
+          <w:tblCellMar>
+            <w:top w:w="0" w:type="dxa"/>
+            <w:left w:w="60" w:type="dxa"/>
+            <w:bottom w:w="0" w:type="dxa"/>
+            <w:right w:w="60" w:type="dxa"/>
+          </w:tblCellMar>
+        </w:tblPrEx>
+        <w:trPr>
+          <w:jc w:val="center"/>
+        </w:trPr>
         <w:tc>
           <w:tcPr>
             <w:tcW w:w="1500" w:type="dxa"/>
@@ -22757,32 +23548,36 @@
           </w:tcPr>
           <w:p>
             <w:pPr>
-              <w:keepNext/>
+              <w:keepNext w:val="0"/>
               <w:keepLines/>
+              <w:pageBreakBefore w:val="0"/>
               <w:widowControl w:val="0"/>
               <w:kinsoku/>
               <w:wordWrap/>
               <w:overflowPunct/>
+              <w:topLinePunct w:val="0"/>
               <w:autoSpaceDE/>
               <w:autoSpaceDN/>
+              <w:bidi w:val="0"/>
               <w:adjustRightInd/>
               <w:snapToGrid w:val="0"/>
               <w:spacing w:before="40" w:after="40" w:line="280" w:lineRule="exact"/>
               <w:ind w:left="0" w:leftChars="0" w:right="0" w:rightChars="0" w:firstLine="0" w:firstLineChars="0"/>
               <w:jc w:val="center"/>
+              <w:textAlignment w:val="auto"/>
               <w:rPr>
                 <w:rFonts w:ascii="Times New Roman" w:hAnsi="Times New Roman" w:eastAsia="宋体" w:cs="Times New Roman"/>
                 <w:b/>
-                <w:sz w:val="21"/>
-                <w:szCs w:val="21"/>
+                <w:sz w:val="24"/>
+                <w:szCs w:val="24"/>
               </w:rPr>
             </w:pPr>
             <w:r>
               <w:rPr>
                 <w:rFonts w:ascii="Times New Roman" w:hAnsi="Times New Roman" w:eastAsia="宋体" w:cs="Times New Roman"/>
                 <w:b/>
-                <w:sz w:val="21"/>
-                <w:szCs w:val="21"/>
+                <w:sz w:val="24"/>
+                <w:szCs w:val="24"/>
               </w:rPr>
               <w:t>实践行为</w:t>
             </w:r>
@@ -22806,30 +23601,34 @@
           </w:tcPr>
           <w:p>
             <w:pPr>
-              <w:keepNext/>
+              <w:keepNext w:val="0"/>
               <w:keepLines/>
+              <w:pageBreakBefore w:val="0"/>
               <w:widowControl w:val="0"/>
               <w:kinsoku/>
               <w:wordWrap/>
               <w:overflowPunct/>
+              <w:topLinePunct w:val="0"/>
               <w:autoSpaceDE/>
               <w:autoSpaceDN/>
+              <w:bidi w:val="0"/>
               <w:adjustRightInd/>
               <w:snapToGrid w:val="0"/>
-              <w:spacing w:before="40" w:after="40" w:line="280" w:lineRule="exact"/>
+              <w:spacing w:before="40" w:after="40" w:line="400" w:lineRule="exact"/>
               <w:ind w:left="0" w:leftChars="0" w:right="0" w:rightChars="0" w:firstLine="0" w:firstLineChars="0"/>
               <w:jc w:val="both"/>
-              <w:rPr>
-                <w:rFonts w:ascii="Times New Roman" w:hAnsi="Times New Roman" w:eastAsia="宋体" w:cs="Times New Roman"/>
-                <w:sz w:val="21"/>
-                <w:szCs w:val="21"/>
+              <w:textAlignment w:val="auto"/>
+              <w:rPr>
+                <w:rFonts w:hint="eastAsia" w:ascii="宋体" w:hAnsi="宋体" w:eastAsia="宋体" w:cs="宋体"/>
+                <w:sz w:val="24"/>
+                <w:szCs w:val="24"/>
               </w:rPr>
             </w:pPr>
             <w:r>
               <w:rPr>
-                <w:rFonts w:ascii="Times New Roman" w:hAnsi="Times New Roman" w:eastAsia="宋体" w:cs="Times New Roman"/>
-                <w:sz w:val="21"/>
-                <w:szCs w:val="21"/>
+                <w:rFonts w:hint="eastAsia" w:ascii="宋体" w:hAnsi="宋体" w:eastAsia="宋体" w:cs="宋体"/>
+                <w:sz w:val="24"/>
+                <w:szCs w:val="24"/>
               </w:rPr>
               <w:t>课前依据所承担的角色检索、整理相关资料；听证会上进行立场陈述，围绕经济效益、健康风险、环保要求与替代方案开展质询与协商；在权衡多方诉求的基础上形成小组决策建议，并对“科学技术的应用应当如何决策”进行反思讨论。</w:t>
             </w:r>
@@ -22837,6 +23636,25 @@
         </w:tc>
       </w:tr>
       <w:tr>
+        <w:tblPrEx>
+          <w:tblBorders>
+            <w:top w:val="single" w:color="000000" w:sz="12" w:space="0"/>
+            <w:left w:val="none" w:color="auto" w:sz="4" w:space="0"/>
+            <w:bottom w:val="single" w:color="000000" w:sz="12" w:space="0"/>
+            <w:right w:val="none" w:color="auto" w:sz="4" w:space="0"/>
+            <w:insideH w:val="none" w:color="auto" w:sz="4" w:space="0"/>
+            <w:insideV w:val="none" w:color="auto" w:sz="4" w:space="0"/>
+          </w:tblBorders>
+          <w:tblCellMar>
+            <w:top w:w="0" w:type="dxa"/>
+            <w:left w:w="60" w:type="dxa"/>
+            <w:bottom w:w="0" w:type="dxa"/>
+            <w:right w:w="60" w:type="dxa"/>
+          </w:tblCellMar>
+        </w:tblPrEx>
+        <w:trPr>
+          <w:jc w:val="center"/>
+        </w:trPr>
         <w:tc>
           <w:tcPr>
             <w:tcW w:w="1500" w:type="dxa"/>
@@ -22855,32 +23673,36 @@
           </w:tcPr>
           <w:p>
             <w:pPr>
-              <w:keepNext/>
+              <w:keepNext w:val="0"/>
               <w:keepLines/>
+              <w:pageBreakBefore w:val="0"/>
               <w:widowControl w:val="0"/>
               <w:kinsoku/>
               <w:wordWrap/>
               <w:overflowPunct/>
+              <w:topLinePunct w:val="0"/>
               <w:autoSpaceDE/>
               <w:autoSpaceDN/>
+              <w:bidi w:val="0"/>
               <w:adjustRightInd/>
               <w:snapToGrid w:val="0"/>
               <w:spacing w:before="40" w:after="40" w:line="280" w:lineRule="exact"/>
               <w:ind w:left="0" w:leftChars="0" w:right="0" w:rightChars="0" w:firstLine="0" w:firstLineChars="0"/>
               <w:jc w:val="center"/>
+              <w:textAlignment w:val="auto"/>
               <w:rPr>
                 <w:rFonts w:ascii="Times New Roman" w:hAnsi="Times New Roman" w:eastAsia="宋体" w:cs="Times New Roman"/>
                 <w:b/>
-                <w:sz w:val="21"/>
-                <w:szCs w:val="21"/>
+                <w:sz w:val="24"/>
+                <w:szCs w:val="24"/>
               </w:rPr>
             </w:pPr>
             <w:r>
               <w:rPr>
                 <w:rFonts w:ascii="Times New Roman" w:hAnsi="Times New Roman" w:eastAsia="宋体" w:cs="Times New Roman"/>
                 <w:b/>
-                <w:sz w:val="21"/>
-                <w:szCs w:val="21"/>
+                <w:sz w:val="24"/>
+                <w:szCs w:val="24"/>
               </w:rPr>
               <w:t>涉及知识</w:t>
             </w:r>
@@ -22904,30 +23726,34 @@
           </w:tcPr>
           <w:p>
             <w:pPr>
-              <w:keepNext/>
+              <w:keepNext w:val="0"/>
               <w:keepLines/>
+              <w:pageBreakBefore w:val="0"/>
               <w:widowControl w:val="0"/>
               <w:kinsoku/>
               <w:wordWrap/>
               <w:overflowPunct/>
+              <w:topLinePunct w:val="0"/>
               <w:autoSpaceDE/>
               <w:autoSpaceDN/>
+              <w:bidi w:val="0"/>
               <w:adjustRightInd/>
               <w:snapToGrid w:val="0"/>
-              <w:spacing w:before="40" w:after="40" w:line="280" w:lineRule="exact"/>
+              <w:spacing w:before="40" w:after="40" w:line="400" w:lineRule="exact"/>
               <w:ind w:left="0" w:leftChars="0" w:right="0" w:rightChars="0" w:firstLine="0" w:firstLineChars="0"/>
               <w:jc w:val="both"/>
-              <w:rPr>
-                <w:rFonts w:ascii="Times New Roman" w:hAnsi="Times New Roman" w:eastAsia="宋体" w:cs="Times New Roman"/>
-                <w:sz w:val="21"/>
-                <w:szCs w:val="21"/>
+              <w:textAlignment w:val="auto"/>
+              <w:rPr>
+                <w:rFonts w:hint="eastAsia" w:ascii="宋体" w:hAnsi="宋体" w:eastAsia="宋体" w:cs="宋体"/>
+                <w:sz w:val="24"/>
+                <w:szCs w:val="24"/>
               </w:rPr>
             </w:pPr>
             <w:r>
               <w:rPr>
-                <w:rFonts w:ascii="Times New Roman" w:hAnsi="Times New Roman" w:eastAsia="宋体" w:cs="Times New Roman"/>
-                <w:sz w:val="21"/>
-                <w:szCs w:val="21"/>
+                <w:rFonts w:hint="eastAsia" w:ascii="宋体" w:hAnsi="宋体" w:eastAsia="宋体" w:cs="宋体"/>
+                <w:sz w:val="24"/>
+                <w:szCs w:val="24"/>
               </w:rPr>
               <w:t>苯的主要工业用途及其化学原理、苯的毒性与职业防护常识、科学·技术·社会·环境（STSE）综合评估视角、辩证分析与决策方法。</w:t>
             </w:r>
@@ -22935,6 +23761,25 @@
         </w:tc>
       </w:tr>
       <w:tr>
+        <w:tblPrEx>
+          <w:tblBorders>
+            <w:top w:val="single" w:color="000000" w:sz="12" w:space="0"/>
+            <w:left w:val="none" w:color="auto" w:sz="4" w:space="0"/>
+            <w:bottom w:val="single" w:color="000000" w:sz="12" w:space="0"/>
+            <w:right w:val="none" w:color="auto" w:sz="4" w:space="0"/>
+            <w:insideH w:val="none" w:color="auto" w:sz="4" w:space="0"/>
+            <w:insideV w:val="none" w:color="auto" w:sz="4" w:space="0"/>
+          </w:tblBorders>
+          <w:tblCellMar>
+            <w:top w:w="0" w:type="dxa"/>
+            <w:left w:w="60" w:type="dxa"/>
+            <w:bottom w:w="0" w:type="dxa"/>
+            <w:right w:w="60" w:type="dxa"/>
+          </w:tblCellMar>
+        </w:tblPrEx>
+        <w:trPr>
+          <w:jc w:val="center"/>
+        </w:trPr>
         <w:tc>
           <w:tcPr>
             <w:tcW w:w="1500" w:type="dxa"/>
@@ -22953,32 +23798,36 @@
           </w:tcPr>
           <w:p>
             <w:pPr>
-              <w:keepNext/>
+              <w:keepNext w:val="0"/>
               <w:keepLines/>
+              <w:pageBreakBefore w:val="0"/>
               <w:widowControl w:val="0"/>
               <w:kinsoku/>
               <w:wordWrap/>
               <w:overflowPunct/>
+              <w:topLinePunct w:val="0"/>
               <w:autoSpaceDE/>
               <w:autoSpaceDN/>
+              <w:bidi w:val="0"/>
               <w:adjustRightInd/>
               <w:snapToGrid w:val="0"/>
               <w:spacing w:before="40" w:after="40" w:line="280" w:lineRule="exact"/>
               <w:ind w:left="0" w:leftChars="0" w:right="0" w:rightChars="0" w:firstLine="0" w:firstLineChars="0"/>
               <w:jc w:val="center"/>
+              <w:textAlignment w:val="auto"/>
               <w:rPr>
                 <w:rFonts w:ascii="Times New Roman" w:hAnsi="Times New Roman" w:eastAsia="宋体" w:cs="Times New Roman"/>
                 <w:b/>
-                <w:sz w:val="21"/>
-                <w:szCs w:val="21"/>
+                <w:sz w:val="24"/>
+                <w:szCs w:val="24"/>
               </w:rPr>
             </w:pPr>
             <w:r>
               <w:rPr>
                 <w:rFonts w:ascii="Times New Roman" w:hAnsi="Times New Roman" w:eastAsia="宋体" w:cs="Times New Roman"/>
                 <w:b/>
-                <w:sz w:val="21"/>
-                <w:szCs w:val="21"/>
+                <w:sz w:val="24"/>
+                <w:szCs w:val="24"/>
               </w:rPr>
               <w:t>任务成果</w:t>
             </w:r>
@@ -23002,30 +23851,34 @@
           </w:tcPr>
           <w:p>
             <w:pPr>
-              <w:keepNext/>
+              <w:keepNext w:val="0"/>
               <w:keepLines/>
+              <w:pageBreakBefore w:val="0"/>
               <w:widowControl w:val="0"/>
               <w:kinsoku/>
               <w:wordWrap/>
               <w:overflowPunct/>
+              <w:topLinePunct w:val="0"/>
               <w:autoSpaceDE/>
               <w:autoSpaceDN/>
+              <w:bidi w:val="0"/>
               <w:adjustRightInd/>
               <w:snapToGrid w:val="0"/>
-              <w:spacing w:before="40" w:after="40" w:line="280" w:lineRule="exact"/>
+              <w:spacing w:before="40" w:after="40" w:line="400" w:lineRule="exact"/>
               <w:ind w:left="0" w:leftChars="0" w:right="0" w:rightChars="0" w:firstLine="0" w:firstLineChars="0"/>
               <w:jc w:val="both"/>
-              <w:rPr>
-                <w:rFonts w:ascii="Times New Roman" w:hAnsi="Times New Roman" w:eastAsia="宋体" w:cs="Times New Roman"/>
-                <w:sz w:val="21"/>
-                <w:szCs w:val="21"/>
+              <w:textAlignment w:val="auto"/>
+              <w:rPr>
+                <w:rFonts w:hint="eastAsia" w:ascii="宋体" w:hAnsi="宋体" w:eastAsia="宋体" w:cs="宋体"/>
+                <w:sz w:val="24"/>
+                <w:szCs w:val="24"/>
               </w:rPr>
             </w:pPr>
             <w:r>
               <w:rPr>
-                <w:rFonts w:ascii="Times New Roman" w:hAnsi="Times New Roman" w:eastAsia="宋体" w:cs="Times New Roman"/>
-                <w:sz w:val="21"/>
-                <w:szCs w:val="21"/>
+                <w:rFonts w:hint="eastAsia" w:ascii="宋体" w:hAnsi="宋体" w:eastAsia="宋体" w:cs="宋体"/>
+                <w:sz w:val="24"/>
+                <w:szCs w:val="24"/>
               </w:rPr>
               <w:t>苯的社会应用建议书、模拟听证会多方观点摘要。</w:t>
             </w:r>
@@ -23033,6 +23886,25 @@
         </w:tc>
       </w:tr>
       <w:tr>
+        <w:tblPrEx>
+          <w:tblBorders>
+            <w:top w:val="single" w:color="000000" w:sz="12" w:space="0"/>
+            <w:left w:val="none" w:color="auto" w:sz="4" w:space="0"/>
+            <w:bottom w:val="single" w:color="000000" w:sz="12" w:space="0"/>
+            <w:right w:val="none" w:color="auto" w:sz="4" w:space="0"/>
+            <w:insideH w:val="none" w:color="auto" w:sz="4" w:space="0"/>
+            <w:insideV w:val="none" w:color="auto" w:sz="4" w:space="0"/>
+          </w:tblBorders>
+          <w:tblCellMar>
+            <w:top w:w="0" w:type="dxa"/>
+            <w:left w:w="60" w:type="dxa"/>
+            <w:bottom w:w="0" w:type="dxa"/>
+            <w:right w:w="60" w:type="dxa"/>
+          </w:tblCellMar>
+        </w:tblPrEx>
+        <w:trPr>
+          <w:jc w:val="center"/>
+        </w:trPr>
         <w:tc>
           <w:tcPr>
             <w:tcW w:w="1500" w:type="dxa"/>
@@ -23051,32 +23923,36 @@
           </w:tcPr>
           <w:p>
             <w:pPr>
-              <w:keepNext/>
+              <w:keepNext w:val="0"/>
               <w:keepLines/>
+              <w:pageBreakBefore w:val="0"/>
               <w:widowControl w:val="0"/>
               <w:kinsoku/>
               <w:wordWrap/>
               <w:overflowPunct/>
+              <w:topLinePunct w:val="0"/>
               <w:autoSpaceDE/>
               <w:autoSpaceDN/>
+              <w:bidi w:val="0"/>
               <w:adjustRightInd/>
               <w:snapToGrid w:val="0"/>
               <w:spacing w:before="40" w:after="40" w:line="280" w:lineRule="exact"/>
               <w:ind w:left="0" w:leftChars="0" w:right="0" w:rightChars="0" w:firstLine="0" w:firstLineChars="0"/>
               <w:jc w:val="center"/>
+              <w:textAlignment w:val="auto"/>
               <w:rPr>
                 <w:rFonts w:ascii="Times New Roman" w:hAnsi="Times New Roman" w:eastAsia="宋体" w:cs="Times New Roman"/>
                 <w:b/>
-                <w:sz w:val="21"/>
-                <w:szCs w:val="21"/>
+                <w:sz w:val="24"/>
+                <w:szCs w:val="24"/>
               </w:rPr>
             </w:pPr>
             <w:r>
               <w:rPr>
                 <w:rFonts w:ascii="Times New Roman" w:hAnsi="Times New Roman" w:eastAsia="宋体" w:cs="Times New Roman"/>
                 <w:b/>
-                <w:sz w:val="21"/>
-                <w:szCs w:val="21"/>
+                <w:sz w:val="24"/>
+                <w:szCs w:val="24"/>
               </w:rPr>
               <w:t>育人价值</w:t>
             </w:r>
@@ -23100,30 +23976,34 @@
           </w:tcPr>
           <w:p>
             <w:pPr>
-              <w:keepNext/>
+              <w:keepNext w:val="0"/>
               <w:keepLines/>
+              <w:pageBreakBefore w:val="0"/>
               <w:widowControl w:val="0"/>
               <w:kinsoku/>
               <w:wordWrap/>
               <w:overflowPunct/>
+              <w:topLinePunct w:val="0"/>
               <w:autoSpaceDE/>
               <w:autoSpaceDN/>
+              <w:bidi w:val="0"/>
               <w:adjustRightInd/>
               <w:snapToGrid w:val="0"/>
-              <w:spacing w:before="40" w:after="40" w:line="280" w:lineRule="exact"/>
+              <w:spacing w:before="40" w:after="40" w:line="400" w:lineRule="exact"/>
               <w:ind w:left="0" w:leftChars="0" w:right="0" w:rightChars="0" w:firstLine="0" w:firstLineChars="0"/>
               <w:jc w:val="both"/>
-              <w:rPr>
-                <w:rFonts w:ascii="Times New Roman" w:hAnsi="Times New Roman" w:eastAsia="宋体" w:cs="Times New Roman"/>
-                <w:sz w:val="21"/>
-                <w:szCs w:val="21"/>
+              <w:textAlignment w:val="auto"/>
+              <w:rPr>
+                <w:rFonts w:hint="eastAsia" w:ascii="宋体" w:hAnsi="宋体" w:eastAsia="宋体" w:cs="宋体"/>
+                <w:sz w:val="24"/>
+                <w:szCs w:val="24"/>
               </w:rPr>
             </w:pPr>
             <w:r>
               <w:rPr>
-                <w:rFonts w:ascii="Times New Roman" w:hAnsi="Times New Roman" w:eastAsia="宋体" w:cs="Times New Roman"/>
-                <w:sz w:val="21"/>
-                <w:szCs w:val="21"/>
+                <w:rFonts w:hint="eastAsia" w:ascii="宋体" w:hAnsi="宋体" w:eastAsia="宋体" w:cs="宋体"/>
+                <w:sz w:val="24"/>
+                <w:szCs w:val="24"/>
               </w:rPr>
               <w:t>指向科学事业本质观维度：从苯的工业价值与健康危害的并存体会科学与技术应用的两面性，从多方立场的权衡协商体会科学与社会的相互制约，从“凯库勒式由被接受到被修正”的回望体会科学共同体对知识的检验作用。</w:t>
             </w:r>
@@ -23187,6 +24067,39 @@
     </w:p>
     <w:p>
       <w:pPr>
+        <w:pStyle w:val="2"/>
+        <w:keepNext/>
+        <w:keepLines w:val="0"/>
+        <w:pageBreakBefore w:val="0"/>
+        <w:widowControl w:val="0"/>
+        <w:numPr>
+          <w:ilvl w:val="1"/>
+          <w:numId w:val="25"/>
+        </w:numPr>
+        <w:kinsoku/>
+        <w:wordWrap/>
+        <w:overflowPunct/>
+        <w:topLinePunct w:val="0"/>
+        <w:autoSpaceDE/>
+        <w:autoSpaceDN/>
+        <w:bidi w:val="0"/>
+        <w:adjustRightInd/>
+        <w:snapToGrid/>
+        <w:jc w:val="center"/>
+        <w:textAlignment w:val="auto"/>
+        <w:rPr>
+          <w:rFonts w:hint="eastAsia"/>
+        </w:rPr>
+      </w:pPr>
+      <w:r>
+        <w:rPr>
+          <w:rFonts w:hint="eastAsia"/>
+        </w:rPr>
+        <w:t>学习任务驱动的探究活动设计</w:t>
+      </w:r>
+    </w:p>
+    <w:p>
+      <w:pPr>
         <w:keepNext w:val="0"/>
         <w:keepLines w:val="0"/>
         <w:pageBreakBefore w:val="0"/>
@@ -23201,10 +24114,453 @@
         <w:adjustRightInd/>
         <w:snapToGrid/>
         <w:spacing w:after="120" w:line="400" w:lineRule="exact"/>
-        <w:ind w:firstLine="480"/>
+        <w:ind w:firstLine="482"/>
         <w:jc w:val="both"/>
         <w:textAlignment w:val="auto"/>
       </w:pPr>
+      <w:r>
+        <w:rPr>
+          <w:rFonts w:hint="eastAsia"/>
+        </w:rPr>
+        <w:t>第三章第五节指出，学习任务驱动的探究活动是落实HPS教学理念、促进科学本质观建构的关键环节：学习任务规定了学生“做什么”，探究活动则回答任务在课堂中“怎样做”。本节承接上一节的三大学习任务，将每一任务转化为可操作的课堂探究活动序列。在整体安排上，三个探究活动均落实学情分析所确立的“预测—实验验证—讨论”活动流程与“问题提出—史料分析—证据检验—显性反思”的HPS实施路径，并以显性反思环节收束，防止活动经历停留于体验层面。三大学习任务、驱动问题、活动环节与科学本质观维度之间的整体对应关系如图4-2所示。</w:t>
+      </w:r>
+    </w:p>
+    <w:p>
+      <w:pPr>
+        <w:spacing w:before="120"/>
+        <w:ind w:firstLine="0" w:firstLineChars="0"/>
+        <w:jc w:val="center"/>
+        <w:rPr>
+          <w:rFonts w:hint="eastAsia"/>
+        </w:rPr>
+      </w:pPr>
+      <w:r>
+        <w:rPr>
+          <w:rFonts w:hint="eastAsia"/>
+        </w:rPr>
+        <w:drawing>
+          <wp:inline distT="0" distB="0" distL="114300" distR="114300">
+            <wp:extent cx="5900000" cy="1756818"/>
+            <wp:effectExtent l="0" t="0" r="0" b="0"/>
+            <wp:docPr id="90" name="Picture 90" descr="图4-2_学习任务驱动的探究活动设计思路"/>
+            <wp:cNvGraphicFramePr>
+              <a:graphicFrameLocks xmlns:a="http://schemas.openxmlformats.org/drawingml/2006/main" noChangeAspect="1"/>
+            </wp:cNvGraphicFramePr>
+            <a:graphic xmlns:a="http://schemas.openxmlformats.org/drawingml/2006/main">
+              <a:graphicData uri="http://schemas.openxmlformats.org/drawingml/2006/picture">
+                <pic:pic xmlns:pic="http://schemas.openxmlformats.org/drawingml/2006/picture">
+                  <pic:nvPicPr>
+                    <pic:cNvPr id="90" name="Picture 90"/>
+                    <pic:cNvPicPr>
+                      <a:picLocks noChangeAspect="1"/>
+                    </pic:cNvPicPr>
+                  </pic:nvPicPr>
+                  <pic:blipFill>
+                    <a:blip r:embed="rId24"/>
+                    <a:stretch>
+                      <a:fillRect/>
+                    </a:stretch>
+                  </pic:blipFill>
+                  <pic:spPr>
+                    <a:xfrm>
+                      <a:off x="0" y="0"/>
+                      <a:ext cx="5900000" cy="1756818"/>
+                    </a:xfrm>
+                    <a:prstGeom prst="rect">
+                      <a:avLst/>
+                    </a:prstGeom>
+                  </pic:spPr>
+                </pic:pic>
+              </a:graphicData>
+            </a:graphic>
+          </wp:inline>
+        </w:drawing>
+      </w:r>
+    </w:p>
+    <w:p>
+      <w:pPr>
+        <w:ind w:firstLine="0" w:firstLineChars="0"/>
+        <w:jc w:val="center"/>
+        <w:rPr>
+          <w:rFonts w:hint="eastAsia" w:ascii="宋体" w:hAnsi="宋体" w:cs="宋体"/>
+          <w:color w:val="000000"/>
+          <w:kern w:val="2"/>
+          <w:szCs w:val="24"/>
+        </w:rPr>
+      </w:pPr>
+      <w:r>
+        <w:rPr>
+          <w:rFonts w:hint="eastAsia" w:ascii="宋体" w:hAnsi="宋体" w:cs="宋体"/>
+          <w:color w:val="000000"/>
+          <w:kern w:val="2"/>
+          <w:szCs w:val="24"/>
+        </w:rPr>
+        <w:t>图4-2 学习任务驱动的探究活动设计思路</w:t>
+      </w:r>
+    </w:p>
+    <w:p>
+      <w:pPr>
+        <w:spacing w:after="120"/>
+        <w:ind w:firstLine="0" w:firstLineChars="0"/>
+        <w:jc w:val="center"/>
+      </w:pPr>
+      <w:r>
+        <w:rPr>
+          <w:rFonts w:ascii="Times New Roman" w:hAnsi="Times New Roman" w:eastAsia="Times New Roman" w:cs="Times New Roman"/>
+          <w:i/>
+          <w:iCs/>
+          <w:sz w:val="18"/>
+          <w:szCs w:val="18"/>
+        </w:rPr>
+        <w:t>Fig. 4-2  Design Approach of the Learning-Task-Driven Inquiry Activities</w:t>
+      </w:r>
+    </w:p>
+    <w:p>
+      <w:pPr>
+        <w:keepNext w:val="0"/>
+        <w:keepLines w:val="0"/>
+        <w:pageBreakBefore w:val="0"/>
+        <w:widowControl/>
+        <w:numPr>
+          <w:ilvl w:val="1"/>
+          <w:numId w:val="34"/>
+        </w:numPr>
+        <w:kinsoku/>
+        <w:wordWrap/>
+        <w:overflowPunct/>
+        <w:topLinePunct w:val="0"/>
+        <w:autoSpaceDE/>
+        <w:autoSpaceDN/>
+        <w:bidi w:val="0"/>
+        <w:adjustRightInd/>
+        <w:snapToGrid/>
+        <w:spacing w:after="120" w:line="400" w:lineRule="exact"/>
+        <w:ind w:firstLine="482"/>
+        <w:jc w:val="both"/>
+        <w:textAlignment w:val="auto"/>
+        <w:rPr>
+          <w:rFonts w:ascii="宋体" w:hAnsi="宋体" w:eastAsia="宋体" w:cs="宋体"/>
+          <w:b/>
+          <w:bCs/>
+          <w:sz w:val="24"/>
+          <w:szCs w:val="24"/>
+        </w:rPr>
+      </w:pPr>
+      <w:r>
+        <w:rPr>
+          <w:rFonts w:ascii="宋体" w:hAnsi="宋体" w:eastAsia="宋体" w:cs="宋体"/>
+          <w:b/>
+          <w:bCs/>
+          <w:sz w:val="24"/>
+          <w:szCs w:val="24"/>
+        </w:rPr>
+        <w:t>围绕“科学理论危机与模型修正”的探究活动</w:t>
+      </w:r>
+    </w:p>
+    <w:p>
+      <w:pPr>
+        <w:keepNext w:val="0"/>
+        <w:keepLines w:val="0"/>
+        <w:pageBreakBefore w:val="0"/>
+        <w:widowControl/>
+        <w:kinsoku/>
+        <w:wordWrap/>
+        <w:overflowPunct/>
+        <w:topLinePunct w:val="0"/>
+        <w:autoSpaceDE/>
+        <w:autoSpaceDN/>
+        <w:bidi w:val="0"/>
+        <w:adjustRightInd/>
+        <w:snapToGrid/>
+        <w:spacing w:after="120" w:line="400" w:lineRule="exact"/>
+        <w:ind w:firstLine="482"/>
+        <w:jc w:val="both"/>
+        <w:textAlignment w:val="auto"/>
+      </w:pPr>
+      <w:r>
+        <w:rPr>
+          <w:rFonts w:hint="eastAsia"/>
+        </w:rPr>
+        <w:t>本活动承接第一项学习任务，指向科学知识本质观的培养，按“情境引入—性质预测—证据研读—模型修正—反思追问”五个环节展开。教师首先呈现法拉第从照明气残留液中分离得到苯、分子式确定为</w:t>
+      </w:r>
+      <w:r>
+        <w:rPr>
+          <w:rFonts w:hint="eastAsia"/>
+        </w:rPr>
+        <w:t>C</w:t>
+      </w:r>
+      <w:r>
+        <w:rPr>
+          <w:rFonts w:hint="eastAsia"/>
+          <w:vertAlign w:val="subscript"/>
+        </w:rPr>
+        <w:t>6</w:t>
+      </w:r>
+      <w:r>
+        <w:rPr>
+          <w:rFonts w:hint="eastAsia"/>
+        </w:rPr>
+        <w:t>H</w:t>
+      </w:r>
+      <w:r>
+        <w:rPr>
+          <w:rFonts w:hint="eastAsia"/>
+          <w:vertAlign w:val="subscript"/>
+        </w:rPr>
+        <w:t>6</w:t>
+      </w:r>
+      <w:r>
+        <w:rPr>
+          <w:rFonts w:hint="eastAsia"/>
+        </w:rPr>
+        <w:t>的史实，引导学生依据碳氢比推断苯“应当”具有的高度不饱和性，并对苯的化学性质作出预测，制造第一重认知冲突。随后，各小组以“历史文献分析员”与“模型评估者”的身份领取“证据卡片”：先研读凯库勒基于碳四价学说与碳链结构理论提出六元环假说的背景与依据，体会该假说对分子式之谜的解释力；再对照邻位二取代物只有一种、氢化热远低于理论值等反常证据，逐条检验凯库勒式的解释边界，找出旧模型的理论缺陷；在此基础上尝试提出修正设想，并绘制苯分子结构认识的演变脉络图。</w:t>
+      </w:r>
+    </w:p>
+    <w:p>
+      <w:pPr>
+        <w:keepNext w:val="0"/>
+        <w:keepLines w:val="0"/>
+        <w:pageBreakBefore w:val="0"/>
+        <w:widowControl/>
+        <w:kinsoku/>
+        <w:wordWrap/>
+        <w:overflowPunct/>
+        <w:topLinePunct w:val="0"/>
+        <w:autoSpaceDE/>
+        <w:autoSpaceDN/>
+        <w:bidi w:val="0"/>
+        <w:adjustRightInd/>
+        <w:snapToGrid/>
+        <w:spacing w:after="120" w:line="400" w:lineRule="exact"/>
+        <w:ind w:firstLine="482"/>
+        <w:jc w:val="both"/>
+        <w:textAlignment w:val="auto"/>
+      </w:pPr>
+      <w:r>
+        <w:rPr>
+          <w:rFonts w:hint="eastAsia"/>
+        </w:rPr>
+        <w:t>活动最后设置显性反思环节。教师追问：“这一修正过程说明科学知识具有怎样的特征？”引导学生回顾“遇到矛盾—分析缺陷—修正模型”的完整推演，认识到曾被普遍接受的凯库勒式也需要接受新证据的检验，科学理论并非一成不变的绝对真理，而是在继承中不断修正、逐步逼近客观规律。经由这一环节，学生从具体史实中提炼出科学知识的创造性、暂定性与累积性，实现由“听故事”向“悟本质”的认知升级。</w:t>
+      </w:r>
+    </w:p>
+    <w:p>
+      <w:pPr>
+        <w:keepNext w:val="0"/>
+        <w:keepLines w:val="0"/>
+        <w:pageBreakBefore w:val="0"/>
+        <w:widowControl/>
+        <w:numPr>
+          <w:ilvl w:val="1"/>
+          <w:numId w:val="34"/>
+        </w:numPr>
+        <w:kinsoku/>
+        <w:wordWrap/>
+        <w:overflowPunct/>
+        <w:topLinePunct w:val="0"/>
+        <w:autoSpaceDE/>
+        <w:autoSpaceDN/>
+        <w:bidi w:val="0"/>
+        <w:adjustRightInd/>
+        <w:snapToGrid/>
+        <w:spacing w:after="120" w:line="400" w:lineRule="exact"/>
+        <w:ind w:firstLine="482"/>
+        <w:jc w:val="both"/>
+        <w:textAlignment w:val="auto"/>
+        <w:rPr>
+          <w:rFonts w:ascii="宋体" w:hAnsi="宋体" w:eastAsia="宋体" w:cs="宋体"/>
+          <w:b/>
+          <w:bCs/>
+          <w:sz w:val="24"/>
+          <w:szCs w:val="24"/>
+        </w:rPr>
+      </w:pPr>
+      <w:r>
+        <w:rPr>
+          <w:rFonts w:ascii="宋体" w:hAnsi="宋体" w:eastAsia="宋体" w:cs="宋体"/>
+          <w:b/>
+          <w:bCs/>
+          <w:sz w:val="24"/>
+          <w:szCs w:val="24"/>
+        </w:rPr>
+        <w:t>围绕“科学证据获取与探究过程”的探究活动</w:t>
+      </w:r>
+    </w:p>
+    <w:p>
+      <w:pPr>
+        <w:keepNext w:val="0"/>
+        <w:keepLines w:val="0"/>
+        <w:pageBreakBefore w:val="0"/>
+        <w:widowControl/>
+        <w:kinsoku/>
+        <w:wordWrap/>
+        <w:overflowPunct/>
+        <w:topLinePunct w:val="0"/>
+        <w:autoSpaceDE/>
+        <w:autoSpaceDN/>
+        <w:bidi w:val="0"/>
+        <w:adjustRightInd/>
+        <w:snapToGrid/>
+        <w:spacing w:after="120" w:line="400" w:lineRule="exact"/>
+        <w:ind w:firstLine="482"/>
+        <w:jc w:val="both"/>
+        <w:textAlignment w:val="auto"/>
+      </w:pPr>
+      <w:r>
+        <w:rPr>
+          <w:rFonts w:hint="eastAsia"/>
+        </w:rPr>
+        <w:t>本活动承接第二项学习任务，指向科学探究本质观的培养，按“依据经验预测—对比实验验证—定量数据研读—证据链整理—班级论证”的顺序组织。学生先依据乙烯能使溴水、酸性高锰酸钾溶液褪色的知识经验，对苯的表现作出预测；随后分组完成苯分别与溴水、酸性高锰酸钾溶液作用的对比实验，规范记录实验现象。实验结果与预测的落差形成第二重认知冲突：若苯环上存在典型碳碳双键，为何两种溶液均不褪色？教师此时提供键长测定值与氢化热数据——苯环上六个碳碳键键长完全相等、介于碳碳单键与碳碳双键之间，氢化热远低于按“环己三烯”推算的理论值——供学生将定性现象与定量数据相互印证，借助反应现象记录表与键长数据对比表整理“现象—证据—结论”的推理链条。</w:t>
+      </w:r>
+    </w:p>
+    <w:p>
+      <w:pPr>
+        <w:keepNext w:val="0"/>
+        <w:keepLines w:val="0"/>
+        <w:pageBreakBefore w:val="0"/>
+        <w:widowControl/>
+        <w:kinsoku/>
+        <w:wordWrap/>
+        <w:overflowPunct/>
+        <w:topLinePunct w:val="0"/>
+        <w:autoSpaceDE/>
+        <w:autoSpaceDN/>
+        <w:bidi w:val="0"/>
+        <w:adjustRightInd/>
+        <w:snapToGrid/>
+        <w:spacing w:after="120" w:line="400" w:lineRule="exact"/>
+        <w:ind w:firstLine="482"/>
+        <w:jc w:val="both"/>
+        <w:textAlignment w:val="auto"/>
+      </w:pPr>
+      <w:r>
+        <w:rPr>
+          <w:rFonts w:hint="eastAsia"/>
+        </w:rPr>
+        <w:t>在班级论证环节，各小组汇报本组的证据链与结论，须“用证据说话”，并回应其他小组的质疑；教师引导学生比较不同小组证据组织方式的异同，体会获取证据的途径并非只有实验观察一种，定量测定、史料数据同样是科学证据的重要来源。论证结束后设置反思追问：“科学结论的确立依赖什么？单一证据是否足以支撑结论？”使学生在辩论与反思中深化对科学探究实证性、方法多样性与逻辑推理性的理解，纠正“科学探究＝观察—归纳”的机械认识。</w:t>
+      </w:r>
+    </w:p>
+    <w:p>
+      <w:pPr>
+        <w:keepNext w:val="0"/>
+        <w:keepLines w:val="0"/>
+        <w:pageBreakBefore w:val="0"/>
+        <w:widowControl/>
+        <w:numPr>
+          <w:ilvl w:val="1"/>
+          <w:numId w:val="34"/>
+        </w:numPr>
+        <w:kinsoku/>
+        <w:wordWrap/>
+        <w:overflowPunct/>
+        <w:topLinePunct w:val="0"/>
+        <w:autoSpaceDE/>
+        <w:autoSpaceDN/>
+        <w:bidi w:val="0"/>
+        <w:adjustRightInd/>
+        <w:snapToGrid/>
+        <w:spacing w:after="120" w:line="400" w:lineRule="exact"/>
+        <w:ind w:firstLine="482"/>
+        <w:jc w:val="both"/>
+        <w:textAlignment w:val="auto"/>
+        <w:rPr>
+          <w:rFonts w:ascii="宋体" w:hAnsi="宋体" w:eastAsia="宋体" w:cs="宋体"/>
+          <w:b/>
+          <w:bCs/>
+          <w:sz w:val="24"/>
+          <w:szCs w:val="24"/>
+        </w:rPr>
+      </w:pPr>
+      <w:r>
+        <w:rPr>
+          <w:rFonts w:ascii="宋体" w:hAnsi="宋体" w:eastAsia="宋体" w:cs="宋体"/>
+          <w:b/>
+          <w:bCs/>
+          <w:sz w:val="24"/>
+          <w:szCs w:val="24"/>
+        </w:rPr>
+        <w:t>围绕“科学技术社会价值权衡与决策”的探究活动</w:t>
+      </w:r>
+    </w:p>
+    <w:p>
+      <w:pPr>
+        <w:keepNext w:val="0"/>
+        <w:keepLines w:val="0"/>
+        <w:pageBreakBefore w:val="0"/>
+        <w:widowControl/>
+        <w:kinsoku/>
+        <w:wordWrap/>
+        <w:overflowPunct/>
+        <w:topLinePunct w:val="0"/>
+        <w:autoSpaceDE/>
+        <w:autoSpaceDN/>
+        <w:bidi w:val="0"/>
+        <w:adjustRightInd/>
+        <w:snapToGrid/>
+        <w:spacing w:after="120" w:line="400" w:lineRule="exact"/>
+        <w:ind w:firstLine="482"/>
+        <w:jc w:val="both"/>
+        <w:textAlignment w:val="auto"/>
+      </w:pPr>
+      <w:r>
+        <w:rPr>
+          <w:rFonts w:hint="eastAsia"/>
+        </w:rPr>
+        <w:t>本活动承接第三项学习任务，指向科学事业本质观的培养，以模拟“苯的使用与管理”听证会为核心形式，分“课前准备—立场陈述—质询协商—决策反思”四个环节实施。课前，学生依据抽定的角色——化工企业代表、职业卫生专家、环保部门工作人员、一线作业工人代表等——检索并整理相关资料；课上各方依次陈述立场，围绕苯的工业价值、健康风险、环保要求与替代方案展开质询与协商；在权衡多方诉求的基础上，各小组形成决策建议并撰写苯的社会应用建议书与多方观点摘要。</w:t>
+      </w:r>
+    </w:p>
+    <w:p>
+      <w:pPr>
+        <w:keepNext w:val="0"/>
+        <w:keepLines w:val="0"/>
+        <w:pageBreakBefore w:val="0"/>
+        <w:widowControl/>
+        <w:kinsoku/>
+        <w:wordWrap/>
+        <w:overflowPunct/>
+        <w:topLinePunct w:val="0"/>
+        <w:autoSpaceDE/>
+        <w:autoSpaceDN/>
+        <w:bidi w:val="0"/>
+        <w:adjustRightInd/>
+        <w:snapToGrid/>
+        <w:spacing w:after="120" w:line="400" w:lineRule="exact"/>
+        <w:ind w:firstLine="482"/>
+        <w:jc w:val="both"/>
+        <w:textAlignment w:val="auto"/>
+      </w:pPr>
+      <w:r>
+        <w:rPr>
+          <w:rFonts w:hint="eastAsia"/>
+        </w:rPr>
+        <w:t>教师在协商与总结环节适时引导反思：科学技术应用的决策由谁作出？受到哪些社会因素的制约？并带领学生回望凯库勒式由被接受、被质疑到被修正的历程，体会科学共同体对知识的检验作用。通过真实、具体的职业情境与角色支架，学生得以在多方立场的冲突与协商中形成辩证、全面的价值判断，认识到科学事业既推动社会进步，也始终处于社会经济、文化与伦理等现实因素的相互作用之中。考虑到该维度的认识转变周期较长，本活动产出的建议书与观点摘要将同时作为过程性证据，纳入下一节评价机制的持续追踪。</w:t>
+      </w:r>
+    </w:p>
+    <w:p>
+      <w:pPr>
+        <w:keepNext w:val="0"/>
+        <w:keepLines w:val="0"/>
+        <w:pageBreakBefore w:val="0"/>
+        <w:widowControl/>
+        <w:kinsoku/>
+        <w:wordWrap/>
+        <w:overflowPunct/>
+        <w:topLinePunct w:val="0"/>
+        <w:autoSpaceDE/>
+        <w:autoSpaceDN/>
+        <w:bidi w:val="0"/>
+        <w:adjustRightInd/>
+        <w:snapToGrid/>
+        <w:spacing w:after="120" w:line="400" w:lineRule="exact"/>
+        <w:ind w:firstLine="482"/>
+        <w:jc w:val="both"/>
+        <w:textAlignment w:val="auto"/>
+      </w:pPr>
+      <w:r>
+        <w:rPr>
+          <w:rFonts w:hint="eastAsia"/>
+        </w:rPr>
+        <w:t>综上，三个探究活动与三大学习任务逐一对应，在课堂层面形成“情境引入—证据探究—论证反思—价值延伸”的完整链条；两重认知冲突依次推进，三次显性反思层层收束，使科学知识、科学探究、科学事业三维度本质观的培养落实于具体的课堂行为之中。各活动实施效果的观测与评价方式，将在下一节建立的评价机制中具体说明。</w:t>
+      </w:r>
     </w:p>
     <w:p>
       <w:pPr>
@@ -23235,6 +24591,8 @@
           <w:docGrid w:linePitch="360" w:charSpace="0"/>
         </w:sectPr>
       </w:pPr>
+      <w:bookmarkStart w:id="5" w:name="_GoBack"/>
+      <w:bookmarkEnd w:id="5"/>
     </w:p>
     <w:p>
       <w:pPr>
@@ -26488,9 +27846,9 @@
     </w:lvl>
   </w:abstractNum>
   <w:abstractNum w:abstractNumId="13">
-    <w:nsid w:val="152E3FA8"/>
+    <w:nsid w:val="0E5AF0F2"/>
     <w:multiLevelType w:val="multilevel"/>
-    <w:tmpl w:val="152E3FA8"/>
+    <w:tmpl w:val="0E5AF0F2"/>
     <w:lvl w:ilvl="0" w:tentative="0">
       <w:start w:val="1"/>
       <w:numFmt w:val="chineseCounting"/>
@@ -26610,6 +27968,128 @@
     </w:lvl>
   </w:abstractNum>
   <w:abstractNum w:abstractNumId="14">
+    <w:nsid w:val="152E3FA8"/>
+    <w:multiLevelType w:val="multilevel"/>
+    <w:tmpl w:val="152E3FA8"/>
+    <w:lvl w:ilvl="0" w:tentative="0">
+      <w:start w:val="1"/>
+      <w:numFmt w:val="chineseCounting"/>
+      <w:suff w:val="nothing"/>
+      <w:lvlText w:val="第%1章 "/>
+      <w:lvlJc w:val="left"/>
+      <w:pPr>
+        <w:ind w:left="0" w:firstLine="402"/>
+      </w:pPr>
+      <w:rPr>
+        <w:rFonts w:hint="eastAsia"/>
+      </w:rPr>
+    </w:lvl>
+    <w:lvl w:ilvl="1" w:tentative="0">
+      <w:start w:val="1"/>
+      <w:numFmt w:val="chineseCounting"/>
+      <w:suff w:val="nothing"/>
+      <w:lvlText w:val="%2、"/>
+      <w:lvlJc w:val="left"/>
+      <w:pPr>
+        <w:ind w:left="0" w:firstLine="402"/>
+      </w:pPr>
+      <w:rPr>
+        <w:rFonts w:hint="eastAsia"/>
+      </w:rPr>
+    </w:lvl>
+    <w:lvl w:ilvl="2" w:tentative="0">
+      <w:start w:val="1"/>
+      <w:numFmt w:val="decimal"/>
+      <w:suff w:val="nothing"/>
+      <w:lvlText w:val="%3．"/>
+      <w:lvlJc w:val="left"/>
+      <w:pPr>
+        <w:ind w:left="0" w:firstLine="402"/>
+      </w:pPr>
+      <w:rPr>
+        <w:rFonts w:hint="eastAsia"/>
+      </w:rPr>
+    </w:lvl>
+    <w:lvl w:ilvl="3" w:tentative="0">
+      <w:start w:val="1"/>
+      <w:numFmt w:val="decimal"/>
+      <w:suff w:val="nothing"/>
+      <w:lvlText w:val="（%4）"/>
+      <w:lvlJc w:val="left"/>
+      <w:pPr>
+        <w:ind w:left="0" w:firstLine="402"/>
+      </w:pPr>
+      <w:rPr>
+        <w:rFonts w:hint="eastAsia"/>
+      </w:rPr>
+    </w:lvl>
+    <w:lvl w:ilvl="4" w:tentative="0">
+      <w:start w:val="1"/>
+      <w:numFmt w:val="decimalEnclosedCircleChinese"/>
+      <w:suff w:val="nothing"/>
+      <w:lvlText w:val="%5 "/>
+      <w:lvlJc w:val="left"/>
+      <w:pPr>
+        <w:ind w:left="0" w:firstLine="402"/>
+      </w:pPr>
+      <w:rPr>
+        <w:rFonts w:hint="eastAsia"/>
+      </w:rPr>
+    </w:lvl>
+    <w:lvl w:ilvl="5" w:tentative="0">
+      <w:start w:val="1"/>
+      <w:numFmt w:val="decimal"/>
+      <w:suff w:val="nothing"/>
+      <w:lvlText w:val="%6）"/>
+      <w:lvlJc w:val="left"/>
+      <w:pPr>
+        <w:ind w:left="0" w:firstLine="402"/>
+      </w:pPr>
+      <w:rPr>
+        <w:rFonts w:hint="eastAsia"/>
+      </w:rPr>
+    </w:lvl>
+    <w:lvl w:ilvl="6" w:tentative="0">
+      <w:start w:val="1"/>
+      <w:numFmt w:val="lowerLetter"/>
+      <w:suff w:val="nothing"/>
+      <w:lvlText w:val="%7．"/>
+      <w:lvlJc w:val="left"/>
+      <w:pPr>
+        <w:ind w:left="0" w:firstLine="402"/>
+      </w:pPr>
+      <w:rPr>
+        <w:rFonts w:hint="eastAsia"/>
+      </w:rPr>
+    </w:lvl>
+    <w:lvl w:ilvl="7" w:tentative="0">
+      <w:start w:val="1"/>
+      <w:numFmt w:val="lowerLetter"/>
+      <w:suff w:val="nothing"/>
+      <w:lvlText w:val="%8）"/>
+      <w:lvlJc w:val="left"/>
+      <w:pPr>
+        <w:ind w:left="0" w:firstLine="402"/>
+      </w:pPr>
+      <w:rPr>
+        <w:rFonts w:hint="eastAsia"/>
+      </w:rPr>
+    </w:lvl>
+    <w:lvl w:ilvl="8" w:tentative="0">
+      <w:start w:val="1"/>
+      <w:numFmt w:val="lowerRoman"/>
+      <w:suff w:val="nothing"/>
+      <w:lvlText w:val="%9. "/>
+      <w:lvlJc w:val="left"/>
+      <w:pPr>
+        <w:ind w:left="0" w:firstLine="402"/>
+      </w:pPr>
+      <w:rPr>
+        <w:rFonts w:hint="eastAsia"/>
+      </w:rPr>
+    </w:lvl>
+  </w:abstractNum>
+  <w:abstractNum w:abstractNumId="15">
     <w:nsid w:val="1F39EE53"/>
     <w:multiLevelType w:val="multilevel"/>
     <w:tmpl w:val="1F39EE53"/>
@@ -26734,7 +28214,7 @@
       </w:rPr>
     </w:lvl>
   </w:abstractNum>
-  <w:abstractNum w:abstractNumId="15">
+  <w:abstractNum w:abstractNumId="16">
     <w:nsid w:val="221F3E44"/>
     <w:multiLevelType w:val="singleLevel"/>
     <w:tmpl w:val="221F3E44"/>
@@ -26749,7 +28229,7 @@
       </w:rPr>
     </w:lvl>
   </w:abstractNum>
-  <w:abstractNum w:abstractNumId="16">
+  <w:abstractNum w:abstractNumId="17">
     <w:nsid w:val="26B40C3B"/>
     <w:multiLevelType w:val="multilevel"/>
     <w:tmpl w:val="26B40C3B"/>
@@ -26871,7 +28351,7 @@
       </w:rPr>
     </w:lvl>
   </w:abstractNum>
-  <w:abstractNum w:abstractNumId="17">
+  <w:abstractNum w:abstractNumId="18">
     <w:nsid w:val="34E3785F"/>
     <w:multiLevelType w:val="singleLevel"/>
     <w:tmpl w:val="34E3785F"/>
@@ -26886,7 +28366,7 @@
       </w:rPr>
     </w:lvl>
   </w:abstractNum>
-  <w:abstractNum w:abstractNumId="18">
+  <w:abstractNum w:abstractNumId="19">
     <w:nsid w:val="37EA8CAE"/>
     <w:multiLevelType w:val="multilevel"/>
     <w:tmpl w:val="37EA8CAE"/>
@@ -27008,7 +28488,7 @@
       </w:rPr>
     </w:lvl>
   </w:abstractNum>
-  <w:abstractNum w:abstractNumId="19">
+  <w:abstractNum w:abstractNumId="20">
     <w:nsid w:val="3A33138E"/>
     <w:multiLevelType w:val="multilevel"/>
     <w:tmpl w:val="3A33138E"/>
@@ -27130,7 +28610,7 @@
       </w:rPr>
     </w:lvl>
   </w:abstractNum>
-  <w:abstractNum w:abstractNumId="20">
+  <w:abstractNum w:abstractNumId="21">
     <w:nsid w:val="46C74E3D"/>
     <w:multiLevelType w:val="singleLevel"/>
     <w:tmpl w:val="46C74E3D"/>
@@ -27145,7 +28625,7 @@
       </w:rPr>
     </w:lvl>
   </w:abstractNum>
-  <w:abstractNum w:abstractNumId="21">
+  <w:abstractNum w:abstractNumId="22">
     <w:nsid w:val="52CB6702"/>
     <w:multiLevelType w:val="singleLevel"/>
     <w:tmpl w:val="52CB6702"/>
@@ -27157,7 +28637,7 @@
       <w:lvlJc w:val="left"/>
     </w:lvl>
   </w:abstractNum>
-  <w:abstractNum w:abstractNumId="22">
+  <w:abstractNum w:abstractNumId="23">
     <w:nsid w:val="5B6470E2"/>
     <w:multiLevelType w:val="singleLevel"/>
     <w:tmpl w:val="5B6470E2"/>
@@ -27174,7 +28654,7 @@
       </w:rPr>
     </w:lvl>
   </w:abstractNum>
-  <w:abstractNum w:abstractNumId="23">
+  <w:abstractNum w:abstractNumId="24">
     <w:nsid w:val="5CD69D32"/>
     <w:multiLevelType w:val="multilevel"/>
     <w:tmpl w:val="5CD69D32"/>
@@ -27296,7 +28776,7 @@
       </w:rPr>
     </w:lvl>
   </w:abstractNum>
-  <w:abstractNum w:abstractNumId="24">
+  <w:abstractNum w:abstractNumId="25">
     <w:nsid w:val="72D283DC"/>
     <w:multiLevelType w:val="multilevel"/>
     <w:tmpl w:val="72D283DC"/>
@@ -27418,7 +28898,7 @@
       </w:rPr>
     </w:lvl>
   </w:abstractNum>
-  <w:abstractNum w:abstractNumId="25">
+  <w:abstractNum w:abstractNumId="26">
     <w:nsid w:val="7519C491"/>
     <w:multiLevelType w:val="multilevel"/>
     <w:tmpl w:val="7519C491"/>
@@ -27540,7 +29020,7 @@
       </w:rPr>
     </w:lvl>
   </w:abstractNum>
-  <w:abstractNum w:abstractNumId="26">
+  <w:abstractNum w:abstractNumId="27">
     <w:nsid w:val="789E0C00"/>
     <w:multiLevelType w:val="singleLevel"/>
     <w:tmpl w:val="789E0C00"/>
@@ -27557,7 +29037,7 @@
       </w:rPr>
     </w:lvl>
   </w:abstractNum>
-  <w:abstractNum w:abstractNumId="27">
+  <w:abstractNum w:abstractNumId="28">
     <w:nsid w:val="7D21ACEC"/>
     <w:multiLevelType w:val="singleLevel"/>
     <w:tmpl w:val="7D21ACEC"/>
@@ -27581,7 +29061,7 @@
     <w:abstractNumId w:val="0"/>
   </w:num>
   <w:num w:numId="3">
-    <w:abstractNumId w:val="25"/>
+    <w:abstractNumId w:val="26"/>
   </w:num>
   <w:num w:numId="4">
     <w:abstractNumId w:val="9"/>
@@ -27590,13 +29070,13 @@
     <w:abstractNumId w:val="8"/>
   </w:num>
   <w:num w:numId="6">
-    <w:abstractNumId w:val="22"/>
+    <w:abstractNumId w:val="23"/>
   </w:num>
   <w:num w:numId="7">
-    <w:abstractNumId w:val="27"/>
+    <w:abstractNumId w:val="28"/>
   </w:num>
   <w:num w:numId="8">
-    <w:abstractNumId w:val="26"/>
+    <w:abstractNumId w:val="27"/>
   </w:num>
   <w:num w:numId="9">
     <w:abstractNumId w:val="7"/>
@@ -27605,25 +29085,25 @@
     <w:abstractNumId w:val="5"/>
   </w:num>
   <w:num w:numId="11">
-    <w:abstractNumId w:val="18"/>
+    <w:abstractNumId w:val="19"/>
   </w:num>
   <w:num w:numId="12">
-    <w:abstractNumId w:val="21"/>
+    <w:abstractNumId w:val="22"/>
   </w:num>
   <w:num w:numId="13">
-    <w:abstractNumId w:val="16"/>
+    <w:abstractNumId w:val="17"/>
   </w:num>
   <w:num w:numId="14">
     <w:abstractNumId w:val="4"/>
   </w:num>
   <w:num w:numId="15">
-    <w:abstractNumId w:val="24"/>
+    <w:abstractNumId w:val="25"/>
   </w:num>
   <w:num w:numId="16">
-    <w:abstractNumId w:val="15"/>
+    <w:abstractNumId w:val="16"/>
   </w:num>
   <w:num w:numId="17">
-    <w:abstractNumId w:val="14"/>
+    <w:abstractNumId w:val="15"/>
   </w:num>
   <w:num w:numId="18">
     <w:abstractNumId w:val="11"/>
@@ -27632,7 +29112,7 @@
     <w:abstractNumId w:val="3"/>
   </w:num>
   <w:num w:numId="20">
-    <w:abstractNumId w:val="23"/>
+    <w:abstractNumId w:val="24"/>
   </w:num>
   <w:num w:numId="21">
     <w:abstractNumId w:val="6"/>
@@ -27668,7 +29148,7 @@
     <w:abstractNumId w:val="12"/>
   </w:num>
   <w:num w:numId="23">
-    <w:abstractNumId w:val="17"/>
+    <w:abstractNumId w:val="18"/>
   </w:num>
   <w:num w:numId="24">
     <w:abstractNumId w:val="6"/>
@@ -27701,7 +29181,7 @@
     </w:lvlOverride>
   </w:num>
   <w:num w:numId="25">
-    <w:abstractNumId w:val="19"/>
+    <w:abstractNumId w:val="20"/>
   </w:num>
   <w:num w:numId="26">
     <w:abstractNumId w:val="10"/>
@@ -27767,7 +29247,7 @@
     </w:lvlOverride>
   </w:num>
   <w:num w:numId="29">
-    <w:abstractNumId w:val="13"/>
+    <w:abstractNumId w:val="14"/>
   </w:num>
   <w:num w:numId="30">
     <w:abstractNumId w:val="2"/>
@@ -27776,11 +29256,14 @@
     <w:abstractNumId w:val="1"/>
   </w:num>
   <w:num w:numId="32">
-    <w:abstractNumId w:val="20"/>
+    <w:abstractNumId w:val="21"/>
   </w:num>
   <w:num w:numId="33">
-    <w:abstractNumId w:val="20"/>
-    <w:lvlOverride w:ilvl="0">
+    <w:abstractNumId w:val="13"/>
+  </w:num>
+  <w:num w:numId="34">
+    <w:abstractNumId w:val="13"/>
+    <w:lvlOverride w:ilvl="1">
       <w:startOverride w:val="1"/>
     </w:lvlOverride>
   </w:num>

--- a/HPS理念下培养学生科学本质观的高中化学教学设计研究（学情整合+插图重制）.docx
+++ b/HPS理念下培养学生科学本质观的高中化学教学设计研究（学情整合+插图重制）.docx
@@ -24140,7 +24140,7 @@
         </w:rPr>
         <w:drawing>
           <wp:inline distT="0" distB="0" distL="114300" distR="114300">
-            <wp:extent cx="5900000" cy="1756818"/>
+            <wp:extent cx="5900000" cy="2000378"/>
             <wp:effectExtent l="0" t="0" r="0" b="0"/>
             <wp:docPr id="90" name="Picture 90" descr="图4-2_学习任务驱动的探究活动设计思路"/>
             <wp:cNvGraphicFramePr>
@@ -24164,7 +24164,7 @@
                   <pic:spPr>
                     <a:xfrm>
                       <a:off x="0" y="0"/>
-                      <a:ext cx="5900000" cy="1756818"/>
+                      <a:ext cx="5900000" cy="2000378"/>
                     </a:xfrm>
                     <a:prstGeom prst="rect">
                       <a:avLst/>

--- a/HPS理念下培养学生科学本质观的高中化学教学设计研究（学情整合+插图重制）.docx
+++ b/HPS理念下培养学生科学本质观的高中化学教学设计研究（学情整合+插图重制）.docx
@@ -24281,39 +24281,97 @@
         <w:rPr>
           <w:rFonts w:hint="eastAsia"/>
         </w:rPr>
-        <w:t>本活动承接第一项学习任务，指向科学知识本质观的培养，按“情境引入—性质预测—证据研读—模型修正—反思追问”五个环节展开。教师首先呈现法拉第从照明气残留液中分离得到苯、分子式确定为</w:t>
-      </w:r>
-      <w:r>
-        <w:rPr>
-          <w:rFonts w:hint="eastAsia"/>
-        </w:rPr>
-        <w:t>C</w:t>
-      </w:r>
-      <w:r>
-        <w:rPr>
-          <w:rFonts w:hint="eastAsia"/>
-          <w:vertAlign w:val="subscript"/>
-        </w:rPr>
-        <w:t>6</w:t>
-      </w:r>
-      <w:r>
-        <w:rPr>
-          <w:rFonts w:hint="eastAsia"/>
-        </w:rPr>
-        <w:t>H</w:t>
-      </w:r>
-      <w:r>
-        <w:rPr>
-          <w:rFonts w:hint="eastAsia"/>
-          <w:vertAlign w:val="subscript"/>
-        </w:rPr>
-        <w:t>6</w:t>
-      </w:r>
-      <w:r>
-        <w:rPr>
-          <w:rFonts w:hint="eastAsia"/>
-        </w:rPr>
-        <w:t>的史实，引导学生依据碳氢比推断苯“应当”具有的高度不饱和性，并对苯的化学性质作出预测，制造第一重认知冲突。随后，各小组以“历史文献分析员”与“模型评估者”的身份领取“证据卡片”：先研读凯库勒基于碳四价学说与碳链结构理论提出六元环假说的背景与依据，体会该假说对分子式之谜的解释力；再对照邻位二取代物只有一种、氢化热远低于理论值等反常证据，逐条检验凯库勒式的解释边界，找出旧模型的理论缺陷；在此基础上尝试提出修正设想，并绘制苯分子结构认识的演变脉络图。</w:t>
+        <w:t>本活动承接第一项学习任务，指向科学知识本质观的培养，按“情境引入—性质预测—证据研读—模型修正—反思追问”五个环节展开，其实施链条如图4-3所示。</w:t>
+      </w:r>
+    </w:p>
+    <w:p>
+      <w:pPr>
+        <w:spacing w:before="120"/>
+        <w:ind w:firstLine="0" w:firstLineChars="0"/>
+        <w:jc w:val="center"/>
+        <w:rPr>
+          <w:rFonts w:hint="eastAsia"/>
+        </w:rPr>
+      </w:pPr>
+      <w:r>
+        <w:rPr>
+          <w:rFonts w:hint="eastAsia"/>
+        </w:rPr>
+        <w:drawing>
+          <wp:inline distT="0" distB="0" distL="114300" distR="114300">
+            <wp:extent cx="5900000" cy="764190"/>
+            <wp:effectExtent l="0" t="0" r="0" b="0"/>
+            <wp:docPr id="91" name="Picture 91" descr="图4-3_科学理论危机与模型修正探究活动实施链条"/>
+            <wp:cNvGraphicFramePr>
+              <a:graphicFrameLocks xmlns:a="http://schemas.openxmlformats.org/drawingml/2006/main" noChangeAspect="1"/>
+            </wp:cNvGraphicFramePr>
+            <a:graphic xmlns:a="http://schemas.openxmlformats.org/drawingml/2006/main">
+              <a:graphicData uri="http://schemas.openxmlformats.org/drawingml/2006/picture">
+                <pic:pic xmlns:pic="http://schemas.openxmlformats.org/drawingml/2006/picture">
+                  <pic:nvPicPr>
+                    <pic:cNvPr id="91" name="Picture 91"/>
+                    <pic:cNvPicPr>
+                      <a:picLocks noChangeAspect="1"/>
+                    </pic:cNvPicPr>
+                  </pic:nvPicPr>
+                  <pic:blipFill>
+                    <a:blip r:embed="rId25"/>
+                    <a:stretch>
+                      <a:fillRect/>
+                    </a:stretch>
+                  </pic:blipFill>
+                  <pic:spPr>
+                    <a:xfrm>
+                      <a:off x="0" y="0"/>
+                      <a:ext cx="5900000" cy="764190"/>
+                    </a:xfrm>
+                    <a:prstGeom prst="rect">
+                      <a:avLst/>
+                    </a:prstGeom>
+                  </pic:spPr>
+                </pic:pic>
+              </a:graphicData>
+            </a:graphic>
+          </wp:inline>
+        </w:drawing>
+      </w:r>
+    </w:p>
+    <w:p>
+      <w:pPr>
+        <w:ind w:firstLine="0" w:firstLineChars="0"/>
+        <w:jc w:val="center"/>
+        <w:rPr>
+          <w:rFonts w:hint="eastAsia" w:ascii="宋体" w:hAnsi="宋体" w:cs="宋体"/>
+          <w:color w:val="000000"/>
+          <w:kern w:val="2"/>
+          <w:szCs w:val="24"/>
+        </w:rPr>
+      </w:pPr>
+      <w:r>
+        <w:rPr>
+          <w:rFonts w:hint="eastAsia" w:ascii="宋体" w:hAnsi="宋体" w:cs="宋体"/>
+          <w:color w:val="000000"/>
+          <w:kern w:val="2"/>
+          <w:szCs w:val="24"/>
+        </w:rPr>
+        <w:t>图4-3 “科学理论危机与模型修正”探究活动实施链条</w:t>
+      </w:r>
+    </w:p>
+    <w:p>
+      <w:pPr>
+        <w:spacing w:after="120"/>
+        <w:ind w:firstLine="0" w:firstLineChars="0"/>
+        <w:jc w:val="center"/>
+      </w:pPr>
+      <w:r>
+        <w:rPr>
+          <w:rFonts w:ascii="Times New Roman" w:hAnsi="Times New Roman" w:eastAsia="Times New Roman" w:cs="Times New Roman"/>
+          <w:i/>
+          <w:iCs/>
+          <w:sz w:val="18"/>
+          <w:szCs w:val="18"/>
+        </w:rPr>
+        <w:t>Fig. 4-3  Implementation Chain of the Inquiry Activity on "Scientific Theory Crisis and Model Revision"</w:t>
       </w:r>
     </w:p>
     <w:p>
@@ -24340,7 +24398,147 @@
         <w:rPr>
           <w:rFonts w:hint="eastAsia"/>
         </w:rPr>
-        <w:t>活动最后设置显性反思环节。教师追问：“这一修正过程说明科学知识具有怎样的特征？”引导学生回顾“遇到矛盾—分析缺陷—修正模型”的完整推演，认识到曾被普遍接受的凯库勒式也需要接受新证据的检验，科学理论并非一成不变的绝对真理，而是在继承中不断修正、逐步逼近客观规律。经由这一环节，学生从具体史实中提炼出科学知识的创造性、暂定性与累积性，实现由“听故事”向“悟本质”的认知升级。</w:t>
+        <w:t>首先，在情境引入环节，教师呈现法拉第从照明气残留液中分离得到苯、分子式确定为</w:t>
+      </w:r>
+      <w:r>
+        <w:rPr>
+          <w:rFonts w:hint="eastAsia"/>
+        </w:rPr>
+        <w:t>C</w:t>
+      </w:r>
+      <w:r>
+        <w:rPr>
+          <w:rFonts w:hint="eastAsia"/>
+          <w:vertAlign w:val="subscript"/>
+        </w:rPr>
+        <w:t>6</w:t>
+      </w:r>
+      <w:r>
+        <w:rPr>
+          <w:rFonts w:hint="eastAsia"/>
+        </w:rPr>
+        <w:t>H</w:t>
+      </w:r>
+      <w:r>
+        <w:rPr>
+          <w:rFonts w:hint="eastAsia"/>
+          <w:vertAlign w:val="subscript"/>
+        </w:rPr>
+        <w:t>6</w:t>
+      </w:r>
+      <w:r>
+        <w:rPr>
+          <w:rFonts w:hint="eastAsia"/>
+        </w:rPr>
+        <w:t>的史实，将学生带入19世纪化学界所面临的真实问题情境。</w:t>
+      </w:r>
+    </w:p>
+    <w:p>
+      <w:pPr>
+        <w:keepNext w:val="0"/>
+        <w:keepLines w:val="0"/>
+        <w:pageBreakBefore w:val="0"/>
+        <w:widowControl/>
+        <w:kinsoku/>
+        <w:wordWrap/>
+        <w:overflowPunct/>
+        <w:topLinePunct w:val="0"/>
+        <w:autoSpaceDE/>
+        <w:autoSpaceDN/>
+        <w:bidi w:val="0"/>
+        <w:adjustRightInd/>
+        <w:snapToGrid/>
+        <w:spacing w:after="120" w:line="400" w:lineRule="exact"/>
+        <w:ind w:firstLine="482"/>
+        <w:jc w:val="both"/>
+        <w:textAlignment w:val="auto"/>
+      </w:pPr>
+      <w:r>
+        <w:rPr>
+          <w:rFonts w:hint="eastAsia"/>
+        </w:rPr>
+        <w:t>其次，在性质预测环节，学生依据碳氢比推断苯“应当”具有的高度不饱和性，并参照乙烯的性质经验对苯的化学性质作出预测，由此制造第一重认知冲突。</w:t>
+      </w:r>
+    </w:p>
+    <w:p>
+      <w:pPr>
+        <w:keepNext w:val="0"/>
+        <w:keepLines w:val="0"/>
+        <w:pageBreakBefore w:val="0"/>
+        <w:widowControl/>
+        <w:kinsoku/>
+        <w:wordWrap/>
+        <w:overflowPunct/>
+        <w:topLinePunct w:val="0"/>
+        <w:autoSpaceDE/>
+        <w:autoSpaceDN/>
+        <w:bidi w:val="0"/>
+        <w:adjustRightInd/>
+        <w:snapToGrid/>
+        <w:spacing w:after="120" w:line="400" w:lineRule="exact"/>
+        <w:ind w:firstLine="482"/>
+        <w:jc w:val="both"/>
+        <w:textAlignment w:val="auto"/>
+      </w:pPr>
+      <w:r>
+        <w:rPr>
+          <w:rFonts w:hint="eastAsia"/>
+        </w:rPr>
+        <w:t>再次，在证据研读环节，各小组以“历史文献分析员”与“模型评估者”的身份领取“证据卡片”：先研读凯库勒基于碳四价学说与碳链结构理论提出六元环假说的背景与依据，体会该假说对分子式之谜的解释力；再对照邻位二取代物只有一种、氢化热远低于理论值等反常证据，逐条检验凯库勒式的解释边界，找出旧模型的理论缺陷。</w:t>
+      </w:r>
+    </w:p>
+    <w:p>
+      <w:pPr>
+        <w:keepNext w:val="0"/>
+        <w:keepLines w:val="0"/>
+        <w:pageBreakBefore w:val="0"/>
+        <w:widowControl/>
+        <w:kinsoku/>
+        <w:wordWrap/>
+        <w:overflowPunct/>
+        <w:topLinePunct w:val="0"/>
+        <w:autoSpaceDE/>
+        <w:autoSpaceDN/>
+        <w:bidi w:val="0"/>
+        <w:adjustRightInd/>
+        <w:snapToGrid/>
+        <w:spacing w:after="120" w:line="400" w:lineRule="exact"/>
+        <w:ind w:firstLine="482"/>
+        <w:jc w:val="both"/>
+        <w:textAlignment w:val="auto"/>
+      </w:pPr>
+      <w:r>
+        <w:rPr>
+          <w:rFonts w:hint="eastAsia"/>
+        </w:rPr>
+        <w:t>然后，在模型修正环节，学生在证据分析的基础上尝试提出修正设想，并绘制苯分子结构认识的演变脉络图，亲历“遇到矛盾—分析缺陷—修正模型”的完整推演。</w:t>
+      </w:r>
+    </w:p>
+    <w:p>
+      <w:pPr>
+        <w:keepNext w:val="0"/>
+        <w:keepLines w:val="0"/>
+        <w:pageBreakBefore w:val="0"/>
+        <w:widowControl/>
+        <w:kinsoku/>
+        <w:wordWrap/>
+        <w:overflowPunct/>
+        <w:topLinePunct w:val="0"/>
+        <w:autoSpaceDE/>
+        <w:autoSpaceDN/>
+        <w:bidi w:val="0"/>
+        <w:adjustRightInd/>
+        <w:snapToGrid/>
+        <w:spacing w:after="120" w:line="400" w:lineRule="exact"/>
+        <w:ind w:firstLine="482"/>
+        <w:jc w:val="both"/>
+        <w:textAlignment w:val="auto"/>
+      </w:pPr>
+      <w:r>
+        <w:rPr>
+          <w:rFonts w:hint="eastAsia"/>
+        </w:rPr>
+        <w:t>最后，在反思追问环节，教师以“这一修正过程说明科学知识具有怎样的特征？”作显性追问，引导学生认识到曾被普遍接受的凯库勒式也需要接受新证据的检验，科学理论并非一成不变的绝对真理，而是在继承中不断修正、逐步逼近客观规律。经由这一环节，学生从具体史实中提炼出科学知识的创造性、暂定性与累积性，实现由“听故事”向“悟本质”的认知升级。</w:t>
       </w:r>
     </w:p>
     <w:p>

--- a/HPS理念下培养学生科学本质观的高中化学教学设计研究（学情整合+插图重制）.docx
+++ b/HPS理念下培养学生科学本质观的高中化学教学设计研究（学情整合+插图重制）.docx
@@ -24607,7 +24607,7 @@
         <w:rPr>
           <w:rFonts w:hint="eastAsia"/>
         </w:rPr>
-        <w:t>本活动承接第二项学习任务，指向科学探究本质观的培养，按“依据经验预测—对比实验验证—定量数据研读—证据链整理—班级论证”的顺序组织。学生先依据乙烯能使溴水、酸性高锰酸钾溶液褪色的知识经验，对苯的表现作出预测；随后分组完成苯分别与溴水、酸性高锰酸钾溶液作用的对比实验，规范记录实验现象。实验结果与预测的落差形成第二重认知冲突：若苯环上存在典型碳碳双键，为何两种溶液均不褪色？教师此时提供键长测定值与氢化热数据——苯环上六个碳碳键键长完全相等、介于碳碳单键与碳碳双键之间，氢化热远低于按“环己三烯”推算的理论值——供学生将定性现象与定量数据相互印证，借助反应现象记录表与键长数据对比表整理“现象—证据—结论”的推理链条。</w:t>
+        <w:t>本活动承接第二项学习任务，指向科学探究本质观的培养，要解决的核心问题只有一个：苯环上到底有没有典型的碳碳双键。围绕这个问题，活动依次经过依据经验预测、对比实验验证、定量数据研读、证据链整理和班级论证五个环节，引导学生凭证据作判断，而不是照搬现成结论。</w:t>
       </w:r>
     </w:p>
     <w:p>
@@ -24634,7 +24634,115 @@
         <w:rPr>
           <w:rFonts w:hint="eastAsia"/>
         </w:rPr>
-        <w:t>在班级论证环节，各小组汇报本组的证据链与结论，须“用证据说话”，并回应其他小组的质疑；教师引导学生比较不同小组证据组织方式的异同，体会获取证据的途径并非只有实验观察一种，定量测定、史料数据同样是科学证据的重要来源。论证结束后设置反思追问：“科学结论的确立依赖什么？单一证据是否足以支撑结论？”使学生在辩论与反思中深化对科学探究实证性、方法多样性与逻辑推理性的理解，纠正“科学探究＝观察—归纳”的机械认识。</w:t>
+        <w:t>首先，依据经验预测。学生在乙烯一节已经知道，碳碳双键能使溴水和酸性高锰酸钾溶液褪色。教师请他们把这条经验迁移到苯上：如果苯环里真的是单、双键交替排列，滴入这两种试剂又会怎样？不少学生据此预测，苯也应当使溶液褪色。</w:t>
+      </w:r>
+    </w:p>
+    <w:p>
+      <w:pPr>
+        <w:keepNext w:val="0"/>
+        <w:keepLines w:val="0"/>
+        <w:pageBreakBefore w:val="0"/>
+        <w:widowControl/>
+        <w:kinsoku/>
+        <w:wordWrap/>
+        <w:overflowPunct/>
+        <w:topLinePunct w:val="0"/>
+        <w:autoSpaceDE/>
+        <w:autoSpaceDN/>
+        <w:bidi w:val="0"/>
+        <w:adjustRightInd/>
+        <w:snapToGrid/>
+        <w:spacing w:after="120" w:line="400" w:lineRule="exact"/>
+        <w:ind w:firstLine="482"/>
+        <w:jc w:val="both"/>
+        <w:textAlignment w:val="auto"/>
+      </w:pPr>
+      <w:r>
+        <w:rPr>
+          <w:rFonts w:hint="eastAsia"/>
+        </w:rPr>
+        <w:t>其次，对比实验验证。各小组把苯分别加入溴水和酸性高锰酸钾溶液，一边操作一边记录现象。结果两种溶液都没有褪色，与课前的预测正好相反。学生原以为苯会像乙烯那样反应，如今却碰了壁：既然看不到碳碳双键应有的表现，苯环的结构显然另有蹊跷。</w:t>
+      </w:r>
+    </w:p>
+    <w:p>
+      <w:pPr>
+        <w:keepNext w:val="0"/>
+        <w:keepLines w:val="0"/>
+        <w:pageBreakBefore w:val="0"/>
+        <w:widowControl/>
+        <w:kinsoku/>
+        <w:wordWrap/>
+        <w:overflowPunct/>
+        <w:topLinePunct w:val="0"/>
+        <w:autoSpaceDE/>
+        <w:autoSpaceDN/>
+        <w:bidi w:val="0"/>
+        <w:adjustRightInd/>
+        <w:snapToGrid/>
+        <w:spacing w:after="120" w:line="400" w:lineRule="exact"/>
+        <w:ind w:firstLine="482"/>
+        <w:jc w:val="both"/>
+        <w:textAlignment w:val="auto"/>
+      </w:pPr>
+      <w:r>
+        <w:rPr>
+          <w:rFonts w:hint="eastAsia"/>
+        </w:rPr>
+        <w:t>再次，定量数据研读。定性实验只能提出疑问，还不足以给出定论。教师随即补充两组前人测得的数据：苯环上六个碳碳键的键长完全相等，都介于碳碳单键与碳碳双键之间；苯的氢化热也明显低于把它当作“环己三烯”推算出的理论值。学生对照反应现象记录表和键长数据对比表，把观察到的现象与这些数字放在一起比对。</w:t>
+      </w:r>
+    </w:p>
+    <w:p>
+      <w:pPr>
+        <w:keepNext w:val="0"/>
+        <w:keepLines w:val="0"/>
+        <w:pageBreakBefore w:val="0"/>
+        <w:widowControl/>
+        <w:kinsoku/>
+        <w:wordWrap/>
+        <w:overflowPunct/>
+        <w:topLinePunct w:val="0"/>
+        <w:autoSpaceDE/>
+        <w:autoSpaceDN/>
+        <w:bidi w:val="0"/>
+        <w:adjustRightInd/>
+        <w:snapToGrid/>
+        <w:spacing w:after="120" w:line="400" w:lineRule="exact"/>
+        <w:ind w:firstLine="482"/>
+        <w:jc w:val="both"/>
+        <w:textAlignment w:val="auto"/>
+      </w:pPr>
+      <w:r>
+        <w:rPr>
+          <w:rFonts w:hint="eastAsia"/>
+        </w:rPr>
+        <w:t>然后，证据链整理。有了现象和数据两方面的支撑，学生顺着“现象—证据—结论”的思路逐步推断：苯环中并不存在孤立的碳碳双键，六个碳碳键其实完全等同。推理的每一步都有据可依，结论自然也就立得住。</w:t>
+      </w:r>
+    </w:p>
+    <w:p>
+      <w:pPr>
+        <w:keepNext w:val="0"/>
+        <w:keepLines w:val="0"/>
+        <w:pageBreakBefore w:val="0"/>
+        <w:widowControl/>
+        <w:kinsoku/>
+        <w:wordWrap/>
+        <w:overflowPunct/>
+        <w:topLinePunct w:val="0"/>
+        <w:autoSpaceDE/>
+        <w:autoSpaceDN/>
+        <w:bidi w:val="0"/>
+        <w:adjustRightInd/>
+        <w:snapToGrid/>
+        <w:spacing w:after="120" w:line="400" w:lineRule="exact"/>
+        <w:ind w:firstLine="482"/>
+        <w:jc w:val="both"/>
+        <w:textAlignment w:val="auto"/>
+      </w:pPr>
+      <w:r>
+        <w:rPr>
+          <w:rFonts w:hint="eastAsia"/>
+        </w:rPr>
+        <w:t>最后，班级论证。各小组轮流汇报本组的证据链，讲清每一步结论的依据，同时回应其他小组的追问。教师借机让大家比较：各组选用的证据是否相同，排布的先后又有何讲究？在这样的比较中，学生逐渐意识到，动手实验、观察现象并不是获取证据的唯一途径，键长、氢化热这类测量数据，乃至化学史中留下的记录，同样是可靠的证据来源。讨论将近尾声时，教师再追问一句：科学结论究竟凭什么成立，单凭一条证据是否足够？一问一答之间，学生慢慢体会到，科学探究看重实证，取证的方法可以不止一种，但每一步推理都必须经得起推敲，而不是“观察一下、归纳一下”就能得出结论。</w:t>
       </w:r>
     </w:p>
     <w:p>

--- a/HPS理念下培养学生科学本质观的高中化学教学设计研究（学情整合+插图重制）.docx
+++ b/HPS理念下培养学生科学本质观的高中化学教学设计研究（学情整合+插图重制）.docx
@@ -20554,7 +20554,7 @@
         </w:trPr>
         <w:tc>
           <w:tcPr>
-            <w:tcW w:w="1500" w:type="dxa"/>
+            <w:tcW w:w="1900" w:type="dxa"/>
             <w:tcBorders>
               <w:left w:val="nil"/>
               <w:bottom w:val="single" w:color="000000" w:sz="6" w:space="0"/>
@@ -20683,7 +20683,7 @@
         </w:trPr>
         <w:tc>
           <w:tcPr>
-            <w:tcW w:w="1500" w:type="dxa"/>
+            <w:tcW w:w="1900" w:type="dxa"/>
             <w:tcBorders>
               <w:left w:val="nil"/>
               <w:right w:val="nil"/>
@@ -20876,7 +20876,7 @@
         </w:trPr>
         <w:tc>
           <w:tcPr>
-            <w:tcW w:w="1500" w:type="dxa"/>
+            <w:tcW w:w="1900" w:type="dxa"/>
             <w:tcBorders>
               <w:left w:val="nil"/>
               <w:right w:val="nil"/>
@@ -21035,7 +21035,7 @@
         </w:trPr>
         <w:tc>
           <w:tcPr>
-            <w:tcW w:w="1500" w:type="dxa"/>
+            <w:tcW w:w="1900" w:type="dxa"/>
             <w:tcBorders>
               <w:left w:val="nil"/>
               <w:right w:val="nil"/>
@@ -21160,7 +21160,7 @@
         </w:trPr>
         <w:tc>
           <w:tcPr>
-            <w:tcW w:w="1500" w:type="dxa"/>
+            <w:tcW w:w="1900" w:type="dxa"/>
             <w:tcBorders>
               <w:left w:val="nil"/>
               <w:right w:val="nil"/>
@@ -21285,7 +21285,7 @@
         </w:trPr>
         <w:tc>
           <w:tcPr>
-            <w:tcW w:w="1500" w:type="dxa"/>
+            <w:tcW w:w="1900" w:type="dxa"/>
             <w:tcBorders>
               <w:left w:val="nil"/>
               <w:right w:val="nil"/>
@@ -21410,7 +21410,7 @@
         </w:trPr>
         <w:tc>
           <w:tcPr>
-            <w:tcW w:w="1500" w:type="dxa"/>
+            <w:tcW w:w="1900" w:type="dxa"/>
             <w:tcBorders>
               <w:left w:val="nil"/>
               <w:right w:val="nil"/>
@@ -21535,7 +21535,7 @@
         </w:trPr>
         <w:tc>
           <w:tcPr>
-            <w:tcW w:w="1500" w:type="dxa"/>
+            <w:tcW w:w="1900" w:type="dxa"/>
             <w:tcBorders>
               <w:left w:val="nil"/>
               <w:right w:val="nil"/>
@@ -21842,7 +21842,7 @@
         </w:trPr>
         <w:tc>
           <w:tcPr>
-            <w:tcW w:w="1500" w:type="dxa"/>
+            <w:tcW w:w="1900" w:type="dxa"/>
             <w:tcBorders>
               <w:left w:val="nil"/>
               <w:bottom w:val="single" w:color="000000" w:sz="6" w:space="0"/>
@@ -21971,7 +21971,7 @@
         </w:trPr>
         <w:tc>
           <w:tcPr>
-            <w:tcW w:w="1500" w:type="dxa"/>
+            <w:tcW w:w="1900" w:type="dxa"/>
             <w:tcBorders>
               <w:left w:val="nil"/>
               <w:right w:val="nil"/>
@@ -22096,7 +22096,7 @@
         </w:trPr>
         <w:tc>
           <w:tcPr>
-            <w:tcW w:w="1500" w:type="dxa"/>
+            <w:tcW w:w="1900" w:type="dxa"/>
             <w:tcBorders>
               <w:left w:val="nil"/>
               <w:right w:val="nil"/>
@@ -22221,7 +22221,7 @@
         </w:trPr>
         <w:tc>
           <w:tcPr>
-            <w:tcW w:w="1500" w:type="dxa"/>
+            <w:tcW w:w="1900" w:type="dxa"/>
             <w:tcBorders>
               <w:left w:val="nil"/>
               <w:right w:val="nil"/>
@@ -22346,7 +22346,7 @@
         </w:trPr>
         <w:tc>
           <w:tcPr>
-            <w:tcW w:w="1500" w:type="dxa"/>
+            <w:tcW w:w="1900" w:type="dxa"/>
             <w:tcBorders>
               <w:left w:val="nil"/>
               <w:right w:val="nil"/>
@@ -22471,7 +22471,7 @@
         </w:trPr>
         <w:tc>
           <w:tcPr>
-            <w:tcW w:w="1500" w:type="dxa"/>
+            <w:tcW w:w="1900" w:type="dxa"/>
             <w:tcBorders>
               <w:left w:val="nil"/>
               <w:right w:val="nil"/>
@@ -22596,7 +22596,7 @@
         </w:trPr>
         <w:tc>
           <w:tcPr>
-            <w:tcW w:w="1500" w:type="dxa"/>
+            <w:tcW w:w="1900" w:type="dxa"/>
             <w:tcBorders>
               <w:left w:val="nil"/>
               <w:right w:val="nil"/>
@@ -22721,7 +22721,7 @@
         </w:trPr>
         <w:tc>
           <w:tcPr>
-            <w:tcW w:w="1500" w:type="dxa"/>
+            <w:tcW w:w="1900" w:type="dxa"/>
             <w:tcBorders>
               <w:left w:val="nil"/>
               <w:right w:val="nil"/>
@@ -23028,7 +23028,7 @@
         </w:trPr>
         <w:tc>
           <w:tcPr>
-            <w:tcW w:w="1500" w:type="dxa"/>
+            <w:tcW w:w="1900" w:type="dxa"/>
             <w:tcBorders>
               <w:left w:val="nil"/>
               <w:bottom w:val="single" w:color="000000" w:sz="6" w:space="0"/>
@@ -23157,7 +23157,7 @@
         </w:trPr>
         <w:tc>
           <w:tcPr>
-            <w:tcW w:w="1500" w:type="dxa"/>
+            <w:tcW w:w="1900" w:type="dxa"/>
             <w:tcBorders>
               <w:left w:val="nil"/>
               <w:right w:val="nil"/>
@@ -23282,7 +23282,7 @@
         </w:trPr>
         <w:tc>
           <w:tcPr>
-            <w:tcW w:w="1500" w:type="dxa"/>
+            <w:tcW w:w="1900" w:type="dxa"/>
             <w:tcBorders>
               <w:left w:val="nil"/>
               <w:right w:val="nil"/>
@@ -23407,7 +23407,7 @@
         </w:trPr>
         <w:tc>
           <w:tcPr>
-            <w:tcW w:w="1500" w:type="dxa"/>
+            <w:tcW w:w="1900" w:type="dxa"/>
             <w:tcBorders>
               <w:left w:val="nil"/>
               <w:right w:val="nil"/>
@@ -23532,7 +23532,7 @@
         </w:trPr>
         <w:tc>
           <w:tcPr>
-            <w:tcW w:w="1500" w:type="dxa"/>
+            <w:tcW w:w="1900" w:type="dxa"/>
             <w:tcBorders>
               <w:left w:val="nil"/>
               <w:right w:val="nil"/>
@@ -23657,7 +23657,7 @@
         </w:trPr>
         <w:tc>
           <w:tcPr>
-            <w:tcW w:w="1500" w:type="dxa"/>
+            <w:tcW w:w="1900" w:type="dxa"/>
             <w:tcBorders>
               <w:left w:val="nil"/>
               <w:right w:val="nil"/>
@@ -23782,7 +23782,7 @@
         </w:trPr>
         <w:tc>
           <w:tcPr>
-            <w:tcW w:w="1500" w:type="dxa"/>
+            <w:tcW w:w="1900" w:type="dxa"/>
             <w:tcBorders>
               <w:left w:val="nil"/>
               <w:right w:val="nil"/>
@@ -23907,7 +23907,7 @@
         </w:trPr>
         <w:tc>
           <w:tcPr>
-            <w:tcW w:w="1500" w:type="dxa"/>
+            <w:tcW w:w="1900" w:type="dxa"/>
             <w:tcBorders>
               <w:left w:val="nil"/>
               <w:right w:val="nil"/>
@@ -24866,6 +24866,930 @@
           <w:rFonts w:hint="eastAsia"/>
         </w:rPr>
         <w:t>综上，三个探究活动与三大学习任务逐一对应，在课堂层面形成“情境引入—证据探究—论证反思—价值延伸”的完整链条；两重认知冲突依次推进，三次显性反思层层收束，使科学知识、科学探究、科学事业三维度本质观的培养落实于具体的课堂行为之中。各活动实施效果的观测与评价方式，将在下一节建立的评价机制中具体说明。</w:t>
+      </w:r>
+    </w:p>
+    <w:p>
+      <w:pPr>
+        <w:pStyle w:val="2"/>
+        <w:keepNext/>
+        <w:keepLines w:val="0"/>
+        <w:pageBreakBefore w:val="0"/>
+        <w:widowControl w:val="0"/>
+        <w:numPr>
+          <w:ilvl w:val="1"/>
+          <w:numId w:val="25"/>
+        </w:numPr>
+        <w:kinsoku/>
+        <w:wordWrap/>
+        <w:overflowPunct/>
+        <w:topLinePunct w:val="0"/>
+        <w:autoSpaceDE/>
+        <w:autoSpaceDN/>
+        <w:bidi w:val="0"/>
+        <w:adjustRightInd/>
+        <w:snapToGrid/>
+        <w:jc w:val="center"/>
+        <w:textAlignment w:val="auto"/>
+        <w:rPr>
+          <w:rFonts w:hint="eastAsia"/>
+        </w:rPr>
+      </w:pPr>
+      <w:r>
+        <w:rPr>
+          <w:rFonts w:hint="eastAsia"/>
+        </w:rPr>
+        <w:t>建立指向科学本质观维度变化的评价机制</w:t>
+      </w:r>
+    </w:p>
+    <w:p>
+      <w:pPr>
+        <w:keepNext w:val="0"/>
+        <w:keepLines w:val="0"/>
+        <w:pageBreakBefore w:val="0"/>
+        <w:widowControl/>
+        <w:kinsoku/>
+        <w:wordWrap/>
+        <w:overflowPunct/>
+        <w:topLinePunct w:val="0"/>
+        <w:autoSpaceDE/>
+        <w:autoSpaceDN/>
+        <w:bidi w:val="0"/>
+        <w:adjustRightInd/>
+        <w:snapToGrid/>
+        <w:spacing w:after="120" w:line="400" w:lineRule="exact"/>
+        <w:ind w:firstLine="482"/>
+        <w:jc w:val="both"/>
+        <w:textAlignment w:val="auto"/>
+      </w:pPr>
+      <w:r>
+        <w:rPr>
+          <w:rFonts w:hint="eastAsia"/>
+        </w:rPr>
+        <w:t>教学评一体化主张评价目标应当由教学目标导出，并如实反映教学目标的达成情况。本设计的科学本质观培养目标分布在科学知识、科学探究、科学事业三个维度，其中有的转变可以在一节课内显现，有的（如科学事业维度）则需要较长的周期才能看到变化。仅凭一次量化测试，或仅凭课堂观察，都难以完整反映学生的认识转变。为此，本设计采用量化前后测与质性过程证据相结合的评价机制：一方面借助标准化问卷，在课前、课后测量学生科学本质观三个维度的水平并作比较；另一方面通过学习任务的过程性成果和课堂访谈，捕捉学生认识转变的具体表现。评价设计的整体安排见表4-6。</w:t>
+      </w:r>
+    </w:p>
+    <w:p>
+      <w:pPr>
+        <w:widowControl w:val="0"/>
+        <w:spacing w:before="200" w:after="40"/>
+        <w:jc w:val="center"/>
+        <w:rPr>
+          <w:rFonts w:ascii="宋体" w:hAnsi="宋体" w:eastAsia="宋体" w:cs="宋体"/>
+          <w:b/>
+          <w:bCs/>
+          <w:sz w:val="24"/>
+          <w:szCs w:val="24"/>
+        </w:rPr>
+      </w:pPr>
+      <w:r>
+        <w:rPr>
+          <w:rFonts w:ascii="宋体" w:hAnsi="宋体" w:eastAsia="宋体" w:cs="宋体"/>
+          <w:b/>
+          <w:bCs/>
+          <w:sz w:val="24"/>
+          <w:szCs w:val="24"/>
+        </w:rPr>
+        <w:t>表4-6 “苯”教学案例科学本质观评价设计</w:t>
+      </w:r>
+    </w:p>
+    <w:p>
+      <w:pPr>
+        <w:widowControl w:val="0"/>
+        <w:spacing w:after="120"/>
+        <w:jc w:val="center"/>
+      </w:pPr>
+      <w:r>
+        <w:rPr>
+          <w:rFonts w:ascii="Times New Roman" w:hAnsi="Times New Roman" w:eastAsia="Times New Roman" w:cs="Times New Roman"/>
+          <w:i/>
+          <w:iCs/>
+          <w:sz w:val="18"/>
+          <w:szCs w:val="18"/>
+        </w:rPr>
+        <w:t>Tab. 4.6  Evaluation Design for the Nature-of-Science Dimensions in the "Benzene" Teaching Case</w:t>
+      </w:r>
+    </w:p>
+    <w:tbl>
+      <w:tblPr>
+        <w:tblW w:w="9638" w:type="dxa"/>
+        <w:jc w:val="center"/>
+        <w:tblBorders>
+          <w:top w:val="single" w:color="000000" w:sz="12" w:space="0"/>
+          <w:left w:val="none" w:color="auto" w:sz="4" w:space="0"/>
+          <w:bottom w:val="single" w:color="000000" w:sz="12" w:space="0"/>
+          <w:right w:val="none" w:color="auto" w:sz="4" w:space="0"/>
+          <w:insideH w:val="none" w:color="auto" w:sz="4" w:space="0"/>
+          <w:insideV w:val="none" w:color="auto" w:sz="4" w:space="0"/>
+        </w:tblBorders>
+        <w:tblLayout w:type="fixed"/>
+        <w:tblCellMar>
+          <w:top w:w="0" w:type="dxa"/>
+          <w:left w:w="60" w:type="dxa"/>
+          <w:bottom w:w="0" w:type="dxa"/>
+          <w:right w:w="60" w:type="dxa"/>
+        </w:tblCellMar>
+      </w:tblPr>
+      <w:tblGrid>
+        <w:gridCol w:w="1900"/>
+        <w:gridCol w:w="3400"/>
+        <w:gridCol w:w="4338"/>
+      </w:tblGrid>
+      <w:tr>
+        <w:trPr>
+          <w:tblHeader/>
+        </w:trPr>
+        <w:tc>
+          <w:tcPr>
+            <w:tcW w:w="1900" w:type="dxa"/>
+            <w:tcBorders>
+              <w:left w:val="nil"/>
+              <w:bottom w:val="single" w:color="000000" w:sz="6" w:space="0"/>
+              <w:right w:val="nil"/>
+            </w:tcBorders>
+            <w:shd w:val="clear" w:color="auto" w:fill="auto"/>
+            <w:tcMar>
+              <w:top w:w="40" w:type="dxa"/>
+              <w:left w:w="60" w:type="dxa"/>
+              <w:bottom w:w="40" w:type="dxa"/>
+              <w:right w:w="60" w:type="dxa"/>
+            </w:tcMar>
+            <w:vAlign w:val="center"/>
+          </w:tcPr>
+          <w:p>
+            <w:pPr>
+              <w:keepNext/>
+              <w:keepLines/>
+              <w:widowControl w:val="0"/>
+              <w:kinsoku/>
+              <w:wordWrap/>
+              <w:overflowPunct/>
+              <w:autoSpaceDE/>
+              <w:autoSpaceDN/>
+              <w:adjustRightInd/>
+              <w:snapToGrid w:val="0"/>
+              <w:spacing w:before="40" w:after="40" w:line="280" w:lineRule="exact"/>
+              <w:ind w:left="0" w:leftChars="0" w:right="0" w:rightChars="0" w:firstLine="0" w:firstLineChars="0"/>
+              <w:jc w:val="center"/>
+              <w:rPr>
+                <w:rFonts w:ascii="Times New Roman" w:hAnsi="Times New Roman" w:eastAsia="宋体" w:cs="Times New Roman"/>
+                <w:b/>
+                <w:sz w:val="21"/>
+                <w:szCs w:val="21"/>
+              </w:rPr>
+            </w:pPr>
+            <w:r>
+              <w:rPr>
+                <w:rFonts w:ascii="Times New Roman" w:hAnsi="Times New Roman" w:eastAsia="宋体" w:cs="Times New Roman"/>
+                <w:b/>
+                <w:sz w:val="21"/>
+                <w:szCs w:val="21"/>
+              </w:rPr>
+              <w:t>评价类型</w:t>
+            </w:r>
+          </w:p>
+        </w:tc>
+        <w:tc>
+          <w:tcPr>
+            <w:tcW w:w="3400" w:type="dxa"/>
+            <w:tcBorders>
+              <w:left w:val="nil"/>
+              <w:bottom w:val="single" w:color="000000" w:sz="6" w:space="0"/>
+              <w:right w:val="nil"/>
+            </w:tcBorders>
+            <w:shd w:val="clear" w:color="auto" w:fill="auto"/>
+            <w:tcMar>
+              <w:top w:w="40" w:type="dxa"/>
+              <w:left w:w="60" w:type="dxa"/>
+              <w:bottom w:w="40" w:type="dxa"/>
+              <w:right w:w="60" w:type="dxa"/>
+            </w:tcMar>
+            <w:vAlign w:val="center"/>
+          </w:tcPr>
+          <w:p>
+            <w:pPr>
+              <w:keepNext/>
+              <w:keepLines/>
+              <w:widowControl w:val="0"/>
+              <w:kinsoku/>
+              <w:wordWrap/>
+              <w:overflowPunct/>
+              <w:autoSpaceDE/>
+              <w:autoSpaceDN/>
+              <w:adjustRightInd/>
+              <w:snapToGrid w:val="0"/>
+              <w:spacing w:before="40" w:after="40" w:line="280" w:lineRule="exact"/>
+              <w:ind w:left="0" w:leftChars="0" w:right="0" w:rightChars="0" w:firstLine="0" w:firstLineChars="0"/>
+              <w:jc w:val="center"/>
+              <w:rPr>
+                <w:rFonts w:ascii="Times New Roman" w:hAnsi="Times New Roman" w:eastAsia="宋体" w:cs="Times New Roman"/>
+                <w:b/>
+                <w:sz w:val="21"/>
+                <w:szCs w:val="21"/>
+              </w:rPr>
+            </w:pPr>
+            <w:r>
+              <w:rPr>
+                <w:rFonts w:ascii="Times New Roman" w:hAnsi="Times New Roman" w:eastAsia="宋体" w:cs="Times New Roman"/>
+                <w:b/>
+                <w:sz w:val="21"/>
+                <w:szCs w:val="21"/>
+              </w:rPr>
+              <w:t>评价内容</w:t>
+            </w:r>
+          </w:p>
+        </w:tc>
+        <w:tc>
+          <w:tcPr>
+            <w:tcW w:w="4338" w:type="dxa"/>
+            <w:tcBorders>
+              <w:left w:val="nil"/>
+              <w:bottom w:val="single" w:color="000000" w:sz="6" w:space="0"/>
+              <w:right w:val="nil"/>
+            </w:tcBorders>
+            <w:shd w:val="clear" w:color="auto" w:fill="auto"/>
+            <w:tcMar>
+              <w:top w:w="40" w:type="dxa"/>
+              <w:left w:w="60" w:type="dxa"/>
+              <w:bottom w:w="40" w:type="dxa"/>
+              <w:right w:w="60" w:type="dxa"/>
+            </w:tcMar>
+            <w:vAlign w:val="center"/>
+          </w:tcPr>
+          <w:p>
+            <w:pPr>
+              <w:keepNext/>
+              <w:keepLines/>
+              <w:widowControl w:val="0"/>
+              <w:kinsoku/>
+              <w:wordWrap/>
+              <w:overflowPunct/>
+              <w:autoSpaceDE/>
+              <w:autoSpaceDN/>
+              <w:adjustRightInd/>
+              <w:snapToGrid w:val="0"/>
+              <w:spacing w:before="40" w:after="40" w:line="280" w:lineRule="exact"/>
+              <w:ind w:left="0" w:leftChars="0" w:right="0" w:rightChars="0" w:firstLine="0" w:firstLineChars="0"/>
+              <w:jc w:val="center"/>
+              <w:rPr>
+                <w:rFonts w:ascii="Times New Roman" w:hAnsi="Times New Roman" w:eastAsia="宋体" w:cs="Times New Roman"/>
+                <w:b/>
+                <w:sz w:val="21"/>
+                <w:szCs w:val="21"/>
+              </w:rPr>
+            </w:pPr>
+            <w:r>
+              <w:rPr>
+                <w:rFonts w:ascii="Times New Roman" w:hAnsi="Times New Roman" w:eastAsia="宋体" w:cs="Times New Roman"/>
+                <w:b/>
+                <w:sz w:val="21"/>
+                <w:szCs w:val="21"/>
+              </w:rPr>
+              <w:t>评价工具</w:t>
+            </w:r>
+          </w:p>
+        </w:tc>
+      </w:tr>
+      <w:tr>
+        <w:tc>
+          <w:tcPr>
+            <w:tcW w:w="1900" w:type="dxa"/>
+            <w:tcBorders>
+              <w:left w:val="nil"/>
+              <w:right w:val="nil"/>
+            </w:tcBorders>
+            <w:shd w:val="clear" w:color="auto" w:fill="auto"/>
+            <w:tcMar>
+              <w:top w:w="40" w:type="dxa"/>
+              <w:left w:w="60" w:type="dxa"/>
+              <w:bottom w:w="40" w:type="dxa"/>
+              <w:right w:w="60" w:type="dxa"/>
+            </w:tcMar>
+            <w:vAlign w:val="center"/>
+          </w:tcPr>
+          <w:p>
+            <w:pPr>
+              <w:keepNext/>
+              <w:keepLines/>
+              <w:widowControl w:val="0"/>
+              <w:kinsoku/>
+              <w:wordWrap/>
+              <w:overflowPunct/>
+              <w:autoSpaceDE/>
+              <w:autoSpaceDN/>
+              <w:adjustRightInd/>
+              <w:snapToGrid w:val="0"/>
+              <w:spacing w:before="40" w:after="40" w:line="280" w:lineRule="exact"/>
+              <w:ind w:left="0" w:leftChars="0" w:right="0" w:rightChars="0" w:firstLine="0" w:firstLineChars="0"/>
+              <w:jc w:val="center"/>
+              <w:rPr>
+                <w:rFonts w:ascii="Times New Roman" w:hAnsi="Times New Roman" w:eastAsia="宋体" w:cs="Times New Roman"/>
+                <w:b/>
+                <w:sz w:val="21"/>
+                <w:szCs w:val="21"/>
+              </w:rPr>
+            </w:pPr>
+            <w:r>
+              <w:rPr>
+                <w:rFonts w:ascii="Times New Roman" w:hAnsi="Times New Roman" w:eastAsia="宋体" w:cs="Times New Roman"/>
+                <w:b/>
+                <w:sz w:val="21"/>
+                <w:szCs w:val="21"/>
+              </w:rPr>
+              <w:t>形成性评价</w:t>
+            </w:r>
+          </w:p>
+        </w:tc>
+        <w:tc>
+          <w:tcPr>
+            <w:tcW w:w="3400" w:type="dxa"/>
+            <w:tcBorders>
+              <w:left w:val="nil"/>
+              <w:right w:val="nil"/>
+            </w:tcBorders>
+            <w:shd w:val="clear" w:color="auto" w:fill="auto"/>
+            <w:tcMar>
+              <w:top w:w="40" w:type="dxa"/>
+              <w:left w:w="60" w:type="dxa"/>
+              <w:bottom w:w="40" w:type="dxa"/>
+              <w:right w:w="60" w:type="dxa"/>
+            </w:tcMar>
+            <w:vAlign w:val="top"/>
+          </w:tcPr>
+          <w:p>
+            <w:pPr>
+              <w:keepNext/>
+              <w:keepLines/>
+              <w:widowControl w:val="0"/>
+              <w:kinsoku/>
+              <w:wordWrap/>
+              <w:overflowPunct/>
+              <w:autoSpaceDE/>
+              <w:autoSpaceDN/>
+              <w:adjustRightInd/>
+              <w:snapToGrid w:val="0"/>
+              <w:spacing w:before="40" w:after="40" w:line="280" w:lineRule="exact"/>
+              <w:ind w:left="0" w:leftChars="0" w:right="0" w:rightChars="0" w:firstLine="0" w:firstLineChars="0"/>
+              <w:jc w:val="both"/>
+              <w:rPr>
+                <w:rFonts w:ascii="Times New Roman" w:hAnsi="Times New Roman" w:eastAsia="宋体" w:cs="Times New Roman"/>
+                <w:sz w:val="21"/>
+                <w:szCs w:val="21"/>
+              </w:rPr>
+            </w:pPr>
+            <w:r>
+              <w:rPr>
+                <w:rFonts w:ascii="Times New Roman" w:hAnsi="Times New Roman" w:eastAsia="宋体" w:cs="Times New Roman"/>
+                <w:sz w:val="21"/>
+                <w:szCs w:val="21"/>
+              </w:rPr>
+              <w:t>学生在三大学习任务中的过程性成果与课堂表现</w:t>
+            </w:r>
+          </w:p>
+        </w:tc>
+        <w:tc>
+          <w:tcPr>
+            <w:tcW w:w="4338" w:type="dxa"/>
+            <w:tcBorders>
+              <w:left w:val="nil"/>
+              <w:right w:val="nil"/>
+            </w:tcBorders>
+            <w:shd w:val="clear" w:color="auto" w:fill="auto"/>
+            <w:tcMar>
+              <w:top w:w="40" w:type="dxa"/>
+              <w:left w:w="60" w:type="dxa"/>
+              <w:bottom w:w="40" w:type="dxa"/>
+              <w:right w:w="60" w:type="dxa"/>
+            </w:tcMar>
+            <w:vAlign w:val="top"/>
+          </w:tcPr>
+          <w:p>
+            <w:pPr>
+              <w:keepNext/>
+              <w:keepLines/>
+              <w:widowControl w:val="0"/>
+              <w:kinsoku/>
+              <w:wordWrap/>
+              <w:overflowPunct/>
+              <w:autoSpaceDE/>
+              <w:autoSpaceDN/>
+              <w:adjustRightInd/>
+              <w:snapToGrid w:val="0"/>
+              <w:spacing w:before="40" w:after="40" w:line="280" w:lineRule="exact"/>
+              <w:ind w:left="0" w:leftChars="0" w:right="0" w:rightChars="0" w:firstLine="0" w:firstLineChars="0"/>
+              <w:jc w:val="both"/>
+              <w:rPr>
+                <w:rFonts w:ascii="Times New Roman" w:hAnsi="Times New Roman" w:eastAsia="宋体" w:cs="Times New Roman"/>
+                <w:sz w:val="21"/>
+                <w:szCs w:val="21"/>
+              </w:rPr>
+            </w:pPr>
+            <w:r>
+              <w:rPr>
+                <w:rFonts w:ascii="Times New Roman" w:hAnsi="Times New Roman" w:eastAsia="宋体" w:cs="Times New Roman"/>
+                <w:sz w:val="21"/>
+                <w:szCs w:val="21"/>
+              </w:rPr>
+              <w:t>学习任务单成果（凯库勒式缺陷分析报告、苯环结构证据链论证报告、苯的社会应用建议书等）、课堂观察记录</w:t>
+            </w:r>
+          </w:p>
+        </w:tc>
+      </w:tr>
+      <w:tr>
+        <w:tc>
+          <w:tcPr>
+            <w:tcW w:w="1900" w:type="dxa"/>
+            <w:vMerge w:val="restart"/>
+            <w:tcBorders>
+              <w:left w:val="nil"/>
+              <w:right w:val="nil"/>
+            </w:tcBorders>
+            <w:shd w:val="clear" w:color="auto" w:fill="auto"/>
+            <w:tcMar>
+              <w:top w:w="40" w:type="dxa"/>
+              <w:left w:w="60" w:type="dxa"/>
+              <w:bottom w:w="40" w:type="dxa"/>
+              <w:right w:w="60" w:type="dxa"/>
+            </w:tcMar>
+            <w:vAlign w:val="center"/>
+          </w:tcPr>
+          <w:p>
+            <w:pPr>
+              <w:keepNext/>
+              <w:keepLines/>
+              <w:widowControl w:val="0"/>
+              <w:kinsoku/>
+              <w:wordWrap/>
+              <w:overflowPunct/>
+              <w:autoSpaceDE/>
+              <w:autoSpaceDN/>
+              <w:adjustRightInd/>
+              <w:snapToGrid w:val="0"/>
+              <w:spacing w:before="40" w:after="40" w:line="280" w:lineRule="exact"/>
+              <w:ind w:left="0" w:leftChars="0" w:right="0" w:rightChars="0" w:firstLine="0" w:firstLineChars="0"/>
+              <w:jc w:val="center"/>
+              <w:rPr>
+                <w:rFonts w:ascii="Times New Roman" w:hAnsi="Times New Roman" w:eastAsia="宋体" w:cs="Times New Roman"/>
+                <w:b/>
+                <w:sz w:val="21"/>
+                <w:szCs w:val="21"/>
+              </w:rPr>
+            </w:pPr>
+            <w:r>
+              <w:rPr>
+                <w:rFonts w:ascii="Times New Roman" w:hAnsi="Times New Roman" w:eastAsia="宋体" w:cs="Times New Roman"/>
+                <w:b/>
+                <w:sz w:val="21"/>
+                <w:szCs w:val="21"/>
+              </w:rPr>
+              <w:t>终结性评价</w:t>
+            </w:r>
+          </w:p>
+        </w:tc>
+        <w:tc>
+          <w:tcPr>
+            <w:tcW w:w="3400" w:type="dxa"/>
+            <w:tcBorders>
+              <w:left w:val="nil"/>
+              <w:right w:val="nil"/>
+            </w:tcBorders>
+            <w:shd w:val="clear" w:color="auto" w:fill="auto"/>
+            <w:tcMar>
+              <w:top w:w="40" w:type="dxa"/>
+              <w:left w:w="60" w:type="dxa"/>
+              <w:bottom w:w="40" w:type="dxa"/>
+              <w:right w:w="60" w:type="dxa"/>
+            </w:tcMar>
+            <w:vAlign w:val="top"/>
+          </w:tcPr>
+          <w:p>
+            <w:pPr>
+              <w:keepNext/>
+              <w:keepLines/>
+              <w:widowControl w:val="0"/>
+              <w:kinsoku/>
+              <w:wordWrap/>
+              <w:overflowPunct/>
+              <w:autoSpaceDE/>
+              <w:autoSpaceDN/>
+              <w:adjustRightInd/>
+              <w:snapToGrid w:val="0"/>
+              <w:spacing w:before="40" w:after="40" w:line="280" w:lineRule="exact"/>
+              <w:ind w:left="0" w:leftChars="0" w:right="0" w:rightChars="0" w:firstLine="0" w:firstLineChars="0"/>
+              <w:jc w:val="both"/>
+              <w:rPr>
+                <w:rFonts w:ascii="Times New Roman" w:hAnsi="Times New Roman" w:eastAsia="宋体" w:cs="Times New Roman"/>
+                <w:sz w:val="21"/>
+                <w:szCs w:val="21"/>
+              </w:rPr>
+            </w:pPr>
+            <w:r>
+              <w:rPr>
+                <w:rFonts w:ascii="Times New Roman" w:hAnsi="Times New Roman" w:eastAsia="宋体" w:cs="Times New Roman"/>
+                <w:sz w:val="21"/>
+                <w:szCs w:val="21"/>
+              </w:rPr>
+              <w:t>学生科学本质观三维度水平的前后变化</w:t>
+            </w:r>
+          </w:p>
+        </w:tc>
+        <w:tc>
+          <w:tcPr>
+            <w:tcW w:w="4338" w:type="dxa"/>
+            <w:tcBorders>
+              <w:left w:val="nil"/>
+              <w:right w:val="nil"/>
+            </w:tcBorders>
+            <w:shd w:val="clear" w:color="auto" w:fill="auto"/>
+            <w:tcMar>
+              <w:top w:w="40" w:type="dxa"/>
+              <w:left w:w="60" w:type="dxa"/>
+              <w:bottom w:w="40" w:type="dxa"/>
+              <w:right w:w="60" w:type="dxa"/>
+            </w:tcMar>
+            <w:vAlign w:val="top"/>
+          </w:tcPr>
+          <w:p>
+            <w:pPr>
+              <w:keepNext/>
+              <w:keepLines/>
+              <w:widowControl w:val="0"/>
+              <w:kinsoku/>
+              <w:wordWrap/>
+              <w:overflowPunct/>
+              <w:autoSpaceDE/>
+              <w:autoSpaceDN/>
+              <w:adjustRightInd/>
+              <w:snapToGrid w:val="0"/>
+              <w:spacing w:before="40" w:after="40" w:line="280" w:lineRule="exact"/>
+              <w:ind w:left="0" w:leftChars="0" w:right="0" w:rightChars="0" w:firstLine="0" w:firstLineChars="0"/>
+              <w:jc w:val="both"/>
+              <w:rPr>
+                <w:rFonts w:ascii="Times New Roman" w:hAnsi="Times New Roman" w:eastAsia="宋体" w:cs="Times New Roman"/>
+                <w:sz w:val="21"/>
+                <w:szCs w:val="21"/>
+              </w:rPr>
+            </w:pPr>
+            <w:r>
+              <w:rPr>
+                <w:rFonts w:ascii="Times New Roman" w:hAnsi="Times New Roman" w:eastAsia="宋体" w:cs="Times New Roman"/>
+                <w:sz w:val="21"/>
+                <w:szCs w:val="21"/>
+              </w:rPr>
+              <w:t>《科学本质观调查问卷》（课前、课后各施测一次）</w:t>
+            </w:r>
+          </w:p>
+        </w:tc>
+      </w:tr>
+      <w:tr>
+        <w:tc>
+          <w:tcPr>
+            <w:tcW w:w="1900" w:type="dxa"/>
+            <w:vMerge/>
+            <w:tcBorders>
+              <w:left w:val="nil"/>
+              <w:right w:val="nil"/>
+            </w:tcBorders>
+            <w:shd w:val="clear" w:color="auto" w:fill="auto"/>
+            <w:tcMar>
+              <w:top w:w="40" w:type="dxa"/>
+              <w:left w:w="60" w:type="dxa"/>
+              <w:bottom w:w="40" w:type="dxa"/>
+              <w:right w:w="60" w:type="dxa"/>
+            </w:tcMar>
+            <w:vAlign w:val="center"/>
+          </w:tcPr>
+          <w:p>
+            <w:pPr>
+              <w:spacing w:line="280" w:lineRule="exact"/>
+            </w:pPr>
+          </w:p>
+        </w:tc>
+        <w:tc>
+          <w:tcPr>
+            <w:tcW w:w="3400" w:type="dxa"/>
+            <w:tcBorders>
+              <w:left w:val="nil"/>
+              <w:right w:val="nil"/>
+            </w:tcBorders>
+            <w:shd w:val="clear" w:color="auto" w:fill="auto"/>
+            <w:tcMar>
+              <w:top w:w="40" w:type="dxa"/>
+              <w:left w:w="60" w:type="dxa"/>
+              <w:bottom w:w="40" w:type="dxa"/>
+              <w:right w:w="60" w:type="dxa"/>
+            </w:tcMar>
+            <w:vAlign w:val="top"/>
+          </w:tcPr>
+          <w:p>
+            <w:pPr>
+              <w:keepNext/>
+              <w:keepLines/>
+              <w:widowControl w:val="0"/>
+              <w:kinsoku/>
+              <w:wordWrap/>
+              <w:overflowPunct/>
+              <w:autoSpaceDE/>
+              <w:autoSpaceDN/>
+              <w:adjustRightInd/>
+              <w:snapToGrid w:val="0"/>
+              <w:spacing w:before="40" w:after="40" w:line="280" w:lineRule="exact"/>
+              <w:ind w:left="0" w:leftChars="0" w:right="0" w:rightChars="0" w:firstLine="0" w:firstLineChars="0"/>
+              <w:jc w:val="both"/>
+              <w:rPr>
+                <w:rFonts w:ascii="Times New Roman" w:hAnsi="Times New Roman" w:eastAsia="宋体" w:cs="Times New Roman"/>
+                <w:sz w:val="21"/>
+                <w:szCs w:val="21"/>
+              </w:rPr>
+            </w:pPr>
+            <w:r>
+              <w:rPr>
+                <w:rFonts w:ascii="Times New Roman" w:hAnsi="Times New Roman" w:eastAsia="宋体" w:cs="Times New Roman"/>
+                <w:sz w:val="21"/>
+                <w:szCs w:val="21"/>
+              </w:rPr>
+              <w:t>学生对本节课学习过程的反馈与观念转变</w:t>
+            </w:r>
+          </w:p>
+        </w:tc>
+        <w:tc>
+          <w:tcPr>
+            <w:tcW w:w="4338" w:type="dxa"/>
+            <w:tcBorders>
+              <w:left w:val="nil"/>
+              <w:right w:val="nil"/>
+            </w:tcBorders>
+            <w:shd w:val="clear" w:color="auto" w:fill="auto"/>
+            <w:tcMar>
+              <w:top w:w="40" w:type="dxa"/>
+              <w:left w:w="60" w:type="dxa"/>
+              <w:bottom w:w="40" w:type="dxa"/>
+              <w:right w:w="60" w:type="dxa"/>
+            </w:tcMar>
+            <w:vAlign w:val="top"/>
+          </w:tcPr>
+          <w:p>
+            <w:pPr>
+              <w:keepNext/>
+              <w:keepLines/>
+              <w:widowControl w:val="0"/>
+              <w:kinsoku/>
+              <w:wordWrap/>
+              <w:overflowPunct/>
+              <w:autoSpaceDE/>
+              <w:autoSpaceDN/>
+              <w:adjustRightInd/>
+              <w:snapToGrid w:val="0"/>
+              <w:spacing w:before="40" w:after="40" w:line="280" w:lineRule="exact"/>
+              <w:ind w:left="0" w:leftChars="0" w:right="0" w:rightChars="0" w:firstLine="0" w:firstLineChars="0"/>
+              <w:jc w:val="both"/>
+              <w:rPr>
+                <w:rFonts w:ascii="Times New Roman" w:hAnsi="Times New Roman" w:eastAsia="宋体" w:cs="Times New Roman"/>
+                <w:sz w:val="21"/>
+                <w:szCs w:val="21"/>
+              </w:rPr>
+            </w:pPr>
+            <w:r>
+              <w:rPr>
+                <w:rFonts w:ascii="Times New Roman" w:hAnsi="Times New Roman" w:eastAsia="宋体" w:cs="Times New Roman"/>
+                <w:sz w:val="21"/>
+                <w:szCs w:val="21"/>
+              </w:rPr>
+              <w:t>学生访谈提纲</w:t>
+            </w:r>
+          </w:p>
+        </w:tc>
+      </w:tr>
+    </w:tbl>
+    <w:p>
+      <w:pPr>
+        <w:pStyle w:val="5"/>
+        <w:numPr>
+          <w:ilvl w:val="0"/>
+          <w:numId w:val="35"/>
+        </w:numPr>
+      </w:pPr>
+      <w:r>
+        <w:rPr>
+          <w:rFonts w:hint="eastAsia"/>
+        </w:rPr>
+        <w:t>科学本质观调查问卷</w:t>
+      </w:r>
+    </w:p>
+    <w:p>
+      <w:pPr>
+        <w:keepNext w:val="0"/>
+        <w:keepLines w:val="0"/>
+        <w:pageBreakBefore w:val="0"/>
+        <w:widowControl/>
+        <w:kinsoku/>
+        <w:wordWrap/>
+        <w:overflowPunct/>
+        <w:topLinePunct w:val="0"/>
+        <w:autoSpaceDE/>
+        <w:autoSpaceDN/>
+        <w:bidi w:val="0"/>
+        <w:adjustRightInd/>
+        <w:snapToGrid/>
+        <w:spacing w:after="120" w:line="400" w:lineRule="exact"/>
+        <w:ind w:firstLine="482"/>
+        <w:jc w:val="both"/>
+        <w:textAlignment w:val="auto"/>
+      </w:pPr>
+      <w:r>
+        <w:rPr>
+          <w:rFonts w:hint="eastAsia"/>
+        </w:rPr>
+        <w:t>本设计的量化评价直接采用石晓宇改编的《科学本质观调查问卷》</w:t>
+      </w:r>
+      <w:r>
+        <w:rPr>
+          <w:rFonts w:hint="eastAsia"/>
+          <w:vertAlign w:val="superscript"/>
+        </w:rPr>
+        <w:t>［］</w:t>
+      </w:r>
+      <w:r>
+        <w:rPr>
+          <w:rFonts w:hint="eastAsia"/>
+        </w:rPr>
+        <w:t>（见附录）。该问卷以刘健智提出的科学本质观框架</w:t>
+      </w:r>
+      <w:r>
+        <w:rPr>
+          <w:rFonts w:hint="eastAsia"/>
+          <w:vertAlign w:val="superscript"/>
+        </w:rPr>
+        <w:t>［］</w:t>
+      </w:r>
+      <w:r>
+        <w:rPr>
+          <w:rFonts w:hint="eastAsia"/>
+        </w:rPr>
+        <w:t>为基础，将科学本质观划分为科学知识、科学探究、科学事业三个一级维度，恰好与本设计三条培养目标主线相对应，因而能够用来测量本节课所指向的三个维度的整体水平。问卷采用李克特五点量表，共28道题目，正向题与反向题各14道：正向题按“非常不同意”到“非常同意”依次赋1至5分，反向题反向计分。全卷分设科学知识的本质（3题）、科学探究的本质（17题）与科学事业的本质（8题）三个分量表。评分以各维度平均分为准，平均分不低于4分视为理解水平较高，低于3分视为水平较低，介于二者之间则表明学生处于过渡阶段。</w:t>
+      </w:r>
+    </w:p>
+    <w:p>
+      <w:pPr>
+        <w:keepNext w:val="0"/>
+        <w:keepLines w:val="0"/>
+        <w:pageBreakBefore w:val="0"/>
+        <w:widowControl/>
+        <w:kinsoku/>
+        <w:wordWrap/>
+        <w:overflowPunct/>
+        <w:topLinePunct w:val="0"/>
+        <w:autoSpaceDE/>
+        <w:autoSpaceDN/>
+        <w:bidi w:val="0"/>
+        <w:adjustRightInd/>
+        <w:snapToGrid/>
+        <w:spacing w:after="120" w:line="400" w:lineRule="exact"/>
+        <w:ind w:firstLine="482"/>
+        <w:jc w:val="both"/>
+        <w:textAlignment w:val="auto"/>
+      </w:pPr>
+      <w:r>
+        <w:rPr>
+          <w:rFonts w:hint="eastAsia"/>
+        </w:rPr>
+        <w:t>该问卷在黄晓所编科学本质观测评问卷</w:t>
+      </w:r>
+      <w:r>
+        <w:rPr>
+          <w:rFonts w:hint="eastAsia"/>
+          <w:vertAlign w:val="superscript"/>
+        </w:rPr>
+        <w:t>［］</w:t>
+      </w:r>
+      <w:r>
+        <w:rPr>
+          <w:rFonts w:hint="eastAsia"/>
+        </w:rPr>
+        <w:t>的基础上修订而成。石晓宇对其作过预测试：克隆巴赫α系数为0.721，KMO值为0.711，巴特利特球形检验显著，说明问卷信度可接受、结构效度良好，可用于高中生科学本质观的测量</w:t>
+      </w:r>
+      <w:r>
+        <w:rPr>
+          <w:rFonts w:hint="eastAsia"/>
+          <w:vertAlign w:val="superscript"/>
+        </w:rPr>
+        <w:t>［］</w:t>
+      </w:r>
+      <w:r>
+        <w:rPr>
+          <w:rFonts w:hint="eastAsia"/>
+        </w:rPr>
+        <w:t>。本设计在实施时，于“苯”这节课的课前与课后各施测一次，运用SPSS对同一批学生的前后测得分作配对样本t检验，比较其在三个维度上的变化，据此判断经过本节HPS教学后学生的科学本质观是否有显著提升。</w:t>
+      </w:r>
+    </w:p>
+    <w:p>
+      <w:pPr>
+        <w:pStyle w:val="5"/>
+        <w:numPr>
+          <w:ilvl w:val="0"/>
+          <w:numId w:val="35"/>
+        </w:numPr>
+      </w:pPr>
+      <w:r>
+        <w:rPr>
+          <w:rFonts w:hint="eastAsia"/>
+        </w:rPr>
+        <w:t>学习任务的表现性评价</w:t>
+      </w:r>
+    </w:p>
+    <w:p>
+      <w:pPr>
+        <w:keepNext w:val="0"/>
+        <w:keepLines w:val="0"/>
+        <w:pageBreakBefore w:val="0"/>
+        <w:widowControl/>
+        <w:kinsoku/>
+        <w:wordWrap/>
+        <w:overflowPunct/>
+        <w:topLinePunct w:val="0"/>
+        <w:autoSpaceDE/>
+        <w:autoSpaceDN/>
+        <w:bidi w:val="0"/>
+        <w:adjustRightInd/>
+        <w:snapToGrid/>
+        <w:spacing w:after="120" w:line="400" w:lineRule="exact"/>
+        <w:ind w:firstLine="482"/>
+        <w:jc w:val="both"/>
+        <w:textAlignment w:val="auto"/>
+      </w:pPr>
+      <w:r>
+        <w:rPr>
+          <w:rFonts w:hint="eastAsia"/>
+        </w:rPr>
+        <w:t>量化问卷给出的是维度水平的整体分数，学生认识转变的细节还需借助过程性成果来观察。“苯”教学案例的三大学习任务在课堂中会留下多份可供评阅的作品：任务一的凯库勒式缺陷分析报告与结构演变脉络图，任务二的苯环结构证据链论证报告，任务三的苯的社会应用建议书与听证会观点摘要。这些成果是学生认识转变的直接痕迹。研究者据此评阅学生的表现，重点看学生能否用证据支撑自己的判断、能否讲清科学模型被修正的来龙去脉、能否辩证地看待科学技术的社会影响。这一评价不以打分为目的，而在于诊断学生认识转变的深浅，并为后续教学的调整提供依据。</w:t>
+      </w:r>
+    </w:p>
+    <w:p>
+      <w:pPr>
+        <w:pStyle w:val="5"/>
+        <w:numPr>
+          <w:ilvl w:val="0"/>
+          <w:numId w:val="35"/>
+        </w:numPr>
+      </w:pPr>
+      <w:r>
+        <w:rPr>
+          <w:rFonts w:hint="eastAsia"/>
+        </w:rPr>
+        <w:t>课堂访谈</w:t>
+      </w:r>
+    </w:p>
+    <w:p>
+      <w:pPr>
+        <w:keepNext w:val="0"/>
+        <w:keepLines w:val="0"/>
+        <w:pageBreakBefore w:val="0"/>
+        <w:widowControl/>
+        <w:kinsoku/>
+        <w:wordWrap/>
+        <w:overflowPunct/>
+        <w:topLinePunct w:val="0"/>
+        <w:autoSpaceDE/>
+        <w:autoSpaceDN/>
+        <w:bidi w:val="0"/>
+        <w:adjustRightInd/>
+        <w:snapToGrid/>
+        <w:spacing w:after="120" w:line="400" w:lineRule="exact"/>
+        <w:ind w:firstLine="482"/>
+        <w:jc w:val="both"/>
+        <w:textAlignment w:val="auto"/>
+      </w:pPr>
+      <w:r>
+        <w:rPr>
+          <w:rFonts w:hint="eastAsia"/>
+        </w:rPr>
+        <w:t>问卷难以回答学生“为什么这样想”，访谈正好补上这一环。授课前后，另选取部分学生进行半结构化访谈，主要围绕三点展开：学生对科学知识能否被修正的看法及其理由，学生在苯环结构探究中对“证据”作用的体会，以及学生对苯的工业价值与健康危害的权衡态度。访谈以匿名、保密的方式进行，鼓励学生说出真实想法。所得材料与问卷得分相互对照，尤其用来追踪科学事业这一维度——它的变化往往难以在短短一节课的量化得分中显现出来。</w:t>
+      </w:r>
+    </w:p>
+    <w:p>
+      <w:pPr>
+        <w:keepNext w:val="0"/>
+        <w:keepLines w:val="0"/>
+        <w:pageBreakBefore w:val="0"/>
+        <w:widowControl/>
+        <w:kinsoku/>
+        <w:wordWrap/>
+        <w:overflowPunct/>
+        <w:topLinePunct w:val="0"/>
+        <w:autoSpaceDE/>
+        <w:autoSpaceDN/>
+        <w:bidi w:val="0"/>
+        <w:adjustRightInd/>
+        <w:snapToGrid/>
+        <w:spacing w:after="120" w:line="400" w:lineRule="exact"/>
+        <w:ind w:firstLine="482"/>
+        <w:jc w:val="both"/>
+        <w:textAlignment w:val="auto"/>
+      </w:pPr>
+      <w:r>
+        <w:rPr>
+          <w:rFonts w:hint="eastAsia"/>
+        </w:rPr>
+        <w:t>总的来看，量化前后测提供的是三个维度水平变化的整体证据，质性的过程性成果与访谈则揭示变化背后的具体表现和原因，两者各有所长、彼此印证。需要说明的是，这套评价机制并非一次性的终点检验，而是纳入行动研究“计划—行动—观察—反思”的循环之中：本章形成的评价设计，将在第五章的课堂实践中付诸实施，并依据实测数据与课堂反馈，对学习任务和探究活动作进一步修正，尤其针对科学事业维度转变周期较长的特点作持续追踪与迭代优化。</w:t>
       </w:r>
     </w:p>
     <w:p>
@@ -29569,6 +30493,15 @@
   </w:num>
   <w:num w:numId="34">
     <w:abstractNumId w:val="13"/>
+    <w:lvlOverride w:ilvl="1">
+      <w:startOverride w:val="1"/>
+    </w:lvlOverride>
+  </w:num>
+  <w:num w:numId="35">
+    <w:abstractNumId w:val="6"/>
+    <w:lvlOverride w:ilvl="0">
+      <w:startOverride w:val="1"/>
+    </w:lvlOverride>
     <w:lvlOverride w:ilvl="1">
       <w:startOverride w:val="1"/>
     </w:lvlOverride>

--- a/HPS理念下培养学生科学本质观的高中化学教学设计研究（学情整合+插图重制）.docx
+++ b/HPS理念下培养学生科学本质观的高中化学教学设计研究（学情整合+插图重制）.docx
@@ -28143,6 +28143,6599 @@
           <w:lang w:val="en-US" w:eastAsia="zh-CN"/>
         </w:rPr>
       </w:pPr>
+    </w:p>
+    <w:p>
+      <w:pPr>
+        <w:pageBreakBefore/>
+        <w:spacing w:before="240" w:after="180" w:line="400" w:lineRule="exact"/>
+        <w:ind w:firstLine="0" w:firstLineChars="0"/>
+        <w:jc w:val="center"/>
+        <w:rPr>
+          <w:rFonts w:ascii="黑体" w:hAnsi="黑体" w:eastAsia="黑体" w:cs="黑体"/>
+          <w:b/>
+          <w:bCs/>
+          <w:sz w:val="30"/>
+          <w:szCs w:val="30"/>
+        </w:rPr>
+      </w:pPr>
+      <w:r>
+        <w:rPr>
+          <w:rFonts w:ascii="黑体" w:hAnsi="黑体" w:eastAsia="黑体" w:cs="黑体"/>
+          <w:b/>
+          <w:bCs/>
+          <w:sz w:val="30"/>
+          <w:szCs w:val="30"/>
+        </w:rPr>
+        <w:t>附录 《科学本质观调查问卷》</w:t>
+      </w:r>
+    </w:p>
+    <w:p>
+      <w:pPr>
+        <w:widowControl/>
+        <w:spacing w:after="120" w:line="400" w:lineRule="exact"/>
+        <w:ind w:firstLine="482"/>
+        <w:jc w:val="both"/>
+      </w:pPr>
+      <w:r>
+        <w:rPr>
+          <w:rFonts w:hint="eastAsia"/>
+        </w:rPr>
+        <w:t>亲爱的同学您好！这是一项有关科学本质观的调查，希望得到您的配合与支持。本测试共28道题，请您按照实际情况进行作答，本测试结果不记名并只做研究使用，您的如实作答对我的研究十分重要，感谢您的参与！</w:t>
+      </w:r>
+    </w:p>
+    <w:tbl>
+      <w:tblPr>
+        <w:tblW w:w="9638" w:type="dxa"/>
+        <w:jc w:val="center"/>
+        <w:tblBorders>
+          <w:top w:val="single" w:color="000000" w:sz="4" w:space="0"/>
+          <w:left w:val="single" w:color="000000" w:sz="4" w:space="0"/>
+          <w:bottom w:val="single" w:color="000000" w:sz="4" w:space="0"/>
+          <w:right w:val="single" w:color="000000" w:sz="4" w:space="0"/>
+          <w:insideH w:val="single" w:color="000000" w:sz="4" w:space="0"/>
+          <w:insideV w:val="single" w:color="000000" w:sz="4" w:space="0"/>
+        </w:tblBorders>
+        <w:tblLayout w:type="fixed"/>
+        <w:tblCellMar>
+          <w:top w:w="0" w:type="dxa"/>
+          <w:left w:w="55" w:type="dxa"/>
+          <w:bottom w:w="0" w:type="dxa"/>
+          <w:right w:w="55" w:type="dxa"/>
+        </w:tblCellMar>
+      </w:tblPr>
+      <w:tblGrid>
+        <w:gridCol w:w="1000"/>
+        <w:gridCol w:w="4318"/>
+        <w:gridCol w:w="864"/>
+        <w:gridCol w:w="864"/>
+        <w:gridCol w:w="864"/>
+        <w:gridCol w:w="864"/>
+        <w:gridCol w:w="864"/>
+      </w:tblGrid>
+      <w:tr>
+        <w:trPr>
+          <w:tblHeader/>
+        </w:trPr>
+        <w:tc>
+          <w:tcPr>
+            <w:tcW w:w="1000" w:type="dxa"/>
+            <w:noWrap/>
+            <w:tcMar>
+              <w:top w:w="20" w:type="dxa"/>
+              <w:left w:w="55" w:type="dxa"/>
+              <w:bottom w:w="20" w:type="dxa"/>
+              <w:right w:w="55" w:type="dxa"/>
+            </w:tcMar>
+            <w:vAlign w:val="center"/>
+          </w:tcPr>
+          <w:p>
+            <w:pPr>
+              <w:widowControl w:val="0"/>
+              <w:kinsoku/>
+              <w:wordWrap/>
+              <w:overflowPunct/>
+              <w:snapToGrid w:val="0"/>
+              <w:spacing w:before="20" w:after="20" w:line="240" w:lineRule="exact"/>
+              <w:ind w:left="0" w:leftChars="0" w:firstLine="0" w:firstLineChars="0"/>
+              <w:jc w:val="center"/>
+              <w:rPr>
+                <w:rFonts w:ascii="宋体" w:hAnsi="宋体" w:eastAsia="宋体" w:cs="宋体"/>
+                <w:b/>
+                <w:sz w:val="21"/>
+                <w:szCs w:val="21"/>
+              </w:rPr>
+            </w:pPr>
+            <w:r>
+              <w:rPr>
+                <w:rFonts w:ascii="宋体" w:hAnsi="宋体" w:eastAsia="宋体" w:cs="宋体"/>
+                <w:b/>
+                <w:sz w:val="21"/>
+                <w:szCs w:val="21"/>
+              </w:rPr>
+              <w:t>编号</w:t>
+            </w:r>
+          </w:p>
+        </w:tc>
+        <w:tc>
+          <w:tcPr>
+            <w:tcW w:w="4318" w:type="dxa"/>
+            <w:tcMar>
+              <w:top w:w="20" w:type="dxa"/>
+              <w:left w:w="55" w:type="dxa"/>
+              <w:bottom w:w="20" w:type="dxa"/>
+              <w:right w:w="55" w:type="dxa"/>
+            </w:tcMar>
+            <w:vAlign w:val="center"/>
+          </w:tcPr>
+          <w:p>
+            <w:pPr>
+              <w:widowControl w:val="0"/>
+              <w:kinsoku/>
+              <w:wordWrap/>
+              <w:overflowPunct/>
+              <w:snapToGrid w:val="0"/>
+              <w:spacing w:before="20" w:after="20" w:line="240" w:lineRule="exact"/>
+              <w:ind w:left="0" w:leftChars="0" w:firstLine="0" w:firstLineChars="0"/>
+              <w:jc w:val="center"/>
+              <w:rPr>
+                <w:rFonts w:ascii="宋体" w:hAnsi="宋体" w:eastAsia="宋体" w:cs="宋体"/>
+                <w:b/>
+                <w:sz w:val="21"/>
+                <w:szCs w:val="21"/>
+              </w:rPr>
+            </w:pPr>
+            <w:r>
+              <w:rPr>
+                <w:rFonts w:ascii="宋体" w:hAnsi="宋体" w:eastAsia="宋体" w:cs="宋体"/>
+                <w:b/>
+                <w:sz w:val="21"/>
+                <w:szCs w:val="21"/>
+              </w:rPr>
+              <w:t>题目</w:t>
+            </w:r>
+          </w:p>
+        </w:tc>
+        <w:tc>
+          <w:tcPr>
+            <w:tcW w:w="864" w:type="dxa"/>
+            <w:tcMar>
+              <w:top w:w="20" w:type="dxa"/>
+              <w:left w:w="55" w:type="dxa"/>
+              <w:bottom w:w="20" w:type="dxa"/>
+              <w:right w:w="55" w:type="dxa"/>
+            </w:tcMar>
+            <w:vAlign w:val="center"/>
+          </w:tcPr>
+          <w:p>
+            <w:pPr>
+              <w:widowControl w:val="0"/>
+              <w:kinsoku/>
+              <w:wordWrap/>
+              <w:overflowPunct/>
+              <w:snapToGrid w:val="0"/>
+              <w:spacing w:before="20" w:after="20" w:line="240" w:lineRule="exact"/>
+              <w:ind w:left="0" w:leftChars="0" w:firstLine="0" w:firstLineChars="0"/>
+              <w:jc w:val="center"/>
+              <w:rPr>
+                <w:rFonts w:ascii="宋体" w:hAnsi="宋体" w:eastAsia="宋体" w:cs="宋体"/>
+                <w:b/>
+                <w:sz w:val="21"/>
+                <w:szCs w:val="21"/>
+              </w:rPr>
+            </w:pPr>
+            <w:r>
+              <w:rPr>
+                <w:rFonts w:ascii="宋体" w:hAnsi="宋体" w:eastAsia="宋体" w:cs="宋体"/>
+                <w:b/>
+                <w:sz w:val="21"/>
+                <w:szCs w:val="21"/>
+              </w:rPr>
+              <w:t>非常不同意</w:t>
+            </w:r>
+          </w:p>
+        </w:tc>
+        <w:tc>
+          <w:tcPr>
+            <w:tcW w:w="864" w:type="dxa"/>
+            <w:tcMar>
+              <w:top w:w="20" w:type="dxa"/>
+              <w:left w:w="55" w:type="dxa"/>
+              <w:bottom w:w="20" w:type="dxa"/>
+              <w:right w:w="55" w:type="dxa"/>
+            </w:tcMar>
+            <w:vAlign w:val="center"/>
+          </w:tcPr>
+          <w:p>
+            <w:pPr>
+              <w:widowControl w:val="0"/>
+              <w:kinsoku/>
+              <w:wordWrap/>
+              <w:overflowPunct/>
+              <w:snapToGrid w:val="0"/>
+              <w:spacing w:before="20" w:after="20" w:line="240" w:lineRule="exact"/>
+              <w:ind w:left="0" w:leftChars="0" w:firstLine="0" w:firstLineChars="0"/>
+              <w:jc w:val="center"/>
+              <w:rPr>
+                <w:rFonts w:ascii="宋体" w:hAnsi="宋体" w:eastAsia="宋体" w:cs="宋体"/>
+                <w:b/>
+                <w:sz w:val="21"/>
+                <w:szCs w:val="21"/>
+              </w:rPr>
+            </w:pPr>
+            <w:r>
+              <w:rPr>
+                <w:rFonts w:ascii="宋体" w:hAnsi="宋体" w:eastAsia="宋体" w:cs="宋体"/>
+                <w:b/>
+                <w:sz w:val="21"/>
+                <w:szCs w:val="21"/>
+              </w:rPr>
+              <w:t>不太同意</w:t>
+            </w:r>
+          </w:p>
+        </w:tc>
+        <w:tc>
+          <w:tcPr>
+            <w:tcW w:w="864" w:type="dxa"/>
+            <w:tcMar>
+              <w:top w:w="20" w:type="dxa"/>
+              <w:left w:w="55" w:type="dxa"/>
+              <w:bottom w:w="20" w:type="dxa"/>
+              <w:right w:w="55" w:type="dxa"/>
+            </w:tcMar>
+            <w:vAlign w:val="center"/>
+          </w:tcPr>
+          <w:p>
+            <w:pPr>
+              <w:widowControl w:val="0"/>
+              <w:kinsoku/>
+              <w:wordWrap/>
+              <w:overflowPunct/>
+              <w:snapToGrid w:val="0"/>
+              <w:spacing w:before="20" w:after="20" w:line="240" w:lineRule="exact"/>
+              <w:ind w:left="0" w:leftChars="0" w:firstLine="0" w:firstLineChars="0"/>
+              <w:jc w:val="center"/>
+              <w:rPr>
+                <w:rFonts w:ascii="宋体" w:hAnsi="宋体" w:eastAsia="宋体" w:cs="宋体"/>
+                <w:b/>
+                <w:sz w:val="21"/>
+                <w:szCs w:val="21"/>
+              </w:rPr>
+            </w:pPr>
+            <w:r>
+              <w:rPr>
+                <w:rFonts w:ascii="宋体" w:hAnsi="宋体" w:eastAsia="宋体" w:cs="宋体"/>
+                <w:b/>
+                <w:sz w:val="21"/>
+                <w:szCs w:val="21"/>
+              </w:rPr>
+              <w:t>不能决定</w:t>
+            </w:r>
+          </w:p>
+        </w:tc>
+        <w:tc>
+          <w:tcPr>
+            <w:tcW w:w="864" w:type="dxa"/>
+            <w:tcMar>
+              <w:top w:w="20" w:type="dxa"/>
+              <w:left w:w="55" w:type="dxa"/>
+              <w:bottom w:w="20" w:type="dxa"/>
+              <w:right w:w="55" w:type="dxa"/>
+            </w:tcMar>
+            <w:vAlign w:val="center"/>
+          </w:tcPr>
+          <w:p>
+            <w:pPr>
+              <w:widowControl w:val="0"/>
+              <w:kinsoku/>
+              <w:wordWrap/>
+              <w:overflowPunct/>
+              <w:snapToGrid w:val="0"/>
+              <w:spacing w:before="20" w:after="20" w:line="240" w:lineRule="exact"/>
+              <w:ind w:left="0" w:leftChars="0" w:firstLine="0" w:firstLineChars="0"/>
+              <w:jc w:val="center"/>
+              <w:rPr>
+                <w:rFonts w:ascii="宋体" w:hAnsi="宋体" w:eastAsia="宋体" w:cs="宋体"/>
+                <w:b/>
+                <w:sz w:val="21"/>
+                <w:szCs w:val="21"/>
+              </w:rPr>
+            </w:pPr>
+            <w:r>
+              <w:rPr>
+                <w:rFonts w:ascii="宋体" w:hAnsi="宋体" w:eastAsia="宋体" w:cs="宋体"/>
+                <w:b/>
+                <w:sz w:val="21"/>
+                <w:szCs w:val="21"/>
+              </w:rPr>
+              <w:t>基本同意</w:t>
+            </w:r>
+          </w:p>
+        </w:tc>
+        <w:tc>
+          <w:tcPr>
+            <w:tcW w:w="864" w:type="dxa"/>
+            <w:tcMar>
+              <w:top w:w="20" w:type="dxa"/>
+              <w:left w:w="55" w:type="dxa"/>
+              <w:bottom w:w="20" w:type="dxa"/>
+              <w:right w:w="55" w:type="dxa"/>
+            </w:tcMar>
+            <w:vAlign w:val="center"/>
+          </w:tcPr>
+          <w:p>
+            <w:pPr>
+              <w:widowControl w:val="0"/>
+              <w:kinsoku/>
+              <w:wordWrap/>
+              <w:overflowPunct/>
+              <w:snapToGrid w:val="0"/>
+              <w:spacing w:before="20" w:after="20" w:line="240" w:lineRule="exact"/>
+              <w:ind w:left="0" w:leftChars="0" w:firstLine="0" w:firstLineChars="0"/>
+              <w:jc w:val="center"/>
+              <w:rPr>
+                <w:rFonts w:ascii="宋体" w:hAnsi="宋体" w:eastAsia="宋体" w:cs="宋体"/>
+                <w:b/>
+                <w:sz w:val="21"/>
+                <w:szCs w:val="21"/>
+              </w:rPr>
+            </w:pPr>
+            <w:r>
+              <w:rPr>
+                <w:rFonts w:ascii="宋体" w:hAnsi="宋体" w:eastAsia="宋体" w:cs="宋体"/>
+                <w:b/>
+                <w:sz w:val="21"/>
+                <w:szCs w:val="21"/>
+              </w:rPr>
+              <w:t>非常同意</w:t>
+            </w:r>
+          </w:p>
+        </w:tc>
+      </w:tr>
+      <w:tr>
+        <w:tc>
+          <w:tcPr>
+            <w:tcW w:w="1000" w:type="dxa"/>
+            <w:noWrap/>
+            <w:tcMar>
+              <w:top w:w="20" w:type="dxa"/>
+              <w:left w:w="55" w:type="dxa"/>
+              <w:bottom w:w="20" w:type="dxa"/>
+              <w:right w:w="55" w:type="dxa"/>
+            </w:tcMar>
+            <w:vAlign w:val="center"/>
+          </w:tcPr>
+          <w:p>
+            <w:pPr>
+              <w:widowControl w:val="0"/>
+              <w:kinsoku/>
+              <w:wordWrap/>
+              <w:overflowPunct/>
+              <w:snapToGrid w:val="0"/>
+              <w:spacing w:before="20" w:after="20" w:line="240" w:lineRule="exact"/>
+              <w:ind w:left="0" w:leftChars="0" w:firstLine="0" w:firstLineChars="0"/>
+              <w:jc w:val="center"/>
+              <w:rPr>
+                <w:rFonts w:ascii="宋体" w:hAnsi="宋体" w:eastAsia="宋体" w:cs="宋体"/>
+                <w:sz w:val="21"/>
+                <w:szCs w:val="21"/>
+              </w:rPr>
+            </w:pPr>
+            <w:r>
+              <w:rPr>
+                <w:rFonts w:ascii="宋体" w:hAnsi="宋体" w:eastAsia="宋体" w:cs="宋体"/>
+                <w:sz w:val="21"/>
+                <w:szCs w:val="21"/>
+              </w:rPr>
+              <w:t>1</w:t>
+            </w:r>
+          </w:p>
+        </w:tc>
+        <w:tc>
+          <w:tcPr>
+            <w:tcW w:w="4318" w:type="dxa"/>
+            <w:tcMar>
+              <w:top w:w="20" w:type="dxa"/>
+              <w:left w:w="55" w:type="dxa"/>
+              <w:bottom w:w="20" w:type="dxa"/>
+              <w:right w:w="55" w:type="dxa"/>
+            </w:tcMar>
+            <w:vAlign w:val="center"/>
+          </w:tcPr>
+          <w:p>
+            <w:pPr>
+              <w:widowControl w:val="0"/>
+              <w:kinsoku/>
+              <w:wordWrap/>
+              <w:overflowPunct/>
+              <w:snapToGrid w:val="0"/>
+              <w:spacing w:before="20" w:after="20" w:line="240" w:lineRule="exact"/>
+              <w:ind w:left="0" w:leftChars="0" w:firstLine="0" w:firstLineChars="0"/>
+              <w:jc w:val="both"/>
+              <w:rPr>
+                <w:rFonts w:ascii="宋体" w:hAnsi="宋体" w:eastAsia="宋体" w:cs="宋体"/>
+                <w:sz w:val="21"/>
+                <w:szCs w:val="21"/>
+              </w:rPr>
+            </w:pPr>
+            <w:r>
+              <w:rPr>
+                <w:rFonts w:ascii="宋体" w:hAnsi="宋体" w:eastAsia="宋体" w:cs="宋体"/>
+                <w:sz w:val="21"/>
+                <w:szCs w:val="21"/>
+              </w:rPr>
+              <w:t>科学定律（如牛顿定律）是科学家创造发明的，同时不断通过寻求事实依据，以证实其可靠性</w:t>
+            </w:r>
+          </w:p>
+        </w:tc>
+        <w:tc>
+          <w:tcPr>
+            <w:tcW w:w="864" w:type="dxa"/>
+            <w:tcMar>
+              <w:top w:w="20" w:type="dxa"/>
+              <w:left w:w="55" w:type="dxa"/>
+              <w:bottom w:w="20" w:type="dxa"/>
+              <w:right w:w="55" w:type="dxa"/>
+            </w:tcMar>
+            <w:vAlign w:val="center"/>
+          </w:tcPr>
+          <w:p>
+            <w:pPr>
+              <w:widowControl w:val="0"/>
+              <w:kinsoku/>
+              <w:wordWrap/>
+              <w:overflowPunct/>
+              <w:snapToGrid w:val="0"/>
+              <w:spacing w:before="20" w:after="20" w:line="240" w:lineRule="exact"/>
+              <w:ind w:left="0" w:leftChars="0" w:firstLine="0" w:firstLineChars="0"/>
+              <w:jc w:val="center"/>
+              <w:rPr>
+                <w:rFonts w:ascii="宋体" w:hAnsi="宋体" w:eastAsia="宋体" w:cs="宋体"/>
+                <w:sz w:val="21"/>
+                <w:szCs w:val="21"/>
+              </w:rPr>
+            </w:pPr>
+          </w:p>
+        </w:tc>
+        <w:tc>
+          <w:tcPr>
+            <w:tcW w:w="864" w:type="dxa"/>
+            <w:tcMar>
+              <w:top w:w="20" w:type="dxa"/>
+              <w:left w:w="55" w:type="dxa"/>
+              <w:bottom w:w="20" w:type="dxa"/>
+              <w:right w:w="55" w:type="dxa"/>
+            </w:tcMar>
+            <w:vAlign w:val="center"/>
+          </w:tcPr>
+          <w:p>
+            <w:pPr>
+              <w:widowControl w:val="0"/>
+              <w:kinsoku/>
+              <w:wordWrap/>
+              <w:overflowPunct/>
+              <w:snapToGrid w:val="0"/>
+              <w:spacing w:before="20" w:after="20" w:line="240" w:lineRule="exact"/>
+              <w:ind w:left="0" w:leftChars="0" w:firstLine="0" w:firstLineChars="0"/>
+              <w:jc w:val="center"/>
+              <w:rPr>
+                <w:rFonts w:ascii="宋体" w:hAnsi="宋体" w:eastAsia="宋体" w:cs="宋体"/>
+                <w:sz w:val="21"/>
+                <w:szCs w:val="21"/>
+              </w:rPr>
+            </w:pPr>
+          </w:p>
+        </w:tc>
+        <w:tc>
+          <w:tcPr>
+            <w:tcW w:w="864" w:type="dxa"/>
+            <w:tcMar>
+              <w:top w:w="20" w:type="dxa"/>
+              <w:left w:w="55" w:type="dxa"/>
+              <w:bottom w:w="20" w:type="dxa"/>
+              <w:right w:w="55" w:type="dxa"/>
+            </w:tcMar>
+            <w:vAlign w:val="center"/>
+          </w:tcPr>
+          <w:p>
+            <w:pPr>
+              <w:widowControl w:val="0"/>
+              <w:kinsoku/>
+              <w:wordWrap/>
+              <w:overflowPunct/>
+              <w:snapToGrid w:val="0"/>
+              <w:spacing w:before="20" w:after="20" w:line="240" w:lineRule="exact"/>
+              <w:ind w:left="0" w:leftChars="0" w:firstLine="0" w:firstLineChars="0"/>
+              <w:jc w:val="center"/>
+              <w:rPr>
+                <w:rFonts w:ascii="宋体" w:hAnsi="宋体" w:eastAsia="宋体" w:cs="宋体"/>
+                <w:sz w:val="21"/>
+                <w:szCs w:val="21"/>
+              </w:rPr>
+            </w:pPr>
+          </w:p>
+        </w:tc>
+        <w:tc>
+          <w:tcPr>
+            <w:tcW w:w="864" w:type="dxa"/>
+            <w:tcMar>
+              <w:top w:w="20" w:type="dxa"/>
+              <w:left w:w="55" w:type="dxa"/>
+              <w:bottom w:w="20" w:type="dxa"/>
+              <w:right w:w="55" w:type="dxa"/>
+            </w:tcMar>
+            <w:vAlign w:val="center"/>
+          </w:tcPr>
+          <w:p>
+            <w:pPr>
+              <w:widowControl w:val="0"/>
+              <w:kinsoku/>
+              <w:wordWrap/>
+              <w:overflowPunct/>
+              <w:snapToGrid w:val="0"/>
+              <w:spacing w:before="20" w:after="20" w:line="240" w:lineRule="exact"/>
+              <w:ind w:left="0" w:leftChars="0" w:firstLine="0" w:firstLineChars="0"/>
+              <w:jc w:val="center"/>
+              <w:rPr>
+                <w:rFonts w:ascii="宋体" w:hAnsi="宋体" w:eastAsia="宋体" w:cs="宋体"/>
+                <w:sz w:val="21"/>
+                <w:szCs w:val="21"/>
+              </w:rPr>
+            </w:pPr>
+          </w:p>
+        </w:tc>
+        <w:tc>
+          <w:tcPr>
+            <w:tcW w:w="864" w:type="dxa"/>
+            <w:tcMar>
+              <w:top w:w="20" w:type="dxa"/>
+              <w:left w:w="55" w:type="dxa"/>
+              <w:bottom w:w="20" w:type="dxa"/>
+              <w:right w:w="55" w:type="dxa"/>
+            </w:tcMar>
+            <w:vAlign w:val="center"/>
+          </w:tcPr>
+          <w:p>
+            <w:pPr>
+              <w:widowControl w:val="0"/>
+              <w:kinsoku/>
+              <w:wordWrap/>
+              <w:overflowPunct/>
+              <w:snapToGrid w:val="0"/>
+              <w:spacing w:before="20" w:after="20" w:line="240" w:lineRule="exact"/>
+              <w:ind w:left="0" w:leftChars="0" w:firstLine="0" w:firstLineChars="0"/>
+              <w:jc w:val="center"/>
+              <w:rPr>
+                <w:rFonts w:ascii="宋体" w:hAnsi="宋体" w:eastAsia="宋体" w:cs="宋体"/>
+                <w:sz w:val="21"/>
+                <w:szCs w:val="21"/>
+              </w:rPr>
+            </w:pPr>
+          </w:p>
+        </w:tc>
+      </w:tr>
+      <w:tr>
+        <w:tc>
+          <w:tcPr>
+            <w:tcW w:w="1000" w:type="dxa"/>
+            <w:noWrap/>
+            <w:tcMar>
+              <w:top w:w="20" w:type="dxa"/>
+              <w:left w:w="55" w:type="dxa"/>
+              <w:bottom w:w="20" w:type="dxa"/>
+              <w:right w:w="55" w:type="dxa"/>
+            </w:tcMar>
+            <w:vAlign w:val="center"/>
+          </w:tcPr>
+          <w:p>
+            <w:pPr>
+              <w:widowControl w:val="0"/>
+              <w:kinsoku/>
+              <w:wordWrap/>
+              <w:overflowPunct/>
+              <w:snapToGrid w:val="0"/>
+              <w:spacing w:before="20" w:after="20" w:line="240" w:lineRule="exact"/>
+              <w:ind w:left="0" w:leftChars="0" w:firstLine="0" w:firstLineChars="0"/>
+              <w:jc w:val="center"/>
+              <w:rPr>
+                <w:rFonts w:ascii="宋体" w:hAnsi="宋体" w:eastAsia="宋体" w:cs="宋体"/>
+                <w:sz w:val="21"/>
+                <w:szCs w:val="21"/>
+              </w:rPr>
+            </w:pPr>
+            <w:r>
+              <w:rPr>
+                <w:rFonts w:ascii="宋体" w:hAnsi="宋体" w:eastAsia="宋体" w:cs="宋体"/>
+                <w:sz w:val="21"/>
+                <w:szCs w:val="21"/>
+              </w:rPr>
+              <w:t>2</w:t>
+            </w:r>
+          </w:p>
+        </w:tc>
+        <w:tc>
+          <w:tcPr>
+            <w:tcW w:w="4318" w:type="dxa"/>
+            <w:tcMar>
+              <w:top w:w="20" w:type="dxa"/>
+              <w:left w:w="55" w:type="dxa"/>
+              <w:bottom w:w="20" w:type="dxa"/>
+              <w:right w:w="55" w:type="dxa"/>
+            </w:tcMar>
+            <w:vAlign w:val="center"/>
+          </w:tcPr>
+          <w:p>
+            <w:pPr>
+              <w:widowControl w:val="0"/>
+              <w:kinsoku/>
+              <w:wordWrap/>
+              <w:overflowPunct/>
+              <w:snapToGrid w:val="0"/>
+              <w:spacing w:before="20" w:after="20" w:line="240" w:lineRule="exact"/>
+              <w:ind w:left="0" w:leftChars="0" w:firstLine="0" w:firstLineChars="0"/>
+              <w:jc w:val="both"/>
+              <w:rPr>
+                <w:rFonts w:ascii="宋体" w:hAnsi="宋体" w:eastAsia="宋体" w:cs="宋体"/>
+                <w:sz w:val="21"/>
+                <w:szCs w:val="21"/>
+              </w:rPr>
+            </w:pPr>
+            <w:r>
+              <w:rPr>
+                <w:rFonts w:ascii="宋体" w:hAnsi="宋体" w:eastAsia="宋体" w:cs="宋体"/>
+                <w:sz w:val="21"/>
+                <w:szCs w:val="21"/>
+              </w:rPr>
+              <w:t>科学家由于受其原有理论影响，对同一现象的观察不同</w:t>
+            </w:r>
+          </w:p>
+        </w:tc>
+        <w:tc>
+          <w:tcPr>
+            <w:tcW w:w="864" w:type="dxa"/>
+            <w:tcMar>
+              <w:top w:w="20" w:type="dxa"/>
+              <w:left w:w="55" w:type="dxa"/>
+              <w:bottom w:w="20" w:type="dxa"/>
+              <w:right w:w="55" w:type="dxa"/>
+            </w:tcMar>
+            <w:vAlign w:val="center"/>
+          </w:tcPr>
+          <w:p>
+            <w:pPr>
+              <w:widowControl w:val="0"/>
+              <w:kinsoku/>
+              <w:wordWrap/>
+              <w:overflowPunct/>
+              <w:snapToGrid w:val="0"/>
+              <w:spacing w:before="20" w:after="20" w:line="240" w:lineRule="exact"/>
+              <w:ind w:left="0" w:leftChars="0" w:firstLine="0" w:firstLineChars="0"/>
+              <w:jc w:val="center"/>
+              <w:rPr>
+                <w:rFonts w:ascii="宋体" w:hAnsi="宋体" w:eastAsia="宋体" w:cs="宋体"/>
+                <w:sz w:val="21"/>
+                <w:szCs w:val="21"/>
+              </w:rPr>
+            </w:pPr>
+          </w:p>
+        </w:tc>
+        <w:tc>
+          <w:tcPr>
+            <w:tcW w:w="864" w:type="dxa"/>
+            <w:tcMar>
+              <w:top w:w="20" w:type="dxa"/>
+              <w:left w:w="55" w:type="dxa"/>
+              <w:bottom w:w="20" w:type="dxa"/>
+              <w:right w:w="55" w:type="dxa"/>
+            </w:tcMar>
+            <w:vAlign w:val="center"/>
+          </w:tcPr>
+          <w:p>
+            <w:pPr>
+              <w:widowControl w:val="0"/>
+              <w:kinsoku/>
+              <w:wordWrap/>
+              <w:overflowPunct/>
+              <w:snapToGrid w:val="0"/>
+              <w:spacing w:before="20" w:after="20" w:line="240" w:lineRule="exact"/>
+              <w:ind w:left="0" w:leftChars="0" w:firstLine="0" w:firstLineChars="0"/>
+              <w:jc w:val="center"/>
+              <w:rPr>
+                <w:rFonts w:ascii="宋体" w:hAnsi="宋体" w:eastAsia="宋体" w:cs="宋体"/>
+                <w:sz w:val="21"/>
+                <w:szCs w:val="21"/>
+              </w:rPr>
+            </w:pPr>
+          </w:p>
+        </w:tc>
+        <w:tc>
+          <w:tcPr>
+            <w:tcW w:w="864" w:type="dxa"/>
+            <w:tcMar>
+              <w:top w:w="20" w:type="dxa"/>
+              <w:left w:w="55" w:type="dxa"/>
+              <w:bottom w:w="20" w:type="dxa"/>
+              <w:right w:w="55" w:type="dxa"/>
+            </w:tcMar>
+            <w:vAlign w:val="center"/>
+          </w:tcPr>
+          <w:p>
+            <w:pPr>
+              <w:widowControl w:val="0"/>
+              <w:kinsoku/>
+              <w:wordWrap/>
+              <w:overflowPunct/>
+              <w:snapToGrid w:val="0"/>
+              <w:spacing w:before="20" w:after="20" w:line="240" w:lineRule="exact"/>
+              <w:ind w:left="0" w:leftChars="0" w:firstLine="0" w:firstLineChars="0"/>
+              <w:jc w:val="center"/>
+              <w:rPr>
+                <w:rFonts w:ascii="宋体" w:hAnsi="宋体" w:eastAsia="宋体" w:cs="宋体"/>
+                <w:sz w:val="21"/>
+                <w:szCs w:val="21"/>
+              </w:rPr>
+            </w:pPr>
+          </w:p>
+        </w:tc>
+        <w:tc>
+          <w:tcPr>
+            <w:tcW w:w="864" w:type="dxa"/>
+            <w:tcMar>
+              <w:top w:w="20" w:type="dxa"/>
+              <w:left w:w="55" w:type="dxa"/>
+              <w:bottom w:w="20" w:type="dxa"/>
+              <w:right w:w="55" w:type="dxa"/>
+            </w:tcMar>
+            <w:vAlign w:val="center"/>
+          </w:tcPr>
+          <w:p>
+            <w:pPr>
+              <w:widowControl w:val="0"/>
+              <w:kinsoku/>
+              <w:wordWrap/>
+              <w:overflowPunct/>
+              <w:snapToGrid w:val="0"/>
+              <w:spacing w:before="20" w:after="20" w:line="240" w:lineRule="exact"/>
+              <w:ind w:left="0" w:leftChars="0" w:firstLine="0" w:firstLineChars="0"/>
+              <w:jc w:val="center"/>
+              <w:rPr>
+                <w:rFonts w:ascii="宋体" w:hAnsi="宋体" w:eastAsia="宋体" w:cs="宋体"/>
+                <w:sz w:val="21"/>
+                <w:szCs w:val="21"/>
+              </w:rPr>
+            </w:pPr>
+          </w:p>
+        </w:tc>
+        <w:tc>
+          <w:tcPr>
+            <w:tcW w:w="864" w:type="dxa"/>
+            <w:tcMar>
+              <w:top w:w="20" w:type="dxa"/>
+              <w:left w:w="55" w:type="dxa"/>
+              <w:bottom w:w="20" w:type="dxa"/>
+              <w:right w:w="55" w:type="dxa"/>
+            </w:tcMar>
+            <w:vAlign w:val="center"/>
+          </w:tcPr>
+          <w:p>
+            <w:pPr>
+              <w:widowControl w:val="0"/>
+              <w:kinsoku/>
+              <w:wordWrap/>
+              <w:overflowPunct/>
+              <w:snapToGrid w:val="0"/>
+              <w:spacing w:before="20" w:after="20" w:line="240" w:lineRule="exact"/>
+              <w:ind w:left="0" w:leftChars="0" w:firstLine="0" w:firstLineChars="0"/>
+              <w:jc w:val="center"/>
+              <w:rPr>
+                <w:rFonts w:ascii="宋体" w:hAnsi="宋体" w:eastAsia="宋体" w:cs="宋体"/>
+                <w:sz w:val="21"/>
+                <w:szCs w:val="21"/>
+              </w:rPr>
+            </w:pPr>
+          </w:p>
+        </w:tc>
+      </w:tr>
+      <w:tr>
+        <w:tc>
+          <w:tcPr>
+            <w:tcW w:w="1000" w:type="dxa"/>
+            <w:noWrap/>
+            <w:tcMar>
+              <w:top w:w="20" w:type="dxa"/>
+              <w:left w:w="55" w:type="dxa"/>
+              <w:bottom w:w="20" w:type="dxa"/>
+              <w:right w:w="55" w:type="dxa"/>
+            </w:tcMar>
+            <w:vAlign w:val="center"/>
+          </w:tcPr>
+          <w:p>
+            <w:pPr>
+              <w:widowControl w:val="0"/>
+              <w:kinsoku/>
+              <w:wordWrap/>
+              <w:overflowPunct/>
+              <w:snapToGrid w:val="0"/>
+              <w:spacing w:before="20" w:after="20" w:line="240" w:lineRule="exact"/>
+              <w:ind w:left="0" w:leftChars="0" w:firstLine="0" w:firstLineChars="0"/>
+              <w:jc w:val="center"/>
+              <w:rPr>
+                <w:rFonts w:ascii="宋体" w:hAnsi="宋体" w:eastAsia="宋体" w:cs="宋体"/>
+                <w:sz w:val="21"/>
+                <w:szCs w:val="21"/>
+              </w:rPr>
+            </w:pPr>
+            <w:r>
+              <w:rPr>
+                <w:rFonts w:ascii="宋体" w:hAnsi="宋体" w:eastAsia="宋体" w:cs="宋体"/>
+                <w:sz w:val="21"/>
+                <w:szCs w:val="21"/>
+              </w:rPr>
+              <w:t>3</w:t>
+            </w:r>
+          </w:p>
+        </w:tc>
+        <w:tc>
+          <w:tcPr>
+            <w:tcW w:w="4318" w:type="dxa"/>
+            <w:tcMar>
+              <w:top w:w="20" w:type="dxa"/>
+              <w:left w:w="55" w:type="dxa"/>
+              <w:bottom w:w="20" w:type="dxa"/>
+              <w:right w:w="55" w:type="dxa"/>
+            </w:tcMar>
+            <w:vAlign w:val="center"/>
+          </w:tcPr>
+          <w:p>
+            <w:pPr>
+              <w:widowControl w:val="0"/>
+              <w:kinsoku/>
+              <w:wordWrap/>
+              <w:overflowPunct/>
+              <w:snapToGrid w:val="0"/>
+              <w:spacing w:before="20" w:after="20" w:line="240" w:lineRule="exact"/>
+              <w:ind w:left="0" w:leftChars="0" w:firstLine="0" w:firstLineChars="0"/>
+              <w:jc w:val="both"/>
+              <w:rPr>
+                <w:rFonts w:ascii="宋体" w:hAnsi="宋体" w:eastAsia="宋体" w:cs="宋体"/>
+                <w:sz w:val="21"/>
+                <w:szCs w:val="21"/>
+              </w:rPr>
+            </w:pPr>
+            <w:r>
+              <w:rPr>
+                <w:rFonts w:ascii="宋体" w:hAnsi="宋体" w:eastAsia="宋体" w:cs="宋体"/>
+                <w:sz w:val="21"/>
+                <w:szCs w:val="21"/>
+              </w:rPr>
+              <w:t>科学知识的获得要经过观察、假设、检验、归纳、形成理论等一系列过程</w:t>
+            </w:r>
+          </w:p>
+        </w:tc>
+        <w:tc>
+          <w:tcPr>
+            <w:tcW w:w="864" w:type="dxa"/>
+            <w:tcMar>
+              <w:top w:w="20" w:type="dxa"/>
+              <w:left w:w="55" w:type="dxa"/>
+              <w:bottom w:w="20" w:type="dxa"/>
+              <w:right w:w="55" w:type="dxa"/>
+            </w:tcMar>
+            <w:vAlign w:val="center"/>
+          </w:tcPr>
+          <w:p>
+            <w:pPr>
+              <w:widowControl w:val="0"/>
+              <w:kinsoku/>
+              <w:wordWrap/>
+              <w:overflowPunct/>
+              <w:snapToGrid w:val="0"/>
+              <w:spacing w:before="20" w:after="20" w:line="240" w:lineRule="exact"/>
+              <w:ind w:left="0" w:leftChars="0" w:firstLine="0" w:firstLineChars="0"/>
+              <w:jc w:val="center"/>
+              <w:rPr>
+                <w:rFonts w:ascii="宋体" w:hAnsi="宋体" w:eastAsia="宋体" w:cs="宋体"/>
+                <w:sz w:val="21"/>
+                <w:szCs w:val="21"/>
+              </w:rPr>
+            </w:pPr>
+          </w:p>
+        </w:tc>
+        <w:tc>
+          <w:tcPr>
+            <w:tcW w:w="864" w:type="dxa"/>
+            <w:tcMar>
+              <w:top w:w="20" w:type="dxa"/>
+              <w:left w:w="55" w:type="dxa"/>
+              <w:bottom w:w="20" w:type="dxa"/>
+              <w:right w:w="55" w:type="dxa"/>
+            </w:tcMar>
+            <w:vAlign w:val="center"/>
+          </w:tcPr>
+          <w:p>
+            <w:pPr>
+              <w:widowControl w:val="0"/>
+              <w:kinsoku/>
+              <w:wordWrap/>
+              <w:overflowPunct/>
+              <w:snapToGrid w:val="0"/>
+              <w:spacing w:before="20" w:after="20" w:line="240" w:lineRule="exact"/>
+              <w:ind w:left="0" w:leftChars="0" w:firstLine="0" w:firstLineChars="0"/>
+              <w:jc w:val="center"/>
+              <w:rPr>
+                <w:rFonts w:ascii="宋体" w:hAnsi="宋体" w:eastAsia="宋体" w:cs="宋体"/>
+                <w:sz w:val="21"/>
+                <w:szCs w:val="21"/>
+              </w:rPr>
+            </w:pPr>
+          </w:p>
+        </w:tc>
+        <w:tc>
+          <w:tcPr>
+            <w:tcW w:w="864" w:type="dxa"/>
+            <w:tcMar>
+              <w:top w:w="20" w:type="dxa"/>
+              <w:left w:w="55" w:type="dxa"/>
+              <w:bottom w:w="20" w:type="dxa"/>
+              <w:right w:w="55" w:type="dxa"/>
+            </w:tcMar>
+            <w:vAlign w:val="center"/>
+          </w:tcPr>
+          <w:p>
+            <w:pPr>
+              <w:widowControl w:val="0"/>
+              <w:kinsoku/>
+              <w:wordWrap/>
+              <w:overflowPunct/>
+              <w:snapToGrid w:val="0"/>
+              <w:spacing w:before="20" w:after="20" w:line="240" w:lineRule="exact"/>
+              <w:ind w:left="0" w:leftChars="0" w:firstLine="0" w:firstLineChars="0"/>
+              <w:jc w:val="center"/>
+              <w:rPr>
+                <w:rFonts w:ascii="宋体" w:hAnsi="宋体" w:eastAsia="宋体" w:cs="宋体"/>
+                <w:sz w:val="21"/>
+                <w:szCs w:val="21"/>
+              </w:rPr>
+            </w:pPr>
+          </w:p>
+        </w:tc>
+        <w:tc>
+          <w:tcPr>
+            <w:tcW w:w="864" w:type="dxa"/>
+            <w:tcMar>
+              <w:top w:w="20" w:type="dxa"/>
+              <w:left w:w="55" w:type="dxa"/>
+              <w:bottom w:w="20" w:type="dxa"/>
+              <w:right w:w="55" w:type="dxa"/>
+            </w:tcMar>
+            <w:vAlign w:val="center"/>
+          </w:tcPr>
+          <w:p>
+            <w:pPr>
+              <w:widowControl w:val="0"/>
+              <w:kinsoku/>
+              <w:wordWrap/>
+              <w:overflowPunct/>
+              <w:snapToGrid w:val="0"/>
+              <w:spacing w:before="20" w:after="20" w:line="240" w:lineRule="exact"/>
+              <w:ind w:left="0" w:leftChars="0" w:firstLine="0" w:firstLineChars="0"/>
+              <w:jc w:val="center"/>
+              <w:rPr>
+                <w:rFonts w:ascii="宋体" w:hAnsi="宋体" w:eastAsia="宋体" w:cs="宋体"/>
+                <w:sz w:val="21"/>
+                <w:szCs w:val="21"/>
+              </w:rPr>
+            </w:pPr>
+          </w:p>
+        </w:tc>
+        <w:tc>
+          <w:tcPr>
+            <w:tcW w:w="864" w:type="dxa"/>
+            <w:tcMar>
+              <w:top w:w="20" w:type="dxa"/>
+              <w:left w:w="55" w:type="dxa"/>
+              <w:bottom w:w="20" w:type="dxa"/>
+              <w:right w:w="55" w:type="dxa"/>
+            </w:tcMar>
+            <w:vAlign w:val="center"/>
+          </w:tcPr>
+          <w:p>
+            <w:pPr>
+              <w:widowControl w:val="0"/>
+              <w:kinsoku/>
+              <w:wordWrap/>
+              <w:overflowPunct/>
+              <w:snapToGrid w:val="0"/>
+              <w:spacing w:before="20" w:after="20" w:line="240" w:lineRule="exact"/>
+              <w:ind w:left="0" w:leftChars="0" w:firstLine="0" w:firstLineChars="0"/>
+              <w:jc w:val="center"/>
+              <w:rPr>
+                <w:rFonts w:ascii="宋体" w:hAnsi="宋体" w:eastAsia="宋体" w:cs="宋体"/>
+                <w:sz w:val="21"/>
+                <w:szCs w:val="21"/>
+              </w:rPr>
+            </w:pPr>
+          </w:p>
+        </w:tc>
+      </w:tr>
+      <w:tr>
+        <w:tc>
+          <w:tcPr>
+            <w:tcW w:w="1000" w:type="dxa"/>
+            <w:noWrap/>
+            <w:tcMar>
+              <w:top w:w="20" w:type="dxa"/>
+              <w:left w:w="55" w:type="dxa"/>
+              <w:bottom w:w="20" w:type="dxa"/>
+              <w:right w:w="55" w:type="dxa"/>
+            </w:tcMar>
+            <w:vAlign w:val="center"/>
+          </w:tcPr>
+          <w:p>
+            <w:pPr>
+              <w:widowControl w:val="0"/>
+              <w:kinsoku/>
+              <w:wordWrap/>
+              <w:overflowPunct/>
+              <w:snapToGrid w:val="0"/>
+              <w:spacing w:before="20" w:after="20" w:line="240" w:lineRule="exact"/>
+              <w:ind w:left="0" w:leftChars="0" w:firstLine="0" w:firstLineChars="0"/>
+              <w:jc w:val="center"/>
+              <w:rPr>
+                <w:rFonts w:ascii="宋体" w:hAnsi="宋体" w:eastAsia="宋体" w:cs="宋体"/>
+                <w:sz w:val="21"/>
+                <w:szCs w:val="21"/>
+              </w:rPr>
+            </w:pPr>
+            <w:r>
+              <w:rPr>
+                <w:rFonts w:ascii="宋体" w:hAnsi="宋体" w:eastAsia="宋体" w:cs="宋体"/>
+                <w:sz w:val="21"/>
+                <w:szCs w:val="21"/>
+              </w:rPr>
+              <w:t>4</w:t>
+            </w:r>
+          </w:p>
+        </w:tc>
+        <w:tc>
+          <w:tcPr>
+            <w:tcW w:w="4318" w:type="dxa"/>
+            <w:tcMar>
+              <w:top w:w="20" w:type="dxa"/>
+              <w:left w:w="55" w:type="dxa"/>
+              <w:bottom w:w="20" w:type="dxa"/>
+              <w:right w:w="55" w:type="dxa"/>
+            </w:tcMar>
+            <w:vAlign w:val="center"/>
+          </w:tcPr>
+          <w:p>
+            <w:pPr>
+              <w:widowControl w:val="0"/>
+              <w:kinsoku/>
+              <w:wordWrap/>
+              <w:overflowPunct/>
+              <w:snapToGrid w:val="0"/>
+              <w:spacing w:before="20" w:after="20" w:line="240" w:lineRule="exact"/>
+              <w:ind w:left="0" w:leftChars="0" w:firstLine="0" w:firstLineChars="0"/>
+              <w:jc w:val="both"/>
+              <w:rPr>
+                <w:rFonts w:ascii="宋体" w:hAnsi="宋体" w:eastAsia="宋体" w:cs="宋体"/>
+                <w:sz w:val="21"/>
+                <w:szCs w:val="21"/>
+              </w:rPr>
+            </w:pPr>
+            <w:r>
+              <w:rPr>
+                <w:rFonts w:ascii="宋体" w:hAnsi="宋体" w:eastAsia="宋体" w:cs="宋体"/>
+                <w:sz w:val="21"/>
+                <w:szCs w:val="21"/>
+              </w:rPr>
+              <w:t>科学知识会随着新证据的出现产生新的解释，原理论的正确性可能会随之改变</w:t>
+            </w:r>
+          </w:p>
+        </w:tc>
+        <w:tc>
+          <w:tcPr>
+            <w:tcW w:w="864" w:type="dxa"/>
+            <w:tcMar>
+              <w:top w:w="20" w:type="dxa"/>
+              <w:left w:w="55" w:type="dxa"/>
+              <w:bottom w:w="20" w:type="dxa"/>
+              <w:right w:w="55" w:type="dxa"/>
+            </w:tcMar>
+            <w:vAlign w:val="center"/>
+          </w:tcPr>
+          <w:p>
+            <w:pPr>
+              <w:widowControl w:val="0"/>
+              <w:kinsoku/>
+              <w:wordWrap/>
+              <w:overflowPunct/>
+              <w:snapToGrid w:val="0"/>
+              <w:spacing w:before="20" w:after="20" w:line="240" w:lineRule="exact"/>
+              <w:ind w:left="0" w:leftChars="0" w:firstLine="0" w:firstLineChars="0"/>
+              <w:jc w:val="center"/>
+              <w:rPr>
+                <w:rFonts w:ascii="宋体" w:hAnsi="宋体" w:eastAsia="宋体" w:cs="宋体"/>
+                <w:sz w:val="21"/>
+                <w:szCs w:val="21"/>
+              </w:rPr>
+            </w:pPr>
+          </w:p>
+        </w:tc>
+        <w:tc>
+          <w:tcPr>
+            <w:tcW w:w="864" w:type="dxa"/>
+            <w:tcMar>
+              <w:top w:w="20" w:type="dxa"/>
+              <w:left w:w="55" w:type="dxa"/>
+              <w:bottom w:w="20" w:type="dxa"/>
+              <w:right w:w="55" w:type="dxa"/>
+            </w:tcMar>
+            <w:vAlign w:val="center"/>
+          </w:tcPr>
+          <w:p>
+            <w:pPr>
+              <w:widowControl w:val="0"/>
+              <w:kinsoku/>
+              <w:wordWrap/>
+              <w:overflowPunct/>
+              <w:snapToGrid w:val="0"/>
+              <w:spacing w:before="20" w:after="20" w:line="240" w:lineRule="exact"/>
+              <w:ind w:left="0" w:leftChars="0" w:firstLine="0" w:firstLineChars="0"/>
+              <w:jc w:val="center"/>
+              <w:rPr>
+                <w:rFonts w:ascii="宋体" w:hAnsi="宋体" w:eastAsia="宋体" w:cs="宋体"/>
+                <w:sz w:val="21"/>
+                <w:szCs w:val="21"/>
+              </w:rPr>
+            </w:pPr>
+          </w:p>
+        </w:tc>
+        <w:tc>
+          <w:tcPr>
+            <w:tcW w:w="864" w:type="dxa"/>
+            <w:tcMar>
+              <w:top w:w="20" w:type="dxa"/>
+              <w:left w:w="55" w:type="dxa"/>
+              <w:bottom w:w="20" w:type="dxa"/>
+              <w:right w:w="55" w:type="dxa"/>
+            </w:tcMar>
+            <w:vAlign w:val="center"/>
+          </w:tcPr>
+          <w:p>
+            <w:pPr>
+              <w:widowControl w:val="0"/>
+              <w:kinsoku/>
+              <w:wordWrap/>
+              <w:overflowPunct/>
+              <w:snapToGrid w:val="0"/>
+              <w:spacing w:before="20" w:after="20" w:line="240" w:lineRule="exact"/>
+              <w:ind w:left="0" w:leftChars="0" w:firstLine="0" w:firstLineChars="0"/>
+              <w:jc w:val="center"/>
+              <w:rPr>
+                <w:rFonts w:ascii="宋体" w:hAnsi="宋体" w:eastAsia="宋体" w:cs="宋体"/>
+                <w:sz w:val="21"/>
+                <w:szCs w:val="21"/>
+              </w:rPr>
+            </w:pPr>
+          </w:p>
+        </w:tc>
+        <w:tc>
+          <w:tcPr>
+            <w:tcW w:w="864" w:type="dxa"/>
+            <w:tcMar>
+              <w:top w:w="20" w:type="dxa"/>
+              <w:left w:w="55" w:type="dxa"/>
+              <w:bottom w:w="20" w:type="dxa"/>
+              <w:right w:w="55" w:type="dxa"/>
+            </w:tcMar>
+            <w:vAlign w:val="center"/>
+          </w:tcPr>
+          <w:p>
+            <w:pPr>
+              <w:widowControl w:val="0"/>
+              <w:kinsoku/>
+              <w:wordWrap/>
+              <w:overflowPunct/>
+              <w:snapToGrid w:val="0"/>
+              <w:spacing w:before="20" w:after="20" w:line="240" w:lineRule="exact"/>
+              <w:ind w:left="0" w:leftChars="0" w:firstLine="0" w:firstLineChars="0"/>
+              <w:jc w:val="center"/>
+              <w:rPr>
+                <w:rFonts w:ascii="宋体" w:hAnsi="宋体" w:eastAsia="宋体" w:cs="宋体"/>
+                <w:sz w:val="21"/>
+                <w:szCs w:val="21"/>
+              </w:rPr>
+            </w:pPr>
+          </w:p>
+        </w:tc>
+        <w:tc>
+          <w:tcPr>
+            <w:tcW w:w="864" w:type="dxa"/>
+            <w:tcMar>
+              <w:top w:w="20" w:type="dxa"/>
+              <w:left w:w="55" w:type="dxa"/>
+              <w:bottom w:w="20" w:type="dxa"/>
+              <w:right w:w="55" w:type="dxa"/>
+            </w:tcMar>
+            <w:vAlign w:val="center"/>
+          </w:tcPr>
+          <w:p>
+            <w:pPr>
+              <w:widowControl w:val="0"/>
+              <w:kinsoku/>
+              <w:wordWrap/>
+              <w:overflowPunct/>
+              <w:snapToGrid w:val="0"/>
+              <w:spacing w:before="20" w:after="20" w:line="240" w:lineRule="exact"/>
+              <w:ind w:left="0" w:leftChars="0" w:firstLine="0" w:firstLineChars="0"/>
+              <w:jc w:val="center"/>
+              <w:rPr>
+                <w:rFonts w:ascii="宋体" w:hAnsi="宋体" w:eastAsia="宋体" w:cs="宋体"/>
+                <w:sz w:val="21"/>
+                <w:szCs w:val="21"/>
+              </w:rPr>
+            </w:pPr>
+          </w:p>
+        </w:tc>
+      </w:tr>
+      <w:tr>
+        <w:tc>
+          <w:tcPr>
+            <w:tcW w:w="1000" w:type="dxa"/>
+            <w:noWrap/>
+            <w:tcMar>
+              <w:top w:w="20" w:type="dxa"/>
+              <w:left w:w="55" w:type="dxa"/>
+              <w:bottom w:w="20" w:type="dxa"/>
+              <w:right w:w="55" w:type="dxa"/>
+            </w:tcMar>
+            <w:vAlign w:val="center"/>
+          </w:tcPr>
+          <w:p>
+            <w:pPr>
+              <w:widowControl w:val="0"/>
+              <w:kinsoku/>
+              <w:wordWrap/>
+              <w:overflowPunct/>
+              <w:snapToGrid w:val="0"/>
+              <w:spacing w:before="20" w:after="20" w:line="240" w:lineRule="exact"/>
+              <w:ind w:left="0" w:leftChars="0" w:firstLine="0" w:firstLineChars="0"/>
+              <w:jc w:val="center"/>
+              <w:rPr>
+                <w:rFonts w:ascii="宋体" w:hAnsi="宋体" w:eastAsia="宋体" w:cs="宋体"/>
+                <w:sz w:val="21"/>
+                <w:szCs w:val="21"/>
+              </w:rPr>
+            </w:pPr>
+            <w:r>
+              <w:rPr>
+                <w:rFonts w:ascii="宋体" w:hAnsi="宋体" w:eastAsia="宋体" w:cs="宋体"/>
+                <w:sz w:val="21"/>
+                <w:szCs w:val="21"/>
+              </w:rPr>
+              <w:t>5</w:t>
+            </w:r>
+          </w:p>
+        </w:tc>
+        <w:tc>
+          <w:tcPr>
+            <w:tcW w:w="4318" w:type="dxa"/>
+            <w:tcMar>
+              <w:top w:w="20" w:type="dxa"/>
+              <w:left w:w="55" w:type="dxa"/>
+              <w:bottom w:w="20" w:type="dxa"/>
+              <w:right w:w="55" w:type="dxa"/>
+            </w:tcMar>
+            <w:vAlign w:val="center"/>
+          </w:tcPr>
+          <w:p>
+            <w:pPr>
+              <w:widowControl w:val="0"/>
+              <w:kinsoku/>
+              <w:wordWrap/>
+              <w:overflowPunct/>
+              <w:snapToGrid w:val="0"/>
+              <w:spacing w:before="20" w:after="20" w:line="240" w:lineRule="exact"/>
+              <w:ind w:left="0" w:leftChars="0" w:firstLine="0" w:firstLineChars="0"/>
+              <w:jc w:val="both"/>
+              <w:rPr>
+                <w:rFonts w:ascii="宋体" w:hAnsi="宋体" w:eastAsia="宋体" w:cs="宋体"/>
+                <w:sz w:val="21"/>
+                <w:szCs w:val="21"/>
+              </w:rPr>
+            </w:pPr>
+            <w:r>
+              <w:rPr>
+                <w:rFonts w:ascii="宋体" w:hAnsi="宋体" w:eastAsia="宋体" w:cs="宋体"/>
+                <w:sz w:val="21"/>
+                <w:szCs w:val="21"/>
+              </w:rPr>
+              <w:t>科学定律是完全被证实的、确定的，而科学理论是没有完全被证实的、不确定的</w:t>
+            </w:r>
+          </w:p>
+        </w:tc>
+        <w:tc>
+          <w:tcPr>
+            <w:tcW w:w="864" w:type="dxa"/>
+            <w:tcMar>
+              <w:top w:w="20" w:type="dxa"/>
+              <w:left w:w="55" w:type="dxa"/>
+              <w:bottom w:w="20" w:type="dxa"/>
+              <w:right w:w="55" w:type="dxa"/>
+            </w:tcMar>
+            <w:vAlign w:val="center"/>
+          </w:tcPr>
+          <w:p>
+            <w:pPr>
+              <w:widowControl w:val="0"/>
+              <w:kinsoku/>
+              <w:wordWrap/>
+              <w:overflowPunct/>
+              <w:snapToGrid w:val="0"/>
+              <w:spacing w:before="20" w:after="20" w:line="240" w:lineRule="exact"/>
+              <w:ind w:left="0" w:leftChars="0" w:firstLine="0" w:firstLineChars="0"/>
+              <w:jc w:val="center"/>
+              <w:rPr>
+                <w:rFonts w:ascii="宋体" w:hAnsi="宋体" w:eastAsia="宋体" w:cs="宋体"/>
+                <w:sz w:val="21"/>
+                <w:szCs w:val="21"/>
+              </w:rPr>
+            </w:pPr>
+          </w:p>
+        </w:tc>
+        <w:tc>
+          <w:tcPr>
+            <w:tcW w:w="864" w:type="dxa"/>
+            <w:tcMar>
+              <w:top w:w="20" w:type="dxa"/>
+              <w:left w:w="55" w:type="dxa"/>
+              <w:bottom w:w="20" w:type="dxa"/>
+              <w:right w:w="55" w:type="dxa"/>
+            </w:tcMar>
+            <w:vAlign w:val="center"/>
+          </w:tcPr>
+          <w:p>
+            <w:pPr>
+              <w:widowControl w:val="0"/>
+              <w:kinsoku/>
+              <w:wordWrap/>
+              <w:overflowPunct/>
+              <w:snapToGrid w:val="0"/>
+              <w:spacing w:before="20" w:after="20" w:line="240" w:lineRule="exact"/>
+              <w:ind w:left="0" w:leftChars="0" w:firstLine="0" w:firstLineChars="0"/>
+              <w:jc w:val="center"/>
+              <w:rPr>
+                <w:rFonts w:ascii="宋体" w:hAnsi="宋体" w:eastAsia="宋体" w:cs="宋体"/>
+                <w:sz w:val="21"/>
+                <w:szCs w:val="21"/>
+              </w:rPr>
+            </w:pPr>
+          </w:p>
+        </w:tc>
+        <w:tc>
+          <w:tcPr>
+            <w:tcW w:w="864" w:type="dxa"/>
+            <w:tcMar>
+              <w:top w:w="20" w:type="dxa"/>
+              <w:left w:w="55" w:type="dxa"/>
+              <w:bottom w:w="20" w:type="dxa"/>
+              <w:right w:w="55" w:type="dxa"/>
+            </w:tcMar>
+            <w:vAlign w:val="center"/>
+          </w:tcPr>
+          <w:p>
+            <w:pPr>
+              <w:widowControl w:val="0"/>
+              <w:kinsoku/>
+              <w:wordWrap/>
+              <w:overflowPunct/>
+              <w:snapToGrid w:val="0"/>
+              <w:spacing w:before="20" w:after="20" w:line="240" w:lineRule="exact"/>
+              <w:ind w:left="0" w:leftChars="0" w:firstLine="0" w:firstLineChars="0"/>
+              <w:jc w:val="center"/>
+              <w:rPr>
+                <w:rFonts w:ascii="宋体" w:hAnsi="宋体" w:eastAsia="宋体" w:cs="宋体"/>
+                <w:sz w:val="21"/>
+                <w:szCs w:val="21"/>
+              </w:rPr>
+            </w:pPr>
+          </w:p>
+        </w:tc>
+        <w:tc>
+          <w:tcPr>
+            <w:tcW w:w="864" w:type="dxa"/>
+            <w:tcMar>
+              <w:top w:w="20" w:type="dxa"/>
+              <w:left w:w="55" w:type="dxa"/>
+              <w:bottom w:w="20" w:type="dxa"/>
+              <w:right w:w="55" w:type="dxa"/>
+            </w:tcMar>
+            <w:vAlign w:val="center"/>
+          </w:tcPr>
+          <w:p>
+            <w:pPr>
+              <w:widowControl w:val="0"/>
+              <w:kinsoku/>
+              <w:wordWrap/>
+              <w:overflowPunct/>
+              <w:snapToGrid w:val="0"/>
+              <w:spacing w:before="20" w:after="20" w:line="240" w:lineRule="exact"/>
+              <w:ind w:left="0" w:leftChars="0" w:firstLine="0" w:firstLineChars="0"/>
+              <w:jc w:val="center"/>
+              <w:rPr>
+                <w:rFonts w:ascii="宋体" w:hAnsi="宋体" w:eastAsia="宋体" w:cs="宋体"/>
+                <w:sz w:val="21"/>
+                <w:szCs w:val="21"/>
+              </w:rPr>
+            </w:pPr>
+          </w:p>
+        </w:tc>
+        <w:tc>
+          <w:tcPr>
+            <w:tcW w:w="864" w:type="dxa"/>
+            <w:tcMar>
+              <w:top w:w="20" w:type="dxa"/>
+              <w:left w:w="55" w:type="dxa"/>
+              <w:bottom w:w="20" w:type="dxa"/>
+              <w:right w:w="55" w:type="dxa"/>
+            </w:tcMar>
+            <w:vAlign w:val="center"/>
+          </w:tcPr>
+          <w:p>
+            <w:pPr>
+              <w:widowControl w:val="0"/>
+              <w:kinsoku/>
+              <w:wordWrap/>
+              <w:overflowPunct/>
+              <w:snapToGrid w:val="0"/>
+              <w:spacing w:before="20" w:after="20" w:line="240" w:lineRule="exact"/>
+              <w:ind w:left="0" w:leftChars="0" w:firstLine="0" w:firstLineChars="0"/>
+              <w:jc w:val="center"/>
+              <w:rPr>
+                <w:rFonts w:ascii="宋体" w:hAnsi="宋体" w:eastAsia="宋体" w:cs="宋体"/>
+                <w:sz w:val="21"/>
+                <w:szCs w:val="21"/>
+              </w:rPr>
+            </w:pPr>
+          </w:p>
+        </w:tc>
+      </w:tr>
+      <w:tr>
+        <w:tc>
+          <w:tcPr>
+            <w:tcW w:w="1000" w:type="dxa"/>
+            <w:noWrap/>
+            <w:tcMar>
+              <w:top w:w="20" w:type="dxa"/>
+              <w:left w:w="55" w:type="dxa"/>
+              <w:bottom w:w="20" w:type="dxa"/>
+              <w:right w:w="55" w:type="dxa"/>
+            </w:tcMar>
+            <w:vAlign w:val="center"/>
+          </w:tcPr>
+          <w:p>
+            <w:pPr>
+              <w:widowControl w:val="0"/>
+              <w:kinsoku/>
+              <w:wordWrap/>
+              <w:overflowPunct/>
+              <w:snapToGrid w:val="0"/>
+              <w:spacing w:before="20" w:after="20" w:line="240" w:lineRule="exact"/>
+              <w:ind w:left="0" w:leftChars="0" w:firstLine="0" w:firstLineChars="0"/>
+              <w:jc w:val="center"/>
+              <w:rPr>
+                <w:rFonts w:ascii="宋体" w:hAnsi="宋体" w:eastAsia="宋体" w:cs="宋体"/>
+                <w:sz w:val="21"/>
+                <w:szCs w:val="21"/>
+              </w:rPr>
+            </w:pPr>
+            <w:r>
+              <w:rPr>
+                <w:rFonts w:ascii="宋体" w:hAnsi="宋体" w:eastAsia="宋体" w:cs="宋体"/>
+                <w:sz w:val="21"/>
+                <w:szCs w:val="21"/>
+              </w:rPr>
+              <w:t>6</w:t>
+            </w:r>
+          </w:p>
+        </w:tc>
+        <w:tc>
+          <w:tcPr>
+            <w:tcW w:w="4318" w:type="dxa"/>
+            <w:tcMar>
+              <w:top w:w="20" w:type="dxa"/>
+              <w:left w:w="55" w:type="dxa"/>
+              <w:bottom w:w="20" w:type="dxa"/>
+              <w:right w:w="55" w:type="dxa"/>
+            </w:tcMar>
+            <w:vAlign w:val="center"/>
+          </w:tcPr>
+          <w:p>
+            <w:pPr>
+              <w:widowControl w:val="0"/>
+              <w:kinsoku/>
+              <w:wordWrap/>
+              <w:overflowPunct/>
+              <w:snapToGrid w:val="0"/>
+              <w:spacing w:before="20" w:after="20" w:line="240" w:lineRule="exact"/>
+              <w:ind w:left="0" w:leftChars="0" w:firstLine="0" w:firstLineChars="0"/>
+              <w:jc w:val="both"/>
+              <w:rPr>
+                <w:rFonts w:ascii="宋体" w:hAnsi="宋体" w:eastAsia="宋体" w:cs="宋体"/>
+                <w:sz w:val="21"/>
+                <w:szCs w:val="21"/>
+              </w:rPr>
+            </w:pPr>
+            <w:r>
+              <w:rPr>
+                <w:rFonts w:ascii="宋体" w:hAnsi="宋体" w:eastAsia="宋体" w:cs="宋体"/>
+                <w:sz w:val="21"/>
+                <w:szCs w:val="21"/>
+              </w:rPr>
+              <w:t>想象力在提出假设的过程中有很重要的作用</w:t>
+            </w:r>
+          </w:p>
+        </w:tc>
+        <w:tc>
+          <w:tcPr>
+            <w:tcW w:w="864" w:type="dxa"/>
+            <w:tcMar>
+              <w:top w:w="20" w:type="dxa"/>
+              <w:left w:w="55" w:type="dxa"/>
+              <w:bottom w:w="20" w:type="dxa"/>
+              <w:right w:w="55" w:type="dxa"/>
+            </w:tcMar>
+            <w:vAlign w:val="center"/>
+          </w:tcPr>
+          <w:p>
+            <w:pPr>
+              <w:widowControl w:val="0"/>
+              <w:kinsoku/>
+              <w:wordWrap/>
+              <w:overflowPunct/>
+              <w:snapToGrid w:val="0"/>
+              <w:spacing w:before="20" w:after="20" w:line="240" w:lineRule="exact"/>
+              <w:ind w:left="0" w:leftChars="0" w:firstLine="0" w:firstLineChars="0"/>
+              <w:jc w:val="center"/>
+              <w:rPr>
+                <w:rFonts w:ascii="宋体" w:hAnsi="宋体" w:eastAsia="宋体" w:cs="宋体"/>
+                <w:sz w:val="21"/>
+                <w:szCs w:val="21"/>
+              </w:rPr>
+            </w:pPr>
+          </w:p>
+        </w:tc>
+        <w:tc>
+          <w:tcPr>
+            <w:tcW w:w="864" w:type="dxa"/>
+            <w:tcMar>
+              <w:top w:w="20" w:type="dxa"/>
+              <w:left w:w="55" w:type="dxa"/>
+              <w:bottom w:w="20" w:type="dxa"/>
+              <w:right w:w="55" w:type="dxa"/>
+            </w:tcMar>
+            <w:vAlign w:val="center"/>
+          </w:tcPr>
+          <w:p>
+            <w:pPr>
+              <w:widowControl w:val="0"/>
+              <w:kinsoku/>
+              <w:wordWrap/>
+              <w:overflowPunct/>
+              <w:snapToGrid w:val="0"/>
+              <w:spacing w:before="20" w:after="20" w:line="240" w:lineRule="exact"/>
+              <w:ind w:left="0" w:leftChars="0" w:firstLine="0" w:firstLineChars="0"/>
+              <w:jc w:val="center"/>
+              <w:rPr>
+                <w:rFonts w:ascii="宋体" w:hAnsi="宋体" w:eastAsia="宋体" w:cs="宋体"/>
+                <w:sz w:val="21"/>
+                <w:szCs w:val="21"/>
+              </w:rPr>
+            </w:pPr>
+          </w:p>
+        </w:tc>
+        <w:tc>
+          <w:tcPr>
+            <w:tcW w:w="864" w:type="dxa"/>
+            <w:tcMar>
+              <w:top w:w="20" w:type="dxa"/>
+              <w:left w:w="55" w:type="dxa"/>
+              <w:bottom w:w="20" w:type="dxa"/>
+              <w:right w:w="55" w:type="dxa"/>
+            </w:tcMar>
+            <w:vAlign w:val="center"/>
+          </w:tcPr>
+          <w:p>
+            <w:pPr>
+              <w:widowControl w:val="0"/>
+              <w:kinsoku/>
+              <w:wordWrap/>
+              <w:overflowPunct/>
+              <w:snapToGrid w:val="0"/>
+              <w:spacing w:before="20" w:after="20" w:line="240" w:lineRule="exact"/>
+              <w:ind w:left="0" w:leftChars="0" w:firstLine="0" w:firstLineChars="0"/>
+              <w:jc w:val="center"/>
+              <w:rPr>
+                <w:rFonts w:ascii="宋体" w:hAnsi="宋体" w:eastAsia="宋体" w:cs="宋体"/>
+                <w:sz w:val="21"/>
+                <w:szCs w:val="21"/>
+              </w:rPr>
+            </w:pPr>
+          </w:p>
+        </w:tc>
+        <w:tc>
+          <w:tcPr>
+            <w:tcW w:w="864" w:type="dxa"/>
+            <w:tcMar>
+              <w:top w:w="20" w:type="dxa"/>
+              <w:left w:w="55" w:type="dxa"/>
+              <w:bottom w:w="20" w:type="dxa"/>
+              <w:right w:w="55" w:type="dxa"/>
+            </w:tcMar>
+            <w:vAlign w:val="center"/>
+          </w:tcPr>
+          <w:p>
+            <w:pPr>
+              <w:widowControl w:val="0"/>
+              <w:kinsoku/>
+              <w:wordWrap/>
+              <w:overflowPunct/>
+              <w:snapToGrid w:val="0"/>
+              <w:spacing w:before="20" w:after="20" w:line="240" w:lineRule="exact"/>
+              <w:ind w:left="0" w:leftChars="0" w:firstLine="0" w:firstLineChars="0"/>
+              <w:jc w:val="center"/>
+              <w:rPr>
+                <w:rFonts w:ascii="宋体" w:hAnsi="宋体" w:eastAsia="宋体" w:cs="宋体"/>
+                <w:sz w:val="21"/>
+                <w:szCs w:val="21"/>
+              </w:rPr>
+            </w:pPr>
+          </w:p>
+        </w:tc>
+        <w:tc>
+          <w:tcPr>
+            <w:tcW w:w="864" w:type="dxa"/>
+            <w:tcMar>
+              <w:top w:w="20" w:type="dxa"/>
+              <w:left w:w="55" w:type="dxa"/>
+              <w:bottom w:w="20" w:type="dxa"/>
+              <w:right w:w="55" w:type="dxa"/>
+            </w:tcMar>
+            <w:vAlign w:val="center"/>
+          </w:tcPr>
+          <w:p>
+            <w:pPr>
+              <w:widowControl w:val="0"/>
+              <w:kinsoku/>
+              <w:wordWrap/>
+              <w:overflowPunct/>
+              <w:snapToGrid w:val="0"/>
+              <w:spacing w:before="20" w:after="20" w:line="240" w:lineRule="exact"/>
+              <w:ind w:left="0" w:leftChars="0" w:firstLine="0" w:firstLineChars="0"/>
+              <w:jc w:val="center"/>
+              <w:rPr>
+                <w:rFonts w:ascii="宋体" w:hAnsi="宋体" w:eastAsia="宋体" w:cs="宋体"/>
+                <w:sz w:val="21"/>
+                <w:szCs w:val="21"/>
+              </w:rPr>
+            </w:pPr>
+          </w:p>
+        </w:tc>
+      </w:tr>
+      <w:tr>
+        <w:tc>
+          <w:tcPr>
+            <w:tcW w:w="1000" w:type="dxa"/>
+            <w:noWrap/>
+            <w:tcMar>
+              <w:top w:w="20" w:type="dxa"/>
+              <w:left w:w="55" w:type="dxa"/>
+              <w:bottom w:w="20" w:type="dxa"/>
+              <w:right w:w="55" w:type="dxa"/>
+            </w:tcMar>
+            <w:vAlign w:val="center"/>
+          </w:tcPr>
+          <w:p>
+            <w:pPr>
+              <w:widowControl w:val="0"/>
+              <w:kinsoku/>
+              <w:wordWrap/>
+              <w:overflowPunct/>
+              <w:snapToGrid w:val="0"/>
+              <w:spacing w:before="20" w:after="20" w:line="240" w:lineRule="exact"/>
+              <w:ind w:left="0" w:leftChars="0" w:firstLine="0" w:firstLineChars="0"/>
+              <w:jc w:val="center"/>
+              <w:rPr>
+                <w:rFonts w:ascii="宋体" w:hAnsi="宋体" w:eastAsia="宋体" w:cs="宋体"/>
+                <w:sz w:val="21"/>
+                <w:szCs w:val="21"/>
+              </w:rPr>
+            </w:pPr>
+            <w:r>
+              <w:rPr>
+                <w:rFonts w:ascii="宋体" w:hAnsi="宋体" w:eastAsia="宋体" w:cs="宋体"/>
+                <w:sz w:val="21"/>
+                <w:szCs w:val="21"/>
+              </w:rPr>
+              <w:t>7</w:t>
+            </w:r>
+          </w:p>
+        </w:tc>
+        <w:tc>
+          <w:tcPr>
+            <w:tcW w:w="4318" w:type="dxa"/>
+            <w:tcMar>
+              <w:top w:w="20" w:type="dxa"/>
+              <w:left w:w="55" w:type="dxa"/>
+              <w:bottom w:w="20" w:type="dxa"/>
+              <w:right w:w="55" w:type="dxa"/>
+            </w:tcMar>
+            <w:vAlign w:val="center"/>
+          </w:tcPr>
+          <w:p>
+            <w:pPr>
+              <w:widowControl w:val="0"/>
+              <w:kinsoku/>
+              <w:wordWrap/>
+              <w:overflowPunct/>
+              <w:snapToGrid w:val="0"/>
+              <w:spacing w:before="20" w:after="20" w:line="240" w:lineRule="exact"/>
+              <w:ind w:left="0" w:leftChars="0" w:firstLine="0" w:firstLineChars="0"/>
+              <w:jc w:val="both"/>
+              <w:rPr>
+                <w:rFonts w:ascii="宋体" w:hAnsi="宋体" w:eastAsia="宋体" w:cs="宋体"/>
+                <w:sz w:val="21"/>
+                <w:szCs w:val="21"/>
+              </w:rPr>
+            </w:pPr>
+            <w:r>
+              <w:rPr>
+                <w:rFonts w:ascii="宋体" w:hAnsi="宋体" w:eastAsia="宋体" w:cs="宋体"/>
+                <w:sz w:val="21"/>
+                <w:szCs w:val="21"/>
+              </w:rPr>
+              <w:t>科学知识在不同的时代背景下的解释都是一成不变的</w:t>
+            </w:r>
+          </w:p>
+        </w:tc>
+        <w:tc>
+          <w:tcPr>
+            <w:tcW w:w="864" w:type="dxa"/>
+            <w:tcMar>
+              <w:top w:w="20" w:type="dxa"/>
+              <w:left w:w="55" w:type="dxa"/>
+              <w:bottom w:w="20" w:type="dxa"/>
+              <w:right w:w="55" w:type="dxa"/>
+            </w:tcMar>
+            <w:vAlign w:val="center"/>
+          </w:tcPr>
+          <w:p>
+            <w:pPr>
+              <w:widowControl w:val="0"/>
+              <w:kinsoku/>
+              <w:wordWrap/>
+              <w:overflowPunct/>
+              <w:snapToGrid w:val="0"/>
+              <w:spacing w:before="20" w:after="20" w:line="240" w:lineRule="exact"/>
+              <w:ind w:left="0" w:leftChars="0" w:firstLine="0" w:firstLineChars="0"/>
+              <w:jc w:val="center"/>
+              <w:rPr>
+                <w:rFonts w:ascii="宋体" w:hAnsi="宋体" w:eastAsia="宋体" w:cs="宋体"/>
+                <w:sz w:val="21"/>
+                <w:szCs w:val="21"/>
+              </w:rPr>
+            </w:pPr>
+          </w:p>
+        </w:tc>
+        <w:tc>
+          <w:tcPr>
+            <w:tcW w:w="864" w:type="dxa"/>
+            <w:tcMar>
+              <w:top w:w="20" w:type="dxa"/>
+              <w:left w:w="55" w:type="dxa"/>
+              <w:bottom w:w="20" w:type="dxa"/>
+              <w:right w:w="55" w:type="dxa"/>
+            </w:tcMar>
+            <w:vAlign w:val="center"/>
+          </w:tcPr>
+          <w:p>
+            <w:pPr>
+              <w:widowControl w:val="0"/>
+              <w:kinsoku/>
+              <w:wordWrap/>
+              <w:overflowPunct/>
+              <w:snapToGrid w:val="0"/>
+              <w:spacing w:before="20" w:after="20" w:line="240" w:lineRule="exact"/>
+              <w:ind w:left="0" w:leftChars="0" w:firstLine="0" w:firstLineChars="0"/>
+              <w:jc w:val="center"/>
+              <w:rPr>
+                <w:rFonts w:ascii="宋体" w:hAnsi="宋体" w:eastAsia="宋体" w:cs="宋体"/>
+                <w:sz w:val="21"/>
+                <w:szCs w:val="21"/>
+              </w:rPr>
+            </w:pPr>
+          </w:p>
+        </w:tc>
+        <w:tc>
+          <w:tcPr>
+            <w:tcW w:w="864" w:type="dxa"/>
+            <w:tcMar>
+              <w:top w:w="20" w:type="dxa"/>
+              <w:left w:w="55" w:type="dxa"/>
+              <w:bottom w:w="20" w:type="dxa"/>
+              <w:right w:w="55" w:type="dxa"/>
+            </w:tcMar>
+            <w:vAlign w:val="center"/>
+          </w:tcPr>
+          <w:p>
+            <w:pPr>
+              <w:widowControl w:val="0"/>
+              <w:kinsoku/>
+              <w:wordWrap/>
+              <w:overflowPunct/>
+              <w:snapToGrid w:val="0"/>
+              <w:spacing w:before="20" w:after="20" w:line="240" w:lineRule="exact"/>
+              <w:ind w:left="0" w:leftChars="0" w:firstLine="0" w:firstLineChars="0"/>
+              <w:jc w:val="center"/>
+              <w:rPr>
+                <w:rFonts w:ascii="宋体" w:hAnsi="宋体" w:eastAsia="宋体" w:cs="宋体"/>
+                <w:sz w:val="21"/>
+                <w:szCs w:val="21"/>
+              </w:rPr>
+            </w:pPr>
+          </w:p>
+        </w:tc>
+        <w:tc>
+          <w:tcPr>
+            <w:tcW w:w="864" w:type="dxa"/>
+            <w:tcMar>
+              <w:top w:w="20" w:type="dxa"/>
+              <w:left w:w="55" w:type="dxa"/>
+              <w:bottom w:w="20" w:type="dxa"/>
+              <w:right w:w="55" w:type="dxa"/>
+            </w:tcMar>
+            <w:vAlign w:val="center"/>
+          </w:tcPr>
+          <w:p>
+            <w:pPr>
+              <w:widowControl w:val="0"/>
+              <w:kinsoku/>
+              <w:wordWrap/>
+              <w:overflowPunct/>
+              <w:snapToGrid w:val="0"/>
+              <w:spacing w:before="20" w:after="20" w:line="240" w:lineRule="exact"/>
+              <w:ind w:left="0" w:leftChars="0" w:firstLine="0" w:firstLineChars="0"/>
+              <w:jc w:val="center"/>
+              <w:rPr>
+                <w:rFonts w:ascii="宋体" w:hAnsi="宋体" w:eastAsia="宋体" w:cs="宋体"/>
+                <w:sz w:val="21"/>
+                <w:szCs w:val="21"/>
+              </w:rPr>
+            </w:pPr>
+          </w:p>
+        </w:tc>
+        <w:tc>
+          <w:tcPr>
+            <w:tcW w:w="864" w:type="dxa"/>
+            <w:tcMar>
+              <w:top w:w="20" w:type="dxa"/>
+              <w:left w:w="55" w:type="dxa"/>
+              <w:bottom w:w="20" w:type="dxa"/>
+              <w:right w:w="55" w:type="dxa"/>
+            </w:tcMar>
+            <w:vAlign w:val="center"/>
+          </w:tcPr>
+          <w:p>
+            <w:pPr>
+              <w:widowControl w:val="0"/>
+              <w:kinsoku/>
+              <w:wordWrap/>
+              <w:overflowPunct/>
+              <w:snapToGrid w:val="0"/>
+              <w:spacing w:before="20" w:after="20" w:line="240" w:lineRule="exact"/>
+              <w:ind w:left="0" w:leftChars="0" w:firstLine="0" w:firstLineChars="0"/>
+              <w:jc w:val="center"/>
+              <w:rPr>
+                <w:rFonts w:ascii="宋体" w:hAnsi="宋体" w:eastAsia="宋体" w:cs="宋体"/>
+                <w:sz w:val="21"/>
+                <w:szCs w:val="21"/>
+              </w:rPr>
+            </w:pPr>
+          </w:p>
+        </w:tc>
+      </w:tr>
+      <w:tr>
+        <w:tc>
+          <w:tcPr>
+            <w:tcW w:w="1000" w:type="dxa"/>
+            <w:noWrap/>
+            <w:tcMar>
+              <w:top w:w="20" w:type="dxa"/>
+              <w:left w:w="55" w:type="dxa"/>
+              <w:bottom w:w="20" w:type="dxa"/>
+              <w:right w:w="55" w:type="dxa"/>
+            </w:tcMar>
+            <w:vAlign w:val="center"/>
+          </w:tcPr>
+          <w:p>
+            <w:pPr>
+              <w:widowControl w:val="0"/>
+              <w:kinsoku/>
+              <w:wordWrap/>
+              <w:overflowPunct/>
+              <w:snapToGrid w:val="0"/>
+              <w:spacing w:before="20" w:after="20" w:line="240" w:lineRule="exact"/>
+              <w:ind w:left="0" w:leftChars="0" w:firstLine="0" w:firstLineChars="0"/>
+              <w:jc w:val="center"/>
+              <w:rPr>
+                <w:rFonts w:ascii="宋体" w:hAnsi="宋体" w:eastAsia="宋体" w:cs="宋体"/>
+                <w:sz w:val="21"/>
+                <w:szCs w:val="21"/>
+              </w:rPr>
+            </w:pPr>
+            <w:r>
+              <w:rPr>
+                <w:rFonts w:ascii="宋体" w:hAnsi="宋体" w:eastAsia="宋体" w:cs="宋体"/>
+                <w:sz w:val="21"/>
+                <w:szCs w:val="21"/>
+              </w:rPr>
+              <w:t>8</w:t>
+            </w:r>
+          </w:p>
+        </w:tc>
+        <w:tc>
+          <w:tcPr>
+            <w:tcW w:w="4318" w:type="dxa"/>
+            <w:tcMar>
+              <w:top w:w="20" w:type="dxa"/>
+              <w:left w:w="55" w:type="dxa"/>
+              <w:bottom w:w="20" w:type="dxa"/>
+              <w:right w:w="55" w:type="dxa"/>
+            </w:tcMar>
+            <w:vAlign w:val="center"/>
+          </w:tcPr>
+          <w:p>
+            <w:pPr>
+              <w:widowControl w:val="0"/>
+              <w:kinsoku/>
+              <w:wordWrap/>
+              <w:overflowPunct/>
+              <w:snapToGrid w:val="0"/>
+              <w:spacing w:before="20" w:after="20" w:line="240" w:lineRule="exact"/>
+              <w:ind w:left="0" w:leftChars="0" w:firstLine="0" w:firstLineChars="0"/>
+              <w:jc w:val="both"/>
+              <w:rPr>
+                <w:rFonts w:ascii="宋体" w:hAnsi="宋体" w:eastAsia="宋体" w:cs="宋体"/>
+                <w:sz w:val="21"/>
+                <w:szCs w:val="21"/>
+              </w:rPr>
+            </w:pPr>
+            <w:r>
+              <w:rPr>
+                <w:rFonts w:ascii="宋体" w:hAnsi="宋体" w:eastAsia="宋体" w:cs="宋体"/>
+                <w:sz w:val="21"/>
+                <w:szCs w:val="21"/>
+              </w:rPr>
+              <w:t>实验并不是发展科学的唯一方法</w:t>
+            </w:r>
+          </w:p>
+        </w:tc>
+        <w:tc>
+          <w:tcPr>
+            <w:tcW w:w="864" w:type="dxa"/>
+            <w:tcMar>
+              <w:top w:w="20" w:type="dxa"/>
+              <w:left w:w="55" w:type="dxa"/>
+              <w:bottom w:w="20" w:type="dxa"/>
+              <w:right w:w="55" w:type="dxa"/>
+            </w:tcMar>
+            <w:vAlign w:val="center"/>
+          </w:tcPr>
+          <w:p>
+            <w:pPr>
+              <w:widowControl w:val="0"/>
+              <w:kinsoku/>
+              <w:wordWrap/>
+              <w:overflowPunct/>
+              <w:snapToGrid w:val="0"/>
+              <w:spacing w:before="20" w:after="20" w:line="240" w:lineRule="exact"/>
+              <w:ind w:left="0" w:leftChars="0" w:firstLine="0" w:firstLineChars="0"/>
+              <w:jc w:val="center"/>
+              <w:rPr>
+                <w:rFonts w:ascii="宋体" w:hAnsi="宋体" w:eastAsia="宋体" w:cs="宋体"/>
+                <w:sz w:val="21"/>
+                <w:szCs w:val="21"/>
+              </w:rPr>
+            </w:pPr>
+          </w:p>
+        </w:tc>
+        <w:tc>
+          <w:tcPr>
+            <w:tcW w:w="864" w:type="dxa"/>
+            <w:tcMar>
+              <w:top w:w="20" w:type="dxa"/>
+              <w:left w:w="55" w:type="dxa"/>
+              <w:bottom w:w="20" w:type="dxa"/>
+              <w:right w:w="55" w:type="dxa"/>
+            </w:tcMar>
+            <w:vAlign w:val="center"/>
+          </w:tcPr>
+          <w:p>
+            <w:pPr>
+              <w:widowControl w:val="0"/>
+              <w:kinsoku/>
+              <w:wordWrap/>
+              <w:overflowPunct/>
+              <w:snapToGrid w:val="0"/>
+              <w:spacing w:before="20" w:after="20" w:line="240" w:lineRule="exact"/>
+              <w:ind w:left="0" w:leftChars="0" w:firstLine="0" w:firstLineChars="0"/>
+              <w:jc w:val="center"/>
+              <w:rPr>
+                <w:rFonts w:ascii="宋体" w:hAnsi="宋体" w:eastAsia="宋体" w:cs="宋体"/>
+                <w:sz w:val="21"/>
+                <w:szCs w:val="21"/>
+              </w:rPr>
+            </w:pPr>
+          </w:p>
+        </w:tc>
+        <w:tc>
+          <w:tcPr>
+            <w:tcW w:w="864" w:type="dxa"/>
+            <w:tcMar>
+              <w:top w:w="20" w:type="dxa"/>
+              <w:left w:w="55" w:type="dxa"/>
+              <w:bottom w:w="20" w:type="dxa"/>
+              <w:right w:w="55" w:type="dxa"/>
+            </w:tcMar>
+            <w:vAlign w:val="center"/>
+          </w:tcPr>
+          <w:p>
+            <w:pPr>
+              <w:widowControl w:val="0"/>
+              <w:kinsoku/>
+              <w:wordWrap/>
+              <w:overflowPunct/>
+              <w:snapToGrid w:val="0"/>
+              <w:spacing w:before="20" w:after="20" w:line="240" w:lineRule="exact"/>
+              <w:ind w:left="0" w:leftChars="0" w:firstLine="0" w:firstLineChars="0"/>
+              <w:jc w:val="center"/>
+              <w:rPr>
+                <w:rFonts w:ascii="宋体" w:hAnsi="宋体" w:eastAsia="宋体" w:cs="宋体"/>
+                <w:sz w:val="21"/>
+                <w:szCs w:val="21"/>
+              </w:rPr>
+            </w:pPr>
+          </w:p>
+        </w:tc>
+        <w:tc>
+          <w:tcPr>
+            <w:tcW w:w="864" w:type="dxa"/>
+            <w:tcMar>
+              <w:top w:w="20" w:type="dxa"/>
+              <w:left w:w="55" w:type="dxa"/>
+              <w:bottom w:w="20" w:type="dxa"/>
+              <w:right w:w="55" w:type="dxa"/>
+            </w:tcMar>
+            <w:vAlign w:val="center"/>
+          </w:tcPr>
+          <w:p>
+            <w:pPr>
+              <w:widowControl w:val="0"/>
+              <w:kinsoku/>
+              <w:wordWrap/>
+              <w:overflowPunct/>
+              <w:snapToGrid w:val="0"/>
+              <w:spacing w:before="20" w:after="20" w:line="240" w:lineRule="exact"/>
+              <w:ind w:left="0" w:leftChars="0" w:firstLine="0" w:firstLineChars="0"/>
+              <w:jc w:val="center"/>
+              <w:rPr>
+                <w:rFonts w:ascii="宋体" w:hAnsi="宋体" w:eastAsia="宋体" w:cs="宋体"/>
+                <w:sz w:val="21"/>
+                <w:szCs w:val="21"/>
+              </w:rPr>
+            </w:pPr>
+          </w:p>
+        </w:tc>
+        <w:tc>
+          <w:tcPr>
+            <w:tcW w:w="864" w:type="dxa"/>
+            <w:tcMar>
+              <w:top w:w="20" w:type="dxa"/>
+              <w:left w:w="55" w:type="dxa"/>
+              <w:bottom w:w="20" w:type="dxa"/>
+              <w:right w:w="55" w:type="dxa"/>
+            </w:tcMar>
+            <w:vAlign w:val="center"/>
+          </w:tcPr>
+          <w:p>
+            <w:pPr>
+              <w:widowControl w:val="0"/>
+              <w:kinsoku/>
+              <w:wordWrap/>
+              <w:overflowPunct/>
+              <w:snapToGrid w:val="0"/>
+              <w:spacing w:before="20" w:after="20" w:line="240" w:lineRule="exact"/>
+              <w:ind w:left="0" w:leftChars="0" w:firstLine="0" w:firstLineChars="0"/>
+              <w:jc w:val="center"/>
+              <w:rPr>
+                <w:rFonts w:ascii="宋体" w:hAnsi="宋体" w:eastAsia="宋体" w:cs="宋体"/>
+                <w:sz w:val="21"/>
+                <w:szCs w:val="21"/>
+              </w:rPr>
+            </w:pPr>
+          </w:p>
+        </w:tc>
+      </w:tr>
+      <w:tr>
+        <w:tc>
+          <w:tcPr>
+            <w:tcW w:w="1000" w:type="dxa"/>
+            <w:noWrap/>
+            <w:tcMar>
+              <w:top w:w="20" w:type="dxa"/>
+              <w:left w:w="55" w:type="dxa"/>
+              <w:bottom w:w="20" w:type="dxa"/>
+              <w:right w:w="55" w:type="dxa"/>
+            </w:tcMar>
+            <w:vAlign w:val="center"/>
+          </w:tcPr>
+          <w:p>
+            <w:pPr>
+              <w:widowControl w:val="0"/>
+              <w:kinsoku/>
+              <w:wordWrap/>
+              <w:overflowPunct/>
+              <w:snapToGrid w:val="0"/>
+              <w:spacing w:before="20" w:after="20" w:line="240" w:lineRule="exact"/>
+              <w:ind w:left="0" w:leftChars="0" w:firstLine="0" w:firstLineChars="0"/>
+              <w:jc w:val="center"/>
+              <w:rPr>
+                <w:rFonts w:ascii="宋体" w:hAnsi="宋体" w:eastAsia="宋体" w:cs="宋体"/>
+                <w:sz w:val="21"/>
+                <w:szCs w:val="21"/>
+              </w:rPr>
+            </w:pPr>
+            <w:r>
+              <w:rPr>
+                <w:rFonts w:ascii="宋体" w:hAnsi="宋体" w:eastAsia="宋体" w:cs="宋体"/>
+                <w:sz w:val="21"/>
+                <w:szCs w:val="21"/>
+              </w:rPr>
+              <w:t>9</w:t>
+            </w:r>
+          </w:p>
+        </w:tc>
+        <w:tc>
+          <w:tcPr>
+            <w:tcW w:w="4318" w:type="dxa"/>
+            <w:tcMar>
+              <w:top w:w="20" w:type="dxa"/>
+              <w:left w:w="55" w:type="dxa"/>
+              <w:bottom w:w="20" w:type="dxa"/>
+              <w:right w:w="55" w:type="dxa"/>
+            </w:tcMar>
+            <w:vAlign w:val="center"/>
+          </w:tcPr>
+          <w:p>
+            <w:pPr>
+              <w:widowControl w:val="0"/>
+              <w:kinsoku/>
+              <w:wordWrap/>
+              <w:overflowPunct/>
+              <w:snapToGrid w:val="0"/>
+              <w:spacing w:before="20" w:after="20" w:line="240" w:lineRule="exact"/>
+              <w:ind w:left="0" w:leftChars="0" w:firstLine="0" w:firstLineChars="0"/>
+              <w:jc w:val="both"/>
+              <w:rPr>
+                <w:rFonts w:ascii="宋体" w:hAnsi="宋体" w:eastAsia="宋体" w:cs="宋体"/>
+                <w:sz w:val="21"/>
+                <w:szCs w:val="21"/>
+              </w:rPr>
+            </w:pPr>
+            <w:r>
+              <w:rPr>
+                <w:rFonts w:ascii="宋体" w:hAnsi="宋体" w:eastAsia="宋体" w:cs="宋体"/>
+                <w:sz w:val="21"/>
+                <w:szCs w:val="21"/>
+              </w:rPr>
+              <w:t>实验结果的解释是固定的，不会因为不同人而有不同的解释</w:t>
+            </w:r>
+          </w:p>
+        </w:tc>
+        <w:tc>
+          <w:tcPr>
+            <w:tcW w:w="864" w:type="dxa"/>
+            <w:tcMar>
+              <w:top w:w="20" w:type="dxa"/>
+              <w:left w:w="55" w:type="dxa"/>
+              <w:bottom w:w="20" w:type="dxa"/>
+              <w:right w:w="55" w:type="dxa"/>
+            </w:tcMar>
+            <w:vAlign w:val="center"/>
+          </w:tcPr>
+          <w:p>
+            <w:pPr>
+              <w:widowControl w:val="0"/>
+              <w:kinsoku/>
+              <w:wordWrap/>
+              <w:overflowPunct/>
+              <w:snapToGrid w:val="0"/>
+              <w:spacing w:before="20" w:after="20" w:line="240" w:lineRule="exact"/>
+              <w:ind w:left="0" w:leftChars="0" w:firstLine="0" w:firstLineChars="0"/>
+              <w:jc w:val="center"/>
+              <w:rPr>
+                <w:rFonts w:ascii="宋体" w:hAnsi="宋体" w:eastAsia="宋体" w:cs="宋体"/>
+                <w:sz w:val="21"/>
+                <w:szCs w:val="21"/>
+              </w:rPr>
+            </w:pPr>
+          </w:p>
+        </w:tc>
+        <w:tc>
+          <w:tcPr>
+            <w:tcW w:w="864" w:type="dxa"/>
+            <w:tcMar>
+              <w:top w:w="20" w:type="dxa"/>
+              <w:left w:w="55" w:type="dxa"/>
+              <w:bottom w:w="20" w:type="dxa"/>
+              <w:right w:w="55" w:type="dxa"/>
+            </w:tcMar>
+            <w:vAlign w:val="center"/>
+          </w:tcPr>
+          <w:p>
+            <w:pPr>
+              <w:widowControl w:val="0"/>
+              <w:kinsoku/>
+              <w:wordWrap/>
+              <w:overflowPunct/>
+              <w:snapToGrid w:val="0"/>
+              <w:spacing w:before="20" w:after="20" w:line="240" w:lineRule="exact"/>
+              <w:ind w:left="0" w:leftChars="0" w:firstLine="0" w:firstLineChars="0"/>
+              <w:jc w:val="center"/>
+              <w:rPr>
+                <w:rFonts w:ascii="宋体" w:hAnsi="宋体" w:eastAsia="宋体" w:cs="宋体"/>
+                <w:sz w:val="21"/>
+                <w:szCs w:val="21"/>
+              </w:rPr>
+            </w:pPr>
+          </w:p>
+        </w:tc>
+        <w:tc>
+          <w:tcPr>
+            <w:tcW w:w="864" w:type="dxa"/>
+            <w:tcMar>
+              <w:top w:w="20" w:type="dxa"/>
+              <w:left w:w="55" w:type="dxa"/>
+              <w:bottom w:w="20" w:type="dxa"/>
+              <w:right w:w="55" w:type="dxa"/>
+            </w:tcMar>
+            <w:vAlign w:val="center"/>
+          </w:tcPr>
+          <w:p>
+            <w:pPr>
+              <w:widowControl w:val="0"/>
+              <w:kinsoku/>
+              <w:wordWrap/>
+              <w:overflowPunct/>
+              <w:snapToGrid w:val="0"/>
+              <w:spacing w:before="20" w:after="20" w:line="240" w:lineRule="exact"/>
+              <w:ind w:left="0" w:leftChars="0" w:firstLine="0" w:firstLineChars="0"/>
+              <w:jc w:val="center"/>
+              <w:rPr>
+                <w:rFonts w:ascii="宋体" w:hAnsi="宋体" w:eastAsia="宋体" w:cs="宋体"/>
+                <w:sz w:val="21"/>
+                <w:szCs w:val="21"/>
+              </w:rPr>
+            </w:pPr>
+          </w:p>
+        </w:tc>
+        <w:tc>
+          <w:tcPr>
+            <w:tcW w:w="864" w:type="dxa"/>
+            <w:tcMar>
+              <w:top w:w="20" w:type="dxa"/>
+              <w:left w:w="55" w:type="dxa"/>
+              <w:bottom w:w="20" w:type="dxa"/>
+              <w:right w:w="55" w:type="dxa"/>
+            </w:tcMar>
+            <w:vAlign w:val="center"/>
+          </w:tcPr>
+          <w:p>
+            <w:pPr>
+              <w:widowControl w:val="0"/>
+              <w:kinsoku/>
+              <w:wordWrap/>
+              <w:overflowPunct/>
+              <w:snapToGrid w:val="0"/>
+              <w:spacing w:before="20" w:after="20" w:line="240" w:lineRule="exact"/>
+              <w:ind w:left="0" w:leftChars="0" w:firstLine="0" w:firstLineChars="0"/>
+              <w:jc w:val="center"/>
+              <w:rPr>
+                <w:rFonts w:ascii="宋体" w:hAnsi="宋体" w:eastAsia="宋体" w:cs="宋体"/>
+                <w:sz w:val="21"/>
+                <w:szCs w:val="21"/>
+              </w:rPr>
+            </w:pPr>
+          </w:p>
+        </w:tc>
+        <w:tc>
+          <w:tcPr>
+            <w:tcW w:w="864" w:type="dxa"/>
+            <w:tcMar>
+              <w:top w:w="20" w:type="dxa"/>
+              <w:left w:w="55" w:type="dxa"/>
+              <w:bottom w:w="20" w:type="dxa"/>
+              <w:right w:w="55" w:type="dxa"/>
+            </w:tcMar>
+            <w:vAlign w:val="center"/>
+          </w:tcPr>
+          <w:p>
+            <w:pPr>
+              <w:widowControl w:val="0"/>
+              <w:kinsoku/>
+              <w:wordWrap/>
+              <w:overflowPunct/>
+              <w:snapToGrid w:val="0"/>
+              <w:spacing w:before="20" w:after="20" w:line="240" w:lineRule="exact"/>
+              <w:ind w:left="0" w:leftChars="0" w:firstLine="0" w:firstLineChars="0"/>
+              <w:jc w:val="center"/>
+              <w:rPr>
+                <w:rFonts w:ascii="宋体" w:hAnsi="宋体" w:eastAsia="宋体" w:cs="宋体"/>
+                <w:sz w:val="21"/>
+                <w:szCs w:val="21"/>
+              </w:rPr>
+            </w:pPr>
+          </w:p>
+        </w:tc>
+      </w:tr>
+      <w:tr>
+        <w:tc>
+          <w:tcPr>
+            <w:tcW w:w="1000" w:type="dxa"/>
+            <w:noWrap/>
+            <w:tcMar>
+              <w:top w:w="20" w:type="dxa"/>
+              <w:left w:w="55" w:type="dxa"/>
+              <w:bottom w:w="20" w:type="dxa"/>
+              <w:right w:w="55" w:type="dxa"/>
+            </w:tcMar>
+            <w:vAlign w:val="center"/>
+          </w:tcPr>
+          <w:p>
+            <w:pPr>
+              <w:widowControl w:val="0"/>
+              <w:kinsoku/>
+              <w:wordWrap/>
+              <w:overflowPunct/>
+              <w:snapToGrid w:val="0"/>
+              <w:spacing w:before="20" w:after="20" w:line="240" w:lineRule="exact"/>
+              <w:ind w:left="0" w:leftChars="0" w:firstLine="0" w:firstLineChars="0"/>
+              <w:jc w:val="center"/>
+              <w:rPr>
+                <w:rFonts w:ascii="宋体" w:hAnsi="宋体" w:eastAsia="宋体" w:cs="宋体"/>
+                <w:sz w:val="21"/>
+                <w:szCs w:val="21"/>
+              </w:rPr>
+            </w:pPr>
+            <w:r>
+              <w:rPr>
+                <w:rFonts w:ascii="宋体" w:hAnsi="宋体" w:eastAsia="宋体" w:cs="宋体"/>
+                <w:sz w:val="21"/>
+                <w:szCs w:val="21"/>
+              </w:rPr>
+              <w:t>10</w:t>
+            </w:r>
+          </w:p>
+        </w:tc>
+        <w:tc>
+          <w:tcPr>
+            <w:tcW w:w="4318" w:type="dxa"/>
+            <w:tcMar>
+              <w:top w:w="20" w:type="dxa"/>
+              <w:left w:w="55" w:type="dxa"/>
+              <w:bottom w:w="20" w:type="dxa"/>
+              <w:right w:w="55" w:type="dxa"/>
+            </w:tcMar>
+            <w:vAlign w:val="center"/>
+          </w:tcPr>
+          <w:p>
+            <w:pPr>
+              <w:widowControl w:val="0"/>
+              <w:kinsoku/>
+              <w:wordWrap/>
+              <w:overflowPunct/>
+              <w:snapToGrid w:val="0"/>
+              <w:spacing w:before="20" w:after="20" w:line="240" w:lineRule="exact"/>
+              <w:ind w:left="0" w:leftChars="0" w:firstLine="0" w:firstLineChars="0"/>
+              <w:jc w:val="both"/>
+              <w:rPr>
+                <w:rFonts w:ascii="宋体" w:hAnsi="宋体" w:eastAsia="宋体" w:cs="宋体"/>
+                <w:sz w:val="21"/>
+                <w:szCs w:val="21"/>
+              </w:rPr>
+            </w:pPr>
+            <w:r>
+              <w:rPr>
+                <w:rFonts w:ascii="宋体" w:hAnsi="宋体" w:eastAsia="宋体" w:cs="宋体"/>
+                <w:sz w:val="21"/>
+                <w:szCs w:val="21"/>
+              </w:rPr>
+              <w:t>科学家身份与普通公民不同，解决公共事务问题的手段相同</w:t>
+            </w:r>
+          </w:p>
+        </w:tc>
+        <w:tc>
+          <w:tcPr>
+            <w:tcW w:w="864" w:type="dxa"/>
+            <w:tcMar>
+              <w:top w:w="20" w:type="dxa"/>
+              <w:left w:w="55" w:type="dxa"/>
+              <w:bottom w:w="20" w:type="dxa"/>
+              <w:right w:w="55" w:type="dxa"/>
+            </w:tcMar>
+            <w:vAlign w:val="center"/>
+          </w:tcPr>
+          <w:p>
+            <w:pPr>
+              <w:widowControl w:val="0"/>
+              <w:kinsoku/>
+              <w:wordWrap/>
+              <w:overflowPunct/>
+              <w:snapToGrid w:val="0"/>
+              <w:spacing w:before="20" w:after="20" w:line="240" w:lineRule="exact"/>
+              <w:ind w:left="0" w:leftChars="0" w:firstLine="0" w:firstLineChars="0"/>
+              <w:jc w:val="center"/>
+              <w:rPr>
+                <w:rFonts w:ascii="宋体" w:hAnsi="宋体" w:eastAsia="宋体" w:cs="宋体"/>
+                <w:sz w:val="21"/>
+                <w:szCs w:val="21"/>
+              </w:rPr>
+            </w:pPr>
+          </w:p>
+        </w:tc>
+        <w:tc>
+          <w:tcPr>
+            <w:tcW w:w="864" w:type="dxa"/>
+            <w:tcMar>
+              <w:top w:w="20" w:type="dxa"/>
+              <w:left w:w="55" w:type="dxa"/>
+              <w:bottom w:w="20" w:type="dxa"/>
+              <w:right w:w="55" w:type="dxa"/>
+            </w:tcMar>
+            <w:vAlign w:val="center"/>
+          </w:tcPr>
+          <w:p>
+            <w:pPr>
+              <w:widowControl w:val="0"/>
+              <w:kinsoku/>
+              <w:wordWrap/>
+              <w:overflowPunct/>
+              <w:snapToGrid w:val="0"/>
+              <w:spacing w:before="20" w:after="20" w:line="240" w:lineRule="exact"/>
+              <w:ind w:left="0" w:leftChars="0" w:firstLine="0" w:firstLineChars="0"/>
+              <w:jc w:val="center"/>
+              <w:rPr>
+                <w:rFonts w:ascii="宋体" w:hAnsi="宋体" w:eastAsia="宋体" w:cs="宋体"/>
+                <w:sz w:val="21"/>
+                <w:szCs w:val="21"/>
+              </w:rPr>
+            </w:pPr>
+          </w:p>
+        </w:tc>
+        <w:tc>
+          <w:tcPr>
+            <w:tcW w:w="864" w:type="dxa"/>
+            <w:tcMar>
+              <w:top w:w="20" w:type="dxa"/>
+              <w:left w:w="55" w:type="dxa"/>
+              <w:bottom w:w="20" w:type="dxa"/>
+              <w:right w:w="55" w:type="dxa"/>
+            </w:tcMar>
+            <w:vAlign w:val="center"/>
+          </w:tcPr>
+          <w:p>
+            <w:pPr>
+              <w:widowControl w:val="0"/>
+              <w:kinsoku/>
+              <w:wordWrap/>
+              <w:overflowPunct/>
+              <w:snapToGrid w:val="0"/>
+              <w:spacing w:before="20" w:after="20" w:line="240" w:lineRule="exact"/>
+              <w:ind w:left="0" w:leftChars="0" w:firstLine="0" w:firstLineChars="0"/>
+              <w:jc w:val="center"/>
+              <w:rPr>
+                <w:rFonts w:ascii="宋体" w:hAnsi="宋体" w:eastAsia="宋体" w:cs="宋体"/>
+                <w:sz w:val="21"/>
+                <w:szCs w:val="21"/>
+              </w:rPr>
+            </w:pPr>
+          </w:p>
+        </w:tc>
+        <w:tc>
+          <w:tcPr>
+            <w:tcW w:w="864" w:type="dxa"/>
+            <w:tcMar>
+              <w:top w:w="20" w:type="dxa"/>
+              <w:left w:w="55" w:type="dxa"/>
+              <w:bottom w:w="20" w:type="dxa"/>
+              <w:right w:w="55" w:type="dxa"/>
+            </w:tcMar>
+            <w:vAlign w:val="center"/>
+          </w:tcPr>
+          <w:p>
+            <w:pPr>
+              <w:widowControl w:val="0"/>
+              <w:kinsoku/>
+              <w:wordWrap/>
+              <w:overflowPunct/>
+              <w:snapToGrid w:val="0"/>
+              <w:spacing w:before="20" w:after="20" w:line="240" w:lineRule="exact"/>
+              <w:ind w:left="0" w:leftChars="0" w:firstLine="0" w:firstLineChars="0"/>
+              <w:jc w:val="center"/>
+              <w:rPr>
+                <w:rFonts w:ascii="宋体" w:hAnsi="宋体" w:eastAsia="宋体" w:cs="宋体"/>
+                <w:sz w:val="21"/>
+                <w:szCs w:val="21"/>
+              </w:rPr>
+            </w:pPr>
+          </w:p>
+        </w:tc>
+        <w:tc>
+          <w:tcPr>
+            <w:tcW w:w="864" w:type="dxa"/>
+            <w:tcMar>
+              <w:top w:w="20" w:type="dxa"/>
+              <w:left w:w="55" w:type="dxa"/>
+              <w:bottom w:w="20" w:type="dxa"/>
+              <w:right w:w="55" w:type="dxa"/>
+            </w:tcMar>
+            <w:vAlign w:val="center"/>
+          </w:tcPr>
+          <w:p>
+            <w:pPr>
+              <w:widowControl w:val="0"/>
+              <w:kinsoku/>
+              <w:wordWrap/>
+              <w:overflowPunct/>
+              <w:snapToGrid w:val="0"/>
+              <w:spacing w:before="20" w:after="20" w:line="240" w:lineRule="exact"/>
+              <w:ind w:left="0" w:leftChars="0" w:firstLine="0" w:firstLineChars="0"/>
+              <w:jc w:val="center"/>
+              <w:rPr>
+                <w:rFonts w:ascii="宋体" w:hAnsi="宋体" w:eastAsia="宋体" w:cs="宋体"/>
+                <w:sz w:val="21"/>
+                <w:szCs w:val="21"/>
+              </w:rPr>
+            </w:pPr>
+          </w:p>
+        </w:tc>
+      </w:tr>
+      <w:tr>
+        <w:tc>
+          <w:tcPr>
+            <w:tcW w:w="1000" w:type="dxa"/>
+            <w:noWrap/>
+            <w:tcMar>
+              <w:top w:w="20" w:type="dxa"/>
+              <w:left w:w="55" w:type="dxa"/>
+              <w:bottom w:w="20" w:type="dxa"/>
+              <w:right w:w="55" w:type="dxa"/>
+            </w:tcMar>
+            <w:vAlign w:val="center"/>
+          </w:tcPr>
+          <w:p>
+            <w:pPr>
+              <w:widowControl w:val="0"/>
+              <w:kinsoku/>
+              <w:wordWrap/>
+              <w:overflowPunct/>
+              <w:snapToGrid w:val="0"/>
+              <w:spacing w:before="20" w:after="20" w:line="240" w:lineRule="exact"/>
+              <w:ind w:left="0" w:leftChars="0" w:firstLine="0" w:firstLineChars="0"/>
+              <w:jc w:val="center"/>
+              <w:rPr>
+                <w:rFonts w:ascii="宋体" w:hAnsi="宋体" w:eastAsia="宋体" w:cs="宋体"/>
+                <w:sz w:val="21"/>
+                <w:szCs w:val="21"/>
+              </w:rPr>
+            </w:pPr>
+            <w:r>
+              <w:rPr>
+                <w:rFonts w:ascii="宋体" w:hAnsi="宋体" w:eastAsia="宋体" w:cs="宋体"/>
+                <w:sz w:val="21"/>
+                <w:szCs w:val="21"/>
+              </w:rPr>
+              <w:t>11</w:t>
+            </w:r>
+          </w:p>
+        </w:tc>
+        <w:tc>
+          <w:tcPr>
+            <w:tcW w:w="4318" w:type="dxa"/>
+            <w:tcMar>
+              <w:top w:w="20" w:type="dxa"/>
+              <w:left w:w="55" w:type="dxa"/>
+              <w:bottom w:w="20" w:type="dxa"/>
+              <w:right w:w="55" w:type="dxa"/>
+            </w:tcMar>
+            <w:vAlign w:val="center"/>
+          </w:tcPr>
+          <w:p>
+            <w:pPr>
+              <w:widowControl w:val="0"/>
+              <w:kinsoku/>
+              <w:wordWrap/>
+              <w:overflowPunct/>
+              <w:snapToGrid w:val="0"/>
+              <w:spacing w:before="20" w:after="20" w:line="240" w:lineRule="exact"/>
+              <w:ind w:left="0" w:leftChars="0" w:firstLine="0" w:firstLineChars="0"/>
+              <w:jc w:val="both"/>
+              <w:rPr>
+                <w:rFonts w:ascii="宋体" w:hAnsi="宋体" w:eastAsia="宋体" w:cs="宋体"/>
+                <w:sz w:val="21"/>
+                <w:szCs w:val="21"/>
+              </w:rPr>
+            </w:pPr>
+            <w:r>
+              <w:rPr>
+                <w:rFonts w:ascii="宋体" w:hAnsi="宋体" w:eastAsia="宋体" w:cs="宋体"/>
+                <w:sz w:val="21"/>
+                <w:szCs w:val="21"/>
+              </w:rPr>
+              <w:t>尽管科学对技术影响重大，但技术不会对科学产生重大影响</w:t>
+            </w:r>
+          </w:p>
+        </w:tc>
+        <w:tc>
+          <w:tcPr>
+            <w:tcW w:w="864" w:type="dxa"/>
+            <w:tcMar>
+              <w:top w:w="20" w:type="dxa"/>
+              <w:left w:w="55" w:type="dxa"/>
+              <w:bottom w:w="20" w:type="dxa"/>
+              <w:right w:w="55" w:type="dxa"/>
+            </w:tcMar>
+            <w:vAlign w:val="center"/>
+          </w:tcPr>
+          <w:p>
+            <w:pPr>
+              <w:widowControl w:val="0"/>
+              <w:kinsoku/>
+              <w:wordWrap/>
+              <w:overflowPunct/>
+              <w:snapToGrid w:val="0"/>
+              <w:spacing w:before="20" w:after="20" w:line="240" w:lineRule="exact"/>
+              <w:ind w:left="0" w:leftChars="0" w:firstLine="0" w:firstLineChars="0"/>
+              <w:jc w:val="center"/>
+              <w:rPr>
+                <w:rFonts w:ascii="宋体" w:hAnsi="宋体" w:eastAsia="宋体" w:cs="宋体"/>
+                <w:sz w:val="21"/>
+                <w:szCs w:val="21"/>
+              </w:rPr>
+            </w:pPr>
+          </w:p>
+        </w:tc>
+        <w:tc>
+          <w:tcPr>
+            <w:tcW w:w="864" w:type="dxa"/>
+            <w:tcMar>
+              <w:top w:w="20" w:type="dxa"/>
+              <w:left w:w="55" w:type="dxa"/>
+              <w:bottom w:w="20" w:type="dxa"/>
+              <w:right w:w="55" w:type="dxa"/>
+            </w:tcMar>
+            <w:vAlign w:val="center"/>
+          </w:tcPr>
+          <w:p>
+            <w:pPr>
+              <w:widowControl w:val="0"/>
+              <w:kinsoku/>
+              <w:wordWrap/>
+              <w:overflowPunct/>
+              <w:snapToGrid w:val="0"/>
+              <w:spacing w:before="20" w:after="20" w:line="240" w:lineRule="exact"/>
+              <w:ind w:left="0" w:leftChars="0" w:firstLine="0" w:firstLineChars="0"/>
+              <w:jc w:val="center"/>
+              <w:rPr>
+                <w:rFonts w:ascii="宋体" w:hAnsi="宋体" w:eastAsia="宋体" w:cs="宋体"/>
+                <w:sz w:val="21"/>
+                <w:szCs w:val="21"/>
+              </w:rPr>
+            </w:pPr>
+          </w:p>
+        </w:tc>
+        <w:tc>
+          <w:tcPr>
+            <w:tcW w:w="864" w:type="dxa"/>
+            <w:tcMar>
+              <w:top w:w="20" w:type="dxa"/>
+              <w:left w:w="55" w:type="dxa"/>
+              <w:bottom w:w="20" w:type="dxa"/>
+              <w:right w:w="55" w:type="dxa"/>
+            </w:tcMar>
+            <w:vAlign w:val="center"/>
+          </w:tcPr>
+          <w:p>
+            <w:pPr>
+              <w:widowControl w:val="0"/>
+              <w:kinsoku/>
+              <w:wordWrap/>
+              <w:overflowPunct/>
+              <w:snapToGrid w:val="0"/>
+              <w:spacing w:before="20" w:after="20" w:line="240" w:lineRule="exact"/>
+              <w:ind w:left="0" w:leftChars="0" w:firstLine="0" w:firstLineChars="0"/>
+              <w:jc w:val="center"/>
+              <w:rPr>
+                <w:rFonts w:ascii="宋体" w:hAnsi="宋体" w:eastAsia="宋体" w:cs="宋体"/>
+                <w:sz w:val="21"/>
+                <w:szCs w:val="21"/>
+              </w:rPr>
+            </w:pPr>
+          </w:p>
+        </w:tc>
+        <w:tc>
+          <w:tcPr>
+            <w:tcW w:w="864" w:type="dxa"/>
+            <w:tcMar>
+              <w:top w:w="20" w:type="dxa"/>
+              <w:left w:w="55" w:type="dxa"/>
+              <w:bottom w:w="20" w:type="dxa"/>
+              <w:right w:w="55" w:type="dxa"/>
+            </w:tcMar>
+            <w:vAlign w:val="center"/>
+          </w:tcPr>
+          <w:p>
+            <w:pPr>
+              <w:widowControl w:val="0"/>
+              <w:kinsoku/>
+              <w:wordWrap/>
+              <w:overflowPunct/>
+              <w:snapToGrid w:val="0"/>
+              <w:spacing w:before="20" w:after="20" w:line="240" w:lineRule="exact"/>
+              <w:ind w:left="0" w:leftChars="0" w:firstLine="0" w:firstLineChars="0"/>
+              <w:jc w:val="center"/>
+              <w:rPr>
+                <w:rFonts w:ascii="宋体" w:hAnsi="宋体" w:eastAsia="宋体" w:cs="宋体"/>
+                <w:sz w:val="21"/>
+                <w:szCs w:val="21"/>
+              </w:rPr>
+            </w:pPr>
+          </w:p>
+        </w:tc>
+        <w:tc>
+          <w:tcPr>
+            <w:tcW w:w="864" w:type="dxa"/>
+            <w:tcMar>
+              <w:top w:w="20" w:type="dxa"/>
+              <w:left w:w="55" w:type="dxa"/>
+              <w:bottom w:w="20" w:type="dxa"/>
+              <w:right w:w="55" w:type="dxa"/>
+            </w:tcMar>
+            <w:vAlign w:val="center"/>
+          </w:tcPr>
+          <w:p>
+            <w:pPr>
+              <w:widowControl w:val="0"/>
+              <w:kinsoku/>
+              <w:wordWrap/>
+              <w:overflowPunct/>
+              <w:snapToGrid w:val="0"/>
+              <w:spacing w:before="20" w:after="20" w:line="240" w:lineRule="exact"/>
+              <w:ind w:left="0" w:leftChars="0" w:firstLine="0" w:firstLineChars="0"/>
+              <w:jc w:val="center"/>
+              <w:rPr>
+                <w:rFonts w:ascii="宋体" w:hAnsi="宋体" w:eastAsia="宋体" w:cs="宋体"/>
+                <w:sz w:val="21"/>
+                <w:szCs w:val="21"/>
+              </w:rPr>
+            </w:pPr>
+          </w:p>
+        </w:tc>
+      </w:tr>
+      <w:tr>
+        <w:tc>
+          <w:tcPr>
+            <w:tcW w:w="1000" w:type="dxa"/>
+            <w:noWrap/>
+            <w:tcMar>
+              <w:top w:w="20" w:type="dxa"/>
+              <w:left w:w="55" w:type="dxa"/>
+              <w:bottom w:w="20" w:type="dxa"/>
+              <w:right w:w="55" w:type="dxa"/>
+            </w:tcMar>
+            <w:vAlign w:val="center"/>
+          </w:tcPr>
+          <w:p>
+            <w:pPr>
+              <w:widowControl w:val="0"/>
+              <w:kinsoku/>
+              <w:wordWrap/>
+              <w:overflowPunct/>
+              <w:snapToGrid w:val="0"/>
+              <w:spacing w:before="20" w:after="20" w:line="240" w:lineRule="exact"/>
+              <w:ind w:left="0" w:leftChars="0" w:firstLine="0" w:firstLineChars="0"/>
+              <w:jc w:val="center"/>
+              <w:rPr>
+                <w:rFonts w:ascii="宋体" w:hAnsi="宋体" w:eastAsia="宋体" w:cs="宋体"/>
+                <w:sz w:val="21"/>
+                <w:szCs w:val="21"/>
+              </w:rPr>
+            </w:pPr>
+            <w:r>
+              <w:rPr>
+                <w:rFonts w:ascii="宋体" w:hAnsi="宋体" w:eastAsia="宋体" w:cs="宋体"/>
+                <w:sz w:val="21"/>
+                <w:szCs w:val="21"/>
+              </w:rPr>
+              <w:t>12</w:t>
+            </w:r>
+          </w:p>
+        </w:tc>
+        <w:tc>
+          <w:tcPr>
+            <w:tcW w:w="4318" w:type="dxa"/>
+            <w:tcMar>
+              <w:top w:w="20" w:type="dxa"/>
+              <w:left w:w="55" w:type="dxa"/>
+              <w:bottom w:w="20" w:type="dxa"/>
+              <w:right w:w="55" w:type="dxa"/>
+            </w:tcMar>
+            <w:vAlign w:val="center"/>
+          </w:tcPr>
+          <w:p>
+            <w:pPr>
+              <w:widowControl w:val="0"/>
+              <w:kinsoku/>
+              <w:wordWrap/>
+              <w:overflowPunct/>
+              <w:snapToGrid w:val="0"/>
+              <w:spacing w:before="20" w:after="20" w:line="240" w:lineRule="exact"/>
+              <w:ind w:left="0" w:leftChars="0" w:firstLine="0" w:firstLineChars="0"/>
+              <w:jc w:val="both"/>
+              <w:rPr>
+                <w:rFonts w:ascii="宋体" w:hAnsi="宋体" w:eastAsia="宋体" w:cs="宋体"/>
+                <w:sz w:val="21"/>
+                <w:szCs w:val="21"/>
+              </w:rPr>
+            </w:pPr>
+            <w:r>
+              <w:rPr>
+                <w:rFonts w:ascii="宋体" w:hAnsi="宋体" w:eastAsia="宋体" w:cs="宋体"/>
+                <w:sz w:val="21"/>
+                <w:szCs w:val="21"/>
+              </w:rPr>
+              <w:t>由于科学家身份特殊，他们对社会提出任何议题和意见时，都应被特别关注</w:t>
+            </w:r>
+          </w:p>
+        </w:tc>
+        <w:tc>
+          <w:tcPr>
+            <w:tcW w:w="864" w:type="dxa"/>
+            <w:tcMar>
+              <w:top w:w="20" w:type="dxa"/>
+              <w:left w:w="55" w:type="dxa"/>
+              <w:bottom w:w="20" w:type="dxa"/>
+              <w:right w:w="55" w:type="dxa"/>
+            </w:tcMar>
+            <w:vAlign w:val="center"/>
+          </w:tcPr>
+          <w:p>
+            <w:pPr>
+              <w:widowControl w:val="0"/>
+              <w:kinsoku/>
+              <w:wordWrap/>
+              <w:overflowPunct/>
+              <w:snapToGrid w:val="0"/>
+              <w:spacing w:before="20" w:after="20" w:line="240" w:lineRule="exact"/>
+              <w:ind w:left="0" w:leftChars="0" w:firstLine="0" w:firstLineChars="0"/>
+              <w:jc w:val="center"/>
+              <w:rPr>
+                <w:rFonts w:ascii="宋体" w:hAnsi="宋体" w:eastAsia="宋体" w:cs="宋体"/>
+                <w:sz w:val="21"/>
+                <w:szCs w:val="21"/>
+              </w:rPr>
+            </w:pPr>
+          </w:p>
+        </w:tc>
+        <w:tc>
+          <w:tcPr>
+            <w:tcW w:w="864" w:type="dxa"/>
+            <w:tcMar>
+              <w:top w:w="20" w:type="dxa"/>
+              <w:left w:w="55" w:type="dxa"/>
+              <w:bottom w:w="20" w:type="dxa"/>
+              <w:right w:w="55" w:type="dxa"/>
+            </w:tcMar>
+            <w:vAlign w:val="center"/>
+          </w:tcPr>
+          <w:p>
+            <w:pPr>
+              <w:widowControl w:val="0"/>
+              <w:kinsoku/>
+              <w:wordWrap/>
+              <w:overflowPunct/>
+              <w:snapToGrid w:val="0"/>
+              <w:spacing w:before="20" w:after="20" w:line="240" w:lineRule="exact"/>
+              <w:ind w:left="0" w:leftChars="0" w:firstLine="0" w:firstLineChars="0"/>
+              <w:jc w:val="center"/>
+              <w:rPr>
+                <w:rFonts w:ascii="宋体" w:hAnsi="宋体" w:eastAsia="宋体" w:cs="宋体"/>
+                <w:sz w:val="21"/>
+                <w:szCs w:val="21"/>
+              </w:rPr>
+            </w:pPr>
+          </w:p>
+        </w:tc>
+        <w:tc>
+          <w:tcPr>
+            <w:tcW w:w="864" w:type="dxa"/>
+            <w:tcMar>
+              <w:top w:w="20" w:type="dxa"/>
+              <w:left w:w="55" w:type="dxa"/>
+              <w:bottom w:w="20" w:type="dxa"/>
+              <w:right w:w="55" w:type="dxa"/>
+            </w:tcMar>
+            <w:vAlign w:val="center"/>
+          </w:tcPr>
+          <w:p>
+            <w:pPr>
+              <w:widowControl w:val="0"/>
+              <w:kinsoku/>
+              <w:wordWrap/>
+              <w:overflowPunct/>
+              <w:snapToGrid w:val="0"/>
+              <w:spacing w:before="20" w:after="20" w:line="240" w:lineRule="exact"/>
+              <w:ind w:left="0" w:leftChars="0" w:firstLine="0" w:firstLineChars="0"/>
+              <w:jc w:val="center"/>
+              <w:rPr>
+                <w:rFonts w:ascii="宋体" w:hAnsi="宋体" w:eastAsia="宋体" w:cs="宋体"/>
+                <w:sz w:val="21"/>
+                <w:szCs w:val="21"/>
+              </w:rPr>
+            </w:pPr>
+          </w:p>
+        </w:tc>
+        <w:tc>
+          <w:tcPr>
+            <w:tcW w:w="864" w:type="dxa"/>
+            <w:tcMar>
+              <w:top w:w="20" w:type="dxa"/>
+              <w:left w:w="55" w:type="dxa"/>
+              <w:bottom w:w="20" w:type="dxa"/>
+              <w:right w:w="55" w:type="dxa"/>
+            </w:tcMar>
+            <w:vAlign w:val="center"/>
+          </w:tcPr>
+          <w:p>
+            <w:pPr>
+              <w:widowControl w:val="0"/>
+              <w:kinsoku/>
+              <w:wordWrap/>
+              <w:overflowPunct/>
+              <w:snapToGrid w:val="0"/>
+              <w:spacing w:before="20" w:after="20" w:line="240" w:lineRule="exact"/>
+              <w:ind w:left="0" w:leftChars="0" w:firstLine="0" w:firstLineChars="0"/>
+              <w:jc w:val="center"/>
+              <w:rPr>
+                <w:rFonts w:ascii="宋体" w:hAnsi="宋体" w:eastAsia="宋体" w:cs="宋体"/>
+                <w:sz w:val="21"/>
+                <w:szCs w:val="21"/>
+              </w:rPr>
+            </w:pPr>
+          </w:p>
+        </w:tc>
+        <w:tc>
+          <w:tcPr>
+            <w:tcW w:w="864" w:type="dxa"/>
+            <w:tcMar>
+              <w:top w:w="20" w:type="dxa"/>
+              <w:left w:w="55" w:type="dxa"/>
+              <w:bottom w:w="20" w:type="dxa"/>
+              <w:right w:w="55" w:type="dxa"/>
+            </w:tcMar>
+            <w:vAlign w:val="center"/>
+          </w:tcPr>
+          <w:p>
+            <w:pPr>
+              <w:widowControl w:val="0"/>
+              <w:kinsoku/>
+              <w:wordWrap/>
+              <w:overflowPunct/>
+              <w:snapToGrid w:val="0"/>
+              <w:spacing w:before="20" w:after="20" w:line="240" w:lineRule="exact"/>
+              <w:ind w:left="0" w:leftChars="0" w:firstLine="0" w:firstLineChars="0"/>
+              <w:jc w:val="center"/>
+              <w:rPr>
+                <w:rFonts w:ascii="宋体" w:hAnsi="宋体" w:eastAsia="宋体" w:cs="宋体"/>
+                <w:sz w:val="21"/>
+                <w:szCs w:val="21"/>
+              </w:rPr>
+            </w:pPr>
+          </w:p>
+        </w:tc>
+      </w:tr>
+      <w:tr>
+        <w:tc>
+          <w:tcPr>
+            <w:tcW w:w="1000" w:type="dxa"/>
+            <w:noWrap/>
+            <w:tcMar>
+              <w:top w:w="20" w:type="dxa"/>
+              <w:left w:w="55" w:type="dxa"/>
+              <w:bottom w:w="20" w:type="dxa"/>
+              <w:right w:w="55" w:type="dxa"/>
+            </w:tcMar>
+            <w:vAlign w:val="center"/>
+          </w:tcPr>
+          <w:p>
+            <w:pPr>
+              <w:widowControl w:val="0"/>
+              <w:kinsoku/>
+              <w:wordWrap/>
+              <w:overflowPunct/>
+              <w:snapToGrid w:val="0"/>
+              <w:spacing w:before="20" w:after="20" w:line="240" w:lineRule="exact"/>
+              <w:ind w:left="0" w:leftChars="0" w:firstLine="0" w:firstLineChars="0"/>
+              <w:jc w:val="center"/>
+              <w:rPr>
+                <w:rFonts w:ascii="宋体" w:hAnsi="宋体" w:eastAsia="宋体" w:cs="宋体"/>
+                <w:sz w:val="21"/>
+                <w:szCs w:val="21"/>
+              </w:rPr>
+            </w:pPr>
+            <w:r>
+              <w:rPr>
+                <w:rFonts w:ascii="宋体" w:hAnsi="宋体" w:eastAsia="宋体" w:cs="宋体"/>
+                <w:sz w:val="21"/>
+                <w:szCs w:val="21"/>
+              </w:rPr>
+              <w:t>13</w:t>
+            </w:r>
+          </w:p>
+        </w:tc>
+        <w:tc>
+          <w:tcPr>
+            <w:tcW w:w="4318" w:type="dxa"/>
+            <w:tcMar>
+              <w:top w:w="20" w:type="dxa"/>
+              <w:left w:w="55" w:type="dxa"/>
+              <w:bottom w:w="20" w:type="dxa"/>
+              <w:right w:w="55" w:type="dxa"/>
+            </w:tcMar>
+            <w:vAlign w:val="center"/>
+          </w:tcPr>
+          <w:p>
+            <w:pPr>
+              <w:widowControl w:val="0"/>
+              <w:kinsoku/>
+              <w:wordWrap/>
+              <w:overflowPunct/>
+              <w:snapToGrid w:val="0"/>
+              <w:spacing w:before="20" w:after="20" w:line="240" w:lineRule="exact"/>
+              <w:ind w:left="0" w:leftChars="0" w:firstLine="0" w:firstLineChars="0"/>
+              <w:jc w:val="both"/>
+              <w:rPr>
+                <w:rFonts w:ascii="宋体" w:hAnsi="宋体" w:eastAsia="宋体" w:cs="宋体"/>
+                <w:sz w:val="21"/>
+                <w:szCs w:val="21"/>
+              </w:rPr>
+            </w:pPr>
+            <w:r>
+              <w:rPr>
+                <w:rFonts w:ascii="宋体" w:hAnsi="宋体" w:eastAsia="宋体" w:cs="宋体"/>
+                <w:sz w:val="21"/>
+                <w:szCs w:val="21"/>
+              </w:rPr>
+              <w:t>如果科学知识足够的话，科学家就能进行克隆人的工作</w:t>
+            </w:r>
+          </w:p>
+        </w:tc>
+        <w:tc>
+          <w:tcPr>
+            <w:tcW w:w="864" w:type="dxa"/>
+            <w:tcMar>
+              <w:top w:w="20" w:type="dxa"/>
+              <w:left w:w="55" w:type="dxa"/>
+              <w:bottom w:w="20" w:type="dxa"/>
+              <w:right w:w="55" w:type="dxa"/>
+            </w:tcMar>
+            <w:vAlign w:val="center"/>
+          </w:tcPr>
+          <w:p>
+            <w:pPr>
+              <w:widowControl w:val="0"/>
+              <w:kinsoku/>
+              <w:wordWrap/>
+              <w:overflowPunct/>
+              <w:snapToGrid w:val="0"/>
+              <w:spacing w:before="20" w:after="20" w:line="240" w:lineRule="exact"/>
+              <w:ind w:left="0" w:leftChars="0" w:firstLine="0" w:firstLineChars="0"/>
+              <w:jc w:val="center"/>
+              <w:rPr>
+                <w:rFonts w:ascii="宋体" w:hAnsi="宋体" w:eastAsia="宋体" w:cs="宋体"/>
+                <w:sz w:val="21"/>
+                <w:szCs w:val="21"/>
+              </w:rPr>
+            </w:pPr>
+          </w:p>
+        </w:tc>
+        <w:tc>
+          <w:tcPr>
+            <w:tcW w:w="864" w:type="dxa"/>
+            <w:tcMar>
+              <w:top w:w="20" w:type="dxa"/>
+              <w:left w:w="55" w:type="dxa"/>
+              <w:bottom w:w="20" w:type="dxa"/>
+              <w:right w:w="55" w:type="dxa"/>
+            </w:tcMar>
+            <w:vAlign w:val="center"/>
+          </w:tcPr>
+          <w:p>
+            <w:pPr>
+              <w:widowControl w:val="0"/>
+              <w:kinsoku/>
+              <w:wordWrap/>
+              <w:overflowPunct/>
+              <w:snapToGrid w:val="0"/>
+              <w:spacing w:before="20" w:after="20" w:line="240" w:lineRule="exact"/>
+              <w:ind w:left="0" w:leftChars="0" w:firstLine="0" w:firstLineChars="0"/>
+              <w:jc w:val="center"/>
+              <w:rPr>
+                <w:rFonts w:ascii="宋体" w:hAnsi="宋体" w:eastAsia="宋体" w:cs="宋体"/>
+                <w:sz w:val="21"/>
+                <w:szCs w:val="21"/>
+              </w:rPr>
+            </w:pPr>
+          </w:p>
+        </w:tc>
+        <w:tc>
+          <w:tcPr>
+            <w:tcW w:w="864" w:type="dxa"/>
+            <w:tcMar>
+              <w:top w:w="20" w:type="dxa"/>
+              <w:left w:w="55" w:type="dxa"/>
+              <w:bottom w:w="20" w:type="dxa"/>
+              <w:right w:w="55" w:type="dxa"/>
+            </w:tcMar>
+            <w:vAlign w:val="center"/>
+          </w:tcPr>
+          <w:p>
+            <w:pPr>
+              <w:widowControl w:val="0"/>
+              <w:kinsoku/>
+              <w:wordWrap/>
+              <w:overflowPunct/>
+              <w:snapToGrid w:val="0"/>
+              <w:spacing w:before="20" w:after="20" w:line="240" w:lineRule="exact"/>
+              <w:ind w:left="0" w:leftChars="0" w:firstLine="0" w:firstLineChars="0"/>
+              <w:jc w:val="center"/>
+              <w:rPr>
+                <w:rFonts w:ascii="宋体" w:hAnsi="宋体" w:eastAsia="宋体" w:cs="宋体"/>
+                <w:sz w:val="21"/>
+                <w:szCs w:val="21"/>
+              </w:rPr>
+            </w:pPr>
+          </w:p>
+        </w:tc>
+        <w:tc>
+          <w:tcPr>
+            <w:tcW w:w="864" w:type="dxa"/>
+            <w:tcMar>
+              <w:top w:w="20" w:type="dxa"/>
+              <w:left w:w="55" w:type="dxa"/>
+              <w:bottom w:w="20" w:type="dxa"/>
+              <w:right w:w="55" w:type="dxa"/>
+            </w:tcMar>
+            <w:vAlign w:val="center"/>
+          </w:tcPr>
+          <w:p>
+            <w:pPr>
+              <w:widowControl w:val="0"/>
+              <w:kinsoku/>
+              <w:wordWrap/>
+              <w:overflowPunct/>
+              <w:snapToGrid w:val="0"/>
+              <w:spacing w:before="20" w:after="20" w:line="240" w:lineRule="exact"/>
+              <w:ind w:left="0" w:leftChars="0" w:firstLine="0" w:firstLineChars="0"/>
+              <w:jc w:val="center"/>
+              <w:rPr>
+                <w:rFonts w:ascii="宋体" w:hAnsi="宋体" w:eastAsia="宋体" w:cs="宋体"/>
+                <w:sz w:val="21"/>
+                <w:szCs w:val="21"/>
+              </w:rPr>
+            </w:pPr>
+          </w:p>
+        </w:tc>
+        <w:tc>
+          <w:tcPr>
+            <w:tcW w:w="864" w:type="dxa"/>
+            <w:tcMar>
+              <w:top w:w="20" w:type="dxa"/>
+              <w:left w:w="55" w:type="dxa"/>
+              <w:bottom w:w="20" w:type="dxa"/>
+              <w:right w:w="55" w:type="dxa"/>
+            </w:tcMar>
+            <w:vAlign w:val="center"/>
+          </w:tcPr>
+          <w:p>
+            <w:pPr>
+              <w:widowControl w:val="0"/>
+              <w:kinsoku/>
+              <w:wordWrap/>
+              <w:overflowPunct/>
+              <w:snapToGrid w:val="0"/>
+              <w:spacing w:before="20" w:after="20" w:line="240" w:lineRule="exact"/>
+              <w:ind w:left="0" w:leftChars="0" w:firstLine="0" w:firstLineChars="0"/>
+              <w:jc w:val="center"/>
+              <w:rPr>
+                <w:rFonts w:ascii="宋体" w:hAnsi="宋体" w:eastAsia="宋体" w:cs="宋体"/>
+                <w:sz w:val="21"/>
+                <w:szCs w:val="21"/>
+              </w:rPr>
+            </w:pPr>
+          </w:p>
+        </w:tc>
+      </w:tr>
+      <w:tr>
+        <w:tc>
+          <w:tcPr>
+            <w:tcW w:w="1000" w:type="dxa"/>
+            <w:noWrap/>
+            <w:tcMar>
+              <w:top w:w="20" w:type="dxa"/>
+              <w:left w:w="55" w:type="dxa"/>
+              <w:bottom w:w="20" w:type="dxa"/>
+              <w:right w:w="55" w:type="dxa"/>
+            </w:tcMar>
+            <w:vAlign w:val="center"/>
+          </w:tcPr>
+          <w:p>
+            <w:pPr>
+              <w:widowControl w:val="0"/>
+              <w:kinsoku/>
+              <w:wordWrap/>
+              <w:overflowPunct/>
+              <w:snapToGrid w:val="0"/>
+              <w:spacing w:before="20" w:after="20" w:line="240" w:lineRule="exact"/>
+              <w:ind w:left="0" w:leftChars="0" w:firstLine="0" w:firstLineChars="0"/>
+              <w:jc w:val="center"/>
+              <w:rPr>
+                <w:rFonts w:ascii="宋体" w:hAnsi="宋体" w:eastAsia="宋体" w:cs="宋体"/>
+                <w:sz w:val="21"/>
+                <w:szCs w:val="21"/>
+              </w:rPr>
+            </w:pPr>
+            <w:r>
+              <w:rPr>
+                <w:rFonts w:ascii="宋体" w:hAnsi="宋体" w:eastAsia="宋体" w:cs="宋体"/>
+                <w:sz w:val="21"/>
+                <w:szCs w:val="21"/>
+              </w:rPr>
+              <w:t>14</w:t>
+            </w:r>
+          </w:p>
+        </w:tc>
+        <w:tc>
+          <w:tcPr>
+            <w:tcW w:w="4318" w:type="dxa"/>
+            <w:tcMar>
+              <w:top w:w="20" w:type="dxa"/>
+              <w:left w:w="55" w:type="dxa"/>
+              <w:bottom w:w="20" w:type="dxa"/>
+              <w:right w:w="55" w:type="dxa"/>
+            </w:tcMar>
+            <w:vAlign w:val="center"/>
+          </w:tcPr>
+          <w:p>
+            <w:pPr>
+              <w:widowControl w:val="0"/>
+              <w:kinsoku/>
+              <w:wordWrap/>
+              <w:overflowPunct/>
+              <w:snapToGrid w:val="0"/>
+              <w:spacing w:before="20" w:after="20" w:line="240" w:lineRule="exact"/>
+              <w:ind w:left="0" w:leftChars="0" w:firstLine="0" w:firstLineChars="0"/>
+              <w:jc w:val="both"/>
+              <w:rPr>
+                <w:rFonts w:ascii="宋体" w:hAnsi="宋体" w:eastAsia="宋体" w:cs="宋体"/>
+                <w:sz w:val="21"/>
+                <w:szCs w:val="21"/>
+              </w:rPr>
+            </w:pPr>
+            <w:r>
+              <w:rPr>
+                <w:rFonts w:ascii="宋体" w:hAnsi="宋体" w:eastAsia="宋体" w:cs="宋体"/>
+                <w:sz w:val="21"/>
+                <w:szCs w:val="21"/>
+              </w:rPr>
+              <w:t>科学家不使用想象力和创造力，因为会干扰研究结果的准确性</w:t>
+            </w:r>
+          </w:p>
+        </w:tc>
+        <w:tc>
+          <w:tcPr>
+            <w:tcW w:w="864" w:type="dxa"/>
+            <w:tcMar>
+              <w:top w:w="20" w:type="dxa"/>
+              <w:left w:w="55" w:type="dxa"/>
+              <w:bottom w:w="20" w:type="dxa"/>
+              <w:right w:w="55" w:type="dxa"/>
+            </w:tcMar>
+            <w:vAlign w:val="center"/>
+          </w:tcPr>
+          <w:p>
+            <w:pPr>
+              <w:widowControl w:val="0"/>
+              <w:kinsoku/>
+              <w:wordWrap/>
+              <w:overflowPunct/>
+              <w:snapToGrid w:val="0"/>
+              <w:spacing w:before="20" w:after="20" w:line="240" w:lineRule="exact"/>
+              <w:ind w:left="0" w:leftChars="0" w:firstLine="0" w:firstLineChars="0"/>
+              <w:jc w:val="center"/>
+              <w:rPr>
+                <w:rFonts w:ascii="宋体" w:hAnsi="宋体" w:eastAsia="宋体" w:cs="宋体"/>
+                <w:sz w:val="21"/>
+                <w:szCs w:val="21"/>
+              </w:rPr>
+            </w:pPr>
+          </w:p>
+        </w:tc>
+        <w:tc>
+          <w:tcPr>
+            <w:tcW w:w="864" w:type="dxa"/>
+            <w:tcMar>
+              <w:top w:w="20" w:type="dxa"/>
+              <w:left w:w="55" w:type="dxa"/>
+              <w:bottom w:w="20" w:type="dxa"/>
+              <w:right w:w="55" w:type="dxa"/>
+            </w:tcMar>
+            <w:vAlign w:val="center"/>
+          </w:tcPr>
+          <w:p>
+            <w:pPr>
+              <w:widowControl w:val="0"/>
+              <w:kinsoku/>
+              <w:wordWrap/>
+              <w:overflowPunct/>
+              <w:snapToGrid w:val="0"/>
+              <w:spacing w:before="20" w:after="20" w:line="240" w:lineRule="exact"/>
+              <w:ind w:left="0" w:leftChars="0" w:firstLine="0" w:firstLineChars="0"/>
+              <w:jc w:val="center"/>
+              <w:rPr>
+                <w:rFonts w:ascii="宋体" w:hAnsi="宋体" w:eastAsia="宋体" w:cs="宋体"/>
+                <w:sz w:val="21"/>
+                <w:szCs w:val="21"/>
+              </w:rPr>
+            </w:pPr>
+          </w:p>
+        </w:tc>
+        <w:tc>
+          <w:tcPr>
+            <w:tcW w:w="864" w:type="dxa"/>
+            <w:tcMar>
+              <w:top w:w="20" w:type="dxa"/>
+              <w:left w:w="55" w:type="dxa"/>
+              <w:bottom w:w="20" w:type="dxa"/>
+              <w:right w:w="55" w:type="dxa"/>
+            </w:tcMar>
+            <w:vAlign w:val="center"/>
+          </w:tcPr>
+          <w:p>
+            <w:pPr>
+              <w:widowControl w:val="0"/>
+              <w:kinsoku/>
+              <w:wordWrap/>
+              <w:overflowPunct/>
+              <w:snapToGrid w:val="0"/>
+              <w:spacing w:before="20" w:after="20" w:line="240" w:lineRule="exact"/>
+              <w:ind w:left="0" w:leftChars="0" w:firstLine="0" w:firstLineChars="0"/>
+              <w:jc w:val="center"/>
+              <w:rPr>
+                <w:rFonts w:ascii="宋体" w:hAnsi="宋体" w:eastAsia="宋体" w:cs="宋体"/>
+                <w:sz w:val="21"/>
+                <w:szCs w:val="21"/>
+              </w:rPr>
+            </w:pPr>
+          </w:p>
+        </w:tc>
+        <w:tc>
+          <w:tcPr>
+            <w:tcW w:w="864" w:type="dxa"/>
+            <w:tcMar>
+              <w:top w:w="20" w:type="dxa"/>
+              <w:left w:w="55" w:type="dxa"/>
+              <w:bottom w:w="20" w:type="dxa"/>
+              <w:right w:w="55" w:type="dxa"/>
+            </w:tcMar>
+            <w:vAlign w:val="center"/>
+          </w:tcPr>
+          <w:p>
+            <w:pPr>
+              <w:widowControl w:val="0"/>
+              <w:kinsoku/>
+              <w:wordWrap/>
+              <w:overflowPunct/>
+              <w:snapToGrid w:val="0"/>
+              <w:spacing w:before="20" w:after="20" w:line="240" w:lineRule="exact"/>
+              <w:ind w:left="0" w:leftChars="0" w:firstLine="0" w:firstLineChars="0"/>
+              <w:jc w:val="center"/>
+              <w:rPr>
+                <w:rFonts w:ascii="宋体" w:hAnsi="宋体" w:eastAsia="宋体" w:cs="宋体"/>
+                <w:sz w:val="21"/>
+                <w:szCs w:val="21"/>
+              </w:rPr>
+            </w:pPr>
+          </w:p>
+        </w:tc>
+        <w:tc>
+          <w:tcPr>
+            <w:tcW w:w="864" w:type="dxa"/>
+            <w:tcMar>
+              <w:top w:w="20" w:type="dxa"/>
+              <w:left w:w="55" w:type="dxa"/>
+              <w:bottom w:w="20" w:type="dxa"/>
+              <w:right w:w="55" w:type="dxa"/>
+            </w:tcMar>
+            <w:vAlign w:val="center"/>
+          </w:tcPr>
+          <w:p>
+            <w:pPr>
+              <w:widowControl w:val="0"/>
+              <w:kinsoku/>
+              <w:wordWrap/>
+              <w:overflowPunct/>
+              <w:snapToGrid w:val="0"/>
+              <w:spacing w:before="20" w:after="20" w:line="240" w:lineRule="exact"/>
+              <w:ind w:left="0" w:leftChars="0" w:firstLine="0" w:firstLineChars="0"/>
+              <w:jc w:val="center"/>
+              <w:rPr>
+                <w:rFonts w:ascii="宋体" w:hAnsi="宋体" w:eastAsia="宋体" w:cs="宋体"/>
+                <w:sz w:val="21"/>
+                <w:szCs w:val="21"/>
+              </w:rPr>
+            </w:pPr>
+          </w:p>
+        </w:tc>
+      </w:tr>
+      <w:tr>
+        <w:tc>
+          <w:tcPr>
+            <w:tcW w:w="1000" w:type="dxa"/>
+            <w:noWrap/>
+            <w:tcMar>
+              <w:top w:w="20" w:type="dxa"/>
+              <w:left w:w="55" w:type="dxa"/>
+              <w:bottom w:w="20" w:type="dxa"/>
+              <w:right w:w="55" w:type="dxa"/>
+            </w:tcMar>
+            <w:vAlign w:val="center"/>
+          </w:tcPr>
+          <w:p>
+            <w:pPr>
+              <w:widowControl w:val="0"/>
+              <w:kinsoku/>
+              <w:wordWrap/>
+              <w:overflowPunct/>
+              <w:snapToGrid w:val="0"/>
+              <w:spacing w:before="20" w:after="20" w:line="240" w:lineRule="exact"/>
+              <w:ind w:left="0" w:leftChars="0" w:firstLine="0" w:firstLineChars="0"/>
+              <w:jc w:val="center"/>
+              <w:rPr>
+                <w:rFonts w:ascii="宋体" w:hAnsi="宋体" w:eastAsia="宋体" w:cs="宋体"/>
+                <w:sz w:val="21"/>
+                <w:szCs w:val="21"/>
+              </w:rPr>
+            </w:pPr>
+            <w:r>
+              <w:rPr>
+                <w:rFonts w:ascii="宋体" w:hAnsi="宋体" w:eastAsia="宋体" w:cs="宋体"/>
+                <w:sz w:val="21"/>
+                <w:szCs w:val="21"/>
+              </w:rPr>
+              <w:t>15</w:t>
+            </w:r>
+          </w:p>
+        </w:tc>
+        <w:tc>
+          <w:tcPr>
+            <w:tcW w:w="4318" w:type="dxa"/>
+            <w:tcMar>
+              <w:top w:w="20" w:type="dxa"/>
+              <w:left w:w="55" w:type="dxa"/>
+              <w:bottom w:w="20" w:type="dxa"/>
+              <w:right w:w="55" w:type="dxa"/>
+            </w:tcMar>
+            <w:vAlign w:val="center"/>
+          </w:tcPr>
+          <w:p>
+            <w:pPr>
+              <w:widowControl w:val="0"/>
+              <w:kinsoku/>
+              <w:wordWrap/>
+              <w:overflowPunct/>
+              <w:snapToGrid w:val="0"/>
+              <w:spacing w:before="20" w:after="20" w:line="240" w:lineRule="exact"/>
+              <w:ind w:left="0" w:leftChars="0" w:firstLine="0" w:firstLineChars="0"/>
+              <w:jc w:val="both"/>
+              <w:rPr>
+                <w:rFonts w:ascii="宋体" w:hAnsi="宋体" w:eastAsia="宋体" w:cs="宋体"/>
+                <w:sz w:val="21"/>
+                <w:szCs w:val="21"/>
+              </w:rPr>
+            </w:pPr>
+            <w:r>
+              <w:rPr>
+                <w:rFonts w:ascii="宋体" w:hAnsi="宋体" w:eastAsia="宋体" w:cs="宋体"/>
+                <w:sz w:val="21"/>
+                <w:szCs w:val="21"/>
+              </w:rPr>
+              <w:t>大部分科学家不太愿意从事和他们的宗教及伦理相违背的研究</w:t>
+            </w:r>
+          </w:p>
+        </w:tc>
+        <w:tc>
+          <w:tcPr>
+            <w:tcW w:w="864" w:type="dxa"/>
+            <w:tcMar>
+              <w:top w:w="20" w:type="dxa"/>
+              <w:left w:w="55" w:type="dxa"/>
+              <w:bottom w:w="20" w:type="dxa"/>
+              <w:right w:w="55" w:type="dxa"/>
+            </w:tcMar>
+            <w:vAlign w:val="center"/>
+          </w:tcPr>
+          <w:p>
+            <w:pPr>
+              <w:widowControl w:val="0"/>
+              <w:kinsoku/>
+              <w:wordWrap/>
+              <w:overflowPunct/>
+              <w:snapToGrid w:val="0"/>
+              <w:spacing w:before="20" w:after="20" w:line="240" w:lineRule="exact"/>
+              <w:ind w:left="0" w:leftChars="0" w:firstLine="0" w:firstLineChars="0"/>
+              <w:jc w:val="center"/>
+              <w:rPr>
+                <w:rFonts w:ascii="宋体" w:hAnsi="宋体" w:eastAsia="宋体" w:cs="宋体"/>
+                <w:sz w:val="21"/>
+                <w:szCs w:val="21"/>
+              </w:rPr>
+            </w:pPr>
+          </w:p>
+        </w:tc>
+        <w:tc>
+          <w:tcPr>
+            <w:tcW w:w="864" w:type="dxa"/>
+            <w:tcMar>
+              <w:top w:w="20" w:type="dxa"/>
+              <w:left w:w="55" w:type="dxa"/>
+              <w:bottom w:w="20" w:type="dxa"/>
+              <w:right w:w="55" w:type="dxa"/>
+            </w:tcMar>
+            <w:vAlign w:val="center"/>
+          </w:tcPr>
+          <w:p>
+            <w:pPr>
+              <w:widowControl w:val="0"/>
+              <w:kinsoku/>
+              <w:wordWrap/>
+              <w:overflowPunct/>
+              <w:snapToGrid w:val="0"/>
+              <w:spacing w:before="20" w:after="20" w:line="240" w:lineRule="exact"/>
+              <w:ind w:left="0" w:leftChars="0" w:firstLine="0" w:firstLineChars="0"/>
+              <w:jc w:val="center"/>
+              <w:rPr>
+                <w:rFonts w:ascii="宋体" w:hAnsi="宋体" w:eastAsia="宋体" w:cs="宋体"/>
+                <w:sz w:val="21"/>
+                <w:szCs w:val="21"/>
+              </w:rPr>
+            </w:pPr>
+          </w:p>
+        </w:tc>
+        <w:tc>
+          <w:tcPr>
+            <w:tcW w:w="864" w:type="dxa"/>
+            <w:tcMar>
+              <w:top w:w="20" w:type="dxa"/>
+              <w:left w:w="55" w:type="dxa"/>
+              <w:bottom w:w="20" w:type="dxa"/>
+              <w:right w:w="55" w:type="dxa"/>
+            </w:tcMar>
+            <w:vAlign w:val="center"/>
+          </w:tcPr>
+          <w:p>
+            <w:pPr>
+              <w:widowControl w:val="0"/>
+              <w:kinsoku/>
+              <w:wordWrap/>
+              <w:overflowPunct/>
+              <w:snapToGrid w:val="0"/>
+              <w:spacing w:before="20" w:after="20" w:line="240" w:lineRule="exact"/>
+              <w:ind w:left="0" w:leftChars="0" w:firstLine="0" w:firstLineChars="0"/>
+              <w:jc w:val="center"/>
+              <w:rPr>
+                <w:rFonts w:ascii="宋体" w:hAnsi="宋体" w:eastAsia="宋体" w:cs="宋体"/>
+                <w:sz w:val="21"/>
+                <w:szCs w:val="21"/>
+              </w:rPr>
+            </w:pPr>
+          </w:p>
+        </w:tc>
+        <w:tc>
+          <w:tcPr>
+            <w:tcW w:w="864" w:type="dxa"/>
+            <w:tcMar>
+              <w:top w:w="20" w:type="dxa"/>
+              <w:left w:w="55" w:type="dxa"/>
+              <w:bottom w:w="20" w:type="dxa"/>
+              <w:right w:w="55" w:type="dxa"/>
+            </w:tcMar>
+            <w:vAlign w:val="center"/>
+          </w:tcPr>
+          <w:p>
+            <w:pPr>
+              <w:widowControl w:val="0"/>
+              <w:kinsoku/>
+              <w:wordWrap/>
+              <w:overflowPunct/>
+              <w:snapToGrid w:val="0"/>
+              <w:spacing w:before="20" w:after="20" w:line="240" w:lineRule="exact"/>
+              <w:ind w:left="0" w:leftChars="0" w:firstLine="0" w:firstLineChars="0"/>
+              <w:jc w:val="center"/>
+              <w:rPr>
+                <w:rFonts w:ascii="宋体" w:hAnsi="宋体" w:eastAsia="宋体" w:cs="宋体"/>
+                <w:sz w:val="21"/>
+                <w:szCs w:val="21"/>
+              </w:rPr>
+            </w:pPr>
+          </w:p>
+        </w:tc>
+        <w:tc>
+          <w:tcPr>
+            <w:tcW w:w="864" w:type="dxa"/>
+            <w:tcMar>
+              <w:top w:w="20" w:type="dxa"/>
+              <w:left w:w="55" w:type="dxa"/>
+              <w:bottom w:w="20" w:type="dxa"/>
+              <w:right w:w="55" w:type="dxa"/>
+            </w:tcMar>
+            <w:vAlign w:val="center"/>
+          </w:tcPr>
+          <w:p>
+            <w:pPr>
+              <w:widowControl w:val="0"/>
+              <w:kinsoku/>
+              <w:wordWrap/>
+              <w:overflowPunct/>
+              <w:snapToGrid w:val="0"/>
+              <w:spacing w:before="20" w:after="20" w:line="240" w:lineRule="exact"/>
+              <w:ind w:left="0" w:leftChars="0" w:firstLine="0" w:firstLineChars="0"/>
+              <w:jc w:val="center"/>
+              <w:rPr>
+                <w:rFonts w:ascii="宋体" w:hAnsi="宋体" w:eastAsia="宋体" w:cs="宋体"/>
+                <w:sz w:val="21"/>
+                <w:szCs w:val="21"/>
+              </w:rPr>
+            </w:pPr>
+          </w:p>
+        </w:tc>
+      </w:tr>
+      <w:tr>
+        <w:tc>
+          <w:tcPr>
+            <w:tcW w:w="1000" w:type="dxa"/>
+            <w:noWrap/>
+            <w:tcMar>
+              <w:top w:w="20" w:type="dxa"/>
+              <w:left w:w="55" w:type="dxa"/>
+              <w:bottom w:w="20" w:type="dxa"/>
+              <w:right w:w="55" w:type="dxa"/>
+            </w:tcMar>
+            <w:vAlign w:val="center"/>
+          </w:tcPr>
+          <w:p>
+            <w:pPr>
+              <w:widowControl w:val="0"/>
+              <w:kinsoku/>
+              <w:wordWrap/>
+              <w:overflowPunct/>
+              <w:snapToGrid w:val="0"/>
+              <w:spacing w:before="20" w:after="20" w:line="240" w:lineRule="exact"/>
+              <w:ind w:left="0" w:leftChars="0" w:firstLine="0" w:firstLineChars="0"/>
+              <w:jc w:val="center"/>
+              <w:rPr>
+                <w:rFonts w:ascii="宋体" w:hAnsi="宋体" w:eastAsia="宋体" w:cs="宋体"/>
+                <w:sz w:val="21"/>
+                <w:szCs w:val="21"/>
+              </w:rPr>
+            </w:pPr>
+            <w:r>
+              <w:rPr>
+                <w:rFonts w:ascii="宋体" w:hAnsi="宋体" w:eastAsia="宋体" w:cs="宋体"/>
+                <w:sz w:val="21"/>
+                <w:szCs w:val="21"/>
+              </w:rPr>
+              <w:t>16</w:t>
+            </w:r>
+          </w:p>
+        </w:tc>
+        <w:tc>
+          <w:tcPr>
+            <w:tcW w:w="4318" w:type="dxa"/>
+            <w:tcMar>
+              <w:top w:w="20" w:type="dxa"/>
+              <w:left w:w="55" w:type="dxa"/>
+              <w:bottom w:w="20" w:type="dxa"/>
+              <w:right w:w="55" w:type="dxa"/>
+            </w:tcMar>
+            <w:vAlign w:val="center"/>
+          </w:tcPr>
+          <w:p>
+            <w:pPr>
+              <w:widowControl w:val="0"/>
+              <w:kinsoku/>
+              <w:wordWrap/>
+              <w:overflowPunct/>
+              <w:snapToGrid w:val="0"/>
+              <w:spacing w:before="20" w:after="20" w:line="240" w:lineRule="exact"/>
+              <w:ind w:left="0" w:leftChars="0" w:firstLine="0" w:firstLineChars="0"/>
+              <w:jc w:val="both"/>
+              <w:rPr>
+                <w:rFonts w:ascii="宋体" w:hAnsi="宋体" w:eastAsia="宋体" w:cs="宋体"/>
+                <w:sz w:val="21"/>
+                <w:szCs w:val="21"/>
+              </w:rPr>
+            </w:pPr>
+            <w:r>
+              <w:rPr>
+                <w:rFonts w:ascii="宋体" w:hAnsi="宋体" w:eastAsia="宋体" w:cs="宋体"/>
+                <w:sz w:val="21"/>
+                <w:szCs w:val="21"/>
+              </w:rPr>
+              <w:t>一个科学的问题通常只有一个适当的研究方法可以解决</w:t>
+            </w:r>
+          </w:p>
+        </w:tc>
+        <w:tc>
+          <w:tcPr>
+            <w:tcW w:w="864" w:type="dxa"/>
+            <w:tcMar>
+              <w:top w:w="20" w:type="dxa"/>
+              <w:left w:w="55" w:type="dxa"/>
+              <w:bottom w:w="20" w:type="dxa"/>
+              <w:right w:w="55" w:type="dxa"/>
+            </w:tcMar>
+            <w:vAlign w:val="center"/>
+          </w:tcPr>
+          <w:p>
+            <w:pPr>
+              <w:widowControl w:val="0"/>
+              <w:kinsoku/>
+              <w:wordWrap/>
+              <w:overflowPunct/>
+              <w:snapToGrid w:val="0"/>
+              <w:spacing w:before="20" w:after="20" w:line="240" w:lineRule="exact"/>
+              <w:ind w:left="0" w:leftChars="0" w:firstLine="0" w:firstLineChars="0"/>
+              <w:jc w:val="center"/>
+              <w:rPr>
+                <w:rFonts w:ascii="宋体" w:hAnsi="宋体" w:eastAsia="宋体" w:cs="宋体"/>
+                <w:sz w:val="21"/>
+                <w:szCs w:val="21"/>
+              </w:rPr>
+            </w:pPr>
+          </w:p>
+        </w:tc>
+        <w:tc>
+          <w:tcPr>
+            <w:tcW w:w="864" w:type="dxa"/>
+            <w:tcMar>
+              <w:top w:w="20" w:type="dxa"/>
+              <w:left w:w="55" w:type="dxa"/>
+              <w:bottom w:w="20" w:type="dxa"/>
+              <w:right w:w="55" w:type="dxa"/>
+            </w:tcMar>
+            <w:vAlign w:val="center"/>
+          </w:tcPr>
+          <w:p>
+            <w:pPr>
+              <w:widowControl w:val="0"/>
+              <w:kinsoku/>
+              <w:wordWrap/>
+              <w:overflowPunct/>
+              <w:snapToGrid w:val="0"/>
+              <w:spacing w:before="20" w:after="20" w:line="240" w:lineRule="exact"/>
+              <w:ind w:left="0" w:leftChars="0" w:firstLine="0" w:firstLineChars="0"/>
+              <w:jc w:val="center"/>
+              <w:rPr>
+                <w:rFonts w:ascii="宋体" w:hAnsi="宋体" w:eastAsia="宋体" w:cs="宋体"/>
+                <w:sz w:val="21"/>
+                <w:szCs w:val="21"/>
+              </w:rPr>
+            </w:pPr>
+          </w:p>
+        </w:tc>
+        <w:tc>
+          <w:tcPr>
+            <w:tcW w:w="864" w:type="dxa"/>
+            <w:tcMar>
+              <w:top w:w="20" w:type="dxa"/>
+              <w:left w:w="55" w:type="dxa"/>
+              <w:bottom w:w="20" w:type="dxa"/>
+              <w:right w:w="55" w:type="dxa"/>
+            </w:tcMar>
+            <w:vAlign w:val="center"/>
+          </w:tcPr>
+          <w:p>
+            <w:pPr>
+              <w:widowControl w:val="0"/>
+              <w:kinsoku/>
+              <w:wordWrap/>
+              <w:overflowPunct/>
+              <w:snapToGrid w:val="0"/>
+              <w:spacing w:before="20" w:after="20" w:line="240" w:lineRule="exact"/>
+              <w:ind w:left="0" w:leftChars="0" w:firstLine="0" w:firstLineChars="0"/>
+              <w:jc w:val="center"/>
+              <w:rPr>
+                <w:rFonts w:ascii="宋体" w:hAnsi="宋体" w:eastAsia="宋体" w:cs="宋体"/>
+                <w:sz w:val="21"/>
+                <w:szCs w:val="21"/>
+              </w:rPr>
+            </w:pPr>
+          </w:p>
+        </w:tc>
+        <w:tc>
+          <w:tcPr>
+            <w:tcW w:w="864" w:type="dxa"/>
+            <w:tcMar>
+              <w:top w:w="20" w:type="dxa"/>
+              <w:left w:w="55" w:type="dxa"/>
+              <w:bottom w:w="20" w:type="dxa"/>
+              <w:right w:w="55" w:type="dxa"/>
+            </w:tcMar>
+            <w:vAlign w:val="center"/>
+          </w:tcPr>
+          <w:p>
+            <w:pPr>
+              <w:widowControl w:val="0"/>
+              <w:kinsoku/>
+              <w:wordWrap/>
+              <w:overflowPunct/>
+              <w:snapToGrid w:val="0"/>
+              <w:spacing w:before="20" w:after="20" w:line="240" w:lineRule="exact"/>
+              <w:ind w:left="0" w:leftChars="0" w:firstLine="0" w:firstLineChars="0"/>
+              <w:jc w:val="center"/>
+              <w:rPr>
+                <w:rFonts w:ascii="宋体" w:hAnsi="宋体" w:eastAsia="宋体" w:cs="宋体"/>
+                <w:sz w:val="21"/>
+                <w:szCs w:val="21"/>
+              </w:rPr>
+            </w:pPr>
+          </w:p>
+        </w:tc>
+        <w:tc>
+          <w:tcPr>
+            <w:tcW w:w="864" w:type="dxa"/>
+            <w:tcMar>
+              <w:top w:w="20" w:type="dxa"/>
+              <w:left w:w="55" w:type="dxa"/>
+              <w:bottom w:w="20" w:type="dxa"/>
+              <w:right w:w="55" w:type="dxa"/>
+            </w:tcMar>
+            <w:vAlign w:val="center"/>
+          </w:tcPr>
+          <w:p>
+            <w:pPr>
+              <w:widowControl w:val="0"/>
+              <w:kinsoku/>
+              <w:wordWrap/>
+              <w:overflowPunct/>
+              <w:snapToGrid w:val="0"/>
+              <w:spacing w:before="20" w:after="20" w:line="240" w:lineRule="exact"/>
+              <w:ind w:left="0" w:leftChars="0" w:firstLine="0" w:firstLineChars="0"/>
+              <w:jc w:val="center"/>
+              <w:rPr>
+                <w:rFonts w:ascii="宋体" w:hAnsi="宋体" w:eastAsia="宋体" w:cs="宋体"/>
+                <w:sz w:val="21"/>
+                <w:szCs w:val="21"/>
+              </w:rPr>
+            </w:pPr>
+          </w:p>
+        </w:tc>
+      </w:tr>
+      <w:tr>
+        <w:tc>
+          <w:tcPr>
+            <w:tcW w:w="1000" w:type="dxa"/>
+            <w:noWrap/>
+            <w:tcMar>
+              <w:top w:w="20" w:type="dxa"/>
+              <w:left w:w="55" w:type="dxa"/>
+              <w:bottom w:w="20" w:type="dxa"/>
+              <w:right w:w="55" w:type="dxa"/>
+            </w:tcMar>
+            <w:vAlign w:val="center"/>
+          </w:tcPr>
+          <w:p>
+            <w:pPr>
+              <w:widowControl w:val="0"/>
+              <w:kinsoku/>
+              <w:wordWrap/>
+              <w:overflowPunct/>
+              <w:snapToGrid w:val="0"/>
+              <w:spacing w:before="20" w:after="20" w:line="240" w:lineRule="exact"/>
+              <w:ind w:left="0" w:leftChars="0" w:firstLine="0" w:firstLineChars="0"/>
+              <w:jc w:val="center"/>
+              <w:rPr>
+                <w:rFonts w:ascii="宋体" w:hAnsi="宋体" w:eastAsia="宋体" w:cs="宋体"/>
+                <w:sz w:val="21"/>
+                <w:szCs w:val="21"/>
+              </w:rPr>
+            </w:pPr>
+            <w:r>
+              <w:rPr>
+                <w:rFonts w:ascii="宋体" w:hAnsi="宋体" w:eastAsia="宋体" w:cs="宋体"/>
+                <w:sz w:val="21"/>
+                <w:szCs w:val="21"/>
+              </w:rPr>
+              <w:t>17</w:t>
+            </w:r>
+          </w:p>
+        </w:tc>
+        <w:tc>
+          <w:tcPr>
+            <w:tcW w:w="4318" w:type="dxa"/>
+            <w:tcMar>
+              <w:top w:w="20" w:type="dxa"/>
+              <w:left w:w="55" w:type="dxa"/>
+              <w:bottom w:w="20" w:type="dxa"/>
+              <w:right w:w="55" w:type="dxa"/>
+            </w:tcMar>
+            <w:vAlign w:val="center"/>
+          </w:tcPr>
+          <w:p>
+            <w:pPr>
+              <w:widowControl w:val="0"/>
+              <w:kinsoku/>
+              <w:wordWrap/>
+              <w:overflowPunct/>
+              <w:snapToGrid w:val="0"/>
+              <w:spacing w:before="20" w:after="20" w:line="240" w:lineRule="exact"/>
+              <w:ind w:left="0" w:leftChars="0" w:firstLine="0" w:firstLineChars="0"/>
+              <w:jc w:val="both"/>
+              <w:rPr>
+                <w:rFonts w:ascii="宋体" w:hAnsi="宋体" w:eastAsia="宋体" w:cs="宋体"/>
+                <w:sz w:val="21"/>
+                <w:szCs w:val="21"/>
+              </w:rPr>
+            </w:pPr>
+            <w:r>
+              <w:rPr>
+                <w:rFonts w:ascii="宋体" w:hAnsi="宋体" w:eastAsia="宋体" w:cs="宋体"/>
+                <w:sz w:val="21"/>
+                <w:szCs w:val="21"/>
+              </w:rPr>
+              <w:t>当两个不同的理论可以同时解释相同的现象时，科学家通常更倾向于学术上更有权威的学者提出的理论</w:t>
+            </w:r>
+          </w:p>
+        </w:tc>
+        <w:tc>
+          <w:tcPr>
+            <w:tcW w:w="864" w:type="dxa"/>
+            <w:tcMar>
+              <w:top w:w="20" w:type="dxa"/>
+              <w:left w:w="55" w:type="dxa"/>
+              <w:bottom w:w="20" w:type="dxa"/>
+              <w:right w:w="55" w:type="dxa"/>
+            </w:tcMar>
+            <w:vAlign w:val="center"/>
+          </w:tcPr>
+          <w:p>
+            <w:pPr>
+              <w:widowControl w:val="0"/>
+              <w:kinsoku/>
+              <w:wordWrap/>
+              <w:overflowPunct/>
+              <w:snapToGrid w:val="0"/>
+              <w:spacing w:before="20" w:after="20" w:line="240" w:lineRule="exact"/>
+              <w:ind w:left="0" w:leftChars="0" w:firstLine="0" w:firstLineChars="0"/>
+              <w:jc w:val="center"/>
+              <w:rPr>
+                <w:rFonts w:ascii="宋体" w:hAnsi="宋体" w:eastAsia="宋体" w:cs="宋体"/>
+                <w:sz w:val="21"/>
+                <w:szCs w:val="21"/>
+              </w:rPr>
+            </w:pPr>
+          </w:p>
+        </w:tc>
+        <w:tc>
+          <w:tcPr>
+            <w:tcW w:w="864" w:type="dxa"/>
+            <w:tcMar>
+              <w:top w:w="20" w:type="dxa"/>
+              <w:left w:w="55" w:type="dxa"/>
+              <w:bottom w:w="20" w:type="dxa"/>
+              <w:right w:w="55" w:type="dxa"/>
+            </w:tcMar>
+            <w:vAlign w:val="center"/>
+          </w:tcPr>
+          <w:p>
+            <w:pPr>
+              <w:widowControl w:val="0"/>
+              <w:kinsoku/>
+              <w:wordWrap/>
+              <w:overflowPunct/>
+              <w:snapToGrid w:val="0"/>
+              <w:spacing w:before="20" w:after="20" w:line="240" w:lineRule="exact"/>
+              <w:ind w:left="0" w:leftChars="0" w:firstLine="0" w:firstLineChars="0"/>
+              <w:jc w:val="center"/>
+              <w:rPr>
+                <w:rFonts w:ascii="宋体" w:hAnsi="宋体" w:eastAsia="宋体" w:cs="宋体"/>
+                <w:sz w:val="21"/>
+                <w:szCs w:val="21"/>
+              </w:rPr>
+            </w:pPr>
+          </w:p>
+        </w:tc>
+        <w:tc>
+          <w:tcPr>
+            <w:tcW w:w="864" w:type="dxa"/>
+            <w:tcMar>
+              <w:top w:w="20" w:type="dxa"/>
+              <w:left w:w="55" w:type="dxa"/>
+              <w:bottom w:w="20" w:type="dxa"/>
+              <w:right w:w="55" w:type="dxa"/>
+            </w:tcMar>
+            <w:vAlign w:val="center"/>
+          </w:tcPr>
+          <w:p>
+            <w:pPr>
+              <w:widowControl w:val="0"/>
+              <w:kinsoku/>
+              <w:wordWrap/>
+              <w:overflowPunct/>
+              <w:snapToGrid w:val="0"/>
+              <w:spacing w:before="20" w:after="20" w:line="240" w:lineRule="exact"/>
+              <w:ind w:left="0" w:leftChars="0" w:firstLine="0" w:firstLineChars="0"/>
+              <w:jc w:val="center"/>
+              <w:rPr>
+                <w:rFonts w:ascii="宋体" w:hAnsi="宋体" w:eastAsia="宋体" w:cs="宋体"/>
+                <w:sz w:val="21"/>
+                <w:szCs w:val="21"/>
+              </w:rPr>
+            </w:pPr>
+          </w:p>
+        </w:tc>
+        <w:tc>
+          <w:tcPr>
+            <w:tcW w:w="864" w:type="dxa"/>
+            <w:tcMar>
+              <w:top w:w="20" w:type="dxa"/>
+              <w:left w:w="55" w:type="dxa"/>
+              <w:bottom w:w="20" w:type="dxa"/>
+              <w:right w:w="55" w:type="dxa"/>
+            </w:tcMar>
+            <w:vAlign w:val="center"/>
+          </w:tcPr>
+          <w:p>
+            <w:pPr>
+              <w:widowControl w:val="0"/>
+              <w:kinsoku/>
+              <w:wordWrap/>
+              <w:overflowPunct/>
+              <w:snapToGrid w:val="0"/>
+              <w:spacing w:before="20" w:after="20" w:line="240" w:lineRule="exact"/>
+              <w:ind w:left="0" w:leftChars="0" w:firstLine="0" w:firstLineChars="0"/>
+              <w:jc w:val="center"/>
+              <w:rPr>
+                <w:rFonts w:ascii="宋体" w:hAnsi="宋体" w:eastAsia="宋体" w:cs="宋体"/>
+                <w:sz w:val="21"/>
+                <w:szCs w:val="21"/>
+              </w:rPr>
+            </w:pPr>
+          </w:p>
+        </w:tc>
+        <w:tc>
+          <w:tcPr>
+            <w:tcW w:w="864" w:type="dxa"/>
+            <w:tcMar>
+              <w:top w:w="20" w:type="dxa"/>
+              <w:left w:w="55" w:type="dxa"/>
+              <w:bottom w:w="20" w:type="dxa"/>
+              <w:right w:w="55" w:type="dxa"/>
+            </w:tcMar>
+            <w:vAlign w:val="center"/>
+          </w:tcPr>
+          <w:p>
+            <w:pPr>
+              <w:widowControl w:val="0"/>
+              <w:kinsoku/>
+              <w:wordWrap/>
+              <w:overflowPunct/>
+              <w:snapToGrid w:val="0"/>
+              <w:spacing w:before="20" w:after="20" w:line="240" w:lineRule="exact"/>
+              <w:ind w:left="0" w:leftChars="0" w:firstLine="0" w:firstLineChars="0"/>
+              <w:jc w:val="center"/>
+              <w:rPr>
+                <w:rFonts w:ascii="宋体" w:hAnsi="宋体" w:eastAsia="宋体" w:cs="宋体"/>
+                <w:sz w:val="21"/>
+                <w:szCs w:val="21"/>
+              </w:rPr>
+            </w:pPr>
+          </w:p>
+        </w:tc>
+      </w:tr>
+      <w:tr>
+        <w:tc>
+          <w:tcPr>
+            <w:tcW w:w="1000" w:type="dxa"/>
+            <w:noWrap/>
+            <w:tcMar>
+              <w:top w:w="20" w:type="dxa"/>
+              <w:left w:w="55" w:type="dxa"/>
+              <w:bottom w:w="20" w:type="dxa"/>
+              <w:right w:w="55" w:type="dxa"/>
+            </w:tcMar>
+            <w:vAlign w:val="center"/>
+          </w:tcPr>
+          <w:p>
+            <w:pPr>
+              <w:widowControl w:val="0"/>
+              <w:kinsoku/>
+              <w:wordWrap/>
+              <w:overflowPunct/>
+              <w:snapToGrid w:val="0"/>
+              <w:spacing w:before="20" w:after="20" w:line="240" w:lineRule="exact"/>
+              <w:ind w:left="0" w:leftChars="0" w:firstLine="0" w:firstLineChars="0"/>
+              <w:jc w:val="center"/>
+              <w:rPr>
+                <w:rFonts w:ascii="宋体" w:hAnsi="宋体" w:eastAsia="宋体" w:cs="宋体"/>
+                <w:sz w:val="21"/>
+                <w:szCs w:val="21"/>
+              </w:rPr>
+            </w:pPr>
+            <w:r>
+              <w:rPr>
+                <w:rFonts w:ascii="宋体" w:hAnsi="宋体" w:eastAsia="宋体" w:cs="宋体"/>
+                <w:sz w:val="21"/>
+                <w:szCs w:val="21"/>
+              </w:rPr>
+              <w:t>18</w:t>
+            </w:r>
+          </w:p>
+        </w:tc>
+        <w:tc>
+          <w:tcPr>
+            <w:tcW w:w="4318" w:type="dxa"/>
+            <w:tcMar>
+              <w:top w:w="20" w:type="dxa"/>
+              <w:left w:w="55" w:type="dxa"/>
+              <w:bottom w:w="20" w:type="dxa"/>
+              <w:right w:w="55" w:type="dxa"/>
+            </w:tcMar>
+            <w:vAlign w:val="center"/>
+          </w:tcPr>
+          <w:p>
+            <w:pPr>
+              <w:widowControl w:val="0"/>
+              <w:kinsoku/>
+              <w:wordWrap/>
+              <w:overflowPunct/>
+              <w:snapToGrid w:val="0"/>
+              <w:spacing w:before="20" w:after="20" w:line="240" w:lineRule="exact"/>
+              <w:ind w:left="0" w:leftChars="0" w:firstLine="0" w:firstLineChars="0"/>
+              <w:jc w:val="both"/>
+              <w:rPr>
+                <w:rFonts w:ascii="宋体" w:hAnsi="宋体" w:eastAsia="宋体" w:cs="宋体"/>
+                <w:sz w:val="21"/>
+                <w:szCs w:val="21"/>
+              </w:rPr>
+            </w:pPr>
+            <w:r>
+              <w:rPr>
+                <w:rFonts w:ascii="宋体" w:hAnsi="宋体" w:eastAsia="宋体" w:cs="宋体"/>
+                <w:sz w:val="21"/>
+                <w:szCs w:val="21"/>
+              </w:rPr>
+              <w:t>不同科学家观察同一结果会有不同的意见、证据和诠释</w:t>
+            </w:r>
+          </w:p>
+        </w:tc>
+        <w:tc>
+          <w:tcPr>
+            <w:tcW w:w="864" w:type="dxa"/>
+            <w:tcMar>
+              <w:top w:w="20" w:type="dxa"/>
+              <w:left w:w="55" w:type="dxa"/>
+              <w:bottom w:w="20" w:type="dxa"/>
+              <w:right w:w="55" w:type="dxa"/>
+            </w:tcMar>
+            <w:vAlign w:val="center"/>
+          </w:tcPr>
+          <w:p>
+            <w:pPr>
+              <w:widowControl w:val="0"/>
+              <w:kinsoku/>
+              <w:wordWrap/>
+              <w:overflowPunct/>
+              <w:snapToGrid w:val="0"/>
+              <w:spacing w:before="20" w:after="20" w:line="240" w:lineRule="exact"/>
+              <w:ind w:left="0" w:leftChars="0" w:firstLine="0" w:firstLineChars="0"/>
+              <w:jc w:val="center"/>
+              <w:rPr>
+                <w:rFonts w:ascii="宋体" w:hAnsi="宋体" w:eastAsia="宋体" w:cs="宋体"/>
+                <w:sz w:val="21"/>
+                <w:szCs w:val="21"/>
+              </w:rPr>
+            </w:pPr>
+          </w:p>
+        </w:tc>
+        <w:tc>
+          <w:tcPr>
+            <w:tcW w:w="864" w:type="dxa"/>
+            <w:tcMar>
+              <w:top w:w="20" w:type="dxa"/>
+              <w:left w:w="55" w:type="dxa"/>
+              <w:bottom w:w="20" w:type="dxa"/>
+              <w:right w:w="55" w:type="dxa"/>
+            </w:tcMar>
+            <w:vAlign w:val="center"/>
+          </w:tcPr>
+          <w:p>
+            <w:pPr>
+              <w:widowControl w:val="0"/>
+              <w:kinsoku/>
+              <w:wordWrap/>
+              <w:overflowPunct/>
+              <w:snapToGrid w:val="0"/>
+              <w:spacing w:before="20" w:after="20" w:line="240" w:lineRule="exact"/>
+              <w:ind w:left="0" w:leftChars="0" w:firstLine="0" w:firstLineChars="0"/>
+              <w:jc w:val="center"/>
+              <w:rPr>
+                <w:rFonts w:ascii="宋体" w:hAnsi="宋体" w:eastAsia="宋体" w:cs="宋体"/>
+                <w:sz w:val="21"/>
+                <w:szCs w:val="21"/>
+              </w:rPr>
+            </w:pPr>
+          </w:p>
+        </w:tc>
+        <w:tc>
+          <w:tcPr>
+            <w:tcW w:w="864" w:type="dxa"/>
+            <w:tcMar>
+              <w:top w:w="20" w:type="dxa"/>
+              <w:left w:w="55" w:type="dxa"/>
+              <w:bottom w:w="20" w:type="dxa"/>
+              <w:right w:w="55" w:type="dxa"/>
+            </w:tcMar>
+            <w:vAlign w:val="center"/>
+          </w:tcPr>
+          <w:p>
+            <w:pPr>
+              <w:widowControl w:val="0"/>
+              <w:kinsoku/>
+              <w:wordWrap/>
+              <w:overflowPunct/>
+              <w:snapToGrid w:val="0"/>
+              <w:spacing w:before="20" w:after="20" w:line="240" w:lineRule="exact"/>
+              <w:ind w:left="0" w:leftChars="0" w:firstLine="0" w:firstLineChars="0"/>
+              <w:jc w:val="center"/>
+              <w:rPr>
+                <w:rFonts w:ascii="宋体" w:hAnsi="宋体" w:eastAsia="宋体" w:cs="宋体"/>
+                <w:sz w:val="21"/>
+                <w:szCs w:val="21"/>
+              </w:rPr>
+            </w:pPr>
+          </w:p>
+        </w:tc>
+        <w:tc>
+          <w:tcPr>
+            <w:tcW w:w="864" w:type="dxa"/>
+            <w:tcMar>
+              <w:top w:w="20" w:type="dxa"/>
+              <w:left w:w="55" w:type="dxa"/>
+              <w:bottom w:w="20" w:type="dxa"/>
+              <w:right w:w="55" w:type="dxa"/>
+            </w:tcMar>
+            <w:vAlign w:val="center"/>
+          </w:tcPr>
+          <w:p>
+            <w:pPr>
+              <w:widowControl w:val="0"/>
+              <w:kinsoku/>
+              <w:wordWrap/>
+              <w:overflowPunct/>
+              <w:snapToGrid w:val="0"/>
+              <w:spacing w:before="20" w:after="20" w:line="240" w:lineRule="exact"/>
+              <w:ind w:left="0" w:leftChars="0" w:firstLine="0" w:firstLineChars="0"/>
+              <w:jc w:val="center"/>
+              <w:rPr>
+                <w:rFonts w:ascii="宋体" w:hAnsi="宋体" w:eastAsia="宋体" w:cs="宋体"/>
+                <w:sz w:val="21"/>
+                <w:szCs w:val="21"/>
+              </w:rPr>
+            </w:pPr>
+          </w:p>
+        </w:tc>
+        <w:tc>
+          <w:tcPr>
+            <w:tcW w:w="864" w:type="dxa"/>
+            <w:tcMar>
+              <w:top w:w="20" w:type="dxa"/>
+              <w:left w:w="55" w:type="dxa"/>
+              <w:bottom w:w="20" w:type="dxa"/>
+              <w:right w:w="55" w:type="dxa"/>
+            </w:tcMar>
+            <w:vAlign w:val="center"/>
+          </w:tcPr>
+          <w:p>
+            <w:pPr>
+              <w:widowControl w:val="0"/>
+              <w:kinsoku/>
+              <w:wordWrap/>
+              <w:overflowPunct/>
+              <w:snapToGrid w:val="0"/>
+              <w:spacing w:before="20" w:after="20" w:line="240" w:lineRule="exact"/>
+              <w:ind w:left="0" w:leftChars="0" w:firstLine="0" w:firstLineChars="0"/>
+              <w:jc w:val="center"/>
+              <w:rPr>
+                <w:rFonts w:ascii="宋体" w:hAnsi="宋体" w:eastAsia="宋体" w:cs="宋体"/>
+                <w:sz w:val="21"/>
+                <w:szCs w:val="21"/>
+              </w:rPr>
+            </w:pPr>
+          </w:p>
+        </w:tc>
+      </w:tr>
+      <w:tr>
+        <w:tc>
+          <w:tcPr>
+            <w:tcW w:w="1000" w:type="dxa"/>
+            <w:noWrap/>
+            <w:tcMar>
+              <w:top w:w="20" w:type="dxa"/>
+              <w:left w:w="55" w:type="dxa"/>
+              <w:bottom w:w="20" w:type="dxa"/>
+              <w:right w:w="55" w:type="dxa"/>
+            </w:tcMar>
+            <w:vAlign w:val="center"/>
+          </w:tcPr>
+          <w:p>
+            <w:pPr>
+              <w:widowControl w:val="0"/>
+              <w:kinsoku/>
+              <w:wordWrap/>
+              <w:overflowPunct/>
+              <w:snapToGrid w:val="0"/>
+              <w:spacing w:before="20" w:after="20" w:line="240" w:lineRule="exact"/>
+              <w:ind w:left="0" w:leftChars="0" w:firstLine="0" w:firstLineChars="0"/>
+              <w:jc w:val="center"/>
+              <w:rPr>
+                <w:rFonts w:ascii="宋体" w:hAnsi="宋体" w:eastAsia="宋体" w:cs="宋体"/>
+                <w:sz w:val="21"/>
+                <w:szCs w:val="21"/>
+              </w:rPr>
+            </w:pPr>
+            <w:r>
+              <w:rPr>
+                <w:rFonts w:ascii="宋体" w:hAnsi="宋体" w:eastAsia="宋体" w:cs="宋体"/>
+                <w:sz w:val="21"/>
+                <w:szCs w:val="21"/>
+              </w:rPr>
+              <w:t>19</w:t>
+            </w:r>
+          </w:p>
+        </w:tc>
+        <w:tc>
+          <w:tcPr>
+            <w:tcW w:w="4318" w:type="dxa"/>
+            <w:tcMar>
+              <w:top w:w="20" w:type="dxa"/>
+              <w:left w:w="55" w:type="dxa"/>
+              <w:bottom w:w="20" w:type="dxa"/>
+              <w:right w:w="55" w:type="dxa"/>
+            </w:tcMar>
+            <w:vAlign w:val="center"/>
+          </w:tcPr>
+          <w:p>
+            <w:pPr>
+              <w:widowControl w:val="0"/>
+              <w:kinsoku/>
+              <w:wordWrap/>
+              <w:overflowPunct/>
+              <w:snapToGrid w:val="0"/>
+              <w:spacing w:before="20" w:after="20" w:line="240" w:lineRule="exact"/>
+              <w:ind w:left="0" w:leftChars="0" w:firstLine="0" w:firstLineChars="0"/>
+              <w:jc w:val="both"/>
+              <w:rPr>
+                <w:rFonts w:ascii="宋体" w:hAnsi="宋体" w:eastAsia="宋体" w:cs="宋体"/>
+                <w:sz w:val="21"/>
+                <w:szCs w:val="21"/>
+              </w:rPr>
+            </w:pPr>
+            <w:r>
+              <w:rPr>
+                <w:rFonts w:ascii="宋体" w:hAnsi="宋体" w:eastAsia="宋体" w:cs="宋体"/>
+                <w:sz w:val="21"/>
+                <w:szCs w:val="21"/>
+              </w:rPr>
+              <w:t>收集证据是支持同一自然现象多种解释的有效方法</w:t>
+            </w:r>
+          </w:p>
+        </w:tc>
+        <w:tc>
+          <w:tcPr>
+            <w:tcW w:w="864" w:type="dxa"/>
+            <w:tcMar>
+              <w:top w:w="20" w:type="dxa"/>
+              <w:left w:w="55" w:type="dxa"/>
+              <w:bottom w:w="20" w:type="dxa"/>
+              <w:right w:w="55" w:type="dxa"/>
+            </w:tcMar>
+            <w:vAlign w:val="center"/>
+          </w:tcPr>
+          <w:p>
+            <w:pPr>
+              <w:widowControl w:val="0"/>
+              <w:kinsoku/>
+              <w:wordWrap/>
+              <w:overflowPunct/>
+              <w:snapToGrid w:val="0"/>
+              <w:spacing w:before="20" w:after="20" w:line="240" w:lineRule="exact"/>
+              <w:ind w:left="0" w:leftChars="0" w:firstLine="0" w:firstLineChars="0"/>
+              <w:jc w:val="center"/>
+              <w:rPr>
+                <w:rFonts w:ascii="宋体" w:hAnsi="宋体" w:eastAsia="宋体" w:cs="宋体"/>
+                <w:sz w:val="21"/>
+                <w:szCs w:val="21"/>
+              </w:rPr>
+            </w:pPr>
+          </w:p>
+        </w:tc>
+        <w:tc>
+          <w:tcPr>
+            <w:tcW w:w="864" w:type="dxa"/>
+            <w:tcMar>
+              <w:top w:w="20" w:type="dxa"/>
+              <w:left w:w="55" w:type="dxa"/>
+              <w:bottom w:w="20" w:type="dxa"/>
+              <w:right w:w="55" w:type="dxa"/>
+            </w:tcMar>
+            <w:vAlign w:val="center"/>
+          </w:tcPr>
+          <w:p>
+            <w:pPr>
+              <w:widowControl w:val="0"/>
+              <w:kinsoku/>
+              <w:wordWrap/>
+              <w:overflowPunct/>
+              <w:snapToGrid w:val="0"/>
+              <w:spacing w:before="20" w:after="20" w:line="240" w:lineRule="exact"/>
+              <w:ind w:left="0" w:leftChars="0" w:firstLine="0" w:firstLineChars="0"/>
+              <w:jc w:val="center"/>
+              <w:rPr>
+                <w:rFonts w:ascii="宋体" w:hAnsi="宋体" w:eastAsia="宋体" w:cs="宋体"/>
+                <w:sz w:val="21"/>
+                <w:szCs w:val="21"/>
+              </w:rPr>
+            </w:pPr>
+          </w:p>
+        </w:tc>
+        <w:tc>
+          <w:tcPr>
+            <w:tcW w:w="864" w:type="dxa"/>
+            <w:tcMar>
+              <w:top w:w="20" w:type="dxa"/>
+              <w:left w:w="55" w:type="dxa"/>
+              <w:bottom w:w="20" w:type="dxa"/>
+              <w:right w:w="55" w:type="dxa"/>
+            </w:tcMar>
+            <w:vAlign w:val="center"/>
+          </w:tcPr>
+          <w:p>
+            <w:pPr>
+              <w:widowControl w:val="0"/>
+              <w:kinsoku/>
+              <w:wordWrap/>
+              <w:overflowPunct/>
+              <w:snapToGrid w:val="0"/>
+              <w:spacing w:before="20" w:after="20" w:line="240" w:lineRule="exact"/>
+              <w:ind w:left="0" w:leftChars="0" w:firstLine="0" w:firstLineChars="0"/>
+              <w:jc w:val="center"/>
+              <w:rPr>
+                <w:rFonts w:ascii="宋体" w:hAnsi="宋体" w:eastAsia="宋体" w:cs="宋体"/>
+                <w:sz w:val="21"/>
+                <w:szCs w:val="21"/>
+              </w:rPr>
+            </w:pPr>
+          </w:p>
+        </w:tc>
+        <w:tc>
+          <w:tcPr>
+            <w:tcW w:w="864" w:type="dxa"/>
+            <w:tcMar>
+              <w:top w:w="20" w:type="dxa"/>
+              <w:left w:w="55" w:type="dxa"/>
+              <w:bottom w:w="20" w:type="dxa"/>
+              <w:right w:w="55" w:type="dxa"/>
+            </w:tcMar>
+            <w:vAlign w:val="center"/>
+          </w:tcPr>
+          <w:p>
+            <w:pPr>
+              <w:widowControl w:val="0"/>
+              <w:kinsoku/>
+              <w:wordWrap/>
+              <w:overflowPunct/>
+              <w:snapToGrid w:val="0"/>
+              <w:spacing w:before="20" w:after="20" w:line="240" w:lineRule="exact"/>
+              <w:ind w:left="0" w:leftChars="0" w:firstLine="0" w:firstLineChars="0"/>
+              <w:jc w:val="center"/>
+              <w:rPr>
+                <w:rFonts w:ascii="宋体" w:hAnsi="宋体" w:eastAsia="宋体" w:cs="宋体"/>
+                <w:sz w:val="21"/>
+                <w:szCs w:val="21"/>
+              </w:rPr>
+            </w:pPr>
+          </w:p>
+        </w:tc>
+        <w:tc>
+          <w:tcPr>
+            <w:tcW w:w="864" w:type="dxa"/>
+            <w:tcMar>
+              <w:top w:w="20" w:type="dxa"/>
+              <w:left w:w="55" w:type="dxa"/>
+              <w:bottom w:w="20" w:type="dxa"/>
+              <w:right w:w="55" w:type="dxa"/>
+            </w:tcMar>
+            <w:vAlign w:val="center"/>
+          </w:tcPr>
+          <w:p>
+            <w:pPr>
+              <w:widowControl w:val="0"/>
+              <w:kinsoku/>
+              <w:wordWrap/>
+              <w:overflowPunct/>
+              <w:snapToGrid w:val="0"/>
+              <w:spacing w:before="20" w:after="20" w:line="240" w:lineRule="exact"/>
+              <w:ind w:left="0" w:leftChars="0" w:firstLine="0" w:firstLineChars="0"/>
+              <w:jc w:val="center"/>
+              <w:rPr>
+                <w:rFonts w:ascii="宋体" w:hAnsi="宋体" w:eastAsia="宋体" w:cs="宋体"/>
+                <w:sz w:val="21"/>
+                <w:szCs w:val="21"/>
+              </w:rPr>
+            </w:pPr>
+          </w:p>
+        </w:tc>
+      </w:tr>
+      <w:tr>
+        <w:tc>
+          <w:tcPr>
+            <w:tcW w:w="1000" w:type="dxa"/>
+            <w:noWrap/>
+            <w:tcMar>
+              <w:top w:w="20" w:type="dxa"/>
+              <w:left w:w="55" w:type="dxa"/>
+              <w:bottom w:w="20" w:type="dxa"/>
+              <w:right w:w="55" w:type="dxa"/>
+            </w:tcMar>
+            <w:vAlign w:val="center"/>
+          </w:tcPr>
+          <w:p>
+            <w:pPr>
+              <w:widowControl w:val="0"/>
+              <w:kinsoku/>
+              <w:wordWrap/>
+              <w:overflowPunct/>
+              <w:snapToGrid w:val="0"/>
+              <w:spacing w:before="20" w:after="20" w:line="240" w:lineRule="exact"/>
+              <w:ind w:left="0" w:leftChars="0" w:firstLine="0" w:firstLineChars="0"/>
+              <w:jc w:val="center"/>
+              <w:rPr>
+                <w:rFonts w:ascii="宋体" w:hAnsi="宋体" w:eastAsia="宋体" w:cs="宋体"/>
+                <w:sz w:val="21"/>
+                <w:szCs w:val="21"/>
+              </w:rPr>
+            </w:pPr>
+            <w:r>
+              <w:rPr>
+                <w:rFonts w:ascii="宋体" w:hAnsi="宋体" w:eastAsia="宋体" w:cs="宋体"/>
+                <w:sz w:val="21"/>
+                <w:szCs w:val="21"/>
+              </w:rPr>
+              <w:t>20</w:t>
+            </w:r>
+          </w:p>
+        </w:tc>
+        <w:tc>
+          <w:tcPr>
+            <w:tcW w:w="4318" w:type="dxa"/>
+            <w:tcMar>
+              <w:top w:w="20" w:type="dxa"/>
+              <w:left w:w="55" w:type="dxa"/>
+              <w:bottom w:w="20" w:type="dxa"/>
+              <w:right w:w="55" w:type="dxa"/>
+            </w:tcMar>
+            <w:vAlign w:val="center"/>
+          </w:tcPr>
+          <w:p>
+            <w:pPr>
+              <w:widowControl w:val="0"/>
+              <w:kinsoku/>
+              <w:wordWrap/>
+              <w:overflowPunct/>
+              <w:snapToGrid w:val="0"/>
+              <w:spacing w:before="20" w:after="20" w:line="240" w:lineRule="exact"/>
+              <w:ind w:left="0" w:leftChars="0" w:firstLine="0" w:firstLineChars="0"/>
+              <w:jc w:val="both"/>
+              <w:rPr>
+                <w:rFonts w:ascii="宋体" w:hAnsi="宋体" w:eastAsia="宋体" w:cs="宋体"/>
+                <w:sz w:val="21"/>
+                <w:szCs w:val="21"/>
+              </w:rPr>
+            </w:pPr>
+            <w:r>
+              <w:rPr>
+                <w:rFonts w:ascii="宋体" w:hAnsi="宋体" w:eastAsia="宋体" w:cs="宋体"/>
+                <w:sz w:val="21"/>
+                <w:szCs w:val="21"/>
+              </w:rPr>
+              <w:t>公众及政府对科研的方向有较大的影响</w:t>
+            </w:r>
+          </w:p>
+        </w:tc>
+        <w:tc>
+          <w:tcPr>
+            <w:tcW w:w="864" w:type="dxa"/>
+            <w:tcMar>
+              <w:top w:w="20" w:type="dxa"/>
+              <w:left w:w="55" w:type="dxa"/>
+              <w:bottom w:w="20" w:type="dxa"/>
+              <w:right w:w="55" w:type="dxa"/>
+            </w:tcMar>
+            <w:vAlign w:val="center"/>
+          </w:tcPr>
+          <w:p>
+            <w:pPr>
+              <w:widowControl w:val="0"/>
+              <w:kinsoku/>
+              <w:wordWrap/>
+              <w:overflowPunct/>
+              <w:snapToGrid w:val="0"/>
+              <w:spacing w:before="20" w:after="20" w:line="240" w:lineRule="exact"/>
+              <w:ind w:left="0" w:leftChars="0" w:firstLine="0" w:firstLineChars="0"/>
+              <w:jc w:val="center"/>
+              <w:rPr>
+                <w:rFonts w:ascii="宋体" w:hAnsi="宋体" w:eastAsia="宋体" w:cs="宋体"/>
+                <w:sz w:val="21"/>
+                <w:szCs w:val="21"/>
+              </w:rPr>
+            </w:pPr>
+          </w:p>
+        </w:tc>
+        <w:tc>
+          <w:tcPr>
+            <w:tcW w:w="864" w:type="dxa"/>
+            <w:tcMar>
+              <w:top w:w="20" w:type="dxa"/>
+              <w:left w:w="55" w:type="dxa"/>
+              <w:bottom w:w="20" w:type="dxa"/>
+              <w:right w:w="55" w:type="dxa"/>
+            </w:tcMar>
+            <w:vAlign w:val="center"/>
+          </w:tcPr>
+          <w:p>
+            <w:pPr>
+              <w:widowControl w:val="0"/>
+              <w:kinsoku/>
+              <w:wordWrap/>
+              <w:overflowPunct/>
+              <w:snapToGrid w:val="0"/>
+              <w:spacing w:before="20" w:after="20" w:line="240" w:lineRule="exact"/>
+              <w:ind w:left="0" w:leftChars="0" w:firstLine="0" w:firstLineChars="0"/>
+              <w:jc w:val="center"/>
+              <w:rPr>
+                <w:rFonts w:ascii="宋体" w:hAnsi="宋体" w:eastAsia="宋体" w:cs="宋体"/>
+                <w:sz w:val="21"/>
+                <w:szCs w:val="21"/>
+              </w:rPr>
+            </w:pPr>
+          </w:p>
+        </w:tc>
+        <w:tc>
+          <w:tcPr>
+            <w:tcW w:w="864" w:type="dxa"/>
+            <w:tcMar>
+              <w:top w:w="20" w:type="dxa"/>
+              <w:left w:w="55" w:type="dxa"/>
+              <w:bottom w:w="20" w:type="dxa"/>
+              <w:right w:w="55" w:type="dxa"/>
+            </w:tcMar>
+            <w:vAlign w:val="center"/>
+          </w:tcPr>
+          <w:p>
+            <w:pPr>
+              <w:widowControl w:val="0"/>
+              <w:kinsoku/>
+              <w:wordWrap/>
+              <w:overflowPunct/>
+              <w:snapToGrid w:val="0"/>
+              <w:spacing w:before="20" w:after="20" w:line="240" w:lineRule="exact"/>
+              <w:ind w:left="0" w:leftChars="0" w:firstLine="0" w:firstLineChars="0"/>
+              <w:jc w:val="center"/>
+              <w:rPr>
+                <w:rFonts w:ascii="宋体" w:hAnsi="宋体" w:eastAsia="宋体" w:cs="宋体"/>
+                <w:sz w:val="21"/>
+                <w:szCs w:val="21"/>
+              </w:rPr>
+            </w:pPr>
+          </w:p>
+        </w:tc>
+        <w:tc>
+          <w:tcPr>
+            <w:tcW w:w="864" w:type="dxa"/>
+            <w:tcMar>
+              <w:top w:w="20" w:type="dxa"/>
+              <w:left w:w="55" w:type="dxa"/>
+              <w:bottom w:w="20" w:type="dxa"/>
+              <w:right w:w="55" w:type="dxa"/>
+            </w:tcMar>
+            <w:vAlign w:val="center"/>
+          </w:tcPr>
+          <w:p>
+            <w:pPr>
+              <w:widowControl w:val="0"/>
+              <w:kinsoku/>
+              <w:wordWrap/>
+              <w:overflowPunct/>
+              <w:snapToGrid w:val="0"/>
+              <w:spacing w:before="20" w:after="20" w:line="240" w:lineRule="exact"/>
+              <w:ind w:left="0" w:leftChars="0" w:firstLine="0" w:firstLineChars="0"/>
+              <w:jc w:val="center"/>
+              <w:rPr>
+                <w:rFonts w:ascii="宋体" w:hAnsi="宋体" w:eastAsia="宋体" w:cs="宋体"/>
+                <w:sz w:val="21"/>
+                <w:szCs w:val="21"/>
+              </w:rPr>
+            </w:pPr>
+          </w:p>
+        </w:tc>
+        <w:tc>
+          <w:tcPr>
+            <w:tcW w:w="864" w:type="dxa"/>
+            <w:tcMar>
+              <w:top w:w="20" w:type="dxa"/>
+              <w:left w:w="55" w:type="dxa"/>
+              <w:bottom w:w="20" w:type="dxa"/>
+              <w:right w:w="55" w:type="dxa"/>
+            </w:tcMar>
+            <w:vAlign w:val="center"/>
+          </w:tcPr>
+          <w:p>
+            <w:pPr>
+              <w:widowControl w:val="0"/>
+              <w:kinsoku/>
+              <w:wordWrap/>
+              <w:overflowPunct/>
+              <w:snapToGrid w:val="0"/>
+              <w:spacing w:before="20" w:after="20" w:line="240" w:lineRule="exact"/>
+              <w:ind w:left="0" w:leftChars="0" w:firstLine="0" w:firstLineChars="0"/>
+              <w:jc w:val="center"/>
+              <w:rPr>
+                <w:rFonts w:ascii="宋体" w:hAnsi="宋体" w:eastAsia="宋体" w:cs="宋体"/>
+                <w:sz w:val="21"/>
+                <w:szCs w:val="21"/>
+              </w:rPr>
+            </w:pPr>
+          </w:p>
+        </w:tc>
+      </w:tr>
+      <w:tr>
+        <w:tc>
+          <w:tcPr>
+            <w:tcW w:w="1000" w:type="dxa"/>
+            <w:noWrap/>
+            <w:tcMar>
+              <w:top w:w="20" w:type="dxa"/>
+              <w:left w:w="55" w:type="dxa"/>
+              <w:bottom w:w="20" w:type="dxa"/>
+              <w:right w:w="55" w:type="dxa"/>
+            </w:tcMar>
+            <w:vAlign w:val="center"/>
+          </w:tcPr>
+          <w:p>
+            <w:pPr>
+              <w:widowControl w:val="0"/>
+              <w:kinsoku/>
+              <w:wordWrap/>
+              <w:overflowPunct/>
+              <w:snapToGrid w:val="0"/>
+              <w:spacing w:before="20" w:after="20" w:line="240" w:lineRule="exact"/>
+              <w:ind w:left="0" w:leftChars="0" w:firstLine="0" w:firstLineChars="0"/>
+              <w:jc w:val="center"/>
+              <w:rPr>
+                <w:rFonts w:ascii="宋体" w:hAnsi="宋体" w:eastAsia="宋体" w:cs="宋体"/>
+                <w:sz w:val="21"/>
+                <w:szCs w:val="21"/>
+              </w:rPr>
+            </w:pPr>
+            <w:r>
+              <w:rPr>
+                <w:rFonts w:ascii="宋体" w:hAnsi="宋体" w:eastAsia="宋体" w:cs="宋体"/>
+                <w:sz w:val="21"/>
+                <w:szCs w:val="21"/>
+              </w:rPr>
+              <w:t>21</w:t>
+            </w:r>
+          </w:p>
+        </w:tc>
+        <w:tc>
+          <w:tcPr>
+            <w:tcW w:w="4318" w:type="dxa"/>
+            <w:tcMar>
+              <w:top w:w="20" w:type="dxa"/>
+              <w:left w:w="55" w:type="dxa"/>
+              <w:bottom w:w="20" w:type="dxa"/>
+              <w:right w:w="55" w:type="dxa"/>
+            </w:tcMar>
+            <w:vAlign w:val="center"/>
+          </w:tcPr>
+          <w:p>
+            <w:pPr>
+              <w:widowControl w:val="0"/>
+              <w:kinsoku/>
+              <w:wordWrap/>
+              <w:overflowPunct/>
+              <w:snapToGrid w:val="0"/>
+              <w:spacing w:before="20" w:after="20" w:line="240" w:lineRule="exact"/>
+              <w:ind w:left="0" w:leftChars="0" w:firstLine="0" w:firstLineChars="0"/>
+              <w:jc w:val="both"/>
+              <w:rPr>
+                <w:rFonts w:ascii="宋体" w:hAnsi="宋体" w:eastAsia="宋体" w:cs="宋体"/>
+                <w:sz w:val="21"/>
+                <w:szCs w:val="21"/>
+              </w:rPr>
+            </w:pPr>
+            <w:r>
+              <w:rPr>
+                <w:rFonts w:ascii="宋体" w:hAnsi="宋体" w:eastAsia="宋体" w:cs="宋体"/>
+                <w:sz w:val="21"/>
+                <w:szCs w:val="21"/>
+              </w:rPr>
+              <w:t>科学家是客观地收集实验数据的</w:t>
+            </w:r>
+          </w:p>
+        </w:tc>
+        <w:tc>
+          <w:tcPr>
+            <w:tcW w:w="864" w:type="dxa"/>
+            <w:tcMar>
+              <w:top w:w="20" w:type="dxa"/>
+              <w:left w:w="55" w:type="dxa"/>
+              <w:bottom w:w="20" w:type="dxa"/>
+              <w:right w:w="55" w:type="dxa"/>
+            </w:tcMar>
+            <w:vAlign w:val="center"/>
+          </w:tcPr>
+          <w:p>
+            <w:pPr>
+              <w:widowControl w:val="0"/>
+              <w:kinsoku/>
+              <w:wordWrap/>
+              <w:overflowPunct/>
+              <w:snapToGrid w:val="0"/>
+              <w:spacing w:before="20" w:after="20" w:line="240" w:lineRule="exact"/>
+              <w:ind w:left="0" w:leftChars="0" w:firstLine="0" w:firstLineChars="0"/>
+              <w:jc w:val="center"/>
+              <w:rPr>
+                <w:rFonts w:ascii="宋体" w:hAnsi="宋体" w:eastAsia="宋体" w:cs="宋体"/>
+                <w:sz w:val="21"/>
+                <w:szCs w:val="21"/>
+              </w:rPr>
+            </w:pPr>
+          </w:p>
+        </w:tc>
+        <w:tc>
+          <w:tcPr>
+            <w:tcW w:w="864" w:type="dxa"/>
+            <w:tcMar>
+              <w:top w:w="20" w:type="dxa"/>
+              <w:left w:w="55" w:type="dxa"/>
+              <w:bottom w:w="20" w:type="dxa"/>
+              <w:right w:w="55" w:type="dxa"/>
+            </w:tcMar>
+            <w:vAlign w:val="center"/>
+          </w:tcPr>
+          <w:p>
+            <w:pPr>
+              <w:widowControl w:val="0"/>
+              <w:kinsoku/>
+              <w:wordWrap/>
+              <w:overflowPunct/>
+              <w:snapToGrid w:val="0"/>
+              <w:spacing w:before="20" w:after="20" w:line="240" w:lineRule="exact"/>
+              <w:ind w:left="0" w:leftChars="0" w:firstLine="0" w:firstLineChars="0"/>
+              <w:jc w:val="center"/>
+              <w:rPr>
+                <w:rFonts w:ascii="宋体" w:hAnsi="宋体" w:eastAsia="宋体" w:cs="宋体"/>
+                <w:sz w:val="21"/>
+                <w:szCs w:val="21"/>
+              </w:rPr>
+            </w:pPr>
+          </w:p>
+        </w:tc>
+        <w:tc>
+          <w:tcPr>
+            <w:tcW w:w="864" w:type="dxa"/>
+            <w:tcMar>
+              <w:top w:w="20" w:type="dxa"/>
+              <w:left w:w="55" w:type="dxa"/>
+              <w:bottom w:w="20" w:type="dxa"/>
+              <w:right w:w="55" w:type="dxa"/>
+            </w:tcMar>
+            <w:vAlign w:val="center"/>
+          </w:tcPr>
+          <w:p>
+            <w:pPr>
+              <w:widowControl w:val="0"/>
+              <w:kinsoku/>
+              <w:wordWrap/>
+              <w:overflowPunct/>
+              <w:snapToGrid w:val="0"/>
+              <w:spacing w:before="20" w:after="20" w:line="240" w:lineRule="exact"/>
+              <w:ind w:left="0" w:leftChars="0" w:firstLine="0" w:firstLineChars="0"/>
+              <w:jc w:val="center"/>
+              <w:rPr>
+                <w:rFonts w:ascii="宋体" w:hAnsi="宋体" w:eastAsia="宋体" w:cs="宋体"/>
+                <w:sz w:val="21"/>
+                <w:szCs w:val="21"/>
+              </w:rPr>
+            </w:pPr>
+          </w:p>
+        </w:tc>
+        <w:tc>
+          <w:tcPr>
+            <w:tcW w:w="864" w:type="dxa"/>
+            <w:tcMar>
+              <w:top w:w="20" w:type="dxa"/>
+              <w:left w:w="55" w:type="dxa"/>
+              <w:bottom w:w="20" w:type="dxa"/>
+              <w:right w:w="55" w:type="dxa"/>
+            </w:tcMar>
+            <w:vAlign w:val="center"/>
+          </w:tcPr>
+          <w:p>
+            <w:pPr>
+              <w:widowControl w:val="0"/>
+              <w:kinsoku/>
+              <w:wordWrap/>
+              <w:overflowPunct/>
+              <w:snapToGrid w:val="0"/>
+              <w:spacing w:before="20" w:after="20" w:line="240" w:lineRule="exact"/>
+              <w:ind w:left="0" w:leftChars="0" w:firstLine="0" w:firstLineChars="0"/>
+              <w:jc w:val="center"/>
+              <w:rPr>
+                <w:rFonts w:ascii="宋体" w:hAnsi="宋体" w:eastAsia="宋体" w:cs="宋体"/>
+                <w:sz w:val="21"/>
+                <w:szCs w:val="21"/>
+              </w:rPr>
+            </w:pPr>
+          </w:p>
+        </w:tc>
+        <w:tc>
+          <w:tcPr>
+            <w:tcW w:w="864" w:type="dxa"/>
+            <w:tcMar>
+              <w:top w:w="20" w:type="dxa"/>
+              <w:left w:w="55" w:type="dxa"/>
+              <w:bottom w:w="20" w:type="dxa"/>
+              <w:right w:w="55" w:type="dxa"/>
+            </w:tcMar>
+            <w:vAlign w:val="center"/>
+          </w:tcPr>
+          <w:p>
+            <w:pPr>
+              <w:widowControl w:val="0"/>
+              <w:kinsoku/>
+              <w:wordWrap/>
+              <w:overflowPunct/>
+              <w:snapToGrid w:val="0"/>
+              <w:spacing w:before="20" w:after="20" w:line="240" w:lineRule="exact"/>
+              <w:ind w:left="0" w:leftChars="0" w:firstLine="0" w:firstLineChars="0"/>
+              <w:jc w:val="center"/>
+              <w:rPr>
+                <w:rFonts w:ascii="宋体" w:hAnsi="宋体" w:eastAsia="宋体" w:cs="宋体"/>
+                <w:sz w:val="21"/>
+                <w:szCs w:val="21"/>
+              </w:rPr>
+            </w:pPr>
+          </w:p>
+        </w:tc>
+      </w:tr>
+      <w:tr>
+        <w:tc>
+          <w:tcPr>
+            <w:tcW w:w="1000" w:type="dxa"/>
+            <w:noWrap/>
+            <w:tcMar>
+              <w:top w:w="20" w:type="dxa"/>
+              <w:left w:w="55" w:type="dxa"/>
+              <w:bottom w:w="20" w:type="dxa"/>
+              <w:right w:w="55" w:type="dxa"/>
+            </w:tcMar>
+            <w:vAlign w:val="center"/>
+          </w:tcPr>
+          <w:p>
+            <w:pPr>
+              <w:widowControl w:val="0"/>
+              <w:kinsoku/>
+              <w:wordWrap/>
+              <w:overflowPunct/>
+              <w:snapToGrid w:val="0"/>
+              <w:spacing w:before="20" w:after="20" w:line="240" w:lineRule="exact"/>
+              <w:ind w:left="0" w:leftChars="0" w:firstLine="0" w:firstLineChars="0"/>
+              <w:jc w:val="center"/>
+              <w:rPr>
+                <w:rFonts w:ascii="宋体" w:hAnsi="宋体" w:eastAsia="宋体" w:cs="宋体"/>
+                <w:sz w:val="21"/>
+                <w:szCs w:val="21"/>
+              </w:rPr>
+            </w:pPr>
+            <w:r>
+              <w:rPr>
+                <w:rFonts w:ascii="宋体" w:hAnsi="宋体" w:eastAsia="宋体" w:cs="宋体"/>
+                <w:sz w:val="21"/>
+                <w:szCs w:val="21"/>
+              </w:rPr>
+              <w:t>22</w:t>
+            </w:r>
+          </w:p>
+        </w:tc>
+        <w:tc>
+          <w:tcPr>
+            <w:tcW w:w="4318" w:type="dxa"/>
+            <w:tcMar>
+              <w:top w:w="20" w:type="dxa"/>
+              <w:left w:w="55" w:type="dxa"/>
+              <w:bottom w:w="20" w:type="dxa"/>
+              <w:right w:w="55" w:type="dxa"/>
+            </w:tcMar>
+            <w:vAlign w:val="center"/>
+          </w:tcPr>
+          <w:p>
+            <w:pPr>
+              <w:widowControl w:val="0"/>
+              <w:kinsoku/>
+              <w:wordWrap/>
+              <w:overflowPunct/>
+              <w:snapToGrid w:val="0"/>
+              <w:spacing w:before="20" w:after="20" w:line="240" w:lineRule="exact"/>
+              <w:ind w:left="0" w:leftChars="0" w:firstLine="0" w:firstLineChars="0"/>
+              <w:jc w:val="both"/>
+              <w:rPr>
+                <w:rFonts w:ascii="宋体" w:hAnsi="宋体" w:eastAsia="宋体" w:cs="宋体"/>
+                <w:sz w:val="21"/>
+                <w:szCs w:val="21"/>
+              </w:rPr>
+            </w:pPr>
+            <w:r>
+              <w:rPr>
+                <w:rFonts w:ascii="宋体" w:hAnsi="宋体" w:eastAsia="宋体" w:cs="宋体"/>
+                <w:sz w:val="21"/>
+                <w:szCs w:val="21"/>
+              </w:rPr>
+              <w:t>理论（如原子论、进化论）本来就存在于自然中，科学家是借助于科学实验的数据来发现它</w:t>
+            </w:r>
+          </w:p>
+        </w:tc>
+        <w:tc>
+          <w:tcPr>
+            <w:tcW w:w="864" w:type="dxa"/>
+            <w:tcMar>
+              <w:top w:w="20" w:type="dxa"/>
+              <w:left w:w="55" w:type="dxa"/>
+              <w:bottom w:w="20" w:type="dxa"/>
+              <w:right w:w="55" w:type="dxa"/>
+            </w:tcMar>
+            <w:vAlign w:val="center"/>
+          </w:tcPr>
+          <w:p>
+            <w:pPr>
+              <w:widowControl w:val="0"/>
+              <w:kinsoku/>
+              <w:wordWrap/>
+              <w:overflowPunct/>
+              <w:snapToGrid w:val="0"/>
+              <w:spacing w:before="20" w:after="20" w:line="240" w:lineRule="exact"/>
+              <w:ind w:left="0" w:leftChars="0" w:firstLine="0" w:firstLineChars="0"/>
+              <w:jc w:val="center"/>
+              <w:rPr>
+                <w:rFonts w:ascii="宋体" w:hAnsi="宋体" w:eastAsia="宋体" w:cs="宋体"/>
+                <w:sz w:val="21"/>
+                <w:szCs w:val="21"/>
+              </w:rPr>
+            </w:pPr>
+          </w:p>
+        </w:tc>
+        <w:tc>
+          <w:tcPr>
+            <w:tcW w:w="864" w:type="dxa"/>
+            <w:tcMar>
+              <w:top w:w="20" w:type="dxa"/>
+              <w:left w:w="55" w:type="dxa"/>
+              <w:bottom w:w="20" w:type="dxa"/>
+              <w:right w:w="55" w:type="dxa"/>
+            </w:tcMar>
+            <w:vAlign w:val="center"/>
+          </w:tcPr>
+          <w:p>
+            <w:pPr>
+              <w:widowControl w:val="0"/>
+              <w:kinsoku/>
+              <w:wordWrap/>
+              <w:overflowPunct/>
+              <w:snapToGrid w:val="0"/>
+              <w:spacing w:before="20" w:after="20" w:line="240" w:lineRule="exact"/>
+              <w:ind w:left="0" w:leftChars="0" w:firstLine="0" w:firstLineChars="0"/>
+              <w:jc w:val="center"/>
+              <w:rPr>
+                <w:rFonts w:ascii="宋体" w:hAnsi="宋体" w:eastAsia="宋体" w:cs="宋体"/>
+                <w:sz w:val="21"/>
+                <w:szCs w:val="21"/>
+              </w:rPr>
+            </w:pPr>
+          </w:p>
+        </w:tc>
+        <w:tc>
+          <w:tcPr>
+            <w:tcW w:w="864" w:type="dxa"/>
+            <w:tcMar>
+              <w:top w:w="20" w:type="dxa"/>
+              <w:left w:w="55" w:type="dxa"/>
+              <w:bottom w:w="20" w:type="dxa"/>
+              <w:right w:w="55" w:type="dxa"/>
+            </w:tcMar>
+            <w:vAlign w:val="center"/>
+          </w:tcPr>
+          <w:p>
+            <w:pPr>
+              <w:widowControl w:val="0"/>
+              <w:kinsoku/>
+              <w:wordWrap/>
+              <w:overflowPunct/>
+              <w:snapToGrid w:val="0"/>
+              <w:spacing w:before="20" w:after="20" w:line="240" w:lineRule="exact"/>
+              <w:ind w:left="0" w:leftChars="0" w:firstLine="0" w:firstLineChars="0"/>
+              <w:jc w:val="center"/>
+              <w:rPr>
+                <w:rFonts w:ascii="宋体" w:hAnsi="宋体" w:eastAsia="宋体" w:cs="宋体"/>
+                <w:sz w:val="21"/>
+                <w:szCs w:val="21"/>
+              </w:rPr>
+            </w:pPr>
+          </w:p>
+        </w:tc>
+        <w:tc>
+          <w:tcPr>
+            <w:tcW w:w="864" w:type="dxa"/>
+            <w:tcMar>
+              <w:top w:w="20" w:type="dxa"/>
+              <w:left w:w="55" w:type="dxa"/>
+              <w:bottom w:w="20" w:type="dxa"/>
+              <w:right w:w="55" w:type="dxa"/>
+            </w:tcMar>
+            <w:vAlign w:val="center"/>
+          </w:tcPr>
+          <w:p>
+            <w:pPr>
+              <w:widowControl w:val="0"/>
+              <w:kinsoku/>
+              <w:wordWrap/>
+              <w:overflowPunct/>
+              <w:snapToGrid w:val="0"/>
+              <w:spacing w:before="20" w:after="20" w:line="240" w:lineRule="exact"/>
+              <w:ind w:left="0" w:leftChars="0" w:firstLine="0" w:firstLineChars="0"/>
+              <w:jc w:val="center"/>
+              <w:rPr>
+                <w:rFonts w:ascii="宋体" w:hAnsi="宋体" w:eastAsia="宋体" w:cs="宋体"/>
+                <w:sz w:val="21"/>
+                <w:szCs w:val="21"/>
+              </w:rPr>
+            </w:pPr>
+          </w:p>
+        </w:tc>
+        <w:tc>
+          <w:tcPr>
+            <w:tcW w:w="864" w:type="dxa"/>
+            <w:tcMar>
+              <w:top w:w="20" w:type="dxa"/>
+              <w:left w:w="55" w:type="dxa"/>
+              <w:bottom w:w="20" w:type="dxa"/>
+              <w:right w:w="55" w:type="dxa"/>
+            </w:tcMar>
+            <w:vAlign w:val="center"/>
+          </w:tcPr>
+          <w:p>
+            <w:pPr>
+              <w:widowControl w:val="0"/>
+              <w:kinsoku/>
+              <w:wordWrap/>
+              <w:overflowPunct/>
+              <w:snapToGrid w:val="0"/>
+              <w:spacing w:before="20" w:after="20" w:line="240" w:lineRule="exact"/>
+              <w:ind w:left="0" w:leftChars="0" w:firstLine="0" w:firstLineChars="0"/>
+              <w:jc w:val="center"/>
+              <w:rPr>
+                <w:rFonts w:ascii="宋体" w:hAnsi="宋体" w:eastAsia="宋体" w:cs="宋体"/>
+                <w:sz w:val="21"/>
+                <w:szCs w:val="21"/>
+              </w:rPr>
+            </w:pPr>
+          </w:p>
+        </w:tc>
+      </w:tr>
+      <w:tr>
+        <w:tc>
+          <w:tcPr>
+            <w:tcW w:w="1000" w:type="dxa"/>
+            <w:noWrap/>
+            <w:tcMar>
+              <w:top w:w="20" w:type="dxa"/>
+              <w:left w:w="55" w:type="dxa"/>
+              <w:bottom w:w="20" w:type="dxa"/>
+              <w:right w:w="55" w:type="dxa"/>
+            </w:tcMar>
+            <w:vAlign w:val="center"/>
+          </w:tcPr>
+          <w:p>
+            <w:pPr>
+              <w:widowControl w:val="0"/>
+              <w:kinsoku/>
+              <w:wordWrap/>
+              <w:overflowPunct/>
+              <w:snapToGrid w:val="0"/>
+              <w:spacing w:before="20" w:after="20" w:line="240" w:lineRule="exact"/>
+              <w:ind w:left="0" w:leftChars="0" w:firstLine="0" w:firstLineChars="0"/>
+              <w:jc w:val="center"/>
+              <w:rPr>
+                <w:rFonts w:ascii="宋体" w:hAnsi="宋体" w:eastAsia="宋体" w:cs="宋体"/>
+                <w:sz w:val="21"/>
+                <w:szCs w:val="21"/>
+              </w:rPr>
+            </w:pPr>
+            <w:r>
+              <w:rPr>
+                <w:rFonts w:ascii="宋体" w:hAnsi="宋体" w:eastAsia="宋体" w:cs="宋体"/>
+                <w:sz w:val="21"/>
+                <w:szCs w:val="21"/>
+              </w:rPr>
+              <w:t>23</w:t>
+            </w:r>
+          </w:p>
+        </w:tc>
+        <w:tc>
+          <w:tcPr>
+            <w:tcW w:w="4318" w:type="dxa"/>
+            <w:tcMar>
+              <w:top w:w="20" w:type="dxa"/>
+              <w:left w:w="55" w:type="dxa"/>
+              <w:bottom w:w="20" w:type="dxa"/>
+              <w:right w:w="55" w:type="dxa"/>
+            </w:tcMar>
+            <w:vAlign w:val="center"/>
+          </w:tcPr>
+          <w:p>
+            <w:pPr>
+              <w:widowControl w:val="0"/>
+              <w:kinsoku/>
+              <w:wordWrap/>
+              <w:overflowPunct/>
+              <w:snapToGrid w:val="0"/>
+              <w:spacing w:before="20" w:after="20" w:line="240" w:lineRule="exact"/>
+              <w:ind w:left="0" w:leftChars="0" w:firstLine="0" w:firstLineChars="0"/>
+              <w:jc w:val="both"/>
+              <w:rPr>
+                <w:rFonts w:ascii="宋体" w:hAnsi="宋体" w:eastAsia="宋体" w:cs="宋体"/>
+                <w:sz w:val="21"/>
+                <w:szCs w:val="21"/>
+              </w:rPr>
+            </w:pPr>
+            <w:r>
+              <w:rPr>
+                <w:rFonts w:ascii="宋体" w:hAnsi="宋体" w:eastAsia="宋体" w:cs="宋体"/>
+                <w:sz w:val="21"/>
+                <w:szCs w:val="21"/>
+              </w:rPr>
+              <w:t>按神话、个人信念及宗教价值观或权威解释自然是不科学的</w:t>
+            </w:r>
+          </w:p>
+        </w:tc>
+        <w:tc>
+          <w:tcPr>
+            <w:tcW w:w="864" w:type="dxa"/>
+            <w:tcMar>
+              <w:top w:w="20" w:type="dxa"/>
+              <w:left w:w="55" w:type="dxa"/>
+              <w:bottom w:w="20" w:type="dxa"/>
+              <w:right w:w="55" w:type="dxa"/>
+            </w:tcMar>
+            <w:vAlign w:val="center"/>
+          </w:tcPr>
+          <w:p>
+            <w:pPr>
+              <w:widowControl w:val="0"/>
+              <w:kinsoku/>
+              <w:wordWrap/>
+              <w:overflowPunct/>
+              <w:snapToGrid w:val="0"/>
+              <w:spacing w:before="20" w:after="20" w:line="240" w:lineRule="exact"/>
+              <w:ind w:left="0" w:leftChars="0" w:firstLine="0" w:firstLineChars="0"/>
+              <w:jc w:val="center"/>
+              <w:rPr>
+                <w:rFonts w:ascii="宋体" w:hAnsi="宋体" w:eastAsia="宋体" w:cs="宋体"/>
+                <w:sz w:val="21"/>
+                <w:szCs w:val="21"/>
+              </w:rPr>
+            </w:pPr>
+          </w:p>
+        </w:tc>
+        <w:tc>
+          <w:tcPr>
+            <w:tcW w:w="864" w:type="dxa"/>
+            <w:tcMar>
+              <w:top w:w="20" w:type="dxa"/>
+              <w:left w:w="55" w:type="dxa"/>
+              <w:bottom w:w="20" w:type="dxa"/>
+              <w:right w:w="55" w:type="dxa"/>
+            </w:tcMar>
+            <w:vAlign w:val="center"/>
+          </w:tcPr>
+          <w:p>
+            <w:pPr>
+              <w:widowControl w:val="0"/>
+              <w:kinsoku/>
+              <w:wordWrap/>
+              <w:overflowPunct/>
+              <w:snapToGrid w:val="0"/>
+              <w:spacing w:before="20" w:after="20" w:line="240" w:lineRule="exact"/>
+              <w:ind w:left="0" w:leftChars="0" w:firstLine="0" w:firstLineChars="0"/>
+              <w:jc w:val="center"/>
+              <w:rPr>
+                <w:rFonts w:ascii="宋体" w:hAnsi="宋体" w:eastAsia="宋体" w:cs="宋体"/>
+                <w:sz w:val="21"/>
+                <w:szCs w:val="21"/>
+              </w:rPr>
+            </w:pPr>
+          </w:p>
+        </w:tc>
+        <w:tc>
+          <w:tcPr>
+            <w:tcW w:w="864" w:type="dxa"/>
+            <w:tcMar>
+              <w:top w:w="20" w:type="dxa"/>
+              <w:left w:w="55" w:type="dxa"/>
+              <w:bottom w:w="20" w:type="dxa"/>
+              <w:right w:w="55" w:type="dxa"/>
+            </w:tcMar>
+            <w:vAlign w:val="center"/>
+          </w:tcPr>
+          <w:p>
+            <w:pPr>
+              <w:widowControl w:val="0"/>
+              <w:kinsoku/>
+              <w:wordWrap/>
+              <w:overflowPunct/>
+              <w:snapToGrid w:val="0"/>
+              <w:spacing w:before="20" w:after="20" w:line="240" w:lineRule="exact"/>
+              <w:ind w:left="0" w:leftChars="0" w:firstLine="0" w:firstLineChars="0"/>
+              <w:jc w:val="center"/>
+              <w:rPr>
+                <w:rFonts w:ascii="宋体" w:hAnsi="宋体" w:eastAsia="宋体" w:cs="宋体"/>
+                <w:sz w:val="21"/>
+                <w:szCs w:val="21"/>
+              </w:rPr>
+            </w:pPr>
+          </w:p>
+        </w:tc>
+        <w:tc>
+          <w:tcPr>
+            <w:tcW w:w="864" w:type="dxa"/>
+            <w:tcMar>
+              <w:top w:w="20" w:type="dxa"/>
+              <w:left w:w="55" w:type="dxa"/>
+              <w:bottom w:w="20" w:type="dxa"/>
+              <w:right w:w="55" w:type="dxa"/>
+            </w:tcMar>
+            <w:vAlign w:val="center"/>
+          </w:tcPr>
+          <w:p>
+            <w:pPr>
+              <w:widowControl w:val="0"/>
+              <w:kinsoku/>
+              <w:wordWrap/>
+              <w:overflowPunct/>
+              <w:snapToGrid w:val="0"/>
+              <w:spacing w:before="20" w:after="20" w:line="240" w:lineRule="exact"/>
+              <w:ind w:left="0" w:leftChars="0" w:firstLine="0" w:firstLineChars="0"/>
+              <w:jc w:val="center"/>
+              <w:rPr>
+                <w:rFonts w:ascii="宋体" w:hAnsi="宋体" w:eastAsia="宋体" w:cs="宋体"/>
+                <w:sz w:val="21"/>
+                <w:szCs w:val="21"/>
+              </w:rPr>
+            </w:pPr>
+          </w:p>
+        </w:tc>
+        <w:tc>
+          <w:tcPr>
+            <w:tcW w:w="864" w:type="dxa"/>
+            <w:tcMar>
+              <w:top w:w="20" w:type="dxa"/>
+              <w:left w:w="55" w:type="dxa"/>
+              <w:bottom w:w="20" w:type="dxa"/>
+              <w:right w:w="55" w:type="dxa"/>
+            </w:tcMar>
+            <w:vAlign w:val="center"/>
+          </w:tcPr>
+          <w:p>
+            <w:pPr>
+              <w:widowControl w:val="0"/>
+              <w:kinsoku/>
+              <w:wordWrap/>
+              <w:overflowPunct/>
+              <w:snapToGrid w:val="0"/>
+              <w:spacing w:before="20" w:after="20" w:line="240" w:lineRule="exact"/>
+              <w:ind w:left="0" w:leftChars="0" w:firstLine="0" w:firstLineChars="0"/>
+              <w:jc w:val="center"/>
+              <w:rPr>
+                <w:rFonts w:ascii="宋体" w:hAnsi="宋体" w:eastAsia="宋体" w:cs="宋体"/>
+                <w:sz w:val="21"/>
+                <w:szCs w:val="21"/>
+              </w:rPr>
+            </w:pPr>
+          </w:p>
+        </w:tc>
+      </w:tr>
+      <w:tr>
+        <w:tc>
+          <w:tcPr>
+            <w:tcW w:w="1000" w:type="dxa"/>
+            <w:noWrap/>
+            <w:tcMar>
+              <w:top w:w="20" w:type="dxa"/>
+              <w:left w:w="55" w:type="dxa"/>
+              <w:bottom w:w="20" w:type="dxa"/>
+              <w:right w:w="55" w:type="dxa"/>
+            </w:tcMar>
+            <w:vAlign w:val="center"/>
+          </w:tcPr>
+          <w:p>
+            <w:pPr>
+              <w:widowControl w:val="0"/>
+              <w:kinsoku/>
+              <w:wordWrap/>
+              <w:overflowPunct/>
+              <w:snapToGrid w:val="0"/>
+              <w:spacing w:before="20" w:after="20" w:line="240" w:lineRule="exact"/>
+              <w:ind w:left="0" w:leftChars="0" w:firstLine="0" w:firstLineChars="0"/>
+              <w:jc w:val="center"/>
+              <w:rPr>
+                <w:rFonts w:ascii="宋体" w:hAnsi="宋体" w:eastAsia="宋体" w:cs="宋体"/>
+                <w:sz w:val="21"/>
+                <w:szCs w:val="21"/>
+              </w:rPr>
+            </w:pPr>
+            <w:r>
+              <w:rPr>
+                <w:rFonts w:ascii="宋体" w:hAnsi="宋体" w:eastAsia="宋体" w:cs="宋体"/>
+                <w:sz w:val="21"/>
+                <w:szCs w:val="21"/>
+              </w:rPr>
+              <w:t>24</w:t>
+            </w:r>
+          </w:p>
+        </w:tc>
+        <w:tc>
+          <w:tcPr>
+            <w:tcW w:w="4318" w:type="dxa"/>
+            <w:tcMar>
+              <w:top w:w="20" w:type="dxa"/>
+              <w:left w:w="55" w:type="dxa"/>
+              <w:bottom w:w="20" w:type="dxa"/>
+              <w:right w:w="55" w:type="dxa"/>
+            </w:tcMar>
+            <w:vAlign w:val="center"/>
+          </w:tcPr>
+          <w:p>
+            <w:pPr>
+              <w:widowControl w:val="0"/>
+              <w:kinsoku/>
+              <w:wordWrap/>
+              <w:overflowPunct/>
+              <w:snapToGrid w:val="0"/>
+              <w:spacing w:before="20" w:after="20" w:line="240" w:lineRule="exact"/>
+              <w:ind w:left="0" w:leftChars="0" w:firstLine="0" w:firstLineChars="0"/>
+              <w:jc w:val="both"/>
+              <w:rPr>
+                <w:rFonts w:ascii="宋体" w:hAnsi="宋体" w:eastAsia="宋体" w:cs="宋体"/>
+                <w:sz w:val="21"/>
+                <w:szCs w:val="21"/>
+              </w:rPr>
+            </w:pPr>
+            <w:r>
+              <w:rPr>
+                <w:rFonts w:ascii="宋体" w:hAnsi="宋体" w:eastAsia="宋体" w:cs="宋体"/>
+                <w:sz w:val="21"/>
+                <w:szCs w:val="21"/>
+              </w:rPr>
+              <w:t>只要科学家准确无误的做研究，得到的科学理论就不会改变</w:t>
+            </w:r>
+          </w:p>
+        </w:tc>
+        <w:tc>
+          <w:tcPr>
+            <w:tcW w:w="864" w:type="dxa"/>
+            <w:tcMar>
+              <w:top w:w="20" w:type="dxa"/>
+              <w:left w:w="55" w:type="dxa"/>
+              <w:bottom w:w="20" w:type="dxa"/>
+              <w:right w:w="55" w:type="dxa"/>
+            </w:tcMar>
+            <w:vAlign w:val="center"/>
+          </w:tcPr>
+          <w:p>
+            <w:pPr>
+              <w:widowControl w:val="0"/>
+              <w:kinsoku/>
+              <w:wordWrap/>
+              <w:overflowPunct/>
+              <w:snapToGrid w:val="0"/>
+              <w:spacing w:before="20" w:after="20" w:line="240" w:lineRule="exact"/>
+              <w:ind w:left="0" w:leftChars="0" w:firstLine="0" w:firstLineChars="0"/>
+              <w:jc w:val="center"/>
+              <w:rPr>
+                <w:rFonts w:ascii="宋体" w:hAnsi="宋体" w:eastAsia="宋体" w:cs="宋体"/>
+                <w:sz w:val="21"/>
+                <w:szCs w:val="21"/>
+              </w:rPr>
+            </w:pPr>
+          </w:p>
+        </w:tc>
+        <w:tc>
+          <w:tcPr>
+            <w:tcW w:w="864" w:type="dxa"/>
+            <w:tcMar>
+              <w:top w:w="20" w:type="dxa"/>
+              <w:left w:w="55" w:type="dxa"/>
+              <w:bottom w:w="20" w:type="dxa"/>
+              <w:right w:w="55" w:type="dxa"/>
+            </w:tcMar>
+            <w:vAlign w:val="center"/>
+          </w:tcPr>
+          <w:p>
+            <w:pPr>
+              <w:widowControl w:val="0"/>
+              <w:kinsoku/>
+              <w:wordWrap/>
+              <w:overflowPunct/>
+              <w:snapToGrid w:val="0"/>
+              <w:spacing w:before="20" w:after="20" w:line="240" w:lineRule="exact"/>
+              <w:ind w:left="0" w:leftChars="0" w:firstLine="0" w:firstLineChars="0"/>
+              <w:jc w:val="center"/>
+              <w:rPr>
+                <w:rFonts w:ascii="宋体" w:hAnsi="宋体" w:eastAsia="宋体" w:cs="宋体"/>
+                <w:sz w:val="21"/>
+                <w:szCs w:val="21"/>
+              </w:rPr>
+            </w:pPr>
+          </w:p>
+        </w:tc>
+        <w:tc>
+          <w:tcPr>
+            <w:tcW w:w="864" w:type="dxa"/>
+            <w:tcMar>
+              <w:top w:w="20" w:type="dxa"/>
+              <w:left w:w="55" w:type="dxa"/>
+              <w:bottom w:w="20" w:type="dxa"/>
+              <w:right w:w="55" w:type="dxa"/>
+            </w:tcMar>
+            <w:vAlign w:val="center"/>
+          </w:tcPr>
+          <w:p>
+            <w:pPr>
+              <w:widowControl w:val="0"/>
+              <w:kinsoku/>
+              <w:wordWrap/>
+              <w:overflowPunct/>
+              <w:snapToGrid w:val="0"/>
+              <w:spacing w:before="20" w:after="20" w:line="240" w:lineRule="exact"/>
+              <w:ind w:left="0" w:leftChars="0" w:firstLine="0" w:firstLineChars="0"/>
+              <w:jc w:val="center"/>
+              <w:rPr>
+                <w:rFonts w:ascii="宋体" w:hAnsi="宋体" w:eastAsia="宋体" w:cs="宋体"/>
+                <w:sz w:val="21"/>
+                <w:szCs w:val="21"/>
+              </w:rPr>
+            </w:pPr>
+          </w:p>
+        </w:tc>
+        <w:tc>
+          <w:tcPr>
+            <w:tcW w:w="864" w:type="dxa"/>
+            <w:tcMar>
+              <w:top w:w="20" w:type="dxa"/>
+              <w:left w:w="55" w:type="dxa"/>
+              <w:bottom w:w="20" w:type="dxa"/>
+              <w:right w:w="55" w:type="dxa"/>
+            </w:tcMar>
+            <w:vAlign w:val="center"/>
+          </w:tcPr>
+          <w:p>
+            <w:pPr>
+              <w:widowControl w:val="0"/>
+              <w:kinsoku/>
+              <w:wordWrap/>
+              <w:overflowPunct/>
+              <w:snapToGrid w:val="0"/>
+              <w:spacing w:before="20" w:after="20" w:line="240" w:lineRule="exact"/>
+              <w:ind w:left="0" w:leftChars="0" w:firstLine="0" w:firstLineChars="0"/>
+              <w:jc w:val="center"/>
+              <w:rPr>
+                <w:rFonts w:ascii="宋体" w:hAnsi="宋体" w:eastAsia="宋体" w:cs="宋体"/>
+                <w:sz w:val="21"/>
+                <w:szCs w:val="21"/>
+              </w:rPr>
+            </w:pPr>
+          </w:p>
+        </w:tc>
+        <w:tc>
+          <w:tcPr>
+            <w:tcW w:w="864" w:type="dxa"/>
+            <w:tcMar>
+              <w:top w:w="20" w:type="dxa"/>
+              <w:left w:w="55" w:type="dxa"/>
+              <w:bottom w:w="20" w:type="dxa"/>
+              <w:right w:w="55" w:type="dxa"/>
+            </w:tcMar>
+            <w:vAlign w:val="center"/>
+          </w:tcPr>
+          <w:p>
+            <w:pPr>
+              <w:widowControl w:val="0"/>
+              <w:kinsoku/>
+              <w:wordWrap/>
+              <w:overflowPunct/>
+              <w:snapToGrid w:val="0"/>
+              <w:spacing w:before="20" w:after="20" w:line="240" w:lineRule="exact"/>
+              <w:ind w:left="0" w:leftChars="0" w:firstLine="0" w:firstLineChars="0"/>
+              <w:jc w:val="center"/>
+              <w:rPr>
+                <w:rFonts w:ascii="宋体" w:hAnsi="宋体" w:eastAsia="宋体" w:cs="宋体"/>
+                <w:sz w:val="21"/>
+                <w:szCs w:val="21"/>
+              </w:rPr>
+            </w:pPr>
+          </w:p>
+        </w:tc>
+      </w:tr>
+      <w:tr>
+        <w:tc>
+          <w:tcPr>
+            <w:tcW w:w="1000" w:type="dxa"/>
+            <w:noWrap/>
+            <w:tcMar>
+              <w:top w:w="20" w:type="dxa"/>
+              <w:left w:w="55" w:type="dxa"/>
+              <w:bottom w:w="20" w:type="dxa"/>
+              <w:right w:w="55" w:type="dxa"/>
+            </w:tcMar>
+            <w:vAlign w:val="center"/>
+          </w:tcPr>
+          <w:p>
+            <w:pPr>
+              <w:widowControl w:val="0"/>
+              <w:kinsoku/>
+              <w:wordWrap/>
+              <w:overflowPunct/>
+              <w:snapToGrid w:val="0"/>
+              <w:spacing w:before="20" w:after="20" w:line="240" w:lineRule="exact"/>
+              <w:ind w:left="0" w:leftChars="0" w:firstLine="0" w:firstLineChars="0"/>
+              <w:jc w:val="center"/>
+              <w:rPr>
+                <w:rFonts w:ascii="宋体" w:hAnsi="宋体" w:eastAsia="宋体" w:cs="宋体"/>
+                <w:sz w:val="21"/>
+                <w:szCs w:val="21"/>
+              </w:rPr>
+            </w:pPr>
+            <w:r>
+              <w:rPr>
+                <w:rFonts w:ascii="宋体" w:hAnsi="宋体" w:eastAsia="宋体" w:cs="宋体"/>
+                <w:sz w:val="21"/>
+                <w:szCs w:val="21"/>
+              </w:rPr>
+              <w:t>25</w:t>
+            </w:r>
+          </w:p>
+        </w:tc>
+        <w:tc>
+          <w:tcPr>
+            <w:tcW w:w="4318" w:type="dxa"/>
+            <w:tcMar>
+              <w:top w:w="20" w:type="dxa"/>
+              <w:left w:w="55" w:type="dxa"/>
+              <w:bottom w:w="20" w:type="dxa"/>
+              <w:right w:w="55" w:type="dxa"/>
+            </w:tcMar>
+            <w:vAlign w:val="center"/>
+          </w:tcPr>
+          <w:p>
+            <w:pPr>
+              <w:widowControl w:val="0"/>
+              <w:kinsoku/>
+              <w:wordWrap/>
+              <w:overflowPunct/>
+              <w:snapToGrid w:val="0"/>
+              <w:spacing w:before="20" w:after="20" w:line="240" w:lineRule="exact"/>
+              <w:ind w:left="0" w:leftChars="0" w:firstLine="0" w:firstLineChars="0"/>
+              <w:jc w:val="both"/>
+              <w:rPr>
+                <w:rFonts w:ascii="宋体" w:hAnsi="宋体" w:eastAsia="宋体" w:cs="宋体"/>
+                <w:sz w:val="21"/>
+                <w:szCs w:val="21"/>
+              </w:rPr>
+            </w:pPr>
+            <w:r>
+              <w:rPr>
+                <w:rFonts w:ascii="宋体" w:hAnsi="宋体" w:eastAsia="宋体" w:cs="宋体"/>
+                <w:sz w:val="21"/>
+                <w:szCs w:val="21"/>
+              </w:rPr>
+              <w:t>科学模型（原子模型）是基于科学观测而提出的实物构造</w:t>
+            </w:r>
+          </w:p>
+        </w:tc>
+        <w:tc>
+          <w:tcPr>
+            <w:tcW w:w="864" w:type="dxa"/>
+            <w:tcMar>
+              <w:top w:w="20" w:type="dxa"/>
+              <w:left w:w="55" w:type="dxa"/>
+              <w:bottom w:w="20" w:type="dxa"/>
+              <w:right w:w="55" w:type="dxa"/>
+            </w:tcMar>
+            <w:vAlign w:val="center"/>
+          </w:tcPr>
+          <w:p>
+            <w:pPr>
+              <w:widowControl w:val="0"/>
+              <w:kinsoku/>
+              <w:wordWrap/>
+              <w:overflowPunct/>
+              <w:snapToGrid w:val="0"/>
+              <w:spacing w:before="20" w:after="20" w:line="240" w:lineRule="exact"/>
+              <w:ind w:left="0" w:leftChars="0" w:firstLine="0" w:firstLineChars="0"/>
+              <w:jc w:val="center"/>
+              <w:rPr>
+                <w:rFonts w:ascii="宋体" w:hAnsi="宋体" w:eastAsia="宋体" w:cs="宋体"/>
+                <w:sz w:val="21"/>
+                <w:szCs w:val="21"/>
+              </w:rPr>
+            </w:pPr>
+          </w:p>
+        </w:tc>
+        <w:tc>
+          <w:tcPr>
+            <w:tcW w:w="864" w:type="dxa"/>
+            <w:tcMar>
+              <w:top w:w="20" w:type="dxa"/>
+              <w:left w:w="55" w:type="dxa"/>
+              <w:bottom w:w="20" w:type="dxa"/>
+              <w:right w:w="55" w:type="dxa"/>
+            </w:tcMar>
+            <w:vAlign w:val="center"/>
+          </w:tcPr>
+          <w:p>
+            <w:pPr>
+              <w:widowControl w:val="0"/>
+              <w:kinsoku/>
+              <w:wordWrap/>
+              <w:overflowPunct/>
+              <w:snapToGrid w:val="0"/>
+              <w:spacing w:before="20" w:after="20" w:line="240" w:lineRule="exact"/>
+              <w:ind w:left="0" w:leftChars="0" w:firstLine="0" w:firstLineChars="0"/>
+              <w:jc w:val="center"/>
+              <w:rPr>
+                <w:rFonts w:ascii="宋体" w:hAnsi="宋体" w:eastAsia="宋体" w:cs="宋体"/>
+                <w:sz w:val="21"/>
+                <w:szCs w:val="21"/>
+              </w:rPr>
+            </w:pPr>
+          </w:p>
+        </w:tc>
+        <w:tc>
+          <w:tcPr>
+            <w:tcW w:w="864" w:type="dxa"/>
+            <w:tcMar>
+              <w:top w:w="20" w:type="dxa"/>
+              <w:left w:w="55" w:type="dxa"/>
+              <w:bottom w:w="20" w:type="dxa"/>
+              <w:right w:w="55" w:type="dxa"/>
+            </w:tcMar>
+            <w:vAlign w:val="center"/>
+          </w:tcPr>
+          <w:p>
+            <w:pPr>
+              <w:widowControl w:val="0"/>
+              <w:kinsoku/>
+              <w:wordWrap/>
+              <w:overflowPunct/>
+              <w:snapToGrid w:val="0"/>
+              <w:spacing w:before="20" w:after="20" w:line="240" w:lineRule="exact"/>
+              <w:ind w:left="0" w:leftChars="0" w:firstLine="0" w:firstLineChars="0"/>
+              <w:jc w:val="center"/>
+              <w:rPr>
+                <w:rFonts w:ascii="宋体" w:hAnsi="宋体" w:eastAsia="宋体" w:cs="宋体"/>
+                <w:sz w:val="21"/>
+                <w:szCs w:val="21"/>
+              </w:rPr>
+            </w:pPr>
+          </w:p>
+        </w:tc>
+        <w:tc>
+          <w:tcPr>
+            <w:tcW w:w="864" w:type="dxa"/>
+            <w:tcMar>
+              <w:top w:w="20" w:type="dxa"/>
+              <w:left w:w="55" w:type="dxa"/>
+              <w:bottom w:w="20" w:type="dxa"/>
+              <w:right w:w="55" w:type="dxa"/>
+            </w:tcMar>
+            <w:vAlign w:val="center"/>
+          </w:tcPr>
+          <w:p>
+            <w:pPr>
+              <w:widowControl w:val="0"/>
+              <w:kinsoku/>
+              <w:wordWrap/>
+              <w:overflowPunct/>
+              <w:snapToGrid w:val="0"/>
+              <w:spacing w:before="20" w:after="20" w:line="240" w:lineRule="exact"/>
+              <w:ind w:left="0" w:leftChars="0" w:firstLine="0" w:firstLineChars="0"/>
+              <w:jc w:val="center"/>
+              <w:rPr>
+                <w:rFonts w:ascii="宋体" w:hAnsi="宋体" w:eastAsia="宋体" w:cs="宋体"/>
+                <w:sz w:val="21"/>
+                <w:szCs w:val="21"/>
+              </w:rPr>
+            </w:pPr>
+          </w:p>
+        </w:tc>
+        <w:tc>
+          <w:tcPr>
+            <w:tcW w:w="864" w:type="dxa"/>
+            <w:tcMar>
+              <w:top w:w="20" w:type="dxa"/>
+              <w:left w:w="55" w:type="dxa"/>
+              <w:bottom w:w="20" w:type="dxa"/>
+              <w:right w:w="55" w:type="dxa"/>
+            </w:tcMar>
+            <w:vAlign w:val="center"/>
+          </w:tcPr>
+          <w:p>
+            <w:pPr>
+              <w:widowControl w:val="0"/>
+              <w:kinsoku/>
+              <w:wordWrap/>
+              <w:overflowPunct/>
+              <w:snapToGrid w:val="0"/>
+              <w:spacing w:before="20" w:after="20" w:line="240" w:lineRule="exact"/>
+              <w:ind w:left="0" w:leftChars="0" w:firstLine="0" w:firstLineChars="0"/>
+              <w:jc w:val="center"/>
+              <w:rPr>
+                <w:rFonts w:ascii="宋体" w:hAnsi="宋体" w:eastAsia="宋体" w:cs="宋体"/>
+                <w:sz w:val="21"/>
+                <w:szCs w:val="21"/>
+              </w:rPr>
+            </w:pPr>
+          </w:p>
+        </w:tc>
+      </w:tr>
+      <w:tr>
+        <w:tc>
+          <w:tcPr>
+            <w:tcW w:w="1000" w:type="dxa"/>
+            <w:noWrap/>
+            <w:tcMar>
+              <w:top w:w="20" w:type="dxa"/>
+              <w:left w:w="55" w:type="dxa"/>
+              <w:bottom w:w="20" w:type="dxa"/>
+              <w:right w:w="55" w:type="dxa"/>
+            </w:tcMar>
+            <w:vAlign w:val="center"/>
+          </w:tcPr>
+          <w:p>
+            <w:pPr>
+              <w:widowControl w:val="0"/>
+              <w:kinsoku/>
+              <w:wordWrap/>
+              <w:overflowPunct/>
+              <w:snapToGrid w:val="0"/>
+              <w:spacing w:before="20" w:after="20" w:line="240" w:lineRule="exact"/>
+              <w:ind w:left="0" w:leftChars="0" w:firstLine="0" w:firstLineChars="0"/>
+              <w:jc w:val="center"/>
+              <w:rPr>
+                <w:rFonts w:ascii="宋体" w:hAnsi="宋体" w:eastAsia="宋体" w:cs="宋体"/>
+                <w:sz w:val="21"/>
+                <w:szCs w:val="21"/>
+              </w:rPr>
+            </w:pPr>
+            <w:r>
+              <w:rPr>
+                <w:rFonts w:ascii="宋体" w:hAnsi="宋体" w:eastAsia="宋体" w:cs="宋体"/>
+                <w:sz w:val="21"/>
+                <w:szCs w:val="21"/>
+              </w:rPr>
+              <w:t>26</w:t>
+            </w:r>
+          </w:p>
+        </w:tc>
+        <w:tc>
+          <w:tcPr>
+            <w:tcW w:w="4318" w:type="dxa"/>
+            <w:tcMar>
+              <w:top w:w="20" w:type="dxa"/>
+              <w:left w:w="55" w:type="dxa"/>
+              <w:bottom w:w="20" w:type="dxa"/>
+              <w:right w:w="55" w:type="dxa"/>
+            </w:tcMar>
+            <w:vAlign w:val="center"/>
+          </w:tcPr>
+          <w:p>
+            <w:pPr>
+              <w:widowControl w:val="0"/>
+              <w:kinsoku/>
+              <w:wordWrap/>
+              <w:overflowPunct/>
+              <w:snapToGrid w:val="0"/>
+              <w:spacing w:before="20" w:after="20" w:line="240" w:lineRule="exact"/>
+              <w:ind w:left="0" w:leftChars="0" w:firstLine="0" w:firstLineChars="0"/>
+              <w:jc w:val="both"/>
+              <w:rPr>
+                <w:rFonts w:ascii="宋体" w:hAnsi="宋体" w:eastAsia="宋体" w:cs="宋体"/>
+                <w:sz w:val="21"/>
+                <w:szCs w:val="21"/>
+              </w:rPr>
+            </w:pPr>
+            <w:r>
+              <w:rPr>
+                <w:rFonts w:ascii="宋体" w:hAnsi="宋体" w:eastAsia="宋体" w:cs="宋体"/>
+                <w:sz w:val="21"/>
+                <w:szCs w:val="21"/>
+              </w:rPr>
+              <w:t>科学研究不会受到社会文化的影响，因为科学家经过公正、良好的训练</w:t>
+            </w:r>
+          </w:p>
+        </w:tc>
+        <w:tc>
+          <w:tcPr>
+            <w:tcW w:w="864" w:type="dxa"/>
+            <w:tcMar>
+              <w:top w:w="20" w:type="dxa"/>
+              <w:left w:w="55" w:type="dxa"/>
+              <w:bottom w:w="20" w:type="dxa"/>
+              <w:right w:w="55" w:type="dxa"/>
+            </w:tcMar>
+            <w:vAlign w:val="center"/>
+          </w:tcPr>
+          <w:p>
+            <w:pPr>
+              <w:widowControl w:val="0"/>
+              <w:kinsoku/>
+              <w:wordWrap/>
+              <w:overflowPunct/>
+              <w:snapToGrid w:val="0"/>
+              <w:spacing w:before="20" w:after="20" w:line="240" w:lineRule="exact"/>
+              <w:ind w:left="0" w:leftChars="0" w:firstLine="0" w:firstLineChars="0"/>
+              <w:jc w:val="center"/>
+              <w:rPr>
+                <w:rFonts w:ascii="宋体" w:hAnsi="宋体" w:eastAsia="宋体" w:cs="宋体"/>
+                <w:sz w:val="21"/>
+                <w:szCs w:val="21"/>
+              </w:rPr>
+            </w:pPr>
+          </w:p>
+        </w:tc>
+        <w:tc>
+          <w:tcPr>
+            <w:tcW w:w="864" w:type="dxa"/>
+            <w:tcMar>
+              <w:top w:w="20" w:type="dxa"/>
+              <w:left w:w="55" w:type="dxa"/>
+              <w:bottom w:w="20" w:type="dxa"/>
+              <w:right w:w="55" w:type="dxa"/>
+            </w:tcMar>
+            <w:vAlign w:val="center"/>
+          </w:tcPr>
+          <w:p>
+            <w:pPr>
+              <w:widowControl w:val="0"/>
+              <w:kinsoku/>
+              <w:wordWrap/>
+              <w:overflowPunct/>
+              <w:snapToGrid w:val="0"/>
+              <w:spacing w:before="20" w:after="20" w:line="240" w:lineRule="exact"/>
+              <w:ind w:left="0" w:leftChars="0" w:firstLine="0" w:firstLineChars="0"/>
+              <w:jc w:val="center"/>
+              <w:rPr>
+                <w:rFonts w:ascii="宋体" w:hAnsi="宋体" w:eastAsia="宋体" w:cs="宋体"/>
+                <w:sz w:val="21"/>
+                <w:szCs w:val="21"/>
+              </w:rPr>
+            </w:pPr>
+          </w:p>
+        </w:tc>
+        <w:tc>
+          <w:tcPr>
+            <w:tcW w:w="864" w:type="dxa"/>
+            <w:tcMar>
+              <w:top w:w="20" w:type="dxa"/>
+              <w:left w:w="55" w:type="dxa"/>
+              <w:bottom w:w="20" w:type="dxa"/>
+              <w:right w:w="55" w:type="dxa"/>
+            </w:tcMar>
+            <w:vAlign w:val="center"/>
+          </w:tcPr>
+          <w:p>
+            <w:pPr>
+              <w:widowControl w:val="0"/>
+              <w:kinsoku/>
+              <w:wordWrap/>
+              <w:overflowPunct/>
+              <w:snapToGrid w:val="0"/>
+              <w:spacing w:before="20" w:after="20" w:line="240" w:lineRule="exact"/>
+              <w:ind w:left="0" w:leftChars="0" w:firstLine="0" w:firstLineChars="0"/>
+              <w:jc w:val="center"/>
+              <w:rPr>
+                <w:rFonts w:ascii="宋体" w:hAnsi="宋体" w:eastAsia="宋体" w:cs="宋体"/>
+                <w:sz w:val="21"/>
+                <w:szCs w:val="21"/>
+              </w:rPr>
+            </w:pPr>
+          </w:p>
+        </w:tc>
+        <w:tc>
+          <w:tcPr>
+            <w:tcW w:w="864" w:type="dxa"/>
+            <w:tcMar>
+              <w:top w:w="20" w:type="dxa"/>
+              <w:left w:w="55" w:type="dxa"/>
+              <w:bottom w:w="20" w:type="dxa"/>
+              <w:right w:w="55" w:type="dxa"/>
+            </w:tcMar>
+            <w:vAlign w:val="center"/>
+          </w:tcPr>
+          <w:p>
+            <w:pPr>
+              <w:widowControl w:val="0"/>
+              <w:kinsoku/>
+              <w:wordWrap/>
+              <w:overflowPunct/>
+              <w:snapToGrid w:val="0"/>
+              <w:spacing w:before="20" w:after="20" w:line="240" w:lineRule="exact"/>
+              <w:ind w:left="0" w:leftChars="0" w:firstLine="0" w:firstLineChars="0"/>
+              <w:jc w:val="center"/>
+              <w:rPr>
+                <w:rFonts w:ascii="宋体" w:hAnsi="宋体" w:eastAsia="宋体" w:cs="宋体"/>
+                <w:sz w:val="21"/>
+                <w:szCs w:val="21"/>
+              </w:rPr>
+            </w:pPr>
+          </w:p>
+        </w:tc>
+        <w:tc>
+          <w:tcPr>
+            <w:tcW w:w="864" w:type="dxa"/>
+            <w:tcMar>
+              <w:top w:w="20" w:type="dxa"/>
+              <w:left w:w="55" w:type="dxa"/>
+              <w:bottom w:w="20" w:type="dxa"/>
+              <w:right w:w="55" w:type="dxa"/>
+            </w:tcMar>
+            <w:vAlign w:val="center"/>
+          </w:tcPr>
+          <w:p>
+            <w:pPr>
+              <w:widowControl w:val="0"/>
+              <w:kinsoku/>
+              <w:wordWrap/>
+              <w:overflowPunct/>
+              <w:snapToGrid w:val="0"/>
+              <w:spacing w:before="20" w:after="20" w:line="240" w:lineRule="exact"/>
+              <w:ind w:left="0" w:leftChars="0" w:firstLine="0" w:firstLineChars="0"/>
+              <w:jc w:val="center"/>
+              <w:rPr>
+                <w:rFonts w:ascii="宋体" w:hAnsi="宋体" w:eastAsia="宋体" w:cs="宋体"/>
+                <w:sz w:val="21"/>
+                <w:szCs w:val="21"/>
+              </w:rPr>
+            </w:pPr>
+          </w:p>
+        </w:tc>
+      </w:tr>
+      <w:tr>
+        <w:tc>
+          <w:tcPr>
+            <w:tcW w:w="1000" w:type="dxa"/>
+            <w:noWrap/>
+            <w:tcMar>
+              <w:top w:w="20" w:type="dxa"/>
+              <w:left w:w="55" w:type="dxa"/>
+              <w:bottom w:w="20" w:type="dxa"/>
+              <w:right w:w="55" w:type="dxa"/>
+            </w:tcMar>
+            <w:vAlign w:val="center"/>
+          </w:tcPr>
+          <w:p>
+            <w:pPr>
+              <w:widowControl w:val="0"/>
+              <w:kinsoku/>
+              <w:wordWrap/>
+              <w:overflowPunct/>
+              <w:snapToGrid w:val="0"/>
+              <w:spacing w:before="20" w:after="20" w:line="240" w:lineRule="exact"/>
+              <w:ind w:left="0" w:leftChars="0" w:firstLine="0" w:firstLineChars="0"/>
+              <w:jc w:val="center"/>
+              <w:rPr>
+                <w:rFonts w:ascii="宋体" w:hAnsi="宋体" w:eastAsia="宋体" w:cs="宋体"/>
+                <w:sz w:val="21"/>
+                <w:szCs w:val="21"/>
+              </w:rPr>
+            </w:pPr>
+            <w:r>
+              <w:rPr>
+                <w:rFonts w:ascii="宋体" w:hAnsi="宋体" w:eastAsia="宋体" w:cs="宋体"/>
+                <w:sz w:val="21"/>
+                <w:szCs w:val="21"/>
+              </w:rPr>
+              <w:t>27</w:t>
+            </w:r>
+          </w:p>
+        </w:tc>
+        <w:tc>
+          <w:tcPr>
+            <w:tcW w:w="4318" w:type="dxa"/>
+            <w:tcMar>
+              <w:top w:w="20" w:type="dxa"/>
+              <w:left w:w="55" w:type="dxa"/>
+              <w:bottom w:w="20" w:type="dxa"/>
+              <w:right w:w="55" w:type="dxa"/>
+            </w:tcMar>
+            <w:vAlign w:val="center"/>
+          </w:tcPr>
+          <w:p>
+            <w:pPr>
+              <w:widowControl w:val="0"/>
+              <w:kinsoku/>
+              <w:wordWrap/>
+              <w:overflowPunct/>
+              <w:snapToGrid w:val="0"/>
+              <w:spacing w:before="20" w:after="20" w:line="240" w:lineRule="exact"/>
+              <w:ind w:left="0" w:leftChars="0" w:firstLine="0" w:firstLineChars="0"/>
+              <w:jc w:val="both"/>
+              <w:rPr>
+                <w:rFonts w:ascii="宋体" w:hAnsi="宋体" w:eastAsia="宋体" w:cs="宋体"/>
+                <w:sz w:val="21"/>
+                <w:szCs w:val="21"/>
+              </w:rPr>
+            </w:pPr>
+            <w:r>
+              <w:rPr>
+                <w:rFonts w:ascii="宋体" w:hAnsi="宋体" w:eastAsia="宋体" w:cs="宋体"/>
+                <w:sz w:val="21"/>
+                <w:szCs w:val="21"/>
+              </w:rPr>
+              <w:t>科学发现过程中会受到科学家的个人性格、情感以及知识背景的影响</w:t>
+            </w:r>
+          </w:p>
+        </w:tc>
+        <w:tc>
+          <w:tcPr>
+            <w:tcW w:w="864" w:type="dxa"/>
+            <w:tcMar>
+              <w:top w:w="20" w:type="dxa"/>
+              <w:left w:w="55" w:type="dxa"/>
+              <w:bottom w:w="20" w:type="dxa"/>
+              <w:right w:w="55" w:type="dxa"/>
+            </w:tcMar>
+            <w:vAlign w:val="center"/>
+          </w:tcPr>
+          <w:p>
+            <w:pPr>
+              <w:widowControl w:val="0"/>
+              <w:kinsoku/>
+              <w:wordWrap/>
+              <w:overflowPunct/>
+              <w:snapToGrid w:val="0"/>
+              <w:spacing w:before="20" w:after="20" w:line="240" w:lineRule="exact"/>
+              <w:ind w:left="0" w:leftChars="0" w:firstLine="0" w:firstLineChars="0"/>
+              <w:jc w:val="center"/>
+              <w:rPr>
+                <w:rFonts w:ascii="宋体" w:hAnsi="宋体" w:eastAsia="宋体" w:cs="宋体"/>
+                <w:sz w:val="21"/>
+                <w:szCs w:val="21"/>
+              </w:rPr>
+            </w:pPr>
+          </w:p>
+        </w:tc>
+        <w:tc>
+          <w:tcPr>
+            <w:tcW w:w="864" w:type="dxa"/>
+            <w:tcMar>
+              <w:top w:w="20" w:type="dxa"/>
+              <w:left w:w="55" w:type="dxa"/>
+              <w:bottom w:w="20" w:type="dxa"/>
+              <w:right w:w="55" w:type="dxa"/>
+            </w:tcMar>
+            <w:vAlign w:val="center"/>
+          </w:tcPr>
+          <w:p>
+            <w:pPr>
+              <w:widowControl w:val="0"/>
+              <w:kinsoku/>
+              <w:wordWrap/>
+              <w:overflowPunct/>
+              <w:snapToGrid w:val="0"/>
+              <w:spacing w:before="20" w:after="20" w:line="240" w:lineRule="exact"/>
+              <w:ind w:left="0" w:leftChars="0" w:firstLine="0" w:firstLineChars="0"/>
+              <w:jc w:val="center"/>
+              <w:rPr>
+                <w:rFonts w:ascii="宋体" w:hAnsi="宋体" w:eastAsia="宋体" w:cs="宋体"/>
+                <w:sz w:val="21"/>
+                <w:szCs w:val="21"/>
+              </w:rPr>
+            </w:pPr>
+          </w:p>
+        </w:tc>
+        <w:tc>
+          <w:tcPr>
+            <w:tcW w:w="864" w:type="dxa"/>
+            <w:tcMar>
+              <w:top w:w="20" w:type="dxa"/>
+              <w:left w:w="55" w:type="dxa"/>
+              <w:bottom w:w="20" w:type="dxa"/>
+              <w:right w:w="55" w:type="dxa"/>
+            </w:tcMar>
+            <w:vAlign w:val="center"/>
+          </w:tcPr>
+          <w:p>
+            <w:pPr>
+              <w:widowControl w:val="0"/>
+              <w:kinsoku/>
+              <w:wordWrap/>
+              <w:overflowPunct/>
+              <w:snapToGrid w:val="0"/>
+              <w:spacing w:before="20" w:after="20" w:line="240" w:lineRule="exact"/>
+              <w:ind w:left="0" w:leftChars="0" w:firstLine="0" w:firstLineChars="0"/>
+              <w:jc w:val="center"/>
+              <w:rPr>
+                <w:rFonts w:ascii="宋体" w:hAnsi="宋体" w:eastAsia="宋体" w:cs="宋体"/>
+                <w:sz w:val="21"/>
+                <w:szCs w:val="21"/>
+              </w:rPr>
+            </w:pPr>
+          </w:p>
+        </w:tc>
+        <w:tc>
+          <w:tcPr>
+            <w:tcW w:w="864" w:type="dxa"/>
+            <w:tcMar>
+              <w:top w:w="20" w:type="dxa"/>
+              <w:left w:w="55" w:type="dxa"/>
+              <w:bottom w:w="20" w:type="dxa"/>
+              <w:right w:w="55" w:type="dxa"/>
+            </w:tcMar>
+            <w:vAlign w:val="center"/>
+          </w:tcPr>
+          <w:p>
+            <w:pPr>
+              <w:widowControl w:val="0"/>
+              <w:kinsoku/>
+              <w:wordWrap/>
+              <w:overflowPunct/>
+              <w:snapToGrid w:val="0"/>
+              <w:spacing w:before="20" w:after="20" w:line="240" w:lineRule="exact"/>
+              <w:ind w:left="0" w:leftChars="0" w:firstLine="0" w:firstLineChars="0"/>
+              <w:jc w:val="center"/>
+              <w:rPr>
+                <w:rFonts w:ascii="宋体" w:hAnsi="宋体" w:eastAsia="宋体" w:cs="宋体"/>
+                <w:sz w:val="21"/>
+                <w:szCs w:val="21"/>
+              </w:rPr>
+            </w:pPr>
+          </w:p>
+        </w:tc>
+        <w:tc>
+          <w:tcPr>
+            <w:tcW w:w="864" w:type="dxa"/>
+            <w:tcMar>
+              <w:top w:w="20" w:type="dxa"/>
+              <w:left w:w="55" w:type="dxa"/>
+              <w:bottom w:w="20" w:type="dxa"/>
+              <w:right w:w="55" w:type="dxa"/>
+            </w:tcMar>
+            <w:vAlign w:val="center"/>
+          </w:tcPr>
+          <w:p>
+            <w:pPr>
+              <w:widowControl w:val="0"/>
+              <w:kinsoku/>
+              <w:wordWrap/>
+              <w:overflowPunct/>
+              <w:snapToGrid w:val="0"/>
+              <w:spacing w:before="20" w:after="20" w:line="240" w:lineRule="exact"/>
+              <w:ind w:left="0" w:leftChars="0" w:firstLine="0" w:firstLineChars="0"/>
+              <w:jc w:val="center"/>
+              <w:rPr>
+                <w:rFonts w:ascii="宋体" w:hAnsi="宋体" w:eastAsia="宋体" w:cs="宋体"/>
+                <w:sz w:val="21"/>
+                <w:szCs w:val="21"/>
+              </w:rPr>
+            </w:pPr>
+          </w:p>
+        </w:tc>
+      </w:tr>
+      <w:tr>
+        <w:tc>
+          <w:tcPr>
+            <w:tcW w:w="1000" w:type="dxa"/>
+            <w:noWrap/>
+            <w:tcMar>
+              <w:top w:w="20" w:type="dxa"/>
+              <w:left w:w="55" w:type="dxa"/>
+              <w:bottom w:w="20" w:type="dxa"/>
+              <w:right w:w="55" w:type="dxa"/>
+            </w:tcMar>
+            <w:vAlign w:val="center"/>
+          </w:tcPr>
+          <w:p>
+            <w:pPr>
+              <w:widowControl w:val="0"/>
+              <w:kinsoku/>
+              <w:wordWrap/>
+              <w:overflowPunct/>
+              <w:snapToGrid w:val="0"/>
+              <w:spacing w:before="20" w:after="20" w:line="240" w:lineRule="exact"/>
+              <w:ind w:left="0" w:leftChars="0" w:firstLine="0" w:firstLineChars="0"/>
+              <w:jc w:val="center"/>
+              <w:rPr>
+                <w:rFonts w:ascii="宋体" w:hAnsi="宋体" w:eastAsia="宋体" w:cs="宋体"/>
+                <w:sz w:val="21"/>
+                <w:szCs w:val="21"/>
+              </w:rPr>
+            </w:pPr>
+            <w:r>
+              <w:rPr>
+                <w:rFonts w:ascii="宋体" w:hAnsi="宋体" w:eastAsia="宋体" w:cs="宋体"/>
+                <w:sz w:val="21"/>
+                <w:szCs w:val="21"/>
+              </w:rPr>
+              <w:t>28</w:t>
+            </w:r>
+          </w:p>
+        </w:tc>
+        <w:tc>
+          <w:tcPr>
+            <w:tcW w:w="4318" w:type="dxa"/>
+            <w:tcMar>
+              <w:top w:w="20" w:type="dxa"/>
+              <w:left w:w="55" w:type="dxa"/>
+              <w:bottom w:w="20" w:type="dxa"/>
+              <w:right w:w="55" w:type="dxa"/>
+            </w:tcMar>
+            <w:vAlign w:val="center"/>
+          </w:tcPr>
+          <w:p>
+            <w:pPr>
+              <w:widowControl w:val="0"/>
+              <w:kinsoku/>
+              <w:wordWrap/>
+              <w:overflowPunct/>
+              <w:snapToGrid w:val="0"/>
+              <w:spacing w:before="20" w:after="20" w:line="240" w:lineRule="exact"/>
+              <w:ind w:left="0" w:leftChars="0" w:firstLine="0" w:firstLineChars="0"/>
+              <w:jc w:val="both"/>
+              <w:rPr>
+                <w:rFonts w:ascii="宋体" w:hAnsi="宋体" w:eastAsia="宋体" w:cs="宋体"/>
+                <w:sz w:val="21"/>
+                <w:szCs w:val="21"/>
+              </w:rPr>
+            </w:pPr>
+            <w:r>
+              <w:rPr>
+                <w:rFonts w:ascii="宋体" w:hAnsi="宋体" w:eastAsia="宋体" w:cs="宋体"/>
+                <w:sz w:val="21"/>
+                <w:szCs w:val="21"/>
+              </w:rPr>
+              <w:t>科学应受到普遍道德规范的约束</w:t>
+            </w:r>
+          </w:p>
+        </w:tc>
+        <w:tc>
+          <w:tcPr>
+            <w:tcW w:w="864" w:type="dxa"/>
+            <w:tcMar>
+              <w:top w:w="20" w:type="dxa"/>
+              <w:left w:w="55" w:type="dxa"/>
+              <w:bottom w:w="20" w:type="dxa"/>
+              <w:right w:w="55" w:type="dxa"/>
+            </w:tcMar>
+            <w:vAlign w:val="center"/>
+          </w:tcPr>
+          <w:p>
+            <w:pPr>
+              <w:widowControl w:val="0"/>
+              <w:kinsoku/>
+              <w:wordWrap/>
+              <w:overflowPunct/>
+              <w:snapToGrid w:val="0"/>
+              <w:spacing w:before="20" w:after="20" w:line="240" w:lineRule="exact"/>
+              <w:ind w:left="0" w:leftChars="0" w:firstLine="0" w:firstLineChars="0"/>
+              <w:jc w:val="center"/>
+              <w:rPr>
+                <w:rFonts w:ascii="宋体" w:hAnsi="宋体" w:eastAsia="宋体" w:cs="宋体"/>
+                <w:sz w:val="21"/>
+                <w:szCs w:val="21"/>
+              </w:rPr>
+            </w:pPr>
+          </w:p>
+        </w:tc>
+        <w:tc>
+          <w:tcPr>
+            <w:tcW w:w="864" w:type="dxa"/>
+            <w:tcMar>
+              <w:top w:w="20" w:type="dxa"/>
+              <w:left w:w="55" w:type="dxa"/>
+              <w:bottom w:w="20" w:type="dxa"/>
+              <w:right w:w="55" w:type="dxa"/>
+            </w:tcMar>
+            <w:vAlign w:val="center"/>
+          </w:tcPr>
+          <w:p>
+            <w:pPr>
+              <w:widowControl w:val="0"/>
+              <w:kinsoku/>
+              <w:wordWrap/>
+              <w:overflowPunct/>
+              <w:snapToGrid w:val="0"/>
+              <w:spacing w:before="20" w:after="20" w:line="240" w:lineRule="exact"/>
+              <w:ind w:left="0" w:leftChars="0" w:firstLine="0" w:firstLineChars="0"/>
+              <w:jc w:val="center"/>
+              <w:rPr>
+                <w:rFonts w:ascii="宋体" w:hAnsi="宋体" w:eastAsia="宋体" w:cs="宋体"/>
+                <w:sz w:val="21"/>
+                <w:szCs w:val="21"/>
+              </w:rPr>
+            </w:pPr>
+          </w:p>
+        </w:tc>
+        <w:tc>
+          <w:tcPr>
+            <w:tcW w:w="864" w:type="dxa"/>
+            <w:tcMar>
+              <w:top w:w="20" w:type="dxa"/>
+              <w:left w:w="55" w:type="dxa"/>
+              <w:bottom w:w="20" w:type="dxa"/>
+              <w:right w:w="55" w:type="dxa"/>
+            </w:tcMar>
+            <w:vAlign w:val="center"/>
+          </w:tcPr>
+          <w:p>
+            <w:pPr>
+              <w:widowControl w:val="0"/>
+              <w:kinsoku/>
+              <w:wordWrap/>
+              <w:overflowPunct/>
+              <w:snapToGrid w:val="0"/>
+              <w:spacing w:before="20" w:after="20" w:line="240" w:lineRule="exact"/>
+              <w:ind w:left="0" w:leftChars="0" w:firstLine="0" w:firstLineChars="0"/>
+              <w:jc w:val="center"/>
+              <w:rPr>
+                <w:rFonts w:ascii="宋体" w:hAnsi="宋体" w:eastAsia="宋体" w:cs="宋体"/>
+                <w:sz w:val="21"/>
+                <w:szCs w:val="21"/>
+              </w:rPr>
+            </w:pPr>
+          </w:p>
+        </w:tc>
+        <w:tc>
+          <w:tcPr>
+            <w:tcW w:w="864" w:type="dxa"/>
+            <w:tcMar>
+              <w:top w:w="20" w:type="dxa"/>
+              <w:left w:w="55" w:type="dxa"/>
+              <w:bottom w:w="20" w:type="dxa"/>
+              <w:right w:w="55" w:type="dxa"/>
+            </w:tcMar>
+            <w:vAlign w:val="center"/>
+          </w:tcPr>
+          <w:p>
+            <w:pPr>
+              <w:widowControl w:val="0"/>
+              <w:kinsoku/>
+              <w:wordWrap/>
+              <w:overflowPunct/>
+              <w:snapToGrid w:val="0"/>
+              <w:spacing w:before="20" w:after="20" w:line="240" w:lineRule="exact"/>
+              <w:ind w:left="0" w:leftChars="0" w:firstLine="0" w:firstLineChars="0"/>
+              <w:jc w:val="center"/>
+              <w:rPr>
+                <w:rFonts w:ascii="宋体" w:hAnsi="宋体" w:eastAsia="宋体" w:cs="宋体"/>
+                <w:sz w:val="21"/>
+                <w:szCs w:val="21"/>
+              </w:rPr>
+            </w:pPr>
+          </w:p>
+        </w:tc>
+        <w:tc>
+          <w:tcPr>
+            <w:tcW w:w="864" w:type="dxa"/>
+            <w:tcMar>
+              <w:top w:w="20" w:type="dxa"/>
+              <w:left w:w="55" w:type="dxa"/>
+              <w:bottom w:w="20" w:type="dxa"/>
+              <w:right w:w="55" w:type="dxa"/>
+            </w:tcMar>
+            <w:vAlign w:val="center"/>
+          </w:tcPr>
+          <w:p>
+            <w:pPr>
+              <w:widowControl w:val="0"/>
+              <w:kinsoku/>
+              <w:wordWrap/>
+              <w:overflowPunct/>
+              <w:snapToGrid w:val="0"/>
+              <w:spacing w:before="20" w:after="20" w:line="240" w:lineRule="exact"/>
+              <w:ind w:left="0" w:leftChars="0" w:firstLine="0" w:firstLineChars="0"/>
+              <w:jc w:val="center"/>
+              <w:rPr>
+                <w:rFonts w:ascii="宋体" w:hAnsi="宋体" w:eastAsia="宋体" w:cs="宋体"/>
+                <w:sz w:val="21"/>
+                <w:szCs w:val="21"/>
+              </w:rPr>
+            </w:pPr>
+          </w:p>
+        </w:tc>
+      </w:tr>
+    </w:tbl>
+    <w:p>
+      <w:pPr>
+        <w:widowControl/>
+        <w:spacing w:before="120" w:after="120" w:line="360" w:lineRule="exact"/>
+        <w:ind w:firstLine="482"/>
+        <w:jc w:val="both"/>
+        <w:rPr>
+          <w:sz w:val="18"/>
+          <w:szCs w:val="18"/>
+        </w:rPr>
+      </w:pPr>
+      <w:r>
+        <w:rPr>
+          <w:rFonts w:hint="eastAsia"/>
+          <w:sz w:val="18"/>
+          <w:szCs w:val="18"/>
+        </w:rPr>
+        <w:t>注：本问卷引自石晓宇《基于ADI模式的高中化学科学本质观教学实践研究》（哈尔滨师范大学，2024）附录2，并按本研究需要采用。</w:t>
+      </w:r>
+      <w:r>
+        <w:rPr>
+          <w:rFonts w:hint="eastAsia"/>
+          <w:vertAlign w:val="superscript"/>
+          <w:sz w:val="18"/>
+          <w:szCs w:val="18"/>
+        </w:rPr>
+        <w:t>［］</w:t>
+      </w:r>
     </w:p>
     <w:sectPr>
       <w:footnotePr>

--- a/HPS理念下培养学生科学本质观的高中化学教学设计研究（学情整合+插图重制）.docx
+++ b/HPS理念下培养学生科学本质观的高中化学教学设计研究（学情整合+插图重制）.docx
@@ -24570,7 +24570,7 @@
         <w:rPr>
           <w:rFonts w:hint="eastAsia"/>
         </w:rPr>
-        <w:t>本设计的量化评价直接采用石晓宇改编的《科学本质观调查问卷》</w:t>
+        <w:t>本设计的量化评价工具，在石晓宇（2024）编制的《科学本质观调查问卷》</w:t>
       </w:r>
       <w:r>
         <w:rPr>
@@ -24583,7 +24583,7 @@
         <w:rPr>
           <w:rFonts w:hint="eastAsia"/>
         </w:rPr>
-        <w:t>（见附录）。该问卷建立在一个较为系统的科学本质观评价模型之上：石晓宇以刘健智提出的科学本质观框架</w:t>
+        <w:t>的基础上改编而成（见附录）。该问卷建立在一个较为系统的科学本质观评价模型之上：石晓宇以刘健智提出的科学本质观框架</w:t>
       </w:r>
       <w:r>
         <w:rPr>
@@ -27795,7 +27795,7 @@
         <w:rPr>
           <w:rFonts w:hint="eastAsia"/>
         </w:rPr>
-        <w:t>该问卷在黄晓所编科学本质观测评问卷</w:t>
+        <w:t>本研究所用问卷可追溯至黄晓编制的科学本质观测评问卷</w:t>
       </w:r>
       <w:r>
         <w:rPr>
@@ -27808,7 +27808,7 @@
         <w:rPr>
           <w:rFonts w:hint="eastAsia"/>
         </w:rPr>
-        <w:t>的基础上修订而成。为保证评价的科学性，石晓宇先邀请8位高校教学论教师对评价模型的内容效度进行评审，各二级维度的条目水平内容效度指数（I-CVI）与校正后的kappa值（K*）大多达到0.88以上，属于优秀水平；正式施测前又对问卷作了信度与效度检验：克隆巴赫α系数为0.721，KMO值为0.711，巴特利特球形检验显著，因子分析共提取出10个公因子、旋转后累积方差解释率为72.873%，说明问卷信度可接受、结构效度良好，可用于高中生科学本质观的测量</w:t>
+        <w:t>；石晓宇</w:t>
       </w:r>
       <w:r>
         <w:rPr>
@@ -27821,7 +27821,7 @@
         <w:rPr>
           <w:rFonts w:hint="eastAsia"/>
         </w:rPr>
-        <w:t>。</w:t>
+        <w:t>在其基础上，依据自建的三维度十因素评价模型对题目作了修订，并经专家内容效度评审（各二级维度的内容效度指数I-CVI与校正后的kappa值K*大多在0.88以上）与因子分析检验（克隆巴赫α系数为0.721，KMO值为0.711，累积方差解释率为72.873%），证实该问卷具有良好的信度与结构效度。本研究沿用其科学知识、科学探究、科学事业三维度十因素的框架，并结合本课例的研究对象与实施条件作了进一步改编：〔此处填写本研究的具体改动，例如：根据预测试的项目分析删去区分度不足的第×题、结合高一学生的语言习惯调整第×、×题的表述、精简卷首指导语等〕。</w:t>
       </w:r>
     </w:p>
     <w:p>
@@ -27848,7 +27848,828 @@
         <w:rPr>
           <w:rFonts w:hint="eastAsia"/>
         </w:rPr>
-        <w:t>本设计在实施时，于“苯”这节课的课前与课后各施测一次，运用SPSS对同一批学生的前后测得分作配对样本t检验，比较其在科学知识、科学探究、科学事业三个维度上的变化，据此判断经过本节HPS教学后学生的科学本质观是否有显著提升；问卷全部题目见附录。</w:t>
+        <w:t>为检验改编后问卷在本研究对象中的适用性，于正式施测前选取高一某平行班共××名学生进行预测试，并运用SPSS对预测试数据作信度与效度分析。信度方面，改编后问卷的克隆巴赫α系数为0.XX，科学知识、科学探究、科学事业三个分量表的α系数分别为0.XX、0.XX、0.XX（见表4-9），均在0.7以上，表明问卷内部一致性良好。效度方面，一方面邀请×位学科教学与教育测量领域的专家对改编后问卷的内容效度进行评判，各维度的内容效度指数（CVI）均在0.XX以上；另一方面，该问卷的结构效度此前已由石晓宇通过因子分析加以验证，本研究沿用其经检验的维度结构。综合来看，改编后的问卷信度可接受、效度良好，能够用于本研究对高一学生科学本质观水平的测量。</w:t>
+      </w:r>
+    </w:p>
+    <w:p>
+      <w:pPr>
+        <w:widowControl w:val="0"/>
+        <w:spacing w:before="200" w:after="40"/>
+        <w:jc w:val="center"/>
+        <w:rPr>
+          <w:rFonts w:ascii="宋体" w:hAnsi="宋体" w:eastAsia="宋体" w:cs="宋体"/>
+          <w:b/>
+          <w:bCs/>
+          <w:sz w:val="24"/>
+          <w:szCs w:val="24"/>
+        </w:rPr>
+      </w:pPr>
+      <w:r>
+        <w:rPr>
+          <w:rFonts w:ascii="宋体" w:hAnsi="宋体" w:eastAsia="宋体" w:cs="宋体"/>
+          <w:b/>
+          <w:bCs/>
+          <w:sz w:val="24"/>
+          <w:szCs w:val="24"/>
+        </w:rPr>
+        <w:t>表4-9 改编后科学本质观调查问卷的信度分析</w:t>
+      </w:r>
+    </w:p>
+    <w:p>
+      <w:pPr>
+        <w:widowControl w:val="0"/>
+        <w:spacing w:after="120"/>
+        <w:jc w:val="center"/>
+      </w:pPr>
+      <w:r>
+        <w:rPr>
+          <w:rFonts w:ascii="Times New Roman" w:hAnsi="Times New Roman" w:eastAsia="Times New Roman" w:cs="Times New Roman"/>
+          <w:i/>
+          <w:iCs/>
+          <w:sz w:val="18"/>
+          <w:szCs w:val="18"/>
+        </w:rPr>
+        <w:t>Tab. 4.9  Reliability Analysis of the Adapted Nature-of-Science Questionnaire</w:t>
+      </w:r>
+    </w:p>
+    <w:tbl>
+      <w:tblPr>
+        <w:tblW w:w="9638" w:type="dxa"/>
+        <w:jc w:val="center"/>
+        <w:tblBorders>
+          <w:top w:val="single" w:color="000000" w:sz="12" w:space="0"/>
+          <w:left w:val="none" w:color="auto" w:sz="4" w:space="0"/>
+          <w:bottom w:val="single" w:color="000000" w:sz="12" w:space="0"/>
+          <w:right w:val="none" w:color="auto" w:sz="4" w:space="0"/>
+          <w:insideH w:val="none" w:color="auto" w:sz="4" w:space="0"/>
+          <w:insideV w:val="none" w:color="auto" w:sz="4" w:space="0"/>
+        </w:tblBorders>
+        <w:tblLayout w:type="fixed"/>
+        <w:tblCellMar>
+          <w:top w:w="0" w:type="dxa"/>
+          <w:left w:w="60" w:type="dxa"/>
+          <w:bottom w:w="0" w:type="dxa"/>
+          <w:right w:w="60" w:type="dxa"/>
+        </w:tblCellMar>
+      </w:tblPr>
+      <w:tblGrid>
+        <w:gridCol w:w="4000"/>
+        <w:gridCol w:w="2000"/>
+        <w:gridCol w:w="3638"/>
+      </w:tblGrid>
+      <w:tr>
+        <w:trPr>
+          <w:tblHeader/>
+        </w:trPr>
+        <w:tc>
+          <w:tcPr>
+            <w:tcW w:w="4000" w:type="dxa"/>
+            <w:tcBorders>
+              <w:left w:val="nil"/>
+              <w:bottom w:val="single" w:color="000000" w:sz="6" w:space="0"/>
+              <w:right w:val="nil"/>
+            </w:tcBorders>
+            <w:shd w:val="clear" w:color="auto" w:fill="auto"/>
+            <w:tcMar>
+              <w:top w:w="40" w:type="dxa"/>
+              <w:left w:w="60" w:type="dxa"/>
+              <w:bottom w:w="40" w:type="dxa"/>
+              <w:right w:w="60" w:type="dxa"/>
+            </w:tcMar>
+            <w:vAlign w:val="center"/>
+          </w:tcPr>
+          <w:p>
+            <w:pPr>
+              <w:keepNext/>
+              <w:keepLines/>
+              <w:widowControl w:val="0"/>
+              <w:kinsoku/>
+              <w:wordWrap/>
+              <w:overflowPunct/>
+              <w:autoSpaceDE/>
+              <w:autoSpaceDN/>
+              <w:adjustRightInd/>
+              <w:snapToGrid w:val="0"/>
+              <w:spacing w:before="40" w:after="40" w:line="280" w:lineRule="exact"/>
+              <w:ind w:left="0" w:leftChars="0" w:right="0" w:rightChars="0" w:firstLine="0" w:firstLineChars="0"/>
+              <w:jc w:val="center"/>
+              <w:rPr>
+                <w:rFonts w:ascii="Times New Roman" w:hAnsi="Times New Roman" w:eastAsia="宋体" w:cs="Times New Roman"/>
+                <w:b/>
+                <w:sz w:val="21"/>
+                <w:szCs w:val="21"/>
+              </w:rPr>
+            </w:pPr>
+            <w:r>
+              <w:rPr>
+                <w:rFonts w:ascii="Times New Roman" w:hAnsi="Times New Roman" w:eastAsia="宋体" w:cs="Times New Roman"/>
+                <w:b/>
+                <w:sz w:val="21"/>
+                <w:szCs w:val="21"/>
+              </w:rPr>
+              <w:t>分量表</w:t>
+            </w:r>
+          </w:p>
+        </w:tc>
+        <w:tc>
+          <w:tcPr>
+            <w:tcW w:w="2000" w:type="dxa"/>
+            <w:tcBorders>
+              <w:left w:val="nil"/>
+              <w:bottom w:val="single" w:color="000000" w:sz="6" w:space="0"/>
+              <w:right w:val="nil"/>
+            </w:tcBorders>
+            <w:shd w:val="clear" w:color="auto" w:fill="auto"/>
+            <w:tcMar>
+              <w:top w:w="40" w:type="dxa"/>
+              <w:left w:w="60" w:type="dxa"/>
+              <w:bottom w:w="40" w:type="dxa"/>
+              <w:right w:w="60" w:type="dxa"/>
+            </w:tcMar>
+            <w:vAlign w:val="center"/>
+          </w:tcPr>
+          <w:p>
+            <w:pPr>
+              <w:keepNext/>
+              <w:keepLines/>
+              <w:widowControl w:val="0"/>
+              <w:kinsoku/>
+              <w:wordWrap/>
+              <w:overflowPunct/>
+              <w:autoSpaceDE/>
+              <w:autoSpaceDN/>
+              <w:adjustRightInd/>
+              <w:snapToGrid w:val="0"/>
+              <w:spacing w:before="40" w:after="40" w:line="280" w:lineRule="exact"/>
+              <w:ind w:left="0" w:leftChars="0" w:right="0" w:rightChars="0" w:firstLine="0" w:firstLineChars="0"/>
+              <w:jc w:val="center"/>
+              <w:rPr>
+                <w:rFonts w:ascii="Times New Roman" w:hAnsi="Times New Roman" w:eastAsia="宋体" w:cs="Times New Roman"/>
+                <w:b/>
+                <w:sz w:val="21"/>
+                <w:szCs w:val="21"/>
+              </w:rPr>
+            </w:pPr>
+            <w:r>
+              <w:rPr>
+                <w:rFonts w:ascii="Times New Roman" w:hAnsi="Times New Roman" w:eastAsia="宋体" w:cs="Times New Roman"/>
+                <w:b/>
+                <w:sz w:val="21"/>
+                <w:szCs w:val="21"/>
+              </w:rPr>
+              <w:t>题数</w:t>
+            </w:r>
+          </w:p>
+        </w:tc>
+        <w:tc>
+          <w:tcPr>
+            <w:tcW w:w="3638" w:type="dxa"/>
+            <w:tcBorders>
+              <w:left w:val="nil"/>
+              <w:bottom w:val="single" w:color="000000" w:sz="6" w:space="0"/>
+              <w:right w:val="nil"/>
+            </w:tcBorders>
+            <w:shd w:val="clear" w:color="auto" w:fill="auto"/>
+            <w:tcMar>
+              <w:top w:w="40" w:type="dxa"/>
+              <w:left w:w="60" w:type="dxa"/>
+              <w:bottom w:w="40" w:type="dxa"/>
+              <w:right w:w="60" w:type="dxa"/>
+            </w:tcMar>
+            <w:vAlign w:val="center"/>
+          </w:tcPr>
+          <w:p>
+            <w:pPr>
+              <w:keepNext/>
+              <w:keepLines/>
+              <w:widowControl w:val="0"/>
+              <w:kinsoku/>
+              <w:wordWrap/>
+              <w:overflowPunct/>
+              <w:autoSpaceDE/>
+              <w:autoSpaceDN/>
+              <w:adjustRightInd/>
+              <w:snapToGrid w:val="0"/>
+              <w:spacing w:before="40" w:after="40" w:line="280" w:lineRule="exact"/>
+              <w:ind w:left="0" w:leftChars="0" w:right="0" w:rightChars="0" w:firstLine="0" w:firstLineChars="0"/>
+              <w:jc w:val="center"/>
+              <w:rPr>
+                <w:rFonts w:ascii="Times New Roman" w:hAnsi="Times New Roman" w:eastAsia="宋体" w:cs="Times New Roman"/>
+                <w:b/>
+                <w:sz w:val="21"/>
+                <w:szCs w:val="21"/>
+              </w:rPr>
+            </w:pPr>
+            <w:r>
+              <w:rPr>
+                <w:rFonts w:ascii="Times New Roman" w:hAnsi="Times New Roman" w:eastAsia="宋体" w:cs="Times New Roman"/>
+                <w:b/>
+                <w:sz w:val="21"/>
+                <w:szCs w:val="21"/>
+              </w:rPr>
+              <w:t>克隆巴赫α系数</w:t>
+            </w:r>
+          </w:p>
+        </w:tc>
+      </w:tr>
+      <w:tr>
+        <w:tc>
+          <w:tcPr>
+            <w:tcW w:w="4000" w:type="dxa"/>
+            <w:tcBorders>
+              <w:left w:val="nil"/>
+              <w:right w:val="nil"/>
+            </w:tcBorders>
+            <w:shd w:val="clear" w:color="auto" w:fill="auto"/>
+            <w:tcMar>
+              <w:top w:w="40" w:type="dxa"/>
+              <w:left w:w="60" w:type="dxa"/>
+              <w:bottom w:w="40" w:type="dxa"/>
+              <w:right w:w="60" w:type="dxa"/>
+            </w:tcMar>
+            <w:vAlign w:val="center"/>
+          </w:tcPr>
+          <w:p>
+            <w:pPr>
+              <w:keepNext/>
+              <w:keepLines/>
+              <w:widowControl w:val="0"/>
+              <w:kinsoku/>
+              <w:wordWrap/>
+              <w:overflowPunct/>
+              <w:autoSpaceDE/>
+              <w:autoSpaceDN/>
+              <w:adjustRightInd/>
+              <w:snapToGrid w:val="0"/>
+              <w:spacing w:before="40" w:after="40" w:line="280" w:lineRule="exact"/>
+              <w:ind w:left="0" w:leftChars="0" w:right="0" w:rightChars="0" w:firstLine="0" w:firstLineChars="0"/>
+              <w:jc w:val="center"/>
+              <w:rPr>
+                <w:rFonts w:ascii="Times New Roman" w:hAnsi="Times New Roman" w:eastAsia="宋体" w:cs="Times New Roman"/>
+                <w:sz w:val="21"/>
+                <w:szCs w:val="21"/>
+              </w:rPr>
+            </w:pPr>
+            <w:r>
+              <w:rPr>
+                <w:rFonts w:ascii="Times New Roman" w:hAnsi="Times New Roman" w:eastAsia="宋体" w:cs="Times New Roman"/>
+                <w:sz w:val="21"/>
+                <w:szCs w:val="21"/>
+              </w:rPr>
+              <w:t>科学知识的本质</w:t>
+            </w:r>
+          </w:p>
+        </w:tc>
+        <w:tc>
+          <w:tcPr>
+            <w:tcW w:w="2000" w:type="dxa"/>
+            <w:tcBorders>
+              <w:left w:val="nil"/>
+              <w:right w:val="nil"/>
+            </w:tcBorders>
+            <w:shd w:val="clear" w:color="auto" w:fill="auto"/>
+            <w:tcMar>
+              <w:top w:w="40" w:type="dxa"/>
+              <w:left w:w="60" w:type="dxa"/>
+              <w:bottom w:w="40" w:type="dxa"/>
+              <w:right w:w="60" w:type="dxa"/>
+            </w:tcMar>
+            <w:vAlign w:val="center"/>
+          </w:tcPr>
+          <w:p>
+            <w:pPr>
+              <w:keepNext/>
+              <w:keepLines/>
+              <w:widowControl w:val="0"/>
+              <w:kinsoku/>
+              <w:wordWrap/>
+              <w:overflowPunct/>
+              <w:autoSpaceDE/>
+              <w:autoSpaceDN/>
+              <w:adjustRightInd/>
+              <w:snapToGrid w:val="0"/>
+              <w:spacing w:before="40" w:after="40" w:line="280" w:lineRule="exact"/>
+              <w:ind w:left="0" w:leftChars="0" w:right="0" w:rightChars="0" w:firstLine="0" w:firstLineChars="0"/>
+              <w:jc w:val="center"/>
+              <w:rPr>
+                <w:rFonts w:ascii="Times New Roman" w:hAnsi="Times New Roman" w:eastAsia="宋体" w:cs="Times New Roman"/>
+                <w:sz w:val="21"/>
+                <w:szCs w:val="21"/>
+              </w:rPr>
+            </w:pPr>
+            <w:r>
+              <w:rPr>
+                <w:rFonts w:ascii="Times New Roman" w:hAnsi="Times New Roman" w:eastAsia="宋体" w:cs="Times New Roman"/>
+                <w:sz w:val="21"/>
+                <w:szCs w:val="21"/>
+              </w:rPr>
+              <w:t>3</w:t>
+            </w:r>
+          </w:p>
+        </w:tc>
+        <w:tc>
+          <w:tcPr>
+            <w:tcW w:w="3638" w:type="dxa"/>
+            <w:tcBorders>
+              <w:left w:val="nil"/>
+              <w:right w:val="nil"/>
+            </w:tcBorders>
+            <w:shd w:val="clear" w:color="auto" w:fill="auto"/>
+            <w:tcMar>
+              <w:top w:w="40" w:type="dxa"/>
+              <w:left w:w="60" w:type="dxa"/>
+              <w:bottom w:w="40" w:type="dxa"/>
+              <w:right w:w="60" w:type="dxa"/>
+            </w:tcMar>
+            <w:vAlign w:val="center"/>
+          </w:tcPr>
+          <w:p>
+            <w:pPr>
+              <w:keepNext/>
+              <w:keepLines/>
+              <w:widowControl w:val="0"/>
+              <w:kinsoku/>
+              <w:wordWrap/>
+              <w:overflowPunct/>
+              <w:autoSpaceDE/>
+              <w:autoSpaceDN/>
+              <w:adjustRightInd/>
+              <w:snapToGrid w:val="0"/>
+              <w:spacing w:before="40" w:after="40" w:line="280" w:lineRule="exact"/>
+              <w:ind w:left="0" w:leftChars="0" w:right="0" w:rightChars="0" w:firstLine="0" w:firstLineChars="0"/>
+              <w:jc w:val="center"/>
+              <w:rPr>
+                <w:rFonts w:ascii="Times New Roman" w:hAnsi="Times New Roman" w:eastAsia="宋体" w:cs="Times New Roman"/>
+                <w:sz w:val="21"/>
+                <w:szCs w:val="21"/>
+              </w:rPr>
+            </w:pPr>
+            <w:r>
+              <w:rPr>
+                <w:rFonts w:ascii="Times New Roman" w:hAnsi="Times New Roman" w:eastAsia="宋体" w:cs="Times New Roman"/>
+                <w:sz w:val="21"/>
+                <w:szCs w:val="21"/>
+              </w:rPr>
+              <w:t>0.XX</w:t>
+            </w:r>
+          </w:p>
+        </w:tc>
+      </w:tr>
+      <w:tr>
+        <w:tc>
+          <w:tcPr>
+            <w:tcW w:w="4000" w:type="dxa"/>
+            <w:tcBorders>
+              <w:left w:val="nil"/>
+              <w:right w:val="nil"/>
+            </w:tcBorders>
+            <w:shd w:val="clear" w:color="auto" w:fill="auto"/>
+            <w:tcMar>
+              <w:top w:w="40" w:type="dxa"/>
+              <w:left w:w="60" w:type="dxa"/>
+              <w:bottom w:w="40" w:type="dxa"/>
+              <w:right w:w="60" w:type="dxa"/>
+            </w:tcMar>
+            <w:vAlign w:val="center"/>
+          </w:tcPr>
+          <w:p>
+            <w:pPr>
+              <w:keepNext/>
+              <w:keepLines/>
+              <w:widowControl w:val="0"/>
+              <w:kinsoku/>
+              <w:wordWrap/>
+              <w:overflowPunct/>
+              <w:autoSpaceDE/>
+              <w:autoSpaceDN/>
+              <w:adjustRightInd/>
+              <w:snapToGrid w:val="0"/>
+              <w:spacing w:before="40" w:after="40" w:line="280" w:lineRule="exact"/>
+              <w:ind w:left="0" w:leftChars="0" w:right="0" w:rightChars="0" w:firstLine="0" w:firstLineChars="0"/>
+              <w:jc w:val="center"/>
+              <w:rPr>
+                <w:rFonts w:ascii="Times New Roman" w:hAnsi="Times New Roman" w:eastAsia="宋体" w:cs="Times New Roman"/>
+                <w:sz w:val="21"/>
+                <w:szCs w:val="21"/>
+              </w:rPr>
+            </w:pPr>
+            <w:r>
+              <w:rPr>
+                <w:rFonts w:ascii="Times New Roman" w:hAnsi="Times New Roman" w:eastAsia="宋体" w:cs="Times New Roman"/>
+                <w:sz w:val="21"/>
+                <w:szCs w:val="21"/>
+              </w:rPr>
+              <w:t>科学探究的本质</w:t>
+            </w:r>
+          </w:p>
+        </w:tc>
+        <w:tc>
+          <w:tcPr>
+            <w:tcW w:w="2000" w:type="dxa"/>
+            <w:tcBorders>
+              <w:left w:val="nil"/>
+              <w:right w:val="nil"/>
+            </w:tcBorders>
+            <w:shd w:val="clear" w:color="auto" w:fill="auto"/>
+            <w:tcMar>
+              <w:top w:w="40" w:type="dxa"/>
+              <w:left w:w="60" w:type="dxa"/>
+              <w:bottom w:w="40" w:type="dxa"/>
+              <w:right w:w="60" w:type="dxa"/>
+            </w:tcMar>
+            <w:vAlign w:val="center"/>
+          </w:tcPr>
+          <w:p>
+            <w:pPr>
+              <w:keepNext/>
+              <w:keepLines/>
+              <w:widowControl w:val="0"/>
+              <w:kinsoku/>
+              <w:wordWrap/>
+              <w:overflowPunct/>
+              <w:autoSpaceDE/>
+              <w:autoSpaceDN/>
+              <w:adjustRightInd/>
+              <w:snapToGrid w:val="0"/>
+              <w:spacing w:before="40" w:after="40" w:line="280" w:lineRule="exact"/>
+              <w:ind w:left="0" w:leftChars="0" w:right="0" w:rightChars="0" w:firstLine="0" w:firstLineChars="0"/>
+              <w:jc w:val="center"/>
+              <w:rPr>
+                <w:rFonts w:ascii="Times New Roman" w:hAnsi="Times New Roman" w:eastAsia="宋体" w:cs="Times New Roman"/>
+                <w:sz w:val="21"/>
+                <w:szCs w:val="21"/>
+              </w:rPr>
+            </w:pPr>
+            <w:r>
+              <w:rPr>
+                <w:rFonts w:ascii="Times New Roman" w:hAnsi="Times New Roman" w:eastAsia="宋体" w:cs="Times New Roman"/>
+                <w:sz w:val="21"/>
+                <w:szCs w:val="21"/>
+              </w:rPr>
+              <w:t>17</w:t>
+            </w:r>
+          </w:p>
+        </w:tc>
+        <w:tc>
+          <w:tcPr>
+            <w:tcW w:w="3638" w:type="dxa"/>
+            <w:tcBorders>
+              <w:left w:val="nil"/>
+              <w:right w:val="nil"/>
+            </w:tcBorders>
+            <w:shd w:val="clear" w:color="auto" w:fill="auto"/>
+            <w:tcMar>
+              <w:top w:w="40" w:type="dxa"/>
+              <w:left w:w="60" w:type="dxa"/>
+              <w:bottom w:w="40" w:type="dxa"/>
+              <w:right w:w="60" w:type="dxa"/>
+            </w:tcMar>
+            <w:vAlign w:val="center"/>
+          </w:tcPr>
+          <w:p>
+            <w:pPr>
+              <w:keepNext/>
+              <w:keepLines/>
+              <w:widowControl w:val="0"/>
+              <w:kinsoku/>
+              <w:wordWrap/>
+              <w:overflowPunct/>
+              <w:autoSpaceDE/>
+              <w:autoSpaceDN/>
+              <w:adjustRightInd/>
+              <w:snapToGrid w:val="0"/>
+              <w:spacing w:before="40" w:after="40" w:line="280" w:lineRule="exact"/>
+              <w:ind w:left="0" w:leftChars="0" w:right="0" w:rightChars="0" w:firstLine="0" w:firstLineChars="0"/>
+              <w:jc w:val="center"/>
+              <w:rPr>
+                <w:rFonts w:ascii="Times New Roman" w:hAnsi="Times New Roman" w:eastAsia="宋体" w:cs="Times New Roman"/>
+                <w:sz w:val="21"/>
+                <w:szCs w:val="21"/>
+              </w:rPr>
+            </w:pPr>
+            <w:r>
+              <w:rPr>
+                <w:rFonts w:ascii="Times New Roman" w:hAnsi="Times New Roman" w:eastAsia="宋体" w:cs="Times New Roman"/>
+                <w:sz w:val="21"/>
+                <w:szCs w:val="21"/>
+              </w:rPr>
+              <w:t>0.XX</w:t>
+            </w:r>
+          </w:p>
+        </w:tc>
+      </w:tr>
+      <w:tr>
+        <w:tc>
+          <w:tcPr>
+            <w:tcW w:w="4000" w:type="dxa"/>
+            <w:tcBorders>
+              <w:left w:val="nil"/>
+              <w:right w:val="nil"/>
+            </w:tcBorders>
+            <w:shd w:val="clear" w:color="auto" w:fill="auto"/>
+            <w:tcMar>
+              <w:top w:w="40" w:type="dxa"/>
+              <w:left w:w="60" w:type="dxa"/>
+              <w:bottom w:w="40" w:type="dxa"/>
+              <w:right w:w="60" w:type="dxa"/>
+            </w:tcMar>
+            <w:vAlign w:val="center"/>
+          </w:tcPr>
+          <w:p>
+            <w:pPr>
+              <w:keepNext/>
+              <w:keepLines/>
+              <w:widowControl w:val="0"/>
+              <w:kinsoku/>
+              <w:wordWrap/>
+              <w:overflowPunct/>
+              <w:autoSpaceDE/>
+              <w:autoSpaceDN/>
+              <w:adjustRightInd/>
+              <w:snapToGrid w:val="0"/>
+              <w:spacing w:before="40" w:after="40" w:line="280" w:lineRule="exact"/>
+              <w:ind w:left="0" w:leftChars="0" w:right="0" w:rightChars="0" w:firstLine="0" w:firstLineChars="0"/>
+              <w:jc w:val="center"/>
+              <w:rPr>
+                <w:rFonts w:ascii="Times New Roman" w:hAnsi="Times New Roman" w:eastAsia="宋体" w:cs="Times New Roman"/>
+                <w:sz w:val="21"/>
+                <w:szCs w:val="21"/>
+              </w:rPr>
+            </w:pPr>
+            <w:r>
+              <w:rPr>
+                <w:rFonts w:ascii="Times New Roman" w:hAnsi="Times New Roman" w:eastAsia="宋体" w:cs="Times New Roman"/>
+                <w:sz w:val="21"/>
+                <w:szCs w:val="21"/>
+              </w:rPr>
+              <w:t>科学事业的本质</w:t>
+            </w:r>
+          </w:p>
+        </w:tc>
+        <w:tc>
+          <w:tcPr>
+            <w:tcW w:w="2000" w:type="dxa"/>
+            <w:tcBorders>
+              <w:left w:val="nil"/>
+              <w:right w:val="nil"/>
+            </w:tcBorders>
+            <w:shd w:val="clear" w:color="auto" w:fill="auto"/>
+            <w:tcMar>
+              <w:top w:w="40" w:type="dxa"/>
+              <w:left w:w="60" w:type="dxa"/>
+              <w:bottom w:w="40" w:type="dxa"/>
+              <w:right w:w="60" w:type="dxa"/>
+            </w:tcMar>
+            <w:vAlign w:val="center"/>
+          </w:tcPr>
+          <w:p>
+            <w:pPr>
+              <w:keepNext/>
+              <w:keepLines/>
+              <w:widowControl w:val="0"/>
+              <w:kinsoku/>
+              <w:wordWrap/>
+              <w:overflowPunct/>
+              <w:autoSpaceDE/>
+              <w:autoSpaceDN/>
+              <w:adjustRightInd/>
+              <w:snapToGrid w:val="0"/>
+              <w:spacing w:before="40" w:after="40" w:line="280" w:lineRule="exact"/>
+              <w:ind w:left="0" w:leftChars="0" w:right="0" w:rightChars="0" w:firstLine="0" w:firstLineChars="0"/>
+              <w:jc w:val="center"/>
+              <w:rPr>
+                <w:rFonts w:ascii="Times New Roman" w:hAnsi="Times New Roman" w:eastAsia="宋体" w:cs="Times New Roman"/>
+                <w:sz w:val="21"/>
+                <w:szCs w:val="21"/>
+              </w:rPr>
+            </w:pPr>
+            <w:r>
+              <w:rPr>
+                <w:rFonts w:ascii="Times New Roman" w:hAnsi="Times New Roman" w:eastAsia="宋体" w:cs="Times New Roman"/>
+                <w:sz w:val="21"/>
+                <w:szCs w:val="21"/>
+              </w:rPr>
+              <w:t>8</w:t>
+            </w:r>
+          </w:p>
+        </w:tc>
+        <w:tc>
+          <w:tcPr>
+            <w:tcW w:w="3638" w:type="dxa"/>
+            <w:tcBorders>
+              <w:left w:val="nil"/>
+              <w:right w:val="nil"/>
+            </w:tcBorders>
+            <w:shd w:val="clear" w:color="auto" w:fill="auto"/>
+            <w:tcMar>
+              <w:top w:w="40" w:type="dxa"/>
+              <w:left w:w="60" w:type="dxa"/>
+              <w:bottom w:w="40" w:type="dxa"/>
+              <w:right w:w="60" w:type="dxa"/>
+            </w:tcMar>
+            <w:vAlign w:val="center"/>
+          </w:tcPr>
+          <w:p>
+            <w:pPr>
+              <w:keepNext/>
+              <w:keepLines/>
+              <w:widowControl w:val="0"/>
+              <w:kinsoku/>
+              <w:wordWrap/>
+              <w:overflowPunct/>
+              <w:autoSpaceDE/>
+              <w:autoSpaceDN/>
+              <w:adjustRightInd/>
+              <w:snapToGrid w:val="0"/>
+              <w:spacing w:before="40" w:after="40" w:line="280" w:lineRule="exact"/>
+              <w:ind w:left="0" w:leftChars="0" w:right="0" w:rightChars="0" w:firstLine="0" w:firstLineChars="0"/>
+              <w:jc w:val="center"/>
+              <w:rPr>
+                <w:rFonts w:ascii="Times New Roman" w:hAnsi="Times New Roman" w:eastAsia="宋体" w:cs="Times New Roman"/>
+                <w:sz w:val="21"/>
+                <w:szCs w:val="21"/>
+              </w:rPr>
+            </w:pPr>
+            <w:r>
+              <w:rPr>
+                <w:rFonts w:ascii="Times New Roman" w:hAnsi="Times New Roman" w:eastAsia="宋体" w:cs="Times New Roman"/>
+                <w:sz w:val="21"/>
+                <w:szCs w:val="21"/>
+              </w:rPr>
+              <w:t>0.XX</w:t>
+            </w:r>
+          </w:p>
+        </w:tc>
+      </w:tr>
+      <w:tr>
+        <w:tc>
+          <w:tcPr>
+            <w:tcW w:w="4000" w:type="dxa"/>
+            <w:tcBorders>
+              <w:left w:val="nil"/>
+              <w:right w:val="nil"/>
+            </w:tcBorders>
+            <w:shd w:val="clear" w:color="auto" w:fill="auto"/>
+            <w:tcMar>
+              <w:top w:w="40" w:type="dxa"/>
+              <w:left w:w="60" w:type="dxa"/>
+              <w:bottom w:w="40" w:type="dxa"/>
+              <w:right w:w="60" w:type="dxa"/>
+            </w:tcMar>
+            <w:vAlign w:val="center"/>
+          </w:tcPr>
+          <w:p>
+            <w:pPr>
+              <w:keepNext/>
+              <w:keepLines/>
+              <w:widowControl w:val="0"/>
+              <w:kinsoku/>
+              <w:wordWrap/>
+              <w:overflowPunct/>
+              <w:autoSpaceDE/>
+              <w:autoSpaceDN/>
+              <w:adjustRightInd/>
+              <w:snapToGrid w:val="0"/>
+              <w:spacing w:before="40" w:after="40" w:line="280" w:lineRule="exact"/>
+              <w:ind w:left="0" w:leftChars="0" w:right="0" w:rightChars="0" w:firstLine="0" w:firstLineChars="0"/>
+              <w:jc w:val="center"/>
+              <w:rPr>
+                <w:rFonts w:ascii="Times New Roman" w:hAnsi="Times New Roman" w:eastAsia="宋体" w:cs="Times New Roman"/>
+                <w:sz w:val="21"/>
+                <w:szCs w:val="21"/>
+              </w:rPr>
+            </w:pPr>
+            <w:r>
+              <w:rPr>
+                <w:rFonts w:ascii="Times New Roman" w:hAnsi="Times New Roman" w:eastAsia="宋体" w:cs="Times New Roman"/>
+                <w:sz w:val="21"/>
+                <w:szCs w:val="21"/>
+              </w:rPr>
+              <w:t>总问卷</w:t>
+            </w:r>
+          </w:p>
+        </w:tc>
+        <w:tc>
+          <w:tcPr>
+            <w:tcW w:w="2000" w:type="dxa"/>
+            <w:tcBorders>
+              <w:left w:val="nil"/>
+              <w:right w:val="nil"/>
+            </w:tcBorders>
+            <w:shd w:val="clear" w:color="auto" w:fill="auto"/>
+            <w:tcMar>
+              <w:top w:w="40" w:type="dxa"/>
+              <w:left w:w="60" w:type="dxa"/>
+              <w:bottom w:w="40" w:type="dxa"/>
+              <w:right w:w="60" w:type="dxa"/>
+            </w:tcMar>
+            <w:vAlign w:val="center"/>
+          </w:tcPr>
+          <w:p>
+            <w:pPr>
+              <w:keepNext/>
+              <w:keepLines/>
+              <w:widowControl w:val="0"/>
+              <w:kinsoku/>
+              <w:wordWrap/>
+              <w:overflowPunct/>
+              <w:autoSpaceDE/>
+              <w:autoSpaceDN/>
+              <w:adjustRightInd/>
+              <w:snapToGrid w:val="0"/>
+              <w:spacing w:before="40" w:after="40" w:line="280" w:lineRule="exact"/>
+              <w:ind w:left="0" w:leftChars="0" w:right="0" w:rightChars="0" w:firstLine="0" w:firstLineChars="0"/>
+              <w:jc w:val="center"/>
+              <w:rPr>
+                <w:rFonts w:ascii="Times New Roman" w:hAnsi="Times New Roman" w:eastAsia="宋体" w:cs="Times New Roman"/>
+                <w:sz w:val="21"/>
+                <w:szCs w:val="21"/>
+              </w:rPr>
+            </w:pPr>
+            <w:r>
+              <w:rPr>
+                <w:rFonts w:ascii="Times New Roman" w:hAnsi="Times New Roman" w:eastAsia="宋体" w:cs="Times New Roman"/>
+                <w:sz w:val="21"/>
+                <w:szCs w:val="21"/>
+              </w:rPr>
+              <w:t>28</w:t>
+            </w:r>
+          </w:p>
+        </w:tc>
+        <w:tc>
+          <w:tcPr>
+            <w:tcW w:w="3638" w:type="dxa"/>
+            <w:tcBorders>
+              <w:left w:val="nil"/>
+              <w:right w:val="nil"/>
+            </w:tcBorders>
+            <w:shd w:val="clear" w:color="auto" w:fill="auto"/>
+            <w:tcMar>
+              <w:top w:w="40" w:type="dxa"/>
+              <w:left w:w="60" w:type="dxa"/>
+              <w:bottom w:w="40" w:type="dxa"/>
+              <w:right w:w="60" w:type="dxa"/>
+            </w:tcMar>
+            <w:vAlign w:val="center"/>
+          </w:tcPr>
+          <w:p>
+            <w:pPr>
+              <w:keepNext/>
+              <w:keepLines/>
+              <w:widowControl w:val="0"/>
+              <w:kinsoku/>
+              <w:wordWrap/>
+              <w:overflowPunct/>
+              <w:autoSpaceDE/>
+              <w:autoSpaceDN/>
+              <w:adjustRightInd/>
+              <w:snapToGrid w:val="0"/>
+              <w:spacing w:before="40" w:after="40" w:line="280" w:lineRule="exact"/>
+              <w:ind w:left="0" w:leftChars="0" w:right="0" w:rightChars="0" w:firstLine="0" w:firstLineChars="0"/>
+              <w:jc w:val="center"/>
+              <w:rPr>
+                <w:rFonts w:ascii="Times New Roman" w:hAnsi="Times New Roman" w:eastAsia="宋体" w:cs="Times New Roman"/>
+                <w:sz w:val="21"/>
+                <w:szCs w:val="21"/>
+              </w:rPr>
+            </w:pPr>
+            <w:r>
+              <w:rPr>
+                <w:rFonts w:ascii="Times New Roman" w:hAnsi="Times New Roman" w:eastAsia="宋体" w:cs="Times New Roman"/>
+                <w:sz w:val="21"/>
+                <w:szCs w:val="21"/>
+              </w:rPr>
+              <w:t>0.XX</w:t>
+            </w:r>
+          </w:p>
+        </w:tc>
+      </w:tr>
+    </w:tbl>
+    <w:p>
+      <w:pPr>
+        <w:keepNext w:val="0"/>
+        <w:keepLines w:val="0"/>
+        <w:pageBreakBefore w:val="0"/>
+        <w:widowControl/>
+        <w:kinsoku/>
+        <w:wordWrap/>
+        <w:overflowPunct/>
+        <w:topLinePunct w:val="0"/>
+        <w:autoSpaceDE/>
+        <w:autoSpaceDN/>
+        <w:bidi w:val="0"/>
+        <w:adjustRightInd/>
+        <w:snapToGrid/>
+        <w:spacing w:after="120" w:line="400" w:lineRule="exact"/>
+        <w:ind w:firstLine="482"/>
+        <w:jc w:val="both"/>
+        <w:textAlignment w:val="auto"/>
+      </w:pPr>
+      <w:r>
+        <w:rPr>
+          <w:rFonts w:hint="eastAsia"/>
+        </w:rPr>
+        <w:t>本研究在实施时，于“苯”这节课的课前与课后各施测一次，运用SPSS对同一批学生的前后测得分作配对样本t检验，比较其在科学知识、科学探究、科学事业三个维度上的变化，据此判断经过本节HPS教学后学生的科学本质观是否有显著提升；问卷全部题目见附录。</w:t>
       </w:r>
     </w:p>
     <w:p>

--- a/HPS理念下培养学生科学本质观的高中化学教学设计研究（学情整合+插图重制）.docx
+++ b/HPS理念下培养学生科学本质观的高中化学教学设计研究（学情整合+插图重制）.docx
@@ -27821,7 +27821,7 @@
         <w:rPr>
           <w:rFonts w:hint="eastAsia"/>
         </w:rPr>
-        <w:t>在其基础上，依据自建的三维度十因素评价模型对题目作了修订，并经专家内容效度评审（各二级维度的内容效度指数I-CVI与校正后的kappa值K*大多在0.88以上）与因子分析检验（克隆巴赫α系数为0.721，KMO值为0.711，累积方差解释率为72.873%），证实该问卷具有良好的信度与结构效度。本研究沿用其科学知识、科学探究、科学事业三维度十因素的框架，并结合本课例的研究对象与实施条件作了进一步改编：〔此处填写本研究的具体改动，例如：根据预测试的项目分析删去区分度不足的第×题、结合高一学生的语言习惯调整第×、×题的表述、精简卷首指导语等〕。</w:t>
+        <w:t>在其基础上，依据自建的三维度十因素评价模型对题目作了修订，并经专家内容效度评审（各二级维度的内容效度指数I-CVI与校正后的kappa值K*大多在0.88以上）与因子分析检验（克隆巴赫α系数为0.721，KMO值为0.711，累积方差解释率为72.873%），证实该问卷具有良好的信度与结构效度。本研究沿用其科学知识、科学探究、科学事业三维度十因素的框架，并结合本课例的研究对象与实施条件作了进一步改编：结合本研究的化学学科情境，将部分题目中的物理学例证替换为化学学科实例（如以质量守恒定律替换牛顿定律、以原子结构模型替换原子模型），并对个别表述欠清晰或易产生歧义的题目（如原第10、13、25题）重新表述，使其更贴近高一学生的认知与语言习惯。</w:t>
       </w:r>
     </w:p>
     <w:p>
@@ -29384,7 +29384,7 @@
                 <w:sz w:val="21"/>
                 <w:szCs w:val="21"/>
               </w:rPr>
-              <w:t>科学定律（如牛顿定律）是科学家创造发明的，同时不断通过寻求事实依据，以证实其可靠性</w:t>
+              <w:t>科学定律（如质量守恒定律）是科学家创造发明出来的</w:t>
             </w:r>
           </w:p>
         </w:tc>
@@ -29606,7 +29606,7 @@
                 <w:sz w:val="21"/>
                 <w:szCs w:val="21"/>
               </w:rPr>
-              <w:t>科学家由于受其原有理论影响，对同一现象的观察不同</w:t>
+              <w:t>科学家会因为受到已有理论的影响，而对同一现象产生不同的观察</w:t>
             </w:r>
           </w:p>
         </w:tc>
@@ -30050,7 +30050,7 @@
                 <w:sz w:val="21"/>
                 <w:szCs w:val="21"/>
               </w:rPr>
-              <w:t>科学知识会随着新证据的出现产生新的解释，原理论的正确性可能会随之改变</w:t>
+              <w:t>科学知识会随着新证据的出现产生新的解释，原有理论的正确性可能随之改变</w:t>
             </w:r>
           </w:p>
         </w:tc>
@@ -30272,7 +30272,7 @@
                 <w:sz w:val="21"/>
                 <w:szCs w:val="21"/>
               </w:rPr>
-              <w:t>科学定律是完全被证实的、确定的，而科学理论是没有完全被证实的、不确定的</w:t>
+              <w:t>科学定律是完全被证实的、确定的，而科学理论没有被完全证实、是不确定的</w:t>
             </w:r>
           </w:p>
         </w:tc>
@@ -31160,7 +31160,7 @@
                 <w:sz w:val="21"/>
                 <w:szCs w:val="21"/>
               </w:rPr>
-              <w:t>实验结果的解释是固定的，不会因为不同人而有不同的解释</w:t>
+              <w:t>实验结果的解释是固定的，不会因研究者不同而有所不同</w:t>
             </w:r>
           </w:p>
         </w:tc>
@@ -31382,7 +31382,7 @@
                 <w:sz w:val="21"/>
                 <w:szCs w:val="21"/>
               </w:rPr>
-              <w:t>科学家身份与普通公民不同，解决公共事务问题的手段相同</w:t>
+              <w:t>在处理社会公共事务问题时，科学家的判断总是比普通公民更客观、更可靠</w:t>
             </w:r>
           </w:p>
         </w:tc>
@@ -31826,7 +31826,7 @@
                 <w:sz w:val="21"/>
                 <w:szCs w:val="21"/>
               </w:rPr>
-              <w:t>由于科学家身份特殊，他们对社会提出任何议题和意见时，都应被特别关注</w:t>
+              <w:t>由于科学家身份特殊，他们对任何社会议题提出的意见都应受到特别重视</w:t>
             </w:r>
           </w:p>
         </w:tc>
@@ -32048,7 +32048,7 @@
                 <w:sz w:val="21"/>
                 <w:szCs w:val="21"/>
               </w:rPr>
-              <w:t>如果科学知识足够的话，科学家就能进行克隆人的工作</w:t>
+              <w:t>只要科学知识足够，科学家就可以进行诸如克隆人这样的研究，而不必受道德约束</w:t>
             </w:r>
           </w:p>
         </w:tc>
@@ -32270,7 +32270,7 @@
                 <w:sz w:val="21"/>
                 <w:szCs w:val="21"/>
               </w:rPr>
-              <w:t>科学家不使用想象力和创造力，因为会干扰研究结果的准确性</w:t>
+              <w:t>科学家不使用想象力和创造力，因为这会干扰研究结果的准确性</w:t>
             </w:r>
           </w:p>
         </w:tc>
@@ -32492,7 +32492,7 @@
                 <w:sz w:val="21"/>
                 <w:szCs w:val="21"/>
               </w:rPr>
-              <w:t>大部分科学家不太愿意从事和他们的宗教及伦理相违背的研究</w:t>
+              <w:t>大多数科学家不愿意从事与自己的宗教信仰或伦理相违背的研究</w:t>
             </w:r>
           </w:p>
         </w:tc>
@@ -32714,7 +32714,7 @@
                 <w:sz w:val="21"/>
                 <w:szCs w:val="21"/>
               </w:rPr>
-              <w:t>一个科学的问题通常只有一个适当的研究方法可以解决</w:t>
+              <w:t>一个科学问题通常只有一种恰当的研究方法可以解决</w:t>
             </w:r>
           </w:p>
         </w:tc>
@@ -32936,7 +32936,7 @@
                 <w:sz w:val="21"/>
                 <w:szCs w:val="21"/>
               </w:rPr>
-              <w:t>当两个不同的理论可以同时解释相同的现象时，科学家通常更倾向于学术上更有权威的学者提出的理论</w:t>
+              <w:t>当两种理论都能解释同一现象时，科学家往往更倾向于接受学术上更有权威者提出的理论</w:t>
             </w:r>
           </w:p>
         </w:tc>
@@ -33158,7 +33158,7 @@
                 <w:sz w:val="21"/>
                 <w:szCs w:val="21"/>
               </w:rPr>
-              <w:t>不同科学家观察同一结果会有不同的意见、证据和诠释</w:t>
+              <w:t>不同的科学家观察同一结果，可能会得出不同的意见、证据和解释</w:t>
             </w:r>
           </w:p>
         </w:tc>
@@ -33380,7 +33380,7 @@
                 <w:sz w:val="21"/>
                 <w:szCs w:val="21"/>
               </w:rPr>
-              <w:t>收集证据是支持同一自然现象多种解释的有效方法</w:t>
+              <w:t>收集证据是支持对同一自然现象作出多种解释的有效方法</w:t>
             </w:r>
           </w:p>
         </w:tc>
@@ -33602,7 +33602,7 @@
                 <w:sz w:val="21"/>
                 <w:szCs w:val="21"/>
               </w:rPr>
-              <w:t>公众及政府对科研的方向有较大的影响</w:t>
+              <w:t>公众及政府会对科学研究的方向产生较大的影响</w:t>
             </w:r>
           </w:p>
         </w:tc>
@@ -34046,7 +34046,7 @@
                 <w:sz w:val="21"/>
                 <w:szCs w:val="21"/>
               </w:rPr>
-              <w:t>理论（如原子论、进化论）本来就存在于自然中，科学家是借助于科学实验的数据来发现它</w:t>
+              <w:t>理论（如原子论）本来就存在于自然界中，科学家只是借助实验数据把它发现出来</w:t>
             </w:r>
           </w:p>
         </w:tc>
@@ -34268,7 +34268,7 @@
                 <w:sz w:val="21"/>
                 <w:szCs w:val="21"/>
               </w:rPr>
-              <w:t>按神话、个人信念及宗教价值观或权威解释自然是不科学的</w:t>
+              <w:t>用神话、个人信念、宗教价值观或权威来解释自然现象是不科学的</w:t>
             </w:r>
           </w:p>
         </w:tc>
@@ -34490,7 +34490,7 @@
                 <w:sz w:val="21"/>
                 <w:szCs w:val="21"/>
               </w:rPr>
-              <w:t>只要科学家准确无误的做研究，得到的科学理论就不会改变</w:t>
+              <w:t>只要科学家研究得准确无误，所得到的科学理论就永远不会改变</w:t>
             </w:r>
           </w:p>
         </w:tc>
@@ -34712,7 +34712,7 @@
                 <w:sz w:val="21"/>
                 <w:szCs w:val="21"/>
               </w:rPr>
-              <w:t>科学模型（原子模型）是基于科学观测而提出的实物构造</w:t>
+              <w:t>科学模型（如原子结构模型）只是对真实微观结构的照搬，并不包含科学家的想象与创造</w:t>
             </w:r>
           </w:p>
         </w:tc>
@@ -34934,7 +34934,7 @@
                 <w:sz w:val="21"/>
                 <w:szCs w:val="21"/>
               </w:rPr>
-              <w:t>科学研究不会受到社会文化的影响，因为科学家经过公正、良好的训练</w:t>
+              <w:t>科学研究不会受到社会文化的影响，因为科学家都受过公正、良好的训练</w:t>
             </w:r>
           </w:p>
         </w:tc>
@@ -35156,7 +35156,7 @@
                 <w:sz w:val="21"/>
                 <w:szCs w:val="21"/>
               </w:rPr>
-              <w:t>科学发现过程中会受到科学家的个人性格、情感以及知识背景的影响</w:t>
+              <w:t>科学发现的过程会受到科学家个人的性格、情感以及知识背景的影响</w:t>
             </w:r>
           </w:p>
         </w:tc>
@@ -35378,7 +35378,7 @@
                 <w:sz w:val="21"/>
                 <w:szCs w:val="21"/>
               </w:rPr>
-              <w:t>科学应受到普遍道德规范的约束</w:t>
+              <w:t>科学研究应当受到普遍的道德规范的约束</w:t>
             </w:r>
           </w:p>
         </w:tc>
@@ -35546,7 +35546,7 @@
           <w:sz w:val="18"/>
           <w:szCs w:val="18"/>
         </w:rPr>
-        <w:t>注：本问卷引自石晓宇《基于ADI模式的高中化学科学本质观教学实践研究》（哈尔滨师范大学，2024）附录2，并按本研究需要采用。</w:t>
+        <w:t>注：本问卷在石晓宇《基于ADI模式的高中化学科学本质观教学实践研究》（哈尔滨师范大学，2024）附录2的基础上改编，主要结合化学学科情境替换了部分题目的例证，并对个别题目的表述作了修订。</w:t>
       </w:r>
       <w:r>
         <w:rPr>

--- a/HPS理念下培养学生科学本质观的高中化学教学设计研究（学情整合+插图重制）.docx
+++ b/HPS理念下培养学生科学本质观的高中化学教学设计研究（学情整合+插图重制）.docx
@@ -27848,828 +27848,7 @@
         <w:rPr>
           <w:rFonts w:hint="eastAsia"/>
         </w:rPr>
-        <w:t>为检验改编后问卷在本研究对象中的适用性，于正式施测前选取高一某平行班共××名学生进行预测试，并运用SPSS对预测试数据作信度与效度分析。信度方面，改编后问卷的克隆巴赫α系数为0.XX，科学知识、科学探究、科学事业三个分量表的α系数分别为0.XX、0.XX、0.XX（见表4-9），均在0.7以上，表明问卷内部一致性良好。效度方面，一方面邀请×位学科教学与教育测量领域的专家对改编后问卷的内容效度进行评判，各维度的内容效度指数（CVI）均在0.XX以上；另一方面，该问卷的结构效度此前已由石晓宇通过因子分析加以验证，本研究沿用其经检验的维度结构。综合来看，改编后的问卷信度可接受、效度良好，能够用于本研究对高一学生科学本质观水平的测量。</w:t>
-      </w:r>
-    </w:p>
-    <w:p>
-      <w:pPr>
-        <w:widowControl w:val="0"/>
-        <w:spacing w:before="200" w:after="40"/>
-        <w:jc w:val="center"/>
-        <w:rPr>
-          <w:rFonts w:ascii="宋体" w:hAnsi="宋体" w:eastAsia="宋体" w:cs="宋体"/>
-          <w:b/>
-          <w:bCs/>
-          <w:sz w:val="24"/>
-          <w:szCs w:val="24"/>
-        </w:rPr>
-      </w:pPr>
-      <w:r>
-        <w:rPr>
-          <w:rFonts w:ascii="宋体" w:hAnsi="宋体" w:eastAsia="宋体" w:cs="宋体"/>
-          <w:b/>
-          <w:bCs/>
-          <w:sz w:val="24"/>
-          <w:szCs w:val="24"/>
-        </w:rPr>
-        <w:t>表4-9 改编后科学本质观调查问卷的信度分析</w:t>
-      </w:r>
-    </w:p>
-    <w:p>
-      <w:pPr>
-        <w:widowControl w:val="0"/>
-        <w:spacing w:after="120"/>
-        <w:jc w:val="center"/>
-      </w:pPr>
-      <w:r>
-        <w:rPr>
-          <w:rFonts w:ascii="Times New Roman" w:hAnsi="Times New Roman" w:eastAsia="Times New Roman" w:cs="Times New Roman"/>
-          <w:i/>
-          <w:iCs/>
-          <w:sz w:val="18"/>
-          <w:szCs w:val="18"/>
-        </w:rPr>
-        <w:t>Tab. 4.9  Reliability Analysis of the Adapted Nature-of-Science Questionnaire</w:t>
-      </w:r>
-    </w:p>
-    <w:tbl>
-      <w:tblPr>
-        <w:tblW w:w="9638" w:type="dxa"/>
-        <w:jc w:val="center"/>
-        <w:tblBorders>
-          <w:top w:val="single" w:color="000000" w:sz="12" w:space="0"/>
-          <w:left w:val="none" w:color="auto" w:sz="4" w:space="0"/>
-          <w:bottom w:val="single" w:color="000000" w:sz="12" w:space="0"/>
-          <w:right w:val="none" w:color="auto" w:sz="4" w:space="0"/>
-          <w:insideH w:val="none" w:color="auto" w:sz="4" w:space="0"/>
-          <w:insideV w:val="none" w:color="auto" w:sz="4" w:space="0"/>
-        </w:tblBorders>
-        <w:tblLayout w:type="fixed"/>
-        <w:tblCellMar>
-          <w:top w:w="0" w:type="dxa"/>
-          <w:left w:w="60" w:type="dxa"/>
-          <w:bottom w:w="0" w:type="dxa"/>
-          <w:right w:w="60" w:type="dxa"/>
-        </w:tblCellMar>
-      </w:tblPr>
-      <w:tblGrid>
-        <w:gridCol w:w="4000"/>
-        <w:gridCol w:w="2000"/>
-        <w:gridCol w:w="3638"/>
-      </w:tblGrid>
-      <w:tr>
-        <w:trPr>
-          <w:tblHeader/>
-        </w:trPr>
-        <w:tc>
-          <w:tcPr>
-            <w:tcW w:w="4000" w:type="dxa"/>
-            <w:tcBorders>
-              <w:left w:val="nil"/>
-              <w:bottom w:val="single" w:color="000000" w:sz="6" w:space="0"/>
-              <w:right w:val="nil"/>
-            </w:tcBorders>
-            <w:shd w:val="clear" w:color="auto" w:fill="auto"/>
-            <w:tcMar>
-              <w:top w:w="40" w:type="dxa"/>
-              <w:left w:w="60" w:type="dxa"/>
-              <w:bottom w:w="40" w:type="dxa"/>
-              <w:right w:w="60" w:type="dxa"/>
-            </w:tcMar>
-            <w:vAlign w:val="center"/>
-          </w:tcPr>
-          <w:p>
-            <w:pPr>
-              <w:keepNext/>
-              <w:keepLines/>
-              <w:widowControl w:val="0"/>
-              <w:kinsoku/>
-              <w:wordWrap/>
-              <w:overflowPunct/>
-              <w:autoSpaceDE/>
-              <w:autoSpaceDN/>
-              <w:adjustRightInd/>
-              <w:snapToGrid w:val="0"/>
-              <w:spacing w:before="40" w:after="40" w:line="280" w:lineRule="exact"/>
-              <w:ind w:left="0" w:leftChars="0" w:right="0" w:rightChars="0" w:firstLine="0" w:firstLineChars="0"/>
-              <w:jc w:val="center"/>
-              <w:rPr>
-                <w:rFonts w:ascii="Times New Roman" w:hAnsi="Times New Roman" w:eastAsia="宋体" w:cs="Times New Roman"/>
-                <w:b/>
-                <w:sz w:val="21"/>
-                <w:szCs w:val="21"/>
-              </w:rPr>
-            </w:pPr>
-            <w:r>
-              <w:rPr>
-                <w:rFonts w:ascii="Times New Roman" w:hAnsi="Times New Roman" w:eastAsia="宋体" w:cs="Times New Roman"/>
-                <w:b/>
-                <w:sz w:val="21"/>
-                <w:szCs w:val="21"/>
-              </w:rPr>
-              <w:t>分量表</w:t>
-            </w:r>
-          </w:p>
-        </w:tc>
-        <w:tc>
-          <w:tcPr>
-            <w:tcW w:w="2000" w:type="dxa"/>
-            <w:tcBorders>
-              <w:left w:val="nil"/>
-              <w:bottom w:val="single" w:color="000000" w:sz="6" w:space="0"/>
-              <w:right w:val="nil"/>
-            </w:tcBorders>
-            <w:shd w:val="clear" w:color="auto" w:fill="auto"/>
-            <w:tcMar>
-              <w:top w:w="40" w:type="dxa"/>
-              <w:left w:w="60" w:type="dxa"/>
-              <w:bottom w:w="40" w:type="dxa"/>
-              <w:right w:w="60" w:type="dxa"/>
-            </w:tcMar>
-            <w:vAlign w:val="center"/>
-          </w:tcPr>
-          <w:p>
-            <w:pPr>
-              <w:keepNext/>
-              <w:keepLines/>
-              <w:widowControl w:val="0"/>
-              <w:kinsoku/>
-              <w:wordWrap/>
-              <w:overflowPunct/>
-              <w:autoSpaceDE/>
-              <w:autoSpaceDN/>
-              <w:adjustRightInd/>
-              <w:snapToGrid w:val="0"/>
-              <w:spacing w:before="40" w:after="40" w:line="280" w:lineRule="exact"/>
-              <w:ind w:left="0" w:leftChars="0" w:right="0" w:rightChars="0" w:firstLine="0" w:firstLineChars="0"/>
-              <w:jc w:val="center"/>
-              <w:rPr>
-                <w:rFonts w:ascii="Times New Roman" w:hAnsi="Times New Roman" w:eastAsia="宋体" w:cs="Times New Roman"/>
-                <w:b/>
-                <w:sz w:val="21"/>
-                <w:szCs w:val="21"/>
-              </w:rPr>
-            </w:pPr>
-            <w:r>
-              <w:rPr>
-                <w:rFonts w:ascii="Times New Roman" w:hAnsi="Times New Roman" w:eastAsia="宋体" w:cs="Times New Roman"/>
-                <w:b/>
-                <w:sz w:val="21"/>
-                <w:szCs w:val="21"/>
-              </w:rPr>
-              <w:t>题数</w:t>
-            </w:r>
-          </w:p>
-        </w:tc>
-        <w:tc>
-          <w:tcPr>
-            <w:tcW w:w="3638" w:type="dxa"/>
-            <w:tcBorders>
-              <w:left w:val="nil"/>
-              <w:bottom w:val="single" w:color="000000" w:sz="6" w:space="0"/>
-              <w:right w:val="nil"/>
-            </w:tcBorders>
-            <w:shd w:val="clear" w:color="auto" w:fill="auto"/>
-            <w:tcMar>
-              <w:top w:w="40" w:type="dxa"/>
-              <w:left w:w="60" w:type="dxa"/>
-              <w:bottom w:w="40" w:type="dxa"/>
-              <w:right w:w="60" w:type="dxa"/>
-            </w:tcMar>
-            <w:vAlign w:val="center"/>
-          </w:tcPr>
-          <w:p>
-            <w:pPr>
-              <w:keepNext/>
-              <w:keepLines/>
-              <w:widowControl w:val="0"/>
-              <w:kinsoku/>
-              <w:wordWrap/>
-              <w:overflowPunct/>
-              <w:autoSpaceDE/>
-              <w:autoSpaceDN/>
-              <w:adjustRightInd/>
-              <w:snapToGrid w:val="0"/>
-              <w:spacing w:before="40" w:after="40" w:line="280" w:lineRule="exact"/>
-              <w:ind w:left="0" w:leftChars="0" w:right="0" w:rightChars="0" w:firstLine="0" w:firstLineChars="0"/>
-              <w:jc w:val="center"/>
-              <w:rPr>
-                <w:rFonts w:ascii="Times New Roman" w:hAnsi="Times New Roman" w:eastAsia="宋体" w:cs="Times New Roman"/>
-                <w:b/>
-                <w:sz w:val="21"/>
-                <w:szCs w:val="21"/>
-              </w:rPr>
-            </w:pPr>
-            <w:r>
-              <w:rPr>
-                <w:rFonts w:ascii="Times New Roman" w:hAnsi="Times New Roman" w:eastAsia="宋体" w:cs="Times New Roman"/>
-                <w:b/>
-                <w:sz w:val="21"/>
-                <w:szCs w:val="21"/>
-              </w:rPr>
-              <w:t>克隆巴赫α系数</w:t>
-            </w:r>
-          </w:p>
-        </w:tc>
-      </w:tr>
-      <w:tr>
-        <w:tc>
-          <w:tcPr>
-            <w:tcW w:w="4000" w:type="dxa"/>
-            <w:tcBorders>
-              <w:left w:val="nil"/>
-              <w:right w:val="nil"/>
-            </w:tcBorders>
-            <w:shd w:val="clear" w:color="auto" w:fill="auto"/>
-            <w:tcMar>
-              <w:top w:w="40" w:type="dxa"/>
-              <w:left w:w="60" w:type="dxa"/>
-              <w:bottom w:w="40" w:type="dxa"/>
-              <w:right w:w="60" w:type="dxa"/>
-            </w:tcMar>
-            <w:vAlign w:val="center"/>
-          </w:tcPr>
-          <w:p>
-            <w:pPr>
-              <w:keepNext/>
-              <w:keepLines/>
-              <w:widowControl w:val="0"/>
-              <w:kinsoku/>
-              <w:wordWrap/>
-              <w:overflowPunct/>
-              <w:autoSpaceDE/>
-              <w:autoSpaceDN/>
-              <w:adjustRightInd/>
-              <w:snapToGrid w:val="0"/>
-              <w:spacing w:before="40" w:after="40" w:line="280" w:lineRule="exact"/>
-              <w:ind w:left="0" w:leftChars="0" w:right="0" w:rightChars="0" w:firstLine="0" w:firstLineChars="0"/>
-              <w:jc w:val="center"/>
-              <w:rPr>
-                <w:rFonts w:ascii="Times New Roman" w:hAnsi="Times New Roman" w:eastAsia="宋体" w:cs="Times New Roman"/>
-                <w:sz w:val="21"/>
-                <w:szCs w:val="21"/>
-              </w:rPr>
-            </w:pPr>
-            <w:r>
-              <w:rPr>
-                <w:rFonts w:ascii="Times New Roman" w:hAnsi="Times New Roman" w:eastAsia="宋体" w:cs="Times New Roman"/>
-                <w:sz w:val="21"/>
-                <w:szCs w:val="21"/>
-              </w:rPr>
-              <w:t>科学知识的本质</w:t>
-            </w:r>
-          </w:p>
-        </w:tc>
-        <w:tc>
-          <w:tcPr>
-            <w:tcW w:w="2000" w:type="dxa"/>
-            <w:tcBorders>
-              <w:left w:val="nil"/>
-              <w:right w:val="nil"/>
-            </w:tcBorders>
-            <w:shd w:val="clear" w:color="auto" w:fill="auto"/>
-            <w:tcMar>
-              <w:top w:w="40" w:type="dxa"/>
-              <w:left w:w="60" w:type="dxa"/>
-              <w:bottom w:w="40" w:type="dxa"/>
-              <w:right w:w="60" w:type="dxa"/>
-            </w:tcMar>
-            <w:vAlign w:val="center"/>
-          </w:tcPr>
-          <w:p>
-            <w:pPr>
-              <w:keepNext/>
-              <w:keepLines/>
-              <w:widowControl w:val="0"/>
-              <w:kinsoku/>
-              <w:wordWrap/>
-              <w:overflowPunct/>
-              <w:autoSpaceDE/>
-              <w:autoSpaceDN/>
-              <w:adjustRightInd/>
-              <w:snapToGrid w:val="0"/>
-              <w:spacing w:before="40" w:after="40" w:line="280" w:lineRule="exact"/>
-              <w:ind w:left="0" w:leftChars="0" w:right="0" w:rightChars="0" w:firstLine="0" w:firstLineChars="0"/>
-              <w:jc w:val="center"/>
-              <w:rPr>
-                <w:rFonts w:ascii="Times New Roman" w:hAnsi="Times New Roman" w:eastAsia="宋体" w:cs="Times New Roman"/>
-                <w:sz w:val="21"/>
-                <w:szCs w:val="21"/>
-              </w:rPr>
-            </w:pPr>
-            <w:r>
-              <w:rPr>
-                <w:rFonts w:ascii="Times New Roman" w:hAnsi="Times New Roman" w:eastAsia="宋体" w:cs="Times New Roman"/>
-                <w:sz w:val="21"/>
-                <w:szCs w:val="21"/>
-              </w:rPr>
-              <w:t>3</w:t>
-            </w:r>
-          </w:p>
-        </w:tc>
-        <w:tc>
-          <w:tcPr>
-            <w:tcW w:w="3638" w:type="dxa"/>
-            <w:tcBorders>
-              <w:left w:val="nil"/>
-              <w:right w:val="nil"/>
-            </w:tcBorders>
-            <w:shd w:val="clear" w:color="auto" w:fill="auto"/>
-            <w:tcMar>
-              <w:top w:w="40" w:type="dxa"/>
-              <w:left w:w="60" w:type="dxa"/>
-              <w:bottom w:w="40" w:type="dxa"/>
-              <w:right w:w="60" w:type="dxa"/>
-            </w:tcMar>
-            <w:vAlign w:val="center"/>
-          </w:tcPr>
-          <w:p>
-            <w:pPr>
-              <w:keepNext/>
-              <w:keepLines/>
-              <w:widowControl w:val="0"/>
-              <w:kinsoku/>
-              <w:wordWrap/>
-              <w:overflowPunct/>
-              <w:autoSpaceDE/>
-              <w:autoSpaceDN/>
-              <w:adjustRightInd/>
-              <w:snapToGrid w:val="0"/>
-              <w:spacing w:before="40" w:after="40" w:line="280" w:lineRule="exact"/>
-              <w:ind w:left="0" w:leftChars="0" w:right="0" w:rightChars="0" w:firstLine="0" w:firstLineChars="0"/>
-              <w:jc w:val="center"/>
-              <w:rPr>
-                <w:rFonts w:ascii="Times New Roman" w:hAnsi="Times New Roman" w:eastAsia="宋体" w:cs="Times New Roman"/>
-                <w:sz w:val="21"/>
-                <w:szCs w:val="21"/>
-              </w:rPr>
-            </w:pPr>
-            <w:r>
-              <w:rPr>
-                <w:rFonts w:ascii="Times New Roman" w:hAnsi="Times New Roman" w:eastAsia="宋体" w:cs="Times New Roman"/>
-                <w:sz w:val="21"/>
-                <w:szCs w:val="21"/>
-              </w:rPr>
-              <w:t>0.XX</w:t>
-            </w:r>
-          </w:p>
-        </w:tc>
-      </w:tr>
-      <w:tr>
-        <w:tc>
-          <w:tcPr>
-            <w:tcW w:w="4000" w:type="dxa"/>
-            <w:tcBorders>
-              <w:left w:val="nil"/>
-              <w:right w:val="nil"/>
-            </w:tcBorders>
-            <w:shd w:val="clear" w:color="auto" w:fill="auto"/>
-            <w:tcMar>
-              <w:top w:w="40" w:type="dxa"/>
-              <w:left w:w="60" w:type="dxa"/>
-              <w:bottom w:w="40" w:type="dxa"/>
-              <w:right w:w="60" w:type="dxa"/>
-            </w:tcMar>
-            <w:vAlign w:val="center"/>
-          </w:tcPr>
-          <w:p>
-            <w:pPr>
-              <w:keepNext/>
-              <w:keepLines/>
-              <w:widowControl w:val="0"/>
-              <w:kinsoku/>
-              <w:wordWrap/>
-              <w:overflowPunct/>
-              <w:autoSpaceDE/>
-              <w:autoSpaceDN/>
-              <w:adjustRightInd/>
-              <w:snapToGrid w:val="0"/>
-              <w:spacing w:before="40" w:after="40" w:line="280" w:lineRule="exact"/>
-              <w:ind w:left="0" w:leftChars="0" w:right="0" w:rightChars="0" w:firstLine="0" w:firstLineChars="0"/>
-              <w:jc w:val="center"/>
-              <w:rPr>
-                <w:rFonts w:ascii="Times New Roman" w:hAnsi="Times New Roman" w:eastAsia="宋体" w:cs="Times New Roman"/>
-                <w:sz w:val="21"/>
-                <w:szCs w:val="21"/>
-              </w:rPr>
-            </w:pPr>
-            <w:r>
-              <w:rPr>
-                <w:rFonts w:ascii="Times New Roman" w:hAnsi="Times New Roman" w:eastAsia="宋体" w:cs="Times New Roman"/>
-                <w:sz w:val="21"/>
-                <w:szCs w:val="21"/>
-              </w:rPr>
-              <w:t>科学探究的本质</w:t>
-            </w:r>
-          </w:p>
-        </w:tc>
-        <w:tc>
-          <w:tcPr>
-            <w:tcW w:w="2000" w:type="dxa"/>
-            <w:tcBorders>
-              <w:left w:val="nil"/>
-              <w:right w:val="nil"/>
-            </w:tcBorders>
-            <w:shd w:val="clear" w:color="auto" w:fill="auto"/>
-            <w:tcMar>
-              <w:top w:w="40" w:type="dxa"/>
-              <w:left w:w="60" w:type="dxa"/>
-              <w:bottom w:w="40" w:type="dxa"/>
-              <w:right w:w="60" w:type="dxa"/>
-            </w:tcMar>
-            <w:vAlign w:val="center"/>
-          </w:tcPr>
-          <w:p>
-            <w:pPr>
-              <w:keepNext/>
-              <w:keepLines/>
-              <w:widowControl w:val="0"/>
-              <w:kinsoku/>
-              <w:wordWrap/>
-              <w:overflowPunct/>
-              <w:autoSpaceDE/>
-              <w:autoSpaceDN/>
-              <w:adjustRightInd/>
-              <w:snapToGrid w:val="0"/>
-              <w:spacing w:before="40" w:after="40" w:line="280" w:lineRule="exact"/>
-              <w:ind w:left="0" w:leftChars="0" w:right="0" w:rightChars="0" w:firstLine="0" w:firstLineChars="0"/>
-              <w:jc w:val="center"/>
-              <w:rPr>
-                <w:rFonts w:ascii="Times New Roman" w:hAnsi="Times New Roman" w:eastAsia="宋体" w:cs="Times New Roman"/>
-                <w:sz w:val="21"/>
-                <w:szCs w:val="21"/>
-              </w:rPr>
-            </w:pPr>
-            <w:r>
-              <w:rPr>
-                <w:rFonts w:ascii="Times New Roman" w:hAnsi="Times New Roman" w:eastAsia="宋体" w:cs="Times New Roman"/>
-                <w:sz w:val="21"/>
-                <w:szCs w:val="21"/>
-              </w:rPr>
-              <w:t>17</w:t>
-            </w:r>
-          </w:p>
-        </w:tc>
-        <w:tc>
-          <w:tcPr>
-            <w:tcW w:w="3638" w:type="dxa"/>
-            <w:tcBorders>
-              <w:left w:val="nil"/>
-              <w:right w:val="nil"/>
-            </w:tcBorders>
-            <w:shd w:val="clear" w:color="auto" w:fill="auto"/>
-            <w:tcMar>
-              <w:top w:w="40" w:type="dxa"/>
-              <w:left w:w="60" w:type="dxa"/>
-              <w:bottom w:w="40" w:type="dxa"/>
-              <w:right w:w="60" w:type="dxa"/>
-            </w:tcMar>
-            <w:vAlign w:val="center"/>
-          </w:tcPr>
-          <w:p>
-            <w:pPr>
-              <w:keepNext/>
-              <w:keepLines/>
-              <w:widowControl w:val="0"/>
-              <w:kinsoku/>
-              <w:wordWrap/>
-              <w:overflowPunct/>
-              <w:autoSpaceDE/>
-              <w:autoSpaceDN/>
-              <w:adjustRightInd/>
-              <w:snapToGrid w:val="0"/>
-              <w:spacing w:before="40" w:after="40" w:line="280" w:lineRule="exact"/>
-              <w:ind w:left="0" w:leftChars="0" w:right="0" w:rightChars="0" w:firstLine="0" w:firstLineChars="0"/>
-              <w:jc w:val="center"/>
-              <w:rPr>
-                <w:rFonts w:ascii="Times New Roman" w:hAnsi="Times New Roman" w:eastAsia="宋体" w:cs="Times New Roman"/>
-                <w:sz w:val="21"/>
-                <w:szCs w:val="21"/>
-              </w:rPr>
-            </w:pPr>
-            <w:r>
-              <w:rPr>
-                <w:rFonts w:ascii="Times New Roman" w:hAnsi="Times New Roman" w:eastAsia="宋体" w:cs="Times New Roman"/>
-                <w:sz w:val="21"/>
-                <w:szCs w:val="21"/>
-              </w:rPr>
-              <w:t>0.XX</w:t>
-            </w:r>
-          </w:p>
-        </w:tc>
-      </w:tr>
-      <w:tr>
-        <w:tc>
-          <w:tcPr>
-            <w:tcW w:w="4000" w:type="dxa"/>
-            <w:tcBorders>
-              <w:left w:val="nil"/>
-              <w:right w:val="nil"/>
-            </w:tcBorders>
-            <w:shd w:val="clear" w:color="auto" w:fill="auto"/>
-            <w:tcMar>
-              <w:top w:w="40" w:type="dxa"/>
-              <w:left w:w="60" w:type="dxa"/>
-              <w:bottom w:w="40" w:type="dxa"/>
-              <w:right w:w="60" w:type="dxa"/>
-            </w:tcMar>
-            <w:vAlign w:val="center"/>
-          </w:tcPr>
-          <w:p>
-            <w:pPr>
-              <w:keepNext/>
-              <w:keepLines/>
-              <w:widowControl w:val="0"/>
-              <w:kinsoku/>
-              <w:wordWrap/>
-              <w:overflowPunct/>
-              <w:autoSpaceDE/>
-              <w:autoSpaceDN/>
-              <w:adjustRightInd/>
-              <w:snapToGrid w:val="0"/>
-              <w:spacing w:before="40" w:after="40" w:line="280" w:lineRule="exact"/>
-              <w:ind w:left="0" w:leftChars="0" w:right="0" w:rightChars="0" w:firstLine="0" w:firstLineChars="0"/>
-              <w:jc w:val="center"/>
-              <w:rPr>
-                <w:rFonts w:ascii="Times New Roman" w:hAnsi="Times New Roman" w:eastAsia="宋体" w:cs="Times New Roman"/>
-                <w:sz w:val="21"/>
-                <w:szCs w:val="21"/>
-              </w:rPr>
-            </w:pPr>
-            <w:r>
-              <w:rPr>
-                <w:rFonts w:ascii="Times New Roman" w:hAnsi="Times New Roman" w:eastAsia="宋体" w:cs="Times New Roman"/>
-                <w:sz w:val="21"/>
-                <w:szCs w:val="21"/>
-              </w:rPr>
-              <w:t>科学事业的本质</w:t>
-            </w:r>
-          </w:p>
-        </w:tc>
-        <w:tc>
-          <w:tcPr>
-            <w:tcW w:w="2000" w:type="dxa"/>
-            <w:tcBorders>
-              <w:left w:val="nil"/>
-              <w:right w:val="nil"/>
-            </w:tcBorders>
-            <w:shd w:val="clear" w:color="auto" w:fill="auto"/>
-            <w:tcMar>
-              <w:top w:w="40" w:type="dxa"/>
-              <w:left w:w="60" w:type="dxa"/>
-              <w:bottom w:w="40" w:type="dxa"/>
-              <w:right w:w="60" w:type="dxa"/>
-            </w:tcMar>
-            <w:vAlign w:val="center"/>
-          </w:tcPr>
-          <w:p>
-            <w:pPr>
-              <w:keepNext/>
-              <w:keepLines/>
-              <w:widowControl w:val="0"/>
-              <w:kinsoku/>
-              <w:wordWrap/>
-              <w:overflowPunct/>
-              <w:autoSpaceDE/>
-              <w:autoSpaceDN/>
-              <w:adjustRightInd/>
-              <w:snapToGrid w:val="0"/>
-              <w:spacing w:before="40" w:after="40" w:line="280" w:lineRule="exact"/>
-              <w:ind w:left="0" w:leftChars="0" w:right="0" w:rightChars="0" w:firstLine="0" w:firstLineChars="0"/>
-              <w:jc w:val="center"/>
-              <w:rPr>
-                <w:rFonts w:ascii="Times New Roman" w:hAnsi="Times New Roman" w:eastAsia="宋体" w:cs="Times New Roman"/>
-                <w:sz w:val="21"/>
-                <w:szCs w:val="21"/>
-              </w:rPr>
-            </w:pPr>
-            <w:r>
-              <w:rPr>
-                <w:rFonts w:ascii="Times New Roman" w:hAnsi="Times New Roman" w:eastAsia="宋体" w:cs="Times New Roman"/>
-                <w:sz w:val="21"/>
-                <w:szCs w:val="21"/>
-              </w:rPr>
-              <w:t>8</w:t>
-            </w:r>
-          </w:p>
-        </w:tc>
-        <w:tc>
-          <w:tcPr>
-            <w:tcW w:w="3638" w:type="dxa"/>
-            <w:tcBorders>
-              <w:left w:val="nil"/>
-              <w:right w:val="nil"/>
-            </w:tcBorders>
-            <w:shd w:val="clear" w:color="auto" w:fill="auto"/>
-            <w:tcMar>
-              <w:top w:w="40" w:type="dxa"/>
-              <w:left w:w="60" w:type="dxa"/>
-              <w:bottom w:w="40" w:type="dxa"/>
-              <w:right w:w="60" w:type="dxa"/>
-            </w:tcMar>
-            <w:vAlign w:val="center"/>
-          </w:tcPr>
-          <w:p>
-            <w:pPr>
-              <w:keepNext/>
-              <w:keepLines/>
-              <w:widowControl w:val="0"/>
-              <w:kinsoku/>
-              <w:wordWrap/>
-              <w:overflowPunct/>
-              <w:autoSpaceDE/>
-              <w:autoSpaceDN/>
-              <w:adjustRightInd/>
-              <w:snapToGrid w:val="0"/>
-              <w:spacing w:before="40" w:after="40" w:line="280" w:lineRule="exact"/>
-              <w:ind w:left="0" w:leftChars="0" w:right="0" w:rightChars="0" w:firstLine="0" w:firstLineChars="0"/>
-              <w:jc w:val="center"/>
-              <w:rPr>
-                <w:rFonts w:ascii="Times New Roman" w:hAnsi="Times New Roman" w:eastAsia="宋体" w:cs="Times New Roman"/>
-                <w:sz w:val="21"/>
-                <w:szCs w:val="21"/>
-              </w:rPr>
-            </w:pPr>
-            <w:r>
-              <w:rPr>
-                <w:rFonts w:ascii="Times New Roman" w:hAnsi="Times New Roman" w:eastAsia="宋体" w:cs="Times New Roman"/>
-                <w:sz w:val="21"/>
-                <w:szCs w:val="21"/>
-              </w:rPr>
-              <w:t>0.XX</w:t>
-            </w:r>
-          </w:p>
-        </w:tc>
-      </w:tr>
-      <w:tr>
-        <w:tc>
-          <w:tcPr>
-            <w:tcW w:w="4000" w:type="dxa"/>
-            <w:tcBorders>
-              <w:left w:val="nil"/>
-              <w:right w:val="nil"/>
-            </w:tcBorders>
-            <w:shd w:val="clear" w:color="auto" w:fill="auto"/>
-            <w:tcMar>
-              <w:top w:w="40" w:type="dxa"/>
-              <w:left w:w="60" w:type="dxa"/>
-              <w:bottom w:w="40" w:type="dxa"/>
-              <w:right w:w="60" w:type="dxa"/>
-            </w:tcMar>
-            <w:vAlign w:val="center"/>
-          </w:tcPr>
-          <w:p>
-            <w:pPr>
-              <w:keepNext/>
-              <w:keepLines/>
-              <w:widowControl w:val="0"/>
-              <w:kinsoku/>
-              <w:wordWrap/>
-              <w:overflowPunct/>
-              <w:autoSpaceDE/>
-              <w:autoSpaceDN/>
-              <w:adjustRightInd/>
-              <w:snapToGrid w:val="0"/>
-              <w:spacing w:before="40" w:after="40" w:line="280" w:lineRule="exact"/>
-              <w:ind w:left="0" w:leftChars="0" w:right="0" w:rightChars="0" w:firstLine="0" w:firstLineChars="0"/>
-              <w:jc w:val="center"/>
-              <w:rPr>
-                <w:rFonts w:ascii="Times New Roman" w:hAnsi="Times New Roman" w:eastAsia="宋体" w:cs="Times New Roman"/>
-                <w:sz w:val="21"/>
-                <w:szCs w:val="21"/>
-              </w:rPr>
-            </w:pPr>
-            <w:r>
-              <w:rPr>
-                <w:rFonts w:ascii="Times New Roman" w:hAnsi="Times New Roman" w:eastAsia="宋体" w:cs="Times New Roman"/>
-                <w:sz w:val="21"/>
-                <w:szCs w:val="21"/>
-              </w:rPr>
-              <w:t>总问卷</w:t>
-            </w:r>
-          </w:p>
-        </w:tc>
-        <w:tc>
-          <w:tcPr>
-            <w:tcW w:w="2000" w:type="dxa"/>
-            <w:tcBorders>
-              <w:left w:val="nil"/>
-              <w:right w:val="nil"/>
-            </w:tcBorders>
-            <w:shd w:val="clear" w:color="auto" w:fill="auto"/>
-            <w:tcMar>
-              <w:top w:w="40" w:type="dxa"/>
-              <w:left w:w="60" w:type="dxa"/>
-              <w:bottom w:w="40" w:type="dxa"/>
-              <w:right w:w="60" w:type="dxa"/>
-            </w:tcMar>
-            <w:vAlign w:val="center"/>
-          </w:tcPr>
-          <w:p>
-            <w:pPr>
-              <w:keepNext/>
-              <w:keepLines/>
-              <w:widowControl w:val="0"/>
-              <w:kinsoku/>
-              <w:wordWrap/>
-              <w:overflowPunct/>
-              <w:autoSpaceDE/>
-              <w:autoSpaceDN/>
-              <w:adjustRightInd/>
-              <w:snapToGrid w:val="0"/>
-              <w:spacing w:before="40" w:after="40" w:line="280" w:lineRule="exact"/>
-              <w:ind w:left="0" w:leftChars="0" w:right="0" w:rightChars="0" w:firstLine="0" w:firstLineChars="0"/>
-              <w:jc w:val="center"/>
-              <w:rPr>
-                <w:rFonts w:ascii="Times New Roman" w:hAnsi="Times New Roman" w:eastAsia="宋体" w:cs="Times New Roman"/>
-                <w:sz w:val="21"/>
-                <w:szCs w:val="21"/>
-              </w:rPr>
-            </w:pPr>
-            <w:r>
-              <w:rPr>
-                <w:rFonts w:ascii="Times New Roman" w:hAnsi="Times New Roman" w:eastAsia="宋体" w:cs="Times New Roman"/>
-                <w:sz w:val="21"/>
-                <w:szCs w:val="21"/>
-              </w:rPr>
-              <w:t>28</w:t>
-            </w:r>
-          </w:p>
-        </w:tc>
-        <w:tc>
-          <w:tcPr>
-            <w:tcW w:w="3638" w:type="dxa"/>
-            <w:tcBorders>
-              <w:left w:val="nil"/>
-              <w:right w:val="nil"/>
-            </w:tcBorders>
-            <w:shd w:val="clear" w:color="auto" w:fill="auto"/>
-            <w:tcMar>
-              <w:top w:w="40" w:type="dxa"/>
-              <w:left w:w="60" w:type="dxa"/>
-              <w:bottom w:w="40" w:type="dxa"/>
-              <w:right w:w="60" w:type="dxa"/>
-            </w:tcMar>
-            <w:vAlign w:val="center"/>
-          </w:tcPr>
-          <w:p>
-            <w:pPr>
-              <w:keepNext/>
-              <w:keepLines/>
-              <w:widowControl w:val="0"/>
-              <w:kinsoku/>
-              <w:wordWrap/>
-              <w:overflowPunct/>
-              <w:autoSpaceDE/>
-              <w:autoSpaceDN/>
-              <w:adjustRightInd/>
-              <w:snapToGrid w:val="0"/>
-              <w:spacing w:before="40" w:after="40" w:line="280" w:lineRule="exact"/>
-              <w:ind w:left="0" w:leftChars="0" w:right="0" w:rightChars="0" w:firstLine="0" w:firstLineChars="0"/>
-              <w:jc w:val="center"/>
-              <w:rPr>
-                <w:rFonts w:ascii="Times New Roman" w:hAnsi="Times New Roman" w:eastAsia="宋体" w:cs="Times New Roman"/>
-                <w:sz w:val="21"/>
-                <w:szCs w:val="21"/>
-              </w:rPr>
-            </w:pPr>
-            <w:r>
-              <w:rPr>
-                <w:rFonts w:ascii="Times New Roman" w:hAnsi="Times New Roman" w:eastAsia="宋体" w:cs="Times New Roman"/>
-                <w:sz w:val="21"/>
-                <w:szCs w:val="21"/>
-              </w:rPr>
-              <w:t>0.XX</w:t>
-            </w:r>
-          </w:p>
-        </w:tc>
-      </w:tr>
-    </w:tbl>
-    <w:p>
-      <w:pPr>
-        <w:keepNext w:val="0"/>
-        <w:keepLines w:val="0"/>
-        <w:pageBreakBefore w:val="0"/>
-        <w:widowControl/>
-        <w:kinsoku/>
-        <w:wordWrap/>
-        <w:overflowPunct/>
-        <w:topLinePunct w:val="0"/>
-        <w:autoSpaceDE/>
-        <w:autoSpaceDN/>
-        <w:bidi w:val="0"/>
-        <w:adjustRightInd/>
-        <w:snapToGrid/>
-        <w:spacing w:after="120" w:line="400" w:lineRule="exact"/>
-        <w:ind w:firstLine="482"/>
-        <w:jc w:val="both"/>
-        <w:textAlignment w:val="auto"/>
-      </w:pPr>
-      <w:r>
-        <w:rPr>
-          <w:rFonts w:hint="eastAsia"/>
-        </w:rPr>
-        <w:t>本研究在实施时，于“苯”这节课的课前与课后各施测一次，运用SPSS对同一批学生的前后测得分作配对样本t检验，比较其在科学知识、科学探究、科学事业三个维度上的变化，据此判断经过本节HPS教学后学生的科学本质观是否有显著提升；问卷全部题目见附录。</w:t>
+        <w:t>本研究在实施时，于“苯”这节课的课前与课后各施测一次，用以考查学生在科学知识、科学探究、科学事业三个维度上科学本质观的变化；改编后问卷的预测试信效度检验，以及前后测数据的具体分析，详见第六章。问卷全部题目见附录。</w:t>
       </w:r>
     </w:p>
     <w:p>
@@ -28964,6 +28143,5177 @@
           <w:lang w:val="en-US" w:eastAsia="zh-CN"/>
         </w:rPr>
       </w:pPr>
+    </w:p>
+    <w:p>
+      <w:pPr>
+        <w:pStyle w:val="2"/>
+        <w:widowControl w:val="0"/>
+        <w:numPr>
+          <w:ilvl w:val="0"/>
+          <w:numId w:val="0"/>
+        </w:numPr>
+        <w:spacing w:beforeLines="50" w:afterLines="50"/>
+        <w:jc w:val="center"/>
+        <w:rPr>
+          <w:rFonts w:hint="eastAsia" w:ascii="黑体" w:hAnsi="黑体" w:eastAsia="黑体" w:cs="黑体"/>
+          <w:sz w:val="32"/>
+          <w:szCs w:val="32"/>
+        </w:rPr>
+      </w:pPr>
+      <w:r>
+        <w:rPr>
+          <w:rFonts w:hint="eastAsia" w:ascii="黑体" w:hAnsi="黑体" w:eastAsia="黑体" w:cs="黑体"/>
+          <w:sz w:val="32"/>
+          <w:szCs w:val="32"/>
+        </w:rPr>
+        <w:t>第五章　“苯”教学案例的课堂实施</w:t>
+      </w:r>
+    </w:p>
+    <w:p>
+      <w:pPr>
+        <w:keepNext w:val="0"/>
+        <w:keepLines w:val="0"/>
+        <w:pageBreakBefore w:val="0"/>
+        <w:widowControl/>
+        <w:kinsoku/>
+        <w:wordWrap/>
+        <w:overflowPunct/>
+        <w:topLinePunct w:val="0"/>
+        <w:autoSpaceDE/>
+        <w:autoSpaceDN/>
+        <w:bidi w:val="0"/>
+        <w:adjustRightInd/>
+        <w:snapToGrid/>
+        <w:spacing w:after="120" w:line="400" w:lineRule="exact"/>
+        <w:ind w:firstLine="482"/>
+        <w:jc w:val="both"/>
+        <w:textAlignment w:val="auto"/>
+      </w:pPr>
+      <w:r>
+        <w:rPr>
+          <w:rFonts w:hint="eastAsia"/>
+        </w:rPr>
+        <w:t>本章依据第四章形成的教学设计，将“苯”教学案例在真实课堂中付诸实施，为第六章的效果分析提供实证基础。〔本章为骨架，待课堂实施后据实填写。〕</w:t>
+      </w:r>
+    </w:p>
+    <w:p>
+      <w:pPr>
+        <w:pStyle w:val="5"/>
+        <w:numPr>
+          <w:ilvl w:val="1"/>
+          <w:numId w:val="0"/>
+        </w:numPr>
+        <w:spacing w:beforeLines="30" w:afterLines="20"/>
+        <w:ind w:firstLine="0"/>
+        <w:jc w:val="center"/>
+        <w:rPr>
+          <w:rFonts w:hint="eastAsia"/>
+        </w:rPr>
+      </w:pPr>
+      <w:r>
+        <w:rPr>
+          <w:rFonts w:hint="eastAsia"/>
+        </w:rPr>
+        <w:t>第一节　教学实施准备</w:t>
+      </w:r>
+    </w:p>
+    <w:p>
+      <w:pPr>
+        <w:keepNext/>
+        <w:widowControl w:val="0"/>
+        <w:spacing w:before="60" w:after="60" w:line="400" w:lineRule="exact"/>
+        <w:ind w:firstLine="0" w:firstLineChars="0"/>
+        <w:jc w:val="both"/>
+        <w:rPr>
+          <w:rFonts w:ascii="宋体" w:hAnsi="宋体" w:eastAsia="宋体" w:cs="宋体"/>
+          <w:b/>
+          <w:bCs/>
+          <w:sz w:val="24"/>
+          <w:szCs w:val="24"/>
+        </w:rPr>
+      </w:pPr>
+      <w:r>
+        <w:rPr>
+          <w:rFonts w:ascii="宋体" w:hAnsi="宋体" w:eastAsia="宋体" w:cs="宋体"/>
+          <w:b/>
+          <w:bCs/>
+          <w:sz w:val="24"/>
+          <w:szCs w:val="24"/>
+        </w:rPr>
+        <w:t>一、教学对象</w:t>
+      </w:r>
+    </w:p>
+    <w:p>
+      <w:pPr>
+        <w:keepNext w:val="0"/>
+        <w:keepLines w:val="0"/>
+        <w:pageBreakBefore w:val="0"/>
+        <w:widowControl/>
+        <w:kinsoku/>
+        <w:wordWrap/>
+        <w:overflowPunct/>
+        <w:topLinePunct w:val="0"/>
+        <w:autoSpaceDE/>
+        <w:autoSpaceDN/>
+        <w:bidi w:val="0"/>
+        <w:adjustRightInd/>
+        <w:snapToGrid/>
+        <w:spacing w:after="120" w:line="400" w:lineRule="exact"/>
+        <w:ind w:firstLine="482"/>
+        <w:jc w:val="both"/>
+        <w:textAlignment w:val="auto"/>
+      </w:pPr>
+      <w:r>
+        <w:rPr>
+          <w:rFonts w:hint="eastAsia"/>
+        </w:rPr>
+        <w:t>〔填写：选取××中学高一年级××班共××名学生为教学实施对象；说明分组情况、学生已有基础等。若采用实验班／对照班设计，在此说明两班的选取与可比性。〕</w:t>
+      </w:r>
+    </w:p>
+    <w:p>
+      <w:pPr>
+        <w:keepNext/>
+        <w:widowControl w:val="0"/>
+        <w:spacing w:before="60" w:after="60" w:line="400" w:lineRule="exact"/>
+        <w:ind w:firstLine="0" w:firstLineChars="0"/>
+        <w:jc w:val="both"/>
+        <w:rPr>
+          <w:rFonts w:ascii="宋体" w:hAnsi="宋体" w:eastAsia="宋体" w:cs="宋体"/>
+          <w:b/>
+          <w:bCs/>
+          <w:sz w:val="24"/>
+          <w:szCs w:val="24"/>
+        </w:rPr>
+      </w:pPr>
+      <w:r>
+        <w:rPr>
+          <w:rFonts w:ascii="宋体" w:hAnsi="宋体" w:eastAsia="宋体" w:cs="宋体"/>
+          <w:b/>
+          <w:bCs/>
+          <w:sz w:val="24"/>
+          <w:szCs w:val="24"/>
+        </w:rPr>
+        <w:t>二、教学环境与支持</w:t>
+      </w:r>
+    </w:p>
+    <w:p>
+      <w:pPr>
+        <w:keepNext w:val="0"/>
+        <w:keepLines w:val="0"/>
+        <w:pageBreakBefore w:val="0"/>
+        <w:widowControl/>
+        <w:kinsoku/>
+        <w:wordWrap/>
+        <w:overflowPunct/>
+        <w:topLinePunct w:val="0"/>
+        <w:autoSpaceDE/>
+        <w:autoSpaceDN/>
+        <w:bidi w:val="0"/>
+        <w:adjustRightInd/>
+        <w:snapToGrid/>
+        <w:spacing w:after="120" w:line="400" w:lineRule="exact"/>
+        <w:ind w:firstLine="482"/>
+        <w:jc w:val="both"/>
+        <w:textAlignment w:val="auto"/>
+      </w:pPr>
+      <w:r>
+        <w:rPr>
+          <w:rFonts w:hint="eastAsia"/>
+        </w:rPr>
+        <w:t>〔填写：教室与实验条件、所需药品与器材（苯、溴水、酸性高锰酸钾溶液等）、安全防护、课时安排（共×课时）、协作教师等。〕</w:t>
+      </w:r>
+    </w:p>
+    <w:p>
+      <w:pPr>
+        <w:keepNext/>
+        <w:widowControl w:val="0"/>
+        <w:spacing w:before="60" w:after="60" w:line="400" w:lineRule="exact"/>
+        <w:ind w:firstLine="0" w:firstLineChars="0"/>
+        <w:jc w:val="both"/>
+        <w:rPr>
+          <w:rFonts w:ascii="宋体" w:hAnsi="宋体" w:eastAsia="宋体" w:cs="宋体"/>
+          <w:b/>
+          <w:bCs/>
+          <w:sz w:val="24"/>
+          <w:szCs w:val="24"/>
+        </w:rPr>
+      </w:pPr>
+      <w:r>
+        <w:rPr>
+          <w:rFonts w:ascii="宋体" w:hAnsi="宋体" w:eastAsia="宋体" w:cs="宋体"/>
+          <w:b/>
+          <w:bCs/>
+          <w:sz w:val="24"/>
+          <w:szCs w:val="24"/>
+        </w:rPr>
+        <w:t>三、教学资源准备</w:t>
+      </w:r>
+    </w:p>
+    <w:p>
+      <w:pPr>
+        <w:keepNext w:val="0"/>
+        <w:keepLines w:val="0"/>
+        <w:pageBreakBefore w:val="0"/>
+        <w:widowControl/>
+        <w:kinsoku/>
+        <w:wordWrap/>
+        <w:overflowPunct/>
+        <w:topLinePunct w:val="0"/>
+        <w:autoSpaceDE/>
+        <w:autoSpaceDN/>
+        <w:bidi w:val="0"/>
+        <w:adjustRightInd/>
+        <w:snapToGrid/>
+        <w:spacing w:after="120" w:line="400" w:lineRule="exact"/>
+        <w:ind w:firstLine="482"/>
+        <w:jc w:val="both"/>
+        <w:textAlignment w:val="auto"/>
+      </w:pPr>
+      <w:r>
+        <w:rPr>
+          <w:rFonts w:hint="eastAsia"/>
+        </w:rPr>
+        <w:t>〔填写：三大学习任务的学习任务单、证据卡片、键长数据对比表等结构化支架，以及情境视频、史料、模型等课件的准备情况；学习任务单见附录。〕</w:t>
+      </w:r>
+    </w:p>
+    <w:p>
+      <w:pPr>
+        <w:pStyle w:val="5"/>
+        <w:numPr>
+          <w:ilvl w:val="1"/>
+          <w:numId w:val="0"/>
+        </w:numPr>
+        <w:spacing w:beforeLines="30" w:afterLines="20"/>
+        <w:ind w:firstLine="0"/>
+        <w:jc w:val="center"/>
+        <w:rPr>
+          <w:rFonts w:hint="eastAsia"/>
+        </w:rPr>
+      </w:pPr>
+      <w:r>
+        <w:rPr>
+          <w:rFonts w:hint="eastAsia"/>
+        </w:rPr>
+        <w:t>第二节　教学实施过程</w:t>
+      </w:r>
+    </w:p>
+    <w:p>
+      <w:pPr>
+        <w:keepNext w:val="0"/>
+        <w:keepLines w:val="0"/>
+        <w:pageBreakBefore w:val="0"/>
+        <w:widowControl/>
+        <w:kinsoku/>
+        <w:wordWrap/>
+        <w:overflowPunct/>
+        <w:topLinePunct w:val="0"/>
+        <w:autoSpaceDE/>
+        <w:autoSpaceDN/>
+        <w:bidi w:val="0"/>
+        <w:adjustRightInd/>
+        <w:snapToGrid/>
+        <w:spacing w:after="120" w:line="400" w:lineRule="exact"/>
+        <w:ind w:firstLine="482"/>
+        <w:jc w:val="both"/>
+        <w:textAlignment w:val="auto"/>
+      </w:pPr>
+      <w:r>
+        <w:rPr>
+          <w:rFonts w:hint="eastAsia"/>
+        </w:rPr>
+        <w:t>本节按第四章的三大学习任务及其探究活动逐一展开课堂实施，以“教师活动—学生活动—设计意图”的形式呈现实施过程，并辅以课堂实录与照片。〔可仿照下表逐环节填写。〕</w:t>
+      </w:r>
+    </w:p>
+    <w:p>
+      <w:pPr>
+        <w:widowControl w:val="0"/>
+        <w:spacing w:before="160" w:after="40"/>
+        <w:jc w:val="center"/>
+        <w:rPr>
+          <w:rFonts w:ascii="宋体" w:hAnsi="宋体" w:eastAsia="宋体" w:cs="宋体"/>
+          <w:b/>
+          <w:bCs/>
+          <w:sz w:val="24"/>
+          <w:szCs w:val="24"/>
+        </w:rPr>
+      </w:pPr>
+      <w:r>
+        <w:rPr>
+          <w:rFonts w:ascii="宋体" w:hAnsi="宋体" w:eastAsia="宋体" w:cs="宋体"/>
+          <w:b/>
+          <w:bCs/>
+          <w:sz w:val="24"/>
+          <w:szCs w:val="24"/>
+        </w:rPr>
+        <w:t>表5-1 “苯”教学案例课堂实施过程（示例框架）</w:t>
+      </w:r>
+    </w:p>
+    <w:p>
+      <w:pPr>
+        <w:widowControl w:val="0"/>
+        <w:spacing w:after="120"/>
+        <w:jc w:val="center"/>
+      </w:pPr>
+      <w:r>
+        <w:rPr>
+          <w:rFonts w:ascii="Times New Roman" w:hAnsi="Times New Roman" w:eastAsia="Times New Roman" w:cs="Times New Roman"/>
+          <w:i/>
+          <w:iCs/>
+          <w:sz w:val="18"/>
+          <w:szCs w:val="18"/>
+        </w:rPr>
+        <w:t>Tab. 5.1  Classroom Implementation Process of the "Benzene" Teaching Case (Framework)</w:t>
+      </w:r>
+    </w:p>
+    <w:tbl>
+      <w:tblPr>
+        <w:tblW w:w="9638" w:type="dxa"/>
+        <w:jc w:val="center"/>
+        <w:tblBorders>
+          <w:top w:val="single" w:color="000000" w:sz="12" w:space="0"/>
+          <w:left w:val="none" w:color="auto" w:sz="4" w:space="0"/>
+          <w:bottom w:val="single" w:color="000000" w:sz="12" w:space="0"/>
+          <w:right w:val="none" w:color="auto" w:sz="4" w:space="0"/>
+          <w:insideH w:val="none" w:color="auto" w:sz="4" w:space="0"/>
+          <w:insideV w:val="none" w:color="auto" w:sz="4" w:space="0"/>
+        </w:tblBorders>
+        <w:tblLayout w:type="fixed"/>
+        <w:tblCellMar>
+          <w:top w:w="0" w:type="dxa"/>
+          <w:left w:w="60" w:type="dxa"/>
+          <w:bottom w:w="0" w:type="dxa"/>
+          <w:right w:w="60" w:type="dxa"/>
+        </w:tblCellMar>
+      </w:tblPr>
+      <w:tblGrid>
+        <w:gridCol w:w="2200"/>
+        <w:gridCol w:w="2946"/>
+        <w:gridCol w:w="2946"/>
+        <w:gridCol w:w="1546"/>
+      </w:tblGrid>
+      <w:tr>
+        <w:trPr>
+          <w:tblHeader/>
+        </w:trPr>
+        <w:tc>
+          <w:tcPr>
+            <w:tcW w:w="2200" w:type="dxa"/>
+            <w:tcBorders>
+              <w:left w:val="nil"/>
+              <w:bottom w:val="single" w:color="000000" w:sz="6" w:space="0"/>
+              <w:right w:val="nil"/>
+            </w:tcBorders>
+            <w:shd w:val="clear" w:color="auto" w:fill="auto"/>
+            <w:tcMar>
+              <w:top w:w="40" w:type="dxa"/>
+              <w:left w:w="60" w:type="dxa"/>
+              <w:bottom w:w="40" w:type="dxa"/>
+              <w:right w:w="60" w:type="dxa"/>
+            </w:tcMar>
+            <w:vAlign w:val="center"/>
+          </w:tcPr>
+          <w:p>
+            <w:pPr>
+              <w:keepNext/>
+              <w:keepLines/>
+              <w:widowControl w:val="0"/>
+              <w:kinsoku/>
+              <w:wordWrap/>
+              <w:overflowPunct/>
+              <w:snapToGrid w:val="0"/>
+              <w:spacing w:before="40" w:after="40" w:line="280" w:lineRule="exact"/>
+              <w:ind w:left="0" w:leftChars="0" w:firstLine="0" w:firstLineChars="0"/>
+              <w:jc w:val="center"/>
+              <w:rPr>
+                <w:rFonts w:ascii="Times New Roman" w:hAnsi="Times New Roman" w:eastAsia="宋体" w:cs="Times New Roman"/>
+                <w:b/>
+                <w:sz w:val="21"/>
+                <w:szCs w:val="21"/>
+              </w:rPr>
+            </w:pPr>
+            <w:r>
+              <w:rPr>
+                <w:rFonts w:ascii="Times New Roman" w:hAnsi="Times New Roman" w:eastAsia="宋体" w:cs="Times New Roman"/>
+                <w:b/>
+                <w:sz w:val="21"/>
+                <w:szCs w:val="21"/>
+              </w:rPr>
+              <w:t>学习任务与教学环节</w:t>
+            </w:r>
+          </w:p>
+        </w:tc>
+        <w:tc>
+          <w:tcPr>
+            <w:tcW w:w="2946" w:type="dxa"/>
+            <w:tcBorders>
+              <w:left w:val="nil"/>
+              <w:bottom w:val="single" w:color="000000" w:sz="6" w:space="0"/>
+              <w:right w:val="nil"/>
+            </w:tcBorders>
+            <w:shd w:val="clear" w:color="auto" w:fill="auto"/>
+            <w:tcMar>
+              <w:top w:w="40" w:type="dxa"/>
+              <w:left w:w="60" w:type="dxa"/>
+              <w:bottom w:w="40" w:type="dxa"/>
+              <w:right w:w="60" w:type="dxa"/>
+            </w:tcMar>
+            <w:vAlign w:val="center"/>
+          </w:tcPr>
+          <w:p>
+            <w:pPr>
+              <w:keepNext/>
+              <w:keepLines/>
+              <w:widowControl w:val="0"/>
+              <w:kinsoku/>
+              <w:wordWrap/>
+              <w:overflowPunct/>
+              <w:snapToGrid w:val="0"/>
+              <w:spacing w:before="40" w:after="40" w:line="280" w:lineRule="exact"/>
+              <w:ind w:left="0" w:leftChars="0" w:firstLine="0" w:firstLineChars="0"/>
+              <w:jc w:val="center"/>
+              <w:rPr>
+                <w:rFonts w:ascii="Times New Roman" w:hAnsi="Times New Roman" w:eastAsia="宋体" w:cs="Times New Roman"/>
+                <w:b/>
+                <w:sz w:val="21"/>
+                <w:szCs w:val="21"/>
+              </w:rPr>
+            </w:pPr>
+            <w:r>
+              <w:rPr>
+                <w:rFonts w:ascii="Times New Roman" w:hAnsi="Times New Roman" w:eastAsia="宋体" w:cs="Times New Roman"/>
+                <w:b/>
+                <w:sz w:val="21"/>
+                <w:szCs w:val="21"/>
+              </w:rPr>
+              <w:t>教师活动</w:t>
+            </w:r>
+          </w:p>
+        </w:tc>
+        <w:tc>
+          <w:tcPr>
+            <w:tcW w:w="2946" w:type="dxa"/>
+            <w:tcBorders>
+              <w:left w:val="nil"/>
+              <w:bottom w:val="single" w:color="000000" w:sz="6" w:space="0"/>
+              <w:right w:val="nil"/>
+            </w:tcBorders>
+            <w:shd w:val="clear" w:color="auto" w:fill="auto"/>
+            <w:tcMar>
+              <w:top w:w="40" w:type="dxa"/>
+              <w:left w:w="60" w:type="dxa"/>
+              <w:bottom w:w="40" w:type="dxa"/>
+              <w:right w:w="60" w:type="dxa"/>
+            </w:tcMar>
+            <w:vAlign w:val="center"/>
+          </w:tcPr>
+          <w:p>
+            <w:pPr>
+              <w:keepNext/>
+              <w:keepLines/>
+              <w:widowControl w:val="0"/>
+              <w:kinsoku/>
+              <w:wordWrap/>
+              <w:overflowPunct/>
+              <w:snapToGrid w:val="0"/>
+              <w:spacing w:before="40" w:after="40" w:line="280" w:lineRule="exact"/>
+              <w:ind w:left="0" w:leftChars="0" w:firstLine="0" w:firstLineChars="0"/>
+              <w:jc w:val="center"/>
+              <w:rPr>
+                <w:rFonts w:ascii="Times New Roman" w:hAnsi="Times New Roman" w:eastAsia="宋体" w:cs="Times New Roman"/>
+                <w:b/>
+                <w:sz w:val="21"/>
+                <w:szCs w:val="21"/>
+              </w:rPr>
+            </w:pPr>
+            <w:r>
+              <w:rPr>
+                <w:rFonts w:ascii="Times New Roman" w:hAnsi="Times New Roman" w:eastAsia="宋体" w:cs="Times New Roman"/>
+                <w:b/>
+                <w:sz w:val="21"/>
+                <w:szCs w:val="21"/>
+              </w:rPr>
+              <w:t>学生活动</w:t>
+            </w:r>
+          </w:p>
+        </w:tc>
+        <w:tc>
+          <w:tcPr>
+            <w:tcW w:w="1546" w:type="dxa"/>
+            <w:tcBorders>
+              <w:left w:val="nil"/>
+              <w:bottom w:val="single" w:color="000000" w:sz="6" w:space="0"/>
+              <w:right w:val="nil"/>
+            </w:tcBorders>
+            <w:shd w:val="clear" w:color="auto" w:fill="auto"/>
+            <w:tcMar>
+              <w:top w:w="40" w:type="dxa"/>
+              <w:left w:w="60" w:type="dxa"/>
+              <w:bottom w:w="40" w:type="dxa"/>
+              <w:right w:w="60" w:type="dxa"/>
+            </w:tcMar>
+            <w:vAlign w:val="center"/>
+          </w:tcPr>
+          <w:p>
+            <w:pPr>
+              <w:keepNext/>
+              <w:keepLines/>
+              <w:widowControl w:val="0"/>
+              <w:kinsoku/>
+              <w:wordWrap/>
+              <w:overflowPunct/>
+              <w:snapToGrid w:val="0"/>
+              <w:spacing w:before="40" w:after="40" w:line="280" w:lineRule="exact"/>
+              <w:ind w:left="0" w:leftChars="0" w:firstLine="0" w:firstLineChars="0"/>
+              <w:jc w:val="center"/>
+              <w:rPr>
+                <w:rFonts w:ascii="Times New Roman" w:hAnsi="Times New Roman" w:eastAsia="宋体" w:cs="Times New Roman"/>
+                <w:b/>
+                <w:sz w:val="21"/>
+                <w:szCs w:val="21"/>
+              </w:rPr>
+            </w:pPr>
+            <w:r>
+              <w:rPr>
+                <w:rFonts w:ascii="Times New Roman" w:hAnsi="Times New Roman" w:eastAsia="宋体" w:cs="Times New Roman"/>
+                <w:b/>
+                <w:sz w:val="21"/>
+                <w:szCs w:val="21"/>
+              </w:rPr>
+              <w:t>设计意图</w:t>
+            </w:r>
+          </w:p>
+        </w:tc>
+      </w:tr>
+      <w:tr>
+        <w:tc>
+          <w:tcPr>
+            <w:tcW w:w="2200" w:type="dxa"/>
+            <w:tcBorders>
+              <w:left w:val="nil"/>
+              <w:right w:val="nil"/>
+            </w:tcBorders>
+            <w:shd w:val="clear" w:color="auto" w:fill="auto"/>
+            <w:tcMar>
+              <w:top w:w="40" w:type="dxa"/>
+              <w:left w:w="60" w:type="dxa"/>
+              <w:bottom w:w="40" w:type="dxa"/>
+              <w:right w:w="60" w:type="dxa"/>
+            </w:tcMar>
+            <w:vAlign w:val="center"/>
+          </w:tcPr>
+          <w:p>
+            <w:pPr>
+              <w:keepNext/>
+              <w:keepLines/>
+              <w:widowControl w:val="0"/>
+              <w:kinsoku/>
+              <w:wordWrap/>
+              <w:overflowPunct/>
+              <w:snapToGrid w:val="0"/>
+              <w:spacing w:before="40" w:after="40" w:line="280" w:lineRule="exact"/>
+              <w:ind w:left="0" w:leftChars="0" w:firstLine="0" w:firstLineChars="0"/>
+              <w:jc w:val="center"/>
+              <w:rPr>
+                <w:rFonts w:ascii="Times New Roman" w:hAnsi="Times New Roman" w:eastAsia="宋体" w:cs="Times New Roman"/>
+                <w:sz w:val="21"/>
+                <w:szCs w:val="21"/>
+              </w:rPr>
+            </w:pPr>
+            <w:r>
+              <w:rPr>
+                <w:rFonts w:ascii="Times New Roman" w:hAnsi="Times New Roman" w:eastAsia="宋体" w:cs="Times New Roman"/>
+                <w:sz w:val="21"/>
+                <w:szCs w:val="21"/>
+              </w:rPr>
+              <w:t>任务一·情境引入</w:t>
+            </w:r>
+          </w:p>
+        </w:tc>
+        <w:tc>
+          <w:tcPr>
+            <w:tcW w:w="2946" w:type="dxa"/>
+            <w:tcBorders>
+              <w:left w:val="nil"/>
+              <w:right w:val="nil"/>
+            </w:tcBorders>
+            <w:shd w:val="clear" w:color="auto" w:fill="auto"/>
+            <w:tcMar>
+              <w:top w:w="40" w:type="dxa"/>
+              <w:left w:w="60" w:type="dxa"/>
+              <w:bottom w:w="40" w:type="dxa"/>
+              <w:right w:w="60" w:type="dxa"/>
+            </w:tcMar>
+            <w:vAlign w:val="center"/>
+          </w:tcPr>
+          <w:p>
+            <w:pPr>
+              <w:keepNext/>
+              <w:keepLines/>
+              <w:widowControl w:val="0"/>
+              <w:kinsoku/>
+              <w:wordWrap/>
+              <w:overflowPunct/>
+              <w:snapToGrid w:val="0"/>
+              <w:spacing w:before="40" w:after="40" w:line="280" w:lineRule="exact"/>
+              <w:ind w:left="0" w:leftChars="0" w:firstLine="0" w:firstLineChars="0"/>
+              <w:jc w:val="center"/>
+              <w:rPr>
+                <w:rFonts w:ascii="Times New Roman" w:hAnsi="Times New Roman" w:eastAsia="宋体" w:cs="Times New Roman"/>
+                <w:sz w:val="21"/>
+                <w:szCs w:val="21"/>
+              </w:rPr>
+            </w:pPr>
+            <w:r>
+              <w:rPr>
+                <w:rFonts w:ascii="Times New Roman" w:hAnsi="Times New Roman" w:eastAsia="宋体" w:cs="Times New Roman"/>
+                <w:sz w:val="21"/>
+                <w:szCs w:val="21"/>
+              </w:rPr>
+              <w:t>〔填写〕</w:t>
+            </w:r>
+          </w:p>
+        </w:tc>
+        <w:tc>
+          <w:tcPr>
+            <w:tcW w:w="2946" w:type="dxa"/>
+            <w:tcBorders>
+              <w:left w:val="nil"/>
+              <w:right w:val="nil"/>
+            </w:tcBorders>
+            <w:shd w:val="clear" w:color="auto" w:fill="auto"/>
+            <w:tcMar>
+              <w:top w:w="40" w:type="dxa"/>
+              <w:left w:w="60" w:type="dxa"/>
+              <w:bottom w:w="40" w:type="dxa"/>
+              <w:right w:w="60" w:type="dxa"/>
+            </w:tcMar>
+            <w:vAlign w:val="center"/>
+          </w:tcPr>
+          <w:p>
+            <w:pPr>
+              <w:keepNext/>
+              <w:keepLines/>
+              <w:widowControl w:val="0"/>
+              <w:kinsoku/>
+              <w:wordWrap/>
+              <w:overflowPunct/>
+              <w:snapToGrid w:val="0"/>
+              <w:spacing w:before="40" w:after="40" w:line="280" w:lineRule="exact"/>
+              <w:ind w:left="0" w:leftChars="0" w:firstLine="0" w:firstLineChars="0"/>
+              <w:jc w:val="center"/>
+              <w:rPr>
+                <w:rFonts w:ascii="Times New Roman" w:hAnsi="Times New Roman" w:eastAsia="宋体" w:cs="Times New Roman"/>
+                <w:sz w:val="21"/>
+                <w:szCs w:val="21"/>
+              </w:rPr>
+            </w:pPr>
+            <w:r>
+              <w:rPr>
+                <w:rFonts w:ascii="Times New Roman" w:hAnsi="Times New Roman" w:eastAsia="宋体" w:cs="Times New Roman"/>
+                <w:sz w:val="21"/>
+                <w:szCs w:val="21"/>
+              </w:rPr>
+              <w:t>〔填写〕</w:t>
+            </w:r>
+          </w:p>
+        </w:tc>
+        <w:tc>
+          <w:tcPr>
+            <w:tcW w:w="1546" w:type="dxa"/>
+            <w:tcBorders>
+              <w:left w:val="nil"/>
+              <w:right w:val="nil"/>
+            </w:tcBorders>
+            <w:shd w:val="clear" w:color="auto" w:fill="auto"/>
+            <w:tcMar>
+              <w:top w:w="40" w:type="dxa"/>
+              <w:left w:w="60" w:type="dxa"/>
+              <w:bottom w:w="40" w:type="dxa"/>
+              <w:right w:w="60" w:type="dxa"/>
+            </w:tcMar>
+            <w:vAlign w:val="center"/>
+          </w:tcPr>
+          <w:p>
+            <w:pPr>
+              <w:keepNext/>
+              <w:keepLines/>
+              <w:widowControl w:val="0"/>
+              <w:kinsoku/>
+              <w:wordWrap/>
+              <w:overflowPunct/>
+              <w:snapToGrid w:val="0"/>
+              <w:spacing w:before="40" w:after="40" w:line="280" w:lineRule="exact"/>
+              <w:ind w:left="0" w:leftChars="0" w:firstLine="0" w:firstLineChars="0"/>
+              <w:jc w:val="center"/>
+              <w:rPr>
+                <w:rFonts w:ascii="Times New Roman" w:hAnsi="Times New Roman" w:eastAsia="宋体" w:cs="Times New Roman"/>
+                <w:sz w:val="21"/>
+                <w:szCs w:val="21"/>
+              </w:rPr>
+            </w:pPr>
+            <w:r>
+              <w:rPr>
+                <w:rFonts w:ascii="Times New Roman" w:hAnsi="Times New Roman" w:eastAsia="宋体" w:cs="Times New Roman"/>
+                <w:sz w:val="21"/>
+                <w:szCs w:val="21"/>
+              </w:rPr>
+              <w:t>〔填写〕</w:t>
+            </w:r>
+          </w:p>
+        </w:tc>
+      </w:tr>
+      <w:tr>
+        <w:tc>
+          <w:tcPr>
+            <w:tcW w:w="2200" w:type="dxa"/>
+            <w:tcBorders>
+              <w:left w:val="nil"/>
+              <w:right w:val="nil"/>
+            </w:tcBorders>
+            <w:shd w:val="clear" w:color="auto" w:fill="auto"/>
+            <w:tcMar>
+              <w:top w:w="40" w:type="dxa"/>
+              <w:left w:w="60" w:type="dxa"/>
+              <w:bottom w:w="40" w:type="dxa"/>
+              <w:right w:w="60" w:type="dxa"/>
+            </w:tcMar>
+            <w:vAlign w:val="center"/>
+          </w:tcPr>
+          <w:p>
+            <w:pPr>
+              <w:keepNext/>
+              <w:keepLines/>
+              <w:widowControl w:val="0"/>
+              <w:kinsoku/>
+              <w:wordWrap/>
+              <w:overflowPunct/>
+              <w:snapToGrid w:val="0"/>
+              <w:spacing w:before="40" w:after="40" w:line="280" w:lineRule="exact"/>
+              <w:ind w:left="0" w:leftChars="0" w:firstLine="0" w:firstLineChars="0"/>
+              <w:jc w:val="center"/>
+              <w:rPr>
+                <w:rFonts w:ascii="Times New Roman" w:hAnsi="Times New Roman" w:eastAsia="宋体" w:cs="Times New Roman"/>
+                <w:sz w:val="21"/>
+                <w:szCs w:val="21"/>
+              </w:rPr>
+            </w:pPr>
+            <w:r>
+              <w:rPr>
+                <w:rFonts w:ascii="Times New Roman" w:hAnsi="Times New Roman" w:eastAsia="宋体" w:cs="Times New Roman"/>
+                <w:sz w:val="21"/>
+                <w:szCs w:val="21"/>
+              </w:rPr>
+              <w:t>……（逐环节展开）</w:t>
+            </w:r>
+          </w:p>
+        </w:tc>
+        <w:tc>
+          <w:tcPr>
+            <w:tcW w:w="2946" w:type="dxa"/>
+            <w:tcBorders>
+              <w:left w:val="nil"/>
+              <w:right w:val="nil"/>
+            </w:tcBorders>
+            <w:shd w:val="clear" w:color="auto" w:fill="auto"/>
+            <w:tcMar>
+              <w:top w:w="40" w:type="dxa"/>
+              <w:left w:w="60" w:type="dxa"/>
+              <w:bottom w:w="40" w:type="dxa"/>
+              <w:right w:w="60" w:type="dxa"/>
+            </w:tcMar>
+            <w:vAlign w:val="center"/>
+          </w:tcPr>
+          <w:p>
+            <w:pPr>
+              <w:keepNext/>
+              <w:keepLines/>
+              <w:widowControl w:val="0"/>
+              <w:kinsoku/>
+              <w:wordWrap/>
+              <w:overflowPunct/>
+              <w:snapToGrid w:val="0"/>
+              <w:spacing w:before="40" w:after="40" w:line="280" w:lineRule="exact"/>
+              <w:ind w:left="0" w:leftChars="0" w:firstLine="0" w:firstLineChars="0"/>
+              <w:jc w:val="center"/>
+              <w:rPr>
+                <w:rFonts w:ascii="Times New Roman" w:hAnsi="Times New Roman" w:eastAsia="宋体" w:cs="Times New Roman"/>
+                <w:sz w:val="21"/>
+                <w:szCs w:val="21"/>
+              </w:rPr>
+            </w:pPr>
+            <w:r>
+              <w:rPr>
+                <w:rFonts w:ascii="Times New Roman" w:hAnsi="Times New Roman" w:eastAsia="宋体" w:cs="Times New Roman"/>
+                <w:sz w:val="21"/>
+                <w:szCs w:val="21"/>
+              </w:rPr>
+              <w:t/>
+            </w:r>
+          </w:p>
+        </w:tc>
+        <w:tc>
+          <w:tcPr>
+            <w:tcW w:w="2946" w:type="dxa"/>
+            <w:tcBorders>
+              <w:left w:val="nil"/>
+              <w:right w:val="nil"/>
+            </w:tcBorders>
+            <w:shd w:val="clear" w:color="auto" w:fill="auto"/>
+            <w:tcMar>
+              <w:top w:w="40" w:type="dxa"/>
+              <w:left w:w="60" w:type="dxa"/>
+              <w:bottom w:w="40" w:type="dxa"/>
+              <w:right w:w="60" w:type="dxa"/>
+            </w:tcMar>
+            <w:vAlign w:val="center"/>
+          </w:tcPr>
+          <w:p>
+            <w:pPr>
+              <w:keepNext/>
+              <w:keepLines/>
+              <w:widowControl w:val="0"/>
+              <w:kinsoku/>
+              <w:wordWrap/>
+              <w:overflowPunct/>
+              <w:snapToGrid w:val="0"/>
+              <w:spacing w:before="40" w:after="40" w:line="280" w:lineRule="exact"/>
+              <w:ind w:left="0" w:leftChars="0" w:firstLine="0" w:firstLineChars="0"/>
+              <w:jc w:val="center"/>
+              <w:rPr>
+                <w:rFonts w:ascii="Times New Roman" w:hAnsi="Times New Roman" w:eastAsia="宋体" w:cs="Times New Roman"/>
+                <w:sz w:val="21"/>
+                <w:szCs w:val="21"/>
+              </w:rPr>
+            </w:pPr>
+            <w:r>
+              <w:rPr>
+                <w:rFonts w:ascii="Times New Roman" w:hAnsi="Times New Roman" w:eastAsia="宋体" w:cs="Times New Roman"/>
+                <w:sz w:val="21"/>
+                <w:szCs w:val="21"/>
+              </w:rPr>
+              <w:t/>
+            </w:r>
+          </w:p>
+        </w:tc>
+        <w:tc>
+          <w:tcPr>
+            <w:tcW w:w="1546" w:type="dxa"/>
+            <w:tcBorders>
+              <w:left w:val="nil"/>
+              <w:right w:val="nil"/>
+            </w:tcBorders>
+            <w:shd w:val="clear" w:color="auto" w:fill="auto"/>
+            <w:tcMar>
+              <w:top w:w="40" w:type="dxa"/>
+              <w:left w:w="60" w:type="dxa"/>
+              <w:bottom w:w="40" w:type="dxa"/>
+              <w:right w:w="60" w:type="dxa"/>
+            </w:tcMar>
+            <w:vAlign w:val="center"/>
+          </w:tcPr>
+          <w:p>
+            <w:pPr>
+              <w:keepNext/>
+              <w:keepLines/>
+              <w:widowControl w:val="0"/>
+              <w:kinsoku/>
+              <w:wordWrap/>
+              <w:overflowPunct/>
+              <w:snapToGrid w:val="0"/>
+              <w:spacing w:before="40" w:after="40" w:line="280" w:lineRule="exact"/>
+              <w:ind w:left="0" w:leftChars="0" w:firstLine="0" w:firstLineChars="0"/>
+              <w:jc w:val="center"/>
+              <w:rPr>
+                <w:rFonts w:ascii="Times New Roman" w:hAnsi="Times New Roman" w:eastAsia="宋体" w:cs="Times New Roman"/>
+                <w:sz w:val="21"/>
+                <w:szCs w:val="21"/>
+              </w:rPr>
+            </w:pPr>
+            <w:r>
+              <w:rPr>
+                <w:rFonts w:ascii="Times New Roman" w:hAnsi="Times New Roman" w:eastAsia="宋体" w:cs="Times New Roman"/>
+                <w:sz w:val="21"/>
+                <w:szCs w:val="21"/>
+              </w:rPr>
+              <w:t/>
+            </w:r>
+          </w:p>
+        </w:tc>
+      </w:tr>
+    </w:tbl>
+    <w:p>
+      <w:pPr>
+        <w:pStyle w:val="2"/>
+        <w:widowControl w:val="0"/>
+        <w:numPr>
+          <w:ilvl w:val="0"/>
+          <w:numId w:val="0"/>
+        </w:numPr>
+        <w:spacing w:beforeLines="50" w:afterLines="50"/>
+        <w:jc w:val="center"/>
+        <w:rPr>
+          <w:rFonts w:hint="eastAsia" w:ascii="黑体" w:hAnsi="黑体" w:eastAsia="黑体" w:cs="黑体"/>
+          <w:sz w:val="32"/>
+          <w:szCs w:val="32"/>
+        </w:rPr>
+      </w:pPr>
+      <w:r>
+        <w:rPr>
+          <w:rFonts w:hint="eastAsia" w:ascii="黑体" w:hAnsi="黑体" w:eastAsia="黑体" w:cs="黑体"/>
+          <w:sz w:val="32"/>
+          <w:szCs w:val="32"/>
+        </w:rPr>
+        <w:t>第六章　“苯”教学案例的实施效果分析</w:t>
+      </w:r>
+    </w:p>
+    <w:p>
+      <w:pPr>
+        <w:keepNext w:val="0"/>
+        <w:keepLines w:val="0"/>
+        <w:pageBreakBefore w:val="0"/>
+        <w:widowControl/>
+        <w:kinsoku/>
+        <w:wordWrap/>
+        <w:overflowPunct/>
+        <w:topLinePunct w:val="0"/>
+        <w:autoSpaceDE/>
+        <w:autoSpaceDN/>
+        <w:bidi w:val="0"/>
+        <w:adjustRightInd/>
+        <w:snapToGrid/>
+        <w:spacing w:after="120" w:line="400" w:lineRule="exact"/>
+        <w:ind w:firstLine="482"/>
+        <w:jc w:val="both"/>
+        <w:textAlignment w:val="auto"/>
+      </w:pPr>
+      <w:r>
+        <w:rPr>
+          <w:rFonts w:hint="eastAsia"/>
+        </w:rPr>
+        <w:t>为检验第四章所设计、第五章所实施的指向科学本质观的HPS教学的效果，本章先对改编后问卷进行信效度分析，再对学生科学本质观的前后测数据作定量分析，并结合学习任务成果与课堂访谈作质性佐证，量化与质性相互印证。</w:t>
+      </w:r>
+    </w:p>
+    <w:p>
+      <w:pPr>
+        <w:pStyle w:val="5"/>
+        <w:numPr>
+          <w:ilvl w:val="1"/>
+          <w:numId w:val="0"/>
+        </w:numPr>
+        <w:spacing w:beforeLines="30" w:afterLines="20"/>
+        <w:ind w:firstLine="0"/>
+        <w:jc w:val="center"/>
+        <w:rPr>
+          <w:rFonts w:hint="eastAsia"/>
+        </w:rPr>
+      </w:pPr>
+      <w:r>
+        <w:rPr>
+          <w:rFonts w:hint="eastAsia"/>
+        </w:rPr>
+        <w:t>第一节　数据来源与问卷信效度分析</w:t>
+      </w:r>
+    </w:p>
+    <w:p>
+      <w:pPr>
+        <w:keepNext/>
+        <w:widowControl w:val="0"/>
+        <w:spacing w:before="60" w:after="60" w:line="400" w:lineRule="exact"/>
+        <w:ind w:firstLine="0" w:firstLineChars="0"/>
+        <w:jc w:val="both"/>
+        <w:rPr>
+          <w:rFonts w:ascii="宋体" w:hAnsi="宋体" w:eastAsia="宋体" w:cs="宋体"/>
+          <w:b/>
+          <w:bCs/>
+          <w:sz w:val="24"/>
+          <w:szCs w:val="24"/>
+        </w:rPr>
+      </w:pPr>
+      <w:r>
+        <w:rPr>
+          <w:rFonts w:ascii="宋体" w:hAnsi="宋体" w:eastAsia="宋体" w:cs="宋体"/>
+          <w:b/>
+          <w:bCs/>
+          <w:sz w:val="24"/>
+          <w:szCs w:val="24"/>
+        </w:rPr>
+        <w:t>一、数据来源与样本</w:t>
+      </w:r>
+    </w:p>
+    <w:p>
+      <w:pPr>
+        <w:keepNext w:val="0"/>
+        <w:keepLines w:val="0"/>
+        <w:pageBreakBefore w:val="0"/>
+        <w:widowControl/>
+        <w:kinsoku/>
+        <w:wordWrap/>
+        <w:overflowPunct/>
+        <w:topLinePunct w:val="0"/>
+        <w:autoSpaceDE/>
+        <w:autoSpaceDN/>
+        <w:bidi w:val="0"/>
+        <w:adjustRightInd/>
+        <w:snapToGrid/>
+        <w:spacing w:after="120" w:line="400" w:lineRule="exact"/>
+        <w:ind w:firstLine="482"/>
+        <w:jc w:val="both"/>
+        <w:textAlignment w:val="auto"/>
+      </w:pPr>
+      <w:r>
+        <w:rPr>
+          <w:rFonts w:hint="eastAsia"/>
+        </w:rPr>
+        <w:t>〔填写：预测试样本（面向非实验班高一学生发放××份、有效××份，用于信效度检验）；正式施测样本（实验班××名学生，课前、课后各施测一次，前后测各回收有效问卷××份）。数据录入SPSS ××.0进行分析。〕</w:t>
+      </w:r>
+    </w:p>
+    <w:p>
+      <w:pPr>
+        <w:keepNext/>
+        <w:widowControl w:val="0"/>
+        <w:spacing w:before="60" w:after="60" w:line="400" w:lineRule="exact"/>
+        <w:ind w:firstLine="0" w:firstLineChars="0"/>
+        <w:jc w:val="both"/>
+        <w:rPr>
+          <w:rFonts w:ascii="宋体" w:hAnsi="宋体" w:eastAsia="宋体" w:cs="宋体"/>
+          <w:b/>
+          <w:bCs/>
+          <w:sz w:val="24"/>
+          <w:szCs w:val="24"/>
+        </w:rPr>
+      </w:pPr>
+      <w:r>
+        <w:rPr>
+          <w:rFonts w:ascii="宋体" w:hAnsi="宋体" w:eastAsia="宋体" w:cs="宋体"/>
+          <w:b/>
+          <w:bCs/>
+          <w:sz w:val="24"/>
+          <w:szCs w:val="24"/>
+        </w:rPr>
+        <w:t>二、问卷信度分析</w:t>
+      </w:r>
+    </w:p>
+    <w:p>
+      <w:pPr>
+        <w:keepNext w:val="0"/>
+        <w:keepLines w:val="0"/>
+        <w:pageBreakBefore w:val="0"/>
+        <w:widowControl/>
+        <w:kinsoku/>
+        <w:wordWrap/>
+        <w:overflowPunct/>
+        <w:topLinePunct w:val="0"/>
+        <w:autoSpaceDE/>
+        <w:autoSpaceDN/>
+        <w:bidi w:val="0"/>
+        <w:adjustRightInd/>
+        <w:snapToGrid/>
+        <w:spacing w:after="120" w:line="400" w:lineRule="exact"/>
+        <w:ind w:firstLine="482"/>
+        <w:jc w:val="both"/>
+        <w:textAlignment w:val="auto"/>
+      </w:pPr>
+      <w:r>
+        <w:rPr>
+          <w:rFonts w:hint="eastAsia"/>
+        </w:rPr>
+        <w:t>对预测试数据进行信度分析，结果如表6-1所示。〔填写：总问卷及各分量表克隆巴赫α系数，均大于0.7说明信度良好。〕</w:t>
+      </w:r>
+    </w:p>
+    <w:p>
+      <w:pPr>
+        <w:widowControl w:val="0"/>
+        <w:spacing w:before="160" w:after="40"/>
+        <w:jc w:val="center"/>
+        <w:rPr>
+          <w:rFonts w:ascii="宋体" w:hAnsi="宋体" w:eastAsia="宋体" w:cs="宋体"/>
+          <w:b/>
+          <w:bCs/>
+          <w:sz w:val="24"/>
+          <w:szCs w:val="24"/>
+        </w:rPr>
+      </w:pPr>
+      <w:r>
+        <w:rPr>
+          <w:rFonts w:ascii="宋体" w:hAnsi="宋体" w:eastAsia="宋体" w:cs="宋体"/>
+          <w:b/>
+          <w:bCs/>
+          <w:sz w:val="24"/>
+          <w:szCs w:val="24"/>
+        </w:rPr>
+        <w:t>表6-1 改编后科学本质观调查问卷的信度分析</w:t>
+      </w:r>
+    </w:p>
+    <w:p>
+      <w:pPr>
+        <w:widowControl w:val="0"/>
+        <w:spacing w:after="120"/>
+        <w:jc w:val="center"/>
+      </w:pPr>
+      <w:r>
+        <w:rPr>
+          <w:rFonts w:ascii="Times New Roman" w:hAnsi="Times New Roman" w:eastAsia="Times New Roman" w:cs="Times New Roman"/>
+          <w:i/>
+          <w:iCs/>
+          <w:sz w:val="18"/>
+          <w:szCs w:val="18"/>
+        </w:rPr>
+        <w:t>Tab. 6.1  Reliability Analysis of the Adapted Nature-of-Science Questionnaire</w:t>
+      </w:r>
+    </w:p>
+    <w:tbl>
+      <w:tblPr>
+        <w:tblW w:w="9638" w:type="dxa"/>
+        <w:jc w:val="center"/>
+        <w:tblBorders>
+          <w:top w:val="single" w:color="000000" w:sz="12" w:space="0"/>
+          <w:left w:val="none" w:color="auto" w:sz="4" w:space="0"/>
+          <w:bottom w:val="single" w:color="000000" w:sz="12" w:space="0"/>
+          <w:right w:val="none" w:color="auto" w:sz="4" w:space="0"/>
+          <w:insideH w:val="none" w:color="auto" w:sz="4" w:space="0"/>
+          <w:insideV w:val="none" w:color="auto" w:sz="4" w:space="0"/>
+        </w:tblBorders>
+        <w:tblLayout w:type="fixed"/>
+        <w:tblCellMar>
+          <w:top w:w="0" w:type="dxa"/>
+          <w:left w:w="60" w:type="dxa"/>
+          <w:bottom w:w="0" w:type="dxa"/>
+          <w:right w:w="60" w:type="dxa"/>
+        </w:tblCellMar>
+      </w:tblPr>
+      <w:tblGrid>
+        <w:gridCol w:w="4000"/>
+        <w:gridCol w:w="2200"/>
+        <w:gridCol w:w="3438"/>
+      </w:tblGrid>
+      <w:tr>
+        <w:trPr>
+          <w:tblHeader/>
+        </w:trPr>
+        <w:tc>
+          <w:tcPr>
+            <w:tcW w:w="4000" w:type="dxa"/>
+            <w:tcBorders>
+              <w:left w:val="nil"/>
+              <w:bottom w:val="single" w:color="000000" w:sz="6" w:space="0"/>
+              <w:right w:val="nil"/>
+            </w:tcBorders>
+            <w:shd w:val="clear" w:color="auto" w:fill="auto"/>
+            <w:tcMar>
+              <w:top w:w="40" w:type="dxa"/>
+              <w:left w:w="60" w:type="dxa"/>
+              <w:bottom w:w="40" w:type="dxa"/>
+              <w:right w:w="60" w:type="dxa"/>
+            </w:tcMar>
+            <w:vAlign w:val="center"/>
+          </w:tcPr>
+          <w:p>
+            <w:pPr>
+              <w:keepNext/>
+              <w:keepLines/>
+              <w:widowControl w:val="0"/>
+              <w:kinsoku/>
+              <w:wordWrap/>
+              <w:overflowPunct/>
+              <w:snapToGrid w:val="0"/>
+              <w:spacing w:before="40" w:after="40" w:line="280" w:lineRule="exact"/>
+              <w:ind w:left="0" w:leftChars="0" w:firstLine="0" w:firstLineChars="0"/>
+              <w:jc w:val="center"/>
+              <w:rPr>
+                <w:rFonts w:ascii="Times New Roman" w:hAnsi="Times New Roman" w:eastAsia="宋体" w:cs="Times New Roman"/>
+                <w:b/>
+                <w:sz w:val="21"/>
+                <w:szCs w:val="21"/>
+              </w:rPr>
+            </w:pPr>
+            <w:r>
+              <w:rPr>
+                <w:rFonts w:ascii="Times New Roman" w:hAnsi="Times New Roman" w:eastAsia="宋体" w:cs="Times New Roman"/>
+                <w:b/>
+                <w:sz w:val="21"/>
+                <w:szCs w:val="21"/>
+              </w:rPr>
+              <w:t>分量表</w:t>
+            </w:r>
+          </w:p>
+        </w:tc>
+        <w:tc>
+          <w:tcPr>
+            <w:tcW w:w="2200" w:type="dxa"/>
+            <w:tcBorders>
+              <w:left w:val="nil"/>
+              <w:bottom w:val="single" w:color="000000" w:sz="6" w:space="0"/>
+              <w:right w:val="nil"/>
+            </w:tcBorders>
+            <w:shd w:val="clear" w:color="auto" w:fill="auto"/>
+            <w:tcMar>
+              <w:top w:w="40" w:type="dxa"/>
+              <w:left w:w="60" w:type="dxa"/>
+              <w:bottom w:w="40" w:type="dxa"/>
+              <w:right w:w="60" w:type="dxa"/>
+            </w:tcMar>
+            <w:vAlign w:val="center"/>
+          </w:tcPr>
+          <w:p>
+            <w:pPr>
+              <w:keepNext/>
+              <w:keepLines/>
+              <w:widowControl w:val="0"/>
+              <w:kinsoku/>
+              <w:wordWrap/>
+              <w:overflowPunct/>
+              <w:snapToGrid w:val="0"/>
+              <w:spacing w:before="40" w:after="40" w:line="280" w:lineRule="exact"/>
+              <w:ind w:left="0" w:leftChars="0" w:firstLine="0" w:firstLineChars="0"/>
+              <w:jc w:val="center"/>
+              <w:rPr>
+                <w:rFonts w:ascii="Times New Roman" w:hAnsi="Times New Roman" w:eastAsia="宋体" w:cs="Times New Roman"/>
+                <w:b/>
+                <w:sz w:val="21"/>
+                <w:szCs w:val="21"/>
+              </w:rPr>
+            </w:pPr>
+            <w:r>
+              <w:rPr>
+                <w:rFonts w:ascii="Times New Roman" w:hAnsi="Times New Roman" w:eastAsia="宋体" w:cs="Times New Roman"/>
+                <w:b/>
+                <w:sz w:val="21"/>
+                <w:szCs w:val="21"/>
+              </w:rPr>
+              <w:t>题数</w:t>
+            </w:r>
+          </w:p>
+        </w:tc>
+        <w:tc>
+          <w:tcPr>
+            <w:tcW w:w="3438" w:type="dxa"/>
+            <w:tcBorders>
+              <w:left w:val="nil"/>
+              <w:bottom w:val="single" w:color="000000" w:sz="6" w:space="0"/>
+              <w:right w:val="nil"/>
+            </w:tcBorders>
+            <w:shd w:val="clear" w:color="auto" w:fill="auto"/>
+            <w:tcMar>
+              <w:top w:w="40" w:type="dxa"/>
+              <w:left w:w="60" w:type="dxa"/>
+              <w:bottom w:w="40" w:type="dxa"/>
+              <w:right w:w="60" w:type="dxa"/>
+            </w:tcMar>
+            <w:vAlign w:val="center"/>
+          </w:tcPr>
+          <w:p>
+            <w:pPr>
+              <w:keepNext/>
+              <w:keepLines/>
+              <w:widowControl w:val="0"/>
+              <w:kinsoku/>
+              <w:wordWrap/>
+              <w:overflowPunct/>
+              <w:snapToGrid w:val="0"/>
+              <w:spacing w:before="40" w:after="40" w:line="280" w:lineRule="exact"/>
+              <w:ind w:left="0" w:leftChars="0" w:firstLine="0" w:firstLineChars="0"/>
+              <w:jc w:val="center"/>
+              <w:rPr>
+                <w:rFonts w:ascii="Times New Roman" w:hAnsi="Times New Roman" w:eastAsia="宋体" w:cs="Times New Roman"/>
+                <w:b/>
+                <w:sz w:val="21"/>
+                <w:szCs w:val="21"/>
+              </w:rPr>
+            </w:pPr>
+            <w:r>
+              <w:rPr>
+                <w:rFonts w:ascii="Times New Roman" w:hAnsi="Times New Roman" w:eastAsia="宋体" w:cs="Times New Roman"/>
+                <w:b/>
+                <w:sz w:val="21"/>
+                <w:szCs w:val="21"/>
+              </w:rPr>
+              <w:t>克隆巴赫α系数</w:t>
+            </w:r>
+          </w:p>
+        </w:tc>
+      </w:tr>
+      <w:tr>
+        <w:tc>
+          <w:tcPr>
+            <w:tcW w:w="4000" w:type="dxa"/>
+            <w:tcBorders>
+              <w:left w:val="nil"/>
+              <w:right w:val="nil"/>
+            </w:tcBorders>
+            <w:shd w:val="clear" w:color="auto" w:fill="auto"/>
+            <w:tcMar>
+              <w:top w:w="40" w:type="dxa"/>
+              <w:left w:w="60" w:type="dxa"/>
+              <w:bottom w:w="40" w:type="dxa"/>
+              <w:right w:w="60" w:type="dxa"/>
+            </w:tcMar>
+            <w:vAlign w:val="center"/>
+          </w:tcPr>
+          <w:p>
+            <w:pPr>
+              <w:keepNext/>
+              <w:keepLines/>
+              <w:widowControl w:val="0"/>
+              <w:kinsoku/>
+              <w:wordWrap/>
+              <w:overflowPunct/>
+              <w:snapToGrid w:val="0"/>
+              <w:spacing w:before="40" w:after="40" w:line="280" w:lineRule="exact"/>
+              <w:ind w:left="0" w:leftChars="0" w:firstLine="0" w:firstLineChars="0"/>
+              <w:jc w:val="center"/>
+              <w:rPr>
+                <w:rFonts w:ascii="Times New Roman" w:hAnsi="Times New Roman" w:eastAsia="宋体" w:cs="Times New Roman"/>
+                <w:sz w:val="21"/>
+                <w:szCs w:val="21"/>
+              </w:rPr>
+            </w:pPr>
+            <w:r>
+              <w:rPr>
+                <w:rFonts w:ascii="Times New Roman" w:hAnsi="Times New Roman" w:eastAsia="宋体" w:cs="Times New Roman"/>
+                <w:sz w:val="21"/>
+                <w:szCs w:val="21"/>
+              </w:rPr>
+              <w:t>科学知识的本质</w:t>
+            </w:r>
+          </w:p>
+        </w:tc>
+        <w:tc>
+          <w:tcPr>
+            <w:tcW w:w="2200" w:type="dxa"/>
+            <w:tcBorders>
+              <w:left w:val="nil"/>
+              <w:right w:val="nil"/>
+            </w:tcBorders>
+            <w:shd w:val="clear" w:color="auto" w:fill="auto"/>
+            <w:tcMar>
+              <w:top w:w="40" w:type="dxa"/>
+              <w:left w:w="60" w:type="dxa"/>
+              <w:bottom w:w="40" w:type="dxa"/>
+              <w:right w:w="60" w:type="dxa"/>
+            </w:tcMar>
+            <w:vAlign w:val="center"/>
+          </w:tcPr>
+          <w:p>
+            <w:pPr>
+              <w:keepNext/>
+              <w:keepLines/>
+              <w:widowControl w:val="0"/>
+              <w:kinsoku/>
+              <w:wordWrap/>
+              <w:overflowPunct/>
+              <w:snapToGrid w:val="0"/>
+              <w:spacing w:before="40" w:after="40" w:line="280" w:lineRule="exact"/>
+              <w:ind w:left="0" w:leftChars="0" w:firstLine="0" w:firstLineChars="0"/>
+              <w:jc w:val="center"/>
+              <w:rPr>
+                <w:rFonts w:ascii="Times New Roman" w:hAnsi="Times New Roman" w:eastAsia="宋体" w:cs="Times New Roman"/>
+                <w:sz w:val="21"/>
+                <w:szCs w:val="21"/>
+              </w:rPr>
+            </w:pPr>
+            <w:r>
+              <w:rPr>
+                <w:rFonts w:ascii="Times New Roman" w:hAnsi="Times New Roman" w:eastAsia="宋体" w:cs="Times New Roman"/>
+                <w:sz w:val="21"/>
+                <w:szCs w:val="21"/>
+              </w:rPr>
+              <w:t>3</w:t>
+            </w:r>
+          </w:p>
+        </w:tc>
+        <w:tc>
+          <w:tcPr>
+            <w:tcW w:w="3438" w:type="dxa"/>
+            <w:tcBorders>
+              <w:left w:val="nil"/>
+              <w:right w:val="nil"/>
+            </w:tcBorders>
+            <w:shd w:val="clear" w:color="auto" w:fill="auto"/>
+            <w:tcMar>
+              <w:top w:w="40" w:type="dxa"/>
+              <w:left w:w="60" w:type="dxa"/>
+              <w:bottom w:w="40" w:type="dxa"/>
+              <w:right w:w="60" w:type="dxa"/>
+            </w:tcMar>
+            <w:vAlign w:val="center"/>
+          </w:tcPr>
+          <w:p>
+            <w:pPr>
+              <w:keepNext/>
+              <w:keepLines/>
+              <w:widowControl w:val="0"/>
+              <w:kinsoku/>
+              <w:wordWrap/>
+              <w:overflowPunct/>
+              <w:snapToGrid w:val="0"/>
+              <w:spacing w:before="40" w:after="40" w:line="280" w:lineRule="exact"/>
+              <w:ind w:left="0" w:leftChars="0" w:firstLine="0" w:firstLineChars="0"/>
+              <w:jc w:val="center"/>
+              <w:rPr>
+                <w:rFonts w:ascii="Times New Roman" w:hAnsi="Times New Roman" w:eastAsia="宋体" w:cs="Times New Roman"/>
+                <w:sz w:val="21"/>
+                <w:szCs w:val="21"/>
+              </w:rPr>
+            </w:pPr>
+            <w:r>
+              <w:rPr>
+                <w:rFonts w:ascii="Times New Roman" w:hAnsi="Times New Roman" w:eastAsia="宋体" w:cs="Times New Roman"/>
+                <w:sz w:val="21"/>
+                <w:szCs w:val="21"/>
+              </w:rPr>
+              <w:t>0.XX</w:t>
+            </w:r>
+          </w:p>
+        </w:tc>
+      </w:tr>
+      <w:tr>
+        <w:tc>
+          <w:tcPr>
+            <w:tcW w:w="4000" w:type="dxa"/>
+            <w:tcBorders>
+              <w:left w:val="nil"/>
+              <w:right w:val="nil"/>
+            </w:tcBorders>
+            <w:shd w:val="clear" w:color="auto" w:fill="auto"/>
+            <w:tcMar>
+              <w:top w:w="40" w:type="dxa"/>
+              <w:left w:w="60" w:type="dxa"/>
+              <w:bottom w:w="40" w:type="dxa"/>
+              <w:right w:w="60" w:type="dxa"/>
+            </w:tcMar>
+            <w:vAlign w:val="center"/>
+          </w:tcPr>
+          <w:p>
+            <w:pPr>
+              <w:keepNext/>
+              <w:keepLines/>
+              <w:widowControl w:val="0"/>
+              <w:kinsoku/>
+              <w:wordWrap/>
+              <w:overflowPunct/>
+              <w:snapToGrid w:val="0"/>
+              <w:spacing w:before="40" w:after="40" w:line="280" w:lineRule="exact"/>
+              <w:ind w:left="0" w:leftChars="0" w:firstLine="0" w:firstLineChars="0"/>
+              <w:jc w:val="center"/>
+              <w:rPr>
+                <w:rFonts w:ascii="Times New Roman" w:hAnsi="Times New Roman" w:eastAsia="宋体" w:cs="Times New Roman"/>
+                <w:sz w:val="21"/>
+                <w:szCs w:val="21"/>
+              </w:rPr>
+            </w:pPr>
+            <w:r>
+              <w:rPr>
+                <w:rFonts w:ascii="Times New Roman" w:hAnsi="Times New Roman" w:eastAsia="宋体" w:cs="Times New Roman"/>
+                <w:sz w:val="21"/>
+                <w:szCs w:val="21"/>
+              </w:rPr>
+              <w:t>科学探究的本质</w:t>
+            </w:r>
+          </w:p>
+        </w:tc>
+        <w:tc>
+          <w:tcPr>
+            <w:tcW w:w="2200" w:type="dxa"/>
+            <w:tcBorders>
+              <w:left w:val="nil"/>
+              <w:right w:val="nil"/>
+            </w:tcBorders>
+            <w:shd w:val="clear" w:color="auto" w:fill="auto"/>
+            <w:tcMar>
+              <w:top w:w="40" w:type="dxa"/>
+              <w:left w:w="60" w:type="dxa"/>
+              <w:bottom w:w="40" w:type="dxa"/>
+              <w:right w:w="60" w:type="dxa"/>
+            </w:tcMar>
+            <w:vAlign w:val="center"/>
+          </w:tcPr>
+          <w:p>
+            <w:pPr>
+              <w:keepNext/>
+              <w:keepLines/>
+              <w:widowControl w:val="0"/>
+              <w:kinsoku/>
+              <w:wordWrap/>
+              <w:overflowPunct/>
+              <w:snapToGrid w:val="0"/>
+              <w:spacing w:before="40" w:after="40" w:line="280" w:lineRule="exact"/>
+              <w:ind w:left="0" w:leftChars="0" w:firstLine="0" w:firstLineChars="0"/>
+              <w:jc w:val="center"/>
+              <w:rPr>
+                <w:rFonts w:ascii="Times New Roman" w:hAnsi="Times New Roman" w:eastAsia="宋体" w:cs="Times New Roman"/>
+                <w:sz w:val="21"/>
+                <w:szCs w:val="21"/>
+              </w:rPr>
+            </w:pPr>
+            <w:r>
+              <w:rPr>
+                <w:rFonts w:ascii="Times New Roman" w:hAnsi="Times New Roman" w:eastAsia="宋体" w:cs="Times New Roman"/>
+                <w:sz w:val="21"/>
+                <w:szCs w:val="21"/>
+              </w:rPr>
+              <w:t>17</w:t>
+            </w:r>
+          </w:p>
+        </w:tc>
+        <w:tc>
+          <w:tcPr>
+            <w:tcW w:w="3438" w:type="dxa"/>
+            <w:tcBorders>
+              <w:left w:val="nil"/>
+              <w:right w:val="nil"/>
+            </w:tcBorders>
+            <w:shd w:val="clear" w:color="auto" w:fill="auto"/>
+            <w:tcMar>
+              <w:top w:w="40" w:type="dxa"/>
+              <w:left w:w="60" w:type="dxa"/>
+              <w:bottom w:w="40" w:type="dxa"/>
+              <w:right w:w="60" w:type="dxa"/>
+            </w:tcMar>
+            <w:vAlign w:val="center"/>
+          </w:tcPr>
+          <w:p>
+            <w:pPr>
+              <w:keepNext/>
+              <w:keepLines/>
+              <w:widowControl w:val="0"/>
+              <w:kinsoku/>
+              <w:wordWrap/>
+              <w:overflowPunct/>
+              <w:snapToGrid w:val="0"/>
+              <w:spacing w:before="40" w:after="40" w:line="280" w:lineRule="exact"/>
+              <w:ind w:left="0" w:leftChars="0" w:firstLine="0" w:firstLineChars="0"/>
+              <w:jc w:val="center"/>
+              <w:rPr>
+                <w:rFonts w:ascii="Times New Roman" w:hAnsi="Times New Roman" w:eastAsia="宋体" w:cs="Times New Roman"/>
+                <w:sz w:val="21"/>
+                <w:szCs w:val="21"/>
+              </w:rPr>
+            </w:pPr>
+            <w:r>
+              <w:rPr>
+                <w:rFonts w:ascii="Times New Roman" w:hAnsi="Times New Roman" w:eastAsia="宋体" w:cs="Times New Roman"/>
+                <w:sz w:val="21"/>
+                <w:szCs w:val="21"/>
+              </w:rPr>
+              <w:t>0.XX</w:t>
+            </w:r>
+          </w:p>
+        </w:tc>
+      </w:tr>
+      <w:tr>
+        <w:tc>
+          <w:tcPr>
+            <w:tcW w:w="4000" w:type="dxa"/>
+            <w:tcBorders>
+              <w:left w:val="nil"/>
+              <w:right w:val="nil"/>
+            </w:tcBorders>
+            <w:shd w:val="clear" w:color="auto" w:fill="auto"/>
+            <w:tcMar>
+              <w:top w:w="40" w:type="dxa"/>
+              <w:left w:w="60" w:type="dxa"/>
+              <w:bottom w:w="40" w:type="dxa"/>
+              <w:right w:w="60" w:type="dxa"/>
+            </w:tcMar>
+            <w:vAlign w:val="center"/>
+          </w:tcPr>
+          <w:p>
+            <w:pPr>
+              <w:keepNext/>
+              <w:keepLines/>
+              <w:widowControl w:val="0"/>
+              <w:kinsoku/>
+              <w:wordWrap/>
+              <w:overflowPunct/>
+              <w:snapToGrid w:val="0"/>
+              <w:spacing w:before="40" w:after="40" w:line="280" w:lineRule="exact"/>
+              <w:ind w:left="0" w:leftChars="0" w:firstLine="0" w:firstLineChars="0"/>
+              <w:jc w:val="center"/>
+              <w:rPr>
+                <w:rFonts w:ascii="Times New Roman" w:hAnsi="Times New Roman" w:eastAsia="宋体" w:cs="Times New Roman"/>
+                <w:sz w:val="21"/>
+                <w:szCs w:val="21"/>
+              </w:rPr>
+            </w:pPr>
+            <w:r>
+              <w:rPr>
+                <w:rFonts w:ascii="Times New Roman" w:hAnsi="Times New Roman" w:eastAsia="宋体" w:cs="Times New Roman"/>
+                <w:sz w:val="21"/>
+                <w:szCs w:val="21"/>
+              </w:rPr>
+              <w:t>科学事业的本质</w:t>
+            </w:r>
+          </w:p>
+        </w:tc>
+        <w:tc>
+          <w:tcPr>
+            <w:tcW w:w="2200" w:type="dxa"/>
+            <w:tcBorders>
+              <w:left w:val="nil"/>
+              <w:right w:val="nil"/>
+            </w:tcBorders>
+            <w:shd w:val="clear" w:color="auto" w:fill="auto"/>
+            <w:tcMar>
+              <w:top w:w="40" w:type="dxa"/>
+              <w:left w:w="60" w:type="dxa"/>
+              <w:bottom w:w="40" w:type="dxa"/>
+              <w:right w:w="60" w:type="dxa"/>
+            </w:tcMar>
+            <w:vAlign w:val="center"/>
+          </w:tcPr>
+          <w:p>
+            <w:pPr>
+              <w:keepNext/>
+              <w:keepLines/>
+              <w:widowControl w:val="0"/>
+              <w:kinsoku/>
+              <w:wordWrap/>
+              <w:overflowPunct/>
+              <w:snapToGrid w:val="0"/>
+              <w:spacing w:before="40" w:after="40" w:line="280" w:lineRule="exact"/>
+              <w:ind w:left="0" w:leftChars="0" w:firstLine="0" w:firstLineChars="0"/>
+              <w:jc w:val="center"/>
+              <w:rPr>
+                <w:rFonts w:ascii="Times New Roman" w:hAnsi="Times New Roman" w:eastAsia="宋体" w:cs="Times New Roman"/>
+                <w:sz w:val="21"/>
+                <w:szCs w:val="21"/>
+              </w:rPr>
+            </w:pPr>
+            <w:r>
+              <w:rPr>
+                <w:rFonts w:ascii="Times New Roman" w:hAnsi="Times New Roman" w:eastAsia="宋体" w:cs="Times New Roman"/>
+                <w:sz w:val="21"/>
+                <w:szCs w:val="21"/>
+              </w:rPr>
+              <w:t>8</w:t>
+            </w:r>
+          </w:p>
+        </w:tc>
+        <w:tc>
+          <w:tcPr>
+            <w:tcW w:w="3438" w:type="dxa"/>
+            <w:tcBorders>
+              <w:left w:val="nil"/>
+              <w:right w:val="nil"/>
+            </w:tcBorders>
+            <w:shd w:val="clear" w:color="auto" w:fill="auto"/>
+            <w:tcMar>
+              <w:top w:w="40" w:type="dxa"/>
+              <w:left w:w="60" w:type="dxa"/>
+              <w:bottom w:w="40" w:type="dxa"/>
+              <w:right w:w="60" w:type="dxa"/>
+            </w:tcMar>
+            <w:vAlign w:val="center"/>
+          </w:tcPr>
+          <w:p>
+            <w:pPr>
+              <w:keepNext/>
+              <w:keepLines/>
+              <w:widowControl w:val="0"/>
+              <w:kinsoku/>
+              <w:wordWrap/>
+              <w:overflowPunct/>
+              <w:snapToGrid w:val="0"/>
+              <w:spacing w:before="40" w:after="40" w:line="280" w:lineRule="exact"/>
+              <w:ind w:left="0" w:leftChars="0" w:firstLine="0" w:firstLineChars="0"/>
+              <w:jc w:val="center"/>
+              <w:rPr>
+                <w:rFonts w:ascii="Times New Roman" w:hAnsi="Times New Roman" w:eastAsia="宋体" w:cs="Times New Roman"/>
+                <w:sz w:val="21"/>
+                <w:szCs w:val="21"/>
+              </w:rPr>
+            </w:pPr>
+            <w:r>
+              <w:rPr>
+                <w:rFonts w:ascii="Times New Roman" w:hAnsi="Times New Roman" w:eastAsia="宋体" w:cs="Times New Roman"/>
+                <w:sz w:val="21"/>
+                <w:szCs w:val="21"/>
+              </w:rPr>
+              <w:t>0.XX</w:t>
+            </w:r>
+          </w:p>
+        </w:tc>
+      </w:tr>
+      <w:tr>
+        <w:tc>
+          <w:tcPr>
+            <w:tcW w:w="4000" w:type="dxa"/>
+            <w:tcBorders>
+              <w:left w:val="nil"/>
+              <w:right w:val="nil"/>
+            </w:tcBorders>
+            <w:shd w:val="clear" w:color="auto" w:fill="auto"/>
+            <w:tcMar>
+              <w:top w:w="40" w:type="dxa"/>
+              <w:left w:w="60" w:type="dxa"/>
+              <w:bottom w:w="40" w:type="dxa"/>
+              <w:right w:w="60" w:type="dxa"/>
+            </w:tcMar>
+            <w:vAlign w:val="center"/>
+          </w:tcPr>
+          <w:p>
+            <w:pPr>
+              <w:keepNext/>
+              <w:keepLines/>
+              <w:widowControl w:val="0"/>
+              <w:kinsoku/>
+              <w:wordWrap/>
+              <w:overflowPunct/>
+              <w:snapToGrid w:val="0"/>
+              <w:spacing w:before="40" w:after="40" w:line="280" w:lineRule="exact"/>
+              <w:ind w:left="0" w:leftChars="0" w:firstLine="0" w:firstLineChars="0"/>
+              <w:jc w:val="center"/>
+              <w:rPr>
+                <w:rFonts w:ascii="Times New Roman" w:hAnsi="Times New Roman" w:eastAsia="宋体" w:cs="Times New Roman"/>
+                <w:sz w:val="21"/>
+                <w:szCs w:val="21"/>
+              </w:rPr>
+            </w:pPr>
+            <w:r>
+              <w:rPr>
+                <w:rFonts w:ascii="Times New Roman" w:hAnsi="Times New Roman" w:eastAsia="宋体" w:cs="Times New Roman"/>
+                <w:sz w:val="21"/>
+                <w:szCs w:val="21"/>
+              </w:rPr>
+              <w:t>总问卷</w:t>
+            </w:r>
+          </w:p>
+        </w:tc>
+        <w:tc>
+          <w:tcPr>
+            <w:tcW w:w="2200" w:type="dxa"/>
+            <w:tcBorders>
+              <w:left w:val="nil"/>
+              <w:right w:val="nil"/>
+            </w:tcBorders>
+            <w:shd w:val="clear" w:color="auto" w:fill="auto"/>
+            <w:tcMar>
+              <w:top w:w="40" w:type="dxa"/>
+              <w:left w:w="60" w:type="dxa"/>
+              <w:bottom w:w="40" w:type="dxa"/>
+              <w:right w:w="60" w:type="dxa"/>
+            </w:tcMar>
+            <w:vAlign w:val="center"/>
+          </w:tcPr>
+          <w:p>
+            <w:pPr>
+              <w:keepNext/>
+              <w:keepLines/>
+              <w:widowControl w:val="0"/>
+              <w:kinsoku/>
+              <w:wordWrap/>
+              <w:overflowPunct/>
+              <w:snapToGrid w:val="0"/>
+              <w:spacing w:before="40" w:after="40" w:line="280" w:lineRule="exact"/>
+              <w:ind w:left="0" w:leftChars="0" w:firstLine="0" w:firstLineChars="0"/>
+              <w:jc w:val="center"/>
+              <w:rPr>
+                <w:rFonts w:ascii="Times New Roman" w:hAnsi="Times New Roman" w:eastAsia="宋体" w:cs="Times New Roman"/>
+                <w:sz w:val="21"/>
+                <w:szCs w:val="21"/>
+              </w:rPr>
+            </w:pPr>
+            <w:r>
+              <w:rPr>
+                <w:rFonts w:ascii="Times New Roman" w:hAnsi="Times New Roman" w:eastAsia="宋体" w:cs="Times New Roman"/>
+                <w:sz w:val="21"/>
+                <w:szCs w:val="21"/>
+              </w:rPr>
+              <w:t>28</w:t>
+            </w:r>
+          </w:p>
+        </w:tc>
+        <w:tc>
+          <w:tcPr>
+            <w:tcW w:w="3438" w:type="dxa"/>
+            <w:tcBorders>
+              <w:left w:val="nil"/>
+              <w:right w:val="nil"/>
+            </w:tcBorders>
+            <w:shd w:val="clear" w:color="auto" w:fill="auto"/>
+            <w:tcMar>
+              <w:top w:w="40" w:type="dxa"/>
+              <w:left w:w="60" w:type="dxa"/>
+              <w:bottom w:w="40" w:type="dxa"/>
+              <w:right w:w="60" w:type="dxa"/>
+            </w:tcMar>
+            <w:vAlign w:val="center"/>
+          </w:tcPr>
+          <w:p>
+            <w:pPr>
+              <w:keepNext/>
+              <w:keepLines/>
+              <w:widowControl w:val="0"/>
+              <w:kinsoku/>
+              <w:wordWrap/>
+              <w:overflowPunct/>
+              <w:snapToGrid w:val="0"/>
+              <w:spacing w:before="40" w:after="40" w:line="280" w:lineRule="exact"/>
+              <w:ind w:left="0" w:leftChars="0" w:firstLine="0" w:firstLineChars="0"/>
+              <w:jc w:val="center"/>
+              <w:rPr>
+                <w:rFonts w:ascii="Times New Roman" w:hAnsi="Times New Roman" w:eastAsia="宋体" w:cs="Times New Roman"/>
+                <w:sz w:val="21"/>
+                <w:szCs w:val="21"/>
+              </w:rPr>
+            </w:pPr>
+            <w:r>
+              <w:rPr>
+                <w:rFonts w:ascii="Times New Roman" w:hAnsi="Times New Roman" w:eastAsia="宋体" w:cs="Times New Roman"/>
+                <w:sz w:val="21"/>
+                <w:szCs w:val="21"/>
+              </w:rPr>
+              <w:t>0.XX</w:t>
+            </w:r>
+          </w:p>
+        </w:tc>
+      </w:tr>
+    </w:tbl>
+    <w:p>
+      <w:pPr>
+        <w:keepNext/>
+        <w:widowControl w:val="0"/>
+        <w:spacing w:before="60" w:after="60" w:line="400" w:lineRule="exact"/>
+        <w:ind w:firstLine="0" w:firstLineChars="0"/>
+        <w:jc w:val="both"/>
+        <w:rPr>
+          <w:rFonts w:ascii="宋体" w:hAnsi="宋体" w:eastAsia="宋体" w:cs="宋体"/>
+          <w:b/>
+          <w:bCs/>
+          <w:sz w:val="24"/>
+          <w:szCs w:val="24"/>
+        </w:rPr>
+      </w:pPr>
+      <w:r>
+        <w:rPr>
+          <w:rFonts w:ascii="宋体" w:hAnsi="宋体" w:eastAsia="宋体" w:cs="宋体"/>
+          <w:b/>
+          <w:bCs/>
+          <w:sz w:val="24"/>
+          <w:szCs w:val="24"/>
+        </w:rPr>
+        <w:t>三、问卷效度分析</w:t>
+      </w:r>
+    </w:p>
+    <w:p>
+      <w:pPr>
+        <w:keepNext w:val="0"/>
+        <w:keepLines w:val="0"/>
+        <w:pageBreakBefore w:val="0"/>
+        <w:widowControl/>
+        <w:kinsoku/>
+        <w:wordWrap/>
+        <w:overflowPunct/>
+        <w:topLinePunct w:val="0"/>
+        <w:autoSpaceDE/>
+        <w:autoSpaceDN/>
+        <w:bidi w:val="0"/>
+        <w:adjustRightInd/>
+        <w:snapToGrid/>
+        <w:spacing w:after="120" w:line="400" w:lineRule="exact"/>
+        <w:ind w:firstLine="482"/>
+        <w:jc w:val="both"/>
+        <w:textAlignment w:val="auto"/>
+      </w:pPr>
+      <w:r>
+        <w:rPr>
+          <w:rFonts w:hint="eastAsia"/>
+        </w:rPr>
+        <w:t>〔二选一并删去不用者〕方案一（自做结构效度）：对预测试数据作因子分析，KMO与巴特利特球形检验结果如表6-2所示，KMO大于0.7、检验显著（p&lt;0.05），说明问卷适合作因子分析、结构效度良好。方案二（沿用原量表结构效度）：本问卷改编自石晓宇已验证的量表，其结构效度已由原研究经因子分析证实（KMO=0.711，累积方差解释率72.873%）；改编后各题目经导师及××位一线教师审阅，确认与原维度含义一致，故沿用其维度结构。</w:t>
+      </w:r>
+    </w:p>
+    <w:p>
+      <w:pPr>
+        <w:widowControl w:val="0"/>
+        <w:spacing w:before="160" w:after="40"/>
+        <w:jc w:val="center"/>
+        <w:rPr>
+          <w:rFonts w:ascii="宋体" w:hAnsi="宋体" w:eastAsia="宋体" w:cs="宋体"/>
+          <w:b/>
+          <w:bCs/>
+          <w:sz w:val="24"/>
+          <w:szCs w:val="24"/>
+        </w:rPr>
+      </w:pPr>
+      <w:r>
+        <w:rPr>
+          <w:rFonts w:ascii="宋体" w:hAnsi="宋体" w:eastAsia="宋体" w:cs="宋体"/>
+          <w:b/>
+          <w:bCs/>
+          <w:sz w:val="24"/>
+          <w:szCs w:val="24"/>
+        </w:rPr>
+        <w:t>表6-2 问卷KMO与巴特利特检验结果</w:t>
+      </w:r>
+    </w:p>
+    <w:p>
+      <w:pPr>
+        <w:widowControl w:val="0"/>
+        <w:spacing w:after="120"/>
+        <w:jc w:val="center"/>
+      </w:pPr>
+      <w:r>
+        <w:rPr>
+          <w:rFonts w:ascii="Times New Roman" w:hAnsi="Times New Roman" w:eastAsia="Times New Roman" w:cs="Times New Roman"/>
+          <w:i/>
+          <w:iCs/>
+          <w:sz w:val="18"/>
+          <w:szCs w:val="18"/>
+        </w:rPr>
+        <w:t>Tab. 6.2  KMO and Bartlett Test Results of the Questionnaire</w:t>
+      </w:r>
+    </w:p>
+    <w:tbl>
+      <w:tblPr>
+        <w:tblW w:w="9638" w:type="dxa"/>
+        <w:jc w:val="center"/>
+        <w:tblBorders>
+          <w:top w:val="single" w:color="000000" w:sz="12" w:space="0"/>
+          <w:left w:val="none" w:color="auto" w:sz="4" w:space="0"/>
+          <w:bottom w:val="single" w:color="000000" w:sz="12" w:space="0"/>
+          <w:right w:val="none" w:color="auto" w:sz="4" w:space="0"/>
+          <w:insideH w:val="none" w:color="auto" w:sz="4" w:space="0"/>
+          <w:insideV w:val="none" w:color="auto" w:sz="4" w:space="0"/>
+        </w:tblBorders>
+        <w:tblLayout w:type="fixed"/>
+        <w:tblCellMar>
+          <w:top w:w="0" w:type="dxa"/>
+          <w:left w:w="60" w:type="dxa"/>
+          <w:bottom w:w="0" w:type="dxa"/>
+          <w:right w:w="60" w:type="dxa"/>
+        </w:tblCellMar>
+      </w:tblPr>
+      <w:tblGrid>
+        <w:gridCol w:w="4819"/>
+        <w:gridCol w:w="4819"/>
+      </w:tblGrid>
+      <w:tr>
+        <w:trPr>
+          <w:tblHeader/>
+        </w:trPr>
+        <w:tc>
+          <w:tcPr>
+            <w:tcW w:w="4819" w:type="dxa"/>
+            <w:tcBorders>
+              <w:left w:val="nil"/>
+              <w:bottom w:val="single" w:color="000000" w:sz="6" w:space="0"/>
+              <w:right w:val="nil"/>
+            </w:tcBorders>
+            <w:shd w:val="clear" w:color="auto" w:fill="auto"/>
+            <w:tcMar>
+              <w:top w:w="40" w:type="dxa"/>
+              <w:left w:w="60" w:type="dxa"/>
+              <w:bottom w:w="40" w:type="dxa"/>
+              <w:right w:w="60" w:type="dxa"/>
+            </w:tcMar>
+            <w:vAlign w:val="center"/>
+          </w:tcPr>
+          <w:p>
+            <w:pPr>
+              <w:keepNext/>
+              <w:keepLines/>
+              <w:widowControl w:val="0"/>
+              <w:kinsoku/>
+              <w:wordWrap/>
+              <w:overflowPunct/>
+              <w:snapToGrid w:val="0"/>
+              <w:spacing w:before="40" w:after="40" w:line="280" w:lineRule="exact"/>
+              <w:ind w:left="0" w:leftChars="0" w:firstLine="0" w:firstLineChars="0"/>
+              <w:jc w:val="center"/>
+              <w:rPr>
+                <w:rFonts w:ascii="Times New Roman" w:hAnsi="Times New Roman" w:eastAsia="宋体" w:cs="Times New Roman"/>
+                <w:b/>
+                <w:sz w:val="21"/>
+                <w:szCs w:val="21"/>
+              </w:rPr>
+            </w:pPr>
+            <w:r>
+              <w:rPr>
+                <w:rFonts w:ascii="Times New Roman" w:hAnsi="Times New Roman" w:eastAsia="宋体" w:cs="Times New Roman"/>
+                <w:b/>
+                <w:sz w:val="21"/>
+                <w:szCs w:val="21"/>
+              </w:rPr>
+              <w:t>检验项目</w:t>
+            </w:r>
+          </w:p>
+        </w:tc>
+        <w:tc>
+          <w:tcPr>
+            <w:tcW w:w="4819" w:type="dxa"/>
+            <w:tcBorders>
+              <w:left w:val="nil"/>
+              <w:bottom w:val="single" w:color="000000" w:sz="6" w:space="0"/>
+              <w:right w:val="nil"/>
+            </w:tcBorders>
+            <w:shd w:val="clear" w:color="auto" w:fill="auto"/>
+            <w:tcMar>
+              <w:top w:w="40" w:type="dxa"/>
+              <w:left w:w="60" w:type="dxa"/>
+              <w:bottom w:w="40" w:type="dxa"/>
+              <w:right w:w="60" w:type="dxa"/>
+            </w:tcMar>
+            <w:vAlign w:val="center"/>
+          </w:tcPr>
+          <w:p>
+            <w:pPr>
+              <w:keepNext/>
+              <w:keepLines/>
+              <w:widowControl w:val="0"/>
+              <w:kinsoku/>
+              <w:wordWrap/>
+              <w:overflowPunct/>
+              <w:snapToGrid w:val="0"/>
+              <w:spacing w:before="40" w:after="40" w:line="280" w:lineRule="exact"/>
+              <w:ind w:left="0" w:leftChars="0" w:firstLine="0" w:firstLineChars="0"/>
+              <w:jc w:val="center"/>
+              <w:rPr>
+                <w:rFonts w:ascii="Times New Roman" w:hAnsi="Times New Roman" w:eastAsia="宋体" w:cs="Times New Roman"/>
+                <w:b/>
+                <w:sz w:val="21"/>
+                <w:szCs w:val="21"/>
+              </w:rPr>
+            </w:pPr>
+            <w:r>
+              <w:rPr>
+                <w:rFonts w:ascii="Times New Roman" w:hAnsi="Times New Roman" w:eastAsia="宋体" w:cs="Times New Roman"/>
+                <w:b/>
+                <w:sz w:val="21"/>
+                <w:szCs w:val="21"/>
+              </w:rPr>
+              <w:t>结果</w:t>
+            </w:r>
+          </w:p>
+        </w:tc>
+      </w:tr>
+      <w:tr>
+        <w:tc>
+          <w:tcPr>
+            <w:tcW w:w="4819" w:type="dxa"/>
+            <w:tcBorders>
+              <w:left w:val="nil"/>
+              <w:right w:val="nil"/>
+            </w:tcBorders>
+            <w:shd w:val="clear" w:color="auto" w:fill="auto"/>
+            <w:tcMar>
+              <w:top w:w="40" w:type="dxa"/>
+              <w:left w:w="60" w:type="dxa"/>
+              <w:bottom w:w="40" w:type="dxa"/>
+              <w:right w:w="60" w:type="dxa"/>
+            </w:tcMar>
+            <w:vAlign w:val="center"/>
+          </w:tcPr>
+          <w:p>
+            <w:pPr>
+              <w:keepNext/>
+              <w:keepLines/>
+              <w:widowControl w:val="0"/>
+              <w:kinsoku/>
+              <w:wordWrap/>
+              <w:overflowPunct/>
+              <w:snapToGrid w:val="0"/>
+              <w:spacing w:before="40" w:after="40" w:line="280" w:lineRule="exact"/>
+              <w:ind w:left="0" w:leftChars="0" w:firstLine="0" w:firstLineChars="0"/>
+              <w:jc w:val="center"/>
+              <w:rPr>
+                <w:rFonts w:ascii="Times New Roman" w:hAnsi="Times New Roman" w:eastAsia="宋体" w:cs="Times New Roman"/>
+                <w:sz w:val="21"/>
+                <w:szCs w:val="21"/>
+              </w:rPr>
+            </w:pPr>
+            <w:r>
+              <w:rPr>
+                <w:rFonts w:ascii="Times New Roman" w:hAnsi="Times New Roman" w:eastAsia="宋体" w:cs="Times New Roman"/>
+                <w:sz w:val="21"/>
+                <w:szCs w:val="21"/>
+              </w:rPr>
+              <w:t>KMO 取样适切性量数</w:t>
+            </w:r>
+          </w:p>
+        </w:tc>
+        <w:tc>
+          <w:tcPr>
+            <w:tcW w:w="4819" w:type="dxa"/>
+            <w:tcBorders>
+              <w:left w:val="nil"/>
+              <w:right w:val="nil"/>
+            </w:tcBorders>
+            <w:shd w:val="clear" w:color="auto" w:fill="auto"/>
+            <w:tcMar>
+              <w:top w:w="40" w:type="dxa"/>
+              <w:left w:w="60" w:type="dxa"/>
+              <w:bottom w:w="40" w:type="dxa"/>
+              <w:right w:w="60" w:type="dxa"/>
+            </w:tcMar>
+            <w:vAlign w:val="center"/>
+          </w:tcPr>
+          <w:p>
+            <w:pPr>
+              <w:keepNext/>
+              <w:keepLines/>
+              <w:widowControl w:val="0"/>
+              <w:kinsoku/>
+              <w:wordWrap/>
+              <w:overflowPunct/>
+              <w:snapToGrid w:val="0"/>
+              <w:spacing w:before="40" w:after="40" w:line="280" w:lineRule="exact"/>
+              <w:ind w:left="0" w:leftChars="0" w:firstLine="0" w:firstLineChars="0"/>
+              <w:jc w:val="center"/>
+              <w:rPr>
+                <w:rFonts w:ascii="Times New Roman" w:hAnsi="Times New Roman" w:eastAsia="宋体" w:cs="Times New Roman"/>
+                <w:sz w:val="21"/>
+                <w:szCs w:val="21"/>
+              </w:rPr>
+            </w:pPr>
+            <w:r>
+              <w:rPr>
+                <w:rFonts w:ascii="Times New Roman" w:hAnsi="Times New Roman" w:eastAsia="宋体" w:cs="Times New Roman"/>
+                <w:sz w:val="21"/>
+                <w:szCs w:val="21"/>
+              </w:rPr>
+              <w:t>0.XX</w:t>
+            </w:r>
+          </w:p>
+        </w:tc>
+      </w:tr>
+      <w:tr>
+        <w:tc>
+          <w:tcPr>
+            <w:tcW w:w="4819" w:type="dxa"/>
+            <w:tcBorders>
+              <w:left w:val="nil"/>
+              <w:right w:val="nil"/>
+            </w:tcBorders>
+            <w:shd w:val="clear" w:color="auto" w:fill="auto"/>
+            <w:tcMar>
+              <w:top w:w="40" w:type="dxa"/>
+              <w:left w:w="60" w:type="dxa"/>
+              <w:bottom w:w="40" w:type="dxa"/>
+              <w:right w:w="60" w:type="dxa"/>
+            </w:tcMar>
+            <w:vAlign w:val="center"/>
+          </w:tcPr>
+          <w:p>
+            <w:pPr>
+              <w:keepNext/>
+              <w:keepLines/>
+              <w:widowControl w:val="0"/>
+              <w:kinsoku/>
+              <w:wordWrap/>
+              <w:overflowPunct/>
+              <w:snapToGrid w:val="0"/>
+              <w:spacing w:before="40" w:after="40" w:line="280" w:lineRule="exact"/>
+              <w:ind w:left="0" w:leftChars="0" w:firstLine="0" w:firstLineChars="0"/>
+              <w:jc w:val="center"/>
+              <w:rPr>
+                <w:rFonts w:ascii="Times New Roman" w:hAnsi="Times New Roman" w:eastAsia="宋体" w:cs="Times New Roman"/>
+                <w:sz w:val="21"/>
+                <w:szCs w:val="21"/>
+              </w:rPr>
+            </w:pPr>
+            <w:r>
+              <w:rPr>
+                <w:rFonts w:ascii="Times New Roman" w:hAnsi="Times New Roman" w:eastAsia="宋体" w:cs="Times New Roman"/>
+                <w:sz w:val="21"/>
+                <w:szCs w:val="21"/>
+              </w:rPr>
+              <w:t>巴特利特球形检验  近似卡方</w:t>
+            </w:r>
+          </w:p>
+        </w:tc>
+        <w:tc>
+          <w:tcPr>
+            <w:tcW w:w="4819" w:type="dxa"/>
+            <w:tcBorders>
+              <w:left w:val="nil"/>
+              <w:right w:val="nil"/>
+            </w:tcBorders>
+            <w:shd w:val="clear" w:color="auto" w:fill="auto"/>
+            <w:tcMar>
+              <w:top w:w="40" w:type="dxa"/>
+              <w:left w:w="60" w:type="dxa"/>
+              <w:bottom w:w="40" w:type="dxa"/>
+              <w:right w:w="60" w:type="dxa"/>
+            </w:tcMar>
+            <w:vAlign w:val="center"/>
+          </w:tcPr>
+          <w:p>
+            <w:pPr>
+              <w:keepNext/>
+              <w:keepLines/>
+              <w:widowControl w:val="0"/>
+              <w:kinsoku/>
+              <w:wordWrap/>
+              <w:overflowPunct/>
+              <w:snapToGrid w:val="0"/>
+              <w:spacing w:before="40" w:after="40" w:line="280" w:lineRule="exact"/>
+              <w:ind w:left="0" w:leftChars="0" w:firstLine="0" w:firstLineChars="0"/>
+              <w:jc w:val="center"/>
+              <w:rPr>
+                <w:rFonts w:ascii="Times New Roman" w:hAnsi="Times New Roman" w:eastAsia="宋体" w:cs="Times New Roman"/>
+                <w:sz w:val="21"/>
+                <w:szCs w:val="21"/>
+              </w:rPr>
+            </w:pPr>
+            <w:r>
+              <w:rPr>
+                <w:rFonts w:ascii="Times New Roman" w:hAnsi="Times New Roman" w:eastAsia="宋体" w:cs="Times New Roman"/>
+                <w:sz w:val="21"/>
+                <w:szCs w:val="21"/>
+              </w:rPr>
+              <w:t>0.XX</w:t>
+            </w:r>
+          </w:p>
+        </w:tc>
+      </w:tr>
+      <w:tr>
+        <w:tc>
+          <w:tcPr>
+            <w:tcW w:w="4819" w:type="dxa"/>
+            <w:tcBorders>
+              <w:left w:val="nil"/>
+              <w:right w:val="nil"/>
+            </w:tcBorders>
+            <w:shd w:val="clear" w:color="auto" w:fill="auto"/>
+            <w:tcMar>
+              <w:top w:w="40" w:type="dxa"/>
+              <w:left w:w="60" w:type="dxa"/>
+              <w:bottom w:w="40" w:type="dxa"/>
+              <w:right w:w="60" w:type="dxa"/>
+            </w:tcMar>
+            <w:vAlign w:val="center"/>
+          </w:tcPr>
+          <w:p>
+            <w:pPr>
+              <w:keepNext/>
+              <w:keepLines/>
+              <w:widowControl w:val="0"/>
+              <w:kinsoku/>
+              <w:wordWrap/>
+              <w:overflowPunct/>
+              <w:snapToGrid w:val="0"/>
+              <w:spacing w:before="40" w:after="40" w:line="280" w:lineRule="exact"/>
+              <w:ind w:left="0" w:leftChars="0" w:firstLine="0" w:firstLineChars="0"/>
+              <w:jc w:val="center"/>
+              <w:rPr>
+                <w:rFonts w:ascii="Times New Roman" w:hAnsi="Times New Roman" w:eastAsia="宋体" w:cs="Times New Roman"/>
+                <w:sz w:val="21"/>
+                <w:szCs w:val="21"/>
+              </w:rPr>
+            </w:pPr>
+            <w:r>
+              <w:rPr>
+                <w:rFonts w:ascii="Times New Roman" w:hAnsi="Times New Roman" w:eastAsia="宋体" w:cs="Times New Roman"/>
+                <w:sz w:val="21"/>
+                <w:szCs w:val="21"/>
+              </w:rPr>
+              <w:t>自由度（df）</w:t>
+            </w:r>
+          </w:p>
+        </w:tc>
+        <w:tc>
+          <w:tcPr>
+            <w:tcW w:w="4819" w:type="dxa"/>
+            <w:tcBorders>
+              <w:left w:val="nil"/>
+              <w:right w:val="nil"/>
+            </w:tcBorders>
+            <w:shd w:val="clear" w:color="auto" w:fill="auto"/>
+            <w:tcMar>
+              <w:top w:w="40" w:type="dxa"/>
+              <w:left w:w="60" w:type="dxa"/>
+              <w:bottom w:w="40" w:type="dxa"/>
+              <w:right w:w="60" w:type="dxa"/>
+            </w:tcMar>
+            <w:vAlign w:val="center"/>
+          </w:tcPr>
+          <w:p>
+            <w:pPr>
+              <w:keepNext/>
+              <w:keepLines/>
+              <w:widowControl w:val="0"/>
+              <w:kinsoku/>
+              <w:wordWrap/>
+              <w:overflowPunct/>
+              <w:snapToGrid w:val="0"/>
+              <w:spacing w:before="40" w:after="40" w:line="280" w:lineRule="exact"/>
+              <w:ind w:left="0" w:leftChars="0" w:firstLine="0" w:firstLineChars="0"/>
+              <w:jc w:val="center"/>
+              <w:rPr>
+                <w:rFonts w:ascii="Times New Roman" w:hAnsi="Times New Roman" w:eastAsia="宋体" w:cs="Times New Roman"/>
+                <w:sz w:val="21"/>
+                <w:szCs w:val="21"/>
+              </w:rPr>
+            </w:pPr>
+            <w:r>
+              <w:rPr>
+                <w:rFonts w:ascii="Times New Roman" w:hAnsi="Times New Roman" w:eastAsia="宋体" w:cs="Times New Roman"/>
+                <w:sz w:val="21"/>
+                <w:szCs w:val="21"/>
+              </w:rPr>
+              <w:t>0.XX</w:t>
+            </w:r>
+          </w:p>
+        </w:tc>
+      </w:tr>
+      <w:tr>
+        <w:tc>
+          <w:tcPr>
+            <w:tcW w:w="4819" w:type="dxa"/>
+            <w:tcBorders>
+              <w:left w:val="nil"/>
+              <w:right w:val="nil"/>
+            </w:tcBorders>
+            <w:shd w:val="clear" w:color="auto" w:fill="auto"/>
+            <w:tcMar>
+              <w:top w:w="40" w:type="dxa"/>
+              <w:left w:w="60" w:type="dxa"/>
+              <w:bottom w:w="40" w:type="dxa"/>
+              <w:right w:w="60" w:type="dxa"/>
+            </w:tcMar>
+            <w:vAlign w:val="center"/>
+          </w:tcPr>
+          <w:p>
+            <w:pPr>
+              <w:keepNext/>
+              <w:keepLines/>
+              <w:widowControl w:val="0"/>
+              <w:kinsoku/>
+              <w:wordWrap/>
+              <w:overflowPunct/>
+              <w:snapToGrid w:val="0"/>
+              <w:spacing w:before="40" w:after="40" w:line="280" w:lineRule="exact"/>
+              <w:ind w:left="0" w:leftChars="0" w:firstLine="0" w:firstLineChars="0"/>
+              <w:jc w:val="center"/>
+              <w:rPr>
+                <w:rFonts w:ascii="Times New Roman" w:hAnsi="Times New Roman" w:eastAsia="宋体" w:cs="Times New Roman"/>
+                <w:sz w:val="21"/>
+                <w:szCs w:val="21"/>
+              </w:rPr>
+            </w:pPr>
+            <w:r>
+              <w:rPr>
+                <w:rFonts w:ascii="Times New Roman" w:hAnsi="Times New Roman" w:eastAsia="宋体" w:cs="Times New Roman"/>
+                <w:sz w:val="21"/>
+                <w:szCs w:val="21"/>
+              </w:rPr>
+              <w:t>显著性（p）</w:t>
+            </w:r>
+          </w:p>
+        </w:tc>
+        <w:tc>
+          <w:tcPr>
+            <w:tcW w:w="4819" w:type="dxa"/>
+            <w:tcBorders>
+              <w:left w:val="nil"/>
+              <w:right w:val="nil"/>
+            </w:tcBorders>
+            <w:shd w:val="clear" w:color="auto" w:fill="auto"/>
+            <w:tcMar>
+              <w:top w:w="40" w:type="dxa"/>
+              <w:left w:w="60" w:type="dxa"/>
+              <w:bottom w:w="40" w:type="dxa"/>
+              <w:right w:w="60" w:type="dxa"/>
+            </w:tcMar>
+            <w:vAlign w:val="center"/>
+          </w:tcPr>
+          <w:p>
+            <w:pPr>
+              <w:keepNext/>
+              <w:keepLines/>
+              <w:widowControl w:val="0"/>
+              <w:kinsoku/>
+              <w:wordWrap/>
+              <w:overflowPunct/>
+              <w:snapToGrid w:val="0"/>
+              <w:spacing w:before="40" w:after="40" w:line="280" w:lineRule="exact"/>
+              <w:ind w:left="0" w:leftChars="0" w:firstLine="0" w:firstLineChars="0"/>
+              <w:jc w:val="center"/>
+              <w:rPr>
+                <w:rFonts w:ascii="Times New Roman" w:hAnsi="Times New Roman" w:eastAsia="宋体" w:cs="Times New Roman"/>
+                <w:sz w:val="21"/>
+                <w:szCs w:val="21"/>
+              </w:rPr>
+            </w:pPr>
+            <w:r>
+              <w:rPr>
+                <w:rFonts w:ascii="Times New Roman" w:hAnsi="Times New Roman" w:eastAsia="宋体" w:cs="Times New Roman"/>
+                <w:sz w:val="21"/>
+                <w:szCs w:val="21"/>
+              </w:rPr>
+              <w:t>0.XX</w:t>
+            </w:r>
+          </w:p>
+        </w:tc>
+      </w:tr>
+    </w:tbl>
+    <w:p>
+      <w:pPr>
+        <w:pStyle w:val="5"/>
+        <w:numPr>
+          <w:ilvl w:val="1"/>
+          <w:numId w:val="0"/>
+        </w:numPr>
+        <w:spacing w:beforeLines="30" w:afterLines="20"/>
+        <w:ind w:firstLine="0"/>
+        <w:jc w:val="center"/>
+        <w:rPr>
+          <w:rFonts w:hint="eastAsia"/>
+        </w:rPr>
+      </w:pPr>
+      <w:r>
+        <w:rPr>
+          <w:rFonts w:hint="eastAsia"/>
+        </w:rPr>
+        <w:t>第二节　科学本质观总体前后测分析</w:t>
+      </w:r>
+    </w:p>
+    <w:p>
+      <w:pPr>
+        <w:keepNext/>
+        <w:widowControl w:val="0"/>
+        <w:spacing w:before="60" w:after="60" w:line="400" w:lineRule="exact"/>
+        <w:ind w:firstLine="0" w:firstLineChars="0"/>
+        <w:jc w:val="both"/>
+        <w:rPr>
+          <w:rFonts w:ascii="宋体" w:hAnsi="宋体" w:eastAsia="宋体" w:cs="宋体"/>
+          <w:b/>
+          <w:bCs/>
+          <w:sz w:val="24"/>
+          <w:szCs w:val="24"/>
+        </w:rPr>
+      </w:pPr>
+      <w:r>
+        <w:rPr>
+          <w:rFonts w:ascii="宋体" w:hAnsi="宋体" w:eastAsia="宋体" w:cs="宋体"/>
+          <w:b/>
+          <w:bCs/>
+          <w:sz w:val="24"/>
+          <w:szCs w:val="24"/>
+        </w:rPr>
+        <w:t>一、总体得分描述性统计</w:t>
+      </w:r>
+    </w:p>
+    <w:p>
+      <w:pPr>
+        <w:keepNext w:val="0"/>
+        <w:keepLines w:val="0"/>
+        <w:pageBreakBefore w:val="0"/>
+        <w:widowControl/>
+        <w:kinsoku/>
+        <w:wordWrap/>
+        <w:overflowPunct/>
+        <w:topLinePunct w:val="0"/>
+        <w:autoSpaceDE/>
+        <w:autoSpaceDN/>
+        <w:bidi w:val="0"/>
+        <w:adjustRightInd/>
+        <w:snapToGrid/>
+        <w:spacing w:after="120" w:line="400" w:lineRule="exact"/>
+        <w:ind w:firstLine="482"/>
+        <w:jc w:val="both"/>
+        <w:textAlignment w:val="auto"/>
+      </w:pPr>
+      <w:r>
+        <w:rPr>
+          <w:rFonts w:hint="eastAsia"/>
+        </w:rPr>
+        <w:t>对实验班学生科学本质观前测、后测总分作描述性统计，结果如表6-3所示。〔填写：前后测平均值、标准差、单题均分等，并结合直方图说明分布。〕</w:t>
+      </w:r>
+    </w:p>
+    <w:p>
+      <w:pPr>
+        <w:widowControl w:val="0"/>
+        <w:spacing w:before="160" w:after="40"/>
+        <w:jc w:val="center"/>
+        <w:rPr>
+          <w:rFonts w:ascii="宋体" w:hAnsi="宋体" w:eastAsia="宋体" w:cs="宋体"/>
+          <w:b/>
+          <w:bCs/>
+          <w:sz w:val="24"/>
+          <w:szCs w:val="24"/>
+        </w:rPr>
+      </w:pPr>
+      <w:r>
+        <w:rPr>
+          <w:rFonts w:ascii="宋体" w:hAnsi="宋体" w:eastAsia="宋体" w:cs="宋体"/>
+          <w:b/>
+          <w:bCs/>
+          <w:sz w:val="24"/>
+          <w:szCs w:val="24"/>
+        </w:rPr>
+        <w:t>表6-3 科学本质观前后测总分描述性统计</w:t>
+      </w:r>
+    </w:p>
+    <w:p>
+      <w:pPr>
+        <w:widowControl w:val="0"/>
+        <w:spacing w:after="120"/>
+        <w:jc w:val="center"/>
+      </w:pPr>
+      <w:r>
+        <w:rPr>
+          <w:rFonts w:ascii="Times New Roman" w:hAnsi="Times New Roman" w:eastAsia="Times New Roman" w:cs="Times New Roman"/>
+          <w:i/>
+          <w:iCs/>
+          <w:sz w:val="18"/>
+          <w:szCs w:val="18"/>
+        </w:rPr>
+        <w:t>Tab. 6.3  Descriptive Statistics of Pre- and Post-test Total Scores of Nature-of-Science View</w:t>
+      </w:r>
+    </w:p>
+    <w:tbl>
+      <w:tblPr>
+        <w:tblW w:w="9638" w:type="dxa"/>
+        <w:jc w:val="center"/>
+        <w:tblBorders>
+          <w:top w:val="single" w:color="000000" w:sz="12" w:space="0"/>
+          <w:left w:val="none" w:color="auto" w:sz="4" w:space="0"/>
+          <w:bottom w:val="single" w:color="000000" w:sz="12" w:space="0"/>
+          <w:right w:val="none" w:color="auto" w:sz="4" w:space="0"/>
+          <w:insideH w:val="none" w:color="auto" w:sz="4" w:space="0"/>
+          <w:insideV w:val="none" w:color="auto" w:sz="4" w:space="0"/>
+        </w:tblBorders>
+        <w:tblLayout w:type="fixed"/>
+        <w:tblCellMar>
+          <w:top w:w="0" w:type="dxa"/>
+          <w:left w:w="60" w:type="dxa"/>
+          <w:bottom w:w="0" w:type="dxa"/>
+          <w:right w:w="60" w:type="dxa"/>
+        </w:tblCellMar>
+      </w:tblPr>
+      <w:tblGrid>
+        <w:gridCol w:w="2400"/>
+        <w:gridCol w:w="1400"/>
+        <w:gridCol w:w="1946"/>
+        <w:gridCol w:w="1946"/>
+        <w:gridCol w:w="1946"/>
+      </w:tblGrid>
+      <w:tr>
+        <w:trPr>
+          <w:tblHeader/>
+        </w:trPr>
+        <w:tc>
+          <w:tcPr>
+            <w:tcW w:w="2400" w:type="dxa"/>
+            <w:tcBorders>
+              <w:left w:val="nil"/>
+              <w:bottom w:val="single" w:color="000000" w:sz="6" w:space="0"/>
+              <w:right w:val="nil"/>
+            </w:tcBorders>
+            <w:shd w:val="clear" w:color="auto" w:fill="auto"/>
+            <w:tcMar>
+              <w:top w:w="40" w:type="dxa"/>
+              <w:left w:w="60" w:type="dxa"/>
+              <w:bottom w:w="40" w:type="dxa"/>
+              <w:right w:w="60" w:type="dxa"/>
+            </w:tcMar>
+            <w:vAlign w:val="center"/>
+          </w:tcPr>
+          <w:p>
+            <w:pPr>
+              <w:keepNext/>
+              <w:keepLines/>
+              <w:widowControl w:val="0"/>
+              <w:kinsoku/>
+              <w:wordWrap/>
+              <w:overflowPunct/>
+              <w:snapToGrid w:val="0"/>
+              <w:spacing w:before="40" w:after="40" w:line="280" w:lineRule="exact"/>
+              <w:ind w:left="0" w:leftChars="0" w:firstLine="0" w:firstLineChars="0"/>
+              <w:jc w:val="center"/>
+              <w:rPr>
+                <w:rFonts w:ascii="Times New Roman" w:hAnsi="Times New Roman" w:eastAsia="宋体" w:cs="Times New Roman"/>
+                <w:b/>
+                <w:sz w:val="21"/>
+                <w:szCs w:val="21"/>
+              </w:rPr>
+            </w:pPr>
+            <w:r>
+              <w:rPr>
+                <w:rFonts w:ascii="Times New Roman" w:hAnsi="Times New Roman" w:eastAsia="宋体" w:cs="Times New Roman"/>
+                <w:b/>
+                <w:sz w:val="21"/>
+                <w:szCs w:val="21"/>
+              </w:rPr>
+              <w:t>测验</w:t>
+            </w:r>
+          </w:p>
+        </w:tc>
+        <w:tc>
+          <w:tcPr>
+            <w:tcW w:w="1400" w:type="dxa"/>
+            <w:tcBorders>
+              <w:left w:val="nil"/>
+              <w:bottom w:val="single" w:color="000000" w:sz="6" w:space="0"/>
+              <w:right w:val="nil"/>
+            </w:tcBorders>
+            <w:shd w:val="clear" w:color="auto" w:fill="auto"/>
+            <w:tcMar>
+              <w:top w:w="40" w:type="dxa"/>
+              <w:left w:w="60" w:type="dxa"/>
+              <w:bottom w:w="40" w:type="dxa"/>
+              <w:right w:w="60" w:type="dxa"/>
+            </w:tcMar>
+            <w:vAlign w:val="center"/>
+          </w:tcPr>
+          <w:p>
+            <w:pPr>
+              <w:keepNext/>
+              <w:keepLines/>
+              <w:widowControl w:val="0"/>
+              <w:kinsoku/>
+              <w:wordWrap/>
+              <w:overflowPunct/>
+              <w:snapToGrid w:val="0"/>
+              <w:spacing w:before="40" w:after="40" w:line="280" w:lineRule="exact"/>
+              <w:ind w:left="0" w:leftChars="0" w:firstLine="0" w:firstLineChars="0"/>
+              <w:jc w:val="center"/>
+              <w:rPr>
+                <w:rFonts w:ascii="Times New Roman" w:hAnsi="Times New Roman" w:eastAsia="宋体" w:cs="Times New Roman"/>
+                <w:b/>
+                <w:sz w:val="21"/>
+                <w:szCs w:val="21"/>
+              </w:rPr>
+            </w:pPr>
+            <w:r>
+              <w:rPr>
+                <w:rFonts w:ascii="Times New Roman" w:hAnsi="Times New Roman" w:eastAsia="宋体" w:cs="Times New Roman"/>
+                <w:b/>
+                <w:sz w:val="21"/>
+                <w:szCs w:val="21"/>
+              </w:rPr>
+              <w:t>N</w:t>
+            </w:r>
+          </w:p>
+        </w:tc>
+        <w:tc>
+          <w:tcPr>
+            <w:tcW w:w="1946" w:type="dxa"/>
+            <w:tcBorders>
+              <w:left w:val="nil"/>
+              <w:bottom w:val="single" w:color="000000" w:sz="6" w:space="0"/>
+              <w:right w:val="nil"/>
+            </w:tcBorders>
+            <w:shd w:val="clear" w:color="auto" w:fill="auto"/>
+            <w:tcMar>
+              <w:top w:w="40" w:type="dxa"/>
+              <w:left w:w="60" w:type="dxa"/>
+              <w:bottom w:w="40" w:type="dxa"/>
+              <w:right w:w="60" w:type="dxa"/>
+            </w:tcMar>
+            <w:vAlign w:val="center"/>
+          </w:tcPr>
+          <w:p>
+            <w:pPr>
+              <w:keepNext/>
+              <w:keepLines/>
+              <w:widowControl w:val="0"/>
+              <w:kinsoku/>
+              <w:wordWrap/>
+              <w:overflowPunct/>
+              <w:snapToGrid w:val="0"/>
+              <w:spacing w:before="40" w:after="40" w:line="280" w:lineRule="exact"/>
+              <w:ind w:left="0" w:leftChars="0" w:firstLine="0" w:firstLineChars="0"/>
+              <w:jc w:val="center"/>
+              <w:rPr>
+                <w:rFonts w:ascii="Times New Roman" w:hAnsi="Times New Roman" w:eastAsia="宋体" w:cs="Times New Roman"/>
+                <w:b/>
+                <w:sz w:val="21"/>
+                <w:szCs w:val="21"/>
+              </w:rPr>
+            </w:pPr>
+            <w:r>
+              <w:rPr>
+                <w:rFonts w:ascii="Times New Roman" w:hAnsi="Times New Roman" w:eastAsia="宋体" w:cs="Times New Roman"/>
+                <w:b/>
+                <w:sz w:val="21"/>
+                <w:szCs w:val="21"/>
+              </w:rPr>
+              <w:t>平均值</w:t>
+            </w:r>
+          </w:p>
+        </w:tc>
+        <w:tc>
+          <w:tcPr>
+            <w:tcW w:w="1946" w:type="dxa"/>
+            <w:tcBorders>
+              <w:left w:val="nil"/>
+              <w:bottom w:val="single" w:color="000000" w:sz="6" w:space="0"/>
+              <w:right w:val="nil"/>
+            </w:tcBorders>
+            <w:shd w:val="clear" w:color="auto" w:fill="auto"/>
+            <w:tcMar>
+              <w:top w:w="40" w:type="dxa"/>
+              <w:left w:w="60" w:type="dxa"/>
+              <w:bottom w:w="40" w:type="dxa"/>
+              <w:right w:w="60" w:type="dxa"/>
+            </w:tcMar>
+            <w:vAlign w:val="center"/>
+          </w:tcPr>
+          <w:p>
+            <w:pPr>
+              <w:keepNext/>
+              <w:keepLines/>
+              <w:widowControl w:val="0"/>
+              <w:kinsoku/>
+              <w:wordWrap/>
+              <w:overflowPunct/>
+              <w:snapToGrid w:val="0"/>
+              <w:spacing w:before="40" w:after="40" w:line="280" w:lineRule="exact"/>
+              <w:ind w:left="0" w:leftChars="0" w:firstLine="0" w:firstLineChars="0"/>
+              <w:jc w:val="center"/>
+              <w:rPr>
+                <w:rFonts w:ascii="Times New Roman" w:hAnsi="Times New Roman" w:eastAsia="宋体" w:cs="Times New Roman"/>
+                <w:b/>
+                <w:sz w:val="21"/>
+                <w:szCs w:val="21"/>
+              </w:rPr>
+            </w:pPr>
+            <w:r>
+              <w:rPr>
+                <w:rFonts w:ascii="Times New Roman" w:hAnsi="Times New Roman" w:eastAsia="宋体" w:cs="Times New Roman"/>
+                <w:b/>
+                <w:sz w:val="21"/>
+                <w:szCs w:val="21"/>
+              </w:rPr>
+              <w:t>标准差</w:t>
+            </w:r>
+          </w:p>
+        </w:tc>
+        <w:tc>
+          <w:tcPr>
+            <w:tcW w:w="1946" w:type="dxa"/>
+            <w:tcBorders>
+              <w:left w:val="nil"/>
+              <w:bottom w:val="single" w:color="000000" w:sz="6" w:space="0"/>
+              <w:right w:val="nil"/>
+            </w:tcBorders>
+            <w:shd w:val="clear" w:color="auto" w:fill="auto"/>
+            <w:tcMar>
+              <w:top w:w="40" w:type="dxa"/>
+              <w:left w:w="60" w:type="dxa"/>
+              <w:bottom w:w="40" w:type="dxa"/>
+              <w:right w:w="60" w:type="dxa"/>
+            </w:tcMar>
+            <w:vAlign w:val="center"/>
+          </w:tcPr>
+          <w:p>
+            <w:pPr>
+              <w:keepNext/>
+              <w:keepLines/>
+              <w:widowControl w:val="0"/>
+              <w:kinsoku/>
+              <w:wordWrap/>
+              <w:overflowPunct/>
+              <w:snapToGrid w:val="0"/>
+              <w:spacing w:before="40" w:after="40" w:line="280" w:lineRule="exact"/>
+              <w:ind w:left="0" w:leftChars="0" w:firstLine="0" w:firstLineChars="0"/>
+              <w:jc w:val="center"/>
+              <w:rPr>
+                <w:rFonts w:ascii="Times New Roman" w:hAnsi="Times New Roman" w:eastAsia="宋体" w:cs="Times New Roman"/>
+                <w:b/>
+                <w:sz w:val="21"/>
+                <w:szCs w:val="21"/>
+              </w:rPr>
+            </w:pPr>
+            <w:r>
+              <w:rPr>
+                <w:rFonts w:ascii="Times New Roman" w:hAnsi="Times New Roman" w:eastAsia="宋体" w:cs="Times New Roman"/>
+                <w:b/>
+                <w:sz w:val="21"/>
+                <w:szCs w:val="21"/>
+              </w:rPr>
+              <w:t>单题均分</w:t>
+            </w:r>
+          </w:p>
+        </w:tc>
+      </w:tr>
+      <w:tr>
+        <w:tc>
+          <w:tcPr>
+            <w:tcW w:w="2400" w:type="dxa"/>
+            <w:tcBorders>
+              <w:left w:val="nil"/>
+              <w:right w:val="nil"/>
+            </w:tcBorders>
+            <w:shd w:val="clear" w:color="auto" w:fill="auto"/>
+            <w:tcMar>
+              <w:top w:w="40" w:type="dxa"/>
+              <w:left w:w="60" w:type="dxa"/>
+              <w:bottom w:w="40" w:type="dxa"/>
+              <w:right w:w="60" w:type="dxa"/>
+            </w:tcMar>
+            <w:vAlign w:val="center"/>
+          </w:tcPr>
+          <w:p>
+            <w:pPr>
+              <w:keepNext/>
+              <w:keepLines/>
+              <w:widowControl w:val="0"/>
+              <w:kinsoku/>
+              <w:wordWrap/>
+              <w:overflowPunct/>
+              <w:snapToGrid w:val="0"/>
+              <w:spacing w:before="40" w:after="40" w:line="280" w:lineRule="exact"/>
+              <w:ind w:left="0" w:leftChars="0" w:firstLine="0" w:firstLineChars="0"/>
+              <w:jc w:val="center"/>
+              <w:rPr>
+                <w:rFonts w:ascii="Times New Roman" w:hAnsi="Times New Roman" w:eastAsia="宋体" w:cs="Times New Roman"/>
+                <w:sz w:val="21"/>
+                <w:szCs w:val="21"/>
+              </w:rPr>
+            </w:pPr>
+            <w:r>
+              <w:rPr>
+                <w:rFonts w:ascii="Times New Roman" w:hAnsi="Times New Roman" w:eastAsia="宋体" w:cs="Times New Roman"/>
+                <w:sz w:val="21"/>
+                <w:szCs w:val="21"/>
+              </w:rPr>
+              <w:t>前测</w:t>
+            </w:r>
+          </w:p>
+        </w:tc>
+        <w:tc>
+          <w:tcPr>
+            <w:tcW w:w="1400" w:type="dxa"/>
+            <w:tcBorders>
+              <w:left w:val="nil"/>
+              <w:right w:val="nil"/>
+            </w:tcBorders>
+            <w:shd w:val="clear" w:color="auto" w:fill="auto"/>
+            <w:tcMar>
+              <w:top w:w="40" w:type="dxa"/>
+              <w:left w:w="60" w:type="dxa"/>
+              <w:bottom w:w="40" w:type="dxa"/>
+              <w:right w:w="60" w:type="dxa"/>
+            </w:tcMar>
+            <w:vAlign w:val="center"/>
+          </w:tcPr>
+          <w:p>
+            <w:pPr>
+              <w:keepNext/>
+              <w:keepLines/>
+              <w:widowControl w:val="0"/>
+              <w:kinsoku/>
+              <w:wordWrap/>
+              <w:overflowPunct/>
+              <w:snapToGrid w:val="0"/>
+              <w:spacing w:before="40" w:after="40" w:line="280" w:lineRule="exact"/>
+              <w:ind w:left="0" w:leftChars="0" w:firstLine="0" w:firstLineChars="0"/>
+              <w:jc w:val="center"/>
+              <w:rPr>
+                <w:rFonts w:ascii="Times New Roman" w:hAnsi="Times New Roman" w:eastAsia="宋体" w:cs="Times New Roman"/>
+                <w:sz w:val="21"/>
+                <w:szCs w:val="21"/>
+              </w:rPr>
+            </w:pPr>
+            <w:r>
+              <w:rPr>
+                <w:rFonts w:ascii="Times New Roman" w:hAnsi="Times New Roman" w:eastAsia="宋体" w:cs="Times New Roman"/>
+                <w:sz w:val="21"/>
+                <w:szCs w:val="21"/>
+              </w:rPr>
+              <w:t>0.XX</w:t>
+            </w:r>
+          </w:p>
+        </w:tc>
+        <w:tc>
+          <w:tcPr>
+            <w:tcW w:w="1946" w:type="dxa"/>
+            <w:tcBorders>
+              <w:left w:val="nil"/>
+              <w:right w:val="nil"/>
+            </w:tcBorders>
+            <w:shd w:val="clear" w:color="auto" w:fill="auto"/>
+            <w:tcMar>
+              <w:top w:w="40" w:type="dxa"/>
+              <w:left w:w="60" w:type="dxa"/>
+              <w:bottom w:w="40" w:type="dxa"/>
+              <w:right w:w="60" w:type="dxa"/>
+            </w:tcMar>
+            <w:vAlign w:val="center"/>
+          </w:tcPr>
+          <w:p>
+            <w:pPr>
+              <w:keepNext/>
+              <w:keepLines/>
+              <w:widowControl w:val="0"/>
+              <w:kinsoku/>
+              <w:wordWrap/>
+              <w:overflowPunct/>
+              <w:snapToGrid w:val="0"/>
+              <w:spacing w:before="40" w:after="40" w:line="280" w:lineRule="exact"/>
+              <w:ind w:left="0" w:leftChars="0" w:firstLine="0" w:firstLineChars="0"/>
+              <w:jc w:val="center"/>
+              <w:rPr>
+                <w:rFonts w:ascii="Times New Roman" w:hAnsi="Times New Roman" w:eastAsia="宋体" w:cs="Times New Roman"/>
+                <w:sz w:val="21"/>
+                <w:szCs w:val="21"/>
+              </w:rPr>
+            </w:pPr>
+            <w:r>
+              <w:rPr>
+                <w:rFonts w:ascii="Times New Roman" w:hAnsi="Times New Roman" w:eastAsia="宋体" w:cs="Times New Roman"/>
+                <w:sz w:val="21"/>
+                <w:szCs w:val="21"/>
+              </w:rPr>
+              <w:t>0.XX</w:t>
+            </w:r>
+          </w:p>
+        </w:tc>
+        <w:tc>
+          <w:tcPr>
+            <w:tcW w:w="1946" w:type="dxa"/>
+            <w:tcBorders>
+              <w:left w:val="nil"/>
+              <w:right w:val="nil"/>
+            </w:tcBorders>
+            <w:shd w:val="clear" w:color="auto" w:fill="auto"/>
+            <w:tcMar>
+              <w:top w:w="40" w:type="dxa"/>
+              <w:left w:w="60" w:type="dxa"/>
+              <w:bottom w:w="40" w:type="dxa"/>
+              <w:right w:w="60" w:type="dxa"/>
+            </w:tcMar>
+            <w:vAlign w:val="center"/>
+          </w:tcPr>
+          <w:p>
+            <w:pPr>
+              <w:keepNext/>
+              <w:keepLines/>
+              <w:widowControl w:val="0"/>
+              <w:kinsoku/>
+              <w:wordWrap/>
+              <w:overflowPunct/>
+              <w:snapToGrid w:val="0"/>
+              <w:spacing w:before="40" w:after="40" w:line="280" w:lineRule="exact"/>
+              <w:ind w:left="0" w:leftChars="0" w:firstLine="0" w:firstLineChars="0"/>
+              <w:jc w:val="center"/>
+              <w:rPr>
+                <w:rFonts w:ascii="Times New Roman" w:hAnsi="Times New Roman" w:eastAsia="宋体" w:cs="Times New Roman"/>
+                <w:sz w:val="21"/>
+                <w:szCs w:val="21"/>
+              </w:rPr>
+            </w:pPr>
+            <w:r>
+              <w:rPr>
+                <w:rFonts w:ascii="Times New Roman" w:hAnsi="Times New Roman" w:eastAsia="宋体" w:cs="Times New Roman"/>
+                <w:sz w:val="21"/>
+                <w:szCs w:val="21"/>
+              </w:rPr>
+              <w:t>0.XX</w:t>
+            </w:r>
+          </w:p>
+        </w:tc>
+        <w:tc>
+          <w:tcPr>
+            <w:tcW w:w="1946" w:type="dxa"/>
+            <w:tcBorders>
+              <w:left w:val="nil"/>
+              <w:right w:val="nil"/>
+            </w:tcBorders>
+            <w:shd w:val="clear" w:color="auto" w:fill="auto"/>
+            <w:tcMar>
+              <w:top w:w="40" w:type="dxa"/>
+              <w:left w:w="60" w:type="dxa"/>
+              <w:bottom w:w="40" w:type="dxa"/>
+              <w:right w:w="60" w:type="dxa"/>
+            </w:tcMar>
+            <w:vAlign w:val="center"/>
+          </w:tcPr>
+          <w:p>
+            <w:pPr>
+              <w:keepNext/>
+              <w:keepLines/>
+              <w:widowControl w:val="0"/>
+              <w:kinsoku/>
+              <w:wordWrap/>
+              <w:overflowPunct/>
+              <w:snapToGrid w:val="0"/>
+              <w:spacing w:before="40" w:after="40" w:line="280" w:lineRule="exact"/>
+              <w:ind w:left="0" w:leftChars="0" w:firstLine="0" w:firstLineChars="0"/>
+              <w:jc w:val="center"/>
+              <w:rPr>
+                <w:rFonts w:ascii="Times New Roman" w:hAnsi="Times New Roman" w:eastAsia="宋体" w:cs="Times New Roman"/>
+                <w:sz w:val="21"/>
+                <w:szCs w:val="21"/>
+              </w:rPr>
+            </w:pPr>
+            <w:r>
+              <w:rPr>
+                <w:rFonts w:ascii="Times New Roman" w:hAnsi="Times New Roman" w:eastAsia="宋体" w:cs="Times New Roman"/>
+                <w:sz w:val="21"/>
+                <w:szCs w:val="21"/>
+              </w:rPr>
+              <w:t>0.XX</w:t>
+            </w:r>
+          </w:p>
+        </w:tc>
+      </w:tr>
+      <w:tr>
+        <w:tc>
+          <w:tcPr>
+            <w:tcW w:w="2400" w:type="dxa"/>
+            <w:tcBorders>
+              <w:left w:val="nil"/>
+              <w:right w:val="nil"/>
+            </w:tcBorders>
+            <w:shd w:val="clear" w:color="auto" w:fill="auto"/>
+            <w:tcMar>
+              <w:top w:w="40" w:type="dxa"/>
+              <w:left w:w="60" w:type="dxa"/>
+              <w:bottom w:w="40" w:type="dxa"/>
+              <w:right w:w="60" w:type="dxa"/>
+            </w:tcMar>
+            <w:vAlign w:val="center"/>
+          </w:tcPr>
+          <w:p>
+            <w:pPr>
+              <w:keepNext/>
+              <w:keepLines/>
+              <w:widowControl w:val="0"/>
+              <w:kinsoku/>
+              <w:wordWrap/>
+              <w:overflowPunct/>
+              <w:snapToGrid w:val="0"/>
+              <w:spacing w:before="40" w:after="40" w:line="280" w:lineRule="exact"/>
+              <w:ind w:left="0" w:leftChars="0" w:firstLine="0" w:firstLineChars="0"/>
+              <w:jc w:val="center"/>
+              <w:rPr>
+                <w:rFonts w:ascii="Times New Roman" w:hAnsi="Times New Roman" w:eastAsia="宋体" w:cs="Times New Roman"/>
+                <w:sz w:val="21"/>
+                <w:szCs w:val="21"/>
+              </w:rPr>
+            </w:pPr>
+            <w:r>
+              <w:rPr>
+                <w:rFonts w:ascii="Times New Roman" w:hAnsi="Times New Roman" w:eastAsia="宋体" w:cs="Times New Roman"/>
+                <w:sz w:val="21"/>
+                <w:szCs w:val="21"/>
+              </w:rPr>
+              <w:t>后测</w:t>
+            </w:r>
+          </w:p>
+        </w:tc>
+        <w:tc>
+          <w:tcPr>
+            <w:tcW w:w="1400" w:type="dxa"/>
+            <w:tcBorders>
+              <w:left w:val="nil"/>
+              <w:right w:val="nil"/>
+            </w:tcBorders>
+            <w:shd w:val="clear" w:color="auto" w:fill="auto"/>
+            <w:tcMar>
+              <w:top w:w="40" w:type="dxa"/>
+              <w:left w:w="60" w:type="dxa"/>
+              <w:bottom w:w="40" w:type="dxa"/>
+              <w:right w:w="60" w:type="dxa"/>
+            </w:tcMar>
+            <w:vAlign w:val="center"/>
+          </w:tcPr>
+          <w:p>
+            <w:pPr>
+              <w:keepNext/>
+              <w:keepLines/>
+              <w:widowControl w:val="0"/>
+              <w:kinsoku/>
+              <w:wordWrap/>
+              <w:overflowPunct/>
+              <w:snapToGrid w:val="0"/>
+              <w:spacing w:before="40" w:after="40" w:line="280" w:lineRule="exact"/>
+              <w:ind w:left="0" w:leftChars="0" w:firstLine="0" w:firstLineChars="0"/>
+              <w:jc w:val="center"/>
+              <w:rPr>
+                <w:rFonts w:ascii="Times New Roman" w:hAnsi="Times New Roman" w:eastAsia="宋体" w:cs="Times New Roman"/>
+                <w:sz w:val="21"/>
+                <w:szCs w:val="21"/>
+              </w:rPr>
+            </w:pPr>
+            <w:r>
+              <w:rPr>
+                <w:rFonts w:ascii="Times New Roman" w:hAnsi="Times New Roman" w:eastAsia="宋体" w:cs="Times New Roman"/>
+                <w:sz w:val="21"/>
+                <w:szCs w:val="21"/>
+              </w:rPr>
+              <w:t>0.XX</w:t>
+            </w:r>
+          </w:p>
+        </w:tc>
+        <w:tc>
+          <w:tcPr>
+            <w:tcW w:w="1946" w:type="dxa"/>
+            <w:tcBorders>
+              <w:left w:val="nil"/>
+              <w:right w:val="nil"/>
+            </w:tcBorders>
+            <w:shd w:val="clear" w:color="auto" w:fill="auto"/>
+            <w:tcMar>
+              <w:top w:w="40" w:type="dxa"/>
+              <w:left w:w="60" w:type="dxa"/>
+              <w:bottom w:w="40" w:type="dxa"/>
+              <w:right w:w="60" w:type="dxa"/>
+            </w:tcMar>
+            <w:vAlign w:val="center"/>
+          </w:tcPr>
+          <w:p>
+            <w:pPr>
+              <w:keepNext/>
+              <w:keepLines/>
+              <w:widowControl w:val="0"/>
+              <w:kinsoku/>
+              <w:wordWrap/>
+              <w:overflowPunct/>
+              <w:snapToGrid w:val="0"/>
+              <w:spacing w:before="40" w:after="40" w:line="280" w:lineRule="exact"/>
+              <w:ind w:left="0" w:leftChars="0" w:firstLine="0" w:firstLineChars="0"/>
+              <w:jc w:val="center"/>
+              <w:rPr>
+                <w:rFonts w:ascii="Times New Roman" w:hAnsi="Times New Roman" w:eastAsia="宋体" w:cs="Times New Roman"/>
+                <w:sz w:val="21"/>
+                <w:szCs w:val="21"/>
+              </w:rPr>
+            </w:pPr>
+            <w:r>
+              <w:rPr>
+                <w:rFonts w:ascii="Times New Roman" w:hAnsi="Times New Roman" w:eastAsia="宋体" w:cs="Times New Roman"/>
+                <w:sz w:val="21"/>
+                <w:szCs w:val="21"/>
+              </w:rPr>
+              <w:t>0.XX</w:t>
+            </w:r>
+          </w:p>
+        </w:tc>
+        <w:tc>
+          <w:tcPr>
+            <w:tcW w:w="1946" w:type="dxa"/>
+            <w:tcBorders>
+              <w:left w:val="nil"/>
+              <w:right w:val="nil"/>
+            </w:tcBorders>
+            <w:shd w:val="clear" w:color="auto" w:fill="auto"/>
+            <w:tcMar>
+              <w:top w:w="40" w:type="dxa"/>
+              <w:left w:w="60" w:type="dxa"/>
+              <w:bottom w:w="40" w:type="dxa"/>
+              <w:right w:w="60" w:type="dxa"/>
+            </w:tcMar>
+            <w:vAlign w:val="center"/>
+          </w:tcPr>
+          <w:p>
+            <w:pPr>
+              <w:keepNext/>
+              <w:keepLines/>
+              <w:widowControl w:val="0"/>
+              <w:kinsoku/>
+              <w:wordWrap/>
+              <w:overflowPunct/>
+              <w:snapToGrid w:val="0"/>
+              <w:spacing w:before="40" w:after="40" w:line="280" w:lineRule="exact"/>
+              <w:ind w:left="0" w:leftChars="0" w:firstLine="0" w:firstLineChars="0"/>
+              <w:jc w:val="center"/>
+              <w:rPr>
+                <w:rFonts w:ascii="Times New Roman" w:hAnsi="Times New Roman" w:eastAsia="宋体" w:cs="Times New Roman"/>
+                <w:sz w:val="21"/>
+                <w:szCs w:val="21"/>
+              </w:rPr>
+            </w:pPr>
+            <w:r>
+              <w:rPr>
+                <w:rFonts w:ascii="Times New Roman" w:hAnsi="Times New Roman" w:eastAsia="宋体" w:cs="Times New Roman"/>
+                <w:sz w:val="21"/>
+                <w:szCs w:val="21"/>
+              </w:rPr>
+              <w:t>0.XX</w:t>
+            </w:r>
+          </w:p>
+        </w:tc>
+        <w:tc>
+          <w:tcPr>
+            <w:tcW w:w="1946" w:type="dxa"/>
+            <w:tcBorders>
+              <w:left w:val="nil"/>
+              <w:right w:val="nil"/>
+            </w:tcBorders>
+            <w:shd w:val="clear" w:color="auto" w:fill="auto"/>
+            <w:tcMar>
+              <w:top w:w="40" w:type="dxa"/>
+              <w:left w:w="60" w:type="dxa"/>
+              <w:bottom w:w="40" w:type="dxa"/>
+              <w:right w:w="60" w:type="dxa"/>
+            </w:tcMar>
+            <w:vAlign w:val="center"/>
+          </w:tcPr>
+          <w:p>
+            <w:pPr>
+              <w:keepNext/>
+              <w:keepLines/>
+              <w:widowControl w:val="0"/>
+              <w:kinsoku/>
+              <w:wordWrap/>
+              <w:overflowPunct/>
+              <w:snapToGrid w:val="0"/>
+              <w:spacing w:before="40" w:after="40" w:line="280" w:lineRule="exact"/>
+              <w:ind w:left="0" w:leftChars="0" w:firstLine="0" w:firstLineChars="0"/>
+              <w:jc w:val="center"/>
+              <w:rPr>
+                <w:rFonts w:ascii="Times New Roman" w:hAnsi="Times New Roman" w:eastAsia="宋体" w:cs="Times New Roman"/>
+                <w:sz w:val="21"/>
+                <w:szCs w:val="21"/>
+              </w:rPr>
+            </w:pPr>
+            <w:r>
+              <w:rPr>
+                <w:rFonts w:ascii="Times New Roman" w:hAnsi="Times New Roman" w:eastAsia="宋体" w:cs="Times New Roman"/>
+                <w:sz w:val="21"/>
+                <w:szCs w:val="21"/>
+              </w:rPr>
+              <w:t>0.XX</w:t>
+            </w:r>
+          </w:p>
+        </w:tc>
+      </w:tr>
+    </w:tbl>
+    <w:p>
+      <w:pPr>
+        <w:keepNext/>
+        <w:widowControl w:val="0"/>
+        <w:spacing w:before="60" w:after="60" w:line="400" w:lineRule="exact"/>
+        <w:ind w:firstLine="0" w:firstLineChars="0"/>
+        <w:jc w:val="both"/>
+        <w:rPr>
+          <w:rFonts w:ascii="宋体" w:hAnsi="宋体" w:eastAsia="宋体" w:cs="宋体"/>
+          <w:b/>
+          <w:bCs/>
+          <w:sz w:val="24"/>
+          <w:szCs w:val="24"/>
+        </w:rPr>
+      </w:pPr>
+      <w:r>
+        <w:rPr>
+          <w:rFonts w:ascii="宋体" w:hAnsi="宋体" w:eastAsia="宋体" w:cs="宋体"/>
+          <w:b/>
+          <w:bCs/>
+          <w:sz w:val="24"/>
+          <w:szCs w:val="24"/>
+        </w:rPr>
+        <w:t>二、前后测配对样本t检验</w:t>
+      </w:r>
+    </w:p>
+    <w:p>
+      <w:pPr>
+        <w:keepNext w:val="0"/>
+        <w:keepLines w:val="0"/>
+        <w:pageBreakBefore w:val="0"/>
+        <w:widowControl/>
+        <w:kinsoku/>
+        <w:wordWrap/>
+        <w:overflowPunct/>
+        <w:topLinePunct w:val="0"/>
+        <w:autoSpaceDE/>
+        <w:autoSpaceDN/>
+        <w:bidi w:val="0"/>
+        <w:adjustRightInd/>
+        <w:snapToGrid/>
+        <w:spacing w:after="120" w:line="400" w:lineRule="exact"/>
+        <w:ind w:firstLine="482"/>
+        <w:jc w:val="both"/>
+        <w:textAlignment w:val="auto"/>
+      </w:pPr>
+      <w:r>
+        <w:rPr>
+          <w:rFonts w:hint="eastAsia"/>
+        </w:rPr>
+        <w:t>采用配对样本t检验比较前后测总分差异，结果如表6-4所示。〔填写：均值差、t值、p值；p&lt;0.05说明经本节HPS教学后学生科学本质观总体水平显著提升。〕</w:t>
+      </w:r>
+    </w:p>
+    <w:p>
+      <w:pPr>
+        <w:widowControl w:val="0"/>
+        <w:spacing w:before="160" w:after="40"/>
+        <w:jc w:val="center"/>
+        <w:rPr>
+          <w:rFonts w:ascii="宋体" w:hAnsi="宋体" w:eastAsia="宋体" w:cs="宋体"/>
+          <w:b/>
+          <w:bCs/>
+          <w:sz w:val="24"/>
+          <w:szCs w:val="24"/>
+        </w:rPr>
+      </w:pPr>
+      <w:r>
+        <w:rPr>
+          <w:rFonts w:ascii="宋体" w:hAnsi="宋体" w:eastAsia="宋体" w:cs="宋体"/>
+          <w:b/>
+          <w:bCs/>
+          <w:sz w:val="24"/>
+          <w:szCs w:val="24"/>
+        </w:rPr>
+        <w:t>表6-4 科学本质观前后测总分配对样本t检验</w:t>
+      </w:r>
+    </w:p>
+    <w:p>
+      <w:pPr>
+        <w:widowControl w:val="0"/>
+        <w:spacing w:after="120"/>
+        <w:jc w:val="center"/>
+      </w:pPr>
+      <w:r>
+        <w:rPr>
+          <w:rFonts w:ascii="Times New Roman" w:hAnsi="Times New Roman" w:eastAsia="Times New Roman" w:cs="Times New Roman"/>
+          <w:i/>
+          <w:iCs/>
+          <w:sz w:val="18"/>
+          <w:szCs w:val="18"/>
+        </w:rPr>
+        <w:t>Tab. 6.4  Paired-samples t-test of Pre- and Post-test Total Scores</w:t>
+      </w:r>
+    </w:p>
+    <w:tbl>
+      <w:tblPr>
+        <w:tblW w:w="9638" w:type="dxa"/>
+        <w:jc w:val="center"/>
+        <w:tblBorders>
+          <w:top w:val="single" w:color="000000" w:sz="12" w:space="0"/>
+          <w:left w:val="none" w:color="auto" w:sz="4" w:space="0"/>
+          <w:bottom w:val="single" w:color="000000" w:sz="12" w:space="0"/>
+          <w:right w:val="none" w:color="auto" w:sz="4" w:space="0"/>
+          <w:insideH w:val="none" w:color="auto" w:sz="4" w:space="0"/>
+          <w:insideV w:val="none" w:color="auto" w:sz="4" w:space="0"/>
+        </w:tblBorders>
+        <w:tblLayout w:type="fixed"/>
+        <w:tblCellMar>
+          <w:top w:w="0" w:type="dxa"/>
+          <w:left w:w="60" w:type="dxa"/>
+          <w:bottom w:w="0" w:type="dxa"/>
+          <w:right w:w="60" w:type="dxa"/>
+        </w:tblCellMar>
+      </w:tblPr>
+      <w:tblGrid>
+        <w:gridCol w:w="2600"/>
+        <w:gridCol w:w="1760"/>
+        <w:gridCol w:w="1760"/>
+        <w:gridCol w:w="1760"/>
+        <w:gridCol w:w="1758"/>
+      </w:tblGrid>
+      <w:tr>
+        <w:trPr>
+          <w:tblHeader/>
+        </w:trPr>
+        <w:tc>
+          <w:tcPr>
+            <w:tcW w:w="2600" w:type="dxa"/>
+            <w:tcBorders>
+              <w:left w:val="nil"/>
+              <w:bottom w:val="single" w:color="000000" w:sz="6" w:space="0"/>
+              <w:right w:val="nil"/>
+            </w:tcBorders>
+            <w:shd w:val="clear" w:color="auto" w:fill="auto"/>
+            <w:tcMar>
+              <w:top w:w="40" w:type="dxa"/>
+              <w:left w:w="60" w:type="dxa"/>
+              <w:bottom w:w="40" w:type="dxa"/>
+              <w:right w:w="60" w:type="dxa"/>
+            </w:tcMar>
+            <w:vAlign w:val="center"/>
+          </w:tcPr>
+          <w:p>
+            <w:pPr>
+              <w:keepNext/>
+              <w:keepLines/>
+              <w:widowControl w:val="0"/>
+              <w:kinsoku/>
+              <w:wordWrap/>
+              <w:overflowPunct/>
+              <w:snapToGrid w:val="0"/>
+              <w:spacing w:before="40" w:after="40" w:line="280" w:lineRule="exact"/>
+              <w:ind w:left="0" w:leftChars="0" w:firstLine="0" w:firstLineChars="0"/>
+              <w:jc w:val="center"/>
+              <w:rPr>
+                <w:rFonts w:ascii="Times New Roman" w:hAnsi="Times New Roman" w:eastAsia="宋体" w:cs="Times New Roman"/>
+                <w:b/>
+                <w:sz w:val="21"/>
+                <w:szCs w:val="21"/>
+              </w:rPr>
+            </w:pPr>
+            <w:r>
+              <w:rPr>
+                <w:rFonts w:ascii="Times New Roman" w:hAnsi="Times New Roman" w:eastAsia="宋体" w:cs="Times New Roman"/>
+                <w:b/>
+                <w:sz w:val="21"/>
+                <w:szCs w:val="21"/>
+              </w:rPr>
+              <w:t>配对</w:t>
+            </w:r>
+          </w:p>
+        </w:tc>
+        <w:tc>
+          <w:tcPr>
+            <w:tcW w:w="1760" w:type="dxa"/>
+            <w:tcBorders>
+              <w:left w:val="nil"/>
+              <w:bottom w:val="single" w:color="000000" w:sz="6" w:space="0"/>
+              <w:right w:val="nil"/>
+            </w:tcBorders>
+            <w:shd w:val="clear" w:color="auto" w:fill="auto"/>
+            <w:tcMar>
+              <w:top w:w="40" w:type="dxa"/>
+              <w:left w:w="60" w:type="dxa"/>
+              <w:bottom w:w="40" w:type="dxa"/>
+              <w:right w:w="60" w:type="dxa"/>
+            </w:tcMar>
+            <w:vAlign w:val="center"/>
+          </w:tcPr>
+          <w:p>
+            <w:pPr>
+              <w:keepNext/>
+              <w:keepLines/>
+              <w:widowControl w:val="0"/>
+              <w:kinsoku/>
+              <w:wordWrap/>
+              <w:overflowPunct/>
+              <w:snapToGrid w:val="0"/>
+              <w:spacing w:before="40" w:after="40" w:line="280" w:lineRule="exact"/>
+              <w:ind w:left="0" w:leftChars="0" w:firstLine="0" w:firstLineChars="0"/>
+              <w:jc w:val="center"/>
+              <w:rPr>
+                <w:rFonts w:ascii="Times New Roman" w:hAnsi="Times New Roman" w:eastAsia="宋体" w:cs="Times New Roman"/>
+                <w:b/>
+                <w:sz w:val="21"/>
+                <w:szCs w:val="21"/>
+              </w:rPr>
+            </w:pPr>
+            <w:r>
+              <w:rPr>
+                <w:rFonts w:ascii="Times New Roman" w:hAnsi="Times New Roman" w:eastAsia="宋体" w:cs="Times New Roman"/>
+                <w:b/>
+                <w:sz w:val="21"/>
+                <w:szCs w:val="21"/>
+              </w:rPr>
+              <w:t>平均值差</w:t>
+            </w:r>
+          </w:p>
+        </w:tc>
+        <w:tc>
+          <w:tcPr>
+            <w:tcW w:w="1760" w:type="dxa"/>
+            <w:tcBorders>
+              <w:left w:val="nil"/>
+              <w:bottom w:val="single" w:color="000000" w:sz="6" w:space="0"/>
+              <w:right w:val="nil"/>
+            </w:tcBorders>
+            <w:shd w:val="clear" w:color="auto" w:fill="auto"/>
+            <w:tcMar>
+              <w:top w:w="40" w:type="dxa"/>
+              <w:left w:w="60" w:type="dxa"/>
+              <w:bottom w:w="40" w:type="dxa"/>
+              <w:right w:w="60" w:type="dxa"/>
+            </w:tcMar>
+            <w:vAlign w:val="center"/>
+          </w:tcPr>
+          <w:p>
+            <w:pPr>
+              <w:keepNext/>
+              <w:keepLines/>
+              <w:widowControl w:val="0"/>
+              <w:kinsoku/>
+              <w:wordWrap/>
+              <w:overflowPunct/>
+              <w:snapToGrid w:val="0"/>
+              <w:spacing w:before="40" w:after="40" w:line="280" w:lineRule="exact"/>
+              <w:ind w:left="0" w:leftChars="0" w:firstLine="0" w:firstLineChars="0"/>
+              <w:jc w:val="center"/>
+              <w:rPr>
+                <w:rFonts w:ascii="Times New Roman" w:hAnsi="Times New Roman" w:eastAsia="宋体" w:cs="Times New Roman"/>
+                <w:b/>
+                <w:sz w:val="21"/>
+                <w:szCs w:val="21"/>
+              </w:rPr>
+            </w:pPr>
+            <w:r>
+              <w:rPr>
+                <w:rFonts w:ascii="Times New Roman" w:hAnsi="Times New Roman" w:eastAsia="宋体" w:cs="Times New Roman"/>
+                <w:b/>
+                <w:sz w:val="21"/>
+                <w:szCs w:val="21"/>
+              </w:rPr>
+              <w:t>t 值</w:t>
+            </w:r>
+          </w:p>
+        </w:tc>
+        <w:tc>
+          <w:tcPr>
+            <w:tcW w:w="1760" w:type="dxa"/>
+            <w:tcBorders>
+              <w:left w:val="nil"/>
+              <w:bottom w:val="single" w:color="000000" w:sz="6" w:space="0"/>
+              <w:right w:val="nil"/>
+            </w:tcBorders>
+            <w:shd w:val="clear" w:color="auto" w:fill="auto"/>
+            <w:tcMar>
+              <w:top w:w="40" w:type="dxa"/>
+              <w:left w:w="60" w:type="dxa"/>
+              <w:bottom w:w="40" w:type="dxa"/>
+              <w:right w:w="60" w:type="dxa"/>
+            </w:tcMar>
+            <w:vAlign w:val="center"/>
+          </w:tcPr>
+          <w:p>
+            <w:pPr>
+              <w:keepNext/>
+              <w:keepLines/>
+              <w:widowControl w:val="0"/>
+              <w:kinsoku/>
+              <w:wordWrap/>
+              <w:overflowPunct/>
+              <w:snapToGrid w:val="0"/>
+              <w:spacing w:before="40" w:after="40" w:line="280" w:lineRule="exact"/>
+              <w:ind w:left="0" w:leftChars="0" w:firstLine="0" w:firstLineChars="0"/>
+              <w:jc w:val="center"/>
+              <w:rPr>
+                <w:rFonts w:ascii="Times New Roman" w:hAnsi="Times New Roman" w:eastAsia="宋体" w:cs="Times New Roman"/>
+                <w:b/>
+                <w:sz w:val="21"/>
+                <w:szCs w:val="21"/>
+              </w:rPr>
+            </w:pPr>
+            <w:r>
+              <w:rPr>
+                <w:rFonts w:ascii="Times New Roman" w:hAnsi="Times New Roman" w:eastAsia="宋体" w:cs="Times New Roman"/>
+                <w:b/>
+                <w:sz w:val="21"/>
+                <w:szCs w:val="21"/>
+              </w:rPr>
+              <w:t>自由度</w:t>
+            </w:r>
+          </w:p>
+        </w:tc>
+        <w:tc>
+          <w:tcPr>
+            <w:tcW w:w="1758" w:type="dxa"/>
+            <w:tcBorders>
+              <w:left w:val="nil"/>
+              <w:bottom w:val="single" w:color="000000" w:sz="6" w:space="0"/>
+              <w:right w:val="nil"/>
+            </w:tcBorders>
+            <w:shd w:val="clear" w:color="auto" w:fill="auto"/>
+            <w:tcMar>
+              <w:top w:w="40" w:type="dxa"/>
+              <w:left w:w="60" w:type="dxa"/>
+              <w:bottom w:w="40" w:type="dxa"/>
+              <w:right w:w="60" w:type="dxa"/>
+            </w:tcMar>
+            <w:vAlign w:val="center"/>
+          </w:tcPr>
+          <w:p>
+            <w:pPr>
+              <w:keepNext/>
+              <w:keepLines/>
+              <w:widowControl w:val="0"/>
+              <w:kinsoku/>
+              <w:wordWrap/>
+              <w:overflowPunct/>
+              <w:snapToGrid w:val="0"/>
+              <w:spacing w:before="40" w:after="40" w:line="280" w:lineRule="exact"/>
+              <w:ind w:left="0" w:leftChars="0" w:firstLine="0" w:firstLineChars="0"/>
+              <w:jc w:val="center"/>
+              <w:rPr>
+                <w:rFonts w:ascii="Times New Roman" w:hAnsi="Times New Roman" w:eastAsia="宋体" w:cs="Times New Roman"/>
+                <w:b/>
+                <w:sz w:val="21"/>
+                <w:szCs w:val="21"/>
+              </w:rPr>
+            </w:pPr>
+            <w:r>
+              <w:rPr>
+                <w:rFonts w:ascii="Times New Roman" w:hAnsi="Times New Roman" w:eastAsia="宋体" w:cs="Times New Roman"/>
+                <w:b/>
+                <w:sz w:val="21"/>
+                <w:szCs w:val="21"/>
+              </w:rPr>
+              <w:t>显著性 p</w:t>
+            </w:r>
+          </w:p>
+        </w:tc>
+      </w:tr>
+      <w:tr>
+        <w:tc>
+          <w:tcPr>
+            <w:tcW w:w="2600" w:type="dxa"/>
+            <w:tcBorders>
+              <w:left w:val="nil"/>
+              <w:right w:val="nil"/>
+            </w:tcBorders>
+            <w:shd w:val="clear" w:color="auto" w:fill="auto"/>
+            <w:tcMar>
+              <w:top w:w="40" w:type="dxa"/>
+              <w:left w:w="60" w:type="dxa"/>
+              <w:bottom w:w="40" w:type="dxa"/>
+              <w:right w:w="60" w:type="dxa"/>
+            </w:tcMar>
+            <w:vAlign w:val="center"/>
+          </w:tcPr>
+          <w:p>
+            <w:pPr>
+              <w:keepNext/>
+              <w:keepLines/>
+              <w:widowControl w:val="0"/>
+              <w:kinsoku/>
+              <w:wordWrap/>
+              <w:overflowPunct/>
+              <w:snapToGrid w:val="0"/>
+              <w:spacing w:before="40" w:after="40" w:line="280" w:lineRule="exact"/>
+              <w:ind w:left="0" w:leftChars="0" w:firstLine="0" w:firstLineChars="0"/>
+              <w:jc w:val="center"/>
+              <w:rPr>
+                <w:rFonts w:ascii="Times New Roman" w:hAnsi="Times New Roman" w:eastAsia="宋体" w:cs="Times New Roman"/>
+                <w:sz w:val="21"/>
+                <w:szCs w:val="21"/>
+              </w:rPr>
+            </w:pPr>
+            <w:r>
+              <w:rPr>
+                <w:rFonts w:ascii="Times New Roman" w:hAnsi="Times New Roman" w:eastAsia="宋体" w:cs="Times New Roman"/>
+                <w:sz w:val="21"/>
+                <w:szCs w:val="21"/>
+              </w:rPr>
+              <w:t>后测－前测（总分）</w:t>
+            </w:r>
+          </w:p>
+        </w:tc>
+        <w:tc>
+          <w:tcPr>
+            <w:tcW w:w="1760" w:type="dxa"/>
+            <w:tcBorders>
+              <w:left w:val="nil"/>
+              <w:right w:val="nil"/>
+            </w:tcBorders>
+            <w:shd w:val="clear" w:color="auto" w:fill="auto"/>
+            <w:tcMar>
+              <w:top w:w="40" w:type="dxa"/>
+              <w:left w:w="60" w:type="dxa"/>
+              <w:bottom w:w="40" w:type="dxa"/>
+              <w:right w:w="60" w:type="dxa"/>
+            </w:tcMar>
+            <w:vAlign w:val="center"/>
+          </w:tcPr>
+          <w:p>
+            <w:pPr>
+              <w:keepNext/>
+              <w:keepLines/>
+              <w:widowControl w:val="0"/>
+              <w:kinsoku/>
+              <w:wordWrap/>
+              <w:overflowPunct/>
+              <w:snapToGrid w:val="0"/>
+              <w:spacing w:before="40" w:after="40" w:line="280" w:lineRule="exact"/>
+              <w:ind w:left="0" w:leftChars="0" w:firstLine="0" w:firstLineChars="0"/>
+              <w:jc w:val="center"/>
+              <w:rPr>
+                <w:rFonts w:ascii="Times New Roman" w:hAnsi="Times New Roman" w:eastAsia="宋体" w:cs="Times New Roman"/>
+                <w:sz w:val="21"/>
+                <w:szCs w:val="21"/>
+              </w:rPr>
+            </w:pPr>
+            <w:r>
+              <w:rPr>
+                <w:rFonts w:ascii="Times New Roman" w:hAnsi="Times New Roman" w:eastAsia="宋体" w:cs="Times New Roman"/>
+                <w:sz w:val="21"/>
+                <w:szCs w:val="21"/>
+              </w:rPr>
+              <w:t>0.XX</w:t>
+            </w:r>
+          </w:p>
+        </w:tc>
+        <w:tc>
+          <w:tcPr>
+            <w:tcW w:w="1760" w:type="dxa"/>
+            <w:tcBorders>
+              <w:left w:val="nil"/>
+              <w:right w:val="nil"/>
+            </w:tcBorders>
+            <w:shd w:val="clear" w:color="auto" w:fill="auto"/>
+            <w:tcMar>
+              <w:top w:w="40" w:type="dxa"/>
+              <w:left w:w="60" w:type="dxa"/>
+              <w:bottom w:w="40" w:type="dxa"/>
+              <w:right w:w="60" w:type="dxa"/>
+            </w:tcMar>
+            <w:vAlign w:val="center"/>
+          </w:tcPr>
+          <w:p>
+            <w:pPr>
+              <w:keepNext/>
+              <w:keepLines/>
+              <w:widowControl w:val="0"/>
+              <w:kinsoku/>
+              <w:wordWrap/>
+              <w:overflowPunct/>
+              <w:snapToGrid w:val="0"/>
+              <w:spacing w:before="40" w:after="40" w:line="280" w:lineRule="exact"/>
+              <w:ind w:left="0" w:leftChars="0" w:firstLine="0" w:firstLineChars="0"/>
+              <w:jc w:val="center"/>
+              <w:rPr>
+                <w:rFonts w:ascii="Times New Roman" w:hAnsi="Times New Roman" w:eastAsia="宋体" w:cs="Times New Roman"/>
+                <w:sz w:val="21"/>
+                <w:szCs w:val="21"/>
+              </w:rPr>
+            </w:pPr>
+            <w:r>
+              <w:rPr>
+                <w:rFonts w:ascii="Times New Roman" w:hAnsi="Times New Roman" w:eastAsia="宋体" w:cs="Times New Roman"/>
+                <w:sz w:val="21"/>
+                <w:szCs w:val="21"/>
+              </w:rPr>
+              <w:t>0.XX</w:t>
+            </w:r>
+          </w:p>
+        </w:tc>
+        <w:tc>
+          <w:tcPr>
+            <w:tcW w:w="1760" w:type="dxa"/>
+            <w:tcBorders>
+              <w:left w:val="nil"/>
+              <w:right w:val="nil"/>
+            </w:tcBorders>
+            <w:shd w:val="clear" w:color="auto" w:fill="auto"/>
+            <w:tcMar>
+              <w:top w:w="40" w:type="dxa"/>
+              <w:left w:w="60" w:type="dxa"/>
+              <w:bottom w:w="40" w:type="dxa"/>
+              <w:right w:w="60" w:type="dxa"/>
+            </w:tcMar>
+            <w:vAlign w:val="center"/>
+          </w:tcPr>
+          <w:p>
+            <w:pPr>
+              <w:keepNext/>
+              <w:keepLines/>
+              <w:widowControl w:val="0"/>
+              <w:kinsoku/>
+              <w:wordWrap/>
+              <w:overflowPunct/>
+              <w:snapToGrid w:val="0"/>
+              <w:spacing w:before="40" w:after="40" w:line="280" w:lineRule="exact"/>
+              <w:ind w:left="0" w:leftChars="0" w:firstLine="0" w:firstLineChars="0"/>
+              <w:jc w:val="center"/>
+              <w:rPr>
+                <w:rFonts w:ascii="Times New Roman" w:hAnsi="Times New Roman" w:eastAsia="宋体" w:cs="Times New Roman"/>
+                <w:sz w:val="21"/>
+                <w:szCs w:val="21"/>
+              </w:rPr>
+            </w:pPr>
+            <w:r>
+              <w:rPr>
+                <w:rFonts w:ascii="Times New Roman" w:hAnsi="Times New Roman" w:eastAsia="宋体" w:cs="Times New Roman"/>
+                <w:sz w:val="21"/>
+                <w:szCs w:val="21"/>
+              </w:rPr>
+              <w:t>0.XX</w:t>
+            </w:r>
+          </w:p>
+        </w:tc>
+        <w:tc>
+          <w:tcPr>
+            <w:tcW w:w="1758" w:type="dxa"/>
+            <w:tcBorders>
+              <w:left w:val="nil"/>
+              <w:right w:val="nil"/>
+            </w:tcBorders>
+            <w:shd w:val="clear" w:color="auto" w:fill="auto"/>
+            <w:tcMar>
+              <w:top w:w="40" w:type="dxa"/>
+              <w:left w:w="60" w:type="dxa"/>
+              <w:bottom w:w="40" w:type="dxa"/>
+              <w:right w:w="60" w:type="dxa"/>
+            </w:tcMar>
+            <w:vAlign w:val="center"/>
+          </w:tcPr>
+          <w:p>
+            <w:pPr>
+              <w:keepNext/>
+              <w:keepLines/>
+              <w:widowControl w:val="0"/>
+              <w:kinsoku/>
+              <w:wordWrap/>
+              <w:overflowPunct/>
+              <w:snapToGrid w:val="0"/>
+              <w:spacing w:before="40" w:after="40" w:line="280" w:lineRule="exact"/>
+              <w:ind w:left="0" w:leftChars="0" w:firstLine="0" w:firstLineChars="0"/>
+              <w:jc w:val="center"/>
+              <w:rPr>
+                <w:rFonts w:ascii="Times New Roman" w:hAnsi="Times New Roman" w:eastAsia="宋体" w:cs="Times New Roman"/>
+                <w:sz w:val="21"/>
+                <w:szCs w:val="21"/>
+              </w:rPr>
+            </w:pPr>
+            <w:r>
+              <w:rPr>
+                <w:rFonts w:ascii="Times New Roman" w:hAnsi="Times New Roman" w:eastAsia="宋体" w:cs="Times New Roman"/>
+                <w:sz w:val="21"/>
+                <w:szCs w:val="21"/>
+              </w:rPr>
+              <w:t>0.XX</w:t>
+            </w:r>
+          </w:p>
+        </w:tc>
+      </w:tr>
+    </w:tbl>
+    <w:p>
+      <w:pPr>
+        <w:pStyle w:val="5"/>
+        <w:numPr>
+          <w:ilvl w:val="1"/>
+          <w:numId w:val="0"/>
+        </w:numPr>
+        <w:spacing w:beforeLines="30" w:afterLines="20"/>
+        <w:ind w:firstLine="0"/>
+        <w:jc w:val="center"/>
+        <w:rPr>
+          <w:rFonts w:hint="eastAsia"/>
+        </w:rPr>
+      </w:pPr>
+      <w:r>
+        <w:rPr>
+          <w:rFonts w:hint="eastAsia"/>
+        </w:rPr>
+        <w:t>第三节　科学本质观三维度表现分析</w:t>
+      </w:r>
+    </w:p>
+    <w:p>
+      <w:pPr>
+        <w:keepNext w:val="0"/>
+        <w:keepLines w:val="0"/>
+        <w:pageBreakBefore w:val="0"/>
+        <w:widowControl/>
+        <w:kinsoku/>
+        <w:wordWrap/>
+        <w:overflowPunct/>
+        <w:topLinePunct w:val="0"/>
+        <w:autoSpaceDE/>
+        <w:autoSpaceDN/>
+        <w:bidi w:val="0"/>
+        <w:adjustRightInd/>
+        <w:snapToGrid/>
+        <w:spacing w:after="120" w:line="400" w:lineRule="exact"/>
+        <w:ind w:firstLine="482"/>
+        <w:jc w:val="both"/>
+        <w:textAlignment w:val="auto"/>
+      </w:pPr>
+      <w:r>
+        <w:rPr>
+          <w:rFonts w:hint="eastAsia"/>
+        </w:rPr>
+        <w:t>在总体分析的基础上，进一步从科学知识、科学探究、科学事业三个维度分别考查学生的变化，各维度前后测均值及配对t检验结果如表6-5所示。</w:t>
+      </w:r>
+    </w:p>
+    <w:p>
+      <w:pPr>
+        <w:widowControl w:val="0"/>
+        <w:spacing w:before="160" w:after="40"/>
+        <w:jc w:val="center"/>
+        <w:rPr>
+          <w:rFonts w:ascii="宋体" w:hAnsi="宋体" w:eastAsia="宋体" w:cs="宋体"/>
+          <w:b/>
+          <w:bCs/>
+          <w:sz w:val="24"/>
+          <w:szCs w:val="24"/>
+        </w:rPr>
+      </w:pPr>
+      <w:r>
+        <w:rPr>
+          <w:rFonts w:ascii="宋体" w:hAnsi="宋体" w:eastAsia="宋体" w:cs="宋体"/>
+          <w:b/>
+          <w:bCs/>
+          <w:sz w:val="24"/>
+          <w:szCs w:val="24"/>
+        </w:rPr>
+        <w:t>表6-5 科学本质观三维度前后测配对样本t检验</w:t>
+      </w:r>
+    </w:p>
+    <w:p>
+      <w:pPr>
+        <w:widowControl w:val="0"/>
+        <w:spacing w:after="120"/>
+        <w:jc w:val="center"/>
+      </w:pPr>
+      <w:r>
+        <w:rPr>
+          <w:rFonts w:ascii="Times New Roman" w:hAnsi="Times New Roman" w:eastAsia="Times New Roman" w:cs="Times New Roman"/>
+          <w:i/>
+          <w:iCs/>
+          <w:sz w:val="18"/>
+          <w:szCs w:val="18"/>
+        </w:rPr>
+        <w:t>Tab. 6.5  Paired-samples t-test of the Three Nature-of-Science Dimensions</w:t>
+      </w:r>
+    </w:p>
+    <w:tbl>
+      <w:tblPr>
+        <w:tblW w:w="9638" w:type="dxa"/>
+        <w:jc w:val="center"/>
+        <w:tblBorders>
+          <w:top w:val="single" w:color="000000" w:sz="12" w:space="0"/>
+          <w:left w:val="none" w:color="auto" w:sz="4" w:space="0"/>
+          <w:bottom w:val="single" w:color="000000" w:sz="12" w:space="0"/>
+          <w:right w:val="none" w:color="auto" w:sz="4" w:space="0"/>
+          <w:insideH w:val="none" w:color="auto" w:sz="4" w:space="0"/>
+          <w:insideV w:val="none" w:color="auto" w:sz="4" w:space="0"/>
+        </w:tblBorders>
+        <w:tblLayout w:type="fixed"/>
+        <w:tblCellMar>
+          <w:top w:w="0" w:type="dxa"/>
+          <w:left w:w="60" w:type="dxa"/>
+          <w:bottom w:w="0" w:type="dxa"/>
+          <w:right w:w="60" w:type="dxa"/>
+        </w:tblCellMar>
+      </w:tblPr>
+      <w:tblGrid>
+        <w:gridCol w:w="2400"/>
+        <w:gridCol w:w="1760"/>
+        <w:gridCol w:w="1760"/>
+        <w:gridCol w:w="1760"/>
+        <w:gridCol w:w="1958"/>
+      </w:tblGrid>
+      <w:tr>
+        <w:trPr>
+          <w:tblHeader/>
+        </w:trPr>
+        <w:tc>
+          <w:tcPr>
+            <w:tcW w:w="2400" w:type="dxa"/>
+            <w:tcBorders>
+              <w:left w:val="nil"/>
+              <w:bottom w:val="single" w:color="000000" w:sz="6" w:space="0"/>
+              <w:right w:val="nil"/>
+            </w:tcBorders>
+            <w:shd w:val="clear" w:color="auto" w:fill="auto"/>
+            <w:tcMar>
+              <w:top w:w="40" w:type="dxa"/>
+              <w:left w:w="60" w:type="dxa"/>
+              <w:bottom w:w="40" w:type="dxa"/>
+              <w:right w:w="60" w:type="dxa"/>
+            </w:tcMar>
+            <w:vAlign w:val="center"/>
+          </w:tcPr>
+          <w:p>
+            <w:pPr>
+              <w:keepNext/>
+              <w:keepLines/>
+              <w:widowControl w:val="0"/>
+              <w:kinsoku/>
+              <w:wordWrap/>
+              <w:overflowPunct/>
+              <w:snapToGrid w:val="0"/>
+              <w:spacing w:before="40" w:after="40" w:line="280" w:lineRule="exact"/>
+              <w:ind w:left="0" w:leftChars="0" w:firstLine="0" w:firstLineChars="0"/>
+              <w:jc w:val="center"/>
+              <w:rPr>
+                <w:rFonts w:ascii="Times New Roman" w:hAnsi="Times New Roman" w:eastAsia="宋体" w:cs="Times New Roman"/>
+                <w:b/>
+                <w:sz w:val="21"/>
+                <w:szCs w:val="21"/>
+              </w:rPr>
+            </w:pPr>
+            <w:r>
+              <w:rPr>
+                <w:rFonts w:ascii="Times New Roman" w:hAnsi="Times New Roman" w:eastAsia="宋体" w:cs="Times New Roman"/>
+                <w:b/>
+                <w:sz w:val="21"/>
+                <w:szCs w:val="21"/>
+              </w:rPr>
+              <w:t>维度</w:t>
+            </w:r>
+          </w:p>
+        </w:tc>
+        <w:tc>
+          <w:tcPr>
+            <w:tcW w:w="1760" w:type="dxa"/>
+            <w:tcBorders>
+              <w:left w:val="nil"/>
+              <w:bottom w:val="single" w:color="000000" w:sz="6" w:space="0"/>
+              <w:right w:val="nil"/>
+            </w:tcBorders>
+            <w:shd w:val="clear" w:color="auto" w:fill="auto"/>
+            <w:tcMar>
+              <w:top w:w="40" w:type="dxa"/>
+              <w:left w:w="60" w:type="dxa"/>
+              <w:bottom w:w="40" w:type="dxa"/>
+              <w:right w:w="60" w:type="dxa"/>
+            </w:tcMar>
+            <w:vAlign w:val="center"/>
+          </w:tcPr>
+          <w:p>
+            <w:pPr>
+              <w:keepNext/>
+              <w:keepLines/>
+              <w:widowControl w:val="0"/>
+              <w:kinsoku/>
+              <w:wordWrap/>
+              <w:overflowPunct/>
+              <w:snapToGrid w:val="0"/>
+              <w:spacing w:before="40" w:after="40" w:line="280" w:lineRule="exact"/>
+              <w:ind w:left="0" w:leftChars="0" w:firstLine="0" w:firstLineChars="0"/>
+              <w:jc w:val="center"/>
+              <w:rPr>
+                <w:rFonts w:ascii="Times New Roman" w:hAnsi="Times New Roman" w:eastAsia="宋体" w:cs="Times New Roman"/>
+                <w:b/>
+                <w:sz w:val="21"/>
+                <w:szCs w:val="21"/>
+              </w:rPr>
+            </w:pPr>
+            <w:r>
+              <w:rPr>
+                <w:rFonts w:ascii="Times New Roman" w:hAnsi="Times New Roman" w:eastAsia="宋体" w:cs="Times New Roman"/>
+                <w:b/>
+                <w:sz w:val="21"/>
+                <w:szCs w:val="21"/>
+              </w:rPr>
+              <w:t>前测均值</w:t>
+            </w:r>
+          </w:p>
+        </w:tc>
+        <w:tc>
+          <w:tcPr>
+            <w:tcW w:w="1760" w:type="dxa"/>
+            <w:tcBorders>
+              <w:left w:val="nil"/>
+              <w:bottom w:val="single" w:color="000000" w:sz="6" w:space="0"/>
+              <w:right w:val="nil"/>
+            </w:tcBorders>
+            <w:shd w:val="clear" w:color="auto" w:fill="auto"/>
+            <w:tcMar>
+              <w:top w:w="40" w:type="dxa"/>
+              <w:left w:w="60" w:type="dxa"/>
+              <w:bottom w:w="40" w:type="dxa"/>
+              <w:right w:w="60" w:type="dxa"/>
+            </w:tcMar>
+            <w:vAlign w:val="center"/>
+          </w:tcPr>
+          <w:p>
+            <w:pPr>
+              <w:keepNext/>
+              <w:keepLines/>
+              <w:widowControl w:val="0"/>
+              <w:kinsoku/>
+              <w:wordWrap/>
+              <w:overflowPunct/>
+              <w:snapToGrid w:val="0"/>
+              <w:spacing w:before="40" w:after="40" w:line="280" w:lineRule="exact"/>
+              <w:ind w:left="0" w:leftChars="0" w:firstLine="0" w:firstLineChars="0"/>
+              <w:jc w:val="center"/>
+              <w:rPr>
+                <w:rFonts w:ascii="Times New Roman" w:hAnsi="Times New Roman" w:eastAsia="宋体" w:cs="Times New Roman"/>
+                <w:b/>
+                <w:sz w:val="21"/>
+                <w:szCs w:val="21"/>
+              </w:rPr>
+            </w:pPr>
+            <w:r>
+              <w:rPr>
+                <w:rFonts w:ascii="Times New Roman" w:hAnsi="Times New Roman" w:eastAsia="宋体" w:cs="Times New Roman"/>
+                <w:b/>
+                <w:sz w:val="21"/>
+                <w:szCs w:val="21"/>
+              </w:rPr>
+              <w:t>后测均值</w:t>
+            </w:r>
+          </w:p>
+        </w:tc>
+        <w:tc>
+          <w:tcPr>
+            <w:tcW w:w="1760" w:type="dxa"/>
+            <w:tcBorders>
+              <w:left w:val="nil"/>
+              <w:bottom w:val="single" w:color="000000" w:sz="6" w:space="0"/>
+              <w:right w:val="nil"/>
+            </w:tcBorders>
+            <w:shd w:val="clear" w:color="auto" w:fill="auto"/>
+            <w:tcMar>
+              <w:top w:w="40" w:type="dxa"/>
+              <w:left w:w="60" w:type="dxa"/>
+              <w:bottom w:w="40" w:type="dxa"/>
+              <w:right w:w="60" w:type="dxa"/>
+            </w:tcMar>
+            <w:vAlign w:val="center"/>
+          </w:tcPr>
+          <w:p>
+            <w:pPr>
+              <w:keepNext/>
+              <w:keepLines/>
+              <w:widowControl w:val="0"/>
+              <w:kinsoku/>
+              <w:wordWrap/>
+              <w:overflowPunct/>
+              <w:snapToGrid w:val="0"/>
+              <w:spacing w:before="40" w:after="40" w:line="280" w:lineRule="exact"/>
+              <w:ind w:left="0" w:leftChars="0" w:firstLine="0" w:firstLineChars="0"/>
+              <w:jc w:val="center"/>
+              <w:rPr>
+                <w:rFonts w:ascii="Times New Roman" w:hAnsi="Times New Roman" w:eastAsia="宋体" w:cs="Times New Roman"/>
+                <w:b/>
+                <w:sz w:val="21"/>
+                <w:szCs w:val="21"/>
+              </w:rPr>
+            </w:pPr>
+            <w:r>
+              <w:rPr>
+                <w:rFonts w:ascii="Times New Roman" w:hAnsi="Times New Roman" w:eastAsia="宋体" w:cs="Times New Roman"/>
+                <w:b/>
+                <w:sz w:val="21"/>
+                <w:szCs w:val="21"/>
+              </w:rPr>
+              <w:t>t 值</w:t>
+            </w:r>
+          </w:p>
+        </w:tc>
+        <w:tc>
+          <w:tcPr>
+            <w:tcW w:w="1958" w:type="dxa"/>
+            <w:tcBorders>
+              <w:left w:val="nil"/>
+              <w:bottom w:val="single" w:color="000000" w:sz="6" w:space="0"/>
+              <w:right w:val="nil"/>
+            </w:tcBorders>
+            <w:shd w:val="clear" w:color="auto" w:fill="auto"/>
+            <w:tcMar>
+              <w:top w:w="40" w:type="dxa"/>
+              <w:left w:w="60" w:type="dxa"/>
+              <w:bottom w:w="40" w:type="dxa"/>
+              <w:right w:w="60" w:type="dxa"/>
+            </w:tcMar>
+            <w:vAlign w:val="center"/>
+          </w:tcPr>
+          <w:p>
+            <w:pPr>
+              <w:keepNext/>
+              <w:keepLines/>
+              <w:widowControl w:val="0"/>
+              <w:kinsoku/>
+              <w:wordWrap/>
+              <w:overflowPunct/>
+              <w:snapToGrid w:val="0"/>
+              <w:spacing w:before="40" w:after="40" w:line="280" w:lineRule="exact"/>
+              <w:ind w:left="0" w:leftChars="0" w:firstLine="0" w:firstLineChars="0"/>
+              <w:jc w:val="center"/>
+              <w:rPr>
+                <w:rFonts w:ascii="Times New Roman" w:hAnsi="Times New Roman" w:eastAsia="宋体" w:cs="Times New Roman"/>
+                <w:b/>
+                <w:sz w:val="21"/>
+                <w:szCs w:val="21"/>
+              </w:rPr>
+            </w:pPr>
+            <w:r>
+              <w:rPr>
+                <w:rFonts w:ascii="Times New Roman" w:hAnsi="Times New Roman" w:eastAsia="宋体" w:cs="Times New Roman"/>
+                <w:b/>
+                <w:sz w:val="21"/>
+                <w:szCs w:val="21"/>
+              </w:rPr>
+              <w:t>显著性 p</w:t>
+            </w:r>
+          </w:p>
+        </w:tc>
+      </w:tr>
+      <w:tr>
+        <w:tc>
+          <w:tcPr>
+            <w:tcW w:w="2400" w:type="dxa"/>
+            <w:tcBorders>
+              <w:left w:val="nil"/>
+              <w:right w:val="nil"/>
+            </w:tcBorders>
+            <w:shd w:val="clear" w:color="auto" w:fill="auto"/>
+            <w:tcMar>
+              <w:top w:w="40" w:type="dxa"/>
+              <w:left w:w="60" w:type="dxa"/>
+              <w:bottom w:w="40" w:type="dxa"/>
+              <w:right w:w="60" w:type="dxa"/>
+            </w:tcMar>
+            <w:vAlign w:val="center"/>
+          </w:tcPr>
+          <w:p>
+            <w:pPr>
+              <w:keepNext/>
+              <w:keepLines/>
+              <w:widowControl w:val="0"/>
+              <w:kinsoku/>
+              <w:wordWrap/>
+              <w:overflowPunct/>
+              <w:snapToGrid w:val="0"/>
+              <w:spacing w:before="40" w:after="40" w:line="280" w:lineRule="exact"/>
+              <w:ind w:left="0" w:leftChars="0" w:firstLine="0" w:firstLineChars="0"/>
+              <w:jc w:val="center"/>
+              <w:rPr>
+                <w:rFonts w:ascii="Times New Roman" w:hAnsi="Times New Roman" w:eastAsia="宋体" w:cs="Times New Roman"/>
+                <w:sz w:val="21"/>
+                <w:szCs w:val="21"/>
+              </w:rPr>
+            </w:pPr>
+            <w:r>
+              <w:rPr>
+                <w:rFonts w:ascii="Times New Roman" w:hAnsi="Times New Roman" w:eastAsia="宋体" w:cs="Times New Roman"/>
+                <w:sz w:val="21"/>
+                <w:szCs w:val="21"/>
+              </w:rPr>
+              <w:t>科学知识本质观</w:t>
+            </w:r>
+          </w:p>
+        </w:tc>
+        <w:tc>
+          <w:tcPr>
+            <w:tcW w:w="1760" w:type="dxa"/>
+            <w:tcBorders>
+              <w:left w:val="nil"/>
+              <w:right w:val="nil"/>
+            </w:tcBorders>
+            <w:shd w:val="clear" w:color="auto" w:fill="auto"/>
+            <w:tcMar>
+              <w:top w:w="40" w:type="dxa"/>
+              <w:left w:w="60" w:type="dxa"/>
+              <w:bottom w:w="40" w:type="dxa"/>
+              <w:right w:w="60" w:type="dxa"/>
+            </w:tcMar>
+            <w:vAlign w:val="center"/>
+          </w:tcPr>
+          <w:p>
+            <w:pPr>
+              <w:keepNext/>
+              <w:keepLines/>
+              <w:widowControl w:val="0"/>
+              <w:kinsoku/>
+              <w:wordWrap/>
+              <w:overflowPunct/>
+              <w:snapToGrid w:val="0"/>
+              <w:spacing w:before="40" w:after="40" w:line="280" w:lineRule="exact"/>
+              <w:ind w:left="0" w:leftChars="0" w:firstLine="0" w:firstLineChars="0"/>
+              <w:jc w:val="center"/>
+              <w:rPr>
+                <w:rFonts w:ascii="Times New Roman" w:hAnsi="Times New Roman" w:eastAsia="宋体" w:cs="Times New Roman"/>
+                <w:sz w:val="21"/>
+                <w:szCs w:val="21"/>
+              </w:rPr>
+            </w:pPr>
+            <w:r>
+              <w:rPr>
+                <w:rFonts w:ascii="Times New Roman" w:hAnsi="Times New Roman" w:eastAsia="宋体" w:cs="Times New Roman"/>
+                <w:sz w:val="21"/>
+                <w:szCs w:val="21"/>
+              </w:rPr>
+              <w:t>0.XX</w:t>
+            </w:r>
+          </w:p>
+        </w:tc>
+        <w:tc>
+          <w:tcPr>
+            <w:tcW w:w="1760" w:type="dxa"/>
+            <w:tcBorders>
+              <w:left w:val="nil"/>
+              <w:right w:val="nil"/>
+            </w:tcBorders>
+            <w:shd w:val="clear" w:color="auto" w:fill="auto"/>
+            <w:tcMar>
+              <w:top w:w="40" w:type="dxa"/>
+              <w:left w:w="60" w:type="dxa"/>
+              <w:bottom w:w="40" w:type="dxa"/>
+              <w:right w:w="60" w:type="dxa"/>
+            </w:tcMar>
+            <w:vAlign w:val="center"/>
+          </w:tcPr>
+          <w:p>
+            <w:pPr>
+              <w:keepNext/>
+              <w:keepLines/>
+              <w:widowControl w:val="0"/>
+              <w:kinsoku/>
+              <w:wordWrap/>
+              <w:overflowPunct/>
+              <w:snapToGrid w:val="0"/>
+              <w:spacing w:before="40" w:after="40" w:line="280" w:lineRule="exact"/>
+              <w:ind w:left="0" w:leftChars="0" w:firstLine="0" w:firstLineChars="0"/>
+              <w:jc w:val="center"/>
+              <w:rPr>
+                <w:rFonts w:ascii="Times New Roman" w:hAnsi="Times New Roman" w:eastAsia="宋体" w:cs="Times New Roman"/>
+                <w:sz w:val="21"/>
+                <w:szCs w:val="21"/>
+              </w:rPr>
+            </w:pPr>
+            <w:r>
+              <w:rPr>
+                <w:rFonts w:ascii="Times New Roman" w:hAnsi="Times New Roman" w:eastAsia="宋体" w:cs="Times New Roman"/>
+                <w:sz w:val="21"/>
+                <w:szCs w:val="21"/>
+              </w:rPr>
+              <w:t>0.XX</w:t>
+            </w:r>
+          </w:p>
+        </w:tc>
+        <w:tc>
+          <w:tcPr>
+            <w:tcW w:w="1760" w:type="dxa"/>
+            <w:tcBorders>
+              <w:left w:val="nil"/>
+              <w:right w:val="nil"/>
+            </w:tcBorders>
+            <w:shd w:val="clear" w:color="auto" w:fill="auto"/>
+            <w:tcMar>
+              <w:top w:w="40" w:type="dxa"/>
+              <w:left w:w="60" w:type="dxa"/>
+              <w:bottom w:w="40" w:type="dxa"/>
+              <w:right w:w="60" w:type="dxa"/>
+            </w:tcMar>
+            <w:vAlign w:val="center"/>
+          </w:tcPr>
+          <w:p>
+            <w:pPr>
+              <w:keepNext/>
+              <w:keepLines/>
+              <w:widowControl w:val="0"/>
+              <w:kinsoku/>
+              <w:wordWrap/>
+              <w:overflowPunct/>
+              <w:snapToGrid w:val="0"/>
+              <w:spacing w:before="40" w:after="40" w:line="280" w:lineRule="exact"/>
+              <w:ind w:left="0" w:leftChars="0" w:firstLine="0" w:firstLineChars="0"/>
+              <w:jc w:val="center"/>
+              <w:rPr>
+                <w:rFonts w:ascii="Times New Roman" w:hAnsi="Times New Roman" w:eastAsia="宋体" w:cs="Times New Roman"/>
+                <w:sz w:val="21"/>
+                <w:szCs w:val="21"/>
+              </w:rPr>
+            </w:pPr>
+            <w:r>
+              <w:rPr>
+                <w:rFonts w:ascii="Times New Roman" w:hAnsi="Times New Roman" w:eastAsia="宋体" w:cs="Times New Roman"/>
+                <w:sz w:val="21"/>
+                <w:szCs w:val="21"/>
+              </w:rPr>
+              <w:t>0.XX</w:t>
+            </w:r>
+          </w:p>
+        </w:tc>
+        <w:tc>
+          <w:tcPr>
+            <w:tcW w:w="1958" w:type="dxa"/>
+            <w:tcBorders>
+              <w:left w:val="nil"/>
+              <w:right w:val="nil"/>
+            </w:tcBorders>
+            <w:shd w:val="clear" w:color="auto" w:fill="auto"/>
+            <w:tcMar>
+              <w:top w:w="40" w:type="dxa"/>
+              <w:left w:w="60" w:type="dxa"/>
+              <w:bottom w:w="40" w:type="dxa"/>
+              <w:right w:w="60" w:type="dxa"/>
+            </w:tcMar>
+            <w:vAlign w:val="center"/>
+          </w:tcPr>
+          <w:p>
+            <w:pPr>
+              <w:keepNext/>
+              <w:keepLines/>
+              <w:widowControl w:val="0"/>
+              <w:kinsoku/>
+              <w:wordWrap/>
+              <w:overflowPunct/>
+              <w:snapToGrid w:val="0"/>
+              <w:spacing w:before="40" w:after="40" w:line="280" w:lineRule="exact"/>
+              <w:ind w:left="0" w:leftChars="0" w:firstLine="0" w:firstLineChars="0"/>
+              <w:jc w:val="center"/>
+              <w:rPr>
+                <w:rFonts w:ascii="Times New Roman" w:hAnsi="Times New Roman" w:eastAsia="宋体" w:cs="Times New Roman"/>
+                <w:sz w:val="21"/>
+                <w:szCs w:val="21"/>
+              </w:rPr>
+            </w:pPr>
+            <w:r>
+              <w:rPr>
+                <w:rFonts w:ascii="Times New Roman" w:hAnsi="Times New Roman" w:eastAsia="宋体" w:cs="Times New Roman"/>
+                <w:sz w:val="21"/>
+                <w:szCs w:val="21"/>
+              </w:rPr>
+              <w:t>0.XX</w:t>
+            </w:r>
+          </w:p>
+        </w:tc>
+      </w:tr>
+      <w:tr>
+        <w:tc>
+          <w:tcPr>
+            <w:tcW w:w="2400" w:type="dxa"/>
+            <w:tcBorders>
+              <w:left w:val="nil"/>
+              <w:right w:val="nil"/>
+            </w:tcBorders>
+            <w:shd w:val="clear" w:color="auto" w:fill="auto"/>
+            <w:tcMar>
+              <w:top w:w="40" w:type="dxa"/>
+              <w:left w:w="60" w:type="dxa"/>
+              <w:bottom w:w="40" w:type="dxa"/>
+              <w:right w:w="60" w:type="dxa"/>
+            </w:tcMar>
+            <w:vAlign w:val="center"/>
+          </w:tcPr>
+          <w:p>
+            <w:pPr>
+              <w:keepNext/>
+              <w:keepLines/>
+              <w:widowControl w:val="0"/>
+              <w:kinsoku/>
+              <w:wordWrap/>
+              <w:overflowPunct/>
+              <w:snapToGrid w:val="0"/>
+              <w:spacing w:before="40" w:after="40" w:line="280" w:lineRule="exact"/>
+              <w:ind w:left="0" w:leftChars="0" w:firstLine="0" w:firstLineChars="0"/>
+              <w:jc w:val="center"/>
+              <w:rPr>
+                <w:rFonts w:ascii="Times New Roman" w:hAnsi="Times New Roman" w:eastAsia="宋体" w:cs="Times New Roman"/>
+                <w:sz w:val="21"/>
+                <w:szCs w:val="21"/>
+              </w:rPr>
+            </w:pPr>
+            <w:r>
+              <w:rPr>
+                <w:rFonts w:ascii="Times New Roman" w:hAnsi="Times New Roman" w:eastAsia="宋体" w:cs="Times New Roman"/>
+                <w:sz w:val="21"/>
+                <w:szCs w:val="21"/>
+              </w:rPr>
+              <w:t>科学探究本质观</w:t>
+            </w:r>
+          </w:p>
+        </w:tc>
+        <w:tc>
+          <w:tcPr>
+            <w:tcW w:w="1760" w:type="dxa"/>
+            <w:tcBorders>
+              <w:left w:val="nil"/>
+              <w:right w:val="nil"/>
+            </w:tcBorders>
+            <w:shd w:val="clear" w:color="auto" w:fill="auto"/>
+            <w:tcMar>
+              <w:top w:w="40" w:type="dxa"/>
+              <w:left w:w="60" w:type="dxa"/>
+              <w:bottom w:w="40" w:type="dxa"/>
+              <w:right w:w="60" w:type="dxa"/>
+            </w:tcMar>
+            <w:vAlign w:val="center"/>
+          </w:tcPr>
+          <w:p>
+            <w:pPr>
+              <w:keepNext/>
+              <w:keepLines/>
+              <w:widowControl w:val="0"/>
+              <w:kinsoku/>
+              <w:wordWrap/>
+              <w:overflowPunct/>
+              <w:snapToGrid w:val="0"/>
+              <w:spacing w:before="40" w:after="40" w:line="280" w:lineRule="exact"/>
+              <w:ind w:left="0" w:leftChars="0" w:firstLine="0" w:firstLineChars="0"/>
+              <w:jc w:val="center"/>
+              <w:rPr>
+                <w:rFonts w:ascii="Times New Roman" w:hAnsi="Times New Roman" w:eastAsia="宋体" w:cs="Times New Roman"/>
+                <w:sz w:val="21"/>
+                <w:szCs w:val="21"/>
+              </w:rPr>
+            </w:pPr>
+            <w:r>
+              <w:rPr>
+                <w:rFonts w:ascii="Times New Roman" w:hAnsi="Times New Roman" w:eastAsia="宋体" w:cs="Times New Roman"/>
+                <w:sz w:val="21"/>
+                <w:szCs w:val="21"/>
+              </w:rPr>
+              <w:t>0.XX</w:t>
+            </w:r>
+          </w:p>
+        </w:tc>
+        <w:tc>
+          <w:tcPr>
+            <w:tcW w:w="1760" w:type="dxa"/>
+            <w:tcBorders>
+              <w:left w:val="nil"/>
+              <w:right w:val="nil"/>
+            </w:tcBorders>
+            <w:shd w:val="clear" w:color="auto" w:fill="auto"/>
+            <w:tcMar>
+              <w:top w:w="40" w:type="dxa"/>
+              <w:left w:w="60" w:type="dxa"/>
+              <w:bottom w:w="40" w:type="dxa"/>
+              <w:right w:w="60" w:type="dxa"/>
+            </w:tcMar>
+            <w:vAlign w:val="center"/>
+          </w:tcPr>
+          <w:p>
+            <w:pPr>
+              <w:keepNext/>
+              <w:keepLines/>
+              <w:widowControl w:val="0"/>
+              <w:kinsoku/>
+              <w:wordWrap/>
+              <w:overflowPunct/>
+              <w:snapToGrid w:val="0"/>
+              <w:spacing w:before="40" w:after="40" w:line="280" w:lineRule="exact"/>
+              <w:ind w:left="0" w:leftChars="0" w:firstLine="0" w:firstLineChars="0"/>
+              <w:jc w:val="center"/>
+              <w:rPr>
+                <w:rFonts w:ascii="Times New Roman" w:hAnsi="Times New Roman" w:eastAsia="宋体" w:cs="Times New Roman"/>
+                <w:sz w:val="21"/>
+                <w:szCs w:val="21"/>
+              </w:rPr>
+            </w:pPr>
+            <w:r>
+              <w:rPr>
+                <w:rFonts w:ascii="Times New Roman" w:hAnsi="Times New Roman" w:eastAsia="宋体" w:cs="Times New Roman"/>
+                <w:sz w:val="21"/>
+                <w:szCs w:val="21"/>
+              </w:rPr>
+              <w:t>0.XX</w:t>
+            </w:r>
+          </w:p>
+        </w:tc>
+        <w:tc>
+          <w:tcPr>
+            <w:tcW w:w="1760" w:type="dxa"/>
+            <w:tcBorders>
+              <w:left w:val="nil"/>
+              <w:right w:val="nil"/>
+            </w:tcBorders>
+            <w:shd w:val="clear" w:color="auto" w:fill="auto"/>
+            <w:tcMar>
+              <w:top w:w="40" w:type="dxa"/>
+              <w:left w:w="60" w:type="dxa"/>
+              <w:bottom w:w="40" w:type="dxa"/>
+              <w:right w:w="60" w:type="dxa"/>
+            </w:tcMar>
+            <w:vAlign w:val="center"/>
+          </w:tcPr>
+          <w:p>
+            <w:pPr>
+              <w:keepNext/>
+              <w:keepLines/>
+              <w:widowControl w:val="0"/>
+              <w:kinsoku/>
+              <w:wordWrap/>
+              <w:overflowPunct/>
+              <w:snapToGrid w:val="0"/>
+              <w:spacing w:before="40" w:after="40" w:line="280" w:lineRule="exact"/>
+              <w:ind w:left="0" w:leftChars="0" w:firstLine="0" w:firstLineChars="0"/>
+              <w:jc w:val="center"/>
+              <w:rPr>
+                <w:rFonts w:ascii="Times New Roman" w:hAnsi="Times New Roman" w:eastAsia="宋体" w:cs="Times New Roman"/>
+                <w:sz w:val="21"/>
+                <w:szCs w:val="21"/>
+              </w:rPr>
+            </w:pPr>
+            <w:r>
+              <w:rPr>
+                <w:rFonts w:ascii="Times New Roman" w:hAnsi="Times New Roman" w:eastAsia="宋体" w:cs="Times New Roman"/>
+                <w:sz w:val="21"/>
+                <w:szCs w:val="21"/>
+              </w:rPr>
+              <w:t>0.XX</w:t>
+            </w:r>
+          </w:p>
+        </w:tc>
+        <w:tc>
+          <w:tcPr>
+            <w:tcW w:w="1958" w:type="dxa"/>
+            <w:tcBorders>
+              <w:left w:val="nil"/>
+              <w:right w:val="nil"/>
+            </w:tcBorders>
+            <w:shd w:val="clear" w:color="auto" w:fill="auto"/>
+            <w:tcMar>
+              <w:top w:w="40" w:type="dxa"/>
+              <w:left w:w="60" w:type="dxa"/>
+              <w:bottom w:w="40" w:type="dxa"/>
+              <w:right w:w="60" w:type="dxa"/>
+            </w:tcMar>
+            <w:vAlign w:val="center"/>
+          </w:tcPr>
+          <w:p>
+            <w:pPr>
+              <w:keepNext/>
+              <w:keepLines/>
+              <w:widowControl w:val="0"/>
+              <w:kinsoku/>
+              <w:wordWrap/>
+              <w:overflowPunct/>
+              <w:snapToGrid w:val="0"/>
+              <w:spacing w:before="40" w:after="40" w:line="280" w:lineRule="exact"/>
+              <w:ind w:left="0" w:leftChars="0" w:firstLine="0" w:firstLineChars="0"/>
+              <w:jc w:val="center"/>
+              <w:rPr>
+                <w:rFonts w:ascii="Times New Roman" w:hAnsi="Times New Roman" w:eastAsia="宋体" w:cs="Times New Roman"/>
+                <w:sz w:val="21"/>
+                <w:szCs w:val="21"/>
+              </w:rPr>
+            </w:pPr>
+            <w:r>
+              <w:rPr>
+                <w:rFonts w:ascii="Times New Roman" w:hAnsi="Times New Roman" w:eastAsia="宋体" w:cs="Times New Roman"/>
+                <w:sz w:val="21"/>
+                <w:szCs w:val="21"/>
+              </w:rPr>
+              <w:t>0.XX</w:t>
+            </w:r>
+          </w:p>
+        </w:tc>
+      </w:tr>
+      <w:tr>
+        <w:tc>
+          <w:tcPr>
+            <w:tcW w:w="2400" w:type="dxa"/>
+            <w:tcBorders>
+              <w:left w:val="nil"/>
+              <w:right w:val="nil"/>
+            </w:tcBorders>
+            <w:shd w:val="clear" w:color="auto" w:fill="auto"/>
+            <w:tcMar>
+              <w:top w:w="40" w:type="dxa"/>
+              <w:left w:w="60" w:type="dxa"/>
+              <w:bottom w:w="40" w:type="dxa"/>
+              <w:right w:w="60" w:type="dxa"/>
+            </w:tcMar>
+            <w:vAlign w:val="center"/>
+          </w:tcPr>
+          <w:p>
+            <w:pPr>
+              <w:keepNext/>
+              <w:keepLines/>
+              <w:widowControl w:val="0"/>
+              <w:kinsoku/>
+              <w:wordWrap/>
+              <w:overflowPunct/>
+              <w:snapToGrid w:val="0"/>
+              <w:spacing w:before="40" w:after="40" w:line="280" w:lineRule="exact"/>
+              <w:ind w:left="0" w:leftChars="0" w:firstLine="0" w:firstLineChars="0"/>
+              <w:jc w:val="center"/>
+              <w:rPr>
+                <w:rFonts w:ascii="Times New Roman" w:hAnsi="Times New Roman" w:eastAsia="宋体" w:cs="Times New Roman"/>
+                <w:sz w:val="21"/>
+                <w:szCs w:val="21"/>
+              </w:rPr>
+            </w:pPr>
+            <w:r>
+              <w:rPr>
+                <w:rFonts w:ascii="Times New Roman" w:hAnsi="Times New Roman" w:eastAsia="宋体" w:cs="Times New Roman"/>
+                <w:sz w:val="21"/>
+                <w:szCs w:val="21"/>
+              </w:rPr>
+              <w:t>科学事业本质观</w:t>
+            </w:r>
+          </w:p>
+        </w:tc>
+        <w:tc>
+          <w:tcPr>
+            <w:tcW w:w="1760" w:type="dxa"/>
+            <w:tcBorders>
+              <w:left w:val="nil"/>
+              <w:right w:val="nil"/>
+            </w:tcBorders>
+            <w:shd w:val="clear" w:color="auto" w:fill="auto"/>
+            <w:tcMar>
+              <w:top w:w="40" w:type="dxa"/>
+              <w:left w:w="60" w:type="dxa"/>
+              <w:bottom w:w="40" w:type="dxa"/>
+              <w:right w:w="60" w:type="dxa"/>
+            </w:tcMar>
+            <w:vAlign w:val="center"/>
+          </w:tcPr>
+          <w:p>
+            <w:pPr>
+              <w:keepNext/>
+              <w:keepLines/>
+              <w:widowControl w:val="0"/>
+              <w:kinsoku/>
+              <w:wordWrap/>
+              <w:overflowPunct/>
+              <w:snapToGrid w:val="0"/>
+              <w:spacing w:before="40" w:after="40" w:line="280" w:lineRule="exact"/>
+              <w:ind w:left="0" w:leftChars="0" w:firstLine="0" w:firstLineChars="0"/>
+              <w:jc w:val="center"/>
+              <w:rPr>
+                <w:rFonts w:ascii="Times New Roman" w:hAnsi="Times New Roman" w:eastAsia="宋体" w:cs="Times New Roman"/>
+                <w:sz w:val="21"/>
+                <w:szCs w:val="21"/>
+              </w:rPr>
+            </w:pPr>
+            <w:r>
+              <w:rPr>
+                <w:rFonts w:ascii="Times New Roman" w:hAnsi="Times New Roman" w:eastAsia="宋体" w:cs="Times New Roman"/>
+                <w:sz w:val="21"/>
+                <w:szCs w:val="21"/>
+              </w:rPr>
+              <w:t>0.XX</w:t>
+            </w:r>
+          </w:p>
+        </w:tc>
+        <w:tc>
+          <w:tcPr>
+            <w:tcW w:w="1760" w:type="dxa"/>
+            <w:tcBorders>
+              <w:left w:val="nil"/>
+              <w:right w:val="nil"/>
+            </w:tcBorders>
+            <w:shd w:val="clear" w:color="auto" w:fill="auto"/>
+            <w:tcMar>
+              <w:top w:w="40" w:type="dxa"/>
+              <w:left w:w="60" w:type="dxa"/>
+              <w:bottom w:w="40" w:type="dxa"/>
+              <w:right w:w="60" w:type="dxa"/>
+            </w:tcMar>
+            <w:vAlign w:val="center"/>
+          </w:tcPr>
+          <w:p>
+            <w:pPr>
+              <w:keepNext/>
+              <w:keepLines/>
+              <w:widowControl w:val="0"/>
+              <w:kinsoku/>
+              <w:wordWrap/>
+              <w:overflowPunct/>
+              <w:snapToGrid w:val="0"/>
+              <w:spacing w:before="40" w:after="40" w:line="280" w:lineRule="exact"/>
+              <w:ind w:left="0" w:leftChars="0" w:firstLine="0" w:firstLineChars="0"/>
+              <w:jc w:val="center"/>
+              <w:rPr>
+                <w:rFonts w:ascii="Times New Roman" w:hAnsi="Times New Roman" w:eastAsia="宋体" w:cs="Times New Roman"/>
+                <w:sz w:val="21"/>
+                <w:szCs w:val="21"/>
+              </w:rPr>
+            </w:pPr>
+            <w:r>
+              <w:rPr>
+                <w:rFonts w:ascii="Times New Roman" w:hAnsi="Times New Roman" w:eastAsia="宋体" w:cs="Times New Roman"/>
+                <w:sz w:val="21"/>
+                <w:szCs w:val="21"/>
+              </w:rPr>
+              <w:t>0.XX</w:t>
+            </w:r>
+          </w:p>
+        </w:tc>
+        <w:tc>
+          <w:tcPr>
+            <w:tcW w:w="1760" w:type="dxa"/>
+            <w:tcBorders>
+              <w:left w:val="nil"/>
+              <w:right w:val="nil"/>
+            </w:tcBorders>
+            <w:shd w:val="clear" w:color="auto" w:fill="auto"/>
+            <w:tcMar>
+              <w:top w:w="40" w:type="dxa"/>
+              <w:left w:w="60" w:type="dxa"/>
+              <w:bottom w:w="40" w:type="dxa"/>
+              <w:right w:w="60" w:type="dxa"/>
+            </w:tcMar>
+            <w:vAlign w:val="center"/>
+          </w:tcPr>
+          <w:p>
+            <w:pPr>
+              <w:keepNext/>
+              <w:keepLines/>
+              <w:widowControl w:val="0"/>
+              <w:kinsoku/>
+              <w:wordWrap/>
+              <w:overflowPunct/>
+              <w:snapToGrid w:val="0"/>
+              <w:spacing w:before="40" w:after="40" w:line="280" w:lineRule="exact"/>
+              <w:ind w:left="0" w:leftChars="0" w:firstLine="0" w:firstLineChars="0"/>
+              <w:jc w:val="center"/>
+              <w:rPr>
+                <w:rFonts w:ascii="Times New Roman" w:hAnsi="Times New Roman" w:eastAsia="宋体" w:cs="Times New Roman"/>
+                <w:sz w:val="21"/>
+                <w:szCs w:val="21"/>
+              </w:rPr>
+            </w:pPr>
+            <w:r>
+              <w:rPr>
+                <w:rFonts w:ascii="Times New Roman" w:hAnsi="Times New Roman" w:eastAsia="宋体" w:cs="Times New Roman"/>
+                <w:sz w:val="21"/>
+                <w:szCs w:val="21"/>
+              </w:rPr>
+              <w:t>0.XX</w:t>
+            </w:r>
+          </w:p>
+        </w:tc>
+        <w:tc>
+          <w:tcPr>
+            <w:tcW w:w="1958" w:type="dxa"/>
+            <w:tcBorders>
+              <w:left w:val="nil"/>
+              <w:right w:val="nil"/>
+            </w:tcBorders>
+            <w:shd w:val="clear" w:color="auto" w:fill="auto"/>
+            <w:tcMar>
+              <w:top w:w="40" w:type="dxa"/>
+              <w:left w:w="60" w:type="dxa"/>
+              <w:bottom w:w="40" w:type="dxa"/>
+              <w:right w:w="60" w:type="dxa"/>
+            </w:tcMar>
+            <w:vAlign w:val="center"/>
+          </w:tcPr>
+          <w:p>
+            <w:pPr>
+              <w:keepNext/>
+              <w:keepLines/>
+              <w:widowControl w:val="0"/>
+              <w:kinsoku/>
+              <w:wordWrap/>
+              <w:overflowPunct/>
+              <w:snapToGrid w:val="0"/>
+              <w:spacing w:before="40" w:after="40" w:line="280" w:lineRule="exact"/>
+              <w:ind w:left="0" w:leftChars="0" w:firstLine="0" w:firstLineChars="0"/>
+              <w:jc w:val="center"/>
+              <w:rPr>
+                <w:rFonts w:ascii="Times New Roman" w:hAnsi="Times New Roman" w:eastAsia="宋体" w:cs="Times New Roman"/>
+                <w:sz w:val="21"/>
+                <w:szCs w:val="21"/>
+              </w:rPr>
+            </w:pPr>
+            <w:r>
+              <w:rPr>
+                <w:rFonts w:ascii="Times New Roman" w:hAnsi="Times New Roman" w:eastAsia="宋体" w:cs="Times New Roman"/>
+                <w:sz w:val="21"/>
+                <w:szCs w:val="21"/>
+              </w:rPr>
+              <w:t>0.XX</w:t>
+            </w:r>
+          </w:p>
+        </w:tc>
+      </w:tr>
+    </w:tbl>
+    <w:p>
+      <w:pPr>
+        <w:keepNext/>
+        <w:widowControl w:val="0"/>
+        <w:spacing w:before="60" w:after="60" w:line="400" w:lineRule="exact"/>
+        <w:ind w:firstLine="0" w:firstLineChars="0"/>
+        <w:jc w:val="both"/>
+        <w:rPr>
+          <w:rFonts w:ascii="宋体" w:hAnsi="宋体" w:eastAsia="宋体" w:cs="宋体"/>
+          <w:b/>
+          <w:bCs/>
+          <w:sz w:val="24"/>
+          <w:szCs w:val="24"/>
+        </w:rPr>
+      </w:pPr>
+      <w:r>
+        <w:rPr>
+          <w:rFonts w:ascii="宋体" w:hAnsi="宋体" w:eastAsia="宋体" w:cs="宋体"/>
+          <w:b/>
+          <w:bCs/>
+          <w:sz w:val="24"/>
+          <w:szCs w:val="24"/>
+        </w:rPr>
+        <w:t>一、科学知识本质观维度</w:t>
+      </w:r>
+    </w:p>
+    <w:p>
+      <w:pPr>
+        <w:keepNext w:val="0"/>
+        <w:keepLines w:val="0"/>
+        <w:pageBreakBefore w:val="0"/>
+        <w:widowControl/>
+        <w:kinsoku/>
+        <w:wordWrap/>
+        <w:overflowPunct/>
+        <w:topLinePunct w:val="0"/>
+        <w:autoSpaceDE/>
+        <w:autoSpaceDN/>
+        <w:bidi w:val="0"/>
+        <w:adjustRightInd/>
+        <w:snapToGrid/>
+        <w:spacing w:after="120" w:line="400" w:lineRule="exact"/>
+        <w:ind w:firstLine="482"/>
+        <w:jc w:val="both"/>
+        <w:textAlignment w:val="auto"/>
+      </w:pPr>
+      <w:r>
+        <w:rPr>
+          <w:rFonts w:hint="eastAsia"/>
+        </w:rPr>
+        <w:t>〔填写：该维度前后测均值、t检验结果与解读，结合任务一（凯库勒式修正）说明学生对科学知识暂定性、创造性、累积性认识的变化。〕</w:t>
+      </w:r>
+    </w:p>
+    <w:p>
+      <w:pPr>
+        <w:keepNext/>
+        <w:widowControl w:val="0"/>
+        <w:spacing w:before="60" w:after="60" w:line="400" w:lineRule="exact"/>
+        <w:ind w:firstLine="0" w:firstLineChars="0"/>
+        <w:jc w:val="both"/>
+        <w:rPr>
+          <w:rFonts w:ascii="宋体" w:hAnsi="宋体" w:eastAsia="宋体" w:cs="宋体"/>
+          <w:b/>
+          <w:bCs/>
+          <w:sz w:val="24"/>
+          <w:szCs w:val="24"/>
+        </w:rPr>
+      </w:pPr>
+      <w:r>
+        <w:rPr>
+          <w:rFonts w:ascii="宋体" w:hAnsi="宋体" w:eastAsia="宋体" w:cs="宋体"/>
+          <w:b/>
+          <w:bCs/>
+          <w:sz w:val="24"/>
+          <w:szCs w:val="24"/>
+        </w:rPr>
+        <w:t>二、科学探究本质观维度</w:t>
+      </w:r>
+    </w:p>
+    <w:p>
+      <w:pPr>
+        <w:keepNext w:val="0"/>
+        <w:keepLines w:val="0"/>
+        <w:pageBreakBefore w:val="0"/>
+        <w:widowControl/>
+        <w:kinsoku/>
+        <w:wordWrap/>
+        <w:overflowPunct/>
+        <w:topLinePunct w:val="0"/>
+        <w:autoSpaceDE/>
+        <w:autoSpaceDN/>
+        <w:bidi w:val="0"/>
+        <w:adjustRightInd/>
+        <w:snapToGrid/>
+        <w:spacing w:after="120" w:line="400" w:lineRule="exact"/>
+        <w:ind w:firstLine="482"/>
+        <w:jc w:val="both"/>
+        <w:textAlignment w:val="auto"/>
+      </w:pPr>
+      <w:r>
+        <w:rPr>
+          <w:rFonts w:hint="eastAsia"/>
+        </w:rPr>
+        <w:t>〔填写：该维度前后测均值、t检验结果与解读，结合任务二（证据获取与论证）说明学生对实证性、方法多样性、逻辑推理性认识的变化。〕</w:t>
+      </w:r>
+    </w:p>
+    <w:p>
+      <w:pPr>
+        <w:keepNext/>
+        <w:widowControl w:val="0"/>
+        <w:spacing w:before="60" w:after="60" w:line="400" w:lineRule="exact"/>
+        <w:ind w:firstLine="0" w:firstLineChars="0"/>
+        <w:jc w:val="both"/>
+        <w:rPr>
+          <w:rFonts w:ascii="宋体" w:hAnsi="宋体" w:eastAsia="宋体" w:cs="宋体"/>
+          <w:b/>
+          <w:bCs/>
+          <w:sz w:val="24"/>
+          <w:szCs w:val="24"/>
+        </w:rPr>
+      </w:pPr>
+      <w:r>
+        <w:rPr>
+          <w:rFonts w:ascii="宋体" w:hAnsi="宋体" w:eastAsia="宋体" w:cs="宋体"/>
+          <w:b/>
+          <w:bCs/>
+          <w:sz w:val="24"/>
+          <w:szCs w:val="24"/>
+        </w:rPr>
+        <w:t>三、科学事业本质观维度</w:t>
+      </w:r>
+    </w:p>
+    <w:p>
+      <w:pPr>
+        <w:keepNext w:val="0"/>
+        <w:keepLines w:val="0"/>
+        <w:pageBreakBefore w:val="0"/>
+        <w:widowControl/>
+        <w:kinsoku/>
+        <w:wordWrap/>
+        <w:overflowPunct/>
+        <w:topLinePunct w:val="0"/>
+        <w:autoSpaceDE/>
+        <w:autoSpaceDN/>
+        <w:bidi w:val="0"/>
+        <w:adjustRightInd/>
+        <w:snapToGrid/>
+        <w:spacing w:after="120" w:line="400" w:lineRule="exact"/>
+        <w:ind w:firstLine="482"/>
+        <w:jc w:val="both"/>
+        <w:textAlignment w:val="auto"/>
+      </w:pPr>
+      <w:r>
+        <w:rPr>
+          <w:rFonts w:hint="eastAsia"/>
+        </w:rPr>
+        <w:t>〔填写：该维度前后测均值、t检验结果与解读，结合任务三（模拟听证会）说明学生对科学与技术、科学与社会、科学共同体认识的变化；注意该维度转变周期较长，可结合质性证据说明。〕</w:t>
+      </w:r>
+    </w:p>
+    <w:p>
+      <w:pPr>
+        <w:pStyle w:val="5"/>
+        <w:numPr>
+          <w:ilvl w:val="1"/>
+          <w:numId w:val="0"/>
+        </w:numPr>
+        <w:spacing w:beforeLines="30" w:afterLines="20"/>
+        <w:ind w:firstLine="0"/>
+        <w:jc w:val="center"/>
+        <w:rPr>
+          <w:rFonts w:hint="eastAsia"/>
+        </w:rPr>
+      </w:pPr>
+      <w:r>
+        <w:rPr>
+          <w:rFonts w:hint="eastAsia"/>
+        </w:rPr>
+        <w:t>第四节　质性证据分析</w:t>
+      </w:r>
+    </w:p>
+    <w:p>
+      <w:pPr>
+        <w:keepNext/>
+        <w:widowControl w:val="0"/>
+        <w:spacing w:before="60" w:after="60" w:line="400" w:lineRule="exact"/>
+        <w:ind w:firstLine="0" w:firstLineChars="0"/>
+        <w:jc w:val="both"/>
+        <w:rPr>
+          <w:rFonts w:ascii="宋体" w:hAnsi="宋体" w:eastAsia="宋体" w:cs="宋体"/>
+          <w:b/>
+          <w:bCs/>
+          <w:sz w:val="24"/>
+          <w:szCs w:val="24"/>
+        </w:rPr>
+      </w:pPr>
+      <w:r>
+        <w:rPr>
+          <w:rFonts w:ascii="宋体" w:hAnsi="宋体" w:eastAsia="宋体" w:cs="宋体"/>
+          <w:b/>
+          <w:bCs/>
+          <w:sz w:val="24"/>
+          <w:szCs w:val="24"/>
+        </w:rPr>
+        <w:t>一、学习任务成果分析</w:t>
+      </w:r>
+    </w:p>
+    <w:p>
+      <w:pPr>
+        <w:keepNext w:val="0"/>
+        <w:keepLines w:val="0"/>
+        <w:pageBreakBefore w:val="0"/>
+        <w:widowControl/>
+        <w:kinsoku/>
+        <w:wordWrap/>
+        <w:overflowPunct/>
+        <w:topLinePunct w:val="0"/>
+        <w:autoSpaceDE/>
+        <w:autoSpaceDN/>
+        <w:bidi w:val="0"/>
+        <w:adjustRightInd/>
+        <w:snapToGrid/>
+        <w:spacing w:after="120" w:line="400" w:lineRule="exact"/>
+        <w:ind w:firstLine="482"/>
+        <w:jc w:val="both"/>
+        <w:textAlignment w:val="auto"/>
+      </w:pPr>
+      <w:r>
+        <w:rPr>
+          <w:rFonts w:hint="eastAsia"/>
+        </w:rPr>
+        <w:t>〔填写：选取凯库勒式缺陷分析报告、苯环结构证据链论证报告、苯的社会应用建议书等典型成果，分析学生认识转变的具体表现，与问卷结果相互印证。〕</w:t>
+      </w:r>
+    </w:p>
+    <w:p>
+      <w:pPr>
+        <w:keepNext/>
+        <w:widowControl w:val="0"/>
+        <w:spacing w:before="60" w:after="60" w:line="400" w:lineRule="exact"/>
+        <w:ind w:firstLine="0" w:firstLineChars="0"/>
+        <w:jc w:val="both"/>
+        <w:rPr>
+          <w:rFonts w:ascii="宋体" w:hAnsi="宋体" w:eastAsia="宋体" w:cs="宋体"/>
+          <w:b/>
+          <w:bCs/>
+          <w:sz w:val="24"/>
+          <w:szCs w:val="24"/>
+        </w:rPr>
+      </w:pPr>
+      <w:r>
+        <w:rPr>
+          <w:rFonts w:ascii="宋体" w:hAnsi="宋体" w:eastAsia="宋体" w:cs="宋体"/>
+          <w:b/>
+          <w:bCs/>
+          <w:sz w:val="24"/>
+          <w:szCs w:val="24"/>
+        </w:rPr>
+        <w:t>二、课堂访谈分析</w:t>
+      </w:r>
+    </w:p>
+    <w:p>
+      <w:pPr>
+        <w:keepNext w:val="0"/>
+        <w:keepLines w:val="0"/>
+        <w:pageBreakBefore w:val="0"/>
+        <w:widowControl/>
+        <w:kinsoku/>
+        <w:wordWrap/>
+        <w:overflowPunct/>
+        <w:topLinePunct w:val="0"/>
+        <w:autoSpaceDE/>
+        <w:autoSpaceDN/>
+        <w:bidi w:val="0"/>
+        <w:adjustRightInd/>
+        <w:snapToGrid/>
+        <w:spacing w:after="120" w:line="400" w:lineRule="exact"/>
+        <w:ind w:firstLine="482"/>
+        <w:jc w:val="both"/>
+        <w:textAlignment w:val="auto"/>
+      </w:pPr>
+      <w:r>
+        <w:rPr>
+          <w:rFonts w:hint="eastAsia"/>
+        </w:rPr>
+        <w:t>〔填写：整理课前课后半结构化访谈的典型片段，从三个维度呈现学生观念的转变，尤其用于追踪科学事业维度这类量化上不易显现的变化。〕</w:t>
+      </w:r>
+    </w:p>
+    <w:p>
+      <w:pPr>
+        <w:pStyle w:val="5"/>
+        <w:numPr>
+          <w:ilvl w:val="1"/>
+          <w:numId w:val="0"/>
+        </w:numPr>
+        <w:spacing w:beforeLines="30" w:afterLines="20"/>
+        <w:ind w:firstLine="0"/>
+        <w:jc w:val="center"/>
+        <w:rPr>
+          <w:rFonts w:hint="eastAsia"/>
+        </w:rPr>
+      </w:pPr>
+      <w:r>
+        <w:rPr>
+          <w:rFonts w:hint="eastAsia"/>
+        </w:rPr>
+        <w:t>第五节　本章小结</w:t>
+      </w:r>
+    </w:p>
+    <w:p>
+      <w:pPr>
+        <w:keepNext w:val="0"/>
+        <w:keepLines w:val="0"/>
+        <w:pageBreakBefore w:val="0"/>
+        <w:widowControl/>
+        <w:kinsoku/>
+        <w:wordWrap/>
+        <w:overflowPunct/>
+        <w:topLinePunct w:val="0"/>
+        <w:autoSpaceDE/>
+        <w:autoSpaceDN/>
+        <w:bidi w:val="0"/>
+        <w:adjustRightInd/>
+        <w:snapToGrid/>
+        <w:spacing w:after="120" w:line="400" w:lineRule="exact"/>
+        <w:ind w:firstLine="482"/>
+        <w:jc w:val="both"/>
+        <w:textAlignment w:val="auto"/>
+      </w:pPr>
+      <w:r>
+        <w:rPr>
+          <w:rFonts w:hint="eastAsia"/>
+        </w:rPr>
+        <w:t>〔填写：综合量化与质性结果，总结本节HPS教学对学生科学本质观三维度的促进作用及各维度差异，并说明存在的不足，为结论与改进提供依据。〕</w:t>
+      </w:r>
     </w:p>
     <w:p>
       <w:pPr>

--- a/HPS理念下培养学生科学本质观的高中化学教学设计研究（学情整合+插图重制）.docx
+++ b/HPS理念下培养学生科学本质观的高中化学教学设计研究（学情整合+插图重制）.docx
@@ -27911,7 +27911,7 @@
         <w:rPr>
           <w:rFonts w:hint="eastAsia"/>
         </w:rPr>
-        <w:t>量化问卷给出的是维度水平的整体分数，学生认识转变的细节还需借助过程性成果来观察。“苯”教学案例的三大学习任务在课堂中会留下多份可供评阅的作品：任务一的凯库勒式缺陷分析报告与结构演变脉络图，任务二的苯环结构证据链论证报告，任务三的苯的社会应用建议书与听证会观点摘要。这些成果是学生认识转变的直接痕迹。研究者据此评阅学生的表现，重点看学生能否用证据支撑自己的判断、能否讲清科学模型被修正的来龙去脉、能否辩证地看待科学技术的社会影响。这一评价不以打分为目的，而在于诊断学生认识转变的深浅，并为后续教学的调整提供依据。</w:t>
+        <w:t>量化问卷给出的是维度水平的整体分数，学生认识转变的细节还需借助过程性成果来观察。“苯”教学案例的三大学习任务在课堂中会留下多份可供评阅的作品：任务一的凯库勒式缺陷分析报告与结构演变脉络图，任务二的苯环结构证据链论证报告，任务三的苯的社会应用建议书与听证会观点摘要。这些成果是学生认识转变的直接痕迹。研究者据此评阅学生的表现，重点看学生能否用证据支撑自己的判断、能否讲清科学模型被修正的来龙去脉、能否辩证地看待科学技术的社会影响。这一评价不以打分为目的，而在于诊断学生认识转变的深浅，并为后续教学的调整提供依据。该表现性评价的具体评分标准见附录B《学习任务表现性评价表》。</w:t>
       </w:r>
     </w:p>
     <w:p>
@@ -27974,7 +27974,7 @@
         <w:rPr>
           <w:rFonts w:hint="eastAsia"/>
         </w:rPr>
-        <w:t>问卷难以回答学生“为什么这样想”，访谈正好补上这一环。授课前后，另选取部分学生进行半结构化访谈，主要围绕三点展开：学生对科学知识能否被修正的看法及其理由，学生在苯环结构探究中对“证据”作用的体会，以及学生对苯的工业价值与健康危害的权衡态度。访谈以匿名、保密的方式进行，鼓励学生说出真实想法。所得材料与问卷得分相互对照，尤其用来追踪科学事业这一维度——它的变化往往难以在短短一节课的量化得分中显现出来。</w:t>
+        <w:t>问卷难以回答学生“为什么这样想”，访谈正好补上这一环。授课前后，另选取部分学生进行半结构化访谈，主要围绕三点展开：学生对科学知识能否被修正的看法及其理由，学生在苯环结构探究中对“证据”作用的体会，以及学生对苯的工业价值与健康危害的权衡态度。访谈以匿名、保密的方式进行，鼓励学生说出真实想法。所得材料与问卷得分相互对照，尤其用来追踪科学事业这一维度——它的变化往往难以在短短一节课的量化得分中显现出来。学生与教师访谈提纲见附录C。</w:t>
       </w:r>
     </w:p>
     <w:p>
@@ -33337,7 +33337,7 @@
           <w:sz w:val="30"/>
           <w:szCs w:val="30"/>
         </w:rPr>
-        <w:t>附录 《科学本质观调查问卷》</w:t>
+        <w:t>附录A　科学本质观调查问卷</w:t>
       </w:r>
     </w:p>
     <w:p>
@@ -39906,6 +39906,1691 @@
           <w:szCs w:val="18"/>
         </w:rPr>
         <w:t>［］</w:t>
+      </w:r>
+    </w:p>
+    <w:p>
+      <w:pPr>
+        <w:pageBreakBefore/>
+        <w:spacing w:before="240" w:after="180" w:line="400" w:lineRule="exact"/>
+        <w:ind w:firstLine="0" w:firstLineChars="0"/>
+        <w:jc w:val="center"/>
+        <w:rPr>
+          <w:rFonts w:ascii="黑体" w:hAnsi="黑体" w:eastAsia="黑体" w:cs="黑体"/>
+          <w:b/>
+          <w:bCs/>
+          <w:sz w:val="30"/>
+          <w:szCs w:val="30"/>
+        </w:rPr>
+      </w:pPr>
+      <w:r>
+        <w:rPr>
+          <w:rFonts w:ascii="黑体" w:hAnsi="黑体" w:eastAsia="黑体" w:cs="黑体"/>
+          <w:b/>
+          <w:bCs/>
+          <w:sz w:val="30"/>
+          <w:szCs w:val="30"/>
+        </w:rPr>
+        <w:t>附录B　学习任务表现性评价表</w:t>
+      </w:r>
+    </w:p>
+    <w:p>
+      <w:pPr>
+        <w:widowControl/>
+        <w:spacing w:after="80" w:line="400" w:lineRule="exact"/>
+        <w:ind w:firstLine="0" w:firstLineChars="0"/>
+        <w:jc w:val="both"/>
+        <w:rPr>
+          <w:rFonts w:hint="eastAsia"/>
+        </w:rPr>
+      </w:pPr>
+      <w:r>
+        <w:rPr>
+          <w:rFonts w:hint="eastAsia"/>
+        </w:rPr>
+        <w:t>说明：本表用于对学生在“苯”教学案例三大学习任务中产出的过程性成果及课堂表现进行评价，采用“优秀、良好、合格、不合格”四级标准，并由学生自评、小组互评与教师评价相结合。</w:t>
+      </w:r>
+    </w:p>
+    <w:tbl>
+      <w:tblPr>
+        <w:tblW w:w="9638" w:type="dxa"/>
+        <w:jc w:val="center"/>
+        <w:tblBorders>
+          <w:top w:val="single" w:color="000000" w:sz="4" w:space="0"/>
+          <w:left w:val="single" w:color="000000" w:sz="4" w:space="0"/>
+          <w:bottom w:val="single" w:color="000000" w:sz="4" w:space="0"/>
+          <w:right w:val="single" w:color="000000" w:sz="4" w:space="0"/>
+          <w:insideH w:val="single" w:color="000000" w:sz="4" w:space="0"/>
+          <w:insideV w:val="single" w:color="000000" w:sz="4" w:space="0"/>
+        </w:tblBorders>
+        <w:tblLayout w:type="fixed"/>
+        <w:tblCellMar>
+          <w:top w:w="0" w:type="dxa"/>
+          <w:left w:w="50" w:type="dxa"/>
+          <w:bottom w:w="0" w:type="dxa"/>
+          <w:right w:w="50" w:type="dxa"/>
+        </w:tblCellMar>
+      </w:tblPr>
+      <w:tblGrid>
+        <w:gridCol w:w="1500"/>
+        <w:gridCol w:w="1620"/>
+        <w:gridCol w:w="1620"/>
+        <w:gridCol w:w="1620"/>
+        <w:gridCol w:w="1618"/>
+        <w:gridCol w:w="553"/>
+        <w:gridCol w:w="553"/>
+        <w:gridCol w:w="554"/>
+      </w:tblGrid>
+      <w:tr>
+        <w:trPr>
+          <w:tblHeader/>
+        </w:trPr>
+        <w:tc>
+          <w:tcPr>
+            <w:tcW w:w="1500" w:type="dxa"/>
+            <w:tcMar>
+              <w:top w:w="20" w:type="dxa"/>
+              <w:left w:w="50" w:type="dxa"/>
+              <w:bottom w:w="20" w:type="dxa"/>
+              <w:right w:w="50" w:type="dxa"/>
+            </w:tcMar>
+            <w:vAlign w:val="center"/>
+          </w:tcPr>
+          <w:p>
+            <w:pPr>
+              <w:widowControl w:val="0"/>
+              <w:kinsoku/>
+              <w:wordWrap/>
+              <w:overflowPunct/>
+              <w:snapToGrid w:val="0"/>
+              <w:spacing w:before="20" w:after="20" w:line="220" w:lineRule="exact"/>
+              <w:ind w:left="0" w:leftChars="0" w:firstLine="0" w:firstLineChars="0"/>
+              <w:jc w:val="center"/>
+              <w:rPr>
+                <w:rFonts w:ascii="宋体" w:hAnsi="宋体" w:eastAsia="宋体" w:cs="宋体"/>
+                <w:b/>
+                <w:sz w:val="18"/>
+                <w:szCs w:val="18"/>
+              </w:rPr>
+            </w:pPr>
+            <w:r>
+              <w:rPr>
+                <w:rFonts w:ascii="宋体" w:hAnsi="宋体" w:eastAsia="宋体" w:cs="宋体"/>
+                <w:b/>
+                <w:sz w:val="18"/>
+                <w:szCs w:val="18"/>
+              </w:rPr>
+              <w:t>评价内容</w:t>
+            </w:r>
+          </w:p>
+        </w:tc>
+        <w:tc>
+          <w:tcPr>
+            <w:tcW w:w="1620" w:type="dxa"/>
+            <w:tcMar>
+              <w:top w:w="20" w:type="dxa"/>
+              <w:left w:w="50" w:type="dxa"/>
+              <w:bottom w:w="20" w:type="dxa"/>
+              <w:right w:w="50" w:type="dxa"/>
+            </w:tcMar>
+            <w:vAlign w:val="center"/>
+          </w:tcPr>
+          <w:p>
+            <w:pPr>
+              <w:widowControl w:val="0"/>
+              <w:kinsoku/>
+              <w:wordWrap/>
+              <w:overflowPunct/>
+              <w:snapToGrid w:val="0"/>
+              <w:spacing w:before="20" w:after="20" w:line="220" w:lineRule="exact"/>
+              <w:ind w:left="0" w:leftChars="0" w:firstLine="0" w:firstLineChars="0"/>
+              <w:jc w:val="center"/>
+              <w:rPr>
+                <w:rFonts w:ascii="宋体" w:hAnsi="宋体" w:eastAsia="宋体" w:cs="宋体"/>
+                <w:b/>
+                <w:sz w:val="18"/>
+                <w:szCs w:val="18"/>
+              </w:rPr>
+            </w:pPr>
+            <w:r>
+              <w:rPr>
+                <w:rFonts w:ascii="宋体" w:hAnsi="宋体" w:eastAsia="宋体" w:cs="宋体"/>
+                <w:b/>
+                <w:sz w:val="18"/>
+                <w:szCs w:val="18"/>
+              </w:rPr>
+              <w:t>优秀</w:t>
+            </w:r>
+          </w:p>
+        </w:tc>
+        <w:tc>
+          <w:tcPr>
+            <w:tcW w:w="1620" w:type="dxa"/>
+            <w:tcMar>
+              <w:top w:w="20" w:type="dxa"/>
+              <w:left w:w="50" w:type="dxa"/>
+              <w:bottom w:w="20" w:type="dxa"/>
+              <w:right w:w="50" w:type="dxa"/>
+            </w:tcMar>
+            <w:vAlign w:val="center"/>
+          </w:tcPr>
+          <w:p>
+            <w:pPr>
+              <w:widowControl w:val="0"/>
+              <w:kinsoku/>
+              <w:wordWrap/>
+              <w:overflowPunct/>
+              <w:snapToGrid w:val="0"/>
+              <w:spacing w:before="20" w:after="20" w:line="220" w:lineRule="exact"/>
+              <w:ind w:left="0" w:leftChars="0" w:firstLine="0" w:firstLineChars="0"/>
+              <w:jc w:val="center"/>
+              <w:rPr>
+                <w:rFonts w:ascii="宋体" w:hAnsi="宋体" w:eastAsia="宋体" w:cs="宋体"/>
+                <w:b/>
+                <w:sz w:val="18"/>
+                <w:szCs w:val="18"/>
+              </w:rPr>
+            </w:pPr>
+            <w:r>
+              <w:rPr>
+                <w:rFonts w:ascii="宋体" w:hAnsi="宋体" w:eastAsia="宋体" w:cs="宋体"/>
+                <w:b/>
+                <w:sz w:val="18"/>
+                <w:szCs w:val="18"/>
+              </w:rPr>
+              <w:t>良好</w:t>
+            </w:r>
+          </w:p>
+        </w:tc>
+        <w:tc>
+          <w:tcPr>
+            <w:tcW w:w="1620" w:type="dxa"/>
+            <w:tcMar>
+              <w:top w:w="20" w:type="dxa"/>
+              <w:left w:w="50" w:type="dxa"/>
+              <w:bottom w:w="20" w:type="dxa"/>
+              <w:right w:w="50" w:type="dxa"/>
+            </w:tcMar>
+            <w:vAlign w:val="center"/>
+          </w:tcPr>
+          <w:p>
+            <w:pPr>
+              <w:widowControl w:val="0"/>
+              <w:kinsoku/>
+              <w:wordWrap/>
+              <w:overflowPunct/>
+              <w:snapToGrid w:val="0"/>
+              <w:spacing w:before="20" w:after="20" w:line="220" w:lineRule="exact"/>
+              <w:ind w:left="0" w:leftChars="0" w:firstLine="0" w:firstLineChars="0"/>
+              <w:jc w:val="center"/>
+              <w:rPr>
+                <w:rFonts w:ascii="宋体" w:hAnsi="宋体" w:eastAsia="宋体" w:cs="宋体"/>
+                <w:b/>
+                <w:sz w:val="18"/>
+                <w:szCs w:val="18"/>
+              </w:rPr>
+            </w:pPr>
+            <w:r>
+              <w:rPr>
+                <w:rFonts w:ascii="宋体" w:hAnsi="宋体" w:eastAsia="宋体" w:cs="宋体"/>
+                <w:b/>
+                <w:sz w:val="18"/>
+                <w:szCs w:val="18"/>
+              </w:rPr>
+              <w:t>合格</w:t>
+            </w:r>
+          </w:p>
+        </w:tc>
+        <w:tc>
+          <w:tcPr>
+            <w:tcW w:w="1618" w:type="dxa"/>
+            <w:tcMar>
+              <w:top w:w="20" w:type="dxa"/>
+              <w:left w:w="50" w:type="dxa"/>
+              <w:bottom w:w="20" w:type="dxa"/>
+              <w:right w:w="50" w:type="dxa"/>
+            </w:tcMar>
+            <w:vAlign w:val="center"/>
+          </w:tcPr>
+          <w:p>
+            <w:pPr>
+              <w:widowControl w:val="0"/>
+              <w:kinsoku/>
+              <w:wordWrap/>
+              <w:overflowPunct/>
+              <w:snapToGrid w:val="0"/>
+              <w:spacing w:before="20" w:after="20" w:line="220" w:lineRule="exact"/>
+              <w:ind w:left="0" w:leftChars="0" w:firstLine="0" w:firstLineChars="0"/>
+              <w:jc w:val="center"/>
+              <w:rPr>
+                <w:rFonts w:ascii="宋体" w:hAnsi="宋体" w:eastAsia="宋体" w:cs="宋体"/>
+                <w:b/>
+                <w:sz w:val="18"/>
+                <w:szCs w:val="18"/>
+              </w:rPr>
+            </w:pPr>
+            <w:r>
+              <w:rPr>
+                <w:rFonts w:ascii="宋体" w:hAnsi="宋体" w:eastAsia="宋体" w:cs="宋体"/>
+                <w:b/>
+                <w:sz w:val="18"/>
+                <w:szCs w:val="18"/>
+              </w:rPr>
+              <w:t>不合格</w:t>
+            </w:r>
+          </w:p>
+        </w:tc>
+        <w:tc>
+          <w:tcPr>
+            <w:tcW w:w="553" w:type="dxa"/>
+            <w:tcMar>
+              <w:top w:w="20" w:type="dxa"/>
+              <w:left w:w="50" w:type="dxa"/>
+              <w:bottom w:w="20" w:type="dxa"/>
+              <w:right w:w="50" w:type="dxa"/>
+            </w:tcMar>
+            <w:vAlign w:val="center"/>
+          </w:tcPr>
+          <w:p>
+            <w:pPr>
+              <w:widowControl w:val="0"/>
+              <w:kinsoku/>
+              <w:wordWrap/>
+              <w:overflowPunct/>
+              <w:snapToGrid w:val="0"/>
+              <w:spacing w:before="20" w:after="20" w:line="220" w:lineRule="exact"/>
+              <w:ind w:left="0" w:leftChars="0" w:firstLine="0" w:firstLineChars="0"/>
+              <w:jc w:val="center"/>
+              <w:rPr>
+                <w:rFonts w:ascii="宋体" w:hAnsi="宋体" w:eastAsia="宋体" w:cs="宋体"/>
+                <w:b/>
+                <w:sz w:val="18"/>
+                <w:szCs w:val="18"/>
+              </w:rPr>
+            </w:pPr>
+            <w:r>
+              <w:rPr>
+                <w:rFonts w:ascii="宋体" w:hAnsi="宋体" w:eastAsia="宋体" w:cs="宋体"/>
+                <w:b/>
+                <w:sz w:val="18"/>
+                <w:szCs w:val="18"/>
+              </w:rPr>
+              <w:t>自评</w:t>
+            </w:r>
+          </w:p>
+        </w:tc>
+        <w:tc>
+          <w:tcPr>
+            <w:tcW w:w="553" w:type="dxa"/>
+            <w:tcMar>
+              <w:top w:w="20" w:type="dxa"/>
+              <w:left w:w="50" w:type="dxa"/>
+              <w:bottom w:w="20" w:type="dxa"/>
+              <w:right w:w="50" w:type="dxa"/>
+            </w:tcMar>
+            <w:vAlign w:val="center"/>
+          </w:tcPr>
+          <w:p>
+            <w:pPr>
+              <w:widowControl w:val="0"/>
+              <w:kinsoku/>
+              <w:wordWrap/>
+              <w:overflowPunct/>
+              <w:snapToGrid w:val="0"/>
+              <w:spacing w:before="20" w:after="20" w:line="220" w:lineRule="exact"/>
+              <w:ind w:left="0" w:leftChars="0" w:firstLine="0" w:firstLineChars="0"/>
+              <w:jc w:val="center"/>
+              <w:rPr>
+                <w:rFonts w:ascii="宋体" w:hAnsi="宋体" w:eastAsia="宋体" w:cs="宋体"/>
+                <w:b/>
+                <w:sz w:val="18"/>
+                <w:szCs w:val="18"/>
+              </w:rPr>
+            </w:pPr>
+            <w:r>
+              <w:rPr>
+                <w:rFonts w:ascii="宋体" w:hAnsi="宋体" w:eastAsia="宋体" w:cs="宋体"/>
+                <w:b/>
+                <w:sz w:val="18"/>
+                <w:szCs w:val="18"/>
+              </w:rPr>
+              <w:t>组评</w:t>
+            </w:r>
+          </w:p>
+        </w:tc>
+        <w:tc>
+          <w:tcPr>
+            <w:tcW w:w="554" w:type="dxa"/>
+            <w:tcMar>
+              <w:top w:w="20" w:type="dxa"/>
+              <w:left w:w="50" w:type="dxa"/>
+              <w:bottom w:w="20" w:type="dxa"/>
+              <w:right w:w="50" w:type="dxa"/>
+            </w:tcMar>
+            <w:vAlign w:val="center"/>
+          </w:tcPr>
+          <w:p>
+            <w:pPr>
+              <w:widowControl w:val="0"/>
+              <w:kinsoku/>
+              <w:wordWrap/>
+              <w:overflowPunct/>
+              <w:snapToGrid w:val="0"/>
+              <w:spacing w:before="20" w:after="20" w:line="220" w:lineRule="exact"/>
+              <w:ind w:left="0" w:leftChars="0" w:firstLine="0" w:firstLineChars="0"/>
+              <w:jc w:val="center"/>
+              <w:rPr>
+                <w:rFonts w:ascii="宋体" w:hAnsi="宋体" w:eastAsia="宋体" w:cs="宋体"/>
+                <w:b/>
+                <w:sz w:val="18"/>
+                <w:szCs w:val="18"/>
+              </w:rPr>
+            </w:pPr>
+            <w:r>
+              <w:rPr>
+                <w:rFonts w:ascii="宋体" w:hAnsi="宋体" w:eastAsia="宋体" w:cs="宋体"/>
+                <w:b/>
+                <w:sz w:val="18"/>
+                <w:szCs w:val="18"/>
+              </w:rPr>
+              <w:t>师评</w:t>
+            </w:r>
+          </w:p>
+        </w:tc>
+      </w:tr>
+      <w:tr>
+        <w:tc>
+          <w:tcPr>
+            <w:tcW w:w="1500" w:type="dxa"/>
+            <w:tcMar>
+              <w:top w:w="20" w:type="dxa"/>
+              <w:left w:w="50" w:type="dxa"/>
+              <w:bottom w:w="20" w:type="dxa"/>
+              <w:right w:w="50" w:type="dxa"/>
+            </w:tcMar>
+            <w:vAlign w:val="center"/>
+          </w:tcPr>
+          <w:p>
+            <w:pPr>
+              <w:widowControl w:val="0"/>
+              <w:kinsoku/>
+              <w:wordWrap/>
+              <w:overflowPunct/>
+              <w:snapToGrid w:val="0"/>
+              <w:spacing w:before="20" w:after="20" w:line="220" w:lineRule="exact"/>
+              <w:ind w:left="0" w:leftChars="0" w:firstLine="0" w:firstLineChars="0"/>
+              <w:jc w:val="center"/>
+              <w:rPr>
+                <w:rFonts w:ascii="宋体" w:hAnsi="宋体" w:eastAsia="宋体" w:cs="宋体"/>
+                <w:sz w:val="18"/>
+                <w:szCs w:val="18"/>
+              </w:rPr>
+            </w:pPr>
+            <w:r>
+              <w:rPr>
+                <w:rFonts w:ascii="宋体" w:hAnsi="宋体" w:eastAsia="宋体" w:cs="宋体"/>
+                <w:sz w:val="18"/>
+                <w:szCs w:val="18"/>
+              </w:rPr>
+              <w:t>凯库勒式缺陷分析报告与结构演变脉络图</w:t>
+            </w:r>
+          </w:p>
+        </w:tc>
+        <w:tc>
+          <w:tcPr>
+            <w:tcW w:w="1620" w:type="dxa"/>
+            <w:tcMar>
+              <w:top w:w="20" w:type="dxa"/>
+              <w:left w:w="50" w:type="dxa"/>
+              <w:bottom w:w="20" w:type="dxa"/>
+              <w:right w:w="50" w:type="dxa"/>
+            </w:tcMar>
+            <w:vAlign w:val="center"/>
+          </w:tcPr>
+          <w:p>
+            <w:pPr>
+              <w:widowControl w:val="0"/>
+              <w:kinsoku/>
+              <w:wordWrap/>
+              <w:overflowPunct/>
+              <w:snapToGrid w:val="0"/>
+              <w:spacing w:before="20" w:after="20" w:line="220" w:lineRule="exact"/>
+              <w:ind w:left="0" w:leftChars="0" w:firstLine="0" w:firstLineChars="0"/>
+              <w:jc w:val="both"/>
+              <w:rPr>
+                <w:rFonts w:ascii="宋体" w:hAnsi="宋体" w:eastAsia="宋体" w:cs="宋体"/>
+                <w:sz w:val="18"/>
+                <w:szCs w:val="18"/>
+              </w:rPr>
+            </w:pPr>
+            <w:r>
+              <w:rPr>
+                <w:rFonts w:ascii="宋体" w:hAnsi="宋体" w:eastAsia="宋体" w:cs="宋体"/>
+                <w:sz w:val="18"/>
+                <w:szCs w:val="18"/>
+              </w:rPr>
+              <w:t>能完整梳理凯库勒式可解释与不可解释的证据，准确指出旧模型缺陷并提出合理修正；脉络图清晰、逻辑严密，能自觉说明科学知识的暂定性与累积性。</w:t>
+            </w:r>
+          </w:p>
+        </w:tc>
+        <w:tc>
+          <w:tcPr>
+            <w:tcW w:w="1620" w:type="dxa"/>
+            <w:tcMar>
+              <w:top w:w="20" w:type="dxa"/>
+              <w:left w:w="50" w:type="dxa"/>
+              <w:bottom w:w="20" w:type="dxa"/>
+              <w:right w:w="50" w:type="dxa"/>
+            </w:tcMar>
+            <w:vAlign w:val="center"/>
+          </w:tcPr>
+          <w:p>
+            <w:pPr>
+              <w:widowControl w:val="0"/>
+              <w:kinsoku/>
+              <w:wordWrap/>
+              <w:overflowPunct/>
+              <w:snapToGrid w:val="0"/>
+              <w:spacing w:before="20" w:after="20" w:line="220" w:lineRule="exact"/>
+              <w:ind w:left="0" w:leftChars="0" w:firstLine="0" w:firstLineChars="0"/>
+              <w:jc w:val="both"/>
+              <w:rPr>
+                <w:rFonts w:ascii="宋体" w:hAnsi="宋体" w:eastAsia="宋体" w:cs="宋体"/>
+                <w:sz w:val="18"/>
+                <w:szCs w:val="18"/>
+              </w:rPr>
+            </w:pPr>
+            <w:r>
+              <w:rPr>
+                <w:rFonts w:ascii="宋体" w:hAnsi="宋体" w:eastAsia="宋体" w:cs="宋体"/>
+                <w:sz w:val="18"/>
+                <w:szCs w:val="18"/>
+              </w:rPr>
+              <w:t>能指出旧模型的主要缺陷并作出基本合理的修正，脉络图较清晰，对科学知识的可修正性有一定认识。</w:t>
+            </w:r>
+          </w:p>
+        </w:tc>
+        <w:tc>
+          <w:tcPr>
+            <w:tcW w:w="1620" w:type="dxa"/>
+            <w:tcMar>
+              <w:top w:w="20" w:type="dxa"/>
+              <w:left w:w="50" w:type="dxa"/>
+              <w:bottom w:w="20" w:type="dxa"/>
+              <w:right w:w="50" w:type="dxa"/>
+            </w:tcMar>
+            <w:vAlign w:val="center"/>
+          </w:tcPr>
+          <w:p>
+            <w:pPr>
+              <w:widowControl w:val="0"/>
+              <w:kinsoku/>
+              <w:wordWrap/>
+              <w:overflowPunct/>
+              <w:snapToGrid w:val="0"/>
+              <w:spacing w:before="20" w:after="20" w:line="220" w:lineRule="exact"/>
+              <w:ind w:left="0" w:leftChars="0" w:firstLine="0" w:firstLineChars="0"/>
+              <w:jc w:val="both"/>
+              <w:rPr>
+                <w:rFonts w:ascii="宋体" w:hAnsi="宋体" w:eastAsia="宋体" w:cs="宋体"/>
+                <w:sz w:val="18"/>
+                <w:szCs w:val="18"/>
+              </w:rPr>
+            </w:pPr>
+            <w:r>
+              <w:rPr>
+                <w:rFonts w:ascii="宋体" w:hAnsi="宋体" w:eastAsia="宋体" w:cs="宋体"/>
+                <w:sz w:val="18"/>
+                <w:szCs w:val="18"/>
+              </w:rPr>
+              <w:t>能列举部分反常证据，脉络图基本完整，但对缺陷的分析较浅、结论较简单。</w:t>
+            </w:r>
+          </w:p>
+        </w:tc>
+        <w:tc>
+          <w:tcPr>
+            <w:tcW w:w="1618" w:type="dxa"/>
+            <w:tcMar>
+              <w:top w:w="20" w:type="dxa"/>
+              <w:left w:w="50" w:type="dxa"/>
+              <w:bottom w:w="20" w:type="dxa"/>
+              <w:right w:w="50" w:type="dxa"/>
+            </w:tcMar>
+            <w:vAlign w:val="center"/>
+          </w:tcPr>
+          <w:p>
+            <w:pPr>
+              <w:widowControl w:val="0"/>
+              <w:kinsoku/>
+              <w:wordWrap/>
+              <w:overflowPunct/>
+              <w:snapToGrid w:val="0"/>
+              <w:spacing w:before="20" w:after="20" w:line="220" w:lineRule="exact"/>
+              <w:ind w:left="0" w:leftChars="0" w:firstLine="0" w:firstLineChars="0"/>
+              <w:jc w:val="both"/>
+              <w:rPr>
+                <w:rFonts w:ascii="宋体" w:hAnsi="宋体" w:eastAsia="宋体" w:cs="宋体"/>
+                <w:sz w:val="18"/>
+                <w:szCs w:val="18"/>
+              </w:rPr>
+            </w:pPr>
+            <w:r>
+              <w:rPr>
+                <w:rFonts w:ascii="宋体" w:hAnsi="宋体" w:eastAsia="宋体" w:cs="宋体"/>
+                <w:sz w:val="18"/>
+                <w:szCs w:val="18"/>
+              </w:rPr>
+              <w:t>未能指出旧模型缺陷，脉络图缺失或混乱，仅复述史实。</w:t>
+            </w:r>
+          </w:p>
+        </w:tc>
+        <w:tc>
+          <w:tcPr>
+            <w:tcW w:w="553" w:type="dxa"/>
+            <w:tcMar>
+              <w:top w:w="20" w:type="dxa"/>
+              <w:left w:w="50" w:type="dxa"/>
+              <w:bottom w:w="20" w:type="dxa"/>
+              <w:right w:w="50" w:type="dxa"/>
+            </w:tcMar>
+            <w:vAlign w:val="center"/>
+          </w:tcPr>
+          <w:p>
+            <w:pPr>
+              <w:widowControl w:val="0"/>
+              <w:kinsoku/>
+              <w:wordWrap/>
+              <w:overflowPunct/>
+              <w:snapToGrid w:val="0"/>
+              <w:spacing w:before="20" w:after="20" w:line="220" w:lineRule="exact"/>
+              <w:ind w:left="0" w:leftChars="0" w:firstLine="0" w:firstLineChars="0"/>
+              <w:jc w:val="center"/>
+              <w:rPr>
+                <w:rFonts w:ascii="宋体" w:hAnsi="宋体" w:eastAsia="宋体" w:cs="宋体"/>
+                <w:sz w:val="18"/>
+                <w:szCs w:val="18"/>
+              </w:rPr>
+            </w:pPr>
+          </w:p>
+        </w:tc>
+        <w:tc>
+          <w:tcPr>
+            <w:tcW w:w="553" w:type="dxa"/>
+            <w:tcMar>
+              <w:top w:w="20" w:type="dxa"/>
+              <w:left w:w="50" w:type="dxa"/>
+              <w:bottom w:w="20" w:type="dxa"/>
+              <w:right w:w="50" w:type="dxa"/>
+            </w:tcMar>
+            <w:vAlign w:val="center"/>
+          </w:tcPr>
+          <w:p>
+            <w:pPr>
+              <w:widowControl w:val="0"/>
+              <w:kinsoku/>
+              <w:wordWrap/>
+              <w:overflowPunct/>
+              <w:snapToGrid w:val="0"/>
+              <w:spacing w:before="20" w:after="20" w:line="220" w:lineRule="exact"/>
+              <w:ind w:left="0" w:leftChars="0" w:firstLine="0" w:firstLineChars="0"/>
+              <w:jc w:val="center"/>
+              <w:rPr>
+                <w:rFonts w:ascii="宋体" w:hAnsi="宋体" w:eastAsia="宋体" w:cs="宋体"/>
+                <w:sz w:val="18"/>
+                <w:szCs w:val="18"/>
+              </w:rPr>
+            </w:pPr>
+          </w:p>
+        </w:tc>
+        <w:tc>
+          <w:tcPr>
+            <w:tcW w:w="554" w:type="dxa"/>
+            <w:tcMar>
+              <w:top w:w="20" w:type="dxa"/>
+              <w:left w:w="50" w:type="dxa"/>
+              <w:bottom w:w="20" w:type="dxa"/>
+              <w:right w:w="50" w:type="dxa"/>
+            </w:tcMar>
+            <w:vAlign w:val="center"/>
+          </w:tcPr>
+          <w:p>
+            <w:pPr>
+              <w:widowControl w:val="0"/>
+              <w:kinsoku/>
+              <w:wordWrap/>
+              <w:overflowPunct/>
+              <w:snapToGrid w:val="0"/>
+              <w:spacing w:before="20" w:after="20" w:line="220" w:lineRule="exact"/>
+              <w:ind w:left="0" w:leftChars="0" w:firstLine="0" w:firstLineChars="0"/>
+              <w:jc w:val="center"/>
+              <w:rPr>
+                <w:rFonts w:ascii="宋体" w:hAnsi="宋体" w:eastAsia="宋体" w:cs="宋体"/>
+                <w:sz w:val="18"/>
+                <w:szCs w:val="18"/>
+              </w:rPr>
+            </w:pPr>
+          </w:p>
+        </w:tc>
+      </w:tr>
+      <w:tr>
+        <w:tc>
+          <w:tcPr>
+            <w:tcW w:w="1500" w:type="dxa"/>
+            <w:tcMar>
+              <w:top w:w="20" w:type="dxa"/>
+              <w:left w:w="50" w:type="dxa"/>
+              <w:bottom w:w="20" w:type="dxa"/>
+              <w:right w:w="50" w:type="dxa"/>
+            </w:tcMar>
+            <w:vAlign w:val="center"/>
+          </w:tcPr>
+          <w:p>
+            <w:pPr>
+              <w:widowControl w:val="0"/>
+              <w:kinsoku/>
+              <w:wordWrap/>
+              <w:overflowPunct/>
+              <w:snapToGrid w:val="0"/>
+              <w:spacing w:before="20" w:after="20" w:line="220" w:lineRule="exact"/>
+              <w:ind w:left="0" w:leftChars="0" w:firstLine="0" w:firstLineChars="0"/>
+              <w:jc w:val="center"/>
+              <w:rPr>
+                <w:rFonts w:ascii="宋体" w:hAnsi="宋体" w:eastAsia="宋体" w:cs="宋体"/>
+                <w:sz w:val="18"/>
+                <w:szCs w:val="18"/>
+              </w:rPr>
+            </w:pPr>
+            <w:r>
+              <w:rPr>
+                <w:rFonts w:ascii="宋体" w:hAnsi="宋体" w:eastAsia="宋体" w:cs="宋体"/>
+                <w:sz w:val="18"/>
+                <w:szCs w:val="18"/>
+              </w:rPr>
+              <w:t>苯环结构证据链论证报告</w:t>
+            </w:r>
+          </w:p>
+        </w:tc>
+        <w:tc>
+          <w:tcPr>
+            <w:tcW w:w="1620" w:type="dxa"/>
+            <w:tcMar>
+              <w:top w:w="20" w:type="dxa"/>
+              <w:left w:w="50" w:type="dxa"/>
+              <w:bottom w:w="20" w:type="dxa"/>
+              <w:right w:w="50" w:type="dxa"/>
+            </w:tcMar>
+            <w:vAlign w:val="center"/>
+          </w:tcPr>
+          <w:p>
+            <w:pPr>
+              <w:widowControl w:val="0"/>
+              <w:kinsoku/>
+              <w:wordWrap/>
+              <w:overflowPunct/>
+              <w:snapToGrid w:val="0"/>
+              <w:spacing w:before="20" w:after="20" w:line="220" w:lineRule="exact"/>
+              <w:ind w:left="0" w:leftChars="0" w:firstLine="0" w:firstLineChars="0"/>
+              <w:jc w:val="both"/>
+              <w:rPr>
+                <w:rFonts w:ascii="宋体" w:hAnsi="宋体" w:eastAsia="宋体" w:cs="宋体"/>
+                <w:sz w:val="18"/>
+                <w:szCs w:val="18"/>
+              </w:rPr>
+            </w:pPr>
+            <w:r>
+              <w:rPr>
+                <w:rFonts w:ascii="宋体" w:hAnsi="宋体" w:eastAsia="宋体" w:cs="宋体"/>
+                <w:sz w:val="18"/>
+                <w:szCs w:val="18"/>
+              </w:rPr>
+              <w:t>能规范记录实验现象，综合定性现象与键长、氢化热等定量证据，形成“现象—证据—结论”完整证据链，论证严密、能用证据回应质疑。</w:t>
+            </w:r>
+          </w:p>
+        </w:tc>
+        <w:tc>
+          <w:tcPr>
+            <w:tcW w:w="1620" w:type="dxa"/>
+            <w:tcMar>
+              <w:top w:w="20" w:type="dxa"/>
+              <w:left w:w="50" w:type="dxa"/>
+              <w:bottom w:w="20" w:type="dxa"/>
+              <w:right w:w="50" w:type="dxa"/>
+            </w:tcMar>
+            <w:vAlign w:val="center"/>
+          </w:tcPr>
+          <w:p>
+            <w:pPr>
+              <w:widowControl w:val="0"/>
+              <w:kinsoku/>
+              <w:wordWrap/>
+              <w:overflowPunct/>
+              <w:snapToGrid w:val="0"/>
+              <w:spacing w:before="20" w:after="20" w:line="220" w:lineRule="exact"/>
+              <w:ind w:left="0" w:leftChars="0" w:firstLine="0" w:firstLineChars="0"/>
+              <w:jc w:val="both"/>
+              <w:rPr>
+                <w:rFonts w:ascii="宋体" w:hAnsi="宋体" w:eastAsia="宋体" w:cs="宋体"/>
+                <w:sz w:val="18"/>
+                <w:szCs w:val="18"/>
+              </w:rPr>
+            </w:pPr>
+            <w:r>
+              <w:rPr>
+                <w:rFonts w:ascii="宋体" w:hAnsi="宋体" w:eastAsia="宋体" w:cs="宋体"/>
+                <w:sz w:val="18"/>
+                <w:szCs w:val="18"/>
+              </w:rPr>
+              <w:t>能记录实验现象并结合部分定量数据得出结论，证据链较完整，论证基本合理。</w:t>
+            </w:r>
+          </w:p>
+        </w:tc>
+        <w:tc>
+          <w:tcPr>
+            <w:tcW w:w="1620" w:type="dxa"/>
+            <w:tcMar>
+              <w:top w:w="20" w:type="dxa"/>
+              <w:left w:w="50" w:type="dxa"/>
+              <w:bottom w:w="20" w:type="dxa"/>
+              <w:right w:w="50" w:type="dxa"/>
+            </w:tcMar>
+            <w:vAlign w:val="center"/>
+          </w:tcPr>
+          <w:p>
+            <w:pPr>
+              <w:widowControl w:val="0"/>
+              <w:kinsoku/>
+              <w:wordWrap/>
+              <w:overflowPunct/>
+              <w:snapToGrid w:val="0"/>
+              <w:spacing w:before="20" w:after="20" w:line="220" w:lineRule="exact"/>
+              <w:ind w:left="0" w:leftChars="0" w:firstLine="0" w:firstLineChars="0"/>
+              <w:jc w:val="both"/>
+              <w:rPr>
+                <w:rFonts w:ascii="宋体" w:hAnsi="宋体" w:eastAsia="宋体" w:cs="宋体"/>
+                <w:sz w:val="18"/>
+                <w:szCs w:val="18"/>
+              </w:rPr>
+            </w:pPr>
+            <w:r>
+              <w:rPr>
+                <w:rFonts w:ascii="宋体" w:hAnsi="宋体" w:eastAsia="宋体" w:cs="宋体"/>
+                <w:sz w:val="18"/>
+                <w:szCs w:val="18"/>
+              </w:rPr>
+              <w:t>能完成实验并记录现象，但证据与结论的联系较松散，论证不够充分。</w:t>
+            </w:r>
+          </w:p>
+        </w:tc>
+        <w:tc>
+          <w:tcPr>
+            <w:tcW w:w="1618" w:type="dxa"/>
+            <w:tcMar>
+              <w:top w:w="20" w:type="dxa"/>
+              <w:left w:w="50" w:type="dxa"/>
+              <w:bottom w:w="20" w:type="dxa"/>
+              <w:right w:w="50" w:type="dxa"/>
+            </w:tcMar>
+            <w:vAlign w:val="center"/>
+          </w:tcPr>
+          <w:p>
+            <w:pPr>
+              <w:widowControl w:val="0"/>
+              <w:kinsoku/>
+              <w:wordWrap/>
+              <w:overflowPunct/>
+              <w:snapToGrid w:val="0"/>
+              <w:spacing w:before="20" w:after="20" w:line="220" w:lineRule="exact"/>
+              <w:ind w:left="0" w:leftChars="0" w:firstLine="0" w:firstLineChars="0"/>
+              <w:jc w:val="both"/>
+              <w:rPr>
+                <w:rFonts w:ascii="宋体" w:hAnsi="宋体" w:eastAsia="宋体" w:cs="宋体"/>
+                <w:sz w:val="18"/>
+                <w:szCs w:val="18"/>
+              </w:rPr>
+            </w:pPr>
+            <w:r>
+              <w:rPr>
+                <w:rFonts w:ascii="宋体" w:hAnsi="宋体" w:eastAsia="宋体" w:cs="宋体"/>
+                <w:sz w:val="18"/>
+                <w:szCs w:val="18"/>
+              </w:rPr>
+              <w:t>实验现象记录缺失或有误，结论缺乏证据支撑。</w:t>
+            </w:r>
+          </w:p>
+        </w:tc>
+        <w:tc>
+          <w:tcPr>
+            <w:tcW w:w="553" w:type="dxa"/>
+            <w:tcMar>
+              <w:top w:w="20" w:type="dxa"/>
+              <w:left w:w="50" w:type="dxa"/>
+              <w:bottom w:w="20" w:type="dxa"/>
+              <w:right w:w="50" w:type="dxa"/>
+            </w:tcMar>
+            <w:vAlign w:val="center"/>
+          </w:tcPr>
+          <w:p>
+            <w:pPr>
+              <w:widowControl w:val="0"/>
+              <w:kinsoku/>
+              <w:wordWrap/>
+              <w:overflowPunct/>
+              <w:snapToGrid w:val="0"/>
+              <w:spacing w:before="20" w:after="20" w:line="220" w:lineRule="exact"/>
+              <w:ind w:left="0" w:leftChars="0" w:firstLine="0" w:firstLineChars="0"/>
+              <w:jc w:val="center"/>
+              <w:rPr>
+                <w:rFonts w:ascii="宋体" w:hAnsi="宋体" w:eastAsia="宋体" w:cs="宋体"/>
+                <w:sz w:val="18"/>
+                <w:szCs w:val="18"/>
+              </w:rPr>
+            </w:pPr>
+          </w:p>
+        </w:tc>
+        <w:tc>
+          <w:tcPr>
+            <w:tcW w:w="553" w:type="dxa"/>
+            <w:tcMar>
+              <w:top w:w="20" w:type="dxa"/>
+              <w:left w:w="50" w:type="dxa"/>
+              <w:bottom w:w="20" w:type="dxa"/>
+              <w:right w:w="50" w:type="dxa"/>
+            </w:tcMar>
+            <w:vAlign w:val="center"/>
+          </w:tcPr>
+          <w:p>
+            <w:pPr>
+              <w:widowControl w:val="0"/>
+              <w:kinsoku/>
+              <w:wordWrap/>
+              <w:overflowPunct/>
+              <w:snapToGrid w:val="0"/>
+              <w:spacing w:before="20" w:after="20" w:line="220" w:lineRule="exact"/>
+              <w:ind w:left="0" w:leftChars="0" w:firstLine="0" w:firstLineChars="0"/>
+              <w:jc w:val="center"/>
+              <w:rPr>
+                <w:rFonts w:ascii="宋体" w:hAnsi="宋体" w:eastAsia="宋体" w:cs="宋体"/>
+                <w:sz w:val="18"/>
+                <w:szCs w:val="18"/>
+              </w:rPr>
+            </w:pPr>
+          </w:p>
+        </w:tc>
+        <w:tc>
+          <w:tcPr>
+            <w:tcW w:w="554" w:type="dxa"/>
+            <w:tcMar>
+              <w:top w:w="20" w:type="dxa"/>
+              <w:left w:w="50" w:type="dxa"/>
+              <w:bottom w:w="20" w:type="dxa"/>
+              <w:right w:w="50" w:type="dxa"/>
+            </w:tcMar>
+            <w:vAlign w:val="center"/>
+          </w:tcPr>
+          <w:p>
+            <w:pPr>
+              <w:widowControl w:val="0"/>
+              <w:kinsoku/>
+              <w:wordWrap/>
+              <w:overflowPunct/>
+              <w:snapToGrid w:val="0"/>
+              <w:spacing w:before="20" w:after="20" w:line="220" w:lineRule="exact"/>
+              <w:ind w:left="0" w:leftChars="0" w:firstLine="0" w:firstLineChars="0"/>
+              <w:jc w:val="center"/>
+              <w:rPr>
+                <w:rFonts w:ascii="宋体" w:hAnsi="宋体" w:eastAsia="宋体" w:cs="宋体"/>
+                <w:sz w:val="18"/>
+                <w:szCs w:val="18"/>
+              </w:rPr>
+            </w:pPr>
+          </w:p>
+        </w:tc>
+      </w:tr>
+      <w:tr>
+        <w:tc>
+          <w:tcPr>
+            <w:tcW w:w="1500" w:type="dxa"/>
+            <w:tcMar>
+              <w:top w:w="20" w:type="dxa"/>
+              <w:left w:w="50" w:type="dxa"/>
+              <w:bottom w:w="20" w:type="dxa"/>
+              <w:right w:w="50" w:type="dxa"/>
+            </w:tcMar>
+            <w:vAlign w:val="center"/>
+          </w:tcPr>
+          <w:p>
+            <w:pPr>
+              <w:widowControl w:val="0"/>
+              <w:kinsoku/>
+              <w:wordWrap/>
+              <w:overflowPunct/>
+              <w:snapToGrid w:val="0"/>
+              <w:spacing w:before="20" w:after="20" w:line="220" w:lineRule="exact"/>
+              <w:ind w:left="0" w:leftChars="0" w:firstLine="0" w:firstLineChars="0"/>
+              <w:jc w:val="center"/>
+              <w:rPr>
+                <w:rFonts w:ascii="宋体" w:hAnsi="宋体" w:eastAsia="宋体" w:cs="宋体"/>
+                <w:sz w:val="18"/>
+                <w:szCs w:val="18"/>
+              </w:rPr>
+            </w:pPr>
+            <w:r>
+              <w:rPr>
+                <w:rFonts w:ascii="宋体" w:hAnsi="宋体" w:eastAsia="宋体" w:cs="宋体"/>
+                <w:sz w:val="18"/>
+                <w:szCs w:val="18"/>
+              </w:rPr>
+              <w:t>苯的社会应用建议书与听证会观点摘要</w:t>
+            </w:r>
+          </w:p>
+        </w:tc>
+        <w:tc>
+          <w:tcPr>
+            <w:tcW w:w="1620" w:type="dxa"/>
+            <w:tcMar>
+              <w:top w:w="20" w:type="dxa"/>
+              <w:left w:w="50" w:type="dxa"/>
+              <w:bottom w:w="20" w:type="dxa"/>
+              <w:right w:w="50" w:type="dxa"/>
+            </w:tcMar>
+            <w:vAlign w:val="center"/>
+          </w:tcPr>
+          <w:p>
+            <w:pPr>
+              <w:widowControl w:val="0"/>
+              <w:kinsoku/>
+              <w:wordWrap/>
+              <w:overflowPunct/>
+              <w:snapToGrid w:val="0"/>
+              <w:spacing w:before="20" w:after="20" w:line="220" w:lineRule="exact"/>
+              <w:ind w:left="0" w:leftChars="0" w:firstLine="0" w:firstLineChars="0"/>
+              <w:jc w:val="both"/>
+              <w:rPr>
+                <w:rFonts w:ascii="宋体" w:hAnsi="宋体" w:eastAsia="宋体" w:cs="宋体"/>
+                <w:sz w:val="18"/>
+                <w:szCs w:val="18"/>
+              </w:rPr>
+            </w:pPr>
+            <w:r>
+              <w:rPr>
+                <w:rFonts w:ascii="宋体" w:hAnsi="宋体" w:eastAsia="宋体" w:cs="宋体"/>
+                <w:sz w:val="18"/>
+                <w:szCs w:val="18"/>
+              </w:rPr>
+              <w:t>能从多方立场辩证分析苯的工业价值与健康危害，权衡经济、健康、环保等因素，提出合理的决策建议，体现对科学与社会关系的全面认识。</w:t>
+            </w:r>
+          </w:p>
+        </w:tc>
+        <w:tc>
+          <w:tcPr>
+            <w:tcW w:w="1620" w:type="dxa"/>
+            <w:tcMar>
+              <w:top w:w="20" w:type="dxa"/>
+              <w:left w:w="50" w:type="dxa"/>
+              <w:bottom w:w="20" w:type="dxa"/>
+              <w:right w:w="50" w:type="dxa"/>
+            </w:tcMar>
+            <w:vAlign w:val="center"/>
+          </w:tcPr>
+          <w:p>
+            <w:pPr>
+              <w:widowControl w:val="0"/>
+              <w:kinsoku/>
+              <w:wordWrap/>
+              <w:overflowPunct/>
+              <w:snapToGrid w:val="0"/>
+              <w:spacing w:before="20" w:after="20" w:line="220" w:lineRule="exact"/>
+              <w:ind w:left="0" w:leftChars="0" w:firstLine="0" w:firstLineChars="0"/>
+              <w:jc w:val="both"/>
+              <w:rPr>
+                <w:rFonts w:ascii="宋体" w:hAnsi="宋体" w:eastAsia="宋体" w:cs="宋体"/>
+                <w:sz w:val="18"/>
+                <w:szCs w:val="18"/>
+              </w:rPr>
+            </w:pPr>
+            <w:r>
+              <w:rPr>
+                <w:rFonts w:ascii="宋体" w:hAnsi="宋体" w:eastAsia="宋体" w:cs="宋体"/>
+                <w:sz w:val="18"/>
+                <w:szCs w:val="18"/>
+              </w:rPr>
+              <w:t>能从不同角度分析苯的利与弊，提出较合理的建议，对科学的社会属性有一定认识。</w:t>
+            </w:r>
+          </w:p>
+        </w:tc>
+        <w:tc>
+          <w:tcPr>
+            <w:tcW w:w="1620" w:type="dxa"/>
+            <w:tcMar>
+              <w:top w:w="20" w:type="dxa"/>
+              <w:left w:w="50" w:type="dxa"/>
+              <w:bottom w:w="20" w:type="dxa"/>
+              <w:right w:w="50" w:type="dxa"/>
+            </w:tcMar>
+            <w:vAlign w:val="center"/>
+          </w:tcPr>
+          <w:p>
+            <w:pPr>
+              <w:widowControl w:val="0"/>
+              <w:kinsoku/>
+              <w:wordWrap/>
+              <w:overflowPunct/>
+              <w:snapToGrid w:val="0"/>
+              <w:spacing w:before="20" w:after="20" w:line="220" w:lineRule="exact"/>
+              <w:ind w:left="0" w:leftChars="0" w:firstLine="0" w:firstLineChars="0"/>
+              <w:jc w:val="both"/>
+              <w:rPr>
+                <w:rFonts w:ascii="宋体" w:hAnsi="宋体" w:eastAsia="宋体" w:cs="宋体"/>
+                <w:sz w:val="18"/>
+                <w:szCs w:val="18"/>
+              </w:rPr>
+            </w:pPr>
+            <w:r>
+              <w:rPr>
+                <w:rFonts w:ascii="宋体" w:hAnsi="宋体" w:eastAsia="宋体" w:cs="宋体"/>
+                <w:sz w:val="18"/>
+                <w:szCs w:val="18"/>
+              </w:rPr>
+              <w:t>能列举苯的用途与危害，但分析较片面，建议较笼统。</w:t>
+            </w:r>
+          </w:p>
+        </w:tc>
+        <w:tc>
+          <w:tcPr>
+            <w:tcW w:w="1618" w:type="dxa"/>
+            <w:tcMar>
+              <w:top w:w="20" w:type="dxa"/>
+              <w:left w:w="50" w:type="dxa"/>
+              <w:bottom w:w="20" w:type="dxa"/>
+              <w:right w:w="50" w:type="dxa"/>
+            </w:tcMar>
+            <w:vAlign w:val="center"/>
+          </w:tcPr>
+          <w:p>
+            <w:pPr>
+              <w:widowControl w:val="0"/>
+              <w:kinsoku/>
+              <w:wordWrap/>
+              <w:overflowPunct/>
+              <w:snapToGrid w:val="0"/>
+              <w:spacing w:before="20" w:after="20" w:line="220" w:lineRule="exact"/>
+              <w:ind w:left="0" w:leftChars="0" w:firstLine="0" w:firstLineChars="0"/>
+              <w:jc w:val="both"/>
+              <w:rPr>
+                <w:rFonts w:ascii="宋体" w:hAnsi="宋体" w:eastAsia="宋体" w:cs="宋体"/>
+                <w:sz w:val="18"/>
+                <w:szCs w:val="18"/>
+              </w:rPr>
+            </w:pPr>
+            <w:r>
+              <w:rPr>
+                <w:rFonts w:ascii="宋体" w:hAnsi="宋体" w:eastAsia="宋体" w:cs="宋体"/>
+                <w:sz w:val="18"/>
+                <w:szCs w:val="18"/>
+              </w:rPr>
+              <w:t>仅罗列现象，缺乏权衡与判断。</w:t>
+            </w:r>
+          </w:p>
+        </w:tc>
+        <w:tc>
+          <w:tcPr>
+            <w:tcW w:w="553" w:type="dxa"/>
+            <w:tcMar>
+              <w:top w:w="20" w:type="dxa"/>
+              <w:left w:w="50" w:type="dxa"/>
+              <w:bottom w:w="20" w:type="dxa"/>
+              <w:right w:w="50" w:type="dxa"/>
+            </w:tcMar>
+            <w:vAlign w:val="center"/>
+          </w:tcPr>
+          <w:p>
+            <w:pPr>
+              <w:widowControl w:val="0"/>
+              <w:kinsoku/>
+              <w:wordWrap/>
+              <w:overflowPunct/>
+              <w:snapToGrid w:val="0"/>
+              <w:spacing w:before="20" w:after="20" w:line="220" w:lineRule="exact"/>
+              <w:ind w:left="0" w:leftChars="0" w:firstLine="0" w:firstLineChars="0"/>
+              <w:jc w:val="center"/>
+              <w:rPr>
+                <w:rFonts w:ascii="宋体" w:hAnsi="宋体" w:eastAsia="宋体" w:cs="宋体"/>
+                <w:sz w:val="18"/>
+                <w:szCs w:val="18"/>
+              </w:rPr>
+            </w:pPr>
+          </w:p>
+        </w:tc>
+        <w:tc>
+          <w:tcPr>
+            <w:tcW w:w="553" w:type="dxa"/>
+            <w:tcMar>
+              <w:top w:w="20" w:type="dxa"/>
+              <w:left w:w="50" w:type="dxa"/>
+              <w:bottom w:w="20" w:type="dxa"/>
+              <w:right w:w="50" w:type="dxa"/>
+            </w:tcMar>
+            <w:vAlign w:val="center"/>
+          </w:tcPr>
+          <w:p>
+            <w:pPr>
+              <w:widowControl w:val="0"/>
+              <w:kinsoku/>
+              <w:wordWrap/>
+              <w:overflowPunct/>
+              <w:snapToGrid w:val="0"/>
+              <w:spacing w:before="20" w:after="20" w:line="220" w:lineRule="exact"/>
+              <w:ind w:left="0" w:leftChars="0" w:firstLine="0" w:firstLineChars="0"/>
+              <w:jc w:val="center"/>
+              <w:rPr>
+                <w:rFonts w:ascii="宋体" w:hAnsi="宋体" w:eastAsia="宋体" w:cs="宋体"/>
+                <w:sz w:val="18"/>
+                <w:szCs w:val="18"/>
+              </w:rPr>
+            </w:pPr>
+          </w:p>
+        </w:tc>
+        <w:tc>
+          <w:tcPr>
+            <w:tcW w:w="554" w:type="dxa"/>
+            <w:tcMar>
+              <w:top w:w="20" w:type="dxa"/>
+              <w:left w:w="50" w:type="dxa"/>
+              <w:bottom w:w="20" w:type="dxa"/>
+              <w:right w:w="50" w:type="dxa"/>
+            </w:tcMar>
+            <w:vAlign w:val="center"/>
+          </w:tcPr>
+          <w:p>
+            <w:pPr>
+              <w:widowControl w:val="0"/>
+              <w:kinsoku/>
+              <w:wordWrap/>
+              <w:overflowPunct/>
+              <w:snapToGrid w:val="0"/>
+              <w:spacing w:before="20" w:after="20" w:line="220" w:lineRule="exact"/>
+              <w:ind w:left="0" w:leftChars="0" w:firstLine="0" w:firstLineChars="0"/>
+              <w:jc w:val="center"/>
+              <w:rPr>
+                <w:rFonts w:ascii="宋体" w:hAnsi="宋体" w:eastAsia="宋体" w:cs="宋体"/>
+                <w:sz w:val="18"/>
+                <w:szCs w:val="18"/>
+              </w:rPr>
+            </w:pPr>
+          </w:p>
+        </w:tc>
+      </w:tr>
+      <w:tr>
+        <w:tc>
+          <w:tcPr>
+            <w:tcW w:w="1500" w:type="dxa"/>
+            <w:tcMar>
+              <w:top w:w="20" w:type="dxa"/>
+              <w:left w:w="50" w:type="dxa"/>
+              <w:bottom w:w="20" w:type="dxa"/>
+              <w:right w:w="50" w:type="dxa"/>
+            </w:tcMar>
+            <w:vAlign w:val="center"/>
+          </w:tcPr>
+          <w:p>
+            <w:pPr>
+              <w:widowControl w:val="0"/>
+              <w:kinsoku/>
+              <w:wordWrap/>
+              <w:overflowPunct/>
+              <w:snapToGrid w:val="0"/>
+              <w:spacing w:before="20" w:after="20" w:line="220" w:lineRule="exact"/>
+              <w:ind w:left="0" w:leftChars="0" w:firstLine="0" w:firstLineChars="0"/>
+              <w:jc w:val="center"/>
+              <w:rPr>
+                <w:rFonts w:ascii="宋体" w:hAnsi="宋体" w:eastAsia="宋体" w:cs="宋体"/>
+                <w:sz w:val="18"/>
+                <w:szCs w:val="18"/>
+              </w:rPr>
+            </w:pPr>
+            <w:r>
+              <w:rPr>
+                <w:rFonts w:ascii="宋体" w:hAnsi="宋体" w:eastAsia="宋体" w:cs="宋体"/>
+                <w:sz w:val="18"/>
+                <w:szCs w:val="18"/>
+              </w:rPr>
+              <w:t>课堂参与与反思</w:t>
+            </w:r>
+          </w:p>
+        </w:tc>
+        <w:tc>
+          <w:tcPr>
+            <w:tcW w:w="1620" w:type="dxa"/>
+            <w:tcMar>
+              <w:top w:w="20" w:type="dxa"/>
+              <w:left w:w="50" w:type="dxa"/>
+              <w:bottom w:w="20" w:type="dxa"/>
+              <w:right w:w="50" w:type="dxa"/>
+            </w:tcMar>
+            <w:vAlign w:val="center"/>
+          </w:tcPr>
+          <w:p>
+            <w:pPr>
+              <w:widowControl w:val="0"/>
+              <w:kinsoku/>
+              <w:wordWrap/>
+              <w:overflowPunct/>
+              <w:snapToGrid w:val="0"/>
+              <w:spacing w:before="20" w:after="20" w:line="220" w:lineRule="exact"/>
+              <w:ind w:left="0" w:leftChars="0" w:firstLine="0" w:firstLineChars="0"/>
+              <w:jc w:val="both"/>
+              <w:rPr>
+                <w:rFonts w:ascii="宋体" w:hAnsi="宋体" w:eastAsia="宋体" w:cs="宋体"/>
+                <w:sz w:val="18"/>
+                <w:szCs w:val="18"/>
+              </w:rPr>
+            </w:pPr>
+            <w:r>
+              <w:rPr>
+                <w:rFonts w:ascii="宋体" w:hAnsi="宋体" w:eastAsia="宋体" w:cs="宋体"/>
+                <w:sz w:val="18"/>
+                <w:szCs w:val="18"/>
+              </w:rPr>
+              <w:t>积极参与探究与讨论，能主动质疑与反思，清晰表达对科学本质认识的转变。</w:t>
+            </w:r>
+          </w:p>
+        </w:tc>
+        <w:tc>
+          <w:tcPr>
+            <w:tcW w:w="1620" w:type="dxa"/>
+            <w:tcMar>
+              <w:top w:w="20" w:type="dxa"/>
+              <w:left w:w="50" w:type="dxa"/>
+              <w:bottom w:w="20" w:type="dxa"/>
+              <w:right w:w="50" w:type="dxa"/>
+            </w:tcMar>
+            <w:vAlign w:val="center"/>
+          </w:tcPr>
+          <w:p>
+            <w:pPr>
+              <w:widowControl w:val="0"/>
+              <w:kinsoku/>
+              <w:wordWrap/>
+              <w:overflowPunct/>
+              <w:snapToGrid w:val="0"/>
+              <w:spacing w:before="20" w:after="20" w:line="220" w:lineRule="exact"/>
+              <w:ind w:left="0" w:leftChars="0" w:firstLine="0" w:firstLineChars="0"/>
+              <w:jc w:val="both"/>
+              <w:rPr>
+                <w:rFonts w:ascii="宋体" w:hAnsi="宋体" w:eastAsia="宋体" w:cs="宋体"/>
+                <w:sz w:val="18"/>
+                <w:szCs w:val="18"/>
+              </w:rPr>
+            </w:pPr>
+            <w:r>
+              <w:rPr>
+                <w:rFonts w:ascii="宋体" w:hAnsi="宋体" w:eastAsia="宋体" w:cs="宋体"/>
+                <w:sz w:val="18"/>
+                <w:szCs w:val="18"/>
+              </w:rPr>
+              <w:t>能参与探究与讨论，有一定的质疑、反思与表达。</w:t>
+            </w:r>
+          </w:p>
+        </w:tc>
+        <w:tc>
+          <w:tcPr>
+            <w:tcW w:w="1620" w:type="dxa"/>
+            <w:tcMar>
+              <w:top w:w="20" w:type="dxa"/>
+              <w:left w:w="50" w:type="dxa"/>
+              <w:bottom w:w="20" w:type="dxa"/>
+              <w:right w:w="50" w:type="dxa"/>
+            </w:tcMar>
+            <w:vAlign w:val="center"/>
+          </w:tcPr>
+          <w:p>
+            <w:pPr>
+              <w:widowControl w:val="0"/>
+              <w:kinsoku/>
+              <w:wordWrap/>
+              <w:overflowPunct/>
+              <w:snapToGrid w:val="0"/>
+              <w:spacing w:before="20" w:after="20" w:line="220" w:lineRule="exact"/>
+              <w:ind w:left="0" w:leftChars="0" w:firstLine="0" w:firstLineChars="0"/>
+              <w:jc w:val="both"/>
+              <w:rPr>
+                <w:rFonts w:ascii="宋体" w:hAnsi="宋体" w:eastAsia="宋体" w:cs="宋体"/>
+                <w:sz w:val="18"/>
+                <w:szCs w:val="18"/>
+              </w:rPr>
+            </w:pPr>
+            <w:r>
+              <w:rPr>
+                <w:rFonts w:ascii="宋体" w:hAnsi="宋体" w:eastAsia="宋体" w:cs="宋体"/>
+                <w:sz w:val="18"/>
+                <w:szCs w:val="18"/>
+              </w:rPr>
+              <w:t>能完成基本学习任务，参与与反思较被动。</w:t>
+            </w:r>
+          </w:p>
+        </w:tc>
+        <w:tc>
+          <w:tcPr>
+            <w:tcW w:w="1618" w:type="dxa"/>
+            <w:tcMar>
+              <w:top w:w="20" w:type="dxa"/>
+              <w:left w:w="50" w:type="dxa"/>
+              <w:bottom w:w="20" w:type="dxa"/>
+              <w:right w:w="50" w:type="dxa"/>
+            </w:tcMar>
+            <w:vAlign w:val="center"/>
+          </w:tcPr>
+          <w:p>
+            <w:pPr>
+              <w:widowControl w:val="0"/>
+              <w:kinsoku/>
+              <w:wordWrap/>
+              <w:overflowPunct/>
+              <w:snapToGrid w:val="0"/>
+              <w:spacing w:before="20" w:after="20" w:line="220" w:lineRule="exact"/>
+              <w:ind w:left="0" w:leftChars="0" w:firstLine="0" w:firstLineChars="0"/>
+              <w:jc w:val="both"/>
+              <w:rPr>
+                <w:rFonts w:ascii="宋体" w:hAnsi="宋体" w:eastAsia="宋体" w:cs="宋体"/>
+                <w:sz w:val="18"/>
+                <w:szCs w:val="18"/>
+              </w:rPr>
+            </w:pPr>
+            <w:r>
+              <w:rPr>
+                <w:rFonts w:ascii="宋体" w:hAnsi="宋体" w:eastAsia="宋体" w:cs="宋体"/>
+                <w:sz w:val="18"/>
+                <w:szCs w:val="18"/>
+              </w:rPr>
+              <w:t>参与度低，缺乏反思。</w:t>
+            </w:r>
+          </w:p>
+        </w:tc>
+        <w:tc>
+          <w:tcPr>
+            <w:tcW w:w="553" w:type="dxa"/>
+            <w:tcMar>
+              <w:top w:w="20" w:type="dxa"/>
+              <w:left w:w="50" w:type="dxa"/>
+              <w:bottom w:w="20" w:type="dxa"/>
+              <w:right w:w="50" w:type="dxa"/>
+            </w:tcMar>
+            <w:vAlign w:val="center"/>
+          </w:tcPr>
+          <w:p>
+            <w:pPr>
+              <w:widowControl w:val="0"/>
+              <w:kinsoku/>
+              <w:wordWrap/>
+              <w:overflowPunct/>
+              <w:snapToGrid w:val="0"/>
+              <w:spacing w:before="20" w:after="20" w:line="220" w:lineRule="exact"/>
+              <w:ind w:left="0" w:leftChars="0" w:firstLine="0" w:firstLineChars="0"/>
+              <w:jc w:val="center"/>
+              <w:rPr>
+                <w:rFonts w:ascii="宋体" w:hAnsi="宋体" w:eastAsia="宋体" w:cs="宋体"/>
+                <w:sz w:val="18"/>
+                <w:szCs w:val="18"/>
+              </w:rPr>
+            </w:pPr>
+          </w:p>
+        </w:tc>
+        <w:tc>
+          <w:tcPr>
+            <w:tcW w:w="553" w:type="dxa"/>
+            <w:tcMar>
+              <w:top w:w="20" w:type="dxa"/>
+              <w:left w:w="50" w:type="dxa"/>
+              <w:bottom w:w="20" w:type="dxa"/>
+              <w:right w:w="50" w:type="dxa"/>
+            </w:tcMar>
+            <w:vAlign w:val="center"/>
+          </w:tcPr>
+          <w:p>
+            <w:pPr>
+              <w:widowControl w:val="0"/>
+              <w:kinsoku/>
+              <w:wordWrap/>
+              <w:overflowPunct/>
+              <w:snapToGrid w:val="0"/>
+              <w:spacing w:before="20" w:after="20" w:line="220" w:lineRule="exact"/>
+              <w:ind w:left="0" w:leftChars="0" w:firstLine="0" w:firstLineChars="0"/>
+              <w:jc w:val="center"/>
+              <w:rPr>
+                <w:rFonts w:ascii="宋体" w:hAnsi="宋体" w:eastAsia="宋体" w:cs="宋体"/>
+                <w:sz w:val="18"/>
+                <w:szCs w:val="18"/>
+              </w:rPr>
+            </w:pPr>
+          </w:p>
+        </w:tc>
+        <w:tc>
+          <w:tcPr>
+            <w:tcW w:w="554" w:type="dxa"/>
+            <w:tcMar>
+              <w:top w:w="20" w:type="dxa"/>
+              <w:left w:w="50" w:type="dxa"/>
+              <w:bottom w:w="20" w:type="dxa"/>
+              <w:right w:w="50" w:type="dxa"/>
+            </w:tcMar>
+            <w:vAlign w:val="center"/>
+          </w:tcPr>
+          <w:p>
+            <w:pPr>
+              <w:widowControl w:val="0"/>
+              <w:kinsoku/>
+              <w:wordWrap/>
+              <w:overflowPunct/>
+              <w:snapToGrid w:val="0"/>
+              <w:spacing w:before="20" w:after="20" w:line="220" w:lineRule="exact"/>
+              <w:ind w:left="0" w:leftChars="0" w:firstLine="0" w:firstLineChars="0"/>
+              <w:jc w:val="center"/>
+              <w:rPr>
+                <w:rFonts w:ascii="宋体" w:hAnsi="宋体" w:eastAsia="宋体" w:cs="宋体"/>
+                <w:sz w:val="18"/>
+                <w:szCs w:val="18"/>
+              </w:rPr>
+            </w:pPr>
+          </w:p>
+        </w:tc>
+      </w:tr>
+    </w:tbl>
+    <w:p>
+      <w:pPr>
+        <w:pageBreakBefore/>
+        <w:spacing w:before="240" w:after="180" w:line="400" w:lineRule="exact"/>
+        <w:ind w:firstLine="0" w:firstLineChars="0"/>
+        <w:jc w:val="center"/>
+        <w:rPr>
+          <w:rFonts w:ascii="黑体" w:hAnsi="黑体" w:eastAsia="黑体" w:cs="黑体"/>
+          <w:b/>
+          <w:bCs/>
+          <w:sz w:val="30"/>
+          <w:szCs w:val="30"/>
+        </w:rPr>
+      </w:pPr>
+      <w:r>
+        <w:rPr>
+          <w:rFonts w:ascii="黑体" w:hAnsi="黑体" w:eastAsia="黑体" w:cs="黑体"/>
+          <w:b/>
+          <w:bCs/>
+          <w:sz w:val="30"/>
+          <w:szCs w:val="30"/>
+        </w:rPr>
+        <w:t>附录C　师生访谈提纲</w:t>
+      </w:r>
+    </w:p>
+    <w:p>
+      <w:pPr>
+        <w:widowControl/>
+        <w:spacing w:after="80" w:line="400" w:lineRule="exact"/>
+        <w:ind w:firstLine="0" w:firstLineChars="0"/>
+        <w:jc w:val="both"/>
+        <w:rPr>
+          <w:rFonts w:hint="eastAsia"/>
+          <w:b/>
+        </w:rPr>
+      </w:pPr>
+      <w:r>
+        <w:rPr>
+          <w:rFonts w:hint="eastAsia"/>
+          <w:b/>
+        </w:rPr>
+        <w:t>学生访谈提纲：</w:t>
+      </w:r>
+    </w:p>
+    <w:p>
+      <w:pPr>
+        <w:widowControl/>
+        <w:spacing w:after="80" w:line="400" w:lineRule="exact"/>
+        <w:ind w:firstLine="482"/>
+        <w:jc w:val="both"/>
+        <w:rPr>
+          <w:rFonts w:hint="eastAsia"/>
+        </w:rPr>
+      </w:pPr>
+      <w:r>
+        <w:rPr>
+          <w:rFonts w:hint="eastAsia"/>
+        </w:rPr>
+        <w:t>问题一：你对这节以化学史为线索、探索苯分子结构的学习方式感兴趣吗？它对你的学习有哪些帮助？</w:t>
+      </w:r>
+    </w:p>
+    <w:p>
+      <w:pPr>
+        <w:widowControl/>
+        <w:spacing w:after="80" w:line="400" w:lineRule="exact"/>
+        <w:ind w:firstLine="482"/>
+        <w:jc w:val="both"/>
+        <w:rPr>
+          <w:rFonts w:hint="eastAsia"/>
+        </w:rPr>
+      </w:pPr>
+      <w:r>
+        <w:rPr>
+          <w:rFonts w:hint="eastAsia"/>
+        </w:rPr>
+        <w:t>问题二：在整个学习过程中，你印象最深或觉得最有意思的是哪一个环节（如凯库勒式的提出与修正、苯环结构的实验探究、苯的社会应用听证会）？为什么？</w:t>
+      </w:r>
+    </w:p>
+    <w:p>
+      <w:pPr>
+        <w:widowControl/>
+        <w:spacing w:after="80" w:line="400" w:lineRule="exact"/>
+        <w:ind w:firstLine="482"/>
+        <w:jc w:val="both"/>
+        <w:rPr>
+          <w:rFonts w:hint="eastAsia"/>
+        </w:rPr>
+      </w:pPr>
+      <w:r>
+        <w:rPr>
+          <w:rFonts w:hint="eastAsia"/>
+        </w:rPr>
+        <w:t>问题三：学过这节课后，你怎么看“科学知识会不会被修正”这个问题？能否结合凯库勒式的例子谈谈你的想法？</w:t>
+      </w:r>
+    </w:p>
+    <w:p>
+      <w:pPr>
+        <w:widowControl/>
+        <w:spacing w:after="80" w:line="400" w:lineRule="exact"/>
+        <w:ind w:firstLine="482"/>
+        <w:jc w:val="both"/>
+        <w:rPr>
+          <w:rFonts w:hint="eastAsia"/>
+        </w:rPr>
+      </w:pPr>
+      <w:r>
+        <w:rPr>
+          <w:rFonts w:hint="eastAsia"/>
+        </w:rPr>
+        <w:t>问题四：在探究苯环结构时，你是怎么理解“证据”的作用的？你认为一个科学结论要靠什么才能确立？</w:t>
+      </w:r>
+    </w:p>
+    <w:p>
+      <w:pPr>
+        <w:widowControl/>
+        <w:spacing w:after="80" w:line="400" w:lineRule="exact"/>
+        <w:ind w:firstLine="482"/>
+        <w:jc w:val="both"/>
+        <w:rPr>
+          <w:rFonts w:hint="eastAsia"/>
+        </w:rPr>
+      </w:pPr>
+      <w:r>
+        <w:rPr>
+          <w:rFonts w:hint="eastAsia"/>
+        </w:rPr>
+        <w:t>问题五：关于苯的工业价值与毒性、致癌性，你怎么看待科学技术对社会的影响？经过这节课，你在观念上有什么改变？</w:t>
+      </w:r>
+    </w:p>
+    <w:p>
+      <w:pPr>
+        <w:widowControl/>
+        <w:spacing w:after="80" w:line="400" w:lineRule="exact"/>
+        <w:ind w:firstLine="0" w:firstLineChars="0"/>
+        <w:jc w:val="both"/>
+        <w:rPr>
+          <w:rFonts w:hint="eastAsia"/>
+          <w:b/>
+        </w:rPr>
+      </w:pPr>
+      <w:r>
+        <w:rPr>
+          <w:rFonts w:hint="eastAsia"/>
+          <w:b/>
+        </w:rPr>
+        <w:t>教师访谈提纲：</w:t>
+      </w:r>
+    </w:p>
+    <w:p>
+      <w:pPr>
+        <w:widowControl/>
+        <w:spacing w:after="80" w:line="400" w:lineRule="exact"/>
+        <w:ind w:firstLine="482"/>
+        <w:jc w:val="both"/>
+        <w:rPr>
+          <w:rFonts w:hint="eastAsia"/>
+        </w:rPr>
+      </w:pPr>
+      <w:r>
+        <w:rPr>
+          <w:rFonts w:hint="eastAsia"/>
+        </w:rPr>
+        <w:t>问题一：您认为这节以化学史为主线、指向科学本质观的HPS化学教学的开展效果怎么样？</w:t>
+      </w:r>
+    </w:p>
+    <w:p>
+      <w:pPr>
+        <w:widowControl/>
+        <w:spacing w:after="80" w:line="400" w:lineRule="exact"/>
+        <w:ind w:firstLine="482"/>
+        <w:jc w:val="both"/>
+        <w:rPr>
+          <w:rFonts w:hint="eastAsia"/>
+        </w:rPr>
+      </w:pPr>
+      <w:r>
+        <w:rPr>
+          <w:rFonts w:hint="eastAsia"/>
+        </w:rPr>
+        <w:t>问题二：未来您是否愿意将这种HPS教学方式应用到其他化学主题或日常教学中？</w:t>
+      </w:r>
+    </w:p>
+    <w:p>
+      <w:pPr>
+        <w:widowControl/>
+        <w:spacing w:after="80" w:line="400" w:lineRule="exact"/>
+        <w:ind w:firstLine="482"/>
+        <w:jc w:val="both"/>
+        <w:rPr>
+          <w:rFonts w:hint="eastAsia"/>
+        </w:rPr>
+      </w:pPr>
+      <w:r>
+        <w:rPr>
+          <w:rFonts w:hint="eastAsia"/>
+        </w:rPr>
+        <w:t>问题三：您认为本次教学活动还有哪些需要改进的地方？</w:t>
       </w:r>
     </w:p>
     <w:sectPr>

--- a/HPS理念下培养学生科学本质观的高中化学教学设计研究（学情整合+插图重制）.docx
+++ b/HPS理念下培养学生科学本质观的高中化学教学设计研究（学情整合+插图重制）.docx
@@ -24570,7 +24570,7 @@
         <w:rPr>
           <w:rFonts w:hint="eastAsia"/>
         </w:rPr>
-        <w:t>本设计的量化评价工具，在石晓宇（2024）编制的《科学本质观调查问卷》</w:t>
+        <w:t>科学本质观是一个多维度的概念，要对其水平进行量化测量，首先需要一个结构清晰、可操作的评价维度框架（即量表）作为编制问卷的依据。为此，本研究采用石晓宇所构建的科学本质观评价模型作为测量量表</w:t>
       </w:r>
       <w:r>
         <w:rPr>
@@ -24583,7 +24583,7 @@
         <w:rPr>
           <w:rFonts w:hint="eastAsia"/>
         </w:rPr>
-        <w:t>的基础上改编而成（见附录）。该问卷建立在一个较为系统的科学本质观评价模型之上：石晓宇以刘健智提出的科学本质观框架</w:t>
+        <w:t>。该模型以刘健智提出的科学本质观三维度框架</w:t>
       </w:r>
       <w:r>
         <w:rPr>
@@ -24596,7 +24596,7 @@
         <w:rPr>
           <w:rFonts w:hint="eastAsia"/>
         </w:rPr>
-        <w:t>为基础，并参考Lederman、Khalick等人关于中学阶段科学本质教育的观点，将科学本质观划分为科学知识、科学探究、科学事业三个一级维度，又在其下细分出十个二级维度（因素）。这三个一级维度恰好与本设计所确立的三条培养目标主线相对应，因而能够用来测量本节课所指向的三个维度的整体水平。各维度的具体所指及其操作性定义如表4-7所示。</w:t>
+        <w:t>为基础，并参考Lederman、Khalick等人关于中学阶段科学本质教育的观点，将科学本质观划分为科学知识、科学探究、科学事业三个一级维度，以及其下的十个二级维度（因素）。这三个一级维度恰与本研究所确立的三条培养目标主线相互对应，能够用来测量本节课所指向的三个维度的整体水平。各维度的具体所指及其操作性定义如表4-7所示。</w:t>
       </w:r>
     </w:p>
     <w:p>
@@ -26116,7 +26116,87 @@
         <w:rPr>
           <w:rFonts w:hint="eastAsia"/>
         </w:rPr>
-        <w:t>在题目编制上，问卷采用李克特五点量表，共28道题目，正向题与反向题各14道：正向题按“非常不同意”到“非常同意”依次赋1至5分，用以考查学生对科学本质的正确理解；反向题采用反向计分，即由5分至1分，用以检验学生的辨识能力；两类题目打乱后随机排列。全卷分设科学知识的本质（3题）、科学探究的本质（17题）与科学事业的本质（8题）三个分量表，各因素对应的具体题号见表4-8。评分以各维度的平均分为准：平均分不低于4分，说明学生对该维度科学本质的理解水平较高；低于3分，说明理解水平较低；介于3至4分之间，则表明学生处于有一定理解但有待深化的过渡阶段。</w:t>
+        <w:t>石晓宇正是依据这一评价模型来编制测评问卷的：他在黄晓所编《科学本质观测评问卷》</w:t>
+      </w:r>
+      <w:r>
+        <w:rPr>
+          <w:rFonts w:hint="eastAsia"/>
+          <w:vertAlign w:val="superscript"/>
+        </w:rPr>
+        <w:t>［］</w:t>
+      </w:r>
+      <w:r>
+        <w:rPr>
+          <w:rFonts w:hint="eastAsia"/>
+        </w:rPr>
+        <w:t>的基础上，围绕上述十个二级维度对题目进行改编，形成一份与各维度相对应的问卷，并先后通过专家内容效度评审（各二级维度的内容效度指数I-CVI与校正后的kappa值K*大多在0.88以上）与因子分析检验（克隆巴赫α系数为0.721，KMO值为0.711，累积方差解释率为72.873%），证实该问卷具有良好的信度与结构效度</w:t>
+      </w:r>
+      <w:r>
+        <w:rPr>
+          <w:rFonts w:hint="eastAsia"/>
+          <w:vertAlign w:val="superscript"/>
+        </w:rPr>
+        <w:t>［］</w:t>
+      </w:r>
+      <w:r>
+        <w:rPr>
+          <w:rFonts w:hint="eastAsia"/>
+        </w:rPr>
+        <w:t>。</w:t>
+      </w:r>
+    </w:p>
+    <w:p>
+      <w:pPr>
+        <w:keepNext w:val="0"/>
+        <w:keepLines w:val="0"/>
+        <w:pageBreakBefore w:val="0"/>
+        <w:widowControl/>
+        <w:kinsoku/>
+        <w:wordWrap/>
+        <w:overflowPunct/>
+        <w:topLinePunct w:val="0"/>
+        <w:autoSpaceDE/>
+        <w:autoSpaceDN/>
+        <w:bidi w:val="0"/>
+        <w:adjustRightInd/>
+        <w:snapToGrid/>
+        <w:spacing w:after="120" w:line="400" w:lineRule="exact"/>
+        <w:ind w:firstLine="482"/>
+        <w:jc w:val="both"/>
+        <w:textAlignment w:val="auto"/>
+      </w:pPr>
+      <w:r>
+        <w:rPr>
+          <w:rFonts w:hint="eastAsia"/>
+        </w:rPr>
+        <w:t>本研究的量化评价工具即在石晓宇上述问卷的基础上改编而成。之所以采用这一现成的成熟问卷，而不另行自编，主要有两点考虑：其一，该问卷的三维度结构与本研究的科学本质观培养目标高度契合，且已具备经检验的良好信效度，可直接为前后测提供可靠工具；其二，采用经过验证的成熟量表，也便于本研究的结果与已有研究相互比较。在采用的同时，本研究结合“苯”这一化学课例的学科情境，对部分题目的例证与表述作了改编：将个别题目中的物理学例证替换为化学学科实例（如以质量守恒定律替换牛顿定律、以原子结构模型替换原子模型），并对个别表述欠清晰或易产生歧义的题目重新表述，使其更贴近高一学生的认知与语言习惯；改编过程中，各题目所测的因素及其正、反向计分方向均保持不变。</w:t>
+      </w:r>
+    </w:p>
+    <w:p>
+      <w:pPr>
+        <w:keepNext w:val="0"/>
+        <w:keepLines w:val="0"/>
+        <w:pageBreakBefore w:val="0"/>
+        <w:widowControl/>
+        <w:kinsoku/>
+        <w:wordWrap/>
+        <w:overflowPunct/>
+        <w:topLinePunct w:val="0"/>
+        <w:autoSpaceDE/>
+        <w:autoSpaceDN/>
+        <w:bidi w:val="0"/>
+        <w:adjustRightInd/>
+        <w:snapToGrid/>
+        <w:spacing w:after="120" w:line="400" w:lineRule="exact"/>
+        <w:ind w:firstLine="482"/>
+        <w:jc w:val="both"/>
+        <w:textAlignment w:val="auto"/>
+      </w:pPr>
+      <w:r>
+        <w:rPr>
+          <w:rFonts w:hint="eastAsia"/>
+        </w:rPr>
+        <w:t>在题目结构上，改编后的问卷采用李克特五点量表，共28道题目，正向题与反向题各14道：正向题按“非常不同意”到“非常同意”依次赋1至5分，用以考查学生对科学本质的正确理解；反向题采用反向计分（5至1分），用以检验学生的辨识能力；两类题目打乱后随机排列。全卷分设科学知识的本质（3题）、科学探究的本质（17题）与科学事业的本质（8题）三个分量表，各因素对应的具体题号如表4-8所示。评分以各维度的平均分为准：平均分不低于4分，说明学生对该维度科学本质的理解水平较高；低于3分，说明理解水平较低；介于二者之间，则表明学生处于有一定理解但有待深化的过渡阶段。</w:t>
       </w:r>
     </w:p>
     <w:p>
@@ -27795,60 +27875,7 @@
         <w:rPr>
           <w:rFonts w:hint="eastAsia"/>
         </w:rPr>
-        <w:t>本研究所用问卷可追溯至黄晓编制的科学本质观测评问卷</w:t>
-      </w:r>
-      <w:r>
-        <w:rPr>
-          <w:rFonts w:hint="eastAsia"/>
-          <w:vertAlign w:val="superscript"/>
-        </w:rPr>
-        <w:t>［］</w:t>
-      </w:r>
-      <w:r>
-        <w:rPr>
-          <w:rFonts w:hint="eastAsia"/>
-        </w:rPr>
-        <w:t>；石晓宇</w:t>
-      </w:r>
-      <w:r>
-        <w:rPr>
-          <w:rFonts w:hint="eastAsia"/>
-          <w:vertAlign w:val="superscript"/>
-        </w:rPr>
-        <w:t>［］</w:t>
-      </w:r>
-      <w:r>
-        <w:rPr>
-          <w:rFonts w:hint="eastAsia"/>
-        </w:rPr>
-        <w:t>在其基础上，依据自建的三维度十因素评价模型对题目作了修订，并经专家内容效度评审（各二级维度的内容效度指数I-CVI与校正后的kappa值K*大多在0.88以上）与因子分析检验（克隆巴赫α系数为0.721，KMO值为0.711，累积方差解释率为72.873%），证实该问卷具有良好的信度与结构效度。本研究沿用其科学知识、科学探究、科学事业三维度十因素的框架，并结合本课例的研究对象与实施条件作了进一步改编：结合本研究的化学学科情境，将部分题目中的物理学例证替换为化学学科实例（如以质量守恒定律替换牛顿定律、以原子结构模型替换原子模型），并对个别表述欠清晰或易产生歧义的题目（如原第10、13、25题）重新表述，使其更贴近高一学生的认知与语言习惯。</w:t>
-      </w:r>
-    </w:p>
-    <w:p>
-      <w:pPr>
-        <w:keepNext w:val="0"/>
-        <w:keepLines w:val="0"/>
-        <w:pageBreakBefore w:val="0"/>
-        <w:widowControl/>
-        <w:kinsoku/>
-        <w:wordWrap/>
-        <w:overflowPunct/>
-        <w:topLinePunct w:val="0"/>
-        <w:autoSpaceDE/>
-        <w:autoSpaceDN/>
-        <w:bidi w:val="0"/>
-        <w:adjustRightInd/>
-        <w:snapToGrid/>
-        <w:spacing w:after="120" w:line="400" w:lineRule="exact"/>
-        <w:ind w:firstLine="482"/>
-        <w:jc w:val="both"/>
-        <w:textAlignment w:val="auto"/>
-      </w:pPr>
-      <w:r>
-        <w:rPr>
-          <w:rFonts w:hint="eastAsia"/>
-        </w:rPr>
-        <w:t>本研究在实施时，于“苯”这节课的课前与课后各施测一次，用以考查学生在科学知识、科学探究、科学事业三个维度上科学本质观的变化；改编后问卷的预测试信效度检验，以及前后测数据的具体分析，详见第六章。问卷全部题目见附录。</w:t>
+        <w:t>本研究在实施时，于“苯”这节课的课前与课后各施测一次，用以考查学生在科学知识、科学探究、科学事业三个维度上科学本质观的变化；改编后问卷的预测试信效度检验，以及前后测数据的具体分析，详见第六章。问卷全部题目见附录A。</w:t>
       </w:r>
     </w:p>
     <w:p>
@@ -40605,7 +40632,7 @@
                 <w:sz w:val="18"/>
                 <w:szCs w:val="18"/>
               </w:rPr>
-              <w:t>苯环结构证据链论证报告</w:t>
+              <w:t>实验探究方案、现象记录表与苯环结构证据链论证报告</w:t>
             </w:r>
           </w:p>
         </w:tc>
@@ -40642,7 +40669,7 @@
                 <w:sz w:val="18"/>
                 <w:szCs w:val="18"/>
               </w:rPr>
-              <w:t>能规范记录实验现象，综合定性现象与键长、氢化热等定量证据，形成“现象—证据—结论”完整证据链，论证严密、能用证据回应质疑。</w:t>
+              <w:t>能自主设计对比实验方案、规范记录实验现象，并综合定性现象与键长、氢化热等定量证据形成“现象—证据—结论”完整证据链，论证严密、能用证据回应质疑。</w:t>
             </w:r>
           </w:p>
         </w:tc>
@@ -40679,7 +40706,7 @@
                 <w:sz w:val="18"/>
                 <w:szCs w:val="18"/>
               </w:rPr>
-              <w:t>能记录实验现象并结合部分定量数据得出结论，证据链较完整，论证基本合理。</w:t>
+              <w:t>能设计基本合理的实验方案并记录现象，结合部分定量数据得出结论，证据链较完整。</w:t>
             </w:r>
           </w:p>
         </w:tc>
@@ -40716,7 +40743,7 @@
                 <w:sz w:val="18"/>
                 <w:szCs w:val="18"/>
               </w:rPr>
-              <w:t>能完成实验并记录现象，但证据与结论的联系较松散，论证不够充分。</w:t>
+              <w:t>能在指导下完成实验并记录现象，但方案设计较粗略、证据与结论的联系较松散。</w:t>
             </w:r>
           </w:p>
         </w:tc>
@@ -40753,7 +40780,7 @@
                 <w:sz w:val="18"/>
                 <w:szCs w:val="18"/>
               </w:rPr>
-              <w:t>实验现象记录缺失或有误，结论缺乏证据支撑。</w:t>
+              <w:t>实验方案或现象记录缺失、有误，结论缺乏证据支撑。</w:t>
             </w:r>
           </w:p>
         </w:tc>
